--- a/Livres_finaux/Livre_III_Convives.docx
+++ b/Livres_finaux/Livre_III_Convives.docx
@@ -287,7 +287,7 @@
         <w:jc w:val="both"/>
       </w:pPr>
       <w:r>
-        <w:t>Le contexte. Samedi 6 juin 2026, anniversaire des 30 ans de Lady Chloé. Vous êtes invité au Domaine des Beuhaies. Lady Chloé est rentrée seule à 18h00 et trouve Lady Léa de Pavy morte dans la dépendance — empoisonnée à la digitaline vers 17h25. Le jeu. Lady Chloé enquête seule pendant 1 heure. Sir Amaury est MJ. Vos observations se livrent en conversation, librement. Vos secrets se gardent — il faut un levier pour qu’ils sortent.</w:t>
+        <w:t>Le contexte. Samedi 6 juin 1925, anniversaire des 30 ans de Lady Chloé. Vous êtes invité au Domaine des Beuhaies. Lady Chloé est rentrée seule à 18h00 et trouve Lady Léa de Pavy morte dans la dépendance — empoisonnée à la digitaline vers 17h25. Le jeu. Lady Chloé enquête seule pendant 1 heure. Sir Amaury est MJ. Vos observations se livrent en conversation, librement. Vos secrets se gardent — il faut un levier pour qu’ils sortent.</w:t>
       </w:r>
     </w:p>
     <w:p>
@@ -1600,7 +1600,7 @@
                 <w:sz w:val="22"/>
                 <w:szCs w:val="22"/>
               </w:rPr>
-              <w:t>Jardin</w:t>
+              <w:t>Lisière de forêt</w:t>
             </w:r>
           </w:p>
         </w:tc>
@@ -2021,7 +2021,7 @@
         <w:jc w:val="both"/>
       </w:pPr>
       <w:r>
-        <w:t>Le contexte. Samedi 6 juin 2026, anniversaire des 30 ans de Lady Chloé. Vous êtes invité au Domaine des Beuhaies. Lady Chloé est rentrée seule à 18h00 et trouve Lady Léa de Pavy morte dans la dépendance — empoisonnée à la digitaline vers 17h25. Le jeu. Lady Chloé enquête seule pendant 1 heure. Sir Amaury est MJ. Vos observations se livrent en conversation, librement. Vos secrets se gardent — il faut un levier pour qu’ils sortent.</w:t>
+        <w:t>Le contexte. Samedi 6 juin 1925, anniversaire des 30 ans de Lady Chloé. Vous êtes invité au Domaine des Beuhaies. Lady Chloé est rentrée seule à 18h00 et trouve Lady Léa de Pavy morte dans la dépendance — empoisonnée à la digitaline vers 17h25. Le jeu. Lady Chloé enquête seule pendant 1 heure. Sir Amaury est MJ. Vos observations se livrent en conversation, librement. Vos secrets se gardent — il faut un levier pour qu’ils sortent.</w:t>
       </w:r>
     </w:p>
     <w:p>
@@ -2202,7 +2202,7 @@
         <w:jc w:val="both"/>
       </w:pPr>
       <w:r>
-        <w:t>Diplomate respecté. Marié à Lady Amandinette depuis 12 ans. Vous l’aimez profondément. Vous ne soupçonnez RIEN — ni sa vraie identité, ni son geste d’aujourd’hui. Mais vous avez senti son trouble cet après-midi, son absence anormale entre 17h05 et 17h45. Par instinct conjugal, vous avez menti pour elle, sans savoir de quoi vous la protégiez exactement.</w:t>
+        <w:t>Diplomate respecté. Marié à Lady Amandinette depuis 15 ans. Vous l’aimez profondément. Vous ne soupçonnez RIEN — ni sa vraie identité, ni son geste d’aujourd’hui. Mais vous avez senti son trouble cet après-midi, son absence anormale entre 17h05 et 17h45. Par instinct conjugal, vous avez menti pour elle, sans savoir de quoi vous la protégiez exactement.</w:t>
       </w:r>
     </w:p>
     <w:p>
@@ -2802,7 +2802,7 @@
                 <w:sz w:val="22"/>
                 <w:szCs w:val="22"/>
               </w:rPr>
-              <w:t>Jardin</w:t>
+              <w:t>Lisière de forêt</w:t>
             </w:r>
           </w:p>
         </w:tc>
@@ -3152,7 +3152,7 @@
         <w:jc w:val="both"/>
       </w:pPr>
       <w:r>
-        <w:t>Le contexte. Samedi 6 juin 2026, anniversaire des 30 ans de Lady Chloé. Vous êtes invité au Domaine des Beuhaies. Lady Chloé est rentrée seule à 18h00 et trouve Lady Léa de Pavy morte dans la dépendance — empoisonnée à la digitaline vers 17h25. Le jeu. Lady Chloé enquête seule pendant 1 heure. Sir Amaury est MJ. Vos observations se livrent en conversation, librement. Vos secrets se gardent — il faut un levier pour qu’ils sortent.</w:t>
+        <w:t>Le contexte. Samedi 6 juin 1925, anniversaire des 30 ans de Lady Chloé. Vous êtes invité au Domaine des Beuhaies. Lady Chloé est rentrée seule à 18h00 et trouve Lady Léa de Pavy morte dans la dépendance — empoisonnée à la digitaline vers 17h25. Le jeu. Lady Chloé enquête seule pendant 1 heure. Sir Amaury est MJ. Vos observations se livrent en conversation, librement. Vos secrets se gardent — il faut un levier pour qu’ils sortent.</w:t>
       </w:r>
     </w:p>
     <w:p>
@@ -4196,7 +4196,7 @@
         <w:jc w:val="both"/>
       </w:pPr>
       <w:r>
-        <w:t>Le contexte. Samedi 6 juin 2026, anniversaire des 30 ans de Lady Chloé. Vous êtes invité au Domaine des Beuhaies. Lady Chloé est rentrée seule à 18h00 et trouve Lady Léa de Pavy morte dans la dépendance — empoisonnée à la digitaline vers 17h25. Le jeu. Lady Chloé enquête seule pendant 1 heure. Sir Amaury est MJ. Vos observations se livrent en conversation, librement. Vos secrets se gardent — il faut un levier pour qu’ils sortent.</w:t>
+        <w:t>Le contexte. Samedi 6 juin 1925, anniversaire des 30 ans de Lady Chloé. Vous êtes invité au Domaine des Beuhaies. Lady Chloé est rentrée seule à 18h00 et trouve Lady Léa de Pavy morte dans la dépendance — empoisonnée à la digitaline vers 17h25. Le jeu. Lady Chloé enquête seule pendant 1 heure. Sir Amaury est MJ. Vos observations se livrent en conversation, librement. Vos secrets se gardent — il faut un levier pour qu’ils sortent.</w:t>
       </w:r>
     </w:p>
     <w:p>
@@ -4457,7 +4457,7 @@
         <w:t>Liaison active avec Léa depuis 6 mois.</w:t>
       </w:r>
       <w:r>
-        <w:t xml:space="preserve"> Aujourd’hui à 16h50, rendez-vous au potager avec elle. Elle vous a embrassée, vous l’avez embrassée. Vous vous êtes séparées vers 16h58. </w:t>
+        <w:t xml:space="preserve"> Aujourd’hui à 16h50, rendez-vous au potager avec elle. Elle vous a embrassée, vous l’avez embrassée. Vous vous êtes séparées vers 16h55. </w:t>
       </w:r>
       <w:r>
         <w:rPr>
@@ -5093,7 +5093,7 @@
                 <w:sz w:val="22"/>
                 <w:szCs w:val="22"/>
               </w:rPr>
-              <w:t>16h50 – 16h58</w:t>
+              <w:t>16h50 – 16h55</w:t>
             </w:r>
           </w:p>
         </w:tc>
@@ -5466,7 +5466,7 @@
         <w:jc w:val="both"/>
       </w:pPr>
       <w:r>
-        <w:t>Le contexte. Samedi 6 juin 2026, anniversaire des 30 ans de Lady Chloé. Vous êtes invité au Domaine des Beuhaies. Lady Chloé est rentrée seule à 18h00 et trouve Lady Léa de Pavy morte dans la dépendance — empoisonnée à la digitaline vers 17h25. Le jeu. Lady Chloé enquête seule pendant 1 heure. Sir Amaury est MJ. Vos observations se livrent en conversation, librement. Vos secrets se gardent — il faut un levier pour qu’ils sortent.</w:t>
+        <w:t>Le contexte. Samedi 6 juin 1925, anniversaire des 30 ans de Lady Chloé. Vous êtes invité au Domaine des Beuhaies. Lady Chloé est rentrée seule à 18h00 et trouve Lady Léa de Pavy morte dans la dépendance — empoisonnée à la digitaline vers 17h25. Le jeu. Lady Chloé enquête seule pendant 1 heure. Sir Amaury est MJ. Vos observations se livrent en conversation, librement. Vos secrets se gardent — il faut un levier pour qu’ils sortent.</w:t>
       </w:r>
     </w:p>
     <w:p>
@@ -5710,7 +5710,7 @@
         <w:t>Rendez-vous raté avec Léa à 17h30.</w:t>
       </w:r>
       <w:r>
-        <w:t xml:space="preserve"> Vous deviez lui remettre 5 000 livres en liquide à la dépendance. Vous y êtes allé. La porte était DÉJÀ fermée à clef. Vous êtes reparti à 17h32, mallette toujours pleine, et avez caché celle-ci dans le placard du couloir intérieur à 17h33 (Lady Boulet de Myrtilles vous a vu).</w:t>
+        <w:t xml:space="preserve"> Vous deviez lui remettre 5 000 livres en liquide à la dépendance. Vous y êtes allé. La porte était DÉJÀ fermée à clef. Vous êtes reparti à 17h32 par le sentier latéral, pour ne pas être vu depuis le bar ni traverser le jardin (c’est pourquoi vous ne voyez personne — ni Amandinette au barbecue, ni Clochette derrière la baie). Vous avez caché la mallette dans le placard du couloir intérieur à 17h33 (Lady Boulet de Myrtilles vous a vu).</w:t>
       </w:r>
     </w:p>
     <w:p>
@@ -6102,7 +6102,7 @@
                 <w:sz w:val="22"/>
                 <w:szCs w:val="22"/>
               </w:rPr>
-              <w:t>Jardin</w:t>
+              <w:t>Lisière de forêt</w:t>
             </w:r>
           </w:p>
         </w:tc>
@@ -6736,7 +6736,7 @@
         <w:jc w:val="both"/>
       </w:pPr>
       <w:r>
-        <w:t>Le contexte. Samedi 6 juin 2026, anniversaire des 30 ans de Lady Chloé. Vous êtes invité au Domaine des Beuhaies. Lady Chloé est rentrée seule à 18h00 et trouve Lady Léa de Pavy morte dans la dépendance — empoisonnée à la digitaline vers 17h25. Le jeu. Lady Chloé enquête seule pendant 1 heure. Sir Amaury est MJ. Vos observations se livrent en conversation, librement. Vos secrets se gardent — il faut un levier pour qu’ils sortent.</w:t>
+        <w:t>Le contexte. Samedi 6 juin 1925, anniversaire des 30 ans de Lady Chloé. Vous êtes invité au Domaine des Beuhaies. Lady Chloé est rentrée seule à 18h00 et trouve Lady Léa de Pavy morte dans la dépendance — empoisonnée à la digitaline vers 17h25. Le jeu. Lady Chloé enquête seule pendant 1 heure. Sir Amaury est MJ. Vos observations se livrent en conversation, librement. Vos secrets se gardent — il faut un levier pour qu’ils sortent.</w:t>
       </w:r>
     </w:p>
     <w:p>
@@ -7817,6 +7817,18 @@
     <w:p>
       <w:pPr>
         <w:spacing w:after="120"/>
+      </w:pPr>
+      <w:r>
+        <w:rPr>
+          <w:i/>
+          <w:sz w:val="22"/>
+        </w:rPr>
+        <w:t xml:space="preserve">18h05 — Chambre — Bref passage discret (Lady Romanette vous voit monter brièvement, l’air de dissimuler quelque chose).</w:t>
+      </w:r>
+    </w:p>
+    <w:p>
+      <w:pPr>
+        <w:spacing w:after="120"/>
         <w:jc w:val="center"/>
       </w:pPr>
       <w:r>
@@ -7922,7 +7934,7 @@
         <w:jc w:val="both"/>
       </w:pPr>
       <w:r>
-        <w:t>Le contexte. Samedi 6 juin 2026, anniversaire des 30 ans de Lady Chloé. Vous êtes invité au Domaine des Beuhaies. Lady Chloé est rentrée seule à 18h00 et trouve Lady Léa de Pavy morte dans la dépendance — empoisonnée à la digitaline vers 17h25. Le jeu. Lady Chloé enquête seule pendant 1 heure. Sir Amaury est MJ. Vos observations se livrent en conversation, librement. Vos secrets se gardent — il faut un levier pour qu’ils sortent.</w:t>
+        <w:t>Le contexte. Samedi 6 juin 1925, anniversaire des 30 ans de Lady Chloé. Vous êtes invité au Domaine des Beuhaies. Lady Chloé est rentrée seule à 18h00 et trouve Lady Léa de Pavy morte dans la dépendance — empoisonnée à la digitaline vers 17h25. Le jeu. Lady Chloé enquête seule pendant 1 heure. Sir Amaury est MJ. Vos observations se livrent en conversation, librement. Vos secrets se gardent — il faut un levier pour qu’ils sortent.</w:t>
       </w:r>
     </w:p>
     <w:p>
@@ -8118,6 +8130,18 @@
     </w:p>
     <w:p>
       <w:pPr>
+        <w:spacing w:before="60" w:after="60" w:line="300" w:lineRule="auto"/>
+        <w:jc w:val="both"/>
+      </w:pPr>
+      <w:r>
+        <w:rPr>
+          <w:sz w:val="22"/>
+        </w:rPr>
+        <w:t xml:space="preserve">Ce matin, à votre arrivée, elle vous a glissé un mot dans la main : « M. Plumeau — deux cents livres ce soir, ou demain le tout-Londres saura. — L. » Vous l’avez déchiré dans les toilettes et jeté dans la cuvette.</w:t>
+      </w:r>
+    </w:p>
+    <w:p>
+      <w:pPr>
         <w:spacing w:before="240" w:after="100"/>
       </w:pPr>
       <w:r>
@@ -8239,7 +8263,7 @@
         <w:t>Votre alibi</w:t>
       </w:r>
       <w:r>
-        <w:t xml:space="preserve"> : « De 16h50 à 17h15 j’étais seul au jardin. De 17h15 à 17h25 seul à la lisière de la forêt. À partir de 17h25, j’étais avec Sir Tatoine à la lisière. »</w:t>
+        <w:t xml:space="preserve"> : « De 16h50 à 17h15 j’étais seul à la lisière de la forêt. De 17h15 à 17h25 seul à la lisière de la forêt. À partir de 17h25, j’étais avec Sir Tatoine à la lisière. »</w:t>
       </w:r>
     </w:p>
     <w:p>
@@ -8255,7 +8279,7 @@
         <w:t>Témoignage sur Louis au banc</w:t>
       </w:r>
       <w:r>
-        <w:t xml:space="preserve"> (Acte I) : « Pendant que je prenais l’air au jardin vers 17h00-17h15, j’apercevais Louis sur le banc. Il sortait quelque chose de sa poche, gestes nerveux. C’était louche. »</w:t>
+        <w:t xml:space="preserve"> (Acte I) : « Pendant que je prenais l’air à la lisière de forêt vers 17h00-17h15, j’apercevais Louis sur le banc. Il sortait quelque chose de sa poche, gestes nerveux. C’était louche. »</w:t>
       </w:r>
     </w:p>
     <w:p>
@@ -8739,7 +8763,7 @@
                 <w:sz w:val="22"/>
                 <w:szCs w:val="22"/>
               </w:rPr>
-              <w:t>Jardin</w:t>
+              <w:t>Lisière de forêt</w:t>
             </w:r>
           </w:p>
         </w:tc>
@@ -9089,7 +9113,7 @@
         <w:jc w:val="both"/>
       </w:pPr>
       <w:r>
-        <w:t>Le contexte. Samedi 6 juin 2026, anniversaire des 30 ans de Lady Chloé. Vous êtes invité au Domaine des Beuhaies. Lady Chloé est rentrée seule à 18h00 et trouve Lady Léa de Pavy morte dans la dépendance — empoisonnée à la digitaline vers 17h25. Le jeu. Lady Chloé enquête seule pendant 1 heure. Sir Amaury est MJ. Vos observations se livrent en conversation, librement. Vos secrets se gardent — il faut un levier pour qu’ils sortent.</w:t>
+        <w:t>Le contexte. Samedi 6 juin 1925, anniversaire des 30 ans de Lady Chloé. Vous êtes invité au Domaine des Beuhaies. Lady Chloé est rentrée seule à 18h00 et trouve Lady Léa de Pavy morte dans la dépendance — empoisonnée à la digitaline vers 17h25. Le jeu. Lady Chloé enquête seule pendant 1 heure. Sir Amaury est MJ. Vos observations se livrent en conversation, librement. Vos secrets se gardent — il faut un levier pour qu’ils sortent.</w:t>
       </w:r>
     </w:p>
     <w:p>
@@ -9413,7 +9437,7 @@
         <w:jc w:val="both"/>
       </w:pPr>
       <w:r>
-        <w:t>Il y a 6 ans, avant le mariage Sir Tatoine — Lady Cloé Fischer, vous avez échangé quelques lettres tendres avec Tatoine. Une rencontre dans un jardin, jamais consommée. Léa savait et vous faisait chanter (200 livres par trimestre). Vous payiez surtout pour que Clochette ne sache jamais.</w:t>
+        <w:t>Il y a 6 ans, avant le mariage Sir Tatoine — Lady Cloé Fischer, vous avez échangé quelques lettres tendres avec Tatoine. Une rencontre dans un jardin, jamais consommée. Léa savait et vous faisait chanter (200 livres par trimestre). Vous payiez surtout pour que Clochette ne sache jamais. Ce matin, à votre arrivée, Léa vous a remis un dernier « rappel d’échéance » — un mot bref vous réclamant un trimestre d’avance. Vous l’avez caché dans votre livre, sous la couverture en cuir.</w:t>
       </w:r>
     </w:p>
     <w:p>
@@ -9492,7 +9516,7 @@
         <w:t>ACTE II — Si Chloé interroge sur Nicolas</w:t>
       </w:r>
       <w:r>
-        <w:t xml:space="preserve"> : « Après son éclat de voix de 16h45, et avec cette fiole dans son manteau, qu’attendre de plus ? Je l’ai entendu jurer ce matin qu’elle paierait pour ce qu’elle disait sur sa famille. »</w:t>
+        <w:t xml:space="preserve"> : « Après son éclat de voix de 16h40, et avec cette fiole dans son manteau, qu’attendre de plus ? Je l’ai entendu jurer ce matin qu’elle paierait pour ce qu’elle disait sur sa famille. »</w:t>
       </w:r>
     </w:p>
     <w:p>
@@ -9540,7 +9564,7 @@
         <w:t>ACTE III — Alicia près du bar pendant la cohue</w:t>
       </w:r>
       <w:r>
-        <w:t xml:space="preserve"> : « À 18h00, pendant que tout le monde s’agitait, j’ai vu Alicia s’attarder près du bar. Elle paraissait perdue. »</w:t>
+        <w:t xml:space="preserve"> : « À 17h58, pendant que tout le monde s’agitait, j’ai vu Alicia s’attarder près du bar. Elle paraissait perdue. »</w:t>
       </w:r>
     </w:p>
     <w:p>
@@ -10252,7 +10276,7 @@
                 <w:sz w:val="22"/>
                 <w:szCs w:val="22"/>
               </w:rPr>
-              <w:t>Vous regagnez votre fauteuil. Cris de Lady Victoria à 17h58. Vous voyez Alicia s’attarder près du bar à 18h00.</w:t>
+              <w:t>Vous regagnez votre fauteuil. Cris de Lady Victoria à 17h58. Vous voyez Alicia s’attarder près du bar à 17h58.</w:t>
             </w:r>
           </w:p>
         </w:tc>
@@ -10366,7 +10390,7 @@
         <w:jc w:val="both"/>
       </w:pPr>
       <w:r>
-        <w:t>Le contexte. Samedi 6 juin 2026, anniversaire des 30 ans de Lady Chloé. Vous êtes invité au Domaine des Beuhaies. Lady Chloé est rentrée seule à 18h00 et trouve Lady Léa de Pavy morte dans la dépendance — empoisonnée à la digitaline vers 17h25. Le jeu. Lady Chloé enquête seule pendant 1 heure. Sir Amaury est MJ. Vos observations se livrent en conversation, librement. Vos secrets se gardent — il faut un levier pour qu’ils sortent.</w:t>
+        <w:t>Le contexte. Samedi 6 juin 1925, anniversaire des 30 ans de Lady Chloé. Vous êtes invité au Domaine des Beuhaies. Lady Chloé est rentrée seule à 18h00 et trouve Lady Léa de Pavy morte dans la dépendance — empoisonnée à la digitaline vers 17h25. Le jeu. Lady Chloé enquête seule pendant 1 heure. Sir Amaury est MJ. Vos observations se livrent en conversation, librement. Vos secrets se gardent — il faut un levier pour qu’ils sortent.</w:t>
       </w:r>
     </w:p>
     <w:p>
@@ -10807,7 +10831,7 @@
         <w:t>Lady Boulet de Myrtilles passe</w:t>
       </w:r>
       <w:r>
-        <w:t xml:space="preserve"> (Acte II/III) : « Lady Boulet de Myrtilles est passée plusieurs fois dans le couloir cet après-midi. Elle est très discrète mais elle voit beaucoup. »</w:t>
+        <w:t xml:space="preserve"> (Acte II/III) : « Lady Boulet de Myrtilles est passée vers 17h30 dans le couloir. Elle est très discrète mais elle voit beaucoup. »</w:t>
       </w:r>
     </w:p>
     <w:p>
@@ -11537,7 +11561,7 @@
         <w:jc w:val="both"/>
       </w:pPr>
       <w:r>
-        <w:t>Le contexte. Samedi 6 juin 2026, anniversaire des 30 ans de Lady Chloé. Vous êtes invité au Domaine des Beuhaies. Lady Chloé est rentrée seule à 18h00 et trouve Lady Léa de Pavy morte dans la dépendance — empoisonnée à la digitaline vers 17h25. Le jeu. Lady Chloé enquête seule pendant 1 heure. Sir Amaury est MJ. Vos observations se livrent en conversation, librement. Vos secrets se gardent — il faut un levier pour qu’ils sortent.</w:t>
+        <w:t>Le contexte. Samedi 6 juin 1925, anniversaire des 30 ans de Lady Chloé. Vous êtes invité au Domaine des Beuhaies. Lady Chloé est rentrée seule à 18h00 et trouve Lady Léa de Pavy morte dans la dépendance — empoisonnée à la digitaline vers 17h25. Le jeu. Lady Chloé enquête seule pendant 1 heure. Sir Amaury est MJ. Vos observations se livrent en conversation, librement. Vos secrets se gardent — il faut un levier pour qu’ils sortent.</w:t>
       </w:r>
     </w:p>
     <w:p>
@@ -11880,7 +11904,19 @@
         <w:t>Lady Boulet de Myrtilles</w:t>
       </w:r>
       <w:r>
-        <w:t>. Une promenade dans un jardin, rien de consommé. Lady Léa savait et vous faisait chanter.</w:t>
+        <w:t>. Une promenade dans un jardin, rien de consommé. Lady Léa savait et vous faisait chanter (200 livres par trimestre, comme Boulet de son côté).</w:t>
+      </w:r>
+    </w:p>
+    <w:p>
+      <w:pPr>
+        <w:spacing w:before="60" w:after="60" w:line="300" w:lineRule="auto"/>
+        <w:jc w:val="both"/>
+      </w:pPr>
+      <w:r>
+        <w:rPr>
+          <w:sz w:val="22"/>
+        </w:rPr>
+        <w:t xml:space="preserve">Ce matin, à votre arrivée, Léa vous a glissé un mot dans la main : un dernier rappel d’échéance. Vous l’avez brûlé dans un cendrier du jardin avant la tournée des présentations.</w:t>
       </w:r>
     </w:p>
     <w:p>
@@ -12468,7 +12504,7 @@
                 <w:sz w:val="22"/>
                 <w:szCs w:val="22"/>
               </w:rPr>
-              <w:t>Jardin</w:t>
+              <w:t>Lisière de forêt</w:t>
             </w:r>
           </w:p>
         </w:tc>
@@ -12747,7 +12783,7 @@
         <w:jc w:val="both"/>
       </w:pPr>
       <w:r>
-        <w:t>Le contexte. Samedi 6 juin 2026, anniversaire des 30 ans de Lady Chloé. Vous êtes invité au Domaine des Beuhaies. Lady Chloé est rentrée seule à 18h00 et trouve Lady Léa de Pavy morte dans la dépendance — empoisonnée à la digitaline vers 17h25. Le jeu. Lady Chloé enquête seule pendant 1 heure. Sir Amaury est MJ. Vos observations se livrent en conversation, librement. Vos secrets se gardent — il faut un levier pour qu’ils sortent.</w:t>
+        <w:t>Le contexte. Samedi 6 juin 1925, anniversaire des 30 ans de Lady Chloé. Vous êtes invité au Domaine des Beuhaies. Lady Chloé est rentrée seule à 18h00 et trouve Lady Léa de Pavy morte dans la dépendance — empoisonnée à la digitaline vers 17h25. Le jeu. Lady Chloé enquête seule pendant 1 heure. Sir Amaury est MJ. Vos observations se livrent en conversation, librement. Vos secrets se gardent — il faut un levier pour qu’ils sortent.</w:t>
       </w:r>
     </w:p>
     <w:p>
@@ -13035,6 +13071,18 @@
       </w:r>
       <w:r>
         <w:t xml:space="preserve"> Cercles de jeu en cachette le mardi soir, sous prétexte de souper chez votre tante Ophélie. Dettes massives. Tatoine ignore tout.</w:t>
+      </w:r>
+    </w:p>
+    <w:p>
+      <w:pPr>
+        <w:spacing w:before="60" w:after="60" w:line="300" w:lineRule="auto"/>
+        <w:jc w:val="both"/>
+      </w:pPr>
+      <w:r>
+        <w:rPr>
+          <w:sz w:val="22"/>
+        </w:rPr>
+        <w:t xml:space="preserve">Ce matin, à votre arrivée au Domaine, Léa vous a glissé un mot dans la main : « Ma chère Cloé, mille livres avant ce soir. Dernier délai. — L. » Vous l’avez froissé et fourré dans votre réticule. Vous comptiez le brûler après le dîner — il y est toujours.</w:t>
       </w:r>
     </w:p>
     <w:p>
@@ -14101,7 +14149,7 @@
         <w:jc w:val="both"/>
       </w:pPr>
       <w:r>
-        <w:t>Le contexte. Samedi 6 juin 2026, anniversaire des 30 ans de Lady Chloé. Vous êtes invité au Domaine des Beuhaies. Lady Chloé est rentrée seule à 18h00 et trouve Lady Léa de Pavy morte dans la dépendance — empoisonnée à la digitaline vers 17h25. Le jeu. Lady Chloé enquête seule pendant 1 heure. Sir Amaury est MJ. Vos observations se livrent en conversation, librement. Vos secrets se gardent — il faut un levier pour qu’ils sortent.</w:t>
+        <w:t>Le contexte. Samedi 6 juin 1925, anniversaire des 30 ans de Lady Chloé. Vous êtes invité au Domaine des Beuhaies. Lady Chloé est rentrée seule à 18h00 et trouve Lady Léa de Pavy morte dans la dépendance — empoisonnée à la digitaline vers 17h25. Le jeu. Lady Chloé enquête seule pendant 1 heure. Sir Amaury est MJ. Vos observations se livrent en conversation, librement. Vos secrets se gardent — il faut un levier pour qu’ils sortent.</w:t>
       </w:r>
     </w:p>
     <w:p>

--- a/Livres_finaux/Livre_III_Convives.docx
+++ b/Livres_finaux/Livre_III_Convives.docx
@@ -4556,7 +4556,7 @@
         <w:t>Témoignage clef</w:t>
       </w:r>
       <w:r>
-        <w:t xml:space="preserve"> (si Chloé interroge sur le couloir en Acte II) : « Du coin de l’œil pendant que je jouais, j’ai vu quelqu’un traverser le couloir vers 17h15-17h17, en direction du jardin. Je n’ai pas reconnu — j’étais sur un passage difficile. Mais quelqu’un est sorti. »</w:t>
+        <w:t xml:space="preserve"> (si Chloé interroge sur le couloir en Acte II) : « Du coin de l’œil pendant que je jouais, j’ai vu quelqu’un traverser le couloir vers 17h13-17h15, en direction du jardin. Je n’ai pas reconnu — j’étais sur un passage difficile. Mais quelqu’un est sorti. »</w:t>
       </w:r>
     </w:p>
     <w:p>
@@ -9350,6 +9350,17 @@
     </w:p>
     <w:p>
       <w:pPr>
+        <w:spacing w:after="80"/>
+      </w:pPr>
+      <w:r>
+        <w:rPr>
+          <w:sz w:val="22"/>
+        </w:rPr>
+        <w:t xml:space="preserve">Acte I — Lady Alicia revenant brièvement à 16h45 (cinq minutes d’absence avant le toast).</w:t>
+      </w:r>
+    </w:p>
+    <w:p>
+      <w:pPr>
         <w:spacing w:before="60" w:after="60" w:line="300" w:lineRule="auto"/>
         <w:ind w:left="360"/>
         <w:jc w:val="both"/>
@@ -9410,10 +9421,10 @@
           <w:b/>
           <w:bCs/>
         </w:rPr>
-        <w:t>Acte III</w:t>
-      </w:r>
-      <w:r>
-        <w:t xml:space="preserve"> — Alicia s’attardant près du bar pendant la cohue à 18h00.</w:t>
+        <w:t xml:space="preserve">Acte III — Alicia s’attardant près du bar pendant la cohue à 17h58.</w:t>
+      </w:r>
+      <w:r>
+        <w:t xml:space="preserve"/>
       </w:r>
     </w:p>
     <w:p>
@@ -9469,6 +9480,24 @@
       </w:r>
       <w:r>
         <w:t xml:space="preserve"> : « Depuis la fenêtre du salon du bar, j’ai vu Gautier et Léa se disputer dans le jardin vers 16h15. Léa lui a tendu un papier, il l’a fourré dans sa poche. »</w:t>
+      </w:r>
+    </w:p>
+    <w:p>
+      <w:pPr>
+        <w:spacing w:after="80"/>
+      </w:pPr>
+      <w:r>
+        <w:rPr>
+          <w:b/>
+          <w:sz w:val="22"/>
+        </w:rPr>
+        <w:t xml:space="preserve">ACTE I — Alicia revenant juste avant le toast (16h45) : </w:t>
+      </w:r>
+      <w:r>
+        <w:rPr>
+          <w:sz w:val="22"/>
+        </w:rPr>
+        <w:t xml:space="preserve">« Juste avant le toast, vers 16h45, j’ai vu Lady Alicia revenir d’une brève absence. Elle a souri en passant et s’est replacée près du buffet. »</w:t>
       </w:r>
     </w:p>
     <w:p>

--- a/Livres_finaux/Livre_III_Convives.docx
+++ b/Livres_finaux/Livre_III_Convives.docx
@@ -3380,7 +3380,7 @@
         <w:t>Le mot de chantage de Léa, perdu au banc du jardin.</w:t>
       </w:r>
       <w:r>
-        <w:t xml:space="preserve"> Vous avez essayé de le brûler avec votre cigare. Il vous a échappé. Vous l’avez cherché sans le retrouver. Texte du mot : « Mon cher Louis, je sais pour Gautier. Cinq cents livres pour mon silence. — L. »</w:t>
+        <w:t xml:space="preserve"> Vous avez essayé de le brûler avec votre cigare. Il vous a échappé. Vous l’avez cherché sans le retrouver. Texte du mot : « Mon cher Lord Louis-Marc, on porte certains secrets cinq années entières avant qu’une plume étrangère ne les surprenne. Je sais — pour Gautier, et pour vous. Cinq cents livres, samedi soir sans faute, et la rumeur s’éteint dans l’œuf. — L. »</w:t>
       </w:r>
     </w:p>
     <w:p>
@@ -5746,7 +5746,7 @@
         <w:t>une note manuscrite</w:t>
       </w:r>
       <w:r>
-        <w:t xml:space="preserve"> : « 6 juin, 17h30, dépendance — apporter la totalité. — L. »</w:t>
+        <w:t xml:space="preserve"> : « Mon cher Lord, samedi six juin, dix-sept heures trente, à la dépendance. La totalité, je vous prie — point une livre de moins. — L. »</w:t>
       </w:r>
     </w:p>
     <w:p>

--- a/Livres_finaux/Livre_III_Convives.docx
+++ b/Livres_finaux/Livre_III_Convives.docx
@@ -4553,10 +4553,10 @@
           <w:b/>
           <w:bCs/>
         </w:rPr>
-        <w:t>Témoignage clef</w:t>
-      </w:r>
-      <w:r>
-        <w:t xml:space="preserve"> (si Chloé interroge sur le couloir en Acte II) : « Du coin de l’œil pendant que je jouais, j’ai vu quelqu’un traverser le couloir vers 17h13-17h15, en direction du jardin. Je n’ai pas reconnu — j’étais sur un passage difficile. Mais quelqu’un est sorti. »</w:t>
+        <w:t xml:space="preserve">Témoignage clef (si Chloé interroge sur le couloir en Acte II) : « Du coin de l’œil pendant que je jouais, j’ai vu une silhouette féminine — robe sombre, allure pressée — traverser le couloir vers 17h13-17h15, en direction du jardin. Je n’ai pas reconnu le visage, j’étais sur un passage difficile. Mais quelqu’un est sorti — une femme, j’en suis sûre. »</w:t>
+      </w:r>
+      <w:r>
+        <w:t xml:space="preserve"/>
       </w:r>
     </w:p>
     <w:p>
@@ -9545,7 +9545,7 @@
         <w:t>ACTE II — Si Chloé interroge sur Nicolas</w:t>
       </w:r>
       <w:r>
-        <w:t xml:space="preserve"> : « Après son éclat de voix de 16h40, et avec cette fiole dans son manteau, qu’attendre de plus ? Je l’ai entendu jurer ce matin qu’elle paierait pour ce qu’elle disait sur sa famille. »</w:t>
+        <w:t xml:space="preserve"> : « Après son éclat de voix de 16h40, et avec cette fiole dans son manteau, qu’attendre de plus ? Je l’ai entendu jurer, juste avant le toast, qu’elle paierait pour ce qu’elle disait sur sa famille. »</w:t>
       </w:r>
     </w:p>
     <w:p>

--- a/Livres_finaux/Livre_III_Convives.docx
+++ b/Livres_finaux/Livre_III_Convives.docx
@@ -1,6 +1,6 @@
 
 <file path=word/document.xml><?xml version="1.0" encoding="utf-8"?>
-<w:document xmlns:wpc="http://schemas.microsoft.com/office/word/2010/wordprocessingCanvas" xmlns:cx="http://schemas.microsoft.com/office/drawing/2014/chartex" xmlns:cx1="http://schemas.microsoft.com/office/drawing/2015/9/8/chartex" xmlns:cx2="http://schemas.microsoft.com/office/drawing/2015/10/21/chartex" xmlns:cx3="http://schemas.microsoft.com/office/drawing/2016/5/9/chartex" xmlns:cx4="http://schemas.microsoft.com/office/drawing/2016/5/10/chartex" xmlns:cx5="http://schemas.microsoft.com/office/drawing/2016/5/11/chartex" xmlns:cx6="http://schemas.microsoft.com/office/drawing/2016/5/12/chartex" xmlns:cx7="http://schemas.microsoft.com/office/drawing/2016/5/13/chartex" xmlns:cx8="http://schemas.microsoft.com/office/drawing/2016/5/14/chartex" xmlns:mc="http://schemas.openxmlformats.org/markup-compatibility/2006" xmlns:aink="http://schemas.microsoft.com/office/drawing/2016/ink" xmlns:am3d="http://schemas.microsoft.com/office/drawing/2017/model3d" xmlns:o="urn:schemas-microsoft-com:office:office" xmlns:oel="http://schemas.microsoft.com/office/2019/extlst" xmlns:r="http://schemas.openxmlformats.org/officeDocument/2006/relationships" xmlns:m="http://schemas.openxmlformats.org/officeDocument/2006/math" xmlns:v="urn:schemas-microsoft-com:vml" xmlns:wp14="http://schemas.microsoft.com/office/word/2010/wordprocessingDrawing" xmlns:wp="http://schemas.openxmlformats.org/drawingml/2006/wordprocessingDrawing" xmlns:w10="urn:schemas-microsoft-com:office:word" xmlns:w="http://schemas.openxmlformats.org/wordprocessingml/2006/main" xmlns:w14="http://schemas.microsoft.com/office/word/2010/wordml" xmlns:w15="http://schemas.microsoft.com/office/word/2012/wordml" xmlns:w16cex="http://schemas.microsoft.com/office/word/2018/wordml/cex" xmlns:w16cid="http://schemas.microsoft.com/office/word/2016/wordml/cid" xmlns:w16="http://schemas.microsoft.com/office/word/2018/wordml" xmlns:w16sdtdh="http://schemas.microsoft.com/office/word/2020/wordml/sdtdatahash" xmlns:w16se="http://schemas.microsoft.com/office/word/2015/wordml/symex" xmlns:wpg="http://schemas.microsoft.com/office/word/2010/wordprocessingGroup" xmlns:wpi="http://schemas.microsoft.com/office/word/2010/wordprocessingInk" xmlns:wne="http://schemas.microsoft.com/office/word/2006/wordml" xmlns:wps="http://schemas.microsoft.com/office/word/2010/wordprocessingShape" mc:Ignorable="w14 w15 w16se w16cid w16 w16cex w16sdtdh wp14">
+<w:document xmlns:ns1="http://schemas.openxmlformats.org/markup-compatibility/2006" xmlns:ns2="http://schemas.openxmlformats.org/officeDocument/2006/relationships" xmlns:w="http://schemas.openxmlformats.org/wordprocessingml/2006/main" ns1:Ignorable="w14 w15 w16se w16cid w16 w16cex w16sdtdh wp14">
   <w:body>
     <w:p>
       <w:pPr>
@@ -102,7 +102,7 @@
           <w:szCs w:val="28"/>
           <w:rFonts w:ascii="Garamond" w:hAnsi="Garamond" w:cs="Garamond"/>
         </w:rPr>
-        <w:t xml:space="preserve">Douze fiches personnages</w:t>
+        <w:t xml:space="preserve">Quatorze fiches personnages</w:t>
       </w:r>
     </w:p>
     <w:p>
@@ -201,8 +201,8 @@
       <w:pPr>
         <w:sectPr>
           <w:type w:val="nextPage"/>
-          <w:headerReference w:type="default" r:id="rIdHeader"/>
-          <w:footerReference w:type="default" r:id="rIdFooter"/>
+          <w:headerReference w:type="default" ns2:id="rIdHeader"/>
+          <w:footerReference w:type="default" ns2:id="rIdFooter"/>
           <w:pgSz w:w="11906" w:h="16838"/>
           <w:pgMar w:top="1700" w:right="1417" w:bottom="1700" w:left="1417" w:header="708" w:footer="708" w:gutter="0"/>
           <w:cols w:space="708"/>
@@ -226,6 +226,11 @@
       </w:r>
     </w:p>
     <w:p>
+      <w:r>
+        <w:br w:type="page"/>
+      </w:r>
+    </w:p>
+    <w:p>
       <w:pPr>
         <w:spacing w:after="120"/>
         <w:jc w:val="center"/>
@@ -570,10 +575,10 @@
           <w:b/>
           <w:bCs/>
         </w:rPr>
-        <w:t>Aujourd’hui 16h45</w:t>
-      </w:r>
-      <w:r>
-        <w:t xml:space="preserve"> : pendant le toast, faux pas calculé près de la flûte de Léa. Vous y versez la digitaline. Théodorette voit votre geste sans rien comprendre. Vous dites à Léa, à voix basse : « Nous devons parler. Seules. » (Romanette entend).</w:t>
+        <w:t xml:space="preserve">Aujourd’hui 16h45 : pendant le toast, faux pas calculé près de la flûte de Léa. Vous y versez la digitaline. Théodorette voit votre geste sans rien comprendre. Vous dites à Léa, à voix basse : « Nous devons parler. Seules. » (Maëlys entend).</w:t>
+      </w:r>
+      <w:r>
+        <w:t xml:space="preserve"/>
       </w:r>
     </w:p>
     <w:p>
@@ -708,10 +713,10 @@
           <w:b/>
           <w:bCs/>
         </w:rPr>
-        <w:t>17h33-17h36</w:t>
-      </w:r>
-      <w:r>
-        <w:t xml:space="preserve"> : pendant que Lady Cloé Fischer est à la salle de bain, vous entrez au bar, glissez la fiole vide dans le manteau de Lord Nicolas posé sur les tabourets — pour brouiller.</w:t>
+        <w:t xml:space="preserve">17h33-17h36 : pendant que Lady Cloé Fischer est à la salle de bain, vous entrez au bar, glissez la fiole vide dans le manteau de Monsieur Baptiste André posé sur les tabourets — pour brouiller.</w:t>
+      </w:r>
+      <w:r>
+        <w:t xml:space="preserve"/>
       </w:r>
     </w:p>
     <w:p>
@@ -837,7 +842,7 @@
         <w:jc w:val="both"/>
       </w:pPr>
       <w:r>
-        <w:t>Si on évoque la fiole dans le manteau de Lord Nicolas : « Étrange, mais cela ne me concerne pas. »
+        <w:t xml:space="preserve">Si on évoque la fiole dans le manteau de Monsieur Baptiste André : « Étrange, mais cela ne me concerne pas. »
 Si on évoque le billet que Léa vous a glissé à 16h05 (Victoria l’a vu) : « Un mot d’amitié, rien de plus. » (En vérité, Léa y écrivait : « Ce soir, je parle à Théodorette. Préparez-vous. » Vous l’avez aussitôt détruit.)</w:t>
       </w:r>
     </w:p>
@@ -1613,7 +1618,7 @@
                 <w:sz w:val="22"/>
                 <w:szCs w:val="22"/>
               </w:rPr>
-              <w:t>Lisière de forêt</w:t>
+              <w:t>Jardin</w:t>
             </w:r>
           </w:p>
         </w:tc>
@@ -1707,7 +1712,7 @@
                 <w:sz w:val="22"/>
                 <w:szCs w:val="22"/>
               </w:rPr>
-              <w:t>Vous glissez la fiole vide dans le manteau de Lord Nicolas.</w:t>
+              <w:t xml:space="preserve">Vous glissez la fiole vide dans le manteau de Monsieur Baptiste André.</w:t>
             </w:r>
           </w:p>
         </w:tc>
@@ -1939,37 +1944,8 @@
       </w:r>
     </w:p>
     <w:p>
-      <w:pPr>
-        <w:sectPr>
-          <w:type w:val="nextPage"/>
-          <w:headerReference w:type="default" r:id="rIdHeader"/>
-          <w:footerReference w:type="default" r:id="rIdFooter"/>
-          <w:pgBorders w:offsetFrom="page">
-            <w:top w:val="thinThickSmallGap" w:sz="24" w:space="24" w:color="B8860B"/>
-            <w:left w:val="thinThickSmallGap" w:sz="24" w:space="24" w:color="B8860B"/>
-            <w:bottom w:val="thickThinSmallGap" w:sz="24" w:space="24" w:color="B8860B"/>
-            <w:right w:val="thickThinSmallGap" w:sz="24" w:space="24" w:color="B8860B"/>
-          </w:pgBorders>
-          <w:pgSz w:w="11906" w:h="16838"/>
-          <w:pgMar w:top="1700" w:right="1417" w:bottom="1700" w:left="1417" w:header="708" w:footer="708" w:gutter="0"/>
-          <w:cols w:space="708"/>
-          <w:docGrid w:linePitch="360"/>
-          <w:titlePg/>
-        </w:sectPr>
-      </w:pPr>
-    </w:p>
-    <w:p>
-      <w:pPr>
-        <w:spacing w:before="120" w:after="60"/>
-        <w:jc w:val="center"/>
-      </w:pPr>
-      <w:r>
-        <w:rPr>
-          <w:color w:val="B8860B"/>
-          <w:sz w:val="28"/>
-          <w:rFonts w:ascii="Garamond" w:hAnsi="Garamond"/>
-        </w:rPr>
-        <w:t>❦ ⚜ ❦ ⚜ ❦</w:t>
+      <w:r>
+        <w:br w:type="page"/>
       </w:r>
     </w:p>
     <w:p>
@@ -2188,10 +2164,10 @@
           <w:b/>
           <w:bCs/>
         </w:rPr>
-        <w:t/>
-      </w:r>
-      <w:r>
-        <w:t xml:space="preserve"> Vous mentez par réflexe protecteur. Vous craquez sur Vienne uniquement si Chloé brandit la lettre de chantage. Vous craquez sur votre alibi si Chloé brandit le témoignage de Lady Romanette.</w:t>
+        <w:t xml:space="preserve"> Vous mentez par réflexe protecteur. Vous craquez sur Vienne uniquement si Chloé brandit la lettre de chantage. Vous craquez sur votre alibi si Chloé brandit le témoignage de Mademoiselle Maëlys Bouchard.</w:t>
+      </w:r>
+      <w:r>
+        <w:t xml:space="preserve"/>
       </w:r>
     </w:p>
     <w:p>
@@ -2356,7 +2332,7 @@
         <w:jc w:val="both"/>
       </w:pPr>
       <w:r>
-        <w:t>Si Chloé brandit le témoignage de Lady Romanette (vue à 17h20 dans le couloir, défait) → vous craquez sur l’alibi : « J’ai frappé à la salle de bain à 17h05, pas de réponse. Je suis sorti chercher Amandinette au jardin de 17h15 à 17h20. Je ne l’ai pas trouvée. Pardonnez mon mensonge — j’ai voulu la protéger. »</w:t>
+        <w:t xml:space="preserve">Si Chloé brandit le témoignage de Mademoiselle Maëlys Bouchard (vue à 17h20 dans le couloir, défait) → vous craquez sur l’alibi : « J’ai frappé à la salle de bain à 17h05, pas de réponse. Je suis sorti chercher Amandinette au jardin de 17h15 à 17h20. Je ne l’ai pas trouvée. Pardonnez mon mensonge — j’ai voulu la protéger. »</w:t>
       </w:r>
     </w:p>
     <w:p>
@@ -2815,7 +2791,7 @@
                 <w:sz w:val="22"/>
                 <w:szCs w:val="22"/>
               </w:rPr>
-              <w:t>Lisière de forêt</w:t>
+              <w:t>Jardin</w:t>
             </w:r>
           </w:p>
         </w:tc>
@@ -2909,7 +2885,7 @@
                 <w:sz w:val="22"/>
                 <w:szCs w:val="22"/>
               </w:rPr>
-              <w:t>Vous rentrez bouleversé. Lady Romanette vous voit passer.</w:t>
+              <w:t xml:space="preserve">Vous rentrez bouleversé. Mademoiselle Maëlys Bouchard vous voit passer.</w:t>
             </w:r>
           </w:p>
         </w:tc>
@@ -3070,37 +3046,8 @@
       </w:r>
     </w:p>
     <w:p>
-      <w:pPr>
-        <w:sectPr>
-          <w:type w:val="nextPage"/>
-          <w:headerReference w:type="default" r:id="rIdHeader"/>
-          <w:footerReference w:type="default" r:id="rIdFooter"/>
-          <w:pgBorders w:offsetFrom="page">
-            <w:top w:val="thinThickSmallGap" w:sz="24" w:space="24" w:color="B8860B"/>
-            <w:left w:val="thinThickSmallGap" w:sz="24" w:space="24" w:color="B8860B"/>
-            <w:bottom w:val="thickThinSmallGap" w:sz="24" w:space="24" w:color="B8860B"/>
-            <w:right w:val="thickThinSmallGap" w:sz="24" w:space="24" w:color="B8860B"/>
-          </w:pgBorders>
-          <w:pgSz w:w="11906" w:h="16838"/>
-          <w:pgMar w:top="1700" w:right="1417" w:bottom="1700" w:left="1417" w:header="708" w:footer="708" w:gutter="0"/>
-          <w:cols w:space="708"/>
-          <w:docGrid w:linePitch="360"/>
-          <w:titlePg/>
-        </w:sectPr>
-      </w:pPr>
-    </w:p>
-    <w:p>
-      <w:pPr>
-        <w:spacing w:before="120" w:after="60"/>
-        <w:jc w:val="center"/>
-      </w:pPr>
-      <w:r>
-        <w:rPr>
-          <w:color w:val="B8860B"/>
-          <w:sz w:val="28"/>
-          <w:rFonts w:ascii="Garamond" w:hAnsi="Garamond"/>
-        </w:rPr>
-        <w:t>❦ ⚜ ❦ ⚜ ❦</w:t>
+      <w:r>
+        <w:br w:type="page"/>
       </w:r>
     </w:p>
     <w:p>
@@ -4114,37 +4061,8 @@
       </w:r>
     </w:p>
     <w:p>
-      <w:pPr>
-        <w:sectPr>
-          <w:type w:val="nextPage"/>
-          <w:headerReference w:type="default" r:id="rIdHeader"/>
-          <w:footerReference w:type="default" r:id="rIdFooter"/>
-          <w:pgBorders w:offsetFrom="page">
-            <w:top w:val="thinThickSmallGap" w:sz="24" w:space="24" w:color="B8860B"/>
-            <w:left w:val="thinThickSmallGap" w:sz="24" w:space="24" w:color="B8860B"/>
-            <w:bottom w:val="thickThinSmallGap" w:sz="24" w:space="24" w:color="B8860B"/>
-            <w:right w:val="thickThinSmallGap" w:sz="24" w:space="24" w:color="B8860B"/>
-          </w:pgBorders>
-          <w:pgSz w:w="11906" w:h="16838"/>
-          <w:pgMar w:top="1700" w:right="1417" w:bottom="1700" w:left="1417" w:header="708" w:footer="708" w:gutter="0"/>
-          <w:cols w:space="708"/>
-          <w:docGrid w:linePitch="360"/>
-          <w:titlePg/>
-        </w:sectPr>
-      </w:pPr>
-    </w:p>
-    <w:p>
-      <w:pPr>
-        <w:spacing w:before="120" w:after="60"/>
-        <w:jc w:val="center"/>
-      </w:pPr>
-      <w:r>
-        <w:rPr>
-          <w:color w:val="B8860B"/>
-          <w:sz w:val="28"/>
-          <w:rFonts w:ascii="Garamond" w:hAnsi="Garamond"/>
-        </w:rPr>
-        <w:t>❦ ⚜ ❦ ⚜ ❦</w:t>
+      <w:r>
+        <w:br w:type="page"/>
       </w:r>
     </w:p>
     <w:p>
@@ -4344,17 +4262,17 @@
         <w:jc w:val="both"/>
       </w:pPr>
       <w:r>
-        <w:t xml:space="preserve">🤝 </w:t>
-      </w:r>
-      <w:r>
-        <w:rPr>
-          <w:b/>
-          <w:bCs/>
-        </w:rPr>
-        <w:t>Lady Romanette de Burlesque</w:t>
-      </w:r>
-      <w:r>
-        <w:t xml:space="preserve"> — lisait à côté du piano.</w:t>
+        <w:t xml:space="preserve">🤝 Mademoiselle Maëlys Bouchard — tournait les feuillets à côté du piano.</w:t>
+      </w:r>
+      <w:r>
+        <w:rPr>
+          <w:b/>
+          <w:bCs/>
+        </w:rPr>
+        <w:t/>
+      </w:r>
+      <w:r>
+        <w:t xml:space="preserve"/>
       </w:r>
     </w:p>
     <w:p>
@@ -4550,10 +4468,10 @@
           <w:b/>
           <w:bCs/>
         </w:rPr>
-        <w:t>Sur le piano</w:t>
-      </w:r>
-      <w:r>
-        <w:t xml:space="preserve"> : « Je jouais de 17h00 à 17h45. Alicia tournait les pages. Romanette lisait à côté. Lady Boulet de Myrtilles est passée vers 17h30. »</w:t>
+        <w:t xml:space="preserve">Sur le piano : « Je jouais de 17h00 à 17h45. Alicia tournait les pages. Maëlys tournait les feuillets à côté. Lady Boulet de Myrtilles est passée vers 17h30. »</w:t>
+      </w:r>
+      <w:r>
+        <w:t xml:space="preserve"/>
       </w:r>
     </w:p>
     <w:p>
@@ -4640,10 +4558,10 @@
           <w:b/>
           <w:bCs/>
         </w:rPr>
-        <w:t>Sur Lord Nicolas</w:t>
-      </w:r>
-      <w:r>
-        <w:t xml:space="preserve"> : « Il l’avait haïe ouvertement ce matin. Il était capable de beaucoup quand on touchait à sa plume. »</w:t>
+        <w:t xml:space="preserve">Sur Mademoiselle Lisa : « Elle a fait une scène à Léa devant tout le monde ce matin. Une jalousie pareille, ça peut mener loin. »</w:t>
+      </w:r>
+      <w:r>
+        <w:t xml:space="preserve"/>
       </w:r>
     </w:p>
     <w:p>
@@ -4722,10 +4640,10 @@
           <w:b/>
           <w:bCs/>
         </w:rPr>
-        <w:t>Sur le potager</w:t>
-      </w:r>
-      <w:r>
-        <w:t xml:space="preserve"> : si Chloé l’évoque (par Victoria ou Romanette) : niez d’abord. « Une amie d’enfance qui m’embrasse, ce n’est rien. » Si Chloé insiste : « Léa était mon amante. Depuis 6 mois. Je ne l’ai jamais quittée. Louis ne sait pas. »</w:t>
+        <w:t xml:space="preserve">Sur le potager : si Chloé l’évoque (par Victoria ou Maëlys) : niez d’abord. « Une amie d’enfance qui m’embrasse, ce n’est rien. » Si Chloé insiste : « Léa était mon amante. Depuis 6 mois. Je ne l’ai jamais quittée. Louis ne sait pas. »</w:t>
+      </w:r>
+      <w:r>
+        <w:t xml:space="preserve"/>
       </w:r>
     </w:p>
     <w:p>
@@ -5152,7 +5070,7 @@
                 <w:sz w:val="22"/>
                 <w:szCs w:val="22"/>
               </w:rPr>
-              <w:t>Rendez-vous avec Léa. Baiser. Lady Victoria voit. Lady Romanette voit Marie sortir.</w:t>
+              <w:t xml:space="preserve">Rendez-vous avec Léa. Baiser. Lady Victoria voit. Mademoiselle Maëlys Bouchard voit Marie sortir.</w:t>
             </w:r>
           </w:p>
         </w:tc>
@@ -5223,7 +5141,7 @@
                 <w:sz w:val="22"/>
                 <w:szCs w:val="22"/>
               </w:rPr>
-              <w:t>Vous jouez. Témoins : Lady Alicia, Lady Romanette, Lady Boulet de Myrtilles (passe vers 17h30).</w:t>
+              <w:t xml:space="preserve">Vous jouez. Témoins : Lady Alicia, Mademoiselle Maëlys Bouchard, Lady Boulet de Myrtilles (passe vers 17h30).</w:t>
             </w:r>
           </w:p>
         </w:tc>
@@ -5384,37 +5302,8 @@
       </w:r>
     </w:p>
     <w:p>
-      <w:pPr>
-        <w:sectPr>
-          <w:type w:val="nextPage"/>
-          <w:headerReference w:type="default" r:id="rIdHeader"/>
-          <w:footerReference w:type="default" r:id="rIdFooter"/>
-          <w:pgBorders w:offsetFrom="page">
-            <w:top w:val="thinThickSmallGap" w:sz="24" w:space="24" w:color="B8860B"/>
-            <w:left w:val="thinThickSmallGap" w:sz="24" w:space="24" w:color="B8860B"/>
-            <w:bottom w:val="thickThinSmallGap" w:sz="24" w:space="24" w:color="B8860B"/>
-            <w:right w:val="thickThinSmallGap" w:sz="24" w:space="24" w:color="B8860B"/>
-          </w:pgBorders>
-          <w:pgSz w:w="11906" w:h="16838"/>
-          <w:pgMar w:top="1700" w:right="1417" w:bottom="1700" w:left="1417" w:header="708" w:footer="708" w:gutter="0"/>
-          <w:cols w:space="708"/>
-          <w:docGrid w:linePitch="360"/>
-          <w:titlePg/>
-        </w:sectPr>
-      </w:pPr>
-    </w:p>
-    <w:p>
-      <w:pPr>
-        <w:spacing w:before="120" w:after="60"/>
-        <w:jc w:val="center"/>
-      </w:pPr>
-      <w:r>
-        <w:rPr>
-          <w:color w:val="B8860B"/>
-          <w:sz w:val="28"/>
-          <w:rFonts w:ascii="Garamond" w:hAnsi="Garamond"/>
-        </w:rPr>
-        <w:t>❦ ⚜ ❦ ⚜ ❦</w:t>
+      <w:r>
+        <w:br w:type="page"/>
       </w:r>
     </w:p>
     <w:p>
@@ -6115,7 +6004,7 @@
                 <w:sz w:val="22"/>
                 <w:szCs w:val="22"/>
               </w:rPr>
-              <w:t>Lisière de forêt</w:t>
+              <w:t>Jardin</w:t>
             </w:r>
           </w:p>
         </w:tc>
@@ -6654,37 +6543,8 @@
       </w:r>
     </w:p>
     <w:p>
-      <w:pPr>
-        <w:sectPr>
-          <w:type w:val="nextPage"/>
-          <w:headerReference w:type="default" r:id="rIdHeader"/>
-          <w:footerReference w:type="default" r:id="rIdFooter"/>
-          <w:pgBorders w:offsetFrom="page">
-            <w:top w:val="thinThickSmallGap" w:sz="24" w:space="24" w:color="B8860B"/>
-            <w:left w:val="thinThickSmallGap" w:sz="24" w:space="24" w:color="B8860B"/>
-            <w:bottom w:val="thickThinSmallGap" w:sz="24" w:space="24" w:color="B8860B"/>
-            <w:right w:val="thickThinSmallGap" w:sz="24" w:space="24" w:color="B8860B"/>
-          </w:pgBorders>
-          <w:pgSz w:w="11906" w:h="16838"/>
-          <w:pgMar w:top="1700" w:right="1417" w:bottom="1700" w:left="1417" w:header="708" w:footer="708" w:gutter="0"/>
-          <w:cols w:space="708"/>
-          <w:docGrid w:linePitch="360"/>
-          <w:titlePg/>
-        </w:sectPr>
-      </w:pPr>
-    </w:p>
-    <w:p>
-      <w:pPr>
-        <w:spacing w:before="120" w:after="60"/>
-        <w:jc w:val="center"/>
-      </w:pPr>
-      <w:r>
-        <w:rPr>
-          <w:color w:val="B8860B"/>
-          <w:sz w:val="28"/>
-          <w:rFonts w:ascii="Garamond" w:hAnsi="Garamond"/>
-        </w:rPr>
-        <w:t>❦ ⚜ ❦ ⚜ ❦</w:t>
+      <w:r>
+        <w:br w:type="page"/>
       </w:r>
     </w:p>
     <w:p>
@@ -6827,17 +6687,17 @@
         <w:jc w:val="both"/>
       </w:pPr>
       <w:r>
-        <w:t xml:space="preserve">💞 </w:t>
-      </w:r>
-      <w:r>
-        <w:rPr>
-          <w:b/>
-          <w:bCs/>
-        </w:rPr>
-        <w:t>Lord Nicolas de Picolas</w:t>
-      </w:r>
-      <w:r>
-        <w:t xml:space="preserve"> — liaison passée il y a un an (lettres compromettantes).</w:t>
+        <w:t xml:space="preserve">💞 Monsieur Baptiste André — liaison passée il y a un an (lettres « B. » compromettantes).</w:t>
+      </w:r>
+      <w:r>
+        <w:rPr>
+          <w:b/>
+          <w:bCs/>
+        </w:rPr>
+        <w:t/>
+      </w:r>
+      <w:r>
+        <w:t xml:space="preserve"/>
       </w:r>
     </w:p>
     <w:p>
@@ -6977,10 +6837,10 @@
           <w:b/>
           <w:bCs/>
         </w:rPr>
-        <w:t>Liaison passée avec Lord Nicolas de Picolas il y a un an</w:t>
-      </w:r>
-      <w:r>
-        <w:t>, avant ses fiançailles secrètes avec Lady Romanette. Vous avez échangé une vingtaine de lettres tendres. Ne pouvant pas les garder chez vous (Gautier fouille, traque les bijoux à vendre), vous les avez confiées à Léa, qui les rangeait dans son atelier — la dépendance — pour vous.</w:t>
+        <w:t xml:space="preserve">Liaison passée avec Monsieur Baptiste André il y a un an, avant qu’il n’aime la cantatrice Lisa Lepra. Vous avez échangé une vingtaine de lettres tendres, signées « B. ». Ne pouvant pas les garder chez vous (Gautier fouille, traque les bijoux à vendre), vous les avez confiées à Léa, qui les rangeait dans son atelier — la dépendance — pour vous.</w:t>
+      </w:r>
+      <w:r>
+        <w:t/>
       </w:r>
     </w:p>
     <w:p>
@@ -7036,7 +6896,7 @@
         <w:jc w:val="both"/>
       </w:pPr>
       <w:r>
-        <w:t>« J’ai tourné les pages au piano pour Lady Marie de 17h00 à 17h45. » (Marie et Lady Romanette confirment.)</w:t>
+        <w:t xml:space="preserve">« J’ai tourné les pages au piano pour Lady Marie de 17h00 à 17h45. » (Marie et Mademoiselle Maëlys Bouchard confirment.)</w:t>
       </w:r>
     </w:p>
     <w:p>
@@ -7114,10 +6974,10 @@
           <w:b/>
           <w:bCs/>
         </w:rPr>
-        <w:t>Palier 2 — La vérité</w:t>
-      </w:r>
-      <w:r>
-        <w:t xml:space="preserve"> (si Chloé insiste, ou rappelle votre liaison avec Nicolas) : « La vérité… Léa gardait pour moi des lettres avec Nicolas. Il y a un an. Je ne pouvais pas les avoir chez moi — Gautier les aurait trouvées et m’aurait ruinée. Quand Léa est morte, j’ai paniqué. Je voulais entrer dans la dépendance avant vous, récupérer mes lettres. J’ai pris la clef. C’est tout. Je n’ai pas tué Léa. »</w:t>
+        <w:t xml:space="preserve">Palier 2 — La vérité (si Chloé insiste, ou rappelle votre liaison avec Baptiste) : « La vérité… Léa gardait pour moi des lettres avec Baptiste. Il y a un an. Je ne pouvais pas les avoir chez moi — Gautier les aurait trouvées et m’aurait ruinée. Quand Léa est morte, j’ai paniqué. Je voulais entrer dans la dépendance avant vous, récupérer mes lettres. J’ai pris la clef. C’est tout. Je n’ai pas tué Léa. »</w:t>
+      </w:r>
+      <w:r>
+        <w:t xml:space="preserve"/>
       </w:r>
     </w:p>
     <w:p>
@@ -7608,7 +7468,7 @@
                 <w:sz w:val="22"/>
                 <w:szCs w:val="22"/>
               </w:rPr>
-              <w:t>Vous tournez les pages pour Lady Marie. Témoins : Marie, Lady Romanette, Lady Boulet de Myrtilles.</w:t>
+              <w:t xml:space="preserve">Vous tournez les pages pour Lady Marie. Témoins : Marie, Mademoiselle Maëlys Bouchard, Lady Boulet de Myrtilles.</w:t>
             </w:r>
           </w:p>
         </w:tc>
@@ -7836,7 +7696,7 @@
           <w:i/>
           <w:sz w:val="22"/>
         </w:rPr>
-        <w:t xml:space="preserve">18h05 — Chambre — Vous montez vérifier que rien d’autre ne vous compromet (un mouchoir brodé, une autre lettre) et reprendre contenance loin des regards. Vous ne touchez PAS à la clef (elle est dans la doublure de votre manteau, au bar). Lady Romanette vous voit monter, l’air de dissimuler quelque chose.</w:t>
+        <w:t xml:space="preserve">18h05 — Chambre — Vous montez vérifier que rien d’autre ne vous compromet (un mouchoir brodé, une autre lettre) et reprendre contenance loin des regards. Vous ne touchez PAS à la clef (elle est dans la doublure de votre manteau, au bar). Mademoiselle Maëlys Bouchard vous voit monter, l’air de dissimuler quelque chose.</w:t>
       </w:r>
     </w:p>
     <w:p>
@@ -7852,37 +7712,605 @@
       </w:r>
     </w:p>
     <w:p>
-      <w:pPr>
-        <w:sectPr>
-          <w:type w:val="nextPage"/>
-          <w:headerReference w:type="default" r:id="rIdHeader"/>
-          <w:footerReference w:type="default" r:id="rIdFooter"/>
-          <w:pgBorders w:offsetFrom="page">
-            <w:top w:val="thinThickSmallGap" w:sz="24" w:space="24" w:color="B8860B"/>
-            <w:left w:val="thinThickSmallGap" w:sz="24" w:space="24" w:color="B8860B"/>
-            <w:bottom w:val="thickThinSmallGap" w:sz="24" w:space="24" w:color="B8860B"/>
-            <w:right w:val="thickThinSmallGap" w:sz="24" w:space="24" w:color="B8860B"/>
-          </w:pgBorders>
-          <w:pgSz w:w="11906" w:h="16838"/>
-          <w:pgMar w:top="1700" w:right="1417" w:bottom="1700" w:left="1417" w:header="708" w:footer="708" w:gutter="0"/>
-          <w:cols w:space="708"/>
-          <w:docGrid w:linePitch="360"/>
-          <w:titlePg/>
-        </w:sectPr>
-      </w:pPr>
-    </w:p>
-    <w:p>
-      <w:pPr>
-        <w:spacing w:before="120" w:after="60"/>
+      <w:r>
+        <w:br w:type="page"/>
+      </w:r>
+    </w:p>
+    <w:p>
+      <w:pPr>
         <w:jc w:val="center"/>
       </w:pPr>
       <w:r>
         <w:rPr>
+          <w:sz w:val="24"/>
           <w:color w:val="B8860B"/>
-          <w:sz w:val="28"/>
-          <w:rFonts w:ascii="Garamond" w:hAnsi="Garamond"/>
-        </w:rPr>
-        <w:t>❦ ⚜ ❦ ⚜ ❦</w:t>
+        </w:rPr>
+        <w:t xml:space="preserve">❦ ❦ ❦</w:t>
+      </w:r>
+    </w:p>
+    <w:p>
+      <w:pPr>
+        <w:jc w:val="both"/>
+        <w:spacing w:after="100"/>
+      </w:pPr>
+      <w:r>
+        <w:rPr>
+          <w:b/>
+          <w:sz w:val="22"/>
+        </w:rPr>
+        <w:t xml:space="preserve">FICHE PERSONNAGE</w:t>
+      </w:r>
+    </w:p>
+    <w:p>
+      <w:pPr>
+        <w:jc w:val="center"/>
+        <w:spacing w:before="120" w:after="40"/>
+      </w:pPr>
+      <w:r>
+        <w:rPr>
+          <w:b/>
+          <w:sz w:val="34"/>
+          <w:color w:val="6D4C41"/>
+        </w:rPr>
+        <w:t xml:space="preserve">MONSIEUR BAPTISTE ANDRÉ</w:t>
+      </w:r>
+    </w:p>
+    <w:p>
+      <w:pPr>
+        <w:jc w:val="center"/>
+        <w:spacing w:after="160"/>
+      </w:pPr>
+      <w:r>
+        <w:rPr>
+          <w:i/>
+          <w:sz w:val="24"/>
+        </w:rPr>
+        <w:t xml:space="preserve">caricaturiste · secrètement « M. Plumeau »</w:t>
+      </w:r>
+    </w:p>
+    <w:p>
+      <w:pPr>
+        <w:jc w:val="both"/>
+        <w:spacing w:after="100"/>
+      </w:pPr>
+      <w:r>
+        <w:rPr>
+          <w:sz w:val="22"/>
+        </w:rPr>
+        <w:t xml:space="preserve">Le contexte. Samedi 6 juin 1925, anniversaire des 30 ans de Lady Chloé. Vous êtes invité·e au Domaine des Beuhaies. Lady Chloé est rentrée seule à 18h00 et trouve Lady Léa de Pavy morte dans la dépendance — empoisonnée à la digitaline vers 17h25. Le jeu. Lady Chloé enquête seule pendant 1 heure. Sir Amaury est MJ. Vos observations se livrent en conversation, librement. Vos secrets se gardent — il faut un levier pour qu’ils sortent.</w:t>
+      </w:r>
+    </w:p>
+    <w:p>
+      <w:pPr>
+        <w:jc w:val="center"/>
+        <w:spacing w:before="220" w:after="80"/>
+        <w:pBdr>
+          <w:top w:val="single" w:sz="4" w:color="B8860B"/>
+          <w:bottom w:val="single" w:sz="4" w:color="B8860B"/>
+        </w:pBdr>
+      </w:pPr>
+      <w:r>
+        <w:rPr>
+          <w:b/>
+          <w:sz w:val="24"/>
+          <w:color w:val="6D4C41"/>
+        </w:rPr>
+        <w:t xml:space="preserve">❯  🎭 VOTRE CARACTÈRE  ❮</w:t>
+      </w:r>
+    </w:p>
+    <w:p>
+      <w:pPr>
+        <w:jc w:val="both"/>
+        <w:spacing w:after="100"/>
+      </w:pPr>
+      <w:r>
+        <w:rPr>
+          <w:sz w:val="22"/>
+        </w:rPr>
+        <w:t xml:space="preserve">Artiste ténébreux, fier, écorché. Vous parlez peu, vous observez, vous encaissez les humiliations des nobles avec un demi-sourire. Mais quand on touche à votre art ou à Lisa, le feu monte.</w:t>
+      </w:r>
+    </w:p>
+    <w:p>
+      <w:pPr>
+        <w:jc w:val="center"/>
+        <w:spacing w:before="220" w:after="80"/>
+        <w:pBdr>
+          <w:top w:val="single" w:sz="4" w:color="B8860B"/>
+          <w:bottom w:val="single" w:sz="4" w:color="B8860B"/>
+        </w:pBdr>
+      </w:pPr>
+      <w:r>
+        <w:rPr>
+          <w:b/>
+          <w:sz w:val="24"/>
+          <w:color w:val="6D4C41"/>
+        </w:rPr>
+        <w:t xml:space="preserve">❯  📜 VOTRE PHRASE DE PRÉSENTATION  ❮</w:t>
+      </w:r>
+    </w:p>
+    <w:p>
+      <w:pPr>
+        <w:jc w:val="both"/>
+        <w:spacing w:after="100"/>
+      </w:pPr>
+      <w:r>
+        <w:rPr>
+          <w:sz w:val="22"/>
+        </w:rPr>
+        <w:t xml:space="preserve">« Baptiste André. Je dessine. On me tolère dans les salons parce que mes caricatures font rire — tant qu’elles visent les autres. »</w:t>
+      </w:r>
+    </w:p>
+    <w:p>
+      <w:pPr>
+        <w:jc w:val="center"/>
+        <w:spacing w:before="220" w:after="80"/>
+        <w:pBdr>
+          <w:top w:val="single" w:sz="4" w:color="B8860B"/>
+          <w:bottom w:val="single" w:sz="4" w:color="B8860B"/>
+        </w:pBdr>
+      </w:pPr>
+      <w:r>
+        <w:rPr>
+          <w:b/>
+          <w:sz w:val="24"/>
+          <w:color w:val="6D4C41"/>
+        </w:rPr>
+        <w:t xml:space="preserve">❯  🔗 VOS LIENS  ❮</w:t>
+      </w:r>
+    </w:p>
+    <w:p>
+      <w:pPr>
+        <w:spacing w:after="60"/>
+        <w:ind w:left="360" w:hanging="200"/>
+      </w:pPr>
+      <w:r>
+        <w:rPr>
+          <w:sz w:val="22"/>
+        </w:rPr>
+        <w:t xml:space="preserve">•  💞 Mademoiselle Lisa Lepra — votre amante, votre soutien, votre orgueil.</w:t>
+      </w:r>
+    </w:p>
+    <w:p>
+      <w:pPr>
+        <w:spacing w:after="60"/>
+        <w:ind w:left="360" w:hanging="200"/>
+      </w:pPr>
+      <w:r>
+        <w:rPr>
+          <w:sz w:val="22"/>
+        </w:rPr>
+        <w:t xml:space="preserve">•  🕯️ Lady Alicia de Lemoine — une liaison, il y a un an. Bref. Enterré. (lettres compromettantes)</w:t>
+      </w:r>
+    </w:p>
+    <w:p>
+      <w:pPr>
+        <w:spacing w:after="60"/>
+        <w:ind w:left="360" w:hanging="200"/>
+      </w:pPr>
+      <w:r>
+        <w:rPr>
+          <w:sz w:val="22"/>
+        </w:rPr>
+        <w:t xml:space="preserve">•  ⚔️ Lady Léa de Pavy — elle vous tenait. Elle allait vous démasquer.</w:t>
+      </w:r>
+    </w:p>
+    <w:p>
+      <w:pPr>
+        <w:spacing w:after="60"/>
+        <w:ind w:left="360" w:hanging="200"/>
+      </w:pPr>
+      <w:r>
+        <w:rPr>
+          <w:sz w:val="22"/>
+        </w:rPr>
+        <w:t xml:space="preserve">•  🤝 Sir Tatoine de Crevonville — vous avez fumé ensemble à la lisière.</w:t>
+      </w:r>
+    </w:p>
+    <w:p>
+      <w:pPr>
+        <w:jc w:val="center"/>
+        <w:spacing w:before="220" w:after="80"/>
+        <w:pBdr>
+          <w:top w:val="single" w:sz="4" w:color="B8860B"/>
+          <w:bottom w:val="single" w:sz="4" w:color="B8860B"/>
+        </w:pBdr>
+      </w:pPr>
+      <w:r>
+        <w:rPr>
+          <w:b/>
+          <w:sz w:val="24"/>
+          <w:color w:val="6D4C41"/>
+        </w:rPr>
+        <w:t xml:space="preserve">❯  💬 COMMENT JOUER  ❮</w:t>
+      </w:r>
+    </w:p>
+    <w:p>
+      <w:pPr>
+        <w:jc w:val="both"/>
+        <w:spacing w:after="100"/>
+      </w:pPr>
+      <w:r>
+        <w:rPr>
+          <w:sz w:val="22"/>
+        </w:rPr>
+        <w:t xml:space="preserve">La fiole vide a été glissée dans votre manteau — vous l’IGNOREZ jusqu’à ce que Chloé la trouve. Vous niez tout en bloc, puis craquez sur Plumeau si on a la preuve, sur Alicia si les lettres sortent.</w:t>
+      </w:r>
+    </w:p>
+    <w:p>
+      <w:pPr>
+        <w:jc w:val="center"/>
+        <w:spacing w:before="220" w:after="80"/>
+        <w:pBdr>
+          <w:top w:val="single" w:sz="4" w:color="B8860B"/>
+          <w:bottom w:val="single" w:sz="4" w:color="B8860B"/>
+        </w:pBdr>
+      </w:pPr>
+      <w:r>
+        <w:rPr>
+          <w:b/>
+          <w:sz w:val="24"/>
+          <w:color w:val="6D4C41"/>
+        </w:rPr>
+        <w:t xml:space="preserve">❯  VOTRE IDENTITÉ  ❮</w:t>
+      </w:r>
+    </w:p>
+    <w:p>
+      <w:pPr>
+        <w:jc w:val="both"/>
+        <w:spacing w:after="100"/>
+      </w:pPr>
+      <w:r>
+        <w:rPr>
+          <w:sz w:val="22"/>
+        </w:rPr>
+        <w:t xml:space="preserve">Caricaturiste sans fortune, toléré dans les salons pour son esprit. Sous le pseudonyme de M. Plumeau, vous publiez des pamphlets satiriques qui écorchent la haute société. Léa, qui finançait en partie votre petite feuille, allait vous démasquer publiquement — par vengeance, ou par jeu. Ce matin, à votre arrivée, elle vous a glissé un mot : « M. Plumeau — deux cents livres ce soir, ou demain le tout-Londres saura. — L. » Vous l’avez déchiré dans les toilettes.</w:t>
+      </w:r>
+    </w:p>
+    <w:p>
+      <w:pPr>
+        <w:jc w:val="center"/>
+        <w:spacing w:before="220" w:after="80"/>
+        <w:pBdr>
+          <w:top w:val="single" w:sz="4" w:color="B8860B"/>
+          <w:bottom w:val="single" w:sz="4" w:color="B8860B"/>
+        </w:pBdr>
+      </w:pPr>
+      <w:r>
+        <w:rPr>
+          <w:b/>
+          <w:sz w:val="24"/>
+          <w:color w:val="6D4C41"/>
+        </w:rPr>
+        <w:t xml:space="preserve">❯  VOS SECRETS  ❮</w:t>
+      </w:r>
+    </w:p>
+    <w:p>
+      <w:pPr>
+        <w:spacing w:after="60"/>
+        <w:ind w:left="360" w:hanging="200"/>
+      </w:pPr>
+      <w:r>
+        <w:rPr>
+          <w:sz w:val="22"/>
+        </w:rPr>
+        <w:t xml:space="preserve">•  Vous êtes M. Plumeau. Léa allait vous démasquer (chantage 200 livres, déjà versés une fois).</w:t>
+      </w:r>
+    </w:p>
+    <w:p>
+      <w:pPr>
+        <w:spacing w:after="60"/>
+        <w:ind w:left="360" w:hanging="200"/>
+      </w:pPr>
+      <w:r>
+        <w:rPr>
+          <w:sz w:val="22"/>
+        </w:rPr>
+        <w:t xml:space="preserve">•  Amant de Lisa Lepra. Vous l’aimez ; vous craignez qu’elle apprenne pour Alicia.</w:t>
+      </w:r>
+    </w:p>
+    <w:p>
+      <w:pPr>
+        <w:spacing w:after="60"/>
+        <w:ind w:left="360" w:hanging="200"/>
+      </w:pPr>
+      <w:r>
+        <w:rPr>
+          <w:sz w:val="22"/>
+        </w:rPr>
+        <w:t xml:space="preserve">•  Liaison passée avec Lady Alicia il y a un an (avant Lisa). Lettres tendres signées « B. ». Elle les a confiées à Léa pour les cacher de son mari Gautier. Vous l’ignoriez.</w:t>
+      </w:r>
+    </w:p>
+    <w:p>
+      <w:pPr>
+        <w:spacing w:after="60"/>
+        <w:ind w:left="360" w:hanging="200"/>
+      </w:pPr>
+      <w:r>
+        <w:rPr>
+          <w:sz w:val="22"/>
+        </w:rPr>
+        <w:t xml:space="preserve">•  La fiole de digitaline a été glissée dans votre manteau entre 17h33 et 17h36. Vous l’IGNOREZ totalement.</w:t>
+      </w:r>
+    </w:p>
+    <w:p>
+      <w:pPr>
+        <w:jc w:val="center"/>
+        <w:spacing w:before="220" w:after="80"/>
+        <w:pBdr>
+          <w:top w:val="single" w:sz="4" w:color="B8860B"/>
+          <w:bottom w:val="single" w:sz="4" w:color="B8860B"/>
+        </w:pBdr>
+      </w:pPr>
+      <w:r>
+        <w:rPr>
+          <w:b/>
+          <w:sz w:val="24"/>
+          <w:color w:val="6D4C41"/>
+        </w:rPr>
+        <w:t xml:space="preserve">❯  CE QUE VOUS DITES  ❮</w:t>
+      </w:r>
+    </w:p>
+    <w:p>
+      <w:pPr>
+        <w:jc w:val="both"/>
+        <w:spacing w:after="100"/>
+      </w:pPr>
+      <w:r>
+        <w:rPr>
+          <w:sz w:val="22"/>
+        </w:rPr>
+        <w:t xml:space="preserve">Votre alibi : « De 16h50 à 17h25, seul à la lisière de la forêt, à croquer les arbres. À partir de 17h25, avec Sir Tatoine — il fumait, nous avons parlé. »</w:t>
+      </w:r>
+    </w:p>
+    <w:p>
+      <w:pPr>
+        <w:jc w:val="both"/>
+        <w:spacing w:after="100"/>
+      </w:pPr>
+      <w:r>
+        <w:rPr>
+          <w:sz w:val="22"/>
+        </w:rPr>
+        <w:t xml:space="preserve">Témoignage Louis au banc (Acte I) : « Depuis la lisière, vers 17h00-17h15, j’apercevais Lord Louis au banc. Il sortait un papier, le passait à la flamme, gestes nerveux. J’ai cru qu’il brûlait une lettre. »</w:t>
+      </w:r>
+    </w:p>
+    <w:p>
+      <w:pPr>
+        <w:jc w:val="both"/>
+        <w:spacing w:after="100"/>
+      </w:pPr>
+      <w:r>
+        <w:rPr>
+          <w:sz w:val="22"/>
+        </w:rPr>
+        <w:t xml:space="preserve">Sur Léa : « Elle m’a fait. Elle pouvait me défaire. C’était son plaisir. »</w:t>
+      </w:r>
+    </w:p>
+    <w:p>
+      <w:pPr>
+        <w:jc w:val="center"/>
+        <w:spacing w:before="220" w:after="80"/>
+        <w:pBdr>
+          <w:top w:val="single" w:sz="4" w:color="B8860B"/>
+          <w:bottom w:val="single" w:sz="4" w:color="B8860B"/>
+        </w:pBdr>
+      </w:pPr>
+      <w:r>
+        <w:rPr>
+          <w:b/>
+          <w:sz w:val="24"/>
+          <w:color w:val="6D4C41"/>
+        </w:rPr>
+        <w:t xml:space="preserve">❯  QUAND LA FIOLE EST TROUVÉE DANS VOTRE MANTEAU  ❮</w:t>
+      </w:r>
+    </w:p>
+    <w:p>
+      <w:pPr>
+        <w:jc w:val="both"/>
+        <w:spacing w:after="100"/>
+      </w:pPr>
+      <w:r>
+        <w:rPr>
+          <w:sz w:val="22"/>
+        </w:rPr>
+        <w:t xml:space="preserve">Niez fermement : « Je n’ai JAMAIS vu cette fiole ! On me l’a glissée ! »</w:t>
+      </w:r>
+    </w:p>
+    <w:p>
+      <w:pPr>
+        <w:jc w:val="both"/>
+        <w:spacing w:after="100"/>
+      </w:pPr>
+      <w:r>
+        <w:rPr>
+          <w:sz w:val="22"/>
+        </w:rPr>
+        <w:t xml:space="preserve">Contre-attaquez (au passé, sans envoyer Chloé vers personne) : « À cette heure-là, Lord Gautier rentrait du jardin la mine d’un homme qui revient d’un mauvais coup. Demandez plutôt à Sir Tatoine où j’étais. »</w:t>
+      </w:r>
+    </w:p>
+    <w:p>
+      <w:pPr>
+        <w:jc w:val="center"/>
+        <w:spacing w:before="220" w:after="80"/>
+        <w:pBdr>
+          <w:top w:val="single" w:sz="4" w:color="B8860B"/>
+          <w:bottom w:val="single" w:sz="4" w:color="B8860B"/>
+        </w:pBdr>
+      </w:pPr>
+      <w:r>
+        <w:rPr>
+          <w:b/>
+          <w:sz w:val="24"/>
+          <w:color w:val="6D4C41"/>
+        </w:rPr>
+        <w:t xml:space="preserve">❯  CE QUI VOUS FAIT CRAQUER  ❮</w:t>
+      </w:r>
+    </w:p>
+    <w:p>
+      <w:pPr>
+        <w:jc w:val="both"/>
+        <w:spacing w:after="100"/>
+      </w:pPr>
+      <w:r>
+        <w:rPr>
+          <w:sz w:val="22"/>
+        </w:rPr>
+        <w:t xml:space="preserve">Sur Plumeau (si Chloé a la preuve, ou Lisa a parlé) : « Oui. M. Plumeau, c’est moi. Léa allait me jeter en pâture. On ne tue pas pour une plume. »</w:t>
+      </w:r>
+    </w:p>
+    <w:p>
+      <w:pPr>
+        <w:jc w:val="both"/>
+        <w:spacing w:after="100"/>
+      </w:pPr>
+      <w:r>
+        <w:rPr>
+          <w:sz w:val="22"/>
+        </w:rPr>
+        <w:t xml:space="preserve">Sur Alicia (si Chloé trouve les lettres dans la dépendance, Acte IV) : « Il y a un an. C’était court. Avant Lisa. Si Lisa l’apprend… ne le lui dites pas comme ça, je vous en supplie. »</w:t>
+      </w:r>
+    </w:p>
+    <w:p>
+      <w:pPr>
+        <w:jc w:val="center"/>
+        <w:spacing w:before="220" w:after="80"/>
+        <w:pBdr>
+          <w:top w:val="single" w:sz="4" w:color="B8860B"/>
+          <w:bottom w:val="single" w:sz="4" w:color="B8860B"/>
+        </w:pBdr>
+      </w:pPr>
+      <w:r>
+        <w:rPr>
+          <w:b/>
+          <w:sz w:val="24"/>
+          <w:color w:val="6D4C41"/>
+        </w:rPr>
+        <w:t xml:space="preserve">❯  VOTRE CHRONOLOGIE  ❮</w:t>
+      </w:r>
+    </w:p>
+    <w:p>
+      <w:pPr>
+        <w:spacing w:after="60"/>
+      </w:pPr>
+      <w:r>
+        <w:rPr>
+          <w:b/>
+          <w:sz w:val="22"/>
+        </w:rPr>
+        <w:t xml:space="preserve">16h00 – 16h45</w:t>
+      </w:r>
+      <w:r>
+        <w:rPr>
+          <w:sz w:val="22"/>
+        </w:rPr>
+        <w:t xml:space="preserve">  —  Bar/salon — Mondanités. Vous encaissez les piques.</w:t>
+      </w:r>
+    </w:p>
+    <w:p>
+      <w:pPr>
+        <w:spacing w:after="60"/>
+      </w:pPr>
+      <w:r>
+        <w:rPr>
+          <w:b/>
+          <w:sz w:val="22"/>
+        </w:rPr>
+        <w:t xml:space="preserve">16h45</w:t>
+      </w:r>
+      <w:r>
+        <w:rPr>
+          <w:sz w:val="22"/>
+        </w:rPr>
+        <w:t xml:space="preserve">  —  Salon du bar — Toast.</w:t>
+      </w:r>
+    </w:p>
+    <w:p>
+      <w:pPr>
+        <w:spacing w:after="60"/>
+      </w:pPr>
+      <w:r>
+        <w:rPr>
+          <w:b/>
+          <w:sz w:val="22"/>
+        </w:rPr>
+        <w:t xml:space="preserve">16h50 – 17h15</w:t>
+      </w:r>
+      <w:r>
+        <w:rPr>
+          <w:sz w:val="22"/>
+        </w:rPr>
+        <w:t xml:space="preserve">  —  Lisière de forêt — SEUL. Vous dessinez. Vous voyez Louis au banc.</w:t>
+      </w:r>
+    </w:p>
+    <w:p>
+      <w:pPr>
+        <w:spacing w:after="60"/>
+      </w:pPr>
+      <w:r>
+        <w:rPr>
+          <w:b/>
+          <w:sz w:val="22"/>
+        </w:rPr>
+        <w:t xml:space="preserve">17h15 – 17h25</w:t>
+      </w:r>
+      <w:r>
+        <w:rPr>
+          <w:sz w:val="22"/>
+        </w:rPr>
+        <w:t xml:space="preserve">  —  Lisière de forêt — SEUL.</w:t>
+      </w:r>
+    </w:p>
+    <w:p>
+      <w:pPr>
+        <w:spacing w:after="60"/>
+      </w:pPr>
+      <w:r>
+        <w:rPr>
+          <w:b/>
+          <w:sz w:val="22"/>
+        </w:rPr>
+        <w:t xml:space="preserve">17h25 – 17h45</w:t>
+      </w:r>
+      <w:r>
+        <w:rPr>
+          <w:sz w:val="22"/>
+        </w:rPr>
+        <w:t xml:space="preserve">  —  Lisière de forêt — Avec Sir Tatoine. Alibi mutuel.</w:t>
+      </w:r>
+    </w:p>
+    <w:p>
+      <w:pPr>
+        <w:spacing w:after="60"/>
+      </w:pPr>
+      <w:r>
+        <w:rPr>
+          <w:b/>
+          <w:sz w:val="22"/>
+        </w:rPr>
+        <w:t xml:space="preserve">17h45 – 18h00</w:t>
+      </w:r>
+      <w:r>
+        <w:rPr>
+          <w:sz w:val="22"/>
+        </w:rPr>
+        <w:t xml:space="preserve">  —  Salon du bar — Vous rejoignez Lisa. Cris de Lady Victoria à 17h58.</w:t>
+      </w:r>
+    </w:p>
+    <w:p>
+      <w:pPr>
+        <w:jc w:val="center"/>
+      </w:pPr>
+      <w:r>
+        <w:rPr>
+          <w:sz w:val="24"/>
+          <w:color w:val="B8860B"/>
+        </w:rPr>
+        <w:t xml:space="preserve">❦ ❦ ❦</w:t>
+      </w:r>
+    </w:p>
+    <w:p>
+      <w:r>
+        <w:br w:type="page"/>
       </w:r>
     </w:p>
     <w:p>
@@ -7924,7 +8352,7 @@
           <w:sz w:val="36"/>
           <w:szCs w:val="36"/>
         </w:rPr>
-        <w:t>LORD NICOLAS DE PICOLAS</w:t>
+        <w:t>LADY BOULET DE MYRTILLES</w:t>
       </w:r>
     </w:p>
     <w:p>
@@ -7938,7 +8366,7 @@
           <w:iCs/>
           <w:color w:val="6D4C41"/>
         </w:rPr>
-        <w:t>polémiste · fiancé secret de Lady Romanette</w:t>
+        <w:t>lectrice d’annuaires · discrète</w:t>
       </w:r>
     </w:p>
     <w:p>
@@ -7971,7 +8399,7 @@
         <w:jc w:val="both"/>
       </w:pPr>
       <w:r>
-        <w:t>Polémiste mordant, susceptible, se cabre vite, masque ses peurs par la colère. Vous vous emportez plus que vous n’écoutez. Mais quand il s’agit de Lady Romanette, votre voix change et vous redevenez doux.</w:t>
+        <w:t>Discrète, observatrice. Vous parlez peu spontanément, mais vous voyez tout. Vous avez une mémoire prodigieuse pour les familles, les dates, les généalogies — c’est votre passion solitaire. Ton placide, regards qui s’attardent. Vous attendez la bonne question avant de répondre, et vous répondez très précisément.</w:t>
       </w:r>
     </w:p>
     <w:p>
@@ -8001,7 +8429,7 @@
           <w:iCs/>
           <w:color w:val="6D4C41"/>
         </w:rPr>
-        <w:t>« Lord Nicolas de Picolas, plumitif. Bien connu de cette maison. »</w:t>
+        <w:t>« Lady Boulet de Myrtilles, généalogiste amateur. Je passe le plus clair de mes après-midi avec mes annuaires. »</w:t>
       </w:r>
     </w:p>
     <w:p>
@@ -8025,36 +8453,36 @@
         <w:jc w:val="both"/>
       </w:pPr>
       <w:r>
-        <w:t xml:space="preserve">💞 </w:t>
-      </w:r>
-      <w:r>
-        <w:rPr>
-          <w:b/>
-          <w:bCs/>
-        </w:rPr>
-        <w:t>Lady Romanette de Burlesque</w:t>
-      </w:r>
-      <w:r>
-        <w:t xml:space="preserve"> — fiancée secrète, annonce le mois prochain.</w:t>
-      </w:r>
-    </w:p>
-    <w:p>
-      <w:pPr>
-        <w:spacing w:before="60" w:after="60" w:line="300" w:lineRule="auto"/>
-        <w:jc w:val="both"/>
-      </w:pPr>
-      <w:r>
-        <w:t xml:space="preserve">💞 </w:t>
-      </w:r>
-      <w:r>
-        <w:rPr>
-          <w:b/>
-          <w:bCs/>
-        </w:rPr>
-        <w:t>Lady Alicia</w:t>
-      </w:r>
-      <w:r>
-        <w:t xml:space="preserve"> — ancienne liaison il y a un an (lettres compromettantes).</w:t>
+        <w:t xml:space="preserve">🕯️ </w:t>
+      </w:r>
+      <w:r>
+        <w:rPr>
+          <w:b/>
+          <w:bCs/>
+        </w:rPr>
+        <w:t>Sir Tatoine de Crevonville</w:t>
+      </w:r>
+      <w:r>
+        <w:t xml:space="preserve"> — quelques lettres tendres il y a 6 ans, avant son mariage avec Clochette.</w:t>
+      </w:r>
+    </w:p>
+    <w:p>
+      <w:pPr>
+        <w:spacing w:before="60" w:after="60" w:line="300" w:lineRule="auto"/>
+        <w:jc w:val="both"/>
+      </w:pPr>
+      <w:r>
+        <w:t xml:space="preserve">📚 </w:t>
+      </w:r>
+      <w:r>
+        <w:rPr>
+          <w:b/>
+          <w:bCs/>
+        </w:rPr>
+        <w:t>Tout le cercle</w:t>
+      </w:r>
+      <w:r>
+        <w:t xml:space="preserve"> — vous savez tout sur tous, grâce aux annuaires.</w:t>
       </w:r>
     </w:p>
     <w:p>
@@ -8073,7 +8501,7 @@
         <w:t>Lady Léa de Pavy</w:t>
       </w:r>
       <w:r>
-        <w:t xml:space="preserve"> — allait vous démasquer (Plumeau).</w:t>
+        <w:t xml:space="preserve"> — vous faisait chanter (200 livres par trimestre) pour vos lettres avec Tatoine.</w:t>
       </w:r>
     </w:p>
     <w:p>
@@ -8101,10 +8529,20 @@
           <w:b/>
           <w:bCs/>
         </w:rPr>
-        <w:t/>
-      </w:r>
-      <w:r>
-        <w:t xml:space="preserve"> La fiole vide a été glissée dans votre manteau — vous l’IGNOREZ jusqu’à ce que Chloé la trouve. Vous craquez sur Plumeau si Chloé brandit la preuve, sur Alicia si on trouve les lettres.</w:t>
+        <w:t>Vous parlez volontiers de ce que vous avez vu</w:t>
+      </w:r>
+      <w:r>
+        <w:t xml:space="preserve"> — livrez les témoignages prioritaires dès que Chloé pose la bonne question. </w:t>
+      </w:r>
+      <w:r>
+        <w:rPr>
+          <w:b/>
+          <w:bCs/>
+        </w:rPr>
+        <w:t>Sur votre propre secret (Tatoine), vous restez discrète</w:t>
+      </w:r>
+      <w:r>
+        <w:t xml:space="preserve"> : vous ne l’avouez que si on vous y oblige.</w:t>
       </w:r>
     </w:p>
     <w:p>
@@ -8128,29 +8566,7 @@
         <w:jc w:val="both"/>
       </w:pPr>
       <w:r>
-        <w:t xml:space="preserve">Polémiste. Sous le pseudonyme de </w:t>
-      </w:r>
-      <w:r>
-        <w:rPr>
-          <w:b/>
-          <w:bCs/>
-        </w:rPr>
-        <w:t>M. Plumeau</w:t>
-      </w:r>
-      <w:r>
-        <w:t>, vous écrivez des pamphlets satiriques (Lady Romanette vous y aide). Lady Léa allait vous démasquer publiquement. Vous êtes fiancé en secret à Lady Romanette de Burlesque (annonce prévue le mois prochain).</w:t>
-      </w:r>
-    </w:p>
-    <w:p>
-      <w:pPr>
-        <w:spacing w:before="60" w:after="60" w:line="300" w:lineRule="auto"/>
-        <w:jc w:val="both"/>
-      </w:pPr>
-      <w:r>
-        <w:rPr>
-          <w:sz w:val="22"/>
-        </w:rPr>
-        <w:t xml:space="preserve">Ce matin, à votre arrivée, elle vous a glissé un mot dans la main : « M. Plumeau — deux cents livres ce soir, ou demain le tout-Londres saura. — L. » Vous l’avez déchiré dans les toilettes et jeté dans la cuvette.</w:t>
+        <w:t>Discrète, observatrice. Lectrice d’annuaires de noblesse — mémoire prodigieuse pour les familles, les dates, les généalogies. Vous étiez au salon du bar à lire dans le coin du piano une grande partie de l’après-midi. Vous vous êtes brièvement absentée vers 17h30 (salle de bain) et avez emprunté le couloir intérieur en revenant.</w:t>
       </w:r>
     </w:p>
     <w:p>
@@ -8165,71 +8581,112 @@
           <w:sz w:val="24"/>
           <w:szCs w:val="24"/>
         </w:rPr>
-        <w:t>❧  VOS SECRETS  ❧</w:t>
-      </w:r>
-    </w:p>
-    <w:p>
-      <w:pPr>
-        <w:spacing w:before="60" w:after="60" w:line="300" w:lineRule="auto"/>
-        <w:jc w:val="both"/>
-      </w:pPr>
-      <w:r>
-        <w:rPr>
-          <w:b/>
-          <w:bCs/>
-        </w:rPr>
-        <w:t>Vous êtes M. Plumeau.</w:t>
-      </w:r>
-      <w:r>
-        <w:t xml:space="preserve"> Léa allait vous démasquer.</w:t>
-      </w:r>
-    </w:p>
-    <w:p>
-      <w:pPr>
-        <w:spacing w:before="60" w:after="60" w:line="300" w:lineRule="auto"/>
-        <w:jc w:val="both"/>
-      </w:pPr>
-      <w:r>
-        <w:rPr>
-          <w:b/>
-          <w:bCs/>
-        </w:rPr>
-        <w:t>Fiancé secret à Lady Romanette.</w:t>
-      </w:r>
-      <w:r>
-        <w:t xml:space="preserve"> Annonce prévue le mois prochain.</w:t>
-      </w:r>
-    </w:p>
-    <w:p>
-      <w:pPr>
-        <w:spacing w:before="60" w:after="60" w:line="300" w:lineRule="auto"/>
-        <w:jc w:val="both"/>
-      </w:pPr>
-      <w:r>
-        <w:rPr>
-          <w:b/>
-          <w:bCs/>
-        </w:rPr>
-        <w:t>Liaison passée avec Lady Alicia il y a un an</w:t>
-      </w:r>
-      <w:r>
-        <w:t xml:space="preserve"> (avant Romanette). Vous avez échangé des lettres tendres. Elle les a confiées à Léa pour les cacher de son mari Gautier. Vous l’ignoriez.</w:t>
-      </w:r>
-    </w:p>
-    <w:p>
-      <w:pPr>
-        <w:spacing w:before="60" w:after="60" w:line="300" w:lineRule="auto"/>
-        <w:jc w:val="both"/>
-      </w:pPr>
-      <w:r>
-        <w:rPr>
-          <w:b/>
-          <w:bCs/>
-        </w:rPr>
-        <w:t>La fiole de digitaline a été glissée dans votre manteau entre 17h33 et 17h36.</w:t>
-      </w:r>
-      <w:r>
-        <w:t xml:space="preserve"> Vous l’IGNOREZ totalement jusqu’à ce que Chloé la trouve.</w:t>
+        <w:t>❧  MES TÉMOIGNAGES PRIORITAIRES — à livrer si Chloé pose la bonne question  ❧</w:t>
+      </w:r>
+    </w:p>
+    <w:p>
+      <w:pPr>
+        <w:spacing w:before="60" w:after="60" w:line="300" w:lineRule="auto"/>
+        <w:jc w:val="both"/>
+      </w:pPr>
+      <w:r>
+        <w:t>Vous parlez peu spontanément. Vous attendez la question précise. Vos témoignages clefs :</w:t>
+      </w:r>
+    </w:p>
+    <w:p>
+      <w:pPr>
+        <w:spacing w:before="60" w:after="60" w:line="300" w:lineRule="auto"/>
+        <w:ind w:left="360"/>
+        <w:jc w:val="both"/>
+      </w:pPr>
+      <w:r>
+        <w:rPr>
+          <w:b/>
+          <w:bCs/>
+        </w:rPr>
+        <w:t>Acte I</w:t>
+      </w:r>
+      <w:r>
+        <w:t xml:space="preserve"> — dispute Gautier-Léa au jardin (16h15).</w:t>
+      </w:r>
+    </w:p>
+    <w:p>
+      <w:pPr>
+        <w:spacing w:after="80"/>
+      </w:pPr>
+      <w:r>
+        <w:rPr>
+          <w:sz w:val="22"/>
+        </w:rPr>
+        <w:t xml:space="preserve">Acte I — Lady Alicia revenant brièvement à 16h45 (cinq minutes d’absence avant le toast).</w:t>
+      </w:r>
+    </w:p>
+    <w:p>
+      <w:pPr>
+        <w:spacing w:before="60" w:after="60" w:line="300" w:lineRule="auto"/>
+        <w:ind w:left="360"/>
+        <w:jc w:val="both"/>
+      </w:pPr>
+      <w:r>
+        <w:rPr>
+          <w:b/>
+          <w:bCs/>
+        </w:rPr>
+        <w:t>Acte II</w:t>
+      </w:r>
+      <w:r>
+        <w:t xml:space="preserve"> — silhouette au-dessus des manteaux à 17h36, glissant quelque chose dans une veste.</w:t>
+      </w:r>
+    </w:p>
+    <w:p>
+      <w:pPr>
+        <w:spacing w:before="60" w:after="60" w:line="300" w:lineRule="auto"/>
+        <w:ind w:left="360"/>
+        <w:jc w:val="both"/>
+      </w:pPr>
+      <w:r>
+        <w:rPr>
+          <w:b/>
+          <w:bCs/>
+        </w:rPr>
+        <w:t>Acte II-III</w:t>
+      </w:r>
+      <w:r>
+        <w:t xml:space="preserve"> — anomalies dans les chroniques d’Amandinette de Parisette.</w:t>
+      </w:r>
+    </w:p>
+    <w:p>
+      <w:pPr>
+        <w:spacing w:before="60" w:after="60" w:line="300" w:lineRule="auto"/>
+        <w:ind w:left="360"/>
+        <w:jc w:val="both"/>
+      </w:pPr>
+      <w:r>
+        <w:rPr>
+          <w:b/>
+          <w:bCs/>
+        </w:rPr>
+        <w:t>Acte III</w:t>
+      </w:r>
+      <w:r>
+        <w:t xml:space="preserve"> — Gautier cachant quelque chose de lourd dans le placard du couloir vers 17h33.</w:t>
+      </w:r>
+    </w:p>
+    <w:p>
+      <w:pPr>
+        <w:spacing w:before="60" w:after="60" w:line="300" w:lineRule="auto"/>
+        <w:ind w:left="360"/>
+        <w:jc w:val="both"/>
+      </w:pPr>
+      <w:r>
+        <w:rPr>
+          <w:b/>
+          <w:bCs/>
+        </w:rPr>
+        <w:t xml:space="preserve">Acte III — Alicia s’attardant près du bar pendant la cohue à 17h58.</w:t>
+      </w:r>
+      <w:r>
+        <w:t xml:space="preserve"/>
       </w:r>
     </w:p>
     <w:p>
@@ -8244,55 +8701,16 @@
           <w:sz w:val="24"/>
           <w:szCs w:val="24"/>
         </w:rPr>
-        <w:t>❧  CE QUE VOUS DITES  ❧</w:t>
-      </w:r>
-    </w:p>
-    <w:p>
-      <w:pPr>
-        <w:spacing w:before="60" w:after="60" w:line="300" w:lineRule="auto"/>
-        <w:jc w:val="both"/>
-      </w:pPr>
-      <w:r>
-        <w:rPr>
-          <w:b/>
-          <w:bCs/>
-        </w:rPr>
-        <w:t>Sur l’éclat de voix de 16h40</w:t>
-      </w:r>
-      <w:r>
-        <w:t xml:space="preserve"> (rapporté par Romanette, Lady Boulet de Myrtilles, Marie) : « Oui, j’ai pété un câble contre cette commère. J’ai dit qu’elle ne publierait pas une ligne de plus. Elle allait écrire sur ma famille. » (vous ne précisez pas que c’est Plumeau qu’elle allait démasquer).</w:t>
-      </w:r>
-    </w:p>
-    <w:p>
-      <w:pPr>
-        <w:spacing w:before="60" w:after="60" w:line="300" w:lineRule="auto"/>
-        <w:jc w:val="both"/>
-      </w:pPr>
-      <w:r>
-        <w:rPr>
-          <w:b/>
-          <w:bCs/>
-        </w:rPr>
-        <w:t>Votre alibi</w:t>
-      </w:r>
-      <w:r>
-        <w:t xml:space="preserve"> : « De 16h50 à 17h15 j’étais seul à la lisière de la forêt. De 17h15 à 17h25 seul à la lisière de la forêt. À partir de 17h25, j’étais avec Sir Tatoine à la lisière. »</w:t>
-      </w:r>
-    </w:p>
-    <w:p>
-      <w:pPr>
-        <w:spacing w:before="60" w:after="60" w:line="300" w:lineRule="auto"/>
-        <w:jc w:val="both"/>
-      </w:pPr>
-      <w:r>
-        <w:rPr>
-          <w:b/>
-          <w:bCs/>
-        </w:rPr>
-        <w:t>Témoignage sur Louis au banc</w:t>
-      </w:r>
-      <w:r>
-        <w:t xml:space="preserve"> (Acte I) : « Pendant que je prenais l’air à la lisière de forêt vers 17h00-17h15, j’apercevais Louis sur le banc. Il sortait quelque chose de sa poche, gestes nerveux. C’était louche. »</w:t>
+        <w:t>❧  VOTRE SECRET  ❧</w:t>
+      </w:r>
+    </w:p>
+    <w:p>
+      <w:pPr>
+        <w:spacing w:before="60" w:after="60" w:line="300" w:lineRule="auto"/>
+        <w:jc w:val="both"/>
+      </w:pPr>
+      <w:r>
+        <w:t>Il y a 6 ans, avant le mariage Sir Tatoine — Lady Cloé Fischer, vous avez échangé quelques lettres tendres avec Tatoine. Une rencontre dans un jardin, jamais consommée. Léa savait et vous faisait chanter (200 livres par trimestre). Vous payiez surtout pour que Clochette ne sache jamais. Ce matin, à votre arrivée, Léa vous a remis un dernier « rappel d’échéance » — un mot bref vous réclamant un trimestre d’avance. Vous l’avez caché dans votre livre, sous la couverture en cuir.</w:t>
       </w:r>
     </w:p>
     <w:p>
@@ -8307,41 +8725,155 @@
           <w:sz w:val="24"/>
           <w:szCs w:val="24"/>
         </w:rPr>
-        <w:t>❧  QUAND LA FIOLE EST TROUVÉE DANS VOTRE MANTEAU  ❧</w:t>
-      </w:r>
-    </w:p>
-    <w:p>
-      <w:pPr>
-        <w:spacing w:before="60" w:after="60" w:line="300" w:lineRule="auto"/>
-        <w:jc w:val="both"/>
-      </w:pPr>
-      <w:r>
-        <w:t>Niez fermement : « Je n’ai jamais vu cette fiole ! Quelqu’un l’a glissée ! »</w:t>
-      </w:r>
-    </w:p>
-    <w:p>
-      <w:pPr>
-        <w:spacing w:before="60" w:after="60" w:line="300" w:lineRule="auto"/>
-        <w:jc w:val="both"/>
-      </w:pPr>
-      <w:r>
-        <w:rPr>
-          <w:b/>
-          <w:bCs/>
-        </w:rPr>
-        <w:t>Contre-attaquez</w:t>
-      </w:r>
-      <w:r>
-        <w:t xml:space="preserve"> factuellement (au passé, sans envoyer Chloé vers personne) : « À cette même heure, Lord Gautier rentrait du jardin l’air d’un homme qui revenait d’un mauvais coup. Tout le monde sait que Léa le faisait chanter. »</w:t>
-      </w:r>
-    </w:p>
-    <w:p>
-      <w:pPr>
-        <w:spacing w:before="60" w:after="60" w:line="300" w:lineRule="auto"/>
-        <w:jc w:val="both"/>
-      </w:pPr>
-      <w:r>
-        <w:t>« Sir Tatoine peut confirmer où j’étais, à la lisière. »</w:t>
+        <w:t>❧  CE QUE VOUS DITES — DISTRIBUÉ PAR ACTES  ❧</w:t>
+      </w:r>
+    </w:p>
+    <w:p>
+      <w:pPr>
+        <w:spacing w:before="60" w:after="60" w:line="300" w:lineRule="auto"/>
+        <w:jc w:val="both"/>
+      </w:pPr>
+      <w:r>
+        <w:rPr>
+          <w:b/>
+          <w:bCs/>
+        </w:rPr>
+        <w:t>ACTE I — Dispute Gautier-Léa au jardin (16h15)</w:t>
+      </w:r>
+      <w:r>
+        <w:t xml:space="preserve"> : « Depuis la fenêtre du salon du bar, j’ai vu Gautier et Léa se disputer dans le jardin vers 16h15. Léa lui a tendu un papier, il l’a fourré dans sa poche. »</w:t>
+      </w:r>
+    </w:p>
+    <w:p>
+      <w:pPr>
+        <w:spacing w:after="80"/>
+      </w:pPr>
+      <w:r>
+        <w:rPr>
+          <w:b/>
+          <w:sz w:val="22"/>
+        </w:rPr>
+        <w:t xml:space="preserve">ACTE I — Alicia revenant juste avant le toast (16h45) : </w:t>
+      </w:r>
+      <w:r>
+        <w:rPr>
+          <w:sz w:val="22"/>
+        </w:rPr>
+        <w:t xml:space="preserve">« Juste avant le toast, vers 16h45, j’ai vu Lady Alicia revenir d’une brève absence. Elle a souri en passant et s’est replacée près du buffet. »</w:t>
+      </w:r>
+    </w:p>
+    <w:p>
+      <w:pPr>
+        <w:spacing w:before="60" w:after="60" w:line="300" w:lineRule="auto"/>
+        <w:jc w:val="both"/>
+      </w:pPr>
+      <w:r>
+        <w:rPr>
+          <w:b/>
+          <w:bCs/>
+        </w:rPr>
+        <w:t xml:space="preserve">ACTE I — Sur Lisa et Baptiste : « La cantatrice ne quittait pas le caricaturiste des yeux. Pas comme une amie — comme une amante. Je crois qu’il y a quelque chose entre eux. »</w:t>
+      </w:r>
+      <w:r>
+        <w:t xml:space="preserve"/>
+      </w:r>
+    </w:p>
+    <w:p>
+      <w:pPr>
+        <w:spacing w:before="60" w:after="60" w:line="300" w:lineRule="auto"/>
+        <w:jc w:val="both"/>
+      </w:pPr>
+      <w:r>
+        <w:rPr>
+          <w:b/>
+          <w:bCs/>
+        </w:rPr>
+        <w:t>ACTE II — Silhouette aux tabourets</w:t>
+      </w:r>
+      <w:r>
+        <w:t xml:space="preserve"> : « Je revenais de la salle de bain par le couloir vers 17h36. La porte du bar était entrouverte. J’ai aperçu QUELQU’UN penché sur les manteaux, glissant quelque chose dans une veste. Le rayon de soleil m’a empêchée de voir le visage. »</w:t>
+      </w:r>
+    </w:p>
+    <w:p>
+      <w:pPr>
+        <w:spacing w:before="60" w:after="60" w:line="300" w:lineRule="auto"/>
+        <w:jc w:val="both"/>
+      </w:pPr>
+      <w:r>
+        <w:rPr>
+          <w:b/>
+          <w:bCs/>
+        </w:rPr>
+        <w:t xml:space="preserve">ACTE II — Si Chloé interroge sur Baptiste : « Cette fiole dans son manteau le désigne, certes — mais c’est un artiste doux, je le verrais mal verser du poison. » Et sur Lisa : « Après son éclat de 16h40, je l’ai entendue jurer que Léa paierait pour ce qu’elle lui avait fait. »</w:t>
+      </w:r>
+      <w:r>
+        <w:t xml:space="preserve"/>
+      </w:r>
+    </w:p>
+    <w:p>
+      <w:pPr>
+        <w:spacing w:before="60" w:after="60" w:line="300" w:lineRule="auto"/>
+        <w:jc w:val="both"/>
+      </w:pPr>
+      <w:r>
+        <w:rPr>
+          <w:b/>
+          <w:bCs/>
+        </w:rPr>
+        <w:t>ACTE II/III — Anomalies sur Amandinette</w:t>
+      </w:r>
+      <w:r>
+        <w:t xml:space="preserve"> : « Mes annuaires de noblesse couvrent les Parisette sur quatre générations. Or je ne retrouve pas la branche dont parle la Duchesse Amandinette. Et certaines anecdotes d’enfance qu’elle évoque ne collent pas avec les chroniques de cette maison. »</w:t>
+      </w:r>
+    </w:p>
+    <w:p>
+      <w:pPr>
+        <w:spacing w:before="60" w:after="60" w:line="300" w:lineRule="auto"/>
+        <w:jc w:val="both"/>
+      </w:pPr>
+      <w:r>
+        <w:rPr>
+          <w:b/>
+          <w:bCs/>
+        </w:rPr>
+        <w:t>ACTE III — Mallette de Gautier (17h33)</w:t>
+      </w:r>
+      <w:r>
+        <w:t xml:space="preserve"> : « Je passais dans le couloir intérieur vers 17h33. J’ai vu Gautier glisser quelque chose de lourd dans le placard, vivement. » N’évoquez pas avant l’Acte III.</w:t>
+      </w:r>
+    </w:p>
+    <w:p>
+      <w:pPr>
+        <w:spacing w:before="60" w:after="60" w:line="300" w:lineRule="auto"/>
+        <w:jc w:val="both"/>
+      </w:pPr>
+      <w:r>
+        <w:rPr>
+          <w:b/>
+          <w:bCs/>
+        </w:rPr>
+        <w:t>ACTE III — Alicia près du bar pendant la cohue</w:t>
+      </w:r>
+      <w:r>
+        <w:t xml:space="preserve"> : « À 17h58, pendant que tout le monde s’agitait, j’ai vu Alicia s’attarder près du bar. Elle paraissait perdue. »</w:t>
+      </w:r>
+    </w:p>
+    <w:p>
+      <w:pPr>
+        <w:spacing w:after="80"/>
+      </w:pPr>
+      <w:r>
+        <w:rPr>
+          <w:b/>
+          <w:sz w:val="22"/>
+        </w:rPr>
+        <w:t xml:space="preserve">ACTE III — La salle de bain vide (si Chloé interroge sur la salle de bain) : </w:t>
+      </w:r>
+      <w:r>
+        <w:rPr>
+          <w:sz w:val="22"/>
+        </w:rPr>
+        <w:t xml:space="preserve">« Quand je m’y suis rendue vers 17h30, la salle de bain était vide — personne. La Duchesse Amandinette prétend pourtant s’y être reposée jusqu’à 17h45. À 17h30, il n’y avait là âme qui vive. »</w:t>
       </w:r>
     </w:p>
     <w:p>
@@ -8365,46 +8897,16 @@
         <w:jc w:val="both"/>
       </w:pPr>
       <w:r>
-        <w:rPr>
-          <w:b/>
-          <w:bCs/>
-        </w:rPr>
-        <w:t>Sur Plumeau</w:t>
-      </w:r>
-      <w:r>
-        <w:t xml:space="preserve"> (si Chloé a la preuve ou Romanette a craqué) : « Oui. C’est moi. Léa m’aurait démasqué. On ne tue pas pour une plume. »</w:t>
-      </w:r>
-    </w:p>
-    <w:p>
-      <w:pPr>
-        <w:spacing w:before="60" w:after="60" w:line="300" w:lineRule="auto"/>
-        <w:jc w:val="both"/>
-      </w:pPr>
-      <w:r>
-        <w:rPr>
-          <w:b/>
-          <w:bCs/>
-        </w:rPr>
-        <w:t>Sur Romanette</w:t>
-      </w:r>
-      <w:r>
-        <w:t xml:space="preserve"> : « Je l’aime. Annonce le mois prochain. »</w:t>
-      </w:r>
-    </w:p>
-    <w:p>
-      <w:pPr>
-        <w:spacing w:before="60" w:after="60" w:line="300" w:lineRule="auto"/>
-        <w:jc w:val="both"/>
-      </w:pPr>
-      <w:r>
-        <w:rPr>
-          <w:b/>
-          <w:bCs/>
-        </w:rPr>
-        <w:t>Sur Alicia</w:t>
-      </w:r>
-      <w:r>
-        <w:t xml:space="preserve"> (si Chloé trouve les lettres dans la dépendance, Acte IV) : « Il y a un an. C’était bref. Nous avons rompu avant Romanette. J’avais cru à mille choses, je n’en regrette qu’une. »</w:t>
+        <w:t>Si Chloé évoque Tatoine, ou demande pourquoi vous semblez si discrète, ou évoque les chantages de Léa : vous fermez les yeux un instant. « Il y a 6 ans… quelques lettres. Une promenade dans un jardin. Rien de plus. Léa l’avait su par hasard. Elle me faisait payer 200 livres par trimestre. J’ai payé. Je payais POUR Clochette, surtout — pour qu’elle ne sache jamais. »</w:t>
+      </w:r>
+    </w:p>
+    <w:p>
+      <w:pPr>
+        <w:spacing w:before="60" w:after="60" w:line="300" w:lineRule="auto"/>
+        <w:jc w:val="both"/>
+      </w:pPr>
+      <w:r>
+        <w:t>Vous regardez Lady Cloé Fischer en face : « Je suis désolée, Clochette. Tatoine n’a rien fait de mal. C’était avant vous. Je vous le promets. »</w:t>
       </w:r>
     </w:p>
     <w:p>
@@ -8540,7 +9042,7 @@
                 <w:sz w:val="22"/>
                 <w:szCs w:val="22"/>
               </w:rPr>
-              <w:t>16h00 – 16h40</w:t>
+              <w:t>16h00 – 16h15</w:t>
             </w:r>
           </w:p>
         </w:tc>
@@ -8563,7 +9065,7 @@
                 <w:sz w:val="22"/>
                 <w:szCs w:val="22"/>
               </w:rPr>
-              <w:t>Bar/salon du bar</w:t>
+              <w:t>Salon du bar</w:t>
             </w:r>
           </w:p>
         </w:tc>
@@ -8586,7 +9088,7 @@
                 <w:sz w:val="22"/>
                 <w:szCs w:val="22"/>
               </w:rPr>
-              <w:t>Mondanités.</w:t>
+              <w:t>Vous voyez Gautier et Léa au jardin depuis la fenêtre.</w:t>
             </w:r>
           </w:p>
         </w:tc>
@@ -8611,7 +9113,7 @@
                 <w:sz w:val="22"/>
                 <w:szCs w:val="22"/>
               </w:rPr>
-              <w:t>16h40</w:t>
+              <w:t>16h15 – 16h45</w:t>
             </w:r>
           </w:p>
         </w:tc>
@@ -8634,7 +9136,7 @@
                 <w:sz w:val="22"/>
                 <w:szCs w:val="22"/>
               </w:rPr>
-              <w:t>Bar</w:t>
+              <w:t>Bar/salon du bar</w:t>
             </w:r>
           </w:p>
         </w:tc>
@@ -8657,7 +9159,7 @@
                 <w:sz w:val="22"/>
                 <w:szCs w:val="22"/>
               </w:rPr>
-              <w:t>ÉCLAT public contre Léa. « Vous ne publierez pas une ligne de plus ! » Lady Romanette intervient.</w:t>
+              <w:t>Mondanités.</w:t>
             </w:r>
           </w:p>
         </w:tc>
@@ -8753,7 +9255,7 @@
                 <w:sz w:val="22"/>
                 <w:szCs w:val="22"/>
               </w:rPr>
-              <w:t>16h50 – 17h15</w:t>
+              <w:t>17h00 – 17h30</w:t>
             </w:r>
           </w:p>
         </w:tc>
@@ -8776,7 +9278,7 @@
                 <w:sz w:val="22"/>
                 <w:szCs w:val="22"/>
               </w:rPr>
-              <w:t>Lisière de forêt</w:t>
+              <w:t>Salon du bar</w:t>
             </w:r>
           </w:p>
         </w:tc>
@@ -8799,7 +9301,7 @@
                 <w:sz w:val="22"/>
                 <w:szCs w:val="22"/>
               </w:rPr>
-              <w:t>SEUL. Vous prenez l’air. Vous voyez Louis au banc.</w:t>
+              <w:t>Lecture solitaire. Vous voyez Marie et Alicia au piano.</w:t>
             </w:r>
           </w:p>
         </w:tc>
@@ -8824,7 +9326,7 @@
                 <w:sz w:val="22"/>
                 <w:szCs w:val="22"/>
               </w:rPr>
-              <w:t>17h15 – 17h25</w:t>
+              <w:t>17h30 – 17h33</w:t>
             </w:r>
           </w:p>
         </w:tc>
@@ -8847,7 +9349,7 @@
                 <w:sz w:val="22"/>
                 <w:szCs w:val="22"/>
               </w:rPr>
-              <w:t>Lisière de forêt</w:t>
+              <w:t>Salon → couloir → salle de bain</w:t>
             </w:r>
           </w:p>
         </w:tc>
@@ -8870,7 +9372,7 @@
                 <w:sz w:val="22"/>
                 <w:szCs w:val="22"/>
               </w:rPr>
-              <w:t>SEUL.</w:t>
+              <w:t>Pause à la salle de bain (1-2 min).</w:t>
             </w:r>
           </w:p>
         </w:tc>
@@ -8895,7 +9397,7 @@
                 <w:sz w:val="22"/>
                 <w:szCs w:val="22"/>
               </w:rPr>
-              <w:t>17h25 – 17h45</w:t>
+              <w:t>17h33</w:t>
             </w:r>
           </w:p>
         </w:tc>
@@ -8918,7 +9420,7 @@
                 <w:sz w:val="22"/>
                 <w:szCs w:val="22"/>
               </w:rPr>
-              <w:t>Lisière de forêt</w:t>
+              <w:t>Couloir</w:t>
             </w:r>
           </w:p>
         </w:tc>
@@ -8941,7 +9443,7 @@
                 <w:sz w:val="22"/>
                 <w:szCs w:val="22"/>
               </w:rPr>
-              <w:t>Avec Sir Tatoine. Alibi mutuel.</w:t>
+              <w:t>Vous voyez Gautier glisser quelque chose de lourd dans le placard, vivement.</w:t>
             </w:r>
           </w:p>
         </w:tc>
@@ -8966,7 +9468,7 @@
                 <w:sz w:val="22"/>
                 <w:szCs w:val="22"/>
               </w:rPr>
-              <w:t>17h45 – 18h00</w:t>
+              <w:t>17h36</w:t>
             </w:r>
           </w:p>
         </w:tc>
@@ -8989,6 +9491,77 @@
                 <w:sz w:val="22"/>
                 <w:szCs w:val="22"/>
               </w:rPr>
+              <w:t>Couloir → bar</w:t>
+            </w:r>
+          </w:p>
+        </w:tc>
+        <w:tc>
+          <w:tcPr>
+            <w:tcW w:w="3660" w:type="dxa"/>
+            <w:tcMar>
+              <w:top w:w="80" w:type="dxa"/>
+              <w:bottom w:w="80" w:type="dxa"/>
+              <w:left w:w="120" w:type="dxa"/>
+              <w:right w:w="120" w:type="dxa"/>
+            </w:tcMar>
+          </w:tcPr>
+          <w:p>
+            <w:pPr>
+              <w:spacing w:before="20" w:after="20" w:line="260" w:lineRule="auto"/>
+            </w:pPr>
+            <w:r>
+              <w:rPr>
+                <w:sz w:val="22"/>
+                <w:szCs w:val="22"/>
+              </w:rPr>
+              <w:t>Par la porte entrouverte, silhouette à contre-jour penchée sur les manteaux. Vous ne reconnaissez pas.</w:t>
+            </w:r>
+          </w:p>
+        </w:tc>
+      </w:tr>
+      <w:tr>
+        <w:tc>
+          <w:tcPr>
+            <w:tcW w:w="2200" w:type="dxa"/>
+            <w:tcMar>
+              <w:top w:w="80" w:type="dxa"/>
+              <w:bottom w:w="80" w:type="dxa"/>
+              <w:left w:w="120" w:type="dxa"/>
+              <w:right w:w="120" w:type="dxa"/>
+            </w:tcMar>
+          </w:tcPr>
+          <w:p>
+            <w:pPr>
+              <w:spacing w:before="20" w:after="20" w:line="260" w:lineRule="auto"/>
+            </w:pPr>
+            <w:r>
+              <w:rPr>
+                <w:sz w:val="22"/>
+                <w:szCs w:val="22"/>
+              </w:rPr>
+              <w:t>17h36 – 18h00</w:t>
+            </w:r>
+          </w:p>
+        </w:tc>
+        <w:tc>
+          <w:tcPr>
+            <w:tcW w:w="3500" w:type="dxa"/>
+            <w:tcMar>
+              <w:top w:w="80" w:type="dxa"/>
+              <w:bottom w:w="80" w:type="dxa"/>
+              <w:left w:w="120" w:type="dxa"/>
+              <w:right w:w="120" w:type="dxa"/>
+            </w:tcMar>
+          </w:tcPr>
+          <w:p>
+            <w:pPr>
+              <w:spacing w:before="20" w:after="20" w:line="260" w:lineRule="auto"/>
+            </w:pPr>
+            <w:r>
+              <w:rPr>
+                <w:sz w:val="22"/>
+                <w:szCs w:val="22"/>
+              </w:rPr>
               <w:t>Salon du bar</w:t>
             </w:r>
           </w:p>
@@ -9012,7 +9585,7 @@
                 <w:sz w:val="22"/>
                 <w:szCs w:val="22"/>
               </w:rPr>
-              <w:t>Vous rejoignez Romanette. Cris de Lady Victoria à 17h58.</w:t>
+              <w:t>Vous regagnez votre fauteuil. Cris de Lady Victoria à 17h58. Vous voyez Alicia s’attarder près du bar à 17h58.</w:t>
             </w:r>
           </w:p>
         </w:tc>
@@ -9031,37 +9604,576 @@
       </w:r>
     </w:p>
     <w:p>
-      <w:pPr>
-        <w:sectPr>
-          <w:type w:val="nextPage"/>
-          <w:headerReference w:type="default" r:id="rIdHeader"/>
-          <w:footerReference w:type="default" r:id="rIdFooter"/>
-          <w:pgBorders w:offsetFrom="page">
-            <w:top w:val="thinThickSmallGap" w:sz="24" w:space="24" w:color="B8860B"/>
-            <w:left w:val="thinThickSmallGap" w:sz="24" w:space="24" w:color="B8860B"/>
-            <w:bottom w:val="thickThinSmallGap" w:sz="24" w:space="24" w:color="B8860B"/>
-            <w:right w:val="thickThinSmallGap" w:sz="24" w:space="24" w:color="B8860B"/>
-          </w:pgBorders>
-          <w:pgSz w:w="11906" w:h="16838"/>
-          <w:pgMar w:top="1700" w:right="1417" w:bottom="1700" w:left="1417" w:header="708" w:footer="708" w:gutter="0"/>
-          <w:cols w:space="708"/>
-          <w:docGrid w:linePitch="360"/>
-          <w:titlePg/>
-        </w:sectPr>
-      </w:pPr>
-    </w:p>
-    <w:p>
-      <w:pPr>
-        <w:spacing w:before="120" w:after="60"/>
+      <w:r>
+        <w:br w:type="page"/>
+      </w:r>
+    </w:p>
+    <w:p>
+      <w:pPr>
         <w:jc w:val="center"/>
       </w:pPr>
       <w:r>
         <w:rPr>
+          <w:sz w:val="24"/>
           <w:color w:val="B8860B"/>
-          <w:sz w:val="28"/>
-          <w:rFonts w:ascii="Garamond" w:hAnsi="Garamond"/>
-        </w:rPr>
-        <w:t>❦ ⚜ ❦ ⚜ ❦</w:t>
+        </w:rPr>
+        <w:t xml:space="preserve">❦ ❦ ❦</w:t>
+      </w:r>
+    </w:p>
+    <w:p>
+      <w:pPr>
+        <w:jc w:val="both"/>
+        <w:spacing w:after="100"/>
+      </w:pPr>
+      <w:r>
+        <w:rPr>
+          <w:b/>
+          <w:sz w:val="22"/>
+        </w:rPr>
+        <w:t xml:space="preserve">FICHE PERSONNAGE</w:t>
+      </w:r>
+    </w:p>
+    <w:p>
+      <w:pPr>
+        <w:jc w:val="center"/>
+        <w:spacing w:before="120" w:after="40"/>
+      </w:pPr>
+      <w:r>
+        <w:rPr>
+          <w:b/>
+          <w:sz w:val="34"/>
+          <w:color w:val="6D4C41"/>
+        </w:rPr>
+        <w:t xml:space="preserve">MADEMOISELLE MAËLYS BOUCHARD</w:t>
+      </w:r>
+    </w:p>
+    <w:p>
+      <w:pPr>
+        <w:jc w:val="center"/>
+        <w:spacing w:after="160"/>
+      </w:pPr>
+      <w:r>
+        <w:rPr>
+          <w:i/>
+          <w:sz w:val="24"/>
+        </w:rPr>
+        <w:t xml:space="preserve">demoiselle · invitée de Lady Chloé</w:t>
+      </w:r>
+    </w:p>
+    <w:p>
+      <w:pPr>
+        <w:jc w:val="both"/>
+        <w:spacing w:after="100"/>
+      </w:pPr>
+      <w:r>
+        <w:rPr>
+          <w:sz w:val="22"/>
+        </w:rPr>
+        <w:t xml:space="preserve">Le contexte. Samedi 6 juin 1925, anniversaire des 30 ans de Lady Chloé. Vous êtes invité·e au Domaine des Beuhaies. Lady Chloé est rentrée seule à 18h00 et trouve Lady Léa de Pavy morte dans la dépendance — empoisonnée à la digitaline vers 17h25. Le jeu. Lady Chloé enquête seule pendant 1 heure. Sir Amaury est MJ. Vos observations se livrent en conversation, librement. Vos secrets se gardent — il faut un levier pour qu’ils sortent.</w:t>
+      </w:r>
+    </w:p>
+    <w:p>
+      <w:pPr>
+        <w:jc w:val="center"/>
+        <w:spacing w:before="220" w:after="80"/>
+        <w:pBdr>
+          <w:top w:val="single" w:sz="4" w:color="B8860B"/>
+          <w:bottom w:val="single" w:sz="4" w:color="B8860B"/>
+        </w:pBdr>
+      </w:pPr>
+      <w:r>
+        <w:rPr>
+          <w:b/>
+          <w:sz w:val="24"/>
+          <w:color w:val="6D4C41"/>
+        </w:rPr>
+        <w:t xml:space="preserve">❯  🎭 VOTRE CARACTÈRE  ❮</w:t>
+      </w:r>
+    </w:p>
+    <w:p>
+      <w:pPr>
+        <w:jc w:val="both"/>
+        <w:spacing w:after="100"/>
+      </w:pPr>
+      <w:r>
+        <w:rPr>
+          <w:sz w:val="22"/>
+        </w:rPr>
+        <w:t xml:space="preserve">Douce, réservée, attentive. Vous observez beaucoup et parlez peu, mais juste. Vous n’avez aucun secret honteux — peut-être la seule, ici. Vous vous sentez un peu étrangère parmi ces grands noms, et cela vous rend précieuse pour Chloé : vous regardez sans calcul.</w:t>
+      </w:r>
+    </w:p>
+    <w:p>
+      <w:pPr>
+        <w:jc w:val="center"/>
+        <w:spacing w:before="220" w:after="80"/>
+        <w:pBdr>
+          <w:top w:val="single" w:sz="4" w:color="B8860B"/>
+          <w:bottom w:val="single" w:sz="4" w:color="B8860B"/>
+        </w:pBdr>
+      </w:pPr>
+      <w:r>
+        <w:rPr>
+          <w:b/>
+          <w:sz w:val="24"/>
+          <w:color w:val="6D4C41"/>
+        </w:rPr>
+        <w:t xml:space="preserve">❯  📜 VOTRE PHRASE DE PRÉSENTATION  ❮</w:t>
+      </w:r>
+    </w:p>
+    <w:p>
+      <w:pPr>
+        <w:jc w:val="both"/>
+        <w:spacing w:after="100"/>
+      </w:pPr>
+      <w:r>
+        <w:rPr>
+          <w:sz w:val="22"/>
+        </w:rPr>
+        <w:t xml:space="preserve">« Maëlys Bouchard. Lady Chloé a eu la bonté de m’inviter. Je ne suis personne, ici — mais je vois bien des choses. »</w:t>
+      </w:r>
+    </w:p>
+    <w:p>
+      <w:pPr>
+        <w:jc w:val="center"/>
+        <w:spacing w:before="220" w:after="80"/>
+        <w:pBdr>
+          <w:top w:val="single" w:sz="4" w:color="B8860B"/>
+          <w:bottom w:val="single" w:sz="4" w:color="B8860B"/>
+        </w:pBdr>
+      </w:pPr>
+      <w:r>
+        <w:rPr>
+          <w:b/>
+          <w:sz w:val="24"/>
+          <w:color w:val="6D4C41"/>
+        </w:rPr>
+        <w:t xml:space="preserve">❯  🔗 VOS LIENS  ❮</w:t>
+      </w:r>
+    </w:p>
+    <w:p>
+      <w:pPr>
+        <w:spacing w:after="60"/>
+        <w:ind w:left="360" w:hanging="200"/>
+      </w:pPr>
+      <w:r>
+        <w:rPr>
+          <w:sz w:val="22"/>
+        </w:rPr>
+        <w:t xml:space="preserve">•  💞 Lady Chloé — votre bienfaitrice ; elle vous a prise sous son aile cette année.</w:t>
+      </w:r>
+    </w:p>
+    <w:p>
+      <w:pPr>
+        <w:spacing w:after="60"/>
+        <w:ind w:left="360" w:hanging="200"/>
+      </w:pPr>
+      <w:r>
+        <w:rPr>
+          <w:sz w:val="22"/>
+        </w:rPr>
+        <w:t xml:space="preserve">•  🎹 Lady Marie de Riegel — vous tourniez les pages, à côté d’elle, au piano.</w:t>
+      </w:r>
+    </w:p>
+    <w:p>
+      <w:pPr>
+        <w:spacing w:after="60"/>
+        <w:ind w:left="360" w:hanging="200"/>
+      </w:pPr>
+      <w:r>
+        <w:rPr>
+          <w:sz w:val="22"/>
+        </w:rPr>
+        <w:t xml:space="preserve">•  🕯️ Lady Léa de Pavy — elle vous regardait étrangement, avec une douceur que vous ne compreniez pas.</w:t>
+      </w:r>
+    </w:p>
+    <w:p>
+      <w:pPr>
+        <w:jc w:val="center"/>
+        <w:spacing w:before="220" w:after="80"/>
+        <w:pBdr>
+          <w:top w:val="single" w:sz="4" w:color="B8860B"/>
+          <w:bottom w:val="single" w:sz="4" w:color="B8860B"/>
+        </w:pBdr>
+      </w:pPr>
+      <w:r>
+        <w:rPr>
+          <w:b/>
+          <w:sz w:val="24"/>
+          <w:color w:val="6D4C41"/>
+        </w:rPr>
+        <w:t xml:space="preserve">❯  💬 COMMENT JOUER  ❮</w:t>
+      </w:r>
+    </w:p>
+    <w:p>
+      <w:pPr>
+        <w:jc w:val="both"/>
+        <w:spacing w:after="100"/>
+      </w:pPr>
+      <w:r>
+        <w:rPr>
+          <w:sz w:val="22"/>
+        </w:rPr>
+        <w:t xml:space="preserve">Vous livrez vos observations dès qu’on vous le demande — vous êtes le meilleur témoin de la soirée. Vous ne cachez rien, car vous ignorez tout de ce qui se trame. Vous IGNOREZ totalement votre vraie naissance : ne la jouez qu’à la révélation finale, avec une émotion sincère.</w:t>
+      </w:r>
+    </w:p>
+    <w:p>
+      <w:pPr>
+        <w:jc w:val="center"/>
+        <w:spacing w:before="220" w:after="80"/>
+        <w:pBdr>
+          <w:top w:val="single" w:sz="4" w:color="B8860B"/>
+          <w:bottom w:val="single" w:sz="4" w:color="B8860B"/>
+        </w:pBdr>
+      </w:pPr>
+      <w:r>
+        <w:rPr>
+          <w:b/>
+          <w:sz w:val="24"/>
+          <w:color w:val="6D4C41"/>
+        </w:rPr>
+        <w:t xml:space="preserve">❯  VOTRE IDENTITÉ (ce que vous savez)  ❮</w:t>
+      </w:r>
+    </w:p>
+    <w:p>
+      <w:pPr>
+        <w:jc w:val="both"/>
+        <w:spacing w:after="100"/>
+      </w:pPr>
+      <w:r>
+        <w:rPr>
+          <w:sz w:val="22"/>
+        </w:rPr>
+        <w:t xml:space="preserve">Orpheline, élevée par votre marraine en Touraine. Votre mère, morte jeune, ne parlait jamais de la famille. Vous portez son nom : Bouchard. Lady Chloé vous a remarquée à un concert et vous a invitée ce soir. Vous êtes émerveillée et un peu perdue parmi tant de titres.</w:t>
+      </w:r>
+    </w:p>
+    <w:p>
+      <w:pPr>
+        <w:jc w:val="center"/>
+        <w:spacing w:before="220" w:after="80"/>
+        <w:pBdr>
+          <w:top w:val="single" w:sz="4" w:color="B8860B"/>
+          <w:bottom w:val="single" w:sz="4" w:color="B8860B"/>
+        </w:pBdr>
+      </w:pPr>
+      <w:r>
+        <w:rPr>
+          <w:b/>
+          <w:sz w:val="24"/>
+          <w:color w:val="6D4C41"/>
+        </w:rPr>
+        <w:t xml:space="preserve">❯  CE QUE VOUS NE SAVEZ PAS (réservé au MJ)  ❮</w:t>
+      </w:r>
+    </w:p>
+    <w:p>
+      <w:pPr>
+        <w:jc w:val="both"/>
+        <w:spacing w:after="100"/>
+      </w:pPr>
+      <w:r>
+        <w:rPr>
+          <w:i/>
+          <w:sz w:val="22"/>
+        </w:rPr>
+        <w:t xml:space="preserve">Vous êtes Marguerite Beauchamp, nièce de Mademoiselle Amandinette de Beauchamp, héritière morte d’une fièvre en mai 1910. Enfant alors, vous avez été dépossédée du nom et du patrimoine Beauchamp quand une inconnue a pris l’identité de votre tante. Léa l’a découvert et vous a fait inviter pour réparer, avant sa fuite. Cette vérité ne se révèle qu’à l’ouverture du coffret, à l’Acte IV.</w:t>
+      </w:r>
+    </w:p>
+    <w:p>
+      <w:pPr>
+        <w:jc w:val="center"/>
+        <w:spacing w:before="220" w:after="80"/>
+        <w:pBdr>
+          <w:top w:val="single" w:sz="4" w:color="B8860B"/>
+          <w:bottom w:val="single" w:sz="4" w:color="B8860B"/>
+        </w:pBdr>
+      </w:pPr>
+      <w:r>
+        <w:rPr>
+          <w:b/>
+          <w:sz w:val="24"/>
+          <w:color w:val="6D4C41"/>
+        </w:rPr>
+        <w:t xml:space="preserve">❯  MES TÉMOIGNAGES PRIORITAIRES  ❮</w:t>
+      </w:r>
+    </w:p>
+    <w:p>
+      <w:pPr>
+        <w:jc w:val="both"/>
+        <w:spacing w:after="100"/>
+      </w:pPr>
+      <w:r>
+        <w:rPr>
+          <w:sz w:val="22"/>
+        </w:rPr>
+        <w:t xml:space="preserve">Si Chloé vous demande « qu’avez-vous vu cet après-midi ? », livrez ceci en premier :</w:t>
+      </w:r>
+    </w:p>
+    <w:p>
+      <w:pPr>
+        <w:spacing w:after="60"/>
+        <w:ind w:left="360" w:hanging="200"/>
+      </w:pPr>
+      <w:r>
+        <w:rPr>
+          <w:sz w:val="22"/>
+        </w:rPr>
+        <w:t xml:space="preserve">•  Le Duc Théodorette qui rentre du couloir intérieur à 17h20, bouleversé, venant du dehors — alors que sa femme était censée se reposer (PIVOT).</w:t>
+      </w:r>
+    </w:p>
+    <w:p>
+      <w:pPr>
+        <w:spacing w:after="60"/>
+        <w:ind w:left="360" w:hanging="200"/>
+      </w:pPr>
+      <w:r>
+        <w:rPr>
+          <w:sz w:val="22"/>
+        </w:rPr>
+        <w:t xml:space="preserve">•  Au toast, Amandinette glissant à Léa : « Nous devons parler. Seules. »</w:t>
+      </w:r>
+    </w:p>
+    <w:p>
+      <w:pPr>
+        <w:spacing w:after="60"/>
+        <w:ind w:left="360" w:hanging="200"/>
+      </w:pPr>
+      <w:r>
+        <w:rPr>
+          <w:sz w:val="22"/>
+        </w:rPr>
+        <w:t xml:space="preserve">•  Lady Marie sortant troublée du potager vers 16h55, Léa derrière, fébrile.</w:t>
+      </w:r>
+    </w:p>
+    <w:p>
+      <w:pPr>
+        <w:spacing w:after="60"/>
+        <w:ind w:left="360" w:hanging="200"/>
+      </w:pPr>
+      <w:r>
+        <w:rPr>
+          <w:sz w:val="22"/>
+        </w:rPr>
+        <w:t xml:space="preserve">•  Lord Gautier passant pressé dans le couloir vers 17h33, quelque chose sous la redingote.</w:t>
+      </w:r>
+    </w:p>
+    <w:p>
+      <w:pPr>
+        <w:spacing w:after="60"/>
+        <w:ind w:left="360" w:hanging="200"/>
+      </w:pPr>
+      <w:r>
+        <w:rPr>
+          <w:sz w:val="22"/>
+        </w:rPr>
+        <w:t xml:space="preserve">•  Lady Alicia montant brièvement dans sa chambre vers 18h05, l’air de cacher quelque chose.</w:t>
+      </w:r>
+    </w:p>
+    <w:p>
+      <w:pPr>
+        <w:jc w:val="center"/>
+        <w:spacing w:before="220" w:after="80"/>
+        <w:pBdr>
+          <w:top w:val="single" w:sz="4" w:color="B8860B"/>
+          <w:bottom w:val="single" w:sz="4" w:color="B8860B"/>
+        </w:pBdr>
+      </w:pPr>
+      <w:r>
+        <w:rPr>
+          <w:b/>
+          <w:sz w:val="24"/>
+          <w:color w:val="6D4C41"/>
+        </w:rPr>
+        <w:t xml:space="preserve">❯  CE QUE VOUS DITES (autres)  ❮</w:t>
+      </w:r>
+    </w:p>
+    <w:p>
+      <w:pPr>
+        <w:jc w:val="both"/>
+        <w:spacing w:after="100"/>
+      </w:pPr>
+      <w:r>
+        <w:rPr>
+          <w:sz w:val="22"/>
+        </w:rPr>
+        <w:t xml:space="preserve">« Marie a fait trois fausses notes — elle qui ne se trompe jamais. Et Alicia regardait la fenêtre toutes les deux mesures. »</w:t>
+      </w:r>
+    </w:p>
+    <w:p>
+      <w:pPr>
+        <w:jc w:val="both"/>
+        <w:spacing w:after="100"/>
+      </w:pPr>
+      <w:r>
+        <w:rPr>
+          <w:sz w:val="22"/>
+        </w:rPr>
+        <w:t xml:space="preserve">« Lady Boulet de Myrtilles est passée vers 17h30 vers le couloir. »</w:t>
+      </w:r>
+    </w:p>
+    <w:p>
+      <w:pPr>
+        <w:jc w:val="both"/>
+        <w:spacing w:after="100"/>
+      </w:pPr>
+      <w:r>
+        <w:rPr>
+          <w:sz w:val="22"/>
+        </w:rPr>
+        <w:t xml:space="preserve">Sur Léa : « À mon arrivée, elle m’a dit une chose étrange : Vous ressemblez tant à quelqu’un que j’ai connu… Et ses yeux se sont mouillés. »</w:t>
+      </w:r>
+    </w:p>
+    <w:p>
+      <w:pPr>
+        <w:jc w:val="center"/>
+        <w:spacing w:before="220" w:after="80"/>
+        <w:pBdr>
+          <w:top w:val="single" w:sz="4" w:color="B8860B"/>
+          <w:bottom w:val="single" w:sz="4" w:color="B8860B"/>
+        </w:pBdr>
+      </w:pPr>
+      <w:r>
+        <w:rPr>
+          <w:b/>
+          <w:sz w:val="24"/>
+          <w:color w:val="6D4C41"/>
+        </w:rPr>
+        <w:t xml:space="preserve">❯  CE QUI VOUS FAIT CRAQUER  ❮</w:t>
+      </w:r>
+    </w:p>
+    <w:p>
+      <w:pPr>
+        <w:jc w:val="both"/>
+        <w:spacing w:after="100"/>
+      </w:pPr>
+      <w:r>
+        <w:rPr>
+          <w:sz w:val="22"/>
+        </w:rPr>
+        <w:t xml:space="preserve">Vous n’avez rien à avouer. Mais à la révélation finale, quand Chloé brandit la note de Léa et l’acte de naissance, vous comprenez qui vous êtes. Jouez le vertige : larmes, silence, « Beauchamp… mais alors… ». C’est votre grand moment.</w:t>
+      </w:r>
+    </w:p>
+    <w:p>
+      <w:pPr>
+        <w:jc w:val="center"/>
+        <w:spacing w:before="220" w:after="80"/>
+        <w:pBdr>
+          <w:top w:val="single" w:sz="4" w:color="B8860B"/>
+          <w:bottom w:val="single" w:sz="4" w:color="B8860B"/>
+        </w:pBdr>
+      </w:pPr>
+      <w:r>
+        <w:rPr>
+          <w:b/>
+          <w:sz w:val="24"/>
+          <w:color w:val="6D4C41"/>
+        </w:rPr>
+        <w:t xml:space="preserve">❯  VOTRE CHRONOLOGIE  ❮</w:t>
+      </w:r>
+    </w:p>
+    <w:p>
+      <w:pPr>
+        <w:spacing w:after="60"/>
+      </w:pPr>
+      <w:r>
+        <w:rPr>
+          <w:b/>
+          <w:sz w:val="22"/>
+        </w:rPr>
+        <w:t xml:space="preserve">15h45 – 16h45</w:t>
+      </w:r>
+      <w:r>
+        <w:rPr>
+          <w:sz w:val="22"/>
+        </w:rPr>
+        <w:t xml:space="preserve">  —  Bar/salon — Vous découvrez le monde, intimidée. Léa vous parle, émue.</w:t>
+      </w:r>
+    </w:p>
+    <w:p>
+      <w:pPr>
+        <w:spacing w:after="60"/>
+      </w:pPr>
+      <w:r>
+        <w:rPr>
+          <w:b/>
+          <w:sz w:val="22"/>
+        </w:rPr>
+        <w:t xml:space="preserve">16h45</w:t>
+      </w:r>
+      <w:r>
+        <w:rPr>
+          <w:sz w:val="22"/>
+        </w:rPr>
+        <w:t xml:space="preserve">  —  Salon du bar — Toast. Vous entendez Amandinette glisser « parler seules » à Léa.</w:t>
+      </w:r>
+    </w:p>
+    <w:p>
+      <w:pPr>
+        <w:spacing w:after="60"/>
+      </w:pPr>
+      <w:r>
+        <w:rPr>
+          <w:b/>
+          <w:sz w:val="22"/>
+        </w:rPr>
+        <w:t xml:space="preserve">16h55</w:t>
+      </w:r>
+      <w:r>
+        <w:rPr>
+          <w:sz w:val="22"/>
+        </w:rPr>
+        <w:t xml:space="preserve">  —  Allée → salon — Vous croisez Marie sortant du potager, troublée.</w:t>
+      </w:r>
+    </w:p>
+    <w:p>
+      <w:pPr>
+        <w:spacing w:after="60"/>
+      </w:pPr>
+      <w:r>
+        <w:rPr>
+          <w:b/>
+          <w:sz w:val="22"/>
+        </w:rPr>
+        <w:t xml:space="preserve">17h00 – 17h45</w:t>
+      </w:r>
+      <w:r>
+        <w:rPr>
+          <w:sz w:val="22"/>
+        </w:rPr>
+        <w:t xml:space="preserve">  —  Salon (près du piano) — Vous tournez les pages pour Marie. À 17h20, vous voyez Théodorette rentrer du couloir, bouleversé (PIVOT).</w:t>
+      </w:r>
+    </w:p>
+    <w:p>
+      <w:pPr>
+        <w:spacing w:after="60"/>
+      </w:pPr>
+      <w:r>
+        <w:rPr>
+          <w:b/>
+          <w:sz w:val="22"/>
+        </w:rPr>
+        <w:t xml:space="preserve">17h45 – 18h00</w:t>
+      </w:r>
+      <w:r>
+        <w:rPr>
+          <w:sz w:val="22"/>
+        </w:rPr>
+        <w:t xml:space="preserve">  —  Salon du bar — À 17h33 vous voyez Gautier passer ; cris de Lady Victoria à 17h58 ; à 18h05 vous verrez Alicia monter.</w:t>
+      </w:r>
+    </w:p>
+    <w:p>
+      <w:pPr>
+        <w:jc w:val="center"/>
+      </w:pPr>
+      <w:r>
+        <w:rPr>
+          <w:sz w:val="24"/>
+          <w:color w:val="B8860B"/>
+        </w:rPr>
+        <w:t xml:space="preserve">❦ ❦ ❦</w:t>
+      </w:r>
+    </w:p>
+    <w:p>
+      <w:r>
+        <w:br w:type="page"/>
       </w:r>
     </w:p>
     <w:p>
@@ -9103,7 +10215,7 @@
           <w:sz w:val="36"/>
           <w:szCs w:val="36"/>
         </w:rPr>
-        <w:t>LADY BOULET DE MYRTILLES</w:t>
+        <w:t>SIR TATOINE DE CREVONVILLE</w:t>
       </w:r>
     </w:p>
     <w:p>
@@ -9117,7 +10229,7 @@
           <w:iCs/>
           <w:color w:val="6D4C41"/>
         </w:rPr>
-        <w:t>lectrice d’annuaires · discrète</w:t>
+        <w:t>diplomate · époux de Lady Cloé Fischer</w:t>
       </w:r>
     </w:p>
     <w:p>
@@ -9150,7 +10262,7 @@
         <w:jc w:val="both"/>
       </w:pPr>
       <w:r>
-        <w:t>Discrète, observatrice. Vous parlez peu spontanément, mais vous voyez tout. Vous avez une mémoire prodigieuse pour les familles, les dates, les généalogies — c’est votre passion solitaire. Ton placide, regards qui s’attardent. Vous attendez la bonne question avant de répondre, et vous répondez très précisément.</w:t>
+        <w:t>Diplomate distrait, sympathique. Vous répondez « Ah oui tiens, c’est vrai » à beaucoup de choses, comme si vous redécouvriez ce que vous avez vu. Vous parlez volontiers et beaucoup. Sous votre nonchalance, une légère inquiétude pour Clochette que vous sentez nerveuse, sans en comprendre la raison.</w:t>
       </w:r>
     </w:p>
     <w:p>
@@ -9180,7 +10292,7 @@
           <w:iCs/>
           <w:color w:val="6D4C41"/>
         </w:rPr>
-        <w:t>« Lady Boulet de Myrtilles, généalogiste amateur. Je passe le plus clair de mes après-midi avec mes annuaires. »</w:t>
+        <w:t>« Sir Tatoine de Crevonville, diplomate. Ami du Duc Théodorette. Mon épouse Clochette est près de moi. »</w:t>
       </w:r>
     </w:p>
     <w:p>
@@ -9204,6 +10316,44 @@
         <w:jc w:val="both"/>
       </w:pPr>
       <w:r>
+        <w:t xml:space="preserve">💞 </w:t>
+      </w:r>
+      <w:r>
+        <w:rPr>
+          <w:b/>
+          <w:bCs/>
+        </w:rPr>
+        <w:t>Lady Cloé Fischer</w:t>
+      </w:r>
+      <w:r>
+        <w:t xml:space="preserve"> — épouse aimée, dont vous ignorez les dettes de jeu.</w:t>
+      </w:r>
+    </w:p>
+    <w:p>
+      <w:pPr>
+        <w:spacing w:before="60" w:after="60" w:line="300" w:lineRule="auto"/>
+        <w:jc w:val="both"/>
+      </w:pPr>
+      <w:r>
+        <w:t xml:space="preserve">🤝 </w:t>
+      </w:r>
+      <w:r>
+        <w:rPr>
+          <w:b/>
+          <w:bCs/>
+        </w:rPr>
+        <w:t>Duc Théodorette</w:t>
+      </w:r>
+      <w:r>
+        <w:t xml:space="preserve"> — ami de comité diplomatique.</w:t>
+      </w:r>
+    </w:p>
+    <w:p>
+      <w:pPr>
+        <w:spacing w:before="60" w:after="60" w:line="300" w:lineRule="auto"/>
+        <w:jc w:val="both"/>
+      </w:pPr>
+      <w:r>
         <w:t xml:space="preserve">🕯️ </w:t>
       </w:r>
       <w:r>
@@ -9211,29 +10361,10 @@
           <w:b/>
           <w:bCs/>
         </w:rPr>
-        <w:t>Sir Tatoine de Crevonville</w:t>
-      </w:r>
-      <w:r>
-        <w:t xml:space="preserve"> — quelques lettres tendres il y a 6 ans, avant son mariage avec Clochette.</w:t>
-      </w:r>
-    </w:p>
-    <w:p>
-      <w:pPr>
-        <w:spacing w:before="60" w:after="60" w:line="300" w:lineRule="auto"/>
-        <w:jc w:val="both"/>
-      </w:pPr>
-      <w:r>
-        <w:t xml:space="preserve">📚 </w:t>
-      </w:r>
-      <w:r>
-        <w:rPr>
-          <w:b/>
-          <w:bCs/>
-        </w:rPr>
-        <w:t>Tout le cercle</w:t>
-      </w:r>
-      <w:r>
-        <w:t xml:space="preserve"> — vous savez tout sur tous, grâce aux annuaires.</w:t>
+        <w:t>Lady Boulet de Myrtilles</w:t>
+      </w:r>
+      <w:r>
+        <w:t xml:space="preserve"> — quelques lettres tendres il y a 6 ans, avant Clochette.</w:t>
       </w:r>
     </w:p>
     <w:p>
@@ -9252,7 +10383,7 @@
         <w:t>Lady Léa de Pavy</w:t>
       </w:r>
       <w:r>
-        <w:t xml:space="preserve"> — vous faisait chanter (200 livres par trimestre) pour vos lettres avec Tatoine.</w:t>
+        <w:t xml:space="preserve"> — vous faisait chanter sur ces lettres.</w:t>
       </w:r>
     </w:p>
     <w:p>
@@ -9280,20 +10411,10 @@
           <w:b/>
           <w:bCs/>
         </w:rPr>
-        <w:t>Vous parlez volontiers de ce que vous avez vu</w:t>
-      </w:r>
-      <w:r>
-        <w:t xml:space="preserve"> — livrez les témoignages prioritaires dès que Chloé pose la bonne question. </w:t>
-      </w:r>
-      <w:r>
-        <w:rPr>
-          <w:b/>
-          <w:bCs/>
-        </w:rPr>
-        <w:t>Sur votre propre secret (Tatoine), vous restez discrète</w:t>
-      </w:r>
-      <w:r>
-        <w:t xml:space="preserve"> : vous ne l’avouez que si on vous y oblige.</w:t>
+        <w:t/>
+      </w:r>
+      <w:r>
+        <w:t xml:space="preserve"> Vous livrez beaucoup d’observations spontanément. Vous craquez sur votre secret (lettres avec Lady Boulet de Myrtilles) si elle a craqué la première.</w:t>
       </w:r>
     </w:p>
     <w:p>
@@ -9317,7 +10438,7 @@
         <w:jc w:val="both"/>
       </w:pPr>
       <w:r>
-        <w:t>Discrète, observatrice. Lectrice d’annuaires de noblesse — mémoire prodigieuse pour les familles, les dates, les généalogies. Vous étiez au salon du bar à lire dans le coin du piano une grande partie de l’après-midi. Vous vous êtes brièvement absentée vers 17h30 (salle de bain) et avez emprunté le couloir intérieur en revenant.</w:t>
+        <w:t>Diplomate, ami du Duc Théodorette (vous siégez dans le même comité). Marié à Lady Cloé Fischer — vous ignorez ses dettes de jeu. Vous prenez l’air dans le jardin l’après-midi.</w:t>
       </w:r>
     </w:p>
     <w:p>
@@ -9332,16 +10453,16 @@
           <w:sz w:val="24"/>
           <w:szCs w:val="24"/>
         </w:rPr>
-        <w:t>❧  MES TÉMOIGNAGES PRIORITAIRES — à livrer si Chloé pose la bonne question  ❧</w:t>
-      </w:r>
-    </w:p>
-    <w:p>
-      <w:pPr>
-        <w:spacing w:before="60" w:after="60" w:line="300" w:lineRule="auto"/>
-        <w:jc w:val="both"/>
-      </w:pPr>
-      <w:r>
-        <w:t>Vous parlez peu spontanément. Vous attendez la question précise. Vos témoignages clefs :</w:t>
+        <w:t>❧  MES TÉMOIGNAGES PRIORITAIRES  ❧</w:t>
+      </w:r>
+    </w:p>
+    <w:p>
+      <w:pPr>
+        <w:spacing w:before="60" w:after="60" w:line="300" w:lineRule="auto"/>
+        <w:jc w:val="both"/>
+      </w:pPr>
+      <w:r>
+        <w:t>Si Chloé vous demande « qu’avez-vous vu cet après-midi ? », livrez ces témoignages en premier :</w:t>
       </w:r>
     </w:p>
     <w:p>
@@ -9355,21 +10476,10 @@
           <w:b/>
           <w:bCs/>
         </w:rPr>
-        <w:t>Acte I</w:t>
-      </w:r>
-      <w:r>
-        <w:t xml:space="preserve"> — dispute Gautier-Léa au jardin (16h15).</w:t>
-      </w:r>
-    </w:p>
-    <w:p>
-      <w:pPr>
-        <w:spacing w:after="80"/>
-      </w:pPr>
-      <w:r>
-        <w:rPr>
-          <w:sz w:val="22"/>
-        </w:rPr>
-        <w:t xml:space="preserve">Acte I — Lady Alicia revenant brièvement à 16h45 (cinq minutes d’absence avant le toast).</w:t>
+        <w:t>1.</w:t>
+      </w:r>
+      <w:r>
+        <w:t xml:space="preserve"> La dispute Louis-Léa à 16h20 dans le jardin.</w:t>
       </w:r>
     </w:p>
     <w:p>
@@ -9383,10 +10493,10 @@
           <w:b/>
           <w:bCs/>
         </w:rPr>
-        <w:t>Acte II</w:t>
-      </w:r>
-      <w:r>
-        <w:t xml:space="preserve"> — silhouette au-dessus des manteaux à 17h36, glissant quelque chose dans une veste.</w:t>
+        <w:t>2.</w:t>
+      </w:r>
+      <w:r>
+        <w:t xml:space="preserve"> Louis seul au banc, gestes nerveux, papier qui lui échappe.</w:t>
       </w:r>
     </w:p>
     <w:p>
@@ -9400,10 +10510,10 @@
           <w:b/>
           <w:bCs/>
         </w:rPr>
-        <w:t>Acte II-III</w:t>
-      </w:r>
-      <w:r>
-        <w:t xml:space="preserve"> — anomalies dans les chroniques d’Amandinette de Parisette.</w:t>
+        <w:t>3.</w:t>
+      </w:r>
+      <w:r>
+        <w:t xml:space="preserve"> Gautier sortant avec sa mallette vers 17h10 vers le potager.</w:t>
       </w:r>
     </w:p>
     <w:p>
@@ -9417,10 +10527,10 @@
           <w:b/>
           <w:bCs/>
         </w:rPr>
-        <w:t>Acte III</w:t>
-      </w:r>
-      <w:r>
-        <w:t xml:space="preserve"> — Gautier cachant quelque chose de lourd dans le placard du couloir vers 17h33.</w:t>
+        <w:t>4.</w:t>
+      </w:r>
+      <w:r>
+        <w:t xml:space="preserve"> Amandinette traversant le jardin d’un pas pressé vers 17h15.</w:t>
       </w:r>
     </w:p>
     <w:p>
@@ -9434,10 +10544,10 @@
           <w:b/>
           <w:bCs/>
         </w:rPr>
-        <w:t xml:space="preserve">Acte III — Alicia s’attardant près du bar pendant la cohue à 17h58.</w:t>
-      </w:r>
-      <w:r>
-        <w:t xml:space="preserve"/>
+        <w:t>5.</w:t>
+      </w:r>
+      <w:r>
+        <w:t xml:space="preserve"> Cette malle de rotin appartient à Léa — elle aimait y déposer ses affaires de lecture l’après-midi.</w:t>
       </w:r>
     </w:p>
     <w:p>
@@ -9461,7 +10571,29 @@
         <w:jc w:val="both"/>
       </w:pPr>
       <w:r>
-        <w:t>Il y a 6 ans, avant le mariage Sir Tatoine — Lady Cloé Fischer, vous avez échangé quelques lettres tendres avec Tatoine. Une rencontre dans un jardin, jamais consommée. Léa savait et vous faisait chanter (200 livres par trimestre). Vous payiez surtout pour que Clochette ne sache jamais. Ce matin, à votre arrivée, Léa vous a remis un dernier « rappel d’échéance » — un mot bref vous réclamant un trimestre d’avance. Vous l’avez caché dans votre livre, sous la couverture en cuir.</w:t>
+        <w:t xml:space="preserve">Il y a 6 ans, avant votre mariage avec Lady Cloé Fischer, vous avez échangé quelques lettres tendres avec </w:t>
+      </w:r>
+      <w:r>
+        <w:rPr>
+          <w:b/>
+          <w:bCs/>
+        </w:rPr>
+        <w:t>Lady Boulet de Myrtilles</w:t>
+      </w:r>
+      <w:r>
+        <w:t>. Une promenade dans un jardin, rien de consommé. Lady Léa savait et vous faisait chanter (200 livres par trimestre, comme Boulet de son côté).</w:t>
+      </w:r>
+    </w:p>
+    <w:p>
+      <w:pPr>
+        <w:spacing w:before="60" w:after="60" w:line="300" w:lineRule="auto"/>
+        <w:jc w:val="both"/>
+      </w:pPr>
+      <w:r>
+        <w:rPr>
+          <w:sz w:val="22"/>
+        </w:rPr>
+        <w:t xml:space="preserve">Ce matin, à votre arrivée, Léa vous a glissé un mot dans la main : un dernier rappel d’échéance. Vous l’avez brûlé dans un cendrier du jardin avant la tournée des présentations.</w:t>
       </w:r>
     </w:p>
     <w:p>
@@ -9476,155 +10608,177 @@
           <w:sz w:val="24"/>
           <w:szCs w:val="24"/>
         </w:rPr>
-        <w:t>❧  CE QUE VOUS DITES — DISTRIBUÉ PAR ACTES  ❧</w:t>
-      </w:r>
-    </w:p>
-    <w:p>
-      <w:pPr>
-        <w:spacing w:before="60" w:after="60" w:line="300" w:lineRule="auto"/>
-        <w:jc w:val="both"/>
-      </w:pPr>
-      <w:r>
-        <w:rPr>
-          <w:b/>
-          <w:bCs/>
-        </w:rPr>
-        <w:t>ACTE I — Dispute Gautier-Léa au jardin (16h15)</w:t>
-      </w:r>
-      <w:r>
-        <w:t xml:space="preserve"> : « Depuis la fenêtre du salon du bar, j’ai vu Gautier et Léa se disputer dans le jardin vers 16h15. Léa lui a tendu un papier, il l’a fourré dans sa poche. »</w:t>
-      </w:r>
-    </w:p>
-    <w:p>
-      <w:pPr>
-        <w:spacing w:after="80"/>
-      </w:pPr>
-      <w:r>
-        <w:rPr>
-          <w:b/>
-          <w:sz w:val="22"/>
-        </w:rPr>
-        <w:t xml:space="preserve">ACTE I — Alicia revenant juste avant le toast (16h45) : </w:t>
-      </w:r>
-      <w:r>
-        <w:rPr>
-          <w:sz w:val="22"/>
-        </w:rPr>
-        <w:t xml:space="preserve">« Juste avant le toast, vers 16h45, j’ai vu Lady Alicia revenir d’une brève absence. Elle a souri en passant et s’est replacée près du buffet. »</w:t>
-      </w:r>
-    </w:p>
-    <w:p>
-      <w:pPr>
-        <w:spacing w:before="60" w:after="60" w:line="300" w:lineRule="auto"/>
-        <w:jc w:val="both"/>
-      </w:pPr>
-      <w:r>
-        <w:rPr>
-          <w:b/>
-          <w:bCs/>
-        </w:rPr>
-        <w:t>ACTE I — Le regard de Romanette sur Nicolas pendant l’esclandre</w:t>
-      </w:r>
-      <w:r>
-        <w:t xml:space="preserve"> : « Romanette ne quittait pas Nicolas des yeux. Pas comme une amie — comme une femme amoureuse. Je crois qu’il y a quelque chose entre eux. »</w:t>
-      </w:r>
-    </w:p>
-    <w:p>
-      <w:pPr>
-        <w:spacing w:before="60" w:after="60" w:line="300" w:lineRule="auto"/>
-        <w:jc w:val="both"/>
-      </w:pPr>
-      <w:r>
-        <w:rPr>
-          <w:b/>
-          <w:bCs/>
-        </w:rPr>
-        <w:t>ACTE II — Silhouette aux tabourets</w:t>
-      </w:r>
-      <w:r>
-        <w:t xml:space="preserve"> : « Je revenais de la salle de bain par le couloir vers 17h36. La porte du bar était entrouverte. J’ai aperçu QUELQU’UN penché sur les manteaux, glissant quelque chose dans une veste. Le rayon de soleil m’a empêchée de voir le visage. »</w:t>
-      </w:r>
-    </w:p>
-    <w:p>
-      <w:pPr>
-        <w:spacing w:before="60" w:after="60" w:line="300" w:lineRule="auto"/>
-        <w:jc w:val="both"/>
-      </w:pPr>
-      <w:r>
-        <w:rPr>
-          <w:b/>
-          <w:bCs/>
-        </w:rPr>
-        <w:t>ACTE II — Si Chloé interroge sur Nicolas</w:t>
-      </w:r>
-      <w:r>
-        <w:t xml:space="preserve"> : « Après son éclat de voix de 16h40, et avec cette fiole dans son manteau, qu’attendre de plus ? Je l’ai entendu jurer, juste avant le toast, qu’elle paierait pour ce qu’elle disait sur sa famille. »</w:t>
-      </w:r>
-    </w:p>
-    <w:p>
-      <w:pPr>
-        <w:spacing w:before="60" w:after="60" w:line="300" w:lineRule="auto"/>
-        <w:jc w:val="both"/>
-      </w:pPr>
-      <w:r>
-        <w:rPr>
-          <w:b/>
-          <w:bCs/>
-        </w:rPr>
-        <w:t>ACTE II/III — Anomalies sur Amandinette</w:t>
-      </w:r>
-      <w:r>
-        <w:t xml:space="preserve"> : « Mes annuaires de noblesse couvrent les Parisette sur quatre générations. Or je ne retrouve pas la branche dont parle la Duchesse Amandinette. Et certaines anecdotes d’enfance qu’elle évoque ne collent pas avec les chroniques de cette maison. »</w:t>
-      </w:r>
-    </w:p>
-    <w:p>
-      <w:pPr>
-        <w:spacing w:before="60" w:after="60" w:line="300" w:lineRule="auto"/>
-        <w:jc w:val="both"/>
-      </w:pPr>
-      <w:r>
-        <w:rPr>
-          <w:b/>
-          <w:bCs/>
-        </w:rPr>
-        <w:t>ACTE III — Mallette de Gautier (17h33)</w:t>
-      </w:r>
-      <w:r>
-        <w:t xml:space="preserve"> : « Je passais dans le couloir intérieur vers 17h33. J’ai vu Gautier glisser quelque chose de lourd dans le placard, vivement. » N’évoquez pas avant l’Acte III.</w:t>
-      </w:r>
-    </w:p>
-    <w:p>
-      <w:pPr>
-        <w:spacing w:before="60" w:after="60" w:line="300" w:lineRule="auto"/>
-        <w:jc w:val="both"/>
-      </w:pPr>
-      <w:r>
-        <w:rPr>
-          <w:b/>
-          <w:bCs/>
-        </w:rPr>
-        <w:t>ACTE III — Alicia près du bar pendant la cohue</w:t>
-      </w:r>
-      <w:r>
-        <w:t xml:space="preserve"> : « À 17h58, pendant que tout le monde s’agitait, j’ai vu Alicia s’attarder près du bar. Elle paraissait perdue. »</w:t>
-      </w:r>
-    </w:p>
-    <w:p>
-      <w:pPr>
-        <w:spacing w:after="80"/>
-      </w:pPr>
-      <w:r>
-        <w:rPr>
-          <w:b/>
-          <w:sz w:val="22"/>
-        </w:rPr>
-        <w:t xml:space="preserve">ACTE III — La salle de bain vide (si Chloé interroge sur la salle de bain) : </w:t>
-      </w:r>
-      <w:r>
-        <w:rPr>
-          <w:sz w:val="22"/>
-        </w:rPr>
-        <w:t xml:space="preserve">« Quand je m’y suis rendue vers 17h30, la salle de bain était vide — personne. La Duchesse Amandinette prétend pourtant s’y être reposée jusqu’à 17h45. À 17h30, il n’y avait là âme qui vive. »</w:t>
+        <w:t>❧  CE QUE VOUS DITES — TÉMOIGNAGES (vous parlez volontiers)  ❧</w:t>
+      </w:r>
+    </w:p>
+    <w:p>
+      <w:pPr>
+        <w:spacing w:before="60" w:after="60" w:line="300" w:lineRule="auto"/>
+        <w:jc w:val="both"/>
+      </w:pPr>
+      <w:r>
+        <w:rPr>
+          <w:b/>
+          <w:bCs/>
+        </w:rPr>
+        <w:t>Dispute Louis-Léa à 16h20</w:t>
+      </w:r>
+      <w:r>
+        <w:t xml:space="preserve"> : « Je les ai vus se disputer dans le jardin vers 16h20. C’était sec, hostile. Louis avait l’air d’un homme acculé. »</w:t>
+      </w:r>
+    </w:p>
+    <w:p>
+      <w:pPr>
+        <w:spacing w:before="60" w:after="60" w:line="300" w:lineRule="auto"/>
+        <w:jc w:val="both"/>
+      </w:pPr>
+      <w:r>
+        <w:rPr>
+          <w:b/>
+          <w:bCs/>
+        </w:rPr>
+        <w:t>Louis seul au banc, geste bizarre</w:t>
+      </w:r>
+      <w:r>
+        <w:t xml:space="preserve"> : « Depuis le jardin où je fumais entre 17h00 et 17h25, j’avais vue sur le banc. Louis y est resté longtemps, seul. Il a sorti un papier de sa poche, l’a tenu au-dessus de la flamme — j’ai cru qu’il voulait le brûler — puis le papier lui a échappé. Il l’a cherché sans le retrouver. »</w:t>
+      </w:r>
+    </w:p>
+    <w:p>
+      <w:pPr>
+        <w:spacing w:before="60" w:after="60" w:line="300" w:lineRule="auto"/>
+        <w:jc w:val="both"/>
+      </w:pPr>
+      <w:r>
+        <w:rPr>
+          <w:b/>
+          <w:bCs/>
+        </w:rPr>
+        <w:t>Gautier sortant avec sa mallette</w:t>
+      </w:r>
+      <w:r>
+        <w:t xml:space="preserve"> (Acte II ou III) : « J’ai vu Gautier passer dans le jardin vers 17h10, mallette serrée sous la redingote, l’air pressé. Il prenait la direction du potager. »</w:t>
+      </w:r>
+    </w:p>
+    <w:p>
+      <w:pPr>
+        <w:spacing w:before="60" w:after="60" w:line="300" w:lineRule="auto"/>
+        <w:jc w:val="both"/>
+      </w:pPr>
+      <w:r>
+        <w:rPr>
+          <w:b/>
+          <w:bCs/>
+        </w:rPr>
+        <w:t>Amandinette traversant le jardin à 17h15</w:t>
+      </w:r>
+      <w:r>
+        <w:t xml:space="preserve"> : « Vers 17h15, j’ai aussi vu la Duchesse Amandinette traverser le jardin d’un pas pressé. Elle ne m’a pas remarqué. Cela m’a frappé parce qu’elle était censée se reposer dans la salle de bain. »</w:t>
+      </w:r>
+    </w:p>
+    <w:p>
+      <w:pPr>
+        <w:spacing w:before="60" w:after="60" w:line="300" w:lineRule="auto"/>
+        <w:jc w:val="both"/>
+      </w:pPr>
+      <w:r>
+        <w:rPr>
+          <w:b/>
+          <w:bCs/>
+        </w:rPr>
+        <w:t>Duc Théodorette qui sort au jardin à 17h15</w:t>
+      </w:r>
+      <w:r>
+        <w:t xml:space="preserve"> (Acte II) : « Vers 17h15, j’ai vu Théodorette sortir précipitamment dans le jardin, l’air affolé. Il a tourné en rond quelques minutes puis est rentré. »</w:t>
+      </w:r>
+    </w:p>
+    <w:p>
+      <w:pPr>
+        <w:spacing w:before="60" w:after="60" w:line="300" w:lineRule="auto"/>
+        <w:jc w:val="both"/>
+      </w:pPr>
+      <w:r>
+        <w:rPr>
+          <w:b/>
+          <w:bCs/>
+        </w:rPr>
+        <w:t>Sur la malle de rotin du jardin</w:t>
+      </w:r>
+      <w:r>
+        <w:t xml:space="preserve"> (si Chloé interroge dessus) : « Cette malle, c’est à Léa. Elle aimait venir s’asseoir là pour lire l’après-midi. Elle y rangeait son éventail, ses livres. Sir Amaury lui prêtait depuis des années. »</w:t>
+      </w:r>
+    </w:p>
+    <w:p>
+      <w:pPr>
+        <w:spacing w:before="60" w:after="60" w:line="300" w:lineRule="auto"/>
+        <w:jc w:val="both"/>
+      </w:pPr>
+      <w:r>
+        <w:rPr>
+          <w:b/>
+          <w:bCs/>
+        </w:rPr>
+        <w:t>L’affaire de Vienne (déduction sur Théodorette)</w:t>
+      </w:r>
+      <w:r>
+        <w:t xml:space="preserve"> : « Je n’ai jamais eu de confirmation, mais je devine qu’il y a eu quelque chose à Vienne. Théodorette a été convoqué deux fois en privé par notre président de comité. Si Léa l’avait découvert — elle savait toujours tout — je le crois capable de l’avoir empoisonnée. </w:t>
+      </w:r>
+      <w:r>
+        <w:rPr>
+          <w:b/>
+          <w:bCs/>
+        </w:rPr>
+        <w:t>Précision</w:t>
+      </w:r>
+      <w:r>
+        <w:t xml:space="preserve"> : je n’ai pas de preuve, c’est une déduction de couloir. »</w:t>
+      </w:r>
+    </w:p>
+    <w:p>
+      <w:pPr>
+        <w:spacing w:before="60" w:after="60" w:line="300" w:lineRule="auto"/>
+        <w:jc w:val="both"/>
+      </w:pPr>
+      <w:r>
+        <w:rPr>
+          <w:b/>
+          <w:bCs/>
+        </w:rPr>
+        <w:t>Soupçon de double vie de Louis</w:t>
+      </w:r>
+      <w:r>
+        <w:t xml:space="preserve"> : « Un jour en ville, je l’ai aperçu avec un autre homme. Une attitude particulière. »</w:t>
+      </w:r>
+    </w:p>
+    <w:p>
+      <w:pPr>
+        <w:spacing w:before="60" w:after="60" w:line="300" w:lineRule="auto"/>
+        <w:jc w:val="both"/>
+      </w:pPr>
+      <w:r>
+        <w:rPr>
+          <w:b/>
+          <w:bCs/>
+        </w:rPr>
+        <w:t>Soupçons financiers sur Gautier</w:t>
+      </w:r>
+      <w:r>
+        <w:t xml:space="preserve"> (Acte III) : « Je crois que Gautier est au bord de la ruine. J’ai entendu deux ventes immobilières discrètes ces six derniers mois. Il a refusé deux invitations à investir. »</w:t>
+      </w:r>
+    </w:p>
+    <w:p>
+      <w:pPr>
+        <w:spacing w:before="60" w:after="60" w:line="300" w:lineRule="auto"/>
+        <w:jc w:val="both"/>
+      </w:pPr>
+      <w:r>
+        <w:rPr>
+          <w:b/>
+          <w:bCs/>
+        </w:rPr>
+        <w:t xml:space="preserve">Alibi mutuel avec Baptiste : « J’étais à la lisière de forêt avec Monsieur Baptiste André de 17h25 à 17h45. Nous avons fumé et parlé. »</w:t>
+      </w:r>
+      <w:r>
+        <w:t xml:space="preserve"/>
       </w:r>
     </w:p>
     <w:p>
@@ -9648,16 +10802,14 @@
         <w:jc w:val="both"/>
       </w:pPr>
       <w:r>
-        <w:t>Si Chloé évoque Tatoine, ou demande pourquoi vous semblez si discrète, ou évoque les chantages de Léa : vous fermez les yeux un instant. « Il y a 6 ans… quelques lettres. Une promenade dans un jardin. Rien de plus. Léa l’avait su par hasard. Elle me faisait payer 200 livres par trimestre. J’ai payé. Je payais POUR Clochette, surtout — pour qu’elle ne sache jamais. »</w:t>
-      </w:r>
-    </w:p>
-    <w:p>
-      <w:pPr>
-        <w:spacing w:before="60" w:after="60" w:line="300" w:lineRule="auto"/>
-        <w:jc w:val="both"/>
-      </w:pPr>
-      <w:r>
-        <w:t>Vous regardez Lady Cloé Fischer en face : « Je suis désolée, Clochette. Tatoine n’a rien fait de mal. C’était avant vous. Je vous le promets. »</w:t>
+        <w:rPr>
+          <w:b/>
+          <w:bCs/>
+        </w:rPr>
+        <w:t>Sur Lady Boulet de Myrtilles</w:t>
+      </w:r>
+      <w:r>
+        <w:t xml:space="preserve"> (si elle a craqué) : « Il y a 6 ans… une erreur de jeunesse. Léa savait. Ne le dites pas à Clochette, je vous en prie. »</w:t>
       </w:r>
     </w:p>
     <w:p>
@@ -9793,7 +10945,7 @@
                 <w:sz w:val="22"/>
                 <w:szCs w:val="22"/>
               </w:rPr>
-              <w:t>16h00 – 16h15</w:t>
+              <w:t>15h45</w:t>
             </w:r>
           </w:p>
         </w:tc>
@@ -9816,7 +10968,7 @@
                 <w:sz w:val="22"/>
                 <w:szCs w:val="22"/>
               </w:rPr>
-              <w:t>Salon du bar</w:t>
+              <w:t>Hall</w:t>
             </w:r>
           </w:p>
         </w:tc>
@@ -9839,7 +10991,7 @@
                 <w:sz w:val="22"/>
                 <w:szCs w:val="22"/>
               </w:rPr>
-              <w:t>Vous voyez Gautier et Léa au jardin depuis la fenêtre.</w:t>
+              <w:t>Vous arrivez avec Clochette.</w:t>
             </w:r>
           </w:p>
         </w:tc>
@@ -9864,7 +11016,7 @@
                 <w:sz w:val="22"/>
                 <w:szCs w:val="22"/>
               </w:rPr>
-              <w:t>16h15 – 16h45</w:t>
+              <w:t>15h45 – 16h45</w:t>
             </w:r>
           </w:p>
         </w:tc>
@@ -9910,7 +11062,7 @@
                 <w:sz w:val="22"/>
                 <w:szCs w:val="22"/>
               </w:rPr>
-              <w:t>Mondanités.</w:t>
+              <w:t>Mondanités. Vous voyez Louis et Léa à 16h20.</w:t>
             </w:r>
           </w:p>
         </w:tc>
@@ -9981,7 +11133,7 @@
                 <w:sz w:val="22"/>
                 <w:szCs w:val="22"/>
               </w:rPr>
-              <w:t>Toast.</w:t>
+              <w:t>Toast. Conversation avec Théodorette.</w:t>
             </w:r>
           </w:p>
         </w:tc>
@@ -10006,7 +11158,7 @@
                 <w:sz w:val="22"/>
                 <w:szCs w:val="22"/>
               </w:rPr>
-              <w:t>17h00 – 17h30</w:t>
+              <w:t>17h00 – 17h25</w:t>
             </w:r>
           </w:p>
         </w:tc>
@@ -10029,7 +11181,7 @@
                 <w:sz w:val="22"/>
                 <w:szCs w:val="22"/>
               </w:rPr>
-              <w:t>Salon du bar</w:t>
+              <w:t>Jardin</w:t>
             </w:r>
           </w:p>
         </w:tc>
@@ -10052,7 +11204,7 @@
                 <w:sz w:val="22"/>
                 <w:szCs w:val="22"/>
               </w:rPr>
-              <w:t>Lecture solitaire. Vous voyez Marie et Alicia au piano.</w:t>
+              <w:t>Vous fumez. Vous voyez Louis au banc, Gautier passer à 17h10, Amandinette à 17h15, Théodorette à 17h15.</w:t>
             </w:r>
           </w:p>
         </w:tc>
@@ -10077,7 +11229,7 @@
                 <w:sz w:val="22"/>
                 <w:szCs w:val="22"/>
               </w:rPr>
-              <w:t>17h30 – 17h33</w:t>
+              <w:t>17h25 – 17h45</w:t>
             </w:r>
           </w:p>
         </w:tc>
@@ -10100,7 +11252,7 @@
                 <w:sz w:val="22"/>
                 <w:szCs w:val="22"/>
               </w:rPr>
-              <w:t>Salon → couloir → salle de bain</w:t>
+              <w:t>Lisière de forêt</w:t>
             </w:r>
           </w:p>
         </w:tc>
@@ -10123,7 +11275,7 @@
                 <w:sz w:val="22"/>
                 <w:szCs w:val="22"/>
               </w:rPr>
-              <w:t>Pause à la salle de bain (1-2 min).</w:t>
+              <w:t xml:space="preserve">Avec Baptiste. Alibi mutuel.</w:t>
             </w:r>
           </w:p>
         </w:tc>
@@ -10148,7 +11300,7 @@
                 <w:sz w:val="22"/>
                 <w:szCs w:val="22"/>
               </w:rPr>
-              <w:t>17h33</w:t>
+              <w:t>17h45 – 18h00</w:t>
             </w:r>
           </w:p>
         </w:tc>
@@ -10171,7 +11323,7 @@
                 <w:sz w:val="22"/>
                 <w:szCs w:val="22"/>
               </w:rPr>
-              <w:t>Couloir</w:t>
+              <w:t>Salon du bar</w:t>
             </w:r>
           </w:p>
         </w:tc>
@@ -10194,149 +11346,7 @@
                 <w:sz w:val="22"/>
                 <w:szCs w:val="22"/>
               </w:rPr>
-              <w:t>Vous voyez Gautier glisser quelque chose de lourd dans le placard, vivement.</w:t>
-            </w:r>
-          </w:p>
-        </w:tc>
-      </w:tr>
-      <w:tr>
-        <w:tc>
-          <w:tcPr>
-            <w:tcW w:w="2200" w:type="dxa"/>
-            <w:tcMar>
-              <w:top w:w="80" w:type="dxa"/>
-              <w:bottom w:w="80" w:type="dxa"/>
-              <w:left w:w="120" w:type="dxa"/>
-              <w:right w:w="120" w:type="dxa"/>
-            </w:tcMar>
-          </w:tcPr>
-          <w:p>
-            <w:pPr>
-              <w:spacing w:before="20" w:after="20" w:line="260" w:lineRule="auto"/>
-            </w:pPr>
-            <w:r>
-              <w:rPr>
-                <w:sz w:val="22"/>
-                <w:szCs w:val="22"/>
-              </w:rPr>
-              <w:t>17h36</w:t>
-            </w:r>
-          </w:p>
-        </w:tc>
-        <w:tc>
-          <w:tcPr>
-            <w:tcW w:w="3500" w:type="dxa"/>
-            <w:tcMar>
-              <w:top w:w="80" w:type="dxa"/>
-              <w:bottom w:w="80" w:type="dxa"/>
-              <w:left w:w="120" w:type="dxa"/>
-              <w:right w:w="120" w:type="dxa"/>
-            </w:tcMar>
-          </w:tcPr>
-          <w:p>
-            <w:pPr>
-              <w:spacing w:before="20" w:after="20" w:line="260" w:lineRule="auto"/>
-            </w:pPr>
-            <w:r>
-              <w:rPr>
-                <w:sz w:val="22"/>
-                <w:szCs w:val="22"/>
-              </w:rPr>
-              <w:t>Couloir → bar</w:t>
-            </w:r>
-          </w:p>
-        </w:tc>
-        <w:tc>
-          <w:tcPr>
-            <w:tcW w:w="3660" w:type="dxa"/>
-            <w:tcMar>
-              <w:top w:w="80" w:type="dxa"/>
-              <w:bottom w:w="80" w:type="dxa"/>
-              <w:left w:w="120" w:type="dxa"/>
-              <w:right w:w="120" w:type="dxa"/>
-            </w:tcMar>
-          </w:tcPr>
-          <w:p>
-            <w:pPr>
-              <w:spacing w:before="20" w:after="20" w:line="260" w:lineRule="auto"/>
-            </w:pPr>
-            <w:r>
-              <w:rPr>
-                <w:sz w:val="22"/>
-                <w:szCs w:val="22"/>
-              </w:rPr>
-              <w:t>Par la porte entrouverte, silhouette à contre-jour penchée sur les manteaux. Vous ne reconnaissez pas.</w:t>
-            </w:r>
-          </w:p>
-        </w:tc>
-      </w:tr>
-      <w:tr>
-        <w:tc>
-          <w:tcPr>
-            <w:tcW w:w="2200" w:type="dxa"/>
-            <w:tcMar>
-              <w:top w:w="80" w:type="dxa"/>
-              <w:bottom w:w="80" w:type="dxa"/>
-              <w:left w:w="120" w:type="dxa"/>
-              <w:right w:w="120" w:type="dxa"/>
-            </w:tcMar>
-          </w:tcPr>
-          <w:p>
-            <w:pPr>
-              <w:spacing w:before="20" w:after="20" w:line="260" w:lineRule="auto"/>
-            </w:pPr>
-            <w:r>
-              <w:rPr>
-                <w:sz w:val="22"/>
-                <w:szCs w:val="22"/>
-              </w:rPr>
-              <w:t>17h36 – 18h00</w:t>
-            </w:r>
-          </w:p>
-        </w:tc>
-        <w:tc>
-          <w:tcPr>
-            <w:tcW w:w="3500" w:type="dxa"/>
-            <w:tcMar>
-              <w:top w:w="80" w:type="dxa"/>
-              <w:bottom w:w="80" w:type="dxa"/>
-              <w:left w:w="120" w:type="dxa"/>
-              <w:right w:w="120" w:type="dxa"/>
-            </w:tcMar>
-          </w:tcPr>
-          <w:p>
-            <w:pPr>
-              <w:spacing w:before="20" w:after="20" w:line="260" w:lineRule="auto"/>
-            </w:pPr>
-            <w:r>
-              <w:rPr>
-                <w:sz w:val="22"/>
-                <w:szCs w:val="22"/>
-              </w:rPr>
-              <w:t>Salon du bar</w:t>
-            </w:r>
-          </w:p>
-        </w:tc>
-        <w:tc>
-          <w:tcPr>
-            <w:tcW w:w="3660" w:type="dxa"/>
-            <w:tcMar>
-              <w:top w:w="80" w:type="dxa"/>
-              <w:bottom w:w="80" w:type="dxa"/>
-              <w:left w:w="120" w:type="dxa"/>
-              <w:right w:w="120" w:type="dxa"/>
-            </w:tcMar>
-          </w:tcPr>
-          <w:p>
-            <w:pPr>
-              <w:spacing w:before="20" w:after="20" w:line="260" w:lineRule="auto"/>
-            </w:pPr>
-            <w:r>
-              <w:rPr>
-                <w:sz w:val="22"/>
-                <w:szCs w:val="22"/>
-              </w:rPr>
-              <w:t>Vous regagnez votre fauteuil. Cris de Lady Victoria à 17h58. Vous voyez Alicia s’attarder près du bar à 17h58.</w:t>
+              <w:t>Avec Clochette. Cris de Lady Victoria à 17h58.</w:t>
             </w:r>
           </w:p>
         </w:tc>
@@ -10355,37 +11365,8 @@
       </w:r>
     </w:p>
     <w:p>
-      <w:pPr>
-        <w:sectPr>
-          <w:type w:val="nextPage"/>
-          <w:headerReference w:type="default" r:id="rIdHeader"/>
-          <w:footerReference w:type="default" r:id="rIdFooter"/>
-          <w:pgBorders w:offsetFrom="page">
-            <w:top w:val="thinThickSmallGap" w:sz="24" w:space="24" w:color="B8860B"/>
-            <w:left w:val="thinThickSmallGap" w:sz="24" w:space="24" w:color="B8860B"/>
-            <w:bottom w:val="thickThinSmallGap" w:sz="24" w:space="24" w:color="B8860B"/>
-            <w:right w:val="thickThinSmallGap" w:sz="24" w:space="24" w:color="B8860B"/>
-          </w:pgBorders>
-          <w:pgSz w:w="11906" w:h="16838"/>
-          <w:pgMar w:top="1700" w:right="1417" w:bottom="1700" w:left="1417" w:header="708" w:footer="708" w:gutter="0"/>
-          <w:cols w:space="708"/>
-          <w:docGrid w:linePitch="360"/>
-          <w:titlePg/>
-        </w:sectPr>
-      </w:pPr>
-    </w:p>
-    <w:p>
-      <w:pPr>
-        <w:spacing w:before="120" w:after="60"/>
-        <w:jc w:val="center"/>
-      </w:pPr>
-      <w:r>
-        <w:rPr>
-          <w:color w:val="B8860B"/>
-          <w:sz w:val="28"/>
-          <w:rFonts w:ascii="Garamond" w:hAnsi="Garamond"/>
-        </w:rPr>
-        <w:t>❦ ⚜ ❦ ⚜ ❦</w:t>
+      <w:r>
+        <w:br w:type="page"/>
       </w:r>
     </w:p>
     <w:p>
@@ -10427,7 +11408,7 @@
           <w:sz w:val="36"/>
           <w:szCs w:val="36"/>
         </w:rPr>
-        <w:t>LADY ROMANETTE DE BURLESQUE</w:t>
+        <w:t>LADY CLOÉ FISCHER DE CREVONVILLE</w:t>
       </w:r>
     </w:p>
     <w:p>
@@ -10441,7 +11422,7 @@
           <w:iCs/>
           <w:color w:val="6D4C41"/>
         </w:rPr>
-        <w:t>lectrice près du piano · fiancée secrète de Lord Nicolas</w:t>
+        <w:t>mondaine · épouse de Sir Tatoine · surnommée Clochette</w:t>
       </w:r>
     </w:p>
     <w:p>
@@ -10474,7 +11455,7 @@
         <w:jc w:val="both"/>
       </w:pPr>
       <w:r>
-        <w:t>Calme, discrète, lit beaucoup, observe énormément depuis son fauteuil. Vous parlez librement de ce que vous voyez. Mais dès qu’on touche à Nicolas, votre voix se durcit et vous prenez sa défense avec une fermeté qu’on ne vous soupçonnait pas.</w:t>
+        <w:t>Mondaine rieuse. Vous riez trop fort, comme une femme qui veut couvrir un autre bruit. Aujourd’hui, vous êtes nerveuse — vous tripotez vos cartes, vous regardez la porte. Sous le rire, une joueuse aux abois qui ne sait plus comment rembourser.</w:t>
       </w:r>
     </w:p>
     <w:p>
@@ -10504,7 +11485,7 @@
           <w:iCs/>
           <w:color w:val="6D4C41"/>
         </w:rPr>
-        <w:t>« Lady Romanette de Burlesque, lectrice. J’aime ce coin près du piano de Lady Marie. »</w:t>
+        <w:t>« Lady Cloé Fischer de Crevonville, épouse de Tatoine. Je ne manque jamais un anniversaire des Beuhaies. »</w:t>
       </w:r>
     </w:p>
     <w:p>
@@ -10535,29 +11516,29 @@
           <w:b/>
           <w:bCs/>
         </w:rPr>
-        <w:t>Lord Nicolas de Picolas</w:t>
-      </w:r>
-      <w:r>
-        <w:t xml:space="preserve"> — fiancé secret, annonce le mois prochain.</w:t>
-      </w:r>
-    </w:p>
-    <w:p>
-      <w:pPr>
-        <w:spacing w:before="60" w:after="60" w:line="300" w:lineRule="auto"/>
-        <w:jc w:val="both"/>
-      </w:pPr>
-      <w:r>
-        <w:t xml:space="preserve">🤝 </w:t>
-      </w:r>
-      <w:r>
-        <w:rPr>
-          <w:b/>
-          <w:bCs/>
-        </w:rPr>
-        <w:t>Lady Cloé Fischer de Crevonville</w:t>
-      </w:r>
-      <w:r>
-        <w:t xml:space="preserve"> — cousine éloignée, vous savez qu’elle joue.</w:t>
+        <w:t>Sir Tatoine</w:t>
+      </w:r>
+      <w:r>
+        <w:t xml:space="preserve"> — mari aimé, à qui vous cachez tout.</w:t>
+      </w:r>
+    </w:p>
+    <w:p>
+      <w:pPr>
+        <w:spacing w:before="60" w:after="60" w:line="300" w:lineRule="auto"/>
+        <w:jc w:val="both"/>
+      </w:pPr>
+      <w:r>
+        <w:t xml:space="preserve">🤝 Mademoiselle Lisa Lepra — vous la croisez aux cercles de jeu nocturnes ; elle connaît vos dettes.</w:t>
+      </w:r>
+      <w:r>
+        <w:rPr>
+          <w:b/>
+          <w:bCs/>
+        </w:rPr>
+        <w:t/>
+      </w:r>
+      <w:r>
+        <w:t xml:space="preserve"/>
       </w:r>
     </w:p>
     <w:p>
@@ -10576,7 +11557,7 @@
         <w:t>Lady Léa de Pavy</w:t>
       </w:r>
       <w:r>
-        <w:t xml:space="preserve"> — vous menaçait, vous et Nicolas, sur Plumeau.</w:t>
+        <w:t xml:space="preserve"> — vous faisait chanter (1 000 livres) sur vos dettes de jeu.</w:t>
       </w:r>
     </w:p>
     <w:p>
@@ -10604,20 +11585,10 @@
           <w:b/>
           <w:bCs/>
         </w:rPr>
-        <w:t>Vous livrez vos observations dès qu'on vous le demande.</w:t>
-      </w:r>
-      <w:r>
-        <w:t xml:space="preserve"> Vous livrez vos témoignages prioritaires dès qu’on vous demande « qu’avez-vous vu cet après-midi ? ». Vous </w:t>
-      </w:r>
-      <w:r>
-        <w:rPr>
-          <w:b/>
-          <w:bCs/>
-        </w:rPr>
-        <w:t>intervenez activement</w:t>
-      </w:r>
-      <w:r>
-        <w:t xml:space="preserve"> si Nicolas est accusé. Vous craquez sur Plumeau et les fiançailles seulement si Nicolas est en péril.</w:t>
+        <w:t>Vous parlez volontiers.</w:t>
+      </w:r>
+      <w:r>
+        <w:t xml:space="preserve"> Vous donnez la plupart de vos observations volontiers. Le pivot — Amandinette traversant le jardin à 17h32 — n’est livré qu’en Acte III sur question précise. Vous craquez sur vos dettes si on insiste.</w:t>
       </w:r>
     </w:p>
     <w:p>
@@ -10641,7 +11612,7 @@
         <w:jc w:val="both"/>
       </w:pPr>
       <w:r>
-        <w:t>Calme, observatrice. Vous lisiez dans le salon du bar près du piano l’essentiel de l’après-midi. Cousine éloignée de Lady Cloé Fischer (vous savez qu’elle joue). Fiancée en secret à Lord Nicolas de Picolas (annonce le mois prochain).</w:t>
+        <w:t>Mondaine. Mariée à Sir Tatoine (qui ignore tout). Vous étiez au bar à poser des réussites de 17h00 à 17h45, avec vue par la baie sur le jardin.</w:t>
       </w:r>
     </w:p>
     <w:p>
@@ -10679,10 +11650,10 @@
           <w:b/>
           <w:bCs/>
         </w:rPr>
-        <w:t>1.</w:t>
-      </w:r>
-      <w:r>
-        <w:t xml:space="preserve"> Duc Théodorette qui rentre du couloir intérieur à 17h20, bouleversé (PIVOT).</w:t>
+        <w:t>Acte I</w:t>
+      </w:r>
+      <w:r>
+        <w:t xml:space="preserve"> — Tatoine fumant au jardin à 17h05. Louis rentrant l’air sec à 17h20.</w:t>
       </w:r>
     </w:p>
     <w:p>
@@ -10696,10 +11667,10 @@
           <w:b/>
           <w:bCs/>
         </w:rPr>
-        <w:t>2.</w:t>
-      </w:r>
-      <w:r>
-        <w:t xml:space="preserve"> Lady Marie sortant troublée du potager à 16h55.</w:t>
+        <w:t>Acte II</w:t>
+      </w:r>
+      <w:r>
+        <w:t xml:space="preserve"> — Gautier traversant le jardin avec sa mallette à 17h10.</w:t>
       </w:r>
     </w:p>
     <w:p>
@@ -10713,27 +11684,10 @@
           <w:b/>
           <w:bCs/>
         </w:rPr>
-        <w:t>3.</w:t>
-      </w:r>
-      <w:r>
-        <w:t xml:space="preserve"> Lord Gautier passant pressé dans le couloir à 17h33.</w:t>
-      </w:r>
-    </w:p>
-    <w:p>
-      <w:pPr>
-        <w:spacing w:before="60" w:after="60" w:line="300" w:lineRule="auto"/>
-        <w:ind w:left="360"/>
-        <w:jc w:val="both"/>
-      </w:pPr>
-      <w:r>
-        <w:rPr>
-          <w:b/>
-          <w:bCs/>
-        </w:rPr>
-        <w:t>4.</w:t>
-      </w:r>
-      <w:r>
-        <w:t xml:space="preserve"> Amandinette glissant à Léa pendant le toast : « Nous devons parler. Seules. »</w:t>
+        <w:t>Acte III (à arracher)</w:t>
+      </w:r>
+      <w:r>
+        <w:t xml:space="preserve"> — Amandinette traversant le jardin à 17h32 (à ne livrer qu’en Acte III, sur question précise).</w:t>
       </w:r>
     </w:p>
     <w:p>
@@ -10761,26 +11715,44 @@
           <w:b/>
           <w:bCs/>
         </w:rPr>
-        <w:t>Fiancée secrète à Lord Nicolas.</w:t>
-      </w:r>
-      <w:r>
-        <w:t xml:space="preserve"> Annonce prévue le mois prochain.</w:t>
-      </w:r>
-    </w:p>
-    <w:p>
-      <w:pPr>
-        <w:spacing w:before="60" w:after="60" w:line="300" w:lineRule="auto"/>
-        <w:jc w:val="both"/>
-      </w:pPr>
-      <w:r>
-        <w:rPr>
-          <w:b/>
-          <w:bCs/>
-        </w:rPr>
-        <w:t>Vous savez que Nicolas est M. Plumeau et l’aidez parfois.</w:t>
-      </w:r>
-      <w:r>
-        <w:t xml:space="preserve"> Lady Léa vous menaçait tous les deux pour cela.</w:t>
+        <w:t>Vous êtes une joueuse de cartes invétérée.</w:t>
+      </w:r>
+      <w:r>
+        <w:t xml:space="preserve"> Cercles de jeu en cachette le mardi soir, sous prétexte de souper chez votre tante Ophélie. Dettes massives. Tatoine ignore tout.</w:t>
+      </w:r>
+    </w:p>
+    <w:p>
+      <w:pPr>
+        <w:spacing w:before="60" w:after="60" w:line="300" w:lineRule="auto"/>
+        <w:jc w:val="both"/>
+      </w:pPr>
+      <w:r>
+        <w:rPr>
+          <w:sz w:val="22"/>
+        </w:rPr>
+        <w:t xml:space="preserve">Ce matin, à votre arrivée au Domaine, Léa vous a glissé un mot dans la main : « Ma chère Cloé, mille livres avant ce soir. Dernier délai. — L. » Vous l’avez froissé et fourré dans votre réticule. Vous comptiez le brûler après le dîner — il y est toujours.</w:t>
+      </w:r>
+    </w:p>
+    <w:p>
+      <w:pPr>
+        <w:spacing w:before="60" w:after="60" w:line="300" w:lineRule="auto"/>
+        <w:jc w:val="both"/>
+      </w:pPr>
+      <w:r>
+        <w:rPr>
+          <w:b/>
+          <w:bCs/>
+        </w:rPr>
+        <w:t>Vous avez vendu en cachette 3 bijoux de famille.</w:t>
+      </w:r>
+    </w:p>
+    <w:p>
+      <w:pPr>
+        <w:spacing w:before="60" w:after="60" w:line="300" w:lineRule="auto"/>
+        <w:jc w:val="both"/>
+      </w:pPr>
+      <w:r>
+        <w:t>Léa savait et vous faisait chanter (1 000 livres pour son silence — somme que vous n’avez pas).</w:t>
       </w:r>
     </w:p>
     <w:p>
@@ -10795,135 +11767,96 @@
           <w:sz w:val="24"/>
           <w:szCs w:val="24"/>
         </w:rPr>
-        <w:t>❧  CE QUE VOUS DITES — TÉMOIGNAGES  ❧</w:t>
-      </w:r>
-    </w:p>
-    <w:p>
-      <w:pPr>
-        <w:spacing w:before="60" w:after="60" w:line="300" w:lineRule="auto"/>
-        <w:jc w:val="both"/>
-      </w:pPr>
-      <w:r>
-        <w:rPr>
-          <w:b/>
-          <w:bCs/>
-        </w:rPr>
-        <w:t>Duc Théodorette à 17h20 (PIVOT)</w:t>
-      </w:r>
-      <w:r>
-        <w:t xml:space="preserve"> : « Vers 17h20, j’ai levé les yeux : le Duc Théodorette venait de rentrer par le couloir intérieur (depuis le jardin), l’air complètement défait. Il m’a saluée d’un geste vague avant de repartir vers la salle de bain. Sa femme était censée s’y reposer pour sa migraine — pourquoi venait-il du dehors ? »</w:t>
-      </w:r>
-    </w:p>
-    <w:p>
-      <w:pPr>
-        <w:spacing w:before="60" w:after="60" w:line="300" w:lineRule="auto"/>
-        <w:jc w:val="both"/>
-      </w:pPr>
-      <w:r>
-        <w:rPr>
-          <w:b/>
-          <w:bCs/>
-        </w:rPr>
-        <w:t>Marie sortant troublée du potager (16h55)</w:t>
-      </w:r>
-      <w:r>
-        <w:t xml:space="preserve"> : « Juste après le toast, je traversais l’allée. J’ai croisé Marie qui sortait du potager, troublée. Léa est sortie quelques secondes après, fébrile. »</w:t>
-      </w:r>
-    </w:p>
-    <w:p>
-      <w:pPr>
-        <w:spacing w:before="60" w:after="60" w:line="300" w:lineRule="auto"/>
-        <w:jc w:val="both"/>
-      </w:pPr>
-      <w:r>
-        <w:rPr>
-          <w:b/>
-          <w:bCs/>
-        </w:rPr>
-        <w:t>Amandinette à Léa pendant le toast</w:t>
-      </w:r>
-      <w:r>
-        <w:t xml:space="preserve"> : « J’ai entendu Amandinette glisser à Léa : "Nous devons parler. Seules. Tout de suite après." Léa a hoché la tête sans rien dire. »</w:t>
-      </w:r>
-    </w:p>
-    <w:p>
-      <w:pPr>
-        <w:spacing w:before="60" w:after="60" w:line="300" w:lineRule="auto"/>
-        <w:jc w:val="both"/>
-      </w:pPr>
-      <w:r>
-        <w:rPr>
-          <w:b/>
-          <w:bCs/>
-        </w:rPr>
-        <w:t>Lady Cloé Fischer joue</w:t>
-      </w:r>
-      <w:r>
-        <w:t xml:space="preserve"> (si Chloé interroge sur le jeu) : « Clochette est ma cousine éloignée. Je sais qu’elle fréquente les cercles de jeu. Je l’ai confrontée l’an dernier, elle avait juré d’arrêter. Elle a paru particulièrement nerveuse aujourd’hui. »</w:t>
-      </w:r>
-    </w:p>
-    <w:p>
-      <w:pPr>
-        <w:spacing w:before="60" w:after="60" w:line="300" w:lineRule="auto"/>
-        <w:jc w:val="both"/>
-      </w:pPr>
-      <w:r>
-        <w:rPr>
-          <w:b/>
-          <w:bCs/>
-        </w:rPr>
-        <w:t>Marie joue mal, Alicia distraite</w:t>
-      </w:r>
-      <w:r>
-        <w:t xml:space="preserve"> (Acte II/III) : « Marie a fait trois fausses notes — chose impensable chez elle. Et Alicia regardait par la fenêtre toutes les deux mesures. Toutes deux semblaient ailleurs. »</w:t>
-      </w:r>
-    </w:p>
-    <w:p>
-      <w:pPr>
-        <w:spacing w:before="60" w:after="60" w:line="300" w:lineRule="auto"/>
-        <w:jc w:val="both"/>
-      </w:pPr>
-      <w:r>
-        <w:rPr>
-          <w:b/>
-          <w:bCs/>
-        </w:rPr>
-        <w:t>Lady Boulet de Myrtilles passe</w:t>
-      </w:r>
-      <w:r>
-        <w:t xml:space="preserve"> (Acte II/III) : « Lady Boulet de Myrtilles est passée vers 17h30 dans le couloir. Elle est très discrète mais elle voit beaucoup. »</w:t>
-      </w:r>
-    </w:p>
-    <w:p>
-      <w:pPr>
-        <w:spacing w:before="60" w:after="60" w:line="300" w:lineRule="auto"/>
-        <w:jc w:val="both"/>
-      </w:pPr>
-      <w:r>
-        <w:rPr>
-          <w:b/>
-          <w:bCs/>
-        </w:rPr>
-        <w:t>Gautier rentrant pressé</w:t>
-      </w:r>
-      <w:r>
-        <w:t xml:space="preserve"> (Acte III) : « Vers 17h33, j’ai remarqué Lord Gautier passer rapidement dans le couloir, l’air anxieux. Il avait quelque chose sous sa redingote. »</w:t>
-      </w:r>
-    </w:p>
-    <w:p>
-      <w:pPr>
-        <w:spacing w:before="60" w:after="60" w:line="300" w:lineRule="auto"/>
-        <w:jc w:val="both"/>
-      </w:pPr>
-      <w:r>
-        <w:rPr>
-          <w:b/>
-          <w:bCs/>
-        </w:rPr>
-        <w:t>Alicia montée dans sa chambre</w:t>
-      </w:r>
-      <w:r>
-        <w:t xml:space="preserve"> (Acte III) : « Plus tard, vers 18h05, j’ai vu Alicia monter brièvement dans sa chambre. Elle paraissait dissimuler quelque chose. »</w:t>
+        <w:t>❧  CE QUE VOUS DITES — DISTRIBUÉ PAR ACTES  ❧</w:t>
+      </w:r>
+    </w:p>
+    <w:p>
+      <w:pPr>
+        <w:spacing w:before="60" w:after="60" w:line="300" w:lineRule="auto"/>
+        <w:jc w:val="both"/>
+      </w:pPr>
+      <w:r>
+        <w:rPr>
+          <w:b/>
+          <w:bCs/>
+        </w:rPr>
+        <w:t>ACTE I — Tatoine et Louis dans le jardin</w:t>
+      </w:r>
+      <w:r>
+        <w:t xml:space="preserve"> : « J’ai vu mon mari fumer au jardin vers 17h05. Plus tard, vers 17h20, j’ai aperçu Louis qui rentrait du jardin l’air sec. »</w:t>
+      </w:r>
+    </w:p>
+    <w:p>
+      <w:pPr>
+        <w:spacing w:before="60" w:after="60" w:line="300" w:lineRule="auto"/>
+        <w:jc w:val="both"/>
+      </w:pPr>
+      <w:r>
+        <w:rPr>
+          <w:b/>
+          <w:bCs/>
+        </w:rPr>
+        <w:t>ACTE II — Gautier passe avec sa mallette</w:t>
+      </w:r>
+      <w:r>
+        <w:t xml:space="preserve"> : « J’ai aperçu Gautier traverser le jardin vers 17h10, mallette sous le bras. Il avait l’air contrarié. »</w:t>
+      </w:r>
+    </w:p>
+    <w:p>
+      <w:pPr>
+        <w:spacing w:before="60" w:after="60" w:line="300" w:lineRule="auto"/>
+        <w:jc w:val="both"/>
+      </w:pPr>
+      <w:r>
+        <w:rPr>
+          <w:b/>
+          <w:bCs/>
+        </w:rPr>
+        <w:t>ACTE III — Amandinette traversant le jardin à 17h32 (PIVOT — gardez jusqu’en Acte III).</w:t>
+      </w:r>
+      <w:r>
+        <w:t xml:space="preserve"> Si Chloé vous interroge spécifiquement sur Amandinette en Acte III, ou demande qui d’autre est passé : « Maintenant que vous insistez… oui. À 17h32, j’ai vu la Duchesse Amandinette traverser le jardin, pressée. Cela m’a frappée parce qu’elle était censée se reposer. Mais je me suis dit que je m’étais trompée. » </w:t>
+      </w:r>
+      <w:r>
+        <w:rPr>
+          <w:b/>
+          <w:bCs/>
+        </w:rPr>
+        <w:t>Ne livrez PAS cette info en Acte II.</w:t>
+      </w:r>
+    </w:p>
+    <w:p>
+      <w:pPr>
+        <w:spacing w:before="60" w:after="60" w:line="300" w:lineRule="auto"/>
+        <w:jc w:val="both"/>
+      </w:pPr>
+      <w:r>
+        <w:rPr>
+          <w:b/>
+          <w:bCs/>
+        </w:rPr>
+        <w:t>Vos deux absences</w:t>
+      </w:r>
+      <w:r>
+        <w:t xml:space="preserve"> (à mentionner si on creuse) : « Je me suis absentée deux fois pendant que je posais mes cartes : vers 17h33 je suis allée à la salle de bain (trois petites minutes), et vers 17h42 Sir Amaury m’a envoyée chercher une bouteille au cellier (trois minutes encore). »</w:t>
+      </w:r>
+    </w:p>
+    <w:p>
+      <w:pPr>
+        <w:spacing w:after="80"/>
+      </w:pPr>
+      <w:r>
+        <w:rPr>
+          <w:b/>
+          <w:sz w:val="22"/>
+        </w:rPr>
+        <w:t xml:space="preserve">La salle de bain vide (si Chloé insiste) : </w:t>
+      </w:r>
+      <w:r>
+        <w:rPr>
+          <w:sz w:val="22"/>
+        </w:rPr>
+        <w:t xml:space="preserve">« Quand j’y suis allée vers 17h33, il n’y avait personne. Si la Duchesse était censée s’y reposer, je ne l’y ai pas vue — la pièce était libre. »</w:t>
       </w:r>
     </w:p>
     <w:p>
@@ -10947,30 +11880,7 @@
         <w:jc w:val="both"/>
       </w:pPr>
       <w:r>
-        <w:rPr>
-          <w:b/>
-          <w:bCs/>
-        </w:rPr>
-        <w:t>Si Chloé évoque Nicolas comme suspect</w:t>
-      </w:r>
-      <w:r>
-        <w:t xml:space="preserve"> (fiole dans son manteau) : vous INTERVENEZ activement, vous vous levez si nécessaire. « Nicolas n’est pas un assassin. Il était à la lisière de forêt avec Sir Tatoine. Sir Tatoine peut confirmer. JE LE SAIS. » Si Chloé demande comment vous le savez : « Parce qu’il est mon fiancé. Annonce le mois prochain. Je ne le laisserai pas accuser à tort. »</w:t>
-      </w:r>
-    </w:p>
-    <w:p>
-      <w:pPr>
-        <w:spacing w:before="60" w:after="60" w:line="300" w:lineRule="auto"/>
-        <w:jc w:val="both"/>
-      </w:pPr>
-      <w:r>
-        <w:rPr>
-          <w:b/>
-          <w:bCs/>
-        </w:rPr>
-        <w:t>Sur Plumeau</w:t>
-      </w:r>
-      <w:r>
-        <w:t xml:space="preserve"> (si Chloé a la preuve) : « Oui. C’est lui. Je l’aide parfois. Léa nous faisait chanter pour cela. »</w:t>
+        <w:t xml:space="preserve">Si Chloé presse sur votre nervosité, ou Lisa a parlé de votre jeu, ou Chloé évoque Léa avec insistance : « Je joue. Voilà. Depuis trois ans. J’ai des dettes effroyables. J’ai vendu des bijoux. Léa savait. Elle me faisait chanter — 1 000 livres. Je l’ai suppliée. Elle a ri. Tatoine, pardonne-moi. »</w:t>
       </w:r>
     </w:p>
     <w:p>
@@ -11106,7 +12016,7 @@
                 <w:sz w:val="22"/>
                 <w:szCs w:val="22"/>
               </w:rPr>
-              <w:t>15h45 – 16h45</w:t>
+              <w:t>15h45</w:t>
             </w:r>
           </w:p>
         </w:tc>
@@ -11129,7 +12039,7 @@
                 <w:sz w:val="22"/>
                 <w:szCs w:val="22"/>
               </w:rPr>
-              <w:t>Bar/salon du bar</w:t>
+              <w:t>Hall</w:t>
             </w:r>
           </w:p>
         </w:tc>
@@ -11152,7 +12062,7 @@
                 <w:sz w:val="22"/>
                 <w:szCs w:val="22"/>
               </w:rPr>
-              <w:t>Vous calmez Nicolas après son éclat. Témoins multiples.</w:t>
+              <w:t>Arrivée avec Tatoine.</w:t>
             </w:r>
           </w:p>
         </w:tc>
@@ -11177,7 +12087,7 @@
                 <w:sz w:val="22"/>
                 <w:szCs w:val="22"/>
               </w:rPr>
-              <w:t>16h45</w:t>
+              <w:t>15h45 – 16h45</w:t>
             </w:r>
           </w:p>
         </w:tc>
@@ -11200,7 +12110,7 @@
                 <w:sz w:val="22"/>
                 <w:szCs w:val="22"/>
               </w:rPr>
-              <w:t>Salon du bar</w:t>
+              <w:t>Bar/salon du bar</w:t>
             </w:r>
           </w:p>
         </w:tc>
@@ -11223,7 +12133,7 @@
                 <w:sz w:val="22"/>
                 <w:szCs w:val="22"/>
               </w:rPr>
-              <w:t>Toast. Vous entendez Amandinette glisser à Léa : « Nous devons parler, seules. »</w:t>
+              <w:t>Mondanités.</w:t>
             </w:r>
           </w:p>
         </w:tc>
@@ -11248,7 +12158,7 @@
                 <w:sz w:val="22"/>
                 <w:szCs w:val="22"/>
               </w:rPr>
-              <w:t>16h55</w:t>
+              <w:t>16h45</w:t>
             </w:r>
           </w:p>
         </w:tc>
@@ -11271,7 +12181,7 @@
                 <w:sz w:val="22"/>
                 <w:szCs w:val="22"/>
               </w:rPr>
-              <w:t>Allée → salon</w:t>
+              <w:t>Salon du bar</w:t>
             </w:r>
           </w:p>
         </w:tc>
@@ -11294,7 +12204,7 @@
                 <w:sz w:val="22"/>
                 <w:szCs w:val="22"/>
               </w:rPr>
-              <w:t>Vous croisez Marie sortant du potager, troublée.</w:t>
+              <w:t>Toast.</w:t>
             </w:r>
           </w:p>
         </w:tc>
@@ -11319,7 +12229,7 @@
                 <w:sz w:val="22"/>
                 <w:szCs w:val="22"/>
               </w:rPr>
-              <w:t>17h00 – 17h25</w:t>
+              <w:t>16h45 – 17h00</w:t>
             </w:r>
           </w:p>
         </w:tc>
@@ -11342,7 +12252,7 @@
                 <w:sz w:val="22"/>
                 <w:szCs w:val="22"/>
               </w:rPr>
-              <w:t>Salon du bar (près du piano)</w:t>
+              <w:t>Bar/salon du bar</w:t>
             </w:r>
           </w:p>
         </w:tc>
@@ -11365,7 +12275,7 @@
                 <w:sz w:val="22"/>
                 <w:szCs w:val="22"/>
               </w:rPr>
-              <w:t>Lecture. Marie, Alicia vous voient.</w:t>
+              <w:t>Mondanités d’après-toast.</w:t>
             </w:r>
           </w:p>
         </w:tc>
@@ -11390,7 +12300,7 @@
                 <w:sz w:val="22"/>
                 <w:szCs w:val="22"/>
               </w:rPr>
-              <w:t>17h20</w:t>
+              <w:t>17h00 – 17h33</w:t>
             </w:r>
           </w:p>
         </w:tc>
@@ -11413,7 +12323,7 @@
                 <w:sz w:val="22"/>
                 <w:szCs w:val="22"/>
               </w:rPr>
-              <w:t>Salon du bar</w:t>
+              <w:t>Bar (table d’angle)</w:t>
             </w:r>
           </w:p>
         </w:tc>
@@ -11436,7 +12346,7 @@
                 <w:sz w:val="22"/>
                 <w:szCs w:val="22"/>
               </w:rPr>
-              <w:t>Vous voyez Théodorette rentrer du couloir, bouleversé.</w:t>
+              <w:t>Vous posez des réussites. Vous voyez Tatoine fumer (17h05), Gautier passer (17h10), Louis rentrer (17h20), Amandinette traverser (17h32).</w:t>
             </w:r>
           </w:p>
         </w:tc>
@@ -11461,7 +12371,7 @@
                 <w:sz w:val="22"/>
                 <w:szCs w:val="22"/>
               </w:rPr>
-              <w:t>17h25 – 18h00</w:t>
+              <w:t>17h33 – 17h36</w:t>
             </w:r>
           </w:p>
         </w:tc>
@@ -11484,6 +12394,290 @@
                 <w:sz w:val="22"/>
                 <w:szCs w:val="22"/>
               </w:rPr>
+              <w:t>Salle de bain</w:t>
+            </w:r>
+          </w:p>
+        </w:tc>
+        <w:tc>
+          <w:tcPr>
+            <w:tcW w:w="3660" w:type="dxa"/>
+            <w:tcMar>
+              <w:top w:w="80" w:type="dxa"/>
+              <w:bottom w:w="80" w:type="dxa"/>
+              <w:left w:w="120" w:type="dxa"/>
+              <w:right w:w="120" w:type="dxa"/>
+            </w:tcMar>
+          </w:tcPr>
+          <w:p>
+            <w:pPr>
+              <w:spacing w:before="20" w:after="20" w:line="260" w:lineRule="auto"/>
+            </w:pPr>
+            <w:r>
+              <w:rPr>
+                <w:sz w:val="22"/>
+                <w:szCs w:val="22"/>
+              </w:rPr>
+              <w:t>Première absence (3 min).</w:t>
+            </w:r>
+          </w:p>
+        </w:tc>
+      </w:tr>
+      <w:tr>
+        <w:tc>
+          <w:tcPr>
+            <w:tcW w:w="2200" w:type="dxa"/>
+            <w:tcMar>
+              <w:top w:w="80" w:type="dxa"/>
+              <w:bottom w:w="80" w:type="dxa"/>
+              <w:left w:w="120" w:type="dxa"/>
+              <w:right w:w="120" w:type="dxa"/>
+            </w:tcMar>
+          </w:tcPr>
+          <w:p>
+            <w:pPr>
+              <w:spacing w:before="20" w:after="20" w:line="260" w:lineRule="auto"/>
+            </w:pPr>
+            <w:r>
+              <w:rPr>
+                <w:sz w:val="22"/>
+                <w:szCs w:val="22"/>
+              </w:rPr>
+              <w:t>17h36 – 17h42</w:t>
+            </w:r>
+          </w:p>
+        </w:tc>
+        <w:tc>
+          <w:tcPr>
+            <w:tcW w:w="3500" w:type="dxa"/>
+            <w:tcMar>
+              <w:top w:w="80" w:type="dxa"/>
+              <w:bottom w:w="80" w:type="dxa"/>
+              <w:left w:w="120" w:type="dxa"/>
+              <w:right w:w="120" w:type="dxa"/>
+            </w:tcMar>
+          </w:tcPr>
+          <w:p>
+            <w:pPr>
+              <w:spacing w:before="20" w:after="20" w:line="260" w:lineRule="auto"/>
+            </w:pPr>
+            <w:r>
+              <w:rPr>
+                <w:sz w:val="22"/>
+                <w:szCs w:val="22"/>
+              </w:rPr>
+              <w:t>Bar</w:t>
+            </w:r>
+          </w:p>
+        </w:tc>
+        <w:tc>
+          <w:tcPr>
+            <w:tcW w:w="3660" w:type="dxa"/>
+            <w:tcMar>
+              <w:top w:w="80" w:type="dxa"/>
+              <w:bottom w:w="80" w:type="dxa"/>
+              <w:left w:w="120" w:type="dxa"/>
+              <w:right w:w="120" w:type="dxa"/>
+            </w:tcMar>
+          </w:tcPr>
+          <w:p>
+            <w:pPr>
+              <w:spacing w:before="20" w:after="20" w:line="260" w:lineRule="auto"/>
+            </w:pPr>
+            <w:r>
+              <w:rPr>
+                <w:sz w:val="22"/>
+                <w:szCs w:val="22"/>
+              </w:rPr>
+              <w:t>Vous reprenez vos cartes. Lady Boulet de Myrtilles passe à 17h36.</w:t>
+            </w:r>
+          </w:p>
+        </w:tc>
+      </w:tr>
+      <w:tr>
+        <w:tc>
+          <w:tcPr>
+            <w:tcW w:w="2200" w:type="dxa"/>
+            <w:tcMar>
+              <w:top w:w="80" w:type="dxa"/>
+              <w:bottom w:w="80" w:type="dxa"/>
+              <w:left w:w="120" w:type="dxa"/>
+              <w:right w:w="120" w:type="dxa"/>
+            </w:tcMar>
+          </w:tcPr>
+          <w:p>
+            <w:pPr>
+              <w:spacing w:before="20" w:after="20" w:line="260" w:lineRule="auto"/>
+            </w:pPr>
+            <w:r>
+              <w:rPr>
+                <w:sz w:val="22"/>
+                <w:szCs w:val="22"/>
+              </w:rPr>
+              <w:t>17h42 – 17h45</w:t>
+            </w:r>
+          </w:p>
+        </w:tc>
+        <w:tc>
+          <w:tcPr>
+            <w:tcW w:w="3500" w:type="dxa"/>
+            <w:tcMar>
+              <w:top w:w="80" w:type="dxa"/>
+              <w:bottom w:w="80" w:type="dxa"/>
+              <w:left w:w="120" w:type="dxa"/>
+              <w:right w:w="120" w:type="dxa"/>
+            </w:tcMar>
+          </w:tcPr>
+          <w:p>
+            <w:pPr>
+              <w:spacing w:before="20" w:after="20" w:line="260" w:lineRule="auto"/>
+            </w:pPr>
+            <w:r>
+              <w:rPr>
+                <w:sz w:val="22"/>
+                <w:szCs w:val="22"/>
+              </w:rPr>
+              <w:t>Cellier</w:t>
+            </w:r>
+          </w:p>
+        </w:tc>
+        <w:tc>
+          <w:tcPr>
+            <w:tcW w:w="3660" w:type="dxa"/>
+            <w:tcMar>
+              <w:top w:w="80" w:type="dxa"/>
+              <w:bottom w:w="80" w:type="dxa"/>
+              <w:left w:w="120" w:type="dxa"/>
+              <w:right w:w="120" w:type="dxa"/>
+            </w:tcMar>
+          </w:tcPr>
+          <w:p>
+            <w:pPr>
+              <w:spacing w:before="20" w:after="20" w:line="260" w:lineRule="auto"/>
+            </w:pPr>
+            <w:r>
+              <w:rPr>
+                <w:sz w:val="22"/>
+                <w:szCs w:val="22"/>
+              </w:rPr>
+              <w:t>Sir Amaury vous envoie chercher une bouteille (3 min).</w:t>
+            </w:r>
+          </w:p>
+        </w:tc>
+      </w:tr>
+      <w:tr>
+        <w:tc>
+          <w:tcPr>
+            <w:tcW w:w="2200" w:type="dxa"/>
+            <w:tcMar>
+              <w:top w:w="80" w:type="dxa"/>
+              <w:bottom w:w="80" w:type="dxa"/>
+              <w:left w:w="120" w:type="dxa"/>
+              <w:right w:w="120" w:type="dxa"/>
+            </w:tcMar>
+          </w:tcPr>
+          <w:p>
+            <w:pPr>
+              <w:spacing w:before="20" w:after="20" w:line="260" w:lineRule="auto"/>
+            </w:pPr>
+            <w:r>
+              <w:rPr>
+                <w:sz w:val="22"/>
+                <w:szCs w:val="22"/>
+              </w:rPr>
+              <w:t>17h45</w:t>
+            </w:r>
+          </w:p>
+        </w:tc>
+        <w:tc>
+          <w:tcPr>
+            <w:tcW w:w="3500" w:type="dxa"/>
+            <w:tcMar>
+              <w:top w:w="80" w:type="dxa"/>
+              <w:bottom w:w="80" w:type="dxa"/>
+              <w:left w:w="120" w:type="dxa"/>
+              <w:right w:w="120" w:type="dxa"/>
+            </w:tcMar>
+          </w:tcPr>
+          <w:p>
+            <w:pPr>
+              <w:spacing w:before="20" w:after="20" w:line="260" w:lineRule="auto"/>
+            </w:pPr>
+            <w:r>
+              <w:rPr>
+                <w:sz w:val="22"/>
+                <w:szCs w:val="22"/>
+              </w:rPr>
+              <w:t>Bar/salon du bar</w:t>
+            </w:r>
+          </w:p>
+        </w:tc>
+        <w:tc>
+          <w:tcPr>
+            <w:tcW w:w="3660" w:type="dxa"/>
+            <w:tcMar>
+              <w:top w:w="80" w:type="dxa"/>
+              <w:bottom w:w="80" w:type="dxa"/>
+              <w:left w:w="120" w:type="dxa"/>
+              <w:right w:w="120" w:type="dxa"/>
+            </w:tcMar>
+          </w:tcPr>
+          <w:p>
+            <w:pPr>
+              <w:spacing w:before="20" w:after="20" w:line="260" w:lineRule="auto"/>
+            </w:pPr>
+            <w:r>
+              <w:rPr>
+                <w:sz w:val="22"/>
+                <w:szCs w:val="22"/>
+              </w:rPr>
+              <w:t>Vous revenez avec la bouteille.</w:t>
+            </w:r>
+          </w:p>
+        </w:tc>
+      </w:tr>
+      <w:tr>
+        <w:tc>
+          <w:tcPr>
+            <w:tcW w:w="2200" w:type="dxa"/>
+            <w:tcMar>
+              <w:top w:w="80" w:type="dxa"/>
+              <w:bottom w:w="80" w:type="dxa"/>
+              <w:left w:w="120" w:type="dxa"/>
+              <w:right w:w="120" w:type="dxa"/>
+            </w:tcMar>
+          </w:tcPr>
+          <w:p>
+            <w:pPr>
+              <w:spacing w:before="20" w:after="20" w:line="260" w:lineRule="auto"/>
+            </w:pPr>
+            <w:r>
+              <w:rPr>
+                <w:sz w:val="22"/>
+                <w:szCs w:val="22"/>
+              </w:rPr>
+              <w:t>17h45 – 18h00</w:t>
+            </w:r>
+          </w:p>
+        </w:tc>
+        <w:tc>
+          <w:tcPr>
+            <w:tcW w:w="3500" w:type="dxa"/>
+            <w:tcMar>
+              <w:top w:w="80" w:type="dxa"/>
+              <w:bottom w:w="80" w:type="dxa"/>
+              <w:left w:w="120" w:type="dxa"/>
+              <w:right w:w="120" w:type="dxa"/>
+            </w:tcMar>
+          </w:tcPr>
+          <w:p>
+            <w:pPr>
+              <w:spacing w:before="20" w:after="20" w:line="260" w:lineRule="auto"/>
+            </w:pPr>
+            <w:r>
+              <w:rPr>
+                <w:sz w:val="22"/>
+                <w:szCs w:val="22"/>
+              </w:rPr>
               <w:t>Salon du bar</w:t>
             </w:r>
           </w:p>
@@ -11507,7 +12701,7 @@
                 <w:sz w:val="22"/>
                 <w:szCs w:val="22"/>
               </w:rPr>
-              <w:t>Lecture. À 17h33 vous voyez Gautier passer. À 18h05 vous voyez Alicia monter brièvement.</w:t>
+              <w:t>Mondanités. Cris de Lady Victoria à 17h58.</w:t>
             </w:r>
           </w:p>
         </w:tc>
@@ -11526,37 +12720,8 @@
       </w:r>
     </w:p>
     <w:p>
-      <w:pPr>
-        <w:sectPr>
-          <w:type w:val="nextPage"/>
-          <w:headerReference w:type="default" r:id="rIdHeader"/>
-          <w:footerReference w:type="default" r:id="rIdFooter"/>
-          <w:pgBorders w:offsetFrom="page">
-            <w:top w:val="thinThickSmallGap" w:sz="24" w:space="24" w:color="B8860B"/>
-            <w:left w:val="thinThickSmallGap" w:sz="24" w:space="24" w:color="B8860B"/>
-            <w:bottom w:val="thickThinSmallGap" w:sz="24" w:space="24" w:color="B8860B"/>
-            <w:right w:val="thickThinSmallGap" w:sz="24" w:space="24" w:color="B8860B"/>
-          </w:pgBorders>
-          <w:pgSz w:w="11906" w:h="16838"/>
-          <w:pgMar w:top="1700" w:right="1417" w:bottom="1700" w:left="1417" w:header="708" w:footer="708" w:gutter="0"/>
-          <w:cols w:space="708"/>
-          <w:docGrid w:linePitch="360"/>
-          <w:titlePg/>
-        </w:sectPr>
-      </w:pPr>
-    </w:p>
-    <w:p>
-      <w:pPr>
-        <w:spacing w:before="120" w:after="60"/>
-        <w:jc w:val="center"/>
-      </w:pPr>
-      <w:r>
-        <w:rPr>
-          <w:color w:val="B8860B"/>
-          <w:sz w:val="28"/>
-          <w:rFonts w:ascii="Garamond" w:hAnsi="Garamond"/>
-        </w:rPr>
-        <w:t>❦ ⚜ ❦ ⚜ ❦</w:t>
+      <w:r>
+        <w:br w:type="page"/>
       </w:r>
     </w:p>
     <w:p>
@@ -11598,7 +12763,7 @@
           <w:sz w:val="36"/>
           <w:szCs w:val="36"/>
         </w:rPr>
-        <w:t>SIR TATOINE DE CREVONVILLE</w:t>
+        <w:t>LADY VICTORIA CHEVESSAND</w:t>
       </w:r>
     </w:p>
     <w:p>
@@ -11612,7 +12777,7 @@
           <w:iCs/>
           <w:color w:val="6D4C41"/>
         </w:rPr>
-        <w:t>diplomate · époux de Lady Cloé Fischer</w:t>
+        <w:t>amie loyale de Chloé · mondaine · découvreuse du corps</w:t>
       </w:r>
     </w:p>
     <w:p>
@@ -11645,7 +12810,7 @@
         <w:jc w:val="both"/>
       </w:pPr>
       <w:r>
-        <w:t>Diplomate distrait, sympathique. Vous répondez « Ah oui tiens, c’est vrai » à beaucoup de choses, comme si vous redécouvriez ce que vous avez vu. Vous parlez volontiers et beaucoup. Sous votre nonchalance, une légère inquiétude pour Clochette que vous sentez nerveuse, sans en comprendre la raison.</w:t>
+        <w:t>Mondaine présente partout, mémoire sociale du salon. Vous adorez raconter, vous adorez observer. Vous parlez avec délectation. Aujourd’hui, vous êtes secouée d’avoir trouvé le corps de Léa — mais cela ne vous empêche pas de parler, au contraire.</w:t>
       </w:r>
     </w:p>
     <w:p>
@@ -11675,7 +12840,7 @@
           <w:iCs/>
           <w:color w:val="6D4C41"/>
         </w:rPr>
-        <w:t>« Sir Tatoine de Crevonville, diplomate. Ami du Duc Théodorette. Mon épouse Clochette est près de moi. »</w:t>
+        <w:t>« Lady Victoria Chevessand, amie de Chloé depuis l’école. C’est moi qui ai découvert le corps. »</w:t>
       </w:r>
     </w:p>
     <w:p>
@@ -11706,29 +12871,29 @@
           <w:b/>
           <w:bCs/>
         </w:rPr>
-        <w:t>Lady Cloé Fischer</w:t>
-      </w:r>
-      <w:r>
-        <w:t xml:space="preserve"> — épouse aimée, dont vous ignorez les dettes de jeu.</w:t>
-      </w:r>
-    </w:p>
-    <w:p>
-      <w:pPr>
-        <w:spacing w:before="60" w:after="60" w:line="300" w:lineRule="auto"/>
-        <w:jc w:val="both"/>
-      </w:pPr>
-      <w:r>
-        <w:t xml:space="preserve">🤝 </w:t>
-      </w:r>
-      <w:r>
-        <w:rPr>
-          <w:b/>
-          <w:bCs/>
-        </w:rPr>
-        <w:t>Duc Théodorette</w:t>
-      </w:r>
-      <w:r>
-        <w:t xml:space="preserve"> — ami de comité diplomatique.</w:t>
+        <w:t>Lady Chloé</w:t>
+      </w:r>
+      <w:r>
+        <w:t xml:space="preserve"> — amie loyale depuis l’école.</w:t>
+      </w:r>
+    </w:p>
+    <w:p>
+      <w:pPr>
+        <w:spacing w:before="60" w:after="60" w:line="300" w:lineRule="auto"/>
+        <w:jc w:val="both"/>
+      </w:pPr>
+      <w:r>
+        <w:t xml:space="preserve">📚 </w:t>
+      </w:r>
+      <w:r>
+        <w:rPr>
+          <w:b/>
+          <w:bCs/>
+        </w:rPr>
+        <w:t>Tous les convives</w:t>
+      </w:r>
+      <w:r>
+        <w:t xml:space="preserve"> — vous avez un ragot sur chacun, à servir à la demande.</w:t>
       </w:r>
     </w:p>
     <w:p>
@@ -11744,29 +12909,10 @@
           <w:b/>
           <w:bCs/>
         </w:rPr>
-        <w:t>Lady Boulet de Myrtilles</w:t>
-      </w:r>
-      <w:r>
-        <w:t xml:space="preserve"> — quelques lettres tendres il y a 6 ans, avant Clochette.</w:t>
-      </w:r>
-    </w:p>
-    <w:p>
-      <w:pPr>
-        <w:spacing w:before="60" w:after="60" w:line="300" w:lineRule="auto"/>
-        <w:jc w:val="both"/>
-      </w:pPr>
-      <w:r>
-        <w:t xml:space="preserve">⚔️ </w:t>
-      </w:r>
-      <w:r>
-        <w:rPr>
-          <w:b/>
-          <w:bCs/>
-        </w:rPr>
         <w:t>Lady Léa de Pavy</w:t>
       </w:r>
       <w:r>
-        <w:t xml:space="preserve"> — vous faisait chanter sur ces lettres.</w:t>
+        <w:t xml:space="preserve"> — connaissance mondaine, vous avez découvert son corps.</w:t>
       </w:r>
     </w:p>
     <w:p>
@@ -11794,10 +12940,20 @@
           <w:b/>
           <w:bCs/>
         </w:rPr>
-        <w:t/>
-      </w:r>
-      <w:r>
-        <w:t xml:space="preserve"> Vous livrez beaucoup d’observations spontanément. Vous craquez sur votre secret (lettres avec Lady Boulet de Myrtilles) si elle a craqué la première.</w:t>
+        <w:t>Vous parlez avec délectation, très riche en observations.</w:t>
+      </w:r>
+      <w:r>
+        <w:t xml:space="preserve"> Vous n’avez aucun secret compromettant. Vous livrez ce que vous savez librement, mais certains témoignages clefs sont gardés pour des moments précis. </w:t>
+      </w:r>
+      <w:r>
+        <w:rPr>
+          <w:b/>
+          <w:bCs/>
+        </w:rPr>
+        <w:t>Vous ne soufflez pas de pistes à Chloé</w:t>
+      </w:r>
+      <w:r>
+        <w:t xml:space="preserve"> — c’est Sir Amaury, son mari et le MJ, qui le fait.</w:t>
       </w:r>
     </w:p>
     <w:p>
@@ -11821,7 +12977,7 @@
         <w:jc w:val="both"/>
       </w:pPr>
       <w:r>
-        <w:t>Diplomate, ami du Duc Théodorette (vous siégez dans le même comité). Marié à Lady Cloé Fischer — vous ignorez ses dettes de jeu. Vous prenez l’air dans le jardin l’après-midi.</w:t>
+        <w:t>Amie loyale de Lady Chloé. Mondaine, présente partout. Mémoire mondaine du salon. C’est vous qui avez découvert le corps à 17h57. Aucun secret compromettant.</w:t>
       </w:r>
     </w:p>
     <w:p>
@@ -11845,7 +13001,7 @@
         <w:jc w:val="both"/>
       </w:pPr>
       <w:r>
-        <w:t>Si Chloé vous demande « qu’avez-vous vu cet après-midi ? », livrez ces témoignages en premier :</w:t>
+        <w:t>Vos témoignages clefs, à livrer au bon moment :</w:t>
       </w:r>
     </w:p>
     <w:p>
@@ -11859,10 +13015,10 @@
           <w:b/>
           <w:bCs/>
         </w:rPr>
-        <w:t>1.</w:t>
-      </w:r>
-      <w:r>
-        <w:t xml:space="preserve"> La dispute Louis-Léa à 16h20 dans le jardin.</w:t>
+        <w:t>Acte I</w:t>
+      </w:r>
+      <w:r>
+        <w:t xml:space="preserve"> — La découverte du corps + Marie et Léa s’embrassant au potager à 16h50.</w:t>
       </w:r>
     </w:p>
     <w:p>
@@ -11876,10 +13032,10 @@
           <w:b/>
           <w:bCs/>
         </w:rPr>
-        <w:t>2.</w:t>
-      </w:r>
-      <w:r>
-        <w:t xml:space="preserve"> Louis seul au banc, gestes nerveux, papier qui lui échappe.</w:t>
+        <w:t>Acte II/III</w:t>
+      </w:r>
+      <w:r>
+        <w:t xml:space="preserve"> — Léa glissant un billet à Amandinette à 16h05.</w:t>
       </w:r>
     </w:p>
     <w:p>
@@ -11893,44 +13049,10 @@
           <w:b/>
           <w:bCs/>
         </w:rPr>
-        <w:t>3.</w:t>
-      </w:r>
-      <w:r>
-        <w:t xml:space="preserve"> Gautier sortant avec sa mallette vers 17h10 vers le potager.</w:t>
-      </w:r>
-    </w:p>
-    <w:p>
-      <w:pPr>
-        <w:spacing w:before="60" w:after="60" w:line="300" w:lineRule="auto"/>
-        <w:ind w:left="360"/>
-        <w:jc w:val="both"/>
-      </w:pPr>
-      <w:r>
-        <w:rPr>
-          <w:b/>
-          <w:bCs/>
-        </w:rPr>
-        <w:t>4.</w:t>
-      </w:r>
-      <w:r>
-        <w:t xml:space="preserve"> Amandinette traversant le jardin d’un pas pressé vers 17h15.</w:t>
-      </w:r>
-    </w:p>
-    <w:p>
-      <w:pPr>
-        <w:spacing w:before="60" w:after="60" w:line="300" w:lineRule="auto"/>
-        <w:ind w:left="360"/>
-        <w:jc w:val="both"/>
-      </w:pPr>
-      <w:r>
-        <w:rPr>
-          <w:b/>
-          <w:bCs/>
-        </w:rPr>
-        <w:t>5.</w:t>
-      </w:r>
-      <w:r>
-        <w:t xml:space="preserve"> Cette malle de rotin appartient à Léa — elle aimait y déposer ses affaires de lecture l’après-midi.</w:t>
+        <w:t>Acte IV</w:t>
+      </w:r>
+      <w:r>
+        <w:t xml:space="preserve"> — Alicia entrant au bar juste après vos cris à 17h58 (CRITIQUE).</w:t>
       </w:r>
     </w:p>
     <w:p>
@@ -11945,38 +13067,71 @@
           <w:sz w:val="24"/>
           <w:szCs w:val="24"/>
         </w:rPr>
-        <w:t>❧  VOTRE SECRET  ❧</w:t>
-      </w:r>
-    </w:p>
-    <w:p>
-      <w:pPr>
-        <w:spacing w:before="60" w:after="60" w:line="300" w:lineRule="auto"/>
-        <w:jc w:val="both"/>
-      </w:pPr>
-      <w:r>
-        <w:t xml:space="preserve">Il y a 6 ans, avant votre mariage avec Lady Cloé Fischer, vous avez échangé quelques lettres tendres avec </w:t>
-      </w:r>
-      <w:r>
-        <w:rPr>
-          <w:b/>
-          <w:bCs/>
-        </w:rPr>
-        <w:t>Lady Boulet de Myrtilles</w:t>
-      </w:r>
-      <w:r>
-        <w:t>. Une promenade dans un jardin, rien de consommé. Lady Léa savait et vous faisait chanter (200 livres par trimestre, comme Boulet de son côté).</w:t>
-      </w:r>
-    </w:p>
-    <w:p>
-      <w:pPr>
-        <w:spacing w:before="60" w:after="60" w:line="300" w:lineRule="auto"/>
-        <w:jc w:val="both"/>
-      </w:pPr>
-      <w:r>
-        <w:rPr>
-          <w:sz w:val="22"/>
-        </w:rPr>
-        <w:t xml:space="preserve">Ce matin, à votre arrivée, Léa vous a glissé un mot dans la main : un dernier rappel d’échéance. Vous l’avez brûlé dans un cendrier du jardin avant la tournée des présentations.</w:t>
+        <w:t>❧  CE QUE VOUS DITES — DISTRIBUÉ PAR ACTES  ❧</w:t>
+      </w:r>
+    </w:p>
+    <w:p>
+      <w:pPr>
+        <w:spacing w:before="60" w:after="60" w:line="300" w:lineRule="auto"/>
+        <w:jc w:val="both"/>
+      </w:pPr>
+      <w:r>
+        <w:rPr>
+          <w:b/>
+          <w:bCs/>
+        </w:rPr>
+        <w:t>ACTE I — La découverte du corps</w:t>
+      </w:r>
+      <w:r>
+        <w:t xml:space="preserve"> : « Je suis allée chercher Léa vers 17h55. La porte de la dépendance était fermée à clef. J’ai regardé par la fenêtre du nord. Elle était à terre, immobile. Je suis revenue en hurlant. »</w:t>
+      </w:r>
+    </w:p>
+    <w:p>
+      <w:pPr>
+        <w:spacing w:before="60" w:after="60" w:line="300" w:lineRule="auto"/>
+        <w:jc w:val="both"/>
+      </w:pPr>
+      <w:r>
+        <w:rPr>
+          <w:b/>
+          <w:bCs/>
+        </w:rPr>
+        <w:t>ACTE I — Marie et Léa au potager (16h50)</w:t>
+      </w:r>
+      <w:r>
+        <w:t xml:space="preserve"> : « Vers 16h50, je me promenais. J’ai vu Marie et Léa s’embrasser dans le potager. Je suis restée pétrifiée derrière les arbres. Je n’en avais parlé à personne. »</w:t>
+      </w:r>
+    </w:p>
+    <w:p>
+      <w:pPr>
+        <w:spacing w:before="60" w:after="60" w:line="300" w:lineRule="auto"/>
+        <w:jc w:val="both"/>
+      </w:pPr>
+      <w:r>
+        <w:rPr>
+          <w:b/>
+          <w:bCs/>
+        </w:rPr>
+        <w:t>ACTE II ou III — Le billet à Amandinette à 16h05.</w:t>
+      </w:r>
+      <w:r>
+        <w:t xml:space="preserve"> Si Chloé interroge sur les déplacements de Léa : « Dans le hall vers 16h05, j’ai vu Léa glisser un petit billet à la Duchesse Amandinette. Geste furtif. Amandinette l’a fourré dans son réticule. »</w:t>
+      </w:r>
+    </w:p>
+    <w:p>
+      <w:pPr>
+        <w:spacing w:before="60" w:after="60" w:line="300" w:lineRule="auto"/>
+        <w:jc w:val="both"/>
+      </w:pPr>
+      <w:r>
+        <w:rPr>
+          <w:b/>
+          <w:bCs/>
+        </w:rPr>
+        <w:t>ACTE IV — Alicia file au bar à 17h58 (CRITIQUE).</w:t>
+      </w:r>
+      <w:r>
+        <w:t xml:space="preserve"> Quand Chloé veut entrer dans la dépendance et trouve le tiroir vide : « Maintenant que vous me posez la question, ma chère… j’ai vu Lady Alicia entrer au bar juste après mes cris. J’avais pensé qu’elle cherchait des sels. »</w:t>
       </w:r>
     </w:p>
     <w:p>
@@ -11991,197 +13146,141 @@
           <w:sz w:val="24"/>
           <w:szCs w:val="24"/>
         </w:rPr>
-        <w:t>❧  CE QUE VOUS DITES — TÉMOIGNAGES (vous parlez volontiers)  ❧</w:t>
-      </w:r>
-    </w:p>
-    <w:p>
-      <w:pPr>
-        <w:spacing w:before="60" w:after="60" w:line="300" w:lineRule="auto"/>
-        <w:jc w:val="both"/>
-      </w:pPr>
-      <w:r>
-        <w:rPr>
-          <w:b/>
-          <w:bCs/>
-        </w:rPr>
-        <w:t>Dispute Louis-Léa à 16h20</w:t>
-      </w:r>
-      <w:r>
-        <w:t xml:space="preserve"> : « Je les ai vus se disputer dans le jardin vers 16h20. C’était sec, hostile. Louis avait l’air d’un homme acculé. »</w:t>
-      </w:r>
-    </w:p>
-    <w:p>
-      <w:pPr>
-        <w:spacing w:before="60" w:after="60" w:line="300" w:lineRule="auto"/>
-        <w:jc w:val="both"/>
-      </w:pPr>
-      <w:r>
-        <w:rPr>
-          <w:b/>
-          <w:bCs/>
-        </w:rPr>
-        <w:t>Louis seul au banc, geste bizarre</w:t>
-      </w:r>
-      <w:r>
-        <w:t xml:space="preserve"> : « Depuis le jardin où je fumais entre 17h00 et 17h25, j’avais vue sur le banc. Louis y est resté longtemps, seul. Il a sorti un papier de sa poche, l’a tenu au-dessus de la flamme — j’ai cru qu’il voulait le brûler — puis le papier lui a échappé. Il l’a cherché sans le retrouver. »</w:t>
-      </w:r>
-    </w:p>
-    <w:p>
-      <w:pPr>
-        <w:spacing w:before="60" w:after="60" w:line="300" w:lineRule="auto"/>
-        <w:jc w:val="both"/>
-      </w:pPr>
-      <w:r>
-        <w:rPr>
-          <w:b/>
-          <w:bCs/>
-        </w:rPr>
-        <w:t>Gautier sortant avec sa mallette</w:t>
-      </w:r>
-      <w:r>
-        <w:t xml:space="preserve"> (Acte II ou III) : « J’ai vu Gautier passer dans le jardin vers 17h10, mallette serrée sous la redingote, l’air pressé. Il prenait la direction du potager. »</w:t>
-      </w:r>
-    </w:p>
-    <w:p>
-      <w:pPr>
-        <w:spacing w:before="60" w:after="60" w:line="300" w:lineRule="auto"/>
-        <w:jc w:val="both"/>
-      </w:pPr>
-      <w:r>
-        <w:rPr>
-          <w:b/>
-          <w:bCs/>
-        </w:rPr>
-        <w:t>Amandinette traversant le jardin à 17h15</w:t>
-      </w:r>
-      <w:r>
-        <w:t xml:space="preserve"> : « Vers 17h15, j’ai aussi vu la Duchesse Amandinette traverser le jardin d’un pas pressé. Elle ne m’a pas remarqué. Cela m’a frappé parce qu’elle était censée se reposer dans la salle de bain. »</w:t>
-      </w:r>
-    </w:p>
-    <w:p>
-      <w:pPr>
-        <w:spacing w:before="60" w:after="60" w:line="300" w:lineRule="auto"/>
-        <w:jc w:val="both"/>
-      </w:pPr>
-      <w:r>
-        <w:rPr>
-          <w:b/>
-          <w:bCs/>
-        </w:rPr>
-        <w:t>Duc Théodorette qui sort au jardin à 17h15</w:t>
-      </w:r>
-      <w:r>
-        <w:t xml:space="preserve"> (Acte II) : « Vers 17h15, j’ai vu Théodorette sortir précipitamment dans le jardin, l’air affolé. Il a tourné en rond quelques minutes puis est rentré. »</w:t>
-      </w:r>
-    </w:p>
-    <w:p>
-      <w:pPr>
-        <w:spacing w:before="60" w:after="60" w:line="300" w:lineRule="auto"/>
-        <w:jc w:val="both"/>
-      </w:pPr>
-      <w:r>
-        <w:rPr>
-          <w:b/>
-          <w:bCs/>
-        </w:rPr>
-        <w:t>Sur la malle de rotin du jardin</w:t>
-      </w:r>
-      <w:r>
-        <w:t xml:space="preserve"> (si Chloé interroge dessus) : « Cette malle, c’est à Léa. Elle aimait venir s’asseoir là pour lire l’après-midi. Elle y rangeait son éventail, ses livres. Sir Amaury lui prêtait depuis des années. »</w:t>
-      </w:r>
-    </w:p>
-    <w:p>
-      <w:pPr>
-        <w:spacing w:before="60" w:after="60" w:line="300" w:lineRule="auto"/>
-        <w:jc w:val="both"/>
-      </w:pPr>
-      <w:r>
-        <w:rPr>
-          <w:b/>
-          <w:bCs/>
-        </w:rPr>
-        <w:t>L’affaire de Vienne (déduction sur Théodorette)</w:t>
-      </w:r>
-      <w:r>
-        <w:t xml:space="preserve"> : « Je n’ai jamais eu de confirmation, mais je devine qu’il y a eu quelque chose à Vienne. Théodorette a été convoqué deux fois en privé par notre président de comité. Si Léa l’avait découvert — elle savait toujours tout — je le crois capable de l’avoir empoisonnée. </w:t>
-      </w:r>
-      <w:r>
-        <w:rPr>
-          <w:b/>
-          <w:bCs/>
-        </w:rPr>
-        <w:t>Précision</w:t>
-      </w:r>
-      <w:r>
-        <w:t xml:space="preserve"> : je n’ai pas de preuve, c’est une déduction de couloir. »</w:t>
-      </w:r>
-    </w:p>
-    <w:p>
-      <w:pPr>
-        <w:spacing w:before="60" w:after="60" w:line="300" w:lineRule="auto"/>
-        <w:jc w:val="both"/>
-      </w:pPr>
-      <w:r>
-        <w:rPr>
-          <w:b/>
-          <w:bCs/>
-        </w:rPr>
-        <w:t>Soupçon de double vie de Louis</w:t>
-      </w:r>
-      <w:r>
-        <w:t xml:space="preserve"> : « Un jour en ville, je l’ai aperçu avec un autre homme. Une attitude particulière. »</w:t>
-      </w:r>
-    </w:p>
-    <w:p>
-      <w:pPr>
-        <w:spacing w:before="60" w:after="60" w:line="300" w:lineRule="auto"/>
-        <w:jc w:val="both"/>
-      </w:pPr>
-      <w:r>
-        <w:rPr>
-          <w:b/>
-          <w:bCs/>
-        </w:rPr>
-        <w:t>Soupçons financiers sur Gautier</w:t>
-      </w:r>
-      <w:r>
-        <w:t xml:space="preserve"> (Acte III) : « Je crois que Gautier est au bord de la ruine. J’ai entendu deux ventes immobilières discrètes ces six derniers mois. Il a refusé deux invitations à investir. »</w:t>
-      </w:r>
-    </w:p>
-    <w:p>
-      <w:pPr>
-        <w:spacing w:before="60" w:after="60" w:line="300" w:lineRule="auto"/>
-        <w:jc w:val="both"/>
-      </w:pPr>
-      <w:r>
-        <w:rPr>
-          <w:b/>
-          <w:bCs/>
-        </w:rPr>
-        <w:t>Alibi mutuel avec Nicolas</w:t>
-      </w:r>
-      <w:r>
-        <w:t xml:space="preserve"> : « J’étais à la lisière de forêt avec Nicolas de 17h25 à 17h45. Nous avons fumé et parlé. »</w:t>
-      </w:r>
-    </w:p>
-    <w:p>
-      <w:pPr>
-        <w:spacing w:before="240" w:after="100"/>
-      </w:pPr>
-      <w:r>
-        <w:rPr>
-          <w:b/>
-          <w:bCs/>
-          <w:color w:val="5D4037"/>
-          <w:sz w:val="24"/>
-          <w:szCs w:val="24"/>
-        </w:rPr>
-        <w:t>❧  CE QUI VOUS FAIT CRAQUER  ❧</w:t>
-      </w:r>
-    </w:p>
-    <w:p>
-      <w:pPr>
-        <w:spacing w:before="60" w:after="60" w:line="300" w:lineRule="auto"/>
+        <w:t>❧  VOS ANECDOTES MONDAINES  ❧</w:t>
+      </w:r>
+    </w:p>
+    <w:p>
+      <w:pPr>
+        <w:spacing w:before="60" w:after="60" w:line="300" w:lineRule="auto"/>
+        <w:jc w:val="both"/>
+      </w:pPr>
+      <w:r>
+        <w:t>Sur chaque convive, vous avez un petit ragot. Servez-les avec délectation quand Chloé interroge sur l’un ou l’autre :</w:t>
+      </w:r>
+    </w:p>
+    <w:p>
+      <w:pPr>
+        <w:spacing w:before="60" w:after="60" w:line="300" w:lineRule="auto"/>
+        <w:ind w:left="360"/>
+        <w:jc w:val="both"/>
+      </w:pPr>
+      <w:r>
+        <w:rPr>
+          <w:b/>
+          <w:bCs/>
+        </w:rPr>
+        <w:t>Sur Lady Amandinette</w:t>
+      </w:r>
+      <w:r>
+        <w:t xml:space="preserve"> : « Étrange que personne ne connaisse les Parisette de la branche d’Amandinette. J’ai cherché dans les chroniques, je n’ai jamais retrouvé sa famille mentionnée. »</w:t>
+      </w:r>
+    </w:p>
+    <w:p>
+      <w:pPr>
+        <w:spacing w:before="60" w:after="60" w:line="300" w:lineRule="auto"/>
+        <w:ind w:left="360"/>
+        <w:jc w:val="both"/>
+      </w:pPr>
+      <w:r>
+        <w:rPr>
+          <w:b/>
+          <w:bCs/>
+        </w:rPr>
+        <w:t>Sur Duc Théodorette</w:t>
+      </w:r>
+      <w:r>
+        <w:t xml:space="preserve"> : « Théodorette s’est terriblement assombri ces trois derniers mois. Vienne, paraît-il. »</w:t>
+      </w:r>
+    </w:p>
+    <w:p>
+      <w:pPr>
+        <w:spacing w:before="60" w:after="60" w:line="300" w:lineRule="auto"/>
+        <w:ind w:left="360"/>
+        <w:jc w:val="both"/>
+      </w:pPr>
+      <w:r>
+        <w:rPr>
+          <w:b/>
+          <w:bCs/>
+        </w:rPr>
+        <w:t>Sur Lord Louis-Marc</w:t>
+      </w:r>
+      <w:r>
+        <w:t xml:space="preserve"> : « Sa main tremble depuis quelques mois. Pas la main du chirurgien — la main de l’homme. »</w:t>
+      </w:r>
+    </w:p>
+    <w:p>
+      <w:pPr>
+        <w:spacing w:before="60" w:after="60" w:line="300" w:lineRule="auto"/>
+        <w:ind w:left="360"/>
+        <w:jc w:val="both"/>
+      </w:pPr>
+      <w:r>
+        <w:rPr>
+          <w:b/>
+          <w:bCs/>
+        </w:rPr>
+        <w:t>Sur Lady Marie</w:t>
+      </w:r>
+      <w:r>
+        <w:t xml:space="preserve"> : « Marie joue mieux du piano qu’elle ne sourit. Comme une femme qui pense à quelqu’un qui n’est pas son mari. »</w:t>
+      </w:r>
+    </w:p>
+    <w:p>
+      <w:pPr>
+        <w:spacing w:before="60" w:after="60" w:line="300" w:lineRule="auto"/>
+        <w:ind w:left="360"/>
+        <w:jc w:val="both"/>
+      </w:pPr>
+      <w:r>
+        <w:rPr>
+          <w:b/>
+          <w:bCs/>
+        </w:rPr>
+        <w:t>Sur Lord Gautier</w:t>
+      </w:r>
+      <w:r>
+        <w:t xml:space="preserve"> : « On murmure qu’il vend à perte. Il a refusé deux invitations en juin. »</w:t>
+      </w:r>
+    </w:p>
+    <w:p>
+      <w:pPr>
+        <w:spacing w:before="60" w:after="60" w:line="300" w:lineRule="auto"/>
+        <w:ind w:left="360"/>
+        <w:jc w:val="both"/>
+      </w:pPr>
+      <w:r>
+        <w:rPr>
+          <w:b/>
+          <w:bCs/>
+        </w:rPr>
+        <w:t>Sur Lady Alicia</w:t>
+      </w:r>
+      <w:r>
+        <w:t xml:space="preserve"> : « Il paraît qu’elle a passé deux semaines à la campagne au mois d’avril, en visite chez une cousine. Sauf que sa cousine est morte l’an dernier. »</w:t>
+      </w:r>
+    </w:p>
+    <w:p>
+      <w:pPr>
+        <w:spacing w:before="60" w:after="60" w:line="300" w:lineRule="auto"/>
+        <w:ind w:left="360"/>
+        <w:jc w:val="both"/>
+      </w:pPr>
+      <w:r>
+        <w:rPr>
+          <w:b/>
+          <w:bCs/>
+        </w:rPr>
+        <w:t xml:space="preserve">Sur Mademoiselle Lisa : « On ne fait pas une scène pareille pour une affaire d’argent — on la fait pour une affaire de cœur. »</w:t>
+      </w:r>
+      <w:r>
+        <w:t xml:space="preserve"/>
+      </w:r>
+    </w:p>
+    <w:p>
+      <w:pPr>
+        <w:spacing w:before="60" w:after="60" w:line="300" w:lineRule="auto"/>
+        <w:ind w:left="360"/>
         <w:jc w:val="both"/>
       </w:pPr>
       <w:r>
@@ -12192,7 +13291,75 @@
         <w:t>Sur Lady Boulet de Myrtilles</w:t>
       </w:r>
       <w:r>
-        <w:t xml:space="preserve"> (si elle a craqué) : « Il y a 6 ans… une erreur de jeunesse. Léa savait. Ne le dites pas à Clochette, je vous en prie. »</w:t>
+        <w:t xml:space="preserve"> : « Elle lit les annuaires comme d’autres lisent les romans. Mémoire prodigieuse. Vous lui demanderez ce qu’il y a vraiment dans la branche de la Duchesse. »</w:t>
+      </w:r>
+    </w:p>
+    <w:p>
+      <w:pPr>
+        <w:spacing w:before="60" w:after="60" w:line="300" w:lineRule="auto"/>
+        <w:ind w:left="360"/>
+        <w:jc w:val="both"/>
+      </w:pPr>
+      <w:r>
+        <w:rPr>
+          <w:b/>
+          <w:bCs/>
+        </w:rPr>
+        <w:t xml:space="preserve">Sur Mademoiselle Maëlys : « Cette enfant que Chloé a prise sous son aile… Léa la regardait avec une étrange douceur, comme si elle la reconnaissait. »</w:t>
+      </w:r>
+      <w:r>
+        <w:t xml:space="preserve"/>
+      </w:r>
+    </w:p>
+    <w:p>
+      <w:pPr>
+        <w:spacing w:before="60" w:after="60" w:line="300" w:lineRule="auto"/>
+        <w:ind w:left="360"/>
+        <w:jc w:val="both"/>
+      </w:pPr>
+      <w:r>
+        <w:rPr>
+          <w:b/>
+          <w:bCs/>
+        </w:rPr>
+        <w:t>Sur Sir Tatoine</w:t>
+      </w:r>
+      <w:r>
+        <w:t xml:space="preserve"> : « Clochette le mène là où elle veut, et il croit la guider. »</w:t>
+      </w:r>
+    </w:p>
+    <w:p>
+      <w:pPr>
+        <w:spacing w:before="60" w:after="60" w:line="300" w:lineRule="auto"/>
+        <w:ind w:left="360"/>
+        <w:jc w:val="both"/>
+      </w:pPr>
+      <w:r>
+        <w:rPr>
+          <w:b/>
+          <w:bCs/>
+        </w:rPr>
+        <w:t>Sur Lady Cloé Fischer</w:t>
+      </w:r>
+      <w:r>
+        <w:t xml:space="preserve"> : « Elle rit fort. Trop fort. Quand une femme rit ainsi, c’est qu’elle veut couvrir un autre bruit. »</w:t>
+      </w:r>
+    </w:p>
+    <w:p>
+      <w:pPr>
+        <w:spacing w:before="60" w:after="60" w:line="300" w:lineRule="auto"/>
+        <w:ind w:left="360"/>
+        <w:jc w:val="both"/>
+      </w:pPr>
+      <w:r>
+        <w:rPr>
+          <w:b/>
+          <w:bCs/>
+        </w:rPr>
+        <w:t>Sur Lady Léa</w:t>
+      </w:r>
+      <w:r>
+        <w:t xml:space="preserve"> : « Elle savait tout sur tout le monde. C’était son art. C’était sa cruauté. »</w:t>
       </w:r>
     </w:p>
     <w:p>
@@ -12328,7 +13495,7 @@
                 <w:sz w:val="22"/>
                 <w:szCs w:val="22"/>
               </w:rPr>
-              <w:t>15h45</w:t>
+              <w:t>15h45 – 16h05</w:t>
             </w:r>
           </w:p>
         </w:tc>
@@ -12351,7 +13518,7 @@
                 <w:sz w:val="22"/>
                 <w:szCs w:val="22"/>
               </w:rPr>
-              <w:t>Hall</w:t>
+              <w:t>Hall/bar</w:t>
             </w:r>
           </w:p>
         </w:tc>
@@ -12374,7 +13541,7 @@
                 <w:sz w:val="22"/>
                 <w:szCs w:val="22"/>
               </w:rPr>
-              <w:t>Vous arrivez avec Clochette.</w:t>
+              <w:t>Mondanités. Vous voyez Léa glisser un billet à Amandinette à 16h05.</w:t>
             </w:r>
           </w:p>
         </w:tc>
@@ -12399,7 +13566,7 @@
                 <w:sz w:val="22"/>
                 <w:szCs w:val="22"/>
               </w:rPr>
-              <w:t>15h45 – 16h45</w:t>
+              <w:t>16h05 – 16h45</w:t>
             </w:r>
           </w:p>
         </w:tc>
@@ -12445,7 +13612,7 @@
                 <w:sz w:val="22"/>
                 <w:szCs w:val="22"/>
               </w:rPr>
-              <w:t>Mondanités. Vous voyez Louis et Léa à 16h20.</w:t>
+              <w:t>Mondanités.</w:t>
             </w:r>
           </w:p>
         </w:tc>
@@ -12516,7 +13683,7 @@
                 <w:sz w:val="22"/>
                 <w:szCs w:val="22"/>
               </w:rPr>
-              <w:t>Toast. Conversation avec Théodorette.</w:t>
+              <w:t>Toast.</w:t>
             </w:r>
           </w:p>
         </w:tc>
@@ -12541,7 +13708,7 @@
                 <w:sz w:val="22"/>
                 <w:szCs w:val="22"/>
               </w:rPr>
-              <w:t>17h00 – 17h25</w:t>
+              <w:t>16h50</w:t>
             </w:r>
           </w:p>
         </w:tc>
@@ -12564,7 +13731,7 @@
                 <w:sz w:val="22"/>
                 <w:szCs w:val="22"/>
               </w:rPr>
-              <w:t>Lisière de forêt</w:t>
+              <w:t>Côté nord du jardin</w:t>
             </w:r>
           </w:p>
         </w:tc>
@@ -12587,7 +13754,7 @@
                 <w:sz w:val="22"/>
                 <w:szCs w:val="22"/>
               </w:rPr>
-              <w:t>Vous fumez. Vous voyez Louis au banc, Gautier passer à 17h10, Amandinette à 17h15, Théodorette à 17h15.</w:t>
+              <w:t>Vous voyez Marie et Léa s’embrasser au potager.</w:t>
             </w:r>
           </w:p>
         </w:tc>
@@ -12612,7 +13779,7 @@
                 <w:sz w:val="22"/>
                 <w:szCs w:val="22"/>
               </w:rPr>
-              <w:t>17h25 – 17h45</w:t>
+              <w:t>17h00 – 17h45</w:t>
             </w:r>
           </w:p>
         </w:tc>
@@ -12635,7 +13802,7 @@
                 <w:sz w:val="22"/>
                 <w:szCs w:val="22"/>
               </w:rPr>
-              <w:t>Lisière de forêt</w:t>
+              <w:t>Salon du bar principalement</w:t>
             </w:r>
           </w:p>
         </w:tc>
@@ -12658,7 +13825,7 @@
                 <w:sz w:val="22"/>
                 <w:szCs w:val="22"/>
               </w:rPr>
-              <w:t>Avec Nicolas. Alibi mutuel.</w:t>
+              <w:t>Mondanités.</w:t>
             </w:r>
           </w:p>
         </w:tc>
@@ -12683,7 +13850,7 @@
                 <w:sz w:val="22"/>
                 <w:szCs w:val="22"/>
               </w:rPr>
-              <w:t>17h45 – 18h00</w:t>
+              <w:t>17h55 – 17h57</w:t>
             </w:r>
           </w:p>
         </w:tc>
@@ -12706,7 +13873,7 @@
                 <w:sz w:val="22"/>
                 <w:szCs w:val="22"/>
               </w:rPr>
-              <w:t>Salon du bar</w:t>
+              <w:t>Sentier → dépendance</w:t>
             </w:r>
           </w:p>
         </w:tc>
@@ -12729,7 +13896,220 @@
                 <w:sz w:val="22"/>
                 <w:szCs w:val="22"/>
               </w:rPr>
-              <w:t>Avec Clochette. Cris de Lady Victoria à 17h58.</w:t>
+              <w:t>Vous partez chercher Léa.</w:t>
+            </w:r>
+          </w:p>
+        </w:tc>
+      </w:tr>
+      <w:tr>
+        <w:tc>
+          <w:tcPr>
+            <w:tcW w:w="2200" w:type="dxa"/>
+            <w:tcMar>
+              <w:top w:w="80" w:type="dxa"/>
+              <w:bottom w:w="80" w:type="dxa"/>
+              <w:left w:w="120" w:type="dxa"/>
+              <w:right w:w="120" w:type="dxa"/>
+            </w:tcMar>
+          </w:tcPr>
+          <w:p>
+            <w:pPr>
+              <w:spacing w:before="20" w:after="20" w:line="260" w:lineRule="auto"/>
+            </w:pPr>
+            <w:r>
+              <w:rPr>
+                <w:sz w:val="22"/>
+                <w:szCs w:val="22"/>
+              </w:rPr>
+              <w:t>17h57</w:t>
+            </w:r>
+          </w:p>
+        </w:tc>
+        <w:tc>
+          <w:tcPr>
+            <w:tcW w:w="3500" w:type="dxa"/>
+            <w:tcMar>
+              <w:top w:w="80" w:type="dxa"/>
+              <w:bottom w:w="80" w:type="dxa"/>
+              <w:left w:w="120" w:type="dxa"/>
+              <w:right w:w="120" w:type="dxa"/>
+            </w:tcMar>
+          </w:tcPr>
+          <w:p>
+            <w:pPr>
+              <w:spacing w:before="20" w:after="20" w:line="260" w:lineRule="auto"/>
+            </w:pPr>
+            <w:r>
+              <w:rPr>
+                <w:sz w:val="22"/>
+                <w:szCs w:val="22"/>
+              </w:rPr>
+              <w:t>Dépendance</w:t>
+            </w:r>
+          </w:p>
+        </w:tc>
+        <w:tc>
+          <w:tcPr>
+            <w:tcW w:w="3660" w:type="dxa"/>
+            <w:tcMar>
+              <w:top w:w="80" w:type="dxa"/>
+              <w:bottom w:w="80" w:type="dxa"/>
+              <w:left w:w="120" w:type="dxa"/>
+              <w:right w:w="120" w:type="dxa"/>
+            </w:tcMar>
+          </w:tcPr>
+          <w:p>
+            <w:pPr>
+              <w:spacing w:before="20" w:after="20" w:line="260" w:lineRule="auto"/>
+            </w:pPr>
+            <w:r>
+              <w:rPr>
+                <w:sz w:val="22"/>
+                <w:szCs w:val="22"/>
+              </w:rPr>
+              <w:t>Vous voyez le corps par la fenêtre.</w:t>
+            </w:r>
+          </w:p>
+        </w:tc>
+      </w:tr>
+      <w:tr>
+        <w:tc>
+          <w:tcPr>
+            <w:tcW w:w="2200" w:type="dxa"/>
+            <w:tcMar>
+              <w:top w:w="80" w:type="dxa"/>
+              <w:bottom w:w="80" w:type="dxa"/>
+              <w:left w:w="120" w:type="dxa"/>
+              <w:right w:w="120" w:type="dxa"/>
+            </w:tcMar>
+          </w:tcPr>
+          <w:p>
+            <w:pPr>
+              <w:spacing w:before="20" w:after="20" w:line="260" w:lineRule="auto"/>
+            </w:pPr>
+            <w:r>
+              <w:rPr>
+                <w:sz w:val="22"/>
+                <w:szCs w:val="22"/>
+              </w:rPr>
+              <w:t>17h58</w:t>
+            </w:r>
+          </w:p>
+        </w:tc>
+        <w:tc>
+          <w:tcPr>
+            <w:tcW w:w="3500" w:type="dxa"/>
+            <w:tcMar>
+              <w:top w:w="80" w:type="dxa"/>
+              <w:bottom w:w="80" w:type="dxa"/>
+              <w:left w:w="120" w:type="dxa"/>
+              <w:right w:w="120" w:type="dxa"/>
+            </w:tcMar>
+          </w:tcPr>
+          <w:p>
+            <w:pPr>
+              <w:spacing w:before="20" w:after="20" w:line="260" w:lineRule="auto"/>
+            </w:pPr>
+            <w:r>
+              <w:rPr>
+                <w:sz w:val="22"/>
+                <w:szCs w:val="22"/>
+              </w:rPr>
+              <w:t>Hall</w:t>
+            </w:r>
+          </w:p>
+        </w:tc>
+        <w:tc>
+          <w:tcPr>
+            <w:tcW w:w="3660" w:type="dxa"/>
+            <w:tcMar>
+              <w:top w:w="80" w:type="dxa"/>
+              <w:bottom w:w="80" w:type="dxa"/>
+              <w:left w:w="120" w:type="dxa"/>
+              <w:right w:w="120" w:type="dxa"/>
+            </w:tcMar>
+          </w:tcPr>
+          <w:p>
+            <w:pPr>
+              <w:spacing w:before="20" w:after="20" w:line="260" w:lineRule="auto"/>
+            </w:pPr>
+            <w:r>
+              <w:rPr>
+                <w:sz w:val="22"/>
+                <w:szCs w:val="22"/>
+              </w:rPr>
+              <w:t>Vous revenez en hurlant. Vous voyez Alicia filer au bar.</w:t>
+            </w:r>
+          </w:p>
+        </w:tc>
+      </w:tr>
+      <w:tr>
+        <w:tc>
+          <w:tcPr>
+            <w:tcW w:w="2200" w:type="dxa"/>
+            <w:tcMar>
+              <w:top w:w="80" w:type="dxa"/>
+              <w:bottom w:w="80" w:type="dxa"/>
+              <w:left w:w="120" w:type="dxa"/>
+              <w:right w:w="120" w:type="dxa"/>
+            </w:tcMar>
+          </w:tcPr>
+          <w:p>
+            <w:pPr>
+              <w:spacing w:before="20" w:after="20" w:line="260" w:lineRule="auto"/>
+            </w:pPr>
+            <w:r>
+              <w:rPr>
+                <w:sz w:val="22"/>
+                <w:szCs w:val="22"/>
+              </w:rPr>
+              <w:t>18h00</w:t>
+            </w:r>
+          </w:p>
+        </w:tc>
+        <w:tc>
+          <w:tcPr>
+            <w:tcW w:w="3500" w:type="dxa"/>
+            <w:tcMar>
+              <w:top w:w="80" w:type="dxa"/>
+              <w:bottom w:w="80" w:type="dxa"/>
+              <w:left w:w="120" w:type="dxa"/>
+              <w:right w:w="120" w:type="dxa"/>
+            </w:tcMar>
+          </w:tcPr>
+          <w:p>
+            <w:pPr>
+              <w:spacing w:before="20" w:after="20" w:line="260" w:lineRule="auto"/>
+            </w:pPr>
+            <w:r>
+              <w:rPr>
+                <w:sz w:val="22"/>
+                <w:szCs w:val="22"/>
+              </w:rPr>
+              <w:t>Hall</w:t>
+            </w:r>
+          </w:p>
+        </w:tc>
+        <w:tc>
+          <w:tcPr>
+            <w:tcW w:w="3660" w:type="dxa"/>
+            <w:tcMar>
+              <w:top w:w="80" w:type="dxa"/>
+              <w:bottom w:w="80" w:type="dxa"/>
+              <w:left w:w="120" w:type="dxa"/>
+              <w:right w:w="120" w:type="dxa"/>
+            </w:tcMar>
+          </w:tcPr>
+          <w:p>
+            <w:pPr>
+              <w:spacing w:before="20" w:after="20" w:line="260" w:lineRule="auto"/>
+            </w:pPr>
+            <w:r>
+              <w:rPr>
+                <w:sz w:val="22"/>
+                <w:szCs w:val="22"/>
+              </w:rPr>
+              <w:t>Vous accueillez Chloé en larmes.</w:t>
             </w:r>
           </w:p>
         </w:tc>
@@ -12748,2829 +14128,1100 @@
       </w:r>
     </w:p>
     <w:p>
-      <w:pPr>
-        <w:sectPr>
-          <w:type w:val="nextPage"/>
-          <w:headerReference w:type="default" r:id="rIdHeader"/>
-          <w:footerReference w:type="default" r:id="rIdFooter"/>
-          <w:pgBorders w:offsetFrom="page">
-            <w:top w:val="thinThickSmallGap" w:sz="24" w:space="24" w:color="B8860B"/>
-            <w:left w:val="thinThickSmallGap" w:sz="24" w:space="24" w:color="B8860B"/>
-            <w:bottom w:val="thickThinSmallGap" w:sz="24" w:space="24" w:color="B8860B"/>
-            <w:right w:val="thickThinSmallGap" w:sz="24" w:space="24" w:color="B8860B"/>
-          </w:pgBorders>
-          <w:pgSz w:w="11906" w:h="16838"/>
-          <w:pgMar w:top="1700" w:right="1417" w:bottom="1700" w:left="1417" w:header="708" w:footer="708" w:gutter="0"/>
-          <w:cols w:space="708"/>
-          <w:docGrid w:linePitch="360"/>
-          <w:titlePg/>
-        </w:sectPr>
-      </w:pPr>
-    </w:p>
-    <w:p>
-      <w:pPr>
-        <w:spacing w:before="120" w:after="60"/>
+      <w:r>
+        <w:br w:type="page"/>
+      </w:r>
+    </w:p>
+    <w:p>
+      <w:pPr>
         <w:jc w:val="center"/>
       </w:pPr>
       <w:r>
         <w:rPr>
+          <w:sz w:val="24"/>
           <w:color w:val="B8860B"/>
-          <w:sz w:val="28"/>
-          <w:rFonts w:ascii="Garamond" w:hAnsi="Garamond"/>
-        </w:rPr>
-        <w:t>❦ ⚜ ❦ ⚜ ❦</w:t>
-      </w:r>
-    </w:p>
-    <w:p>
-      <w:pPr>
-        <w:spacing w:after="120"/>
+        </w:rPr>
+        <w:t xml:space="preserve">❦ ❦ ❦</w:t>
+      </w:r>
+    </w:p>
+    <w:p>
+      <w:pPr>
+        <w:jc w:val="both"/>
+        <w:spacing w:after="100"/>
+      </w:pPr>
+      <w:r>
+        <w:rPr>
+          <w:b/>
+          <w:sz w:val="22"/>
+        </w:rPr>
+        <w:t xml:space="preserve">FICHE PERSONNAGE</w:t>
+      </w:r>
+    </w:p>
+    <w:p>
+      <w:pPr>
         <w:jc w:val="center"/>
-      </w:pPr>
-      <w:r>
-        <w:rPr>
-          <w:color w:val="8D6E63"/>
-        </w:rPr>
-        <w:t>❦ ❦ ❦</w:t>
+        <w:spacing w:before="120" w:after="40"/>
+      </w:pPr>
+      <w:r>
+        <w:rPr>
+          <w:b/>
+          <w:sz w:val="34"/>
+          <w:color w:val="6D4C41"/>
+        </w:rPr>
+        <w:t xml:space="preserve">MADEMOISELLE LISA LEPRA</w:t>
+      </w:r>
+    </w:p>
+    <w:p>
+      <w:pPr>
+        <w:jc w:val="center"/>
+        <w:spacing w:after="160"/>
+      </w:pPr>
+      <w:r>
+        <w:rPr>
+          <w:i/>
+          <w:sz w:val="24"/>
+        </w:rPr>
+        <w:t xml:space="preserve">cantatrice · ancienne muse de Léa</w:t>
+      </w:r>
+    </w:p>
+    <w:p>
+      <w:pPr>
+        <w:jc w:val="both"/>
+        <w:spacing w:after="100"/>
+      </w:pPr>
+      <w:r>
+        <w:rPr>
+          <w:sz w:val="22"/>
+        </w:rPr>
+        <w:t xml:space="preserve">Le contexte. Samedi 6 juin 1925, anniversaire des 30 ans de Lady Chloé. Vous êtes invité·e au Domaine des Beuhaies. Lady Chloé est rentrée seule à 18h00 et trouve Lady Léa de Pavy morte dans la dépendance — empoisonnée à la digitaline vers 17h25. Le jeu. Lady Chloé enquête seule pendant 1 heure. Sir Amaury est MJ. Vos observations se livrent en conversation, librement. Vos secrets se gardent — il faut un levier pour qu’ils sortent.</w:t>
+      </w:r>
+    </w:p>
+    <w:p>
+      <w:pPr>
+        <w:jc w:val="center"/>
+        <w:spacing w:before="220" w:after="80"/>
+        <w:pBdr>
+          <w:top w:val="single" w:sz="4" w:color="B8860B"/>
+          <w:bottom w:val="single" w:sz="4" w:color="B8860B"/>
+        </w:pBdr>
+      </w:pPr>
+      <w:r>
+        <w:rPr>
+          <w:b/>
+          <w:sz w:val="24"/>
+          <w:color w:val="6D4C41"/>
+        </w:rPr>
+        <w:t xml:space="preserve">❯  🎭 VOTRE CARACTÈRE  ❮</w:t>
+      </w:r>
+    </w:p>
+    <w:p>
+      <w:pPr>
+        <w:jc w:val="both"/>
+        <w:spacing w:after="100"/>
+      </w:pPr>
+      <w:r>
+        <w:rPr>
+          <w:sz w:val="22"/>
+        </w:rPr>
+        <w:t xml:space="preserve">Diva jusqu’au bout des gants. Vous riez fort, vous pleurez vite, vous occupez tout l’espace d’une pièce. Sous le panache, une femme qui a tout bâti seule et tremble qu’on découvre d’où elle vient. Quand on touche à Baptiste, vous sortez les griffes.</w:t>
+      </w:r>
+    </w:p>
+    <w:p>
+      <w:pPr>
+        <w:jc w:val="center"/>
+        <w:spacing w:before="220" w:after="80"/>
+        <w:pBdr>
+          <w:top w:val="single" w:sz="4" w:color="B8860B"/>
+          <w:bottom w:val="single" w:sz="4" w:color="B8860B"/>
+        </w:pBdr>
+      </w:pPr>
+      <w:r>
+        <w:rPr>
+          <w:b/>
+          <w:sz w:val="24"/>
+          <w:color w:val="6D4C41"/>
+        </w:rPr>
+        <w:t xml:space="preserve">❯  📜 VOTRE PHRASE DE PRÉSENTATION  ❮</w:t>
+      </w:r>
+    </w:p>
+    <w:p>
+      <w:pPr>
+        <w:jc w:val="both"/>
+        <w:spacing w:after="100"/>
+      </w:pPr>
+      <w:r>
+        <w:rPr>
+          <w:sz w:val="22"/>
+        </w:rPr>
+        <w:t xml:space="preserve">« Lisa Lepra. On m’a applaudie à Vienne, à Milan, à l’Opéra. Ce soir, je ne chante pas — je pleure une amie. »</w:t>
+      </w:r>
+    </w:p>
+    <w:p>
+      <w:pPr>
+        <w:jc w:val="center"/>
+        <w:spacing w:before="220" w:after="80"/>
+        <w:pBdr>
+          <w:top w:val="single" w:sz="4" w:color="B8860B"/>
+          <w:bottom w:val="single" w:sz="4" w:color="B8860B"/>
+        </w:pBdr>
+      </w:pPr>
+      <w:r>
+        <w:rPr>
+          <w:b/>
+          <w:sz w:val="24"/>
+          <w:color w:val="6D4C41"/>
+        </w:rPr>
+        <w:t xml:space="preserve">❯  🔗 VOS LIENS  ❮</w:t>
       </w:r>
     </w:p>
     <w:p>
       <w:pPr>
         <w:spacing w:after="60"/>
+        <w:ind w:left="360" w:hanging="200"/>
+      </w:pPr>
+      <w:r>
+        <w:rPr>
+          <w:sz w:val="22"/>
+        </w:rPr>
+        <w:t xml:space="preserve">•  💔 Lady Léa de Pavy — votre amante, autrefois. Elle vous a prise, puis quittée. Vous l’aimiez encore, et vous la haïssiez.</w:t>
+      </w:r>
+    </w:p>
+    <w:p>
+      <w:pPr>
+        <w:spacing w:after="60"/>
+        <w:ind w:left="360" w:hanging="200"/>
+      </w:pPr>
+      <w:r>
+        <w:rPr>
+          <w:sz w:val="22"/>
+        </w:rPr>
+        <w:t xml:space="preserve">•  💞 Monsieur Baptiste André — votre amant d’aujourd’hui, un artiste que vous protégez.</w:t>
+      </w:r>
+    </w:p>
+    <w:p>
+      <w:pPr>
+        <w:spacing w:after="60"/>
+        <w:ind w:left="360" w:hanging="200"/>
+      </w:pPr>
+      <w:r>
+        <w:rPr>
+          <w:sz w:val="22"/>
+        </w:rPr>
+        <w:t xml:space="preserve">•  ⚔️ Lady Marie de Riegel — celle pour qui Léa vous a laissée. Vous le savez. Vous vous taisez.</w:t>
+      </w:r>
+    </w:p>
+    <w:p>
+      <w:pPr>
+        <w:spacing w:after="60"/>
+        <w:ind w:left="360" w:hanging="200"/>
+      </w:pPr>
+      <w:r>
+        <w:rPr>
+          <w:sz w:val="22"/>
+        </w:rPr>
+        <w:t xml:space="preserve">•  🤝 Lady Cloé Fischer — vous la croisez dans les cercles de jeu nocturnes de Paris.</w:t>
+      </w:r>
+    </w:p>
+    <w:p>
+      <w:pPr>
         <w:jc w:val="center"/>
+        <w:spacing w:before="220" w:after="80"/>
+        <w:pBdr>
+          <w:top w:val="single" w:sz="4" w:color="B8860B"/>
+          <w:bottom w:val="single" w:sz="4" w:color="B8860B"/>
+        </w:pBdr>
+      </w:pPr>
+      <w:r>
+        <w:rPr>
+          <w:b/>
+          <w:sz w:val="24"/>
+          <w:color w:val="6D4C41"/>
+        </w:rPr>
+        <w:t xml:space="preserve">❯  💬 COMMENT JOUER  ❮</w:t>
+      </w:r>
+    </w:p>
+    <w:p>
+      <w:pPr>
+        <w:jc w:val="both"/>
+        <w:spacing w:after="100"/>
+      </w:pPr>
+      <w:r>
+        <w:rPr>
+          <w:sz w:val="22"/>
+        </w:rPr>
+        <w:t xml:space="preserve">Vous parlez fort et beaucoup de ce que vous ressentez, peu de ce qui vous compromet. Vous avez eu un éclat public contre Léa à 16h40 — vous l’assumez, mais vous en cachez la vraie raison. Vous défendez Baptiste avec férocité s’il est accusé.</w:t>
+      </w:r>
+    </w:p>
+    <w:p>
+      <w:pPr>
+        <w:jc w:val="center"/>
+        <w:spacing w:before="220" w:after="80"/>
+        <w:pBdr>
+          <w:top w:val="single" w:sz="4" w:color="B8860B"/>
+          <w:bottom w:val="single" w:sz="4" w:color="B8860B"/>
+        </w:pBdr>
+      </w:pPr>
+      <w:r>
+        <w:rPr>
+          <w:b/>
+          <w:sz w:val="24"/>
+          <w:color w:val="6D4C41"/>
+        </w:rPr>
+        <w:t xml:space="preserve">❯  VOTRE IDENTITÉ  ❮</w:t>
+      </w:r>
+    </w:p>
+    <w:p>
+      <w:pPr>
+        <w:jc w:val="both"/>
+        <w:spacing w:after="100"/>
+      </w:pPr>
+      <w:r>
+        <w:rPr>
+          <w:sz w:val="22"/>
+        </w:rPr>
+        <w:t xml:space="preserve">Cantatrice célèbre. « Lepra » est un nom de scène que vous vous êtes choisi à vingt ans. En vérité, vous êtes née Lisa Lepretre, fille d’une blanchisseuse de Belleville. Vous avez gravi seule, par la voix, tous les échelons d’un monde qui vous aurait fermé ses portes s’il avait su.</w:t>
+      </w:r>
+    </w:p>
+    <w:p>
+      <w:pPr>
+        <w:jc w:val="center"/>
+        <w:spacing w:before="220" w:after="80"/>
+        <w:pBdr>
+          <w:top w:val="single" w:sz="4" w:color="B8860B"/>
+          <w:bottom w:val="single" w:sz="4" w:color="B8860B"/>
+        </w:pBdr>
+      </w:pPr>
+      <w:r>
+        <w:rPr>
+          <w:b/>
+          <w:sz w:val="24"/>
+          <w:color w:val="6D4C41"/>
+        </w:rPr>
+        <w:t xml:space="preserve">❯  VOS SECRETS  ❮</w:t>
+      </w:r>
+    </w:p>
+    <w:p>
+      <w:pPr>
+        <w:spacing w:after="60"/>
+        <w:ind w:left="360" w:hanging="200"/>
+      </w:pPr>
+      <w:r>
+        <w:rPr>
+          <w:sz w:val="22"/>
+        </w:rPr>
+        <w:t xml:space="preserve">•  Vos origines. Léa l’avait découvert et vous faisait chanter — 800 livres, non encore versées. Si le Tout-Paris apprend que la Lepra est une fille de lavoir, votre légende s’effondre. Ce matin, Léa vous a glissé un dernier rappel : vous l’avez brûlé dans un cendrier.</w:t>
+      </w:r>
+    </w:p>
+    <w:p>
+      <w:pPr>
+        <w:spacing w:after="60"/>
+        <w:ind w:left="360" w:hanging="200"/>
+      </w:pPr>
+      <w:r>
+        <w:rPr>
+          <w:sz w:val="22"/>
+        </w:rPr>
+        <w:t xml:space="preserve">•  Léa fut votre amante il y a deux ans. Puis elle vous a quittée — pour Marie. Vous ne l’avez jamais digéré.</w:t>
+      </w:r>
+    </w:p>
+    <w:p>
+      <w:pPr>
+        <w:spacing w:after="60"/>
+        <w:ind w:left="360" w:hanging="200"/>
+      </w:pPr>
+      <w:r>
+        <w:rPr>
+          <w:sz w:val="22"/>
+        </w:rPr>
+        <w:t xml:space="preserve">•  Vous aimez Baptiste aujourd’hui. Vous IGNOREZ qu’il a eu, il y a un an, une liaison avec Lady Alicia.</w:t>
+      </w:r>
+    </w:p>
+    <w:p>
+      <w:pPr>
+        <w:jc w:val="center"/>
+        <w:spacing w:before="220" w:after="80"/>
+        <w:pBdr>
+          <w:top w:val="single" w:sz="4" w:color="B8860B"/>
+          <w:bottom w:val="single" w:sz="4" w:color="B8860B"/>
+        </w:pBdr>
+      </w:pPr>
+      <w:r>
+        <w:rPr>
+          <w:b/>
+          <w:sz w:val="24"/>
+          <w:color w:val="6D4C41"/>
+        </w:rPr>
+        <w:t xml:space="preserve">❯  CE QUE VOUS DITES  ❮</w:t>
+      </w:r>
+    </w:p>
+    <w:p>
+      <w:pPr>
+        <w:jc w:val="both"/>
+        <w:spacing w:after="100"/>
+      </w:pPr>
+      <w:r>
+        <w:rPr>
+          <w:sz w:val="22"/>
+        </w:rPr>
+        <w:t xml:space="preserve">Sur l’éclat de 16h40 : « Oui, j’ai failli lui jeter une coupe à la figure. Elle m’avait trahie. C’est entre elle et moi — c’était. » (Vous taisez le chantage, et l’amour.)</w:t>
+      </w:r>
+    </w:p>
+    <w:p>
+      <w:pPr>
+        <w:jc w:val="both"/>
+        <w:spacing w:after="100"/>
+      </w:pPr>
+      <w:r>
+        <w:rPr>
+          <w:sz w:val="22"/>
+        </w:rPr>
+        <w:t xml:space="preserve">Votre après-midi : « Après ma sortie, je suis restée au salon à ruminer, près du piano. Demandez à qui vous voulez : je n’ai pas quitté mon fauteuil. » (Marie, Maëlys et Boulet peuvent le confirmer.)</w:t>
+      </w:r>
+    </w:p>
+    <w:p>
+      <w:pPr>
+        <w:jc w:val="both"/>
+        <w:spacing w:after="100"/>
+      </w:pPr>
+      <w:r>
+        <w:rPr>
+          <w:sz w:val="22"/>
+        </w:rPr>
+        <w:t xml:space="preserve">Sur Léa, si on creuse : « Une femme qui prenait tout — les cœurs, les secrets, l’argent. Et qui partait toujours la première. »</w:t>
+      </w:r>
+    </w:p>
+    <w:p>
+      <w:pPr>
+        <w:jc w:val="center"/>
+        <w:spacing w:before="220" w:after="80"/>
+        <w:pBdr>
+          <w:top w:val="single" w:sz="4" w:color="B8860B"/>
+          <w:bottom w:val="single" w:sz="4" w:color="B8860B"/>
+        </w:pBdr>
+      </w:pPr>
+      <w:r>
+        <w:rPr>
+          <w:b/>
+          <w:sz w:val="24"/>
+          <w:color w:val="6D4C41"/>
+        </w:rPr>
+        <w:t xml:space="preserve">❯  CE QUI VOUS FAIT CRAQUER  ❮</w:t>
+      </w:r>
+    </w:p>
+    <w:p>
+      <w:pPr>
+        <w:jc w:val="both"/>
+        <w:spacing w:after="100"/>
+      </w:pPr>
+      <w:r>
+        <w:rPr>
+          <w:sz w:val="22"/>
+        </w:rPr>
+        <w:t xml:space="preserve">Sur vos origines (si Chloé évoque le chantage de Léa ou un papier sur votre naissance) : « Lepretre. Lisa Lepretre. Ma mère lavait le linge des autres. Léa le savait. Elle me saignait. Voilà. »</w:t>
+      </w:r>
+    </w:p>
+    <w:p>
+      <w:pPr>
+        <w:jc w:val="both"/>
+        <w:spacing w:after="100"/>
+      </w:pPr>
+      <w:r>
+        <w:rPr>
+          <w:sz w:val="22"/>
+        </w:rPr>
+        <w:t xml:space="preserve">Sur Léa votre amante (si Chloé recoupe avec Marie) : « Elle m’a aimée. Puis elle a aimé Marie. On ne tue pas pour ça — sinon je l’aurais fait il y a deux ans. »</w:t>
+      </w:r>
+    </w:p>
+    <w:p>
+      <w:pPr>
+        <w:jc w:val="both"/>
+        <w:spacing w:after="100"/>
+      </w:pPr>
+      <w:r>
+        <w:rPr>
+          <w:sz w:val="22"/>
+        </w:rPr>
+        <w:t xml:space="preserve">Si Baptiste est accusé : vous vous levez. « Baptiste n’a pas ce meurtre en lui. Il était à la lisière. Laissez-le. »</w:t>
+      </w:r>
+    </w:p>
+    <w:p>
+      <w:pPr>
+        <w:jc w:val="center"/>
+        <w:spacing w:before="220" w:after="80"/>
+        <w:pBdr>
+          <w:top w:val="single" w:sz="4" w:color="B8860B"/>
+          <w:bottom w:val="single" w:sz="4" w:color="B8860B"/>
+        </w:pBdr>
+      </w:pPr>
+      <w:r>
+        <w:rPr>
+          <w:b/>
+          <w:sz w:val="24"/>
+          <w:color w:val="6D4C41"/>
+        </w:rPr>
+        <w:t xml:space="preserve">❯  VOTRE CHRONOLOGIE  ❮</w:t>
+      </w:r>
+    </w:p>
+    <w:p>
+      <w:pPr>
+        <w:spacing w:after="60"/>
+      </w:pPr>
+      <w:r>
+        <w:rPr>
+          <w:b/>
+          <w:sz w:val="22"/>
+        </w:rPr>
+        <w:t xml:space="preserve">16h00 – 16h40</w:t>
+      </w:r>
+      <w:r>
+        <w:rPr>
+          <w:sz w:val="22"/>
+        </w:rPr>
+        <w:t xml:space="preserve">  —  Bar/salon — Mondanités bruyantes. Vous toisez Léa de loin.</w:t>
+      </w:r>
+    </w:p>
+    <w:p>
+      <w:pPr>
+        <w:spacing w:after="60"/>
+      </w:pPr>
+      <w:r>
+        <w:rPr>
+          <w:b/>
+          <w:sz w:val="22"/>
+        </w:rPr>
+        <w:t xml:space="preserve">16h40</w:t>
+      </w:r>
+      <w:r>
+        <w:rPr>
+          <w:sz w:val="22"/>
+        </w:rPr>
+        <w:t xml:space="preserve">  —  Bar — ÉCLAT public contre Léa. « Vous m’avez prise puis jetée comme un brouillon ! »</w:t>
+      </w:r>
+    </w:p>
+    <w:p>
+      <w:pPr>
+        <w:spacing w:after="60"/>
+      </w:pPr>
+      <w:r>
+        <w:rPr>
+          <w:b/>
+          <w:sz w:val="22"/>
+        </w:rPr>
+        <w:t xml:space="preserve">16h45</w:t>
+      </w:r>
+      <w:r>
+        <w:rPr>
+          <w:sz w:val="22"/>
+        </w:rPr>
+        <w:t xml:space="preserve">  —  Salon du bar — Toast. Vous tournez le dos à Léa.</w:t>
+      </w:r>
+    </w:p>
+    <w:p>
+      <w:pPr>
+        <w:spacing w:after="60"/>
+      </w:pPr>
+      <w:r>
+        <w:rPr>
+          <w:b/>
+          <w:sz w:val="22"/>
+        </w:rPr>
+        <w:t xml:space="preserve">16h45 – 17h45</w:t>
+      </w:r>
+      <w:r>
+        <w:rPr>
+          <w:sz w:val="22"/>
+        </w:rPr>
+        <w:t xml:space="preserve">  —  Salon du bar — Vous ruminez près du piano, en vue de tous (Marie, Maëlys, Boulet). Alibi mou mais réel.</w:t>
+      </w:r>
+    </w:p>
+    <w:p>
+      <w:pPr>
+        <w:spacing w:after="60"/>
+      </w:pPr>
+      <w:r>
+        <w:rPr>
+          <w:b/>
+          <w:sz w:val="22"/>
+        </w:rPr>
+        <w:t xml:space="preserve">17h45 – 17h58</w:t>
+      </w:r>
+      <w:r>
+        <w:rPr>
+          <w:sz w:val="22"/>
+        </w:rPr>
+        <w:t xml:space="preserve">  —  Salon du bar — Vous rejoignez Baptiste à son retour.</w:t>
+      </w:r>
+    </w:p>
+    <w:p>
+      <w:pPr>
+        <w:spacing w:after="60"/>
+      </w:pPr>
+      <w:r>
+        <w:rPr>
+          <w:b/>
+          <w:sz w:val="22"/>
+        </w:rPr>
+        <w:t xml:space="preserve">17h58 – 18h00</w:t>
+      </w:r>
+      <w:r>
+        <w:rPr>
+          <w:sz w:val="22"/>
+        </w:rPr>
+        <w:t xml:space="preserve">  —  Salon → hall — Cris de Lady Victoria à 17h58. Arrivée de Chloé.</w:t>
+      </w:r>
+    </w:p>
+    <w:p>
+      <w:pPr>
+        <w:jc w:val="center"/>
+      </w:pPr>
+      <w:r>
+        <w:rPr>
+          <w:sz w:val="24"/>
+          <w:color w:val="B8860B"/>
+        </w:rPr>
+        <w:t xml:space="preserve">❦ ❦ ❦</w:t>
+      </w:r>
+    </w:p>
+    <w:p>
+      <w:r>
+        <w:br w:type="page"/>
+      </w:r>
+    </w:p>
+    <w:p>
+      <w:pPr>
+        <w:jc w:val="center"/>
+      </w:pPr>
+      <w:r>
+        <w:rPr>
+          <w:sz w:val="24"/>
+          <w:color w:val="B8860B"/>
+        </w:rPr>
+        <w:t xml:space="preserve">❦ ❦ ❦</w:t>
+      </w:r>
+    </w:p>
+    <w:p>
+      <w:pPr>
+        <w:jc w:val="both"/>
+        <w:spacing w:after="100"/>
+      </w:pPr>
+      <w:r>
+        <w:rPr>
+          <w:b/>
+          <w:sz w:val="22"/>
+        </w:rPr>
+        <w:t xml:space="preserve">FICHE PERSONNAGE</w:t>
+      </w:r>
+    </w:p>
+    <w:p>
+      <w:pPr>
+        <w:jc w:val="center"/>
+        <w:spacing w:before="120" w:after="40"/>
+      </w:pPr>
+      <w:r>
+        <w:rPr>
+          <w:b/>
+          <w:sz w:val="34"/>
+          <w:color w:val="6D4C41"/>
+        </w:rPr>
+        <w:t xml:space="preserve">MAÎTRE EMILIEN COLLIN-STANISLAS</w:t>
+      </w:r>
+    </w:p>
+    <w:p>
+      <w:pPr>
+        <w:jc w:val="center"/>
+        <w:spacing w:after="160"/>
       </w:pPr>
       <w:r>
         <w:rPr>
           <w:i/>
-          <w:iCs/>
+          <w:sz w:val="24"/>
+        </w:rPr>
+        <w:t xml:space="preserve">notaire de la famille</w:t>
+      </w:r>
+    </w:p>
+    <w:p>
+      <w:pPr>
+        <w:jc w:val="both"/>
+        <w:spacing w:after="100"/>
+      </w:pPr>
+      <w:r>
+        <w:rPr>
+          <w:sz w:val="22"/>
+        </w:rPr>
+        <w:t xml:space="preserve">Le contexte. Samedi 6 juin 1925, anniversaire des 30 ans de Lady Chloé. Vous êtes invité·e au Domaine des Beuhaies. Lady Chloé est rentrée seule à 18h00 et trouve Lady Léa de Pavy morte dans la dépendance — empoisonnée à la digitaline vers 17h25. Le jeu. Lady Chloé enquête seule pendant 1 heure. Sir Amaury est MJ. Vos observations se livrent en conversation, librement. Vos secrets se gardent — il faut un levier pour qu’ils sortent.</w:t>
+      </w:r>
+    </w:p>
+    <w:p>
+      <w:pPr>
+        <w:jc w:val="center"/>
+        <w:spacing w:before="220" w:after="80"/>
+        <w:pBdr>
+          <w:top w:val="single" w:sz="4" w:color="B8860B"/>
+          <w:bottom w:val="single" w:sz="4" w:color="B8860B"/>
+        </w:pBdr>
+      </w:pPr>
+      <w:r>
+        <w:rPr>
+          <w:b/>
+          <w:sz w:val="24"/>
           <w:color w:val="6D4C41"/>
         </w:rPr>
-        <w:t>FICHE PERSONNAGE</w:t>
-      </w:r>
-    </w:p>
-    <w:p>
-      <w:pPr>
-        <w:spacing w:before="60" w:after="60"/>
+        <w:t xml:space="preserve">❯  🎭 VOTRE CARACTÈRE  ❮</w:t>
+      </w:r>
+    </w:p>
+    <w:p>
+      <w:pPr>
+        <w:jc w:val="both"/>
+        <w:spacing w:after="100"/>
+      </w:pPr>
+      <w:r>
+        <w:rPr>
+          <w:sz w:val="22"/>
+        </w:rPr>
+        <w:t xml:space="preserve">Froid, précis, condescendant. Vous pesez chaque mot comme une clause. Vous traitez l’enquête de Chloé comme une procédure pénible. Sous la maîtrise, la peur glacée d’un homme qui a beaucoup à perdre — et qui le sait depuis quinze ans.</w:t>
+      </w:r>
+    </w:p>
+    <w:p>
+      <w:pPr>
         <w:jc w:val="center"/>
-      </w:pPr>
-      <w:r>
-        <w:rPr>
-          <w:b/>
-          <w:bCs/>
-          <w:color w:val="5D4037"/>
-          <w:sz w:val="36"/>
-          <w:szCs w:val="36"/>
-        </w:rPr>
-        <w:t>LADY CLOÉ FISCHER DE CREVONVILLE</w:t>
-      </w:r>
-    </w:p>
-    <w:p>
-      <w:pPr>
-        <w:spacing w:after="200"/>
+        <w:spacing w:before="220" w:after="80"/>
+        <w:pBdr>
+          <w:top w:val="single" w:sz="4" w:color="B8860B"/>
+          <w:bottom w:val="single" w:sz="4" w:color="B8860B"/>
+        </w:pBdr>
+      </w:pPr>
+      <w:r>
+        <w:rPr>
+          <w:b/>
+          <w:sz w:val="24"/>
+          <w:color w:val="6D4C41"/>
+        </w:rPr>
+        <w:t xml:space="preserve">❯  📜 VOTRE PHRASE DE PRÉSENTATION  ❮</w:t>
+      </w:r>
+    </w:p>
+    <w:p>
+      <w:pPr>
+        <w:jc w:val="both"/>
+        <w:spacing w:after="100"/>
+      </w:pPr>
+      <w:r>
+        <w:rPr>
+          <w:sz w:val="22"/>
+        </w:rPr>
+        <w:t xml:space="preserve">« Maître Collin-Stanislas. Notaire. Je connais les affaires de cette maison — et de bien d’autres ici présentes — mieux que quiconque. »</w:t>
+      </w:r>
+    </w:p>
+    <w:p>
+      <w:pPr>
         <w:jc w:val="center"/>
-      </w:pPr>
-      <w:r>
-        <w:rPr>
-          <w:i/>
-          <w:iCs/>
+        <w:spacing w:before="220" w:after="80"/>
+        <w:pBdr>
+          <w:top w:val="single" w:sz="4" w:color="B8860B"/>
+          <w:bottom w:val="single" w:sz="4" w:color="B8860B"/>
+        </w:pBdr>
+      </w:pPr>
+      <w:r>
+        <w:rPr>
+          <w:b/>
+          <w:sz w:val="24"/>
           <w:color w:val="6D4C41"/>
         </w:rPr>
-        <w:t>mondaine · épouse de Sir Tatoine · surnommée Clochette</w:t>
-      </w:r>
-    </w:p>
-    <w:p>
-      <w:pPr>
-        <w:spacing w:before="60" w:after="60" w:line="300" w:lineRule="auto"/>
-        <w:jc w:val="both"/>
-      </w:pPr>
-      <w:r>
-        <w:t>Le contexte. Samedi 6 juin 1925, anniversaire des 30 ans de Lady Chloé. Vous êtes invité au Domaine des Beuhaies. Lady Chloé est rentrée seule à 18h00 et trouve Lady Léa de Pavy morte dans la dépendance — empoisonnée à la digitaline vers 17h25. Le jeu. Lady Chloé enquête seule pendant 1 heure. Sir Amaury est MJ. Vos observations se livrent en conversation, librement. Vos secrets se gardent — il faut un levier pour qu’ils sortent.</w:t>
-      </w:r>
-    </w:p>
-    <w:p>
-      <w:pPr>
-        <w:spacing w:before="240" w:after="100"/>
-      </w:pPr>
-      <w:r>
-        <w:rPr>
-          <w:b/>
-          <w:bCs/>
-          <w:color w:val="5D4037"/>
+        <w:t xml:space="preserve">❯  🔗 VOS LIENS  ❮</w:t>
+      </w:r>
+    </w:p>
+    <w:p>
+      <w:pPr>
+        <w:spacing w:after="60"/>
+        <w:ind w:left="360" w:hanging="200"/>
+      </w:pPr>
+      <w:r>
+        <w:rPr>
+          <w:sz w:val="22"/>
+        </w:rPr>
+        <w:t xml:space="preserve">•  🤝 Sir Amaury — vous êtes le notaire des Beuhaies de longue date.</w:t>
+      </w:r>
+    </w:p>
+    <w:p>
+      <w:pPr>
+        <w:spacing w:after="60"/>
+        <w:ind w:left="360" w:hanging="200"/>
+      </w:pPr>
+      <w:r>
+        <w:rPr>
+          <w:sz w:val="22"/>
+        </w:rPr>
+        <w:t xml:space="preserve">•  ⚔️ Lady Léa de Pavy — elle vous faisait chanter sur une vieille affaire.</w:t>
+      </w:r>
+    </w:p>
+    <w:p>
+      <w:pPr>
+        <w:spacing w:after="60"/>
+        <w:ind w:left="360" w:hanging="200"/>
+      </w:pPr>
+      <w:r>
+        <w:rPr>
+          <w:sz w:val="22"/>
+        </w:rPr>
+        <w:t xml:space="preserve">•  🧊 Lady Amandinette — vous la connaissez « depuis le début ». Vous ne le direz jamais.</w:t>
+      </w:r>
+    </w:p>
+    <w:p>
+      <w:pPr>
+        <w:spacing w:after="60"/>
+        <w:ind w:left="360" w:hanging="200"/>
+      </w:pPr>
+      <w:r>
+        <w:rPr>
+          <w:sz w:val="22"/>
+        </w:rPr>
+        <w:t xml:space="preserve">•  👀 Mademoiselle Maëlys Bouchard — son visage vous trouble. Vous savez pourquoi.</w:t>
+      </w:r>
+    </w:p>
+    <w:p>
+      <w:pPr>
+        <w:jc w:val="center"/>
+        <w:spacing w:before="220" w:after="80"/>
+        <w:pBdr>
+          <w:top w:val="single" w:sz="4" w:color="B8860B"/>
+          <w:bottom w:val="single" w:sz="4" w:color="B8860B"/>
+        </w:pBdr>
+      </w:pPr>
+      <w:r>
+        <w:rPr>
+          <w:b/>
           <w:sz w:val="24"/>
-          <w:szCs w:val="24"/>
-        </w:rPr>
-        <w:t>❧  🎭 VOTRE CARACTÈRE  ❧</w:t>
-      </w:r>
-    </w:p>
-    <w:p>
-      <w:pPr>
-        <w:spacing w:before="60" w:after="60" w:line="300" w:lineRule="auto"/>
-        <w:jc w:val="both"/>
-      </w:pPr>
-      <w:r>
-        <w:t>Mondaine rieuse. Vous riez trop fort, comme une femme qui veut couvrir un autre bruit. Aujourd’hui, vous êtes nerveuse — vous tripotez vos cartes, vous regardez la porte. Sous le rire, une joueuse aux abois qui ne sait plus comment rembourser.</w:t>
-      </w:r>
-    </w:p>
-    <w:p>
-      <w:pPr>
-        <w:spacing w:before="240" w:after="100"/>
-      </w:pPr>
-      <w:r>
-        <w:rPr>
-          <w:b/>
-          <w:bCs/>
-          <w:color w:val="5D4037"/>
+          <w:color w:val="6D4C41"/>
+        </w:rPr>
+        <w:t xml:space="preserve">❯  💬 COMMENT JOUER  ❮</w:t>
+      </w:r>
+    </w:p>
+    <w:p>
+      <w:pPr>
+        <w:jc w:val="both"/>
+        <w:spacing w:after="100"/>
+      </w:pPr>
+      <w:r>
+        <w:rPr>
+          <w:sz w:val="22"/>
+        </w:rPr>
+        <w:t xml:space="preserve">Vous êtes le suspect rationnel idéal : un mobile énorme, un alibi creux. Vous niez froidement, palier par palier. Vous n’avouez la complicité de 1910 qu’au tout dernier instant, quand l’acte de naissance vous force à parler.</w:t>
+      </w:r>
+    </w:p>
+    <w:p>
+      <w:pPr>
+        <w:jc w:val="center"/>
+        <w:spacing w:before="220" w:after="80"/>
+        <w:pBdr>
+          <w:top w:val="single" w:sz="4" w:color="B8860B"/>
+          <w:bottom w:val="single" w:sz="4" w:color="B8860B"/>
+        </w:pBdr>
+      </w:pPr>
+      <w:r>
+        <w:rPr>
+          <w:b/>
           <w:sz w:val="24"/>
-          <w:szCs w:val="24"/>
-        </w:rPr>
-        <w:t>❧  📜 VOTRE PHRASE DE PRÉSENTATION  ❧</w:t>
-      </w:r>
-    </w:p>
-    <w:p>
-      <w:pPr>
-        <w:spacing w:before="120" w:after="120" w:line="300" w:lineRule="auto"/>
-        <w:ind w:left="360" w:right="360"/>
-        <w:jc w:val="both"/>
-      </w:pPr>
-      <w:r>
-        <w:rPr>
-          <w:i/>
-          <w:iCs/>
           <w:color w:val="6D4C41"/>
         </w:rPr>
-        <w:t>« Lady Cloé Fischer de Crevonville, épouse de Tatoine. Je ne manque jamais un anniversaire des Beuhaies. »</w:t>
-      </w:r>
-    </w:p>
-    <w:p>
-      <w:pPr>
-        <w:spacing w:before="240" w:after="100"/>
-      </w:pPr>
-      <w:r>
-        <w:rPr>
-          <w:b/>
-          <w:bCs/>
-          <w:color w:val="5D4037"/>
+        <w:t xml:space="preserve">❯  VOTRE IDENTITÉ  ❮</w:t>
+      </w:r>
+    </w:p>
+    <w:p>
+      <w:pPr>
+        <w:jc w:val="both"/>
+        <w:spacing w:after="100"/>
+      </w:pPr>
+      <w:r>
+        <w:rPr>
+          <w:sz w:val="22"/>
+        </w:rPr>
+        <w:t xml:space="preserve">Notaire respecté, fortuné. Vous gérez les patrimoines de la moitié des convives. Personne ne sait que votre fortune a une tache à l’origine.</w:t>
+      </w:r>
+    </w:p>
+    <w:p>
+      <w:pPr>
+        <w:jc w:val="center"/>
+        <w:spacing w:before="220" w:after="80"/>
+        <w:pBdr>
+          <w:top w:val="single" w:sz="4" w:color="B8860B"/>
+          <w:bottom w:val="single" w:sz="4" w:color="B8860B"/>
+        </w:pBdr>
+      </w:pPr>
+      <w:r>
+        <w:rPr>
+          <w:b/>
           <w:sz w:val="24"/>
-          <w:szCs w:val="24"/>
-        </w:rPr>
-        <w:t>❧  🔗 VOS LIENS  ❧</w:t>
-      </w:r>
-    </w:p>
-    <w:p>
-      <w:pPr>
-        <w:spacing w:before="60" w:after="60" w:line="300" w:lineRule="auto"/>
-        <w:jc w:val="both"/>
-      </w:pPr>
-      <w:r>
-        <w:t xml:space="preserve">💞 </w:t>
-      </w:r>
-      <w:r>
-        <w:rPr>
-          <w:b/>
-          <w:bCs/>
-        </w:rPr>
-        <w:t>Sir Tatoine</w:t>
-      </w:r>
-      <w:r>
-        <w:t xml:space="preserve"> — mari aimé, à qui vous cachez tout.</w:t>
-      </w:r>
-    </w:p>
-    <w:p>
-      <w:pPr>
-        <w:spacing w:before="60" w:after="60" w:line="300" w:lineRule="auto"/>
-        <w:jc w:val="both"/>
-      </w:pPr>
-      <w:r>
-        <w:t xml:space="preserve">🤝 </w:t>
-      </w:r>
-      <w:r>
-        <w:rPr>
-          <w:b/>
-          <w:bCs/>
-        </w:rPr>
-        <w:t>Lady Romanette</w:t>
-      </w:r>
-      <w:r>
-        <w:t xml:space="preserve"> — cousine éloignée, elle vous a déjà confrontée.</w:t>
-      </w:r>
-    </w:p>
-    <w:p>
-      <w:pPr>
-        <w:spacing w:before="60" w:after="60" w:line="300" w:lineRule="auto"/>
-        <w:jc w:val="both"/>
-      </w:pPr>
-      <w:r>
-        <w:t xml:space="preserve">⚔️ </w:t>
-      </w:r>
-      <w:r>
-        <w:rPr>
-          <w:b/>
-          <w:bCs/>
-        </w:rPr>
-        <w:t>Lady Léa de Pavy</w:t>
-      </w:r>
-      <w:r>
-        <w:t xml:space="preserve"> — vous faisait chanter (1 000 livres) sur vos dettes de jeu.</w:t>
-      </w:r>
-    </w:p>
-    <w:p>
-      <w:pPr>
-        <w:spacing w:before="240" w:after="100"/>
-      </w:pPr>
-      <w:r>
-        <w:rPr>
-          <w:b/>
-          <w:bCs/>
-          <w:color w:val="5D4037"/>
+          <w:color w:val="6D4C41"/>
+        </w:rPr>
+        <w:t xml:space="preserve">❯  VOS SECRETS  ❮</w:t>
+      </w:r>
+    </w:p>
+    <w:p>
+      <w:pPr>
+        <w:spacing w:after="60"/>
+        <w:ind w:left="360" w:hanging="200"/>
+      </w:pPr>
+      <w:r>
+        <w:rPr>
+          <w:sz w:val="22"/>
+        </w:rPr>
+        <w:t xml:space="preserve">•  En 1910, jeune clerc du notaire des Beauchamp, vous avez VALIDÉ les faux papiers qui ont permis à une inconnue de prendre l’identité de Mademoiselle Amandinette de Beauchamp, héritière morte d’une fièvre. Vous saviez. Vous vous êtes tu — et vous avez racheté les terres Beauchamp orphelines à vil prix. Votre fortune est née de ce silence.</w:t>
+      </w:r>
+    </w:p>
+    <w:p>
+      <w:pPr>
+        <w:spacing w:after="60"/>
+        <w:ind w:left="360" w:hanging="200"/>
+      </w:pPr>
+      <w:r>
+        <w:rPr>
+          <w:sz w:val="22"/>
+        </w:rPr>
+        <w:t xml:space="preserve">•  Léa l’avait découvert. Elle vous faisait chanter — 5 000 livres. Si elle parlait : radiation, procès, prison. Ce matin, elle vous a remis un dernier rappel d’échéance, que vous avez glissé dans votre portefeuille.</w:t>
+      </w:r>
+    </w:p>
+    <w:p>
+      <w:pPr>
+        <w:spacing w:after="60"/>
+        <w:ind w:left="360" w:hanging="200"/>
+      </w:pPr>
+      <w:r>
+        <w:rPr>
+          <w:sz w:val="22"/>
+        </w:rPr>
+        <w:t xml:space="preserve">•  Le visage de Maëlys Bouchard vous a glacé à son arrivée : c’est le portrait des Beauchamp. Vous redoutez qu’on fasse le lien.</w:t>
+      </w:r>
+    </w:p>
+    <w:p>
+      <w:pPr>
+        <w:jc w:val="center"/>
+        <w:spacing w:before="220" w:after="80"/>
+        <w:pBdr>
+          <w:top w:val="single" w:sz="4" w:color="B8860B"/>
+          <w:bottom w:val="single" w:sz="4" w:color="B8860B"/>
+        </w:pBdr>
+      </w:pPr>
+      <w:r>
+        <w:rPr>
+          <w:b/>
           <w:sz w:val="24"/>
-          <w:szCs w:val="24"/>
-        </w:rPr>
-        <w:t>❧  💬 COMMENT JOUER  ❧</w:t>
-      </w:r>
-    </w:p>
-    <w:p>
-      <w:pPr>
-        <w:spacing w:before="60" w:after="60" w:line="300" w:lineRule="auto"/>
-        <w:jc w:val="both"/>
-      </w:pPr>
-      <w:r>
-        <w:rPr>
-          <w:b/>
-          <w:bCs/>
-        </w:rPr>
-        <w:t>Vous parlez volontiers.</w:t>
-      </w:r>
-      <w:r>
-        <w:t xml:space="preserve"> Vous donnez la plupart de vos observations volontiers. Le pivot — Amandinette traversant le jardin à 17h32 — n’est livré qu’en Acte III sur question précise. Vous craquez sur vos dettes si on insiste.</w:t>
-      </w:r>
-    </w:p>
-    <w:p>
-      <w:pPr>
-        <w:spacing w:before="240" w:after="100"/>
-      </w:pPr>
-      <w:r>
-        <w:rPr>
-          <w:b/>
-          <w:bCs/>
-          <w:color w:val="5D4037"/>
+          <w:color w:val="6D4C41"/>
+        </w:rPr>
+        <w:t xml:space="preserve">❯  CE QUE VOUS DITES  ❮</w:t>
+      </w:r>
+    </w:p>
+    <w:p>
+      <w:pPr>
+        <w:jc w:val="both"/>
+        <w:spacing w:after="100"/>
+      </w:pPr>
+      <w:r>
+        <w:rPr>
+          <w:sz w:val="22"/>
+        </w:rPr>
+        <w:t xml:space="preserve">Alibi : « Je me suis retiré au petit cabinet de lecture vers 17h00 pour étudier un dossier. Seul, oui. Un homme de loi a besoin de calme. »</w:t>
+      </w:r>
+    </w:p>
+    <w:p>
+      <w:pPr>
+        <w:jc w:val="both"/>
+        <w:spacing w:after="100"/>
+      </w:pPr>
+      <w:r>
+        <w:rPr>
+          <w:sz w:val="22"/>
+        </w:rPr>
+        <w:t xml:space="preserve">Sur Léa : « Une personne… encombrante. Je ne pleurerai pas, je ne mentirai pas là-dessus. »</w:t>
+      </w:r>
+    </w:p>
+    <w:p>
+      <w:pPr>
+        <w:jc w:val="both"/>
+        <w:spacing w:after="100"/>
+      </w:pPr>
+      <w:r>
+        <w:rPr>
+          <w:sz w:val="22"/>
+        </w:rPr>
+        <w:t xml:space="preserve">Sur Amandinette (si pressé) : « La Duchesse ? Une cliente. Rien de plus. » (mensonge glacé)</w:t>
+      </w:r>
+    </w:p>
+    <w:p>
+      <w:pPr>
+        <w:jc w:val="center"/>
+        <w:spacing w:before="220" w:after="80"/>
+        <w:pBdr>
+          <w:top w:val="single" w:sz="4" w:color="B8860B"/>
+          <w:bottom w:val="single" w:sz="4" w:color="B8860B"/>
+        </w:pBdr>
+      </w:pPr>
+      <w:r>
+        <w:rPr>
+          <w:b/>
           <w:sz w:val="24"/>
-          <w:szCs w:val="24"/>
-        </w:rPr>
-        <w:t>❧  VOTRE IDENTITÉ  ❧</w:t>
-      </w:r>
-    </w:p>
-    <w:p>
-      <w:pPr>
-        <w:spacing w:before="60" w:after="60" w:line="300" w:lineRule="auto"/>
-        <w:jc w:val="both"/>
-      </w:pPr>
-      <w:r>
-        <w:t>Mondaine. Mariée à Sir Tatoine (qui ignore tout). Vous étiez au bar à poser des réussites de 17h00 à 17h45, avec vue par la baie sur le jardin.</w:t>
-      </w:r>
-    </w:p>
-    <w:p>
-      <w:pPr>
-        <w:spacing w:before="240" w:after="100"/>
-      </w:pPr>
-      <w:r>
-        <w:rPr>
-          <w:b/>
-          <w:bCs/>
-          <w:color w:val="5D4037"/>
+          <w:color w:val="6D4C41"/>
+        </w:rPr>
+        <w:t xml:space="preserve">❯  CE QUI VOUS FAIT CRAQUER — 3 PALIERS  ❮</w:t>
+      </w:r>
+    </w:p>
+    <w:p>
+      <w:pPr>
+        <w:jc w:val="both"/>
+        <w:spacing w:after="100"/>
+      </w:pPr>
+      <w:r>
+        <w:rPr>
+          <w:sz w:val="22"/>
+        </w:rPr>
+        <w:t xml:space="preserve">Palier 1 — Vous niez tout : « Du chantage ? Quelle imagination. Je suis notaire, pas gibier. »</w:t>
+      </w:r>
+    </w:p>
+    <w:p>
+      <w:pPr>
+        <w:jc w:val="both"/>
+        <w:spacing w:after="100"/>
+      </w:pPr>
+      <w:r>
+        <w:rPr>
+          <w:sz w:val="22"/>
+        </w:rPr>
+        <w:t xml:space="preserve">Palier 2 — Si Chloé a la preuve du chantage (carnet de Léa, mention E.C.S., 5 000 £) : « Soit. Elle me pressurait. Une vieille affaire de succession, des irrégularités anciennes. J’ai payé pour la paix. Je ne l’ai pas tuée — j’avais bien trop à perdre à un scandale, justement. »</w:t>
+      </w:r>
+    </w:p>
+    <w:p>
+      <w:pPr>
+        <w:jc w:val="both"/>
+        <w:spacing w:after="100"/>
+      </w:pPr>
+      <w:r>
+        <w:rPr>
+          <w:sz w:val="22"/>
+        </w:rPr>
+        <w:t xml:space="preserve">Palier 3 — À l’Acte IV, quand Chloé brandit l’acte de naissance d’Amandinette de la Grande Leuleu et vous somme, en homme de loi, de l’authentifier : « …(long silence)… Cet acte est authentique. Le sceau de la Grande Leuleu, la main du maire — je les reconnais. Oui. J’ai monté le dossier en 1910. J’ai fait d’une servante une duchesse. Et j’en ai vécu quinze ans. »</w:t>
+      </w:r>
+    </w:p>
+    <w:p>
+      <w:pPr>
+        <w:jc w:val="center"/>
+        <w:spacing w:before="220" w:after="80"/>
+        <w:pBdr>
+          <w:top w:val="single" w:sz="4" w:color="B8860B"/>
+          <w:bottom w:val="single" w:sz="4" w:color="B8860B"/>
+        </w:pBdr>
+      </w:pPr>
+      <w:r>
+        <w:rPr>
+          <w:b/>
           <w:sz w:val="24"/>
-          <w:szCs w:val="24"/>
-        </w:rPr>
-        <w:t>❧  MES TÉMOIGNAGES PRIORITAIRES  ❧</w:t>
-      </w:r>
-    </w:p>
-    <w:p>
-      <w:pPr>
-        <w:spacing w:before="60" w:after="60" w:line="300" w:lineRule="auto"/>
-        <w:jc w:val="both"/>
-      </w:pPr>
-      <w:r>
-        <w:t>Si Chloé vous demande « qu’avez-vous vu cet après-midi ? », livrez ces témoignages en premier :</w:t>
-      </w:r>
-    </w:p>
-    <w:p>
-      <w:pPr>
-        <w:spacing w:before="60" w:after="60" w:line="300" w:lineRule="auto"/>
-        <w:ind w:left="360"/>
-        <w:jc w:val="both"/>
-      </w:pPr>
-      <w:r>
-        <w:rPr>
-          <w:b/>
-          <w:bCs/>
-        </w:rPr>
-        <w:t>Acte I</w:t>
-      </w:r>
-      <w:r>
-        <w:t xml:space="preserve"> — Tatoine fumant au jardin à 17h05. Louis rentrant l’air sec à 17h20.</w:t>
-      </w:r>
-    </w:p>
-    <w:p>
-      <w:pPr>
-        <w:spacing w:before="60" w:after="60" w:line="300" w:lineRule="auto"/>
-        <w:ind w:left="360"/>
-        <w:jc w:val="both"/>
-      </w:pPr>
-      <w:r>
-        <w:rPr>
-          <w:b/>
-          <w:bCs/>
-        </w:rPr>
-        <w:t>Acte II</w:t>
-      </w:r>
-      <w:r>
-        <w:t xml:space="preserve"> — Gautier traversant le jardin avec sa mallette à 17h10.</w:t>
-      </w:r>
-    </w:p>
-    <w:p>
-      <w:pPr>
-        <w:spacing w:before="60" w:after="60" w:line="300" w:lineRule="auto"/>
-        <w:ind w:left="360"/>
-        <w:jc w:val="both"/>
-      </w:pPr>
-      <w:r>
-        <w:rPr>
-          <w:b/>
-          <w:bCs/>
-        </w:rPr>
-        <w:t>Acte III (à arracher)</w:t>
-      </w:r>
-      <w:r>
-        <w:t xml:space="preserve"> — Amandinette traversant le jardin à 17h32 (à ne livrer qu’en Acte III, sur question précise).</w:t>
-      </w:r>
-    </w:p>
-    <w:p>
-      <w:pPr>
-        <w:spacing w:before="240" w:after="100"/>
-      </w:pPr>
-      <w:r>
-        <w:rPr>
-          <w:b/>
-          <w:bCs/>
-          <w:color w:val="5D4037"/>
+          <w:color w:val="6D4C41"/>
+        </w:rPr>
+        <w:t xml:space="preserve">❯  VOTRE CHRONOLOGIE  ❮</w:t>
+      </w:r>
+    </w:p>
+    <w:p>
+      <w:pPr>
+        <w:spacing w:after="60"/>
+      </w:pPr>
+      <w:r>
+        <w:rPr>
+          <w:b/>
+          <w:sz w:val="22"/>
+        </w:rPr>
+        <w:t xml:space="preserve">16h00 – 16h45</w:t>
+      </w:r>
+      <w:r>
+        <w:rPr>
+          <w:sz w:val="22"/>
+        </w:rPr>
+        <w:t xml:space="preserve">  —  Bar/salon — Mondanités mesurées. Vous évitez Léa.</w:t>
+      </w:r>
+    </w:p>
+    <w:p>
+      <w:pPr>
+        <w:spacing w:after="60"/>
+      </w:pPr>
+      <w:r>
+        <w:rPr>
+          <w:b/>
+          <w:sz w:val="22"/>
+        </w:rPr>
+        <w:t xml:space="preserve">16h45</w:t>
+      </w:r>
+      <w:r>
+        <w:rPr>
+          <w:sz w:val="22"/>
+        </w:rPr>
+        <w:t xml:space="preserve">  —  Salon du bar — Toast.</w:t>
+      </w:r>
+    </w:p>
+    <w:p>
+      <w:pPr>
+        <w:spacing w:after="60"/>
+      </w:pPr>
+      <w:r>
+        <w:rPr>
+          <w:b/>
+          <w:sz w:val="22"/>
+        </w:rPr>
+        <w:t xml:space="preserve">17h00 – 17h45</w:t>
+      </w:r>
+      <w:r>
+        <w:rPr>
+          <w:sz w:val="22"/>
+        </w:rPr>
+        <w:t xml:space="preserve">  —  Cabinet de lecture — SEUL. Aucun témoin. (votre alibi creux)</w:t>
+      </w:r>
+    </w:p>
+    <w:p>
+      <w:pPr>
+        <w:spacing w:after="60"/>
+      </w:pPr>
+      <w:r>
+        <w:rPr>
+          <w:b/>
+          <w:sz w:val="22"/>
+        </w:rPr>
+        <w:t xml:space="preserve">17h45 – 17h58</w:t>
+      </w:r>
+      <w:r>
+        <w:rPr>
+          <w:sz w:val="22"/>
+        </w:rPr>
+        <w:t xml:space="preserve">  —  Salon du bar — Vous reparaissez, impassible.</w:t>
+      </w:r>
+    </w:p>
+    <w:p>
+      <w:pPr>
+        <w:spacing w:after="60"/>
+      </w:pPr>
+      <w:r>
+        <w:rPr>
+          <w:b/>
+          <w:sz w:val="22"/>
+        </w:rPr>
+        <w:t xml:space="preserve">17h58 – 18h00</w:t>
+      </w:r>
+      <w:r>
+        <w:rPr>
+          <w:sz w:val="22"/>
+        </w:rPr>
+        <w:t xml:space="preserve">  —  Salon → hall — Cris de Lady Victoria à 17h58. Arrivée de Chloé.</w:t>
+      </w:r>
+    </w:p>
+    <w:p>
+      <w:pPr>
+        <w:jc w:val="center"/>
+      </w:pPr>
+      <w:r>
+        <w:rPr>
           <w:sz w:val="24"/>
-          <w:szCs w:val="24"/>
-        </w:rPr>
-        <w:t>❧  VOS SECRETS  ❧</w:t>
-      </w:r>
-    </w:p>
-    <w:p>
-      <w:pPr>
-        <w:spacing w:before="60" w:after="60" w:line="300" w:lineRule="auto"/>
-        <w:jc w:val="both"/>
-      </w:pPr>
-      <w:r>
-        <w:rPr>
-          <w:b/>
-          <w:bCs/>
-        </w:rPr>
-        <w:t>Vous êtes une joueuse de cartes invétérée.</w:t>
-      </w:r>
-      <w:r>
-        <w:t xml:space="preserve"> Cercles de jeu en cachette le mardi soir, sous prétexte de souper chez votre tante Ophélie. Dettes massives. Tatoine ignore tout.</w:t>
-      </w:r>
-    </w:p>
-    <w:p>
-      <w:pPr>
-        <w:spacing w:before="60" w:after="60" w:line="300" w:lineRule="auto"/>
-        <w:jc w:val="both"/>
-      </w:pPr>
-      <w:r>
-        <w:rPr>
-          <w:sz w:val="22"/>
-        </w:rPr>
-        <w:t xml:space="preserve">Ce matin, à votre arrivée au Domaine, Léa vous a glissé un mot dans la main : « Ma chère Cloé, mille livres avant ce soir. Dernier délai. — L. » Vous l’avez froissé et fourré dans votre réticule. Vous comptiez le brûler après le dîner — il y est toujours.</w:t>
-      </w:r>
-    </w:p>
-    <w:p>
-      <w:pPr>
-        <w:spacing w:before="60" w:after="60" w:line="300" w:lineRule="auto"/>
-        <w:jc w:val="both"/>
-      </w:pPr>
-      <w:r>
-        <w:rPr>
-          <w:b/>
-          <w:bCs/>
-        </w:rPr>
-        <w:t>Vous avez vendu en cachette 3 bijoux de famille.</w:t>
-      </w:r>
-    </w:p>
-    <w:p>
-      <w:pPr>
-        <w:spacing w:before="60" w:after="60" w:line="300" w:lineRule="auto"/>
-        <w:jc w:val="both"/>
-      </w:pPr>
-      <w:r>
-        <w:t>Léa savait et vous faisait chanter (1 000 livres pour son silence — somme que vous n’avez pas).</w:t>
-      </w:r>
-    </w:p>
-    <w:p>
-      <w:pPr>
-        <w:spacing w:before="240" w:after="100"/>
-      </w:pPr>
-      <w:r>
-        <w:rPr>
-          <w:b/>
-          <w:bCs/>
-          <w:color w:val="5D4037"/>
-          <w:sz w:val="24"/>
-          <w:szCs w:val="24"/>
-        </w:rPr>
-        <w:t>❧  CE QUE VOUS DITES — DISTRIBUÉ PAR ACTES  ❧</w:t>
-      </w:r>
-    </w:p>
-    <w:p>
-      <w:pPr>
-        <w:spacing w:before="60" w:after="60" w:line="300" w:lineRule="auto"/>
-        <w:jc w:val="both"/>
-      </w:pPr>
-      <w:r>
-        <w:rPr>
-          <w:b/>
-          <w:bCs/>
-        </w:rPr>
-        <w:t>ACTE I — Tatoine et Louis dans le jardin</w:t>
-      </w:r>
-      <w:r>
-        <w:t xml:space="preserve"> : « J’ai vu mon mari fumer au jardin vers 17h05. Plus tard, vers 17h20, j’ai aperçu Louis qui rentrait du jardin l’air sec. »</w:t>
-      </w:r>
-    </w:p>
-    <w:p>
-      <w:pPr>
-        <w:spacing w:before="60" w:after="60" w:line="300" w:lineRule="auto"/>
-        <w:jc w:val="both"/>
-      </w:pPr>
-      <w:r>
-        <w:rPr>
-          <w:b/>
-          <w:bCs/>
-        </w:rPr>
-        <w:t>ACTE II — Gautier passe avec sa mallette</w:t>
-      </w:r>
-      <w:r>
-        <w:t xml:space="preserve"> : « J’ai aperçu Gautier traverser le jardin vers 17h10, mallette sous le bras. Il avait l’air contrarié. »</w:t>
-      </w:r>
-    </w:p>
-    <w:p>
-      <w:pPr>
-        <w:spacing w:before="60" w:after="60" w:line="300" w:lineRule="auto"/>
-        <w:jc w:val="both"/>
-      </w:pPr>
-      <w:r>
-        <w:rPr>
-          <w:b/>
-          <w:bCs/>
-        </w:rPr>
-        <w:t>ACTE III — Amandinette traversant le jardin à 17h32 (PIVOT — gardez jusqu’en Acte III).</w:t>
-      </w:r>
-      <w:r>
-        <w:t xml:space="preserve"> Si Chloé vous interroge spécifiquement sur Amandinette en Acte III, ou demande qui d’autre est passé : « Maintenant que vous insistez… oui. À 17h32, j’ai vu la Duchesse Amandinette traverser le jardin, pressée. Cela m’a frappée parce qu’elle était censée se reposer. Mais je me suis dit que je m’étais trompée. » </w:t>
-      </w:r>
-      <w:r>
-        <w:rPr>
-          <w:b/>
-          <w:bCs/>
-        </w:rPr>
-        <w:t>Ne livrez PAS cette info en Acte II.</w:t>
-      </w:r>
-    </w:p>
-    <w:p>
-      <w:pPr>
-        <w:spacing w:before="60" w:after="60" w:line="300" w:lineRule="auto"/>
-        <w:jc w:val="both"/>
-      </w:pPr>
-      <w:r>
-        <w:rPr>
-          <w:b/>
-          <w:bCs/>
-        </w:rPr>
-        <w:t>Vos deux absences</w:t>
-      </w:r>
-      <w:r>
-        <w:t xml:space="preserve"> (à mentionner si on creuse) : « Je me suis absentée deux fois pendant que je posais mes cartes : vers 17h33 je suis allée à la salle de bain (trois petites minutes), et vers 17h42 Sir Amaury m’a envoyée chercher une bouteille au cellier (trois minutes encore). »</w:t>
-      </w:r>
-    </w:p>
-    <w:p>
-      <w:pPr>
-        <w:spacing w:after="80"/>
-      </w:pPr>
-      <w:r>
-        <w:rPr>
-          <w:b/>
-          <w:sz w:val="22"/>
-        </w:rPr>
-        <w:t xml:space="preserve">La salle de bain vide (si Chloé insiste) : </w:t>
-      </w:r>
-      <w:r>
-        <w:rPr>
-          <w:sz w:val="22"/>
-        </w:rPr>
-        <w:t xml:space="preserve">« Quand j’y suis allée vers 17h33, il n’y avait personne. Si la Duchesse était censée s’y reposer, je ne l’y ai pas vue — la pièce était libre. »</w:t>
-      </w:r>
-    </w:p>
-    <w:p>
-      <w:pPr>
-        <w:spacing w:before="240" w:after="100"/>
-      </w:pPr>
-      <w:r>
-        <w:rPr>
-          <w:b/>
-          <w:bCs/>
-          <w:color w:val="5D4037"/>
-          <w:sz w:val="24"/>
-          <w:szCs w:val="24"/>
-        </w:rPr>
-        <w:t>❧  CE QUI VOUS FAIT CRAQUER  ❧</w:t>
-      </w:r>
-    </w:p>
-    <w:p>
-      <w:pPr>
-        <w:spacing w:before="60" w:after="60" w:line="300" w:lineRule="auto"/>
-        <w:jc w:val="both"/>
-      </w:pPr>
-      <w:r>
-        <w:t>Si Chloé presse sur votre nervosité, ou Romanette a parlé de votre jeu, ou Chloé évoque Léa avec insistance : « Je joue. Voilà. Depuis trois ans. J’ai des dettes effroyables. J’ai vendu des bijoux. Léa savait. Elle me faisait chanter — 1 000 livres. Je l’ai suppliée. Elle a ri. Tatoine, pardonne-moi. »</w:t>
-      </w:r>
-    </w:p>
-    <w:p>
-      <w:pPr>
-        <w:spacing w:before="240" w:after="100"/>
-      </w:pPr>
-      <w:r>
-        <w:rPr>
-          <w:b/>
-          <w:bCs/>
-          <w:color w:val="5D4037"/>
-          <w:sz w:val="24"/>
-          <w:szCs w:val="24"/>
-        </w:rPr>
-        <w:t>❧  VOTRE CHRONOLOGIE  ❧</w:t>
-      </w:r>
-    </w:p>
-    <w:tbl>
-      <w:tblPr>
-        <w:tblW w:w="9360" w:type="dxa"/>
-        <w:tblBorders>
-          <w:top w:val="single" w:sz="4" w:space="0" w:color="D7CCC8"/>
-          <w:left w:val="single" w:sz="4" w:space="0" w:color="D7CCC8"/>
-          <w:bottom w:val="single" w:sz="4" w:space="0" w:color="D7CCC8"/>
-          <w:right w:val="single" w:sz="4" w:space="0" w:color="D7CCC8"/>
-          <w:insideH w:val="single" w:sz="4" w:space="0" w:color="D7CCC8"/>
-          <w:insideV w:val="single" w:sz="4" w:space="0" w:color="D7CCC8"/>
-        </w:tblBorders>
-        <w:tblLook w:val="04A0"/>
-      </w:tblPr>
-      <w:tblGrid>
-        <w:gridCol w:w="2200"/>
-        <w:gridCol w:w="3500"/>
-        <w:gridCol w:w="3660"/>
-      </w:tblGrid>
-      <w:tr>
-        <w:trPr>
-          <w:tblHeader/>
-        </w:trPr>
-        <w:tc>
-          <w:tcPr>
-            <w:tcW w:w="2200" w:type="dxa"/>
-            <w:shd w:val="clear" w:color="auto" w:fill="EFEBE9"/>
-            <w:tcMar>
-              <w:top w:w="80" w:type="dxa"/>
-              <w:bottom w:w="80" w:type="dxa"/>
-              <w:left w:w="120" w:type="dxa"/>
-              <w:right w:w="120" w:type="dxa"/>
-            </w:tcMar>
-          </w:tcPr>
-          <w:p>
-            <w:pPr>
-              <w:spacing w:before="20" w:after="20" w:line="260" w:lineRule="auto"/>
-            </w:pPr>
-            <w:r>
-              <w:rPr>
-                <w:b/>
-                <w:bCs/>
-                <w:color w:val="5D4037"/>
-              </w:rPr>
-              <w:t>Heure</w:t>
-            </w:r>
-          </w:p>
-        </w:tc>
-        <w:tc>
-          <w:tcPr>
-            <w:tcW w:w="3500" w:type="dxa"/>
-            <w:shd w:val="clear" w:color="auto" w:fill="EFEBE9"/>
-            <w:tcMar>
-              <w:top w:w="80" w:type="dxa"/>
-              <w:bottom w:w="80" w:type="dxa"/>
-              <w:left w:w="120" w:type="dxa"/>
-              <w:right w:w="120" w:type="dxa"/>
-            </w:tcMar>
-          </w:tcPr>
-          <w:p>
-            <w:pPr>
-              <w:spacing w:before="20" w:after="20" w:line="260" w:lineRule="auto"/>
-            </w:pPr>
-            <w:r>
-              <w:rPr>
-                <w:b/>
-                <w:bCs/>
-                <w:color w:val="5D4037"/>
-              </w:rPr>
-              <w:t>Lieu</w:t>
-            </w:r>
-          </w:p>
-        </w:tc>
-        <w:tc>
-          <w:tcPr>
-            <w:tcW w:w="3660" w:type="dxa"/>
-            <w:shd w:val="clear" w:color="auto" w:fill="EFEBE9"/>
-            <w:tcMar>
-              <w:top w:w="80" w:type="dxa"/>
-              <w:bottom w:w="80" w:type="dxa"/>
-              <w:left w:w="120" w:type="dxa"/>
-              <w:right w:w="120" w:type="dxa"/>
-            </w:tcMar>
-          </w:tcPr>
-          <w:p>
-            <w:pPr>
-              <w:spacing w:before="20" w:after="20" w:line="260" w:lineRule="auto"/>
-            </w:pPr>
-            <w:r>
-              <w:rPr>
-                <w:b/>
-                <w:bCs/>
-                <w:color w:val="5D4037"/>
-              </w:rPr>
-              <w:t>Événement</w:t>
-            </w:r>
-          </w:p>
-        </w:tc>
-      </w:tr>
-      <w:tr>
-        <w:tc>
-          <w:tcPr>
-            <w:tcW w:w="2200" w:type="dxa"/>
-            <w:tcMar>
-              <w:top w:w="80" w:type="dxa"/>
-              <w:bottom w:w="80" w:type="dxa"/>
-              <w:left w:w="120" w:type="dxa"/>
-              <w:right w:w="120" w:type="dxa"/>
-            </w:tcMar>
-          </w:tcPr>
-          <w:p>
-            <w:pPr>
-              <w:spacing w:before="20" w:after="20" w:line="260" w:lineRule="auto"/>
-            </w:pPr>
-            <w:r>
-              <w:rPr>
-                <w:sz w:val="22"/>
-                <w:szCs w:val="22"/>
-              </w:rPr>
-              <w:t>15h45</w:t>
-            </w:r>
-          </w:p>
-        </w:tc>
-        <w:tc>
-          <w:tcPr>
-            <w:tcW w:w="3500" w:type="dxa"/>
-            <w:tcMar>
-              <w:top w:w="80" w:type="dxa"/>
-              <w:bottom w:w="80" w:type="dxa"/>
-              <w:left w:w="120" w:type="dxa"/>
-              <w:right w:w="120" w:type="dxa"/>
-            </w:tcMar>
-          </w:tcPr>
-          <w:p>
-            <w:pPr>
-              <w:spacing w:before="20" w:after="20" w:line="260" w:lineRule="auto"/>
-            </w:pPr>
-            <w:r>
-              <w:rPr>
-                <w:sz w:val="22"/>
-                <w:szCs w:val="22"/>
-              </w:rPr>
-              <w:t>Hall</w:t>
-            </w:r>
-          </w:p>
-        </w:tc>
-        <w:tc>
-          <w:tcPr>
-            <w:tcW w:w="3660" w:type="dxa"/>
-            <w:tcMar>
-              <w:top w:w="80" w:type="dxa"/>
-              <w:bottom w:w="80" w:type="dxa"/>
-              <w:left w:w="120" w:type="dxa"/>
-              <w:right w:w="120" w:type="dxa"/>
-            </w:tcMar>
-          </w:tcPr>
-          <w:p>
-            <w:pPr>
-              <w:spacing w:before="20" w:after="20" w:line="260" w:lineRule="auto"/>
-            </w:pPr>
-            <w:r>
-              <w:rPr>
-                <w:sz w:val="22"/>
-                <w:szCs w:val="22"/>
-              </w:rPr>
-              <w:t>Arrivée avec Tatoine.</w:t>
-            </w:r>
-          </w:p>
-        </w:tc>
-      </w:tr>
-      <w:tr>
-        <w:tc>
-          <w:tcPr>
-            <w:tcW w:w="2200" w:type="dxa"/>
-            <w:tcMar>
-              <w:top w:w="80" w:type="dxa"/>
-              <w:bottom w:w="80" w:type="dxa"/>
-              <w:left w:w="120" w:type="dxa"/>
-              <w:right w:w="120" w:type="dxa"/>
-            </w:tcMar>
-          </w:tcPr>
-          <w:p>
-            <w:pPr>
-              <w:spacing w:before="20" w:after="20" w:line="260" w:lineRule="auto"/>
-            </w:pPr>
-            <w:r>
-              <w:rPr>
-                <w:sz w:val="22"/>
-                <w:szCs w:val="22"/>
-              </w:rPr>
-              <w:t>15h45 – 16h45</w:t>
-            </w:r>
-          </w:p>
-        </w:tc>
-        <w:tc>
-          <w:tcPr>
-            <w:tcW w:w="3500" w:type="dxa"/>
-            <w:tcMar>
-              <w:top w:w="80" w:type="dxa"/>
-              <w:bottom w:w="80" w:type="dxa"/>
-              <w:left w:w="120" w:type="dxa"/>
-              <w:right w:w="120" w:type="dxa"/>
-            </w:tcMar>
-          </w:tcPr>
-          <w:p>
-            <w:pPr>
-              <w:spacing w:before="20" w:after="20" w:line="260" w:lineRule="auto"/>
-            </w:pPr>
-            <w:r>
-              <w:rPr>
-                <w:sz w:val="22"/>
-                <w:szCs w:val="22"/>
-              </w:rPr>
-              <w:t>Bar/salon du bar</w:t>
-            </w:r>
-          </w:p>
-        </w:tc>
-        <w:tc>
-          <w:tcPr>
-            <w:tcW w:w="3660" w:type="dxa"/>
-            <w:tcMar>
-              <w:top w:w="80" w:type="dxa"/>
-              <w:bottom w:w="80" w:type="dxa"/>
-              <w:left w:w="120" w:type="dxa"/>
-              <w:right w:w="120" w:type="dxa"/>
-            </w:tcMar>
-          </w:tcPr>
-          <w:p>
-            <w:pPr>
-              <w:spacing w:before="20" w:after="20" w:line="260" w:lineRule="auto"/>
-            </w:pPr>
-            <w:r>
-              <w:rPr>
-                <w:sz w:val="22"/>
-                <w:szCs w:val="22"/>
-              </w:rPr>
-              <w:t>Mondanités.</w:t>
-            </w:r>
-          </w:p>
-        </w:tc>
-      </w:tr>
-      <w:tr>
-        <w:tc>
-          <w:tcPr>
-            <w:tcW w:w="2200" w:type="dxa"/>
-            <w:tcMar>
-              <w:top w:w="80" w:type="dxa"/>
-              <w:bottom w:w="80" w:type="dxa"/>
-              <w:left w:w="120" w:type="dxa"/>
-              <w:right w:w="120" w:type="dxa"/>
-            </w:tcMar>
-          </w:tcPr>
-          <w:p>
-            <w:pPr>
-              <w:spacing w:before="20" w:after="20" w:line="260" w:lineRule="auto"/>
-            </w:pPr>
-            <w:r>
-              <w:rPr>
-                <w:sz w:val="22"/>
-                <w:szCs w:val="22"/>
-              </w:rPr>
-              <w:t>16h45</w:t>
-            </w:r>
-          </w:p>
-        </w:tc>
-        <w:tc>
-          <w:tcPr>
-            <w:tcW w:w="3500" w:type="dxa"/>
-            <w:tcMar>
-              <w:top w:w="80" w:type="dxa"/>
-              <w:bottom w:w="80" w:type="dxa"/>
-              <w:left w:w="120" w:type="dxa"/>
-              <w:right w:w="120" w:type="dxa"/>
-            </w:tcMar>
-          </w:tcPr>
-          <w:p>
-            <w:pPr>
-              <w:spacing w:before="20" w:after="20" w:line="260" w:lineRule="auto"/>
-            </w:pPr>
-            <w:r>
-              <w:rPr>
-                <w:sz w:val="22"/>
-                <w:szCs w:val="22"/>
-              </w:rPr>
-              <w:t>Salon du bar</w:t>
-            </w:r>
-          </w:p>
-        </w:tc>
-        <w:tc>
-          <w:tcPr>
-            <w:tcW w:w="3660" w:type="dxa"/>
-            <w:tcMar>
-              <w:top w:w="80" w:type="dxa"/>
-              <w:bottom w:w="80" w:type="dxa"/>
-              <w:left w:w="120" w:type="dxa"/>
-              <w:right w:w="120" w:type="dxa"/>
-            </w:tcMar>
-          </w:tcPr>
-          <w:p>
-            <w:pPr>
-              <w:spacing w:before="20" w:after="20" w:line="260" w:lineRule="auto"/>
-            </w:pPr>
-            <w:r>
-              <w:rPr>
-                <w:sz w:val="22"/>
-                <w:szCs w:val="22"/>
-              </w:rPr>
-              <w:t>Toast.</w:t>
-            </w:r>
-          </w:p>
-        </w:tc>
-      </w:tr>
-      <w:tr>
-        <w:tc>
-          <w:tcPr>
-            <w:tcW w:w="2200" w:type="dxa"/>
-            <w:tcMar>
-              <w:top w:w="80" w:type="dxa"/>
-              <w:bottom w:w="80" w:type="dxa"/>
-              <w:left w:w="120" w:type="dxa"/>
-              <w:right w:w="120" w:type="dxa"/>
-            </w:tcMar>
-          </w:tcPr>
-          <w:p>
-            <w:pPr>
-              <w:spacing w:before="20" w:after="20" w:line="260" w:lineRule="auto"/>
-            </w:pPr>
-            <w:r>
-              <w:rPr>
-                <w:sz w:val="22"/>
-                <w:szCs w:val="22"/>
-              </w:rPr>
-              <w:t>16h45 – 17h00</w:t>
-            </w:r>
-          </w:p>
-        </w:tc>
-        <w:tc>
-          <w:tcPr>
-            <w:tcW w:w="3500" w:type="dxa"/>
-            <w:tcMar>
-              <w:top w:w="80" w:type="dxa"/>
-              <w:bottom w:w="80" w:type="dxa"/>
-              <w:left w:w="120" w:type="dxa"/>
-              <w:right w:w="120" w:type="dxa"/>
-            </w:tcMar>
-          </w:tcPr>
-          <w:p>
-            <w:pPr>
-              <w:spacing w:before="20" w:after="20" w:line="260" w:lineRule="auto"/>
-            </w:pPr>
-            <w:r>
-              <w:rPr>
-                <w:sz w:val="22"/>
-                <w:szCs w:val="22"/>
-              </w:rPr>
-              <w:t>Bar/salon du bar</w:t>
-            </w:r>
-          </w:p>
-        </w:tc>
-        <w:tc>
-          <w:tcPr>
-            <w:tcW w:w="3660" w:type="dxa"/>
-            <w:tcMar>
-              <w:top w:w="80" w:type="dxa"/>
-              <w:bottom w:w="80" w:type="dxa"/>
-              <w:left w:w="120" w:type="dxa"/>
-              <w:right w:w="120" w:type="dxa"/>
-            </w:tcMar>
-          </w:tcPr>
-          <w:p>
-            <w:pPr>
-              <w:spacing w:before="20" w:after="20" w:line="260" w:lineRule="auto"/>
-            </w:pPr>
-            <w:r>
-              <w:rPr>
-                <w:sz w:val="22"/>
-                <w:szCs w:val="22"/>
-              </w:rPr>
-              <w:t>Mondanités d’après-toast.</w:t>
-            </w:r>
-          </w:p>
-        </w:tc>
-      </w:tr>
-      <w:tr>
-        <w:tc>
-          <w:tcPr>
-            <w:tcW w:w="2200" w:type="dxa"/>
-            <w:tcMar>
-              <w:top w:w="80" w:type="dxa"/>
-              <w:bottom w:w="80" w:type="dxa"/>
-              <w:left w:w="120" w:type="dxa"/>
-              <w:right w:w="120" w:type="dxa"/>
-            </w:tcMar>
-          </w:tcPr>
-          <w:p>
-            <w:pPr>
-              <w:spacing w:before="20" w:after="20" w:line="260" w:lineRule="auto"/>
-            </w:pPr>
-            <w:r>
-              <w:rPr>
-                <w:sz w:val="22"/>
-                <w:szCs w:val="22"/>
-              </w:rPr>
-              <w:t>17h00 – 17h33</w:t>
-            </w:r>
-          </w:p>
-        </w:tc>
-        <w:tc>
-          <w:tcPr>
-            <w:tcW w:w="3500" w:type="dxa"/>
-            <w:tcMar>
-              <w:top w:w="80" w:type="dxa"/>
-              <w:bottom w:w="80" w:type="dxa"/>
-              <w:left w:w="120" w:type="dxa"/>
-              <w:right w:w="120" w:type="dxa"/>
-            </w:tcMar>
-          </w:tcPr>
-          <w:p>
-            <w:pPr>
-              <w:spacing w:before="20" w:after="20" w:line="260" w:lineRule="auto"/>
-            </w:pPr>
-            <w:r>
-              <w:rPr>
-                <w:sz w:val="22"/>
-                <w:szCs w:val="22"/>
-              </w:rPr>
-              <w:t>Bar (table d’angle)</w:t>
-            </w:r>
-          </w:p>
-        </w:tc>
-        <w:tc>
-          <w:tcPr>
-            <w:tcW w:w="3660" w:type="dxa"/>
-            <w:tcMar>
-              <w:top w:w="80" w:type="dxa"/>
-              <w:bottom w:w="80" w:type="dxa"/>
-              <w:left w:w="120" w:type="dxa"/>
-              <w:right w:w="120" w:type="dxa"/>
-            </w:tcMar>
-          </w:tcPr>
-          <w:p>
-            <w:pPr>
-              <w:spacing w:before="20" w:after="20" w:line="260" w:lineRule="auto"/>
-            </w:pPr>
-            <w:r>
-              <w:rPr>
-                <w:sz w:val="22"/>
-                <w:szCs w:val="22"/>
-              </w:rPr>
-              <w:t>Vous posez des réussites. Vous voyez Tatoine fumer (17h05), Gautier passer (17h10), Louis rentrer (17h20), Amandinette traverser (17h32).</w:t>
-            </w:r>
-          </w:p>
-        </w:tc>
-      </w:tr>
-      <w:tr>
-        <w:tc>
-          <w:tcPr>
-            <w:tcW w:w="2200" w:type="dxa"/>
-            <w:tcMar>
-              <w:top w:w="80" w:type="dxa"/>
-              <w:bottom w:w="80" w:type="dxa"/>
-              <w:left w:w="120" w:type="dxa"/>
-              <w:right w:w="120" w:type="dxa"/>
-            </w:tcMar>
-          </w:tcPr>
-          <w:p>
-            <w:pPr>
-              <w:spacing w:before="20" w:after="20" w:line="260" w:lineRule="auto"/>
-            </w:pPr>
-            <w:r>
-              <w:rPr>
-                <w:sz w:val="22"/>
-                <w:szCs w:val="22"/>
-              </w:rPr>
-              <w:t>17h33 – 17h36</w:t>
-            </w:r>
-          </w:p>
-        </w:tc>
-        <w:tc>
-          <w:tcPr>
-            <w:tcW w:w="3500" w:type="dxa"/>
-            <w:tcMar>
-              <w:top w:w="80" w:type="dxa"/>
-              <w:bottom w:w="80" w:type="dxa"/>
-              <w:left w:w="120" w:type="dxa"/>
-              <w:right w:w="120" w:type="dxa"/>
-            </w:tcMar>
-          </w:tcPr>
-          <w:p>
-            <w:pPr>
-              <w:spacing w:before="20" w:after="20" w:line="260" w:lineRule="auto"/>
-            </w:pPr>
-            <w:r>
-              <w:rPr>
-                <w:sz w:val="22"/>
-                <w:szCs w:val="22"/>
-              </w:rPr>
-              <w:t>Salle de bain</w:t>
-            </w:r>
-          </w:p>
-        </w:tc>
-        <w:tc>
-          <w:tcPr>
-            <w:tcW w:w="3660" w:type="dxa"/>
-            <w:tcMar>
-              <w:top w:w="80" w:type="dxa"/>
-              <w:bottom w:w="80" w:type="dxa"/>
-              <w:left w:w="120" w:type="dxa"/>
-              <w:right w:w="120" w:type="dxa"/>
-            </w:tcMar>
-          </w:tcPr>
-          <w:p>
-            <w:pPr>
-              <w:spacing w:before="20" w:after="20" w:line="260" w:lineRule="auto"/>
-            </w:pPr>
-            <w:r>
-              <w:rPr>
-                <w:sz w:val="22"/>
-                <w:szCs w:val="22"/>
-              </w:rPr>
-              <w:t>Première absence (3 min).</w:t>
-            </w:r>
-          </w:p>
-        </w:tc>
-      </w:tr>
-      <w:tr>
-        <w:tc>
-          <w:tcPr>
-            <w:tcW w:w="2200" w:type="dxa"/>
-            <w:tcMar>
-              <w:top w:w="80" w:type="dxa"/>
-              <w:bottom w:w="80" w:type="dxa"/>
-              <w:left w:w="120" w:type="dxa"/>
-              <w:right w:w="120" w:type="dxa"/>
-            </w:tcMar>
-          </w:tcPr>
-          <w:p>
-            <w:pPr>
-              <w:spacing w:before="20" w:after="20" w:line="260" w:lineRule="auto"/>
-            </w:pPr>
-            <w:r>
-              <w:rPr>
-                <w:sz w:val="22"/>
-                <w:szCs w:val="22"/>
-              </w:rPr>
-              <w:t>17h36 – 17h42</w:t>
-            </w:r>
-          </w:p>
-        </w:tc>
-        <w:tc>
-          <w:tcPr>
-            <w:tcW w:w="3500" w:type="dxa"/>
-            <w:tcMar>
-              <w:top w:w="80" w:type="dxa"/>
-              <w:bottom w:w="80" w:type="dxa"/>
-              <w:left w:w="120" w:type="dxa"/>
-              <w:right w:w="120" w:type="dxa"/>
-            </w:tcMar>
-          </w:tcPr>
-          <w:p>
-            <w:pPr>
-              <w:spacing w:before="20" w:after="20" w:line="260" w:lineRule="auto"/>
-            </w:pPr>
-            <w:r>
-              <w:rPr>
-                <w:sz w:val="22"/>
-                <w:szCs w:val="22"/>
-              </w:rPr>
-              <w:t>Bar</w:t>
-            </w:r>
-          </w:p>
-        </w:tc>
-        <w:tc>
-          <w:tcPr>
-            <w:tcW w:w="3660" w:type="dxa"/>
-            <w:tcMar>
-              <w:top w:w="80" w:type="dxa"/>
-              <w:bottom w:w="80" w:type="dxa"/>
-              <w:left w:w="120" w:type="dxa"/>
-              <w:right w:w="120" w:type="dxa"/>
-            </w:tcMar>
-          </w:tcPr>
-          <w:p>
-            <w:pPr>
-              <w:spacing w:before="20" w:after="20" w:line="260" w:lineRule="auto"/>
-            </w:pPr>
-            <w:r>
-              <w:rPr>
-                <w:sz w:val="22"/>
-                <w:szCs w:val="22"/>
-              </w:rPr>
-              <w:t>Vous reprenez vos cartes. Lady Boulet de Myrtilles passe à 17h36.</w:t>
-            </w:r>
-          </w:p>
-        </w:tc>
-      </w:tr>
-      <w:tr>
-        <w:tc>
-          <w:tcPr>
-            <w:tcW w:w="2200" w:type="dxa"/>
-            <w:tcMar>
-              <w:top w:w="80" w:type="dxa"/>
-              <w:bottom w:w="80" w:type="dxa"/>
-              <w:left w:w="120" w:type="dxa"/>
-              <w:right w:w="120" w:type="dxa"/>
-            </w:tcMar>
-          </w:tcPr>
-          <w:p>
-            <w:pPr>
-              <w:spacing w:before="20" w:after="20" w:line="260" w:lineRule="auto"/>
-            </w:pPr>
-            <w:r>
-              <w:rPr>
-                <w:sz w:val="22"/>
-                <w:szCs w:val="22"/>
-              </w:rPr>
-              <w:t>17h42 – 17h45</w:t>
-            </w:r>
-          </w:p>
-        </w:tc>
-        <w:tc>
-          <w:tcPr>
-            <w:tcW w:w="3500" w:type="dxa"/>
-            <w:tcMar>
-              <w:top w:w="80" w:type="dxa"/>
-              <w:bottom w:w="80" w:type="dxa"/>
-              <w:left w:w="120" w:type="dxa"/>
-              <w:right w:w="120" w:type="dxa"/>
-            </w:tcMar>
-          </w:tcPr>
-          <w:p>
-            <w:pPr>
-              <w:spacing w:before="20" w:after="20" w:line="260" w:lineRule="auto"/>
-            </w:pPr>
-            <w:r>
-              <w:rPr>
-                <w:sz w:val="22"/>
-                <w:szCs w:val="22"/>
-              </w:rPr>
-              <w:t>Cellier</w:t>
-            </w:r>
-          </w:p>
-        </w:tc>
-        <w:tc>
-          <w:tcPr>
-            <w:tcW w:w="3660" w:type="dxa"/>
-            <w:tcMar>
-              <w:top w:w="80" w:type="dxa"/>
-              <w:bottom w:w="80" w:type="dxa"/>
-              <w:left w:w="120" w:type="dxa"/>
-              <w:right w:w="120" w:type="dxa"/>
-            </w:tcMar>
-          </w:tcPr>
-          <w:p>
-            <w:pPr>
-              <w:spacing w:before="20" w:after="20" w:line="260" w:lineRule="auto"/>
-            </w:pPr>
-            <w:r>
-              <w:rPr>
-                <w:sz w:val="22"/>
-                <w:szCs w:val="22"/>
-              </w:rPr>
-              <w:t>Sir Amaury vous envoie chercher une bouteille (3 min).</w:t>
-            </w:r>
-          </w:p>
-        </w:tc>
-      </w:tr>
-      <w:tr>
-        <w:tc>
-          <w:tcPr>
-            <w:tcW w:w="2200" w:type="dxa"/>
-            <w:tcMar>
-              <w:top w:w="80" w:type="dxa"/>
-              <w:bottom w:w="80" w:type="dxa"/>
-              <w:left w:w="120" w:type="dxa"/>
-              <w:right w:w="120" w:type="dxa"/>
-            </w:tcMar>
-          </w:tcPr>
-          <w:p>
-            <w:pPr>
-              <w:spacing w:before="20" w:after="20" w:line="260" w:lineRule="auto"/>
-            </w:pPr>
-            <w:r>
-              <w:rPr>
-                <w:sz w:val="22"/>
-                <w:szCs w:val="22"/>
-              </w:rPr>
-              <w:t>17h45</w:t>
-            </w:r>
-          </w:p>
-        </w:tc>
-        <w:tc>
-          <w:tcPr>
-            <w:tcW w:w="3500" w:type="dxa"/>
-            <w:tcMar>
-              <w:top w:w="80" w:type="dxa"/>
-              <w:bottom w:w="80" w:type="dxa"/>
-              <w:left w:w="120" w:type="dxa"/>
-              <w:right w:w="120" w:type="dxa"/>
-            </w:tcMar>
-          </w:tcPr>
-          <w:p>
-            <w:pPr>
-              <w:spacing w:before="20" w:after="20" w:line="260" w:lineRule="auto"/>
-            </w:pPr>
-            <w:r>
-              <w:rPr>
-                <w:sz w:val="22"/>
-                <w:szCs w:val="22"/>
-              </w:rPr>
-              <w:t>Bar/salon du bar</w:t>
-            </w:r>
-          </w:p>
-        </w:tc>
-        <w:tc>
-          <w:tcPr>
-            <w:tcW w:w="3660" w:type="dxa"/>
-            <w:tcMar>
-              <w:top w:w="80" w:type="dxa"/>
-              <w:bottom w:w="80" w:type="dxa"/>
-              <w:left w:w="120" w:type="dxa"/>
-              <w:right w:w="120" w:type="dxa"/>
-            </w:tcMar>
-          </w:tcPr>
-          <w:p>
-            <w:pPr>
-              <w:spacing w:before="20" w:after="20" w:line="260" w:lineRule="auto"/>
-            </w:pPr>
-            <w:r>
-              <w:rPr>
-                <w:sz w:val="22"/>
-                <w:szCs w:val="22"/>
-              </w:rPr>
-              <w:t>Vous revenez avec la bouteille.</w:t>
-            </w:r>
-          </w:p>
-        </w:tc>
-      </w:tr>
-      <w:tr>
-        <w:tc>
-          <w:tcPr>
-            <w:tcW w:w="2200" w:type="dxa"/>
-            <w:tcMar>
-              <w:top w:w="80" w:type="dxa"/>
-              <w:bottom w:w="80" w:type="dxa"/>
-              <w:left w:w="120" w:type="dxa"/>
-              <w:right w:w="120" w:type="dxa"/>
-            </w:tcMar>
-          </w:tcPr>
-          <w:p>
-            <w:pPr>
-              <w:spacing w:before="20" w:after="20" w:line="260" w:lineRule="auto"/>
-            </w:pPr>
-            <w:r>
-              <w:rPr>
-                <w:sz w:val="22"/>
-                <w:szCs w:val="22"/>
-              </w:rPr>
-              <w:t>17h45 – 18h00</w:t>
-            </w:r>
-          </w:p>
-        </w:tc>
-        <w:tc>
-          <w:tcPr>
-            <w:tcW w:w="3500" w:type="dxa"/>
-            <w:tcMar>
-              <w:top w:w="80" w:type="dxa"/>
-              <w:bottom w:w="80" w:type="dxa"/>
-              <w:left w:w="120" w:type="dxa"/>
-              <w:right w:w="120" w:type="dxa"/>
-            </w:tcMar>
-          </w:tcPr>
-          <w:p>
-            <w:pPr>
-              <w:spacing w:before="20" w:after="20" w:line="260" w:lineRule="auto"/>
-            </w:pPr>
-            <w:r>
-              <w:rPr>
-                <w:sz w:val="22"/>
-                <w:szCs w:val="22"/>
-              </w:rPr>
-              <w:t>Salon du bar</w:t>
-            </w:r>
-          </w:p>
-        </w:tc>
-        <w:tc>
-          <w:tcPr>
-            <w:tcW w:w="3660" w:type="dxa"/>
-            <w:tcMar>
-              <w:top w:w="80" w:type="dxa"/>
-              <w:bottom w:w="80" w:type="dxa"/>
-              <w:left w:w="120" w:type="dxa"/>
-              <w:right w:w="120" w:type="dxa"/>
-            </w:tcMar>
-          </w:tcPr>
-          <w:p>
-            <w:pPr>
-              <w:spacing w:before="20" w:after="20" w:line="260" w:lineRule="auto"/>
-            </w:pPr>
-            <w:r>
-              <w:rPr>
-                <w:sz w:val="22"/>
-                <w:szCs w:val="22"/>
-              </w:rPr>
-              <w:t>Mondanités. Cris de Lady Victoria à 17h58.</w:t>
-            </w:r>
-          </w:p>
-        </w:tc>
-      </w:tr>
-    </w:tbl>
-    <w:p>
-      <w:pPr>
-        <w:spacing w:after="120"/>
-        <w:jc w:val="center"/>
-      </w:pPr>
-      <w:r>
-        <w:rPr>
-          <w:color w:val="8D6E63"/>
-        </w:rPr>
-        <w:t>❦ ❦ ❦</w:t>
-      </w:r>
-    </w:p>
-    <w:p>
-      <w:pPr>
-        <w:sectPr>
-          <w:type w:val="nextPage"/>
-          <w:headerReference w:type="default" r:id="rIdHeader"/>
-          <w:footerReference w:type="default" r:id="rIdFooter"/>
-          <w:pgBorders w:offsetFrom="page">
-            <w:top w:val="thinThickSmallGap" w:sz="24" w:space="24" w:color="B8860B"/>
-            <w:left w:val="thinThickSmallGap" w:sz="24" w:space="24" w:color="B8860B"/>
-            <w:bottom w:val="thickThinSmallGap" w:sz="24" w:space="24" w:color="B8860B"/>
-            <w:right w:val="thickThinSmallGap" w:sz="24" w:space="24" w:color="B8860B"/>
-          </w:pgBorders>
-          <w:pgSz w:w="11906" w:h="16838"/>
-          <w:pgMar w:top="1700" w:right="1417" w:bottom="1700" w:left="1417" w:header="708" w:footer="708" w:gutter="0"/>
-          <w:cols w:space="708"/>
-          <w:docGrid w:linePitch="360"/>
-          <w:titlePg/>
-        </w:sectPr>
-      </w:pPr>
-    </w:p>
-    <w:p>
-      <w:pPr>
-        <w:spacing w:before="120" w:after="60"/>
-        <w:jc w:val="center"/>
-      </w:pPr>
-      <w:r>
-        <w:rPr>
           <w:color w:val="B8860B"/>
-          <w:sz w:val="28"/>
-          <w:rFonts w:ascii="Garamond" w:hAnsi="Garamond"/>
-        </w:rPr>
-        <w:t>❦ ⚜ ❦ ⚜ ❦</w:t>
-      </w:r>
-    </w:p>
-    <w:p>
-      <w:pPr>
-        <w:spacing w:after="120"/>
-        <w:jc w:val="center"/>
-      </w:pPr>
-      <w:r>
-        <w:rPr>
-          <w:color w:val="8D6E63"/>
-        </w:rPr>
-        <w:t>❦ ❦ ❦</w:t>
-      </w:r>
-    </w:p>
-    <w:p>
-      <w:pPr>
-        <w:spacing w:after="60"/>
-        <w:jc w:val="center"/>
-      </w:pPr>
-      <w:r>
-        <w:rPr>
-          <w:i/>
-          <w:iCs/>
-          <w:color w:val="6D4C41"/>
-        </w:rPr>
-        <w:t>FICHE PERSONNAGE</w:t>
-      </w:r>
-    </w:p>
-    <w:p>
-      <w:pPr>
-        <w:spacing w:before="60" w:after="60"/>
-        <w:jc w:val="center"/>
-      </w:pPr>
-      <w:r>
-        <w:rPr>
-          <w:b/>
-          <w:bCs/>
-          <w:color w:val="5D4037"/>
-          <w:sz w:val="36"/>
-          <w:szCs w:val="36"/>
-        </w:rPr>
-        <w:t>LADY VICTORIA CHEVESSAND</w:t>
-      </w:r>
-    </w:p>
-    <w:p>
-      <w:pPr>
-        <w:spacing w:after="200"/>
-        <w:jc w:val="center"/>
-      </w:pPr>
-      <w:r>
-        <w:rPr>
-          <w:i/>
-          <w:iCs/>
-          <w:color w:val="6D4C41"/>
-        </w:rPr>
-        <w:t>amie loyale de Chloé · mondaine · découvreuse du corps</w:t>
-      </w:r>
-    </w:p>
-    <w:p>
-      <w:pPr>
-        <w:spacing w:before="60" w:after="60" w:line="300" w:lineRule="auto"/>
-        <w:jc w:val="both"/>
-      </w:pPr>
-      <w:r>
-        <w:t>Le contexte. Samedi 6 juin 1925, anniversaire des 30 ans de Lady Chloé. Vous êtes invité au Domaine des Beuhaies. Lady Chloé est rentrée seule à 18h00 et trouve Lady Léa de Pavy morte dans la dépendance — empoisonnée à la digitaline vers 17h25. Le jeu. Lady Chloé enquête seule pendant 1 heure. Sir Amaury est MJ. Vos observations se livrent en conversation, librement. Vos secrets se gardent — il faut un levier pour qu’ils sortent.</w:t>
-      </w:r>
-    </w:p>
-    <w:p>
-      <w:pPr>
-        <w:spacing w:before="240" w:after="100"/>
-      </w:pPr>
-      <w:r>
-        <w:rPr>
-          <w:b/>
-          <w:bCs/>
-          <w:color w:val="5D4037"/>
-          <w:sz w:val="24"/>
-          <w:szCs w:val="24"/>
-        </w:rPr>
-        <w:t>❧  🎭 VOTRE CARACTÈRE  ❧</w:t>
-      </w:r>
-    </w:p>
-    <w:p>
-      <w:pPr>
-        <w:spacing w:before="60" w:after="60" w:line="300" w:lineRule="auto"/>
-        <w:jc w:val="both"/>
-      </w:pPr>
-      <w:r>
-        <w:t>Mondaine présente partout, mémoire sociale du salon. Vous adorez raconter, vous adorez observer. Vous parlez avec délectation. Aujourd’hui, vous êtes secouée d’avoir trouvé le corps de Léa — mais cela ne vous empêche pas de parler, au contraire.</w:t>
-      </w:r>
-    </w:p>
-    <w:p>
-      <w:pPr>
-        <w:spacing w:before="240" w:after="100"/>
-      </w:pPr>
-      <w:r>
-        <w:rPr>
-          <w:b/>
-          <w:bCs/>
-          <w:color w:val="5D4037"/>
-          <w:sz w:val="24"/>
-          <w:szCs w:val="24"/>
-        </w:rPr>
-        <w:t>❧  📜 VOTRE PHRASE DE PRÉSENTATION  ❧</w:t>
-      </w:r>
-    </w:p>
-    <w:p>
-      <w:pPr>
-        <w:spacing w:before="120" w:after="120" w:line="300" w:lineRule="auto"/>
-        <w:ind w:left="360" w:right="360"/>
-        <w:jc w:val="both"/>
-      </w:pPr>
-      <w:r>
-        <w:rPr>
-          <w:i/>
-          <w:iCs/>
-          <w:color w:val="6D4C41"/>
-        </w:rPr>
-        <w:t>« Lady Victoria Chevessand, amie de Chloé depuis l’école. C’est moi qui ai découvert le corps. »</w:t>
-      </w:r>
-    </w:p>
-    <w:p>
-      <w:pPr>
-        <w:spacing w:before="240" w:after="100"/>
-      </w:pPr>
-      <w:r>
-        <w:rPr>
-          <w:b/>
-          <w:bCs/>
-          <w:color w:val="5D4037"/>
-          <w:sz w:val="24"/>
-          <w:szCs w:val="24"/>
-        </w:rPr>
-        <w:t>❧  🔗 VOS LIENS  ❧</w:t>
-      </w:r>
-    </w:p>
-    <w:p>
-      <w:pPr>
-        <w:spacing w:before="60" w:after="60" w:line="300" w:lineRule="auto"/>
-        <w:jc w:val="both"/>
-      </w:pPr>
-      <w:r>
-        <w:t xml:space="preserve">💞 </w:t>
-      </w:r>
-      <w:r>
-        <w:rPr>
-          <w:b/>
-          <w:bCs/>
-        </w:rPr>
-        <w:t>Lady Chloé</w:t>
-      </w:r>
-      <w:r>
-        <w:t xml:space="preserve"> — amie loyale depuis l’école.</w:t>
-      </w:r>
-    </w:p>
-    <w:p>
-      <w:pPr>
-        <w:spacing w:before="60" w:after="60" w:line="300" w:lineRule="auto"/>
-        <w:jc w:val="both"/>
-      </w:pPr>
-      <w:r>
-        <w:t xml:space="preserve">📚 </w:t>
-      </w:r>
-      <w:r>
-        <w:rPr>
-          <w:b/>
-          <w:bCs/>
-        </w:rPr>
-        <w:t>Tous les convives</w:t>
-      </w:r>
-      <w:r>
-        <w:t xml:space="preserve"> — vous avez un ragot sur chacun, à servir à la demande.</w:t>
-      </w:r>
-    </w:p>
-    <w:p>
-      <w:pPr>
-        <w:spacing w:before="60" w:after="60" w:line="300" w:lineRule="auto"/>
-        <w:jc w:val="both"/>
-      </w:pPr>
-      <w:r>
-        <w:t xml:space="preserve">🕯️ </w:t>
-      </w:r>
-      <w:r>
-        <w:rPr>
-          <w:b/>
-          <w:bCs/>
-        </w:rPr>
-        <w:t>Lady Léa de Pavy</w:t>
-      </w:r>
-      <w:r>
-        <w:t xml:space="preserve"> — connaissance mondaine, vous avez découvert son corps.</w:t>
-      </w:r>
-    </w:p>
-    <w:p>
-      <w:pPr>
-        <w:spacing w:before="240" w:after="100"/>
-      </w:pPr>
-      <w:r>
-        <w:rPr>
-          <w:b/>
-          <w:bCs/>
-          <w:color w:val="5D4037"/>
-          <w:sz w:val="24"/>
-          <w:szCs w:val="24"/>
-        </w:rPr>
-        <w:t>❧  💬 COMMENT JOUER  ❧</w:t>
-      </w:r>
-    </w:p>
-    <w:p>
-      <w:pPr>
-        <w:spacing w:before="60" w:after="60" w:line="300" w:lineRule="auto"/>
-        <w:jc w:val="both"/>
-      </w:pPr>
-      <w:r>
-        <w:rPr>
-          <w:b/>
-          <w:bCs/>
-        </w:rPr>
-        <w:t>Vous parlez avec délectation, très riche en observations.</w:t>
-      </w:r>
-      <w:r>
-        <w:t xml:space="preserve"> Vous n’avez aucun secret compromettant. Vous livrez ce que vous savez librement, mais certains témoignages clefs sont gardés pour des moments précis. </w:t>
-      </w:r>
-      <w:r>
-        <w:rPr>
-          <w:b/>
-          <w:bCs/>
-        </w:rPr>
-        <w:t>Vous ne soufflez pas de pistes à Chloé</w:t>
-      </w:r>
-      <w:r>
-        <w:t xml:space="preserve"> — c’est Sir Amaury, son mari et le MJ, qui le fait.</w:t>
-      </w:r>
-    </w:p>
-    <w:p>
-      <w:pPr>
-        <w:spacing w:before="240" w:after="100"/>
-      </w:pPr>
-      <w:r>
-        <w:rPr>
-          <w:b/>
-          <w:bCs/>
-          <w:color w:val="5D4037"/>
-          <w:sz w:val="24"/>
-          <w:szCs w:val="24"/>
-        </w:rPr>
-        <w:t>❧  VOTRE IDENTITÉ  ❧</w:t>
-      </w:r>
-    </w:p>
-    <w:p>
-      <w:pPr>
-        <w:spacing w:before="60" w:after="60" w:line="300" w:lineRule="auto"/>
-        <w:jc w:val="both"/>
-      </w:pPr>
-      <w:r>
-        <w:t>Amie loyale de Lady Chloé. Mondaine, présente partout. Mémoire mondaine du salon. C’est vous qui avez découvert le corps à 17h57. Aucun secret compromettant.</w:t>
-      </w:r>
-    </w:p>
-    <w:p>
-      <w:pPr>
-        <w:spacing w:before="240" w:after="100"/>
-      </w:pPr>
-      <w:r>
-        <w:rPr>
-          <w:b/>
-          <w:bCs/>
-          <w:color w:val="5D4037"/>
-          <w:sz w:val="24"/>
-          <w:szCs w:val="24"/>
-        </w:rPr>
-        <w:t>❧  MES TÉMOIGNAGES PRIORITAIRES  ❧</w:t>
-      </w:r>
-    </w:p>
-    <w:p>
-      <w:pPr>
-        <w:spacing w:before="60" w:after="60" w:line="300" w:lineRule="auto"/>
-        <w:jc w:val="both"/>
-      </w:pPr>
-      <w:r>
-        <w:t>Vos témoignages clefs, à livrer au bon moment :</w:t>
-      </w:r>
-    </w:p>
-    <w:p>
-      <w:pPr>
-        <w:spacing w:before="60" w:after="60" w:line="300" w:lineRule="auto"/>
-        <w:ind w:left="360"/>
-        <w:jc w:val="both"/>
-      </w:pPr>
-      <w:r>
-        <w:rPr>
-          <w:b/>
-          <w:bCs/>
-        </w:rPr>
-        <w:t>Acte I</w:t>
-      </w:r>
-      <w:r>
-        <w:t xml:space="preserve"> — La découverte du corps + Marie et Léa s’embrassant au potager à 16h50.</w:t>
-      </w:r>
-    </w:p>
-    <w:p>
-      <w:pPr>
-        <w:spacing w:before="60" w:after="60" w:line="300" w:lineRule="auto"/>
-        <w:ind w:left="360"/>
-        <w:jc w:val="both"/>
-      </w:pPr>
-      <w:r>
-        <w:rPr>
-          <w:b/>
-          <w:bCs/>
-        </w:rPr>
-        <w:t>Acte II/III</w:t>
-      </w:r>
-      <w:r>
-        <w:t xml:space="preserve"> — Léa glissant un billet à Amandinette à 16h05.</w:t>
-      </w:r>
-    </w:p>
-    <w:p>
-      <w:pPr>
-        <w:spacing w:before="60" w:after="60" w:line="300" w:lineRule="auto"/>
-        <w:ind w:left="360"/>
-        <w:jc w:val="both"/>
-      </w:pPr>
-      <w:r>
-        <w:rPr>
-          <w:b/>
-          <w:bCs/>
-        </w:rPr>
-        <w:t>Acte IV</w:t>
-      </w:r>
-      <w:r>
-        <w:t xml:space="preserve"> — Alicia entrant au bar juste après vos cris à 17h58 (CRITIQUE).</w:t>
-      </w:r>
-    </w:p>
-    <w:p>
-      <w:pPr>
-        <w:spacing w:before="240" w:after="100"/>
-      </w:pPr>
-      <w:r>
-        <w:rPr>
-          <w:b/>
-          <w:bCs/>
-          <w:color w:val="5D4037"/>
-          <w:sz w:val="24"/>
-          <w:szCs w:val="24"/>
-        </w:rPr>
-        <w:t>❧  CE QUE VOUS DITES — DISTRIBUÉ PAR ACTES  ❧</w:t>
-      </w:r>
-    </w:p>
-    <w:p>
-      <w:pPr>
-        <w:spacing w:before="60" w:after="60" w:line="300" w:lineRule="auto"/>
-        <w:jc w:val="both"/>
-      </w:pPr>
-      <w:r>
-        <w:rPr>
-          <w:b/>
-          <w:bCs/>
-        </w:rPr>
-        <w:t>ACTE I — La découverte du corps</w:t>
-      </w:r>
-      <w:r>
-        <w:t xml:space="preserve"> : « Je suis allée chercher Léa vers 17h55. La porte de la dépendance était fermée à clef. J’ai regardé par la fenêtre du nord. Elle était à terre, immobile. Je suis revenue en hurlant. »</w:t>
-      </w:r>
-    </w:p>
-    <w:p>
-      <w:pPr>
-        <w:spacing w:before="60" w:after="60" w:line="300" w:lineRule="auto"/>
-        <w:jc w:val="both"/>
-      </w:pPr>
-      <w:r>
-        <w:rPr>
-          <w:b/>
-          <w:bCs/>
-        </w:rPr>
-        <w:t>ACTE I — Marie et Léa au potager (16h50)</w:t>
-      </w:r>
-      <w:r>
-        <w:t xml:space="preserve"> : « Vers 16h50, je me promenais. J’ai vu Marie et Léa s’embrasser dans le potager. Je suis restée pétrifiée derrière les arbres. Je n’en avais parlé à personne. »</w:t>
-      </w:r>
-    </w:p>
-    <w:p>
-      <w:pPr>
-        <w:spacing w:before="60" w:after="60" w:line="300" w:lineRule="auto"/>
-        <w:jc w:val="both"/>
-      </w:pPr>
-      <w:r>
-        <w:rPr>
-          <w:b/>
-          <w:bCs/>
-        </w:rPr>
-        <w:t>ACTE II ou III — Le billet à Amandinette à 16h05.</w:t>
-      </w:r>
-      <w:r>
-        <w:t xml:space="preserve"> Si Chloé interroge sur les déplacements de Léa : « Dans le hall vers 16h05, j’ai vu Léa glisser un petit billet à la Duchesse Amandinette. Geste furtif. Amandinette l’a fourré dans son réticule. »</w:t>
-      </w:r>
-    </w:p>
-    <w:p>
-      <w:pPr>
-        <w:spacing w:before="60" w:after="60" w:line="300" w:lineRule="auto"/>
-        <w:jc w:val="both"/>
-      </w:pPr>
-      <w:r>
-        <w:rPr>
-          <w:b/>
-          <w:bCs/>
-        </w:rPr>
-        <w:t>ACTE IV — Alicia file au bar à 17h58 (CRITIQUE).</w:t>
-      </w:r>
-      <w:r>
-        <w:t xml:space="preserve"> Quand Chloé veut entrer dans la dépendance et trouve le tiroir vide : « Maintenant que vous me posez la question, ma chère… j’ai vu Lady Alicia entrer au bar juste après mes cris. J’avais pensé qu’elle cherchait des sels. »</w:t>
-      </w:r>
-    </w:p>
-    <w:p>
-      <w:pPr>
-        <w:spacing w:before="240" w:after="100"/>
-      </w:pPr>
-      <w:r>
-        <w:rPr>
-          <w:b/>
-          <w:bCs/>
-          <w:color w:val="5D4037"/>
-          <w:sz w:val="24"/>
-          <w:szCs w:val="24"/>
-        </w:rPr>
-        <w:t>❧  VOS ANECDOTES MONDAINES  ❧</w:t>
-      </w:r>
-    </w:p>
-    <w:p>
-      <w:pPr>
-        <w:spacing w:before="60" w:after="60" w:line="300" w:lineRule="auto"/>
-        <w:jc w:val="both"/>
-      </w:pPr>
-      <w:r>
-        <w:t>Sur chaque convive, vous avez un petit ragot. Servez-les avec délectation quand Chloé interroge sur l’un ou l’autre :</w:t>
-      </w:r>
-    </w:p>
-    <w:p>
-      <w:pPr>
-        <w:spacing w:before="60" w:after="60" w:line="300" w:lineRule="auto"/>
-        <w:ind w:left="360"/>
-        <w:jc w:val="both"/>
-      </w:pPr>
-      <w:r>
-        <w:rPr>
-          <w:b/>
-          <w:bCs/>
-        </w:rPr>
-        <w:t>Sur Lady Amandinette</w:t>
-      </w:r>
-      <w:r>
-        <w:t xml:space="preserve"> : « Étrange que personne ne connaisse les Parisette de la branche d’Amandinette. J’ai cherché dans les chroniques, je n’ai jamais retrouvé sa famille mentionnée. »</w:t>
-      </w:r>
-    </w:p>
-    <w:p>
-      <w:pPr>
-        <w:spacing w:before="60" w:after="60" w:line="300" w:lineRule="auto"/>
-        <w:ind w:left="360"/>
-        <w:jc w:val="both"/>
-      </w:pPr>
-      <w:r>
-        <w:rPr>
-          <w:b/>
-          <w:bCs/>
-        </w:rPr>
-        <w:t>Sur Duc Théodorette</w:t>
-      </w:r>
-      <w:r>
-        <w:t xml:space="preserve"> : « Théodorette s’est terriblement assombri ces trois derniers mois. Vienne, paraît-il. »</w:t>
-      </w:r>
-    </w:p>
-    <w:p>
-      <w:pPr>
-        <w:spacing w:before="60" w:after="60" w:line="300" w:lineRule="auto"/>
-        <w:ind w:left="360"/>
-        <w:jc w:val="both"/>
-      </w:pPr>
-      <w:r>
-        <w:rPr>
-          <w:b/>
-          <w:bCs/>
-        </w:rPr>
-        <w:t>Sur Lord Louis-Marc</w:t>
-      </w:r>
-      <w:r>
-        <w:t xml:space="preserve"> : « Sa main tremble depuis quelques mois. Pas la main du chirurgien — la main de l’homme. »</w:t>
-      </w:r>
-    </w:p>
-    <w:p>
-      <w:pPr>
-        <w:spacing w:before="60" w:after="60" w:line="300" w:lineRule="auto"/>
-        <w:ind w:left="360"/>
-        <w:jc w:val="both"/>
-      </w:pPr>
-      <w:r>
-        <w:rPr>
-          <w:b/>
-          <w:bCs/>
-        </w:rPr>
-        <w:t>Sur Lady Marie</w:t>
-      </w:r>
-      <w:r>
-        <w:t xml:space="preserve"> : « Marie joue mieux du piano qu’elle ne sourit. Comme une femme qui pense à quelqu’un qui n’est pas son mari. »</w:t>
-      </w:r>
-    </w:p>
-    <w:p>
-      <w:pPr>
-        <w:spacing w:before="60" w:after="60" w:line="300" w:lineRule="auto"/>
-        <w:ind w:left="360"/>
-        <w:jc w:val="both"/>
-      </w:pPr>
-      <w:r>
-        <w:rPr>
-          <w:b/>
-          <w:bCs/>
-        </w:rPr>
-        <w:t>Sur Lord Gautier</w:t>
-      </w:r>
-      <w:r>
-        <w:t xml:space="preserve"> : « On murmure qu’il vend à perte. Il a refusé deux invitations en juin. »</w:t>
-      </w:r>
-    </w:p>
-    <w:p>
-      <w:pPr>
-        <w:spacing w:before="60" w:after="60" w:line="300" w:lineRule="auto"/>
-        <w:ind w:left="360"/>
-        <w:jc w:val="both"/>
-      </w:pPr>
-      <w:r>
-        <w:rPr>
-          <w:b/>
-          <w:bCs/>
-        </w:rPr>
-        <w:t>Sur Lady Alicia</w:t>
-      </w:r>
-      <w:r>
-        <w:t xml:space="preserve"> : « Il paraît qu’elle a passé deux semaines à la campagne au mois d’avril, en visite chez une cousine. Sauf que sa cousine est morte l’an dernier. »</w:t>
-      </w:r>
-    </w:p>
-    <w:p>
-      <w:pPr>
-        <w:spacing w:before="60" w:after="60" w:line="300" w:lineRule="auto"/>
-        <w:ind w:left="360"/>
-        <w:jc w:val="both"/>
-      </w:pPr>
-      <w:r>
-        <w:rPr>
-          <w:b/>
-          <w:bCs/>
-        </w:rPr>
-        <w:t>Sur Lord Nicolas</w:t>
-      </w:r>
-      <w:r>
-        <w:t xml:space="preserve"> : « On ne crie pas sur Léa pour des raisons de famille — on crie pour des raisons de cœur. »</w:t>
-      </w:r>
-    </w:p>
-    <w:p>
-      <w:pPr>
-        <w:spacing w:before="60" w:after="60" w:line="300" w:lineRule="auto"/>
-        <w:ind w:left="360"/>
-        <w:jc w:val="both"/>
-      </w:pPr>
-      <w:r>
-        <w:rPr>
-          <w:b/>
-          <w:bCs/>
-        </w:rPr>
-        <w:t>Sur Lady Boulet de Myrtilles</w:t>
-      </w:r>
-      <w:r>
-        <w:t xml:space="preserve"> : « Elle lit les annuaires comme d’autres lisent les romans. Mémoire prodigieuse. Vous lui demanderez ce qu’il y a vraiment dans la branche de la Duchesse. »</w:t>
-      </w:r>
-    </w:p>
-    <w:p>
-      <w:pPr>
-        <w:spacing w:before="60" w:after="60" w:line="300" w:lineRule="auto"/>
-        <w:ind w:left="360"/>
-        <w:jc w:val="both"/>
-      </w:pPr>
-      <w:r>
-        <w:rPr>
-          <w:b/>
-          <w:bCs/>
-        </w:rPr>
-        <w:t>Sur Lady Romanette</w:t>
-      </w:r>
-      <w:r>
-        <w:t xml:space="preserve"> : « Elle a beaucoup ri ces derniers temps. Comme une jeune fille avant un grand jour. »</w:t>
-      </w:r>
-    </w:p>
-    <w:p>
-      <w:pPr>
-        <w:spacing w:before="60" w:after="60" w:line="300" w:lineRule="auto"/>
-        <w:ind w:left="360"/>
-        <w:jc w:val="both"/>
-      </w:pPr>
-      <w:r>
-        <w:rPr>
-          <w:b/>
-          <w:bCs/>
-        </w:rPr>
-        <w:t>Sur Sir Tatoine</w:t>
-      </w:r>
-      <w:r>
-        <w:t xml:space="preserve"> : « Clochette le mène là où elle veut, et il croit la guider. »</w:t>
-      </w:r>
-    </w:p>
-    <w:p>
-      <w:pPr>
-        <w:spacing w:before="60" w:after="60" w:line="300" w:lineRule="auto"/>
-        <w:ind w:left="360"/>
-        <w:jc w:val="both"/>
-      </w:pPr>
-      <w:r>
-        <w:rPr>
-          <w:b/>
-          <w:bCs/>
-        </w:rPr>
-        <w:t>Sur Lady Cloé Fischer</w:t>
-      </w:r>
-      <w:r>
-        <w:t xml:space="preserve"> : « Elle rit fort. Trop fort. Quand une femme rit ainsi, c’est qu’elle veut couvrir un autre bruit. »</w:t>
-      </w:r>
-    </w:p>
-    <w:p>
-      <w:pPr>
-        <w:spacing w:before="60" w:after="60" w:line="300" w:lineRule="auto"/>
-        <w:ind w:left="360"/>
-        <w:jc w:val="both"/>
-      </w:pPr>
-      <w:r>
-        <w:rPr>
-          <w:b/>
-          <w:bCs/>
-        </w:rPr>
-        <w:t>Sur Lady Léa</w:t>
-      </w:r>
-      <w:r>
-        <w:t xml:space="preserve"> : « Elle savait tout sur tout le monde. C’était son art. C’était sa cruauté. »</w:t>
-      </w:r>
-    </w:p>
-    <w:p>
-      <w:pPr>
-        <w:spacing w:before="240" w:after="100"/>
-      </w:pPr>
-      <w:r>
-        <w:rPr>
-          <w:b/>
-          <w:bCs/>
-          <w:color w:val="5D4037"/>
-          <w:sz w:val="24"/>
-          <w:szCs w:val="24"/>
-        </w:rPr>
-        <w:t>❧  VOTRE CHRONOLOGIE  ❧</w:t>
-      </w:r>
-    </w:p>
-    <w:tbl>
-      <w:tblPr>
-        <w:tblW w:w="9360" w:type="dxa"/>
-        <w:tblBorders>
-          <w:top w:val="single" w:sz="4" w:space="0" w:color="D7CCC8"/>
-          <w:left w:val="single" w:sz="4" w:space="0" w:color="D7CCC8"/>
-          <w:bottom w:val="single" w:sz="4" w:space="0" w:color="D7CCC8"/>
-          <w:right w:val="single" w:sz="4" w:space="0" w:color="D7CCC8"/>
-          <w:insideH w:val="single" w:sz="4" w:space="0" w:color="D7CCC8"/>
-          <w:insideV w:val="single" w:sz="4" w:space="0" w:color="D7CCC8"/>
-        </w:tblBorders>
-        <w:tblLook w:val="04A0"/>
-      </w:tblPr>
-      <w:tblGrid>
-        <w:gridCol w:w="2200"/>
-        <w:gridCol w:w="3500"/>
-        <w:gridCol w:w="3660"/>
-      </w:tblGrid>
-      <w:tr>
-        <w:trPr>
-          <w:tblHeader/>
-        </w:trPr>
-        <w:tc>
-          <w:tcPr>
-            <w:tcW w:w="2200" w:type="dxa"/>
-            <w:shd w:val="clear" w:color="auto" w:fill="EFEBE9"/>
-            <w:tcMar>
-              <w:top w:w="80" w:type="dxa"/>
-              <w:bottom w:w="80" w:type="dxa"/>
-              <w:left w:w="120" w:type="dxa"/>
-              <w:right w:w="120" w:type="dxa"/>
-            </w:tcMar>
-          </w:tcPr>
-          <w:p>
-            <w:pPr>
-              <w:spacing w:before="20" w:after="20" w:line="260" w:lineRule="auto"/>
-            </w:pPr>
-            <w:r>
-              <w:rPr>
-                <w:b/>
-                <w:bCs/>
-                <w:color w:val="5D4037"/>
-              </w:rPr>
-              <w:t>Heure</w:t>
-            </w:r>
-          </w:p>
-        </w:tc>
-        <w:tc>
-          <w:tcPr>
-            <w:tcW w:w="3500" w:type="dxa"/>
-            <w:shd w:val="clear" w:color="auto" w:fill="EFEBE9"/>
-            <w:tcMar>
-              <w:top w:w="80" w:type="dxa"/>
-              <w:bottom w:w="80" w:type="dxa"/>
-              <w:left w:w="120" w:type="dxa"/>
-              <w:right w:w="120" w:type="dxa"/>
-            </w:tcMar>
-          </w:tcPr>
-          <w:p>
-            <w:pPr>
-              <w:spacing w:before="20" w:after="20" w:line="260" w:lineRule="auto"/>
-            </w:pPr>
-            <w:r>
-              <w:rPr>
-                <w:b/>
-                <w:bCs/>
-                <w:color w:val="5D4037"/>
-              </w:rPr>
-              <w:t>Lieu</w:t>
-            </w:r>
-          </w:p>
-        </w:tc>
-        <w:tc>
-          <w:tcPr>
-            <w:tcW w:w="3660" w:type="dxa"/>
-            <w:shd w:val="clear" w:color="auto" w:fill="EFEBE9"/>
-            <w:tcMar>
-              <w:top w:w="80" w:type="dxa"/>
-              <w:bottom w:w="80" w:type="dxa"/>
-              <w:left w:w="120" w:type="dxa"/>
-              <w:right w:w="120" w:type="dxa"/>
-            </w:tcMar>
-          </w:tcPr>
-          <w:p>
-            <w:pPr>
-              <w:spacing w:before="20" w:after="20" w:line="260" w:lineRule="auto"/>
-            </w:pPr>
-            <w:r>
-              <w:rPr>
-                <w:b/>
-                <w:bCs/>
-                <w:color w:val="5D4037"/>
-              </w:rPr>
-              <w:t>Événement</w:t>
-            </w:r>
-          </w:p>
-        </w:tc>
-      </w:tr>
-      <w:tr>
-        <w:tc>
-          <w:tcPr>
-            <w:tcW w:w="2200" w:type="dxa"/>
-            <w:tcMar>
-              <w:top w:w="80" w:type="dxa"/>
-              <w:bottom w:w="80" w:type="dxa"/>
-              <w:left w:w="120" w:type="dxa"/>
-              <w:right w:w="120" w:type="dxa"/>
-            </w:tcMar>
-          </w:tcPr>
-          <w:p>
-            <w:pPr>
-              <w:spacing w:before="20" w:after="20" w:line="260" w:lineRule="auto"/>
-            </w:pPr>
-            <w:r>
-              <w:rPr>
-                <w:sz w:val="22"/>
-                <w:szCs w:val="22"/>
-              </w:rPr>
-              <w:t>15h45 – 16h05</w:t>
-            </w:r>
-          </w:p>
-        </w:tc>
-        <w:tc>
-          <w:tcPr>
-            <w:tcW w:w="3500" w:type="dxa"/>
-            <w:tcMar>
-              <w:top w:w="80" w:type="dxa"/>
-              <w:bottom w:w="80" w:type="dxa"/>
-              <w:left w:w="120" w:type="dxa"/>
-              <w:right w:w="120" w:type="dxa"/>
-            </w:tcMar>
-          </w:tcPr>
-          <w:p>
-            <w:pPr>
-              <w:spacing w:before="20" w:after="20" w:line="260" w:lineRule="auto"/>
-            </w:pPr>
-            <w:r>
-              <w:rPr>
-                <w:sz w:val="22"/>
-                <w:szCs w:val="22"/>
-              </w:rPr>
-              <w:t>Hall/bar</w:t>
-            </w:r>
-          </w:p>
-        </w:tc>
-        <w:tc>
-          <w:tcPr>
-            <w:tcW w:w="3660" w:type="dxa"/>
-            <w:tcMar>
-              <w:top w:w="80" w:type="dxa"/>
-              <w:bottom w:w="80" w:type="dxa"/>
-              <w:left w:w="120" w:type="dxa"/>
-              <w:right w:w="120" w:type="dxa"/>
-            </w:tcMar>
-          </w:tcPr>
-          <w:p>
-            <w:pPr>
-              <w:spacing w:before="20" w:after="20" w:line="260" w:lineRule="auto"/>
-            </w:pPr>
-            <w:r>
-              <w:rPr>
-                <w:sz w:val="22"/>
-                <w:szCs w:val="22"/>
-              </w:rPr>
-              <w:t>Mondanités. Vous voyez Léa glisser un billet à Amandinette à 16h05.</w:t>
-            </w:r>
-          </w:p>
-        </w:tc>
-      </w:tr>
-      <w:tr>
-        <w:tc>
-          <w:tcPr>
-            <w:tcW w:w="2200" w:type="dxa"/>
-            <w:tcMar>
-              <w:top w:w="80" w:type="dxa"/>
-              <w:bottom w:w="80" w:type="dxa"/>
-              <w:left w:w="120" w:type="dxa"/>
-              <w:right w:w="120" w:type="dxa"/>
-            </w:tcMar>
-          </w:tcPr>
-          <w:p>
-            <w:pPr>
-              <w:spacing w:before="20" w:after="20" w:line="260" w:lineRule="auto"/>
-            </w:pPr>
-            <w:r>
-              <w:rPr>
-                <w:sz w:val="22"/>
-                <w:szCs w:val="22"/>
-              </w:rPr>
-              <w:t>16h05 – 16h45</w:t>
-            </w:r>
-          </w:p>
-        </w:tc>
-        <w:tc>
-          <w:tcPr>
-            <w:tcW w:w="3500" w:type="dxa"/>
-            <w:tcMar>
-              <w:top w:w="80" w:type="dxa"/>
-              <w:bottom w:w="80" w:type="dxa"/>
-              <w:left w:w="120" w:type="dxa"/>
-              <w:right w:w="120" w:type="dxa"/>
-            </w:tcMar>
-          </w:tcPr>
-          <w:p>
-            <w:pPr>
-              <w:spacing w:before="20" w:after="20" w:line="260" w:lineRule="auto"/>
-            </w:pPr>
-            <w:r>
-              <w:rPr>
-                <w:sz w:val="22"/>
-                <w:szCs w:val="22"/>
-              </w:rPr>
-              <w:t>Bar/salon du bar</w:t>
-            </w:r>
-          </w:p>
-        </w:tc>
-        <w:tc>
-          <w:tcPr>
-            <w:tcW w:w="3660" w:type="dxa"/>
-            <w:tcMar>
-              <w:top w:w="80" w:type="dxa"/>
-              <w:bottom w:w="80" w:type="dxa"/>
-              <w:left w:w="120" w:type="dxa"/>
-              <w:right w:w="120" w:type="dxa"/>
-            </w:tcMar>
-          </w:tcPr>
-          <w:p>
-            <w:pPr>
-              <w:spacing w:before="20" w:after="20" w:line="260" w:lineRule="auto"/>
-            </w:pPr>
-            <w:r>
-              <w:rPr>
-                <w:sz w:val="22"/>
-                <w:szCs w:val="22"/>
-              </w:rPr>
-              <w:t>Mondanités.</w:t>
-            </w:r>
-          </w:p>
-        </w:tc>
-      </w:tr>
-      <w:tr>
-        <w:tc>
-          <w:tcPr>
-            <w:tcW w:w="2200" w:type="dxa"/>
-            <w:tcMar>
-              <w:top w:w="80" w:type="dxa"/>
-              <w:bottom w:w="80" w:type="dxa"/>
-              <w:left w:w="120" w:type="dxa"/>
-              <w:right w:w="120" w:type="dxa"/>
-            </w:tcMar>
-          </w:tcPr>
-          <w:p>
-            <w:pPr>
-              <w:spacing w:before="20" w:after="20" w:line="260" w:lineRule="auto"/>
-            </w:pPr>
-            <w:r>
-              <w:rPr>
-                <w:sz w:val="22"/>
-                <w:szCs w:val="22"/>
-              </w:rPr>
-              <w:t>16h45</w:t>
-            </w:r>
-          </w:p>
-        </w:tc>
-        <w:tc>
-          <w:tcPr>
-            <w:tcW w:w="3500" w:type="dxa"/>
-            <w:tcMar>
-              <w:top w:w="80" w:type="dxa"/>
-              <w:bottom w:w="80" w:type="dxa"/>
-              <w:left w:w="120" w:type="dxa"/>
-              <w:right w:w="120" w:type="dxa"/>
-            </w:tcMar>
-          </w:tcPr>
-          <w:p>
-            <w:pPr>
-              <w:spacing w:before="20" w:after="20" w:line="260" w:lineRule="auto"/>
-            </w:pPr>
-            <w:r>
-              <w:rPr>
-                <w:sz w:val="22"/>
-                <w:szCs w:val="22"/>
-              </w:rPr>
-              <w:t>Salon du bar</w:t>
-            </w:r>
-          </w:p>
-        </w:tc>
-        <w:tc>
-          <w:tcPr>
-            <w:tcW w:w="3660" w:type="dxa"/>
-            <w:tcMar>
-              <w:top w:w="80" w:type="dxa"/>
-              <w:bottom w:w="80" w:type="dxa"/>
-              <w:left w:w="120" w:type="dxa"/>
-              <w:right w:w="120" w:type="dxa"/>
-            </w:tcMar>
-          </w:tcPr>
-          <w:p>
-            <w:pPr>
-              <w:spacing w:before="20" w:after="20" w:line="260" w:lineRule="auto"/>
-            </w:pPr>
-            <w:r>
-              <w:rPr>
-                <w:sz w:val="22"/>
-                <w:szCs w:val="22"/>
-              </w:rPr>
-              <w:t>Toast.</w:t>
-            </w:r>
-          </w:p>
-        </w:tc>
-      </w:tr>
-      <w:tr>
-        <w:tc>
-          <w:tcPr>
-            <w:tcW w:w="2200" w:type="dxa"/>
-            <w:tcMar>
-              <w:top w:w="80" w:type="dxa"/>
-              <w:bottom w:w="80" w:type="dxa"/>
-              <w:left w:w="120" w:type="dxa"/>
-              <w:right w:w="120" w:type="dxa"/>
-            </w:tcMar>
-          </w:tcPr>
-          <w:p>
-            <w:pPr>
-              <w:spacing w:before="20" w:after="20" w:line="260" w:lineRule="auto"/>
-            </w:pPr>
-            <w:r>
-              <w:rPr>
-                <w:sz w:val="22"/>
-                <w:szCs w:val="22"/>
-              </w:rPr>
-              <w:t>16h50</w:t>
-            </w:r>
-          </w:p>
-        </w:tc>
-        <w:tc>
-          <w:tcPr>
-            <w:tcW w:w="3500" w:type="dxa"/>
-            <w:tcMar>
-              <w:top w:w="80" w:type="dxa"/>
-              <w:bottom w:w="80" w:type="dxa"/>
-              <w:left w:w="120" w:type="dxa"/>
-              <w:right w:w="120" w:type="dxa"/>
-            </w:tcMar>
-          </w:tcPr>
-          <w:p>
-            <w:pPr>
-              <w:spacing w:before="20" w:after="20" w:line="260" w:lineRule="auto"/>
-            </w:pPr>
-            <w:r>
-              <w:rPr>
-                <w:sz w:val="22"/>
-                <w:szCs w:val="22"/>
-              </w:rPr>
-              <w:t>Côté nord du jardin</w:t>
-            </w:r>
-          </w:p>
-        </w:tc>
-        <w:tc>
-          <w:tcPr>
-            <w:tcW w:w="3660" w:type="dxa"/>
-            <w:tcMar>
-              <w:top w:w="80" w:type="dxa"/>
-              <w:bottom w:w="80" w:type="dxa"/>
-              <w:left w:w="120" w:type="dxa"/>
-              <w:right w:w="120" w:type="dxa"/>
-            </w:tcMar>
-          </w:tcPr>
-          <w:p>
-            <w:pPr>
-              <w:spacing w:before="20" w:after="20" w:line="260" w:lineRule="auto"/>
-            </w:pPr>
-            <w:r>
-              <w:rPr>
-                <w:sz w:val="22"/>
-                <w:szCs w:val="22"/>
-              </w:rPr>
-              <w:t>Vous voyez Marie et Léa s’embrasser au potager.</w:t>
-            </w:r>
-          </w:p>
-        </w:tc>
-      </w:tr>
-      <w:tr>
-        <w:tc>
-          <w:tcPr>
-            <w:tcW w:w="2200" w:type="dxa"/>
-            <w:tcMar>
-              <w:top w:w="80" w:type="dxa"/>
-              <w:bottom w:w="80" w:type="dxa"/>
-              <w:left w:w="120" w:type="dxa"/>
-              <w:right w:w="120" w:type="dxa"/>
-            </w:tcMar>
-          </w:tcPr>
-          <w:p>
-            <w:pPr>
-              <w:spacing w:before="20" w:after="20" w:line="260" w:lineRule="auto"/>
-            </w:pPr>
-            <w:r>
-              <w:rPr>
-                <w:sz w:val="22"/>
-                <w:szCs w:val="22"/>
-              </w:rPr>
-              <w:t>17h00 – 17h45</w:t>
-            </w:r>
-          </w:p>
-        </w:tc>
-        <w:tc>
-          <w:tcPr>
-            <w:tcW w:w="3500" w:type="dxa"/>
-            <w:tcMar>
-              <w:top w:w="80" w:type="dxa"/>
-              <w:bottom w:w="80" w:type="dxa"/>
-              <w:left w:w="120" w:type="dxa"/>
-              <w:right w:w="120" w:type="dxa"/>
-            </w:tcMar>
-          </w:tcPr>
-          <w:p>
-            <w:pPr>
-              <w:spacing w:before="20" w:after="20" w:line="260" w:lineRule="auto"/>
-            </w:pPr>
-            <w:r>
-              <w:rPr>
-                <w:sz w:val="22"/>
-                <w:szCs w:val="22"/>
-              </w:rPr>
-              <w:t>Salon du bar principalement</w:t>
-            </w:r>
-          </w:p>
-        </w:tc>
-        <w:tc>
-          <w:tcPr>
-            <w:tcW w:w="3660" w:type="dxa"/>
-            <w:tcMar>
-              <w:top w:w="80" w:type="dxa"/>
-              <w:bottom w:w="80" w:type="dxa"/>
-              <w:left w:w="120" w:type="dxa"/>
-              <w:right w:w="120" w:type="dxa"/>
-            </w:tcMar>
-          </w:tcPr>
-          <w:p>
-            <w:pPr>
-              <w:spacing w:before="20" w:after="20" w:line="260" w:lineRule="auto"/>
-            </w:pPr>
-            <w:r>
-              <w:rPr>
-                <w:sz w:val="22"/>
-                <w:szCs w:val="22"/>
-              </w:rPr>
-              <w:t>Mondanités.</w:t>
-            </w:r>
-          </w:p>
-        </w:tc>
-      </w:tr>
-      <w:tr>
-        <w:tc>
-          <w:tcPr>
-            <w:tcW w:w="2200" w:type="dxa"/>
-            <w:tcMar>
-              <w:top w:w="80" w:type="dxa"/>
-              <w:bottom w:w="80" w:type="dxa"/>
-              <w:left w:w="120" w:type="dxa"/>
-              <w:right w:w="120" w:type="dxa"/>
-            </w:tcMar>
-          </w:tcPr>
-          <w:p>
-            <w:pPr>
-              <w:spacing w:before="20" w:after="20" w:line="260" w:lineRule="auto"/>
-            </w:pPr>
-            <w:r>
-              <w:rPr>
-                <w:sz w:val="22"/>
-                <w:szCs w:val="22"/>
-              </w:rPr>
-              <w:t>17h55 – 17h57</w:t>
-            </w:r>
-          </w:p>
-        </w:tc>
-        <w:tc>
-          <w:tcPr>
-            <w:tcW w:w="3500" w:type="dxa"/>
-            <w:tcMar>
-              <w:top w:w="80" w:type="dxa"/>
-              <w:bottom w:w="80" w:type="dxa"/>
-              <w:left w:w="120" w:type="dxa"/>
-              <w:right w:w="120" w:type="dxa"/>
-            </w:tcMar>
-          </w:tcPr>
-          <w:p>
-            <w:pPr>
-              <w:spacing w:before="20" w:after="20" w:line="260" w:lineRule="auto"/>
-            </w:pPr>
-            <w:r>
-              <w:rPr>
-                <w:sz w:val="22"/>
-                <w:szCs w:val="22"/>
-              </w:rPr>
-              <w:t>Sentier → dépendance</w:t>
-            </w:r>
-          </w:p>
-        </w:tc>
-        <w:tc>
-          <w:tcPr>
-            <w:tcW w:w="3660" w:type="dxa"/>
-            <w:tcMar>
-              <w:top w:w="80" w:type="dxa"/>
-              <w:bottom w:w="80" w:type="dxa"/>
-              <w:left w:w="120" w:type="dxa"/>
-              <w:right w:w="120" w:type="dxa"/>
-            </w:tcMar>
-          </w:tcPr>
-          <w:p>
-            <w:pPr>
-              <w:spacing w:before="20" w:after="20" w:line="260" w:lineRule="auto"/>
-            </w:pPr>
-            <w:r>
-              <w:rPr>
-                <w:sz w:val="22"/>
-                <w:szCs w:val="22"/>
-              </w:rPr>
-              <w:t>Vous partez chercher Léa.</w:t>
-            </w:r>
-          </w:p>
-        </w:tc>
-      </w:tr>
-      <w:tr>
-        <w:tc>
-          <w:tcPr>
-            <w:tcW w:w="2200" w:type="dxa"/>
-            <w:tcMar>
-              <w:top w:w="80" w:type="dxa"/>
-              <w:bottom w:w="80" w:type="dxa"/>
-              <w:left w:w="120" w:type="dxa"/>
-              <w:right w:w="120" w:type="dxa"/>
-            </w:tcMar>
-          </w:tcPr>
-          <w:p>
-            <w:pPr>
-              <w:spacing w:before="20" w:after="20" w:line="260" w:lineRule="auto"/>
-            </w:pPr>
-            <w:r>
-              <w:rPr>
-                <w:sz w:val="22"/>
-                <w:szCs w:val="22"/>
-              </w:rPr>
-              <w:t>17h57</w:t>
-            </w:r>
-          </w:p>
-        </w:tc>
-        <w:tc>
-          <w:tcPr>
-            <w:tcW w:w="3500" w:type="dxa"/>
-            <w:tcMar>
-              <w:top w:w="80" w:type="dxa"/>
-              <w:bottom w:w="80" w:type="dxa"/>
-              <w:left w:w="120" w:type="dxa"/>
-              <w:right w:w="120" w:type="dxa"/>
-            </w:tcMar>
-          </w:tcPr>
-          <w:p>
-            <w:pPr>
-              <w:spacing w:before="20" w:after="20" w:line="260" w:lineRule="auto"/>
-            </w:pPr>
-            <w:r>
-              <w:rPr>
-                <w:sz w:val="22"/>
-                <w:szCs w:val="22"/>
-              </w:rPr>
-              <w:t>Dépendance</w:t>
-            </w:r>
-          </w:p>
-        </w:tc>
-        <w:tc>
-          <w:tcPr>
-            <w:tcW w:w="3660" w:type="dxa"/>
-            <w:tcMar>
-              <w:top w:w="80" w:type="dxa"/>
-              <w:bottom w:w="80" w:type="dxa"/>
-              <w:left w:w="120" w:type="dxa"/>
-              <w:right w:w="120" w:type="dxa"/>
-            </w:tcMar>
-          </w:tcPr>
-          <w:p>
-            <w:pPr>
-              <w:spacing w:before="20" w:after="20" w:line="260" w:lineRule="auto"/>
-            </w:pPr>
-            <w:r>
-              <w:rPr>
-                <w:sz w:val="22"/>
-                <w:szCs w:val="22"/>
-              </w:rPr>
-              <w:t>Vous voyez le corps par la fenêtre.</w:t>
-            </w:r>
-          </w:p>
-        </w:tc>
-      </w:tr>
-      <w:tr>
-        <w:tc>
-          <w:tcPr>
-            <w:tcW w:w="2200" w:type="dxa"/>
-            <w:tcMar>
-              <w:top w:w="80" w:type="dxa"/>
-              <w:bottom w:w="80" w:type="dxa"/>
-              <w:left w:w="120" w:type="dxa"/>
-              <w:right w:w="120" w:type="dxa"/>
-            </w:tcMar>
-          </w:tcPr>
-          <w:p>
-            <w:pPr>
-              <w:spacing w:before="20" w:after="20" w:line="260" w:lineRule="auto"/>
-            </w:pPr>
-            <w:r>
-              <w:rPr>
-                <w:sz w:val="22"/>
-                <w:szCs w:val="22"/>
-              </w:rPr>
-              <w:t>17h58</w:t>
-            </w:r>
-          </w:p>
-        </w:tc>
-        <w:tc>
-          <w:tcPr>
-            <w:tcW w:w="3500" w:type="dxa"/>
-            <w:tcMar>
-              <w:top w:w="80" w:type="dxa"/>
-              <w:bottom w:w="80" w:type="dxa"/>
-              <w:left w:w="120" w:type="dxa"/>
-              <w:right w:w="120" w:type="dxa"/>
-            </w:tcMar>
-          </w:tcPr>
-          <w:p>
-            <w:pPr>
-              <w:spacing w:before="20" w:after="20" w:line="260" w:lineRule="auto"/>
-            </w:pPr>
-            <w:r>
-              <w:rPr>
-                <w:sz w:val="22"/>
-                <w:szCs w:val="22"/>
-              </w:rPr>
-              <w:t>Hall</w:t>
-            </w:r>
-          </w:p>
-        </w:tc>
-        <w:tc>
-          <w:tcPr>
-            <w:tcW w:w="3660" w:type="dxa"/>
-            <w:tcMar>
-              <w:top w:w="80" w:type="dxa"/>
-              <w:bottom w:w="80" w:type="dxa"/>
-              <w:left w:w="120" w:type="dxa"/>
-              <w:right w:w="120" w:type="dxa"/>
-            </w:tcMar>
-          </w:tcPr>
-          <w:p>
-            <w:pPr>
-              <w:spacing w:before="20" w:after="20" w:line="260" w:lineRule="auto"/>
-            </w:pPr>
-            <w:r>
-              <w:rPr>
-                <w:sz w:val="22"/>
-                <w:szCs w:val="22"/>
-              </w:rPr>
-              <w:t>Vous revenez en hurlant. Vous voyez Alicia filer au bar.</w:t>
-            </w:r>
-          </w:p>
-        </w:tc>
-      </w:tr>
-      <w:tr>
-        <w:tc>
-          <w:tcPr>
-            <w:tcW w:w="2200" w:type="dxa"/>
-            <w:tcMar>
-              <w:top w:w="80" w:type="dxa"/>
-              <w:bottom w:w="80" w:type="dxa"/>
-              <w:left w:w="120" w:type="dxa"/>
-              <w:right w:w="120" w:type="dxa"/>
-            </w:tcMar>
-          </w:tcPr>
-          <w:p>
-            <w:pPr>
-              <w:spacing w:before="20" w:after="20" w:line="260" w:lineRule="auto"/>
-            </w:pPr>
-            <w:r>
-              <w:rPr>
-                <w:sz w:val="22"/>
-                <w:szCs w:val="22"/>
-              </w:rPr>
-              <w:t>18h00</w:t>
-            </w:r>
-          </w:p>
-        </w:tc>
-        <w:tc>
-          <w:tcPr>
-            <w:tcW w:w="3500" w:type="dxa"/>
-            <w:tcMar>
-              <w:top w:w="80" w:type="dxa"/>
-              <w:bottom w:w="80" w:type="dxa"/>
-              <w:left w:w="120" w:type="dxa"/>
-              <w:right w:w="120" w:type="dxa"/>
-            </w:tcMar>
-          </w:tcPr>
-          <w:p>
-            <w:pPr>
-              <w:spacing w:before="20" w:after="20" w:line="260" w:lineRule="auto"/>
-            </w:pPr>
-            <w:r>
-              <w:rPr>
-                <w:sz w:val="22"/>
-                <w:szCs w:val="22"/>
-              </w:rPr>
-              <w:t>Hall</w:t>
-            </w:r>
-          </w:p>
-        </w:tc>
-        <w:tc>
-          <w:tcPr>
-            <w:tcW w:w="3660" w:type="dxa"/>
-            <w:tcMar>
-              <w:top w:w="80" w:type="dxa"/>
-              <w:bottom w:w="80" w:type="dxa"/>
-              <w:left w:w="120" w:type="dxa"/>
-              <w:right w:w="120" w:type="dxa"/>
-            </w:tcMar>
-          </w:tcPr>
-          <w:p>
-            <w:pPr>
-              <w:spacing w:before="20" w:after="20" w:line="260" w:lineRule="auto"/>
-            </w:pPr>
-            <w:r>
-              <w:rPr>
-                <w:sz w:val="22"/>
-                <w:szCs w:val="22"/>
-              </w:rPr>
-              <w:t>Vous accueillez Chloé en larmes.</w:t>
-            </w:r>
-          </w:p>
-        </w:tc>
-      </w:tr>
-    </w:tbl>
-    <w:p>
-      <w:pPr>
-        <w:spacing w:after="120"/>
-        <w:jc w:val="center"/>
-      </w:pPr>
-      <w:r>
-        <w:rPr>
-          <w:color w:val="8D6E63"/>
-        </w:rPr>
-        <w:t>❦ ❦ ❦</w:t>
+        </w:rPr>
+        <w:t xml:space="preserve">❦ ❦ ❦</w:t>
       </w:r>
     </w:p>
     <w:sectPr>
-      <w:headerReference w:type="default" r:id="rIdHeader"/>
-      <w:footerReference w:type="default" r:id="rIdFooter"/>
+      <w:headerReference w:type="default" ns2:id="rIdHeader"/>
+      <w:footerReference w:type="default" ns2:id="rIdFooter"/>
       <w:pgBorders w:offsetFrom="page">
         <w:top w:val="thinThickSmallGap" w:sz="24" w:space="24" w:color="B8860B"/>
         <w:left w:val="thinThickSmallGap" w:sz="24" w:space="24" w:color="B8860B"/>

--- a/Livres_finaux/Livre_III_Convives.docx
+++ b/Livres_finaux/Livre_III_Convives.docx
@@ -4262,7 +4262,7 @@
         <w:jc w:val="both"/>
       </w:pPr>
       <w:r>
-        <w:t xml:space="preserve">🤝 Mademoiselle Maëlys Bouchard — tournait les feuillets à côté du piano.</w:t>
+        <w:t xml:space="preserve">🤝 Mademoiselle Maëlys Bouchard — assise près du piano, observait tout.</w:t>
       </w:r>
       <w:r>
         <w:rPr>
@@ -4468,7 +4468,7 @@
           <w:b/>
           <w:bCs/>
         </w:rPr>
-        <w:t xml:space="preserve">Sur le piano : « Je jouais de 17h00 à 17h45. Alicia tournait les pages. Maëlys tournait les feuillets à côté. Lady Boulet de Myrtilles est passée vers 17h30. »</w:t>
+        <w:t xml:space="preserve">Sur le piano : « Je jouais de 17h00 à 17h45. Alicia tournait les pages. Maëlys lisait à côté. Lady Boulet de Myrtilles est passée vers 17h30. »</w:t>
       </w:r>
       <w:r>
         <w:t xml:space="preserve"/>
@@ -8820,6 +8820,38 @@
           <w:b/>
           <w:bCs/>
         </w:rPr>
+        <w:t xml:space="preserve">ACTE II — Sur la cantatrice Lisa (votre œil de généalogiste) : « La Lepra ? Mon annuaire ne ment pas — née Lepretre, fille d’une blanchisseuse de Belleville. Le nom de scène cache une enfant du lavoir ; Léa, j’imagine, le savait aussi. »</w:t>
+      </w:r>
+      <w:r>
+        <w:t xml:space="preserve"/>
+      </w:r>
+    </w:p>
+    <w:p>
+      <w:pPr>
+        <w:spacing w:before="60" w:after="60" w:line="300" w:lineRule="auto"/>
+        <w:jc w:val="both"/>
+      </w:pPr>
+      <w:r>
+        <w:rPr>
+          <w:b/>
+          <w:bCs/>
+        </w:rPr>
+        <w:t xml:space="preserve">ACTE III — Sur Maître Collin-Stanislas : « Il a racheté pour une bouchée de pain les terres des Beauchamp, en 1910, juste après la mort de leur jeune héritière. Étrange aubaine pour un simple clerc. »</w:t>
+      </w:r>
+      <w:r>
+        <w:t xml:space="preserve"/>
+      </w:r>
+    </w:p>
+    <w:p>
+      <w:pPr>
+        <w:spacing w:before="60" w:after="60" w:line="300" w:lineRule="auto"/>
+        <w:jc w:val="both"/>
+      </w:pPr>
+      <w:r>
+        <w:rPr>
+          <w:b/>
+          <w:bCs/>
+        </w:rPr>
         <w:t>ACTE II/III — Anomalies sur Amandinette</w:t>
       </w:r>
       <w:r>
@@ -9771,7 +9803,7 @@
         <w:rPr>
           <w:sz w:val="22"/>
         </w:rPr>
-        <w:t xml:space="preserve">•  🎹 Lady Marie de Riegel — vous tourniez les pages, à côté d’elle, au piano.</w:t>
+        <w:t xml:space="preserve">•  🎹 Lady Marie de Riegel — vous étiez assise près d’elle, au piano, attentive à tout.</w:t>
       </w:r>
     </w:p>
     <w:p>
@@ -9874,7 +9906,7 @@
           <w:i/>
           <w:sz w:val="22"/>
         </w:rPr>
-        <w:t xml:space="preserve">Vous êtes Marguerite Beauchamp, nièce de Mademoiselle Amandinette de Beauchamp, héritière morte d’une fièvre en mai 1910. Enfant alors, vous avez été dépossédée du nom et du patrimoine Beauchamp quand une inconnue a pris l’identité de votre tante. Léa l’a découvert et vous a fait inviter pour réparer, avant sa fuite. Cette vérité ne se révèle qu’à l’ouverture du coffret, à l’Acte IV.</w:t>
+        <w:t xml:space="preserve">Vous êtes Camille Beauchamp, nièce de Mademoiselle Amandinette de Beauchamp, héritière morte d’une fièvre en mai 1910. Enfant alors, vous avez été dépossédée du nom et du patrimoine Beauchamp quand une inconnue a pris l’identité de votre tante. Léa l’a découvert et vous a fait inviter pour réparer, avant sa fuite. Cette vérité ne se révèle qu’à l’ouverture du coffret, à l’Acte IV.</w:t>
       </w:r>
     </w:p>
     <w:p>
@@ -10018,6 +10050,18 @@
         <w:rPr>
           <w:sz w:val="22"/>
         </w:rPr>
+        <w:t xml:space="preserve">« Mademoiselle Lisa n’a pas quitté son fauteuil près du piano de tout l’après-midi — elle ruminait après son éclat, mais elle était là, sous nos yeux. »</w:t>
+      </w:r>
+    </w:p>
+    <w:p>
+      <w:pPr>
+        <w:jc w:val="both"/>
+        <w:spacing w:after="100"/>
+      </w:pPr>
+      <w:r>
+        <w:rPr>
+          <w:sz w:val="22"/>
+        </w:rPr>
         <w:t xml:space="preserve">Sur Léa : « À mon arrivée, elle m’a dit une chose étrange : Vous ressemblez tant à quelqu’un que j’ai connu… Et ses yeux se sont mouillés. »</w:t>
       </w:r>
     </w:p>
@@ -10132,13 +10176,13 @@
           <w:b/>
           <w:sz w:val="22"/>
         </w:rPr>
-        <w:t xml:space="preserve">17h00 – 17h45</w:t>
+        <w:t xml:space="preserve">17h00 – 17h45  —  Salon (près du piano) — Vous observez, assise près de Marie. À 17h20, vous voyez Théodorette rentrer du couloir, bouleversé (PIVOT).</w:t>
       </w:r>
       <w:r>
         <w:rPr>
           <w:sz w:val="22"/>
         </w:rPr>
-        <w:t xml:space="preserve">  —  Salon (près du piano) — Vous tournez les pages pour Marie. À 17h20, vous voyez Théodorette rentrer du couloir, bouleversé (PIVOT).</w:t>
+        <w:t xml:space="preserve"/>
       </w:r>
     </w:p>
     <w:p>
@@ -14964,7 +15008,7 @@
         <w:rPr>
           <w:sz w:val="22"/>
         </w:rPr>
-        <w:t xml:space="preserve">•  En 1910, jeune clerc du notaire des Beauchamp, vous avez VALIDÉ les faux papiers qui ont permis à une inconnue de prendre l’identité de Mademoiselle Amandinette de Beauchamp, héritière morte d’une fièvre. Vous saviez. Vous vous êtes tu — et vous avez racheté les terres Beauchamp orphelines à vil prix. Votre fortune est née de ce silence.</w:t>
+        <w:t xml:space="preserve">•  En 1910, jeune clerc du notaire des Beauchamp, vous avez VALIDÉ les faux papiers qui ont permis à une inconnue de prendre l’identité de Mademoiselle Amandinette de Beauchamp, héritière morte d’une fièvre. Vous saviez. Vous vous êtes tu — et vous avez fait passer la succession à l’imposteuse, réputée héritière « vivante », plutôt qu’à la nièce légitime (l’enfant Camille Beauchamp), avant de racheter les terres à vil prix. Votre fortune est née de ce silence.</w:t>
       </w:r>
     </w:p>
     <w:p>

--- a/Livres_finaux/Livre_III_Convives.docx
+++ b/Livres_finaux/Livre_III_Convives.docx
@@ -347,6 +347,21 @@
           <w:color w:val="6D4C41"/>
         </w:rPr>
         <w:t>« Duchesse Amandinette de Parisette. Épouse du Duc Théodorette. Léa était mon amie d’enfance, sa mort me bouleverse. »</w:t>
+      </w:r>
+    </w:p>
+    <w:p>
+      <w:pPr>
+        <w:spacing w:before="120" w:after="120" w:line="300" w:lineRule="auto"/>
+        <w:ind w:left="360" w:right="360"/>
+        <w:jc w:val="both"/>
+      </w:pPr>
+      <w:r>
+        <w:rPr>
+          <w:i/>
+          <w:iCs/>
+          <w:color w:val="6D4C41"/>
+        </w:rPr>
+        <w:t xml:space="preserve">👗 Votre allure. Une longue robe bleu ciel entièrement semée de fleurs (jacquard ton sur ton), col carré souligné de petits boutons de nacre, manches courtes bouffantes, taille haute, ample jupe à volant. L’élégance souveraine d’une duchesse — ce soir, nulle autre toilette n’est ainsi couverte de fleurs (à savoir pour le MJ : c’est par là que la silhouette de 17h36 pourra, tout au dernier acte, vous trahir).</w:t>
       </w:r>
     </w:p>
     <w:p>
@@ -4468,7 +4483,7 @@
           <w:b/>
           <w:bCs/>
         </w:rPr>
-        <w:t xml:space="preserve">Sur le piano : « Je jouais de 17h00 à 17h45. Alicia tournait les pages. Maëlys lisait à côté. Lady Boulet de Myrtilles est passée vers 17h30. »</w:t>
+        <w:t xml:space="preserve">Sur le piano : « Je jouais de 17h00 à 17h45. Alicia tournait les pages. Maëlys, dans sa robe de tulle vert, lisait à côté. Lady Boulet de Myrtilles est passée vers 17h30. »</w:t>
       </w:r>
       <w:r>
         <w:t xml:space="preserve"/>
@@ -7842,6 +7857,18 @@
     </w:p>
     <w:p>
       <w:pPr>
+        <w:jc w:val="both"/>
+        <w:spacing w:after="100"/>
+      </w:pPr>
+      <w:r>
+        <w:rPr>
+          <w:sz w:val="22"/>
+        </w:rPr>
+        <w:t xml:space="preserve">👗 Votre allure. Une redingote de velours vert profond brodée de volutes dorées, gilet de brocart crème à boutons d’or, jabot et manchettes de dentelle blanche. L’apparat d’un artiste qui se donne en spectacle — pour mieux cacher le reste.</w:t>
+      </w:r>
+    </w:p>
+    <w:p>
+      <w:pPr>
         <w:jc w:val="center"/>
         <w:spacing w:before="220" w:after="80"/>
         <w:pBdr>
@@ -8566,7 +8593,7 @@
         <w:jc w:val="both"/>
       </w:pPr>
       <w:r>
-        <w:t>Discrète, observatrice. Lectrice d’annuaires de noblesse — mémoire prodigieuse pour les familles, les dates, les généalogies. Vous étiez au salon du bar à lire dans le coin du piano une grande partie de l’après-midi. Vous vous êtes brièvement absentée vers 17h30 (salle de bain) et avez emprunté le couloir intérieur en revenant.</w:t>
+        <w:t xml:space="preserve">Discrète, observatrice. Lectrice d’annuaires de noblesse — mémoire prodigieuse pour les familles, les dates, les généalogies. Particularité : vous ne percevez pas les couleurs — le monde vous apparaît en gris ; vous lisez les formes et les motifs, jamais les teintes (vos annuaires, en noir et blanc, vous conviennent parfaitement). Vous étiez au salon du bar à lire dans le coin du piano une grande partie de l’après-midi. Vous vous êtes brièvement absentée vers 17h30 (salle de bain) et avez emprunté le couloir intérieur en revenant.</w:t>
       </w:r>
     </w:p>
     <w:p>
@@ -8772,7 +8799,7 @@
           <w:b/>
           <w:bCs/>
         </w:rPr>
-        <w:t xml:space="preserve">ACTE I — Sur Lisa et Baptiste : « La cantatrice ne quittait pas le caricaturiste des yeux. Pas comme une amie — comme une amante. Je crois qu’il y a quelque chose entre eux. »</w:t>
+        <w:t xml:space="preserve">ACTE I — Sur Lisa et Baptiste : « La cantatrice ne quittait pas le caricaturiste des yeux — superbe dans son velours vert. Pas comme une amie — comme une amante. Je crois qu’il y a quelque chose entre eux. »</w:t>
       </w:r>
       <w:r>
         <w:t xml:space="preserve"/>
@@ -8906,6 +8933,24 @@
           <w:sz w:val="22"/>
         </w:rPr>
         <w:t xml:space="preserve">« Quand je m’y suis rendue vers 17h30, la salle de bain était vide — personne. La Duchesse Amandinette prétend pourtant s’y être reposée jusqu’à 17h45. À 17h30, il n’y avait là âme qui vive. »</w:t>
+      </w:r>
+    </w:p>
+    <w:p>
+      <w:pPr>
+        <w:spacing w:after="80"/>
+      </w:pPr>
+      <w:r>
+        <w:rPr>
+          <w:b/>
+          <w:sz w:val="22"/>
+        </w:rPr>
+        <w:t xml:space="preserve">ACTE IV — La robe de la silhouette (À NE LIVRER QU’AU DERNIER ACTE — si Chloé revient sur la silhouette des manteaux, ou cherche QUI a glissé la fiole) : « Une chose me revient… La personne penchée sur les manteaux portait une robe — une robe de femme, j’en jurerais — toute semée de fleurs, de grandes fleurs sur toute l’étoffe. La couleur ? Ne me la demandez pas : je ne vois pas les couleurs, je ne les ai jamais vues. Mais ces fleurs-là, je les revois. » — MJ : indice de CONFIRMATION, pas de révélation. Cette robe à fleurs est celle de la Duchesse Amandinette ; ne le dites pas — laissez Chloé recouper avec ce qu’elle a sous les yeux.</w:t>
+      </w:r>
+      <w:r>
+        <w:rPr>
+          <w:sz w:val="22"/>
+        </w:rPr>
+        <w:t xml:space="preserve"/>
       </w:r>
     </w:p>
     <w:p>
@@ -9546,7 +9591,7 @@
                 <w:sz w:val="22"/>
                 <w:szCs w:val="22"/>
               </w:rPr>
-              <w:t>Par la porte entrouverte, silhouette à contre-jour penchée sur les manteaux. Vous ne reconnaissez pas.</w:t>
+              <w:t xml:space="preserve">Par la porte entrouverte, silhouette à contre-jour penchée sur les manteaux. Vous ne reconnaissez pas le visage. (La robe à fleurs, elle, vous reviendra — à ne révéler qu’en Acte IV.)</w:t>
             </w:r>
           </w:p>
         </w:tc>
@@ -9766,6 +9811,18 @@
     </w:p>
     <w:p>
       <w:pPr>
+        <w:jc w:val="both"/>
+        <w:spacing w:after="100"/>
+      </w:pPr>
+      <w:r>
+        <w:rPr>
+          <w:sz w:val="22"/>
+        </w:rPr>
+        <w:t xml:space="preserve">👗 Votre allure. Une longue robe de tulle vert profond, épaules dénudées (encolure bateau), buste ajusté brodé de perles, large ceinture de satin, jupe vaporeuse qui balaie le sol. Discrète et gracieuse, comme vous.</w:t>
+      </w:r>
+    </w:p>
+    <w:p>
+      <w:pPr>
         <w:jc w:val="center"/>
         <w:spacing w:before="220" w:after="80"/>
         <w:pBdr>
@@ -10337,6 +10394,21 @@
           <w:color w:val="6D4C41"/>
         </w:rPr>
         <w:t>« Sir Tatoine de Crevonville, diplomate. Ami du Duc Théodorette. Mon épouse Clochette est près de moi. »</w:t>
+      </w:r>
+    </w:p>
+    <w:p>
+      <w:pPr>
+        <w:spacing w:before="120" w:after="120" w:line="300" w:lineRule="auto"/>
+        <w:ind w:left="360" w:right="360"/>
+        <w:jc w:val="both"/>
+      </w:pPr>
+      <w:r>
+        <w:rPr>
+          <w:i/>
+          <w:iCs/>
+          <w:color w:val="6D4C41"/>
+        </w:rPr>
+        <w:t xml:space="preserve">👗 Votre allure. Une redingote de brocart noir aux broderies d’or, gilet crème à boutons dorés, haut jabot de dentelle blanche, chapeau haut-de-forme — et un loup blanc sur le haut du visage, dont vous ne vous départez guère. On vous reconnaît de loin à ce masque.</w:t>
       </w:r>
     </w:p>
     <w:p>

--- a/Livres_finaux/Livre_III_Convives.docx
+++ b/Livres_finaux/Livre_III_Convives.docx
@@ -5442,6 +5442,21 @@
     </w:p>
     <w:p>
       <w:pPr>
+        <w:spacing w:before="120" w:after="120" w:line="300" w:lineRule="auto"/>
+        <w:ind w:left="360" w:right="360"/>
+        <w:jc w:val="both"/>
+      </w:pPr>
+      <w:r>
+        <w:rPr>
+          <w:i/>
+          <w:iCs/>
+          <w:color w:val="6D4C41"/>
+        </w:rPr>
+        <w:t xml:space="preserve">👗 Votre allure. Une veste brune cintrée, un pantalon beige clair, chaussures de cuir fauve. Tenue d’un financier en campagne — soignée mais sans éclat ; aujourd’hui, elle paraît trop chaude pour vous (sueur visible aux tempes, manches relevées dès 17h00).</w:t>
+      </w:r>
+    </w:p>
+    <w:p>
+      <w:pPr>
         <w:spacing w:before="240" w:after="100"/>
       </w:pPr>
       <w:r>
@@ -8863,22 +8878,6 @@
           <w:b/>
           <w:bCs/>
         </w:rPr>
-        <w:t xml:space="preserve">ACTE III — Sur Maître Collin-Stanislas : « Il a racheté pour une bouchée de pain les terres des Beauchamp, en 1910, juste après la mort de leur jeune héritière. Étrange aubaine pour un simple clerc. »</w:t>
-      </w:r>
-      <w:r>
-        <w:t xml:space="preserve"/>
-      </w:r>
-    </w:p>
-    <w:p>
-      <w:pPr>
-        <w:spacing w:before="60" w:after="60" w:line="300" w:lineRule="auto"/>
-        <w:jc w:val="both"/>
-      </w:pPr>
-      <w:r>
-        <w:rPr>
-          <w:b/>
-          <w:bCs/>
-        </w:rPr>
         <w:t>ACTE II/III — Anomalies sur Amandinette</w:t>
       </w:r>
       <w:r>
@@ -14805,536 +14804,2803 @@
     </w:p>
     <w:p>
       <w:pPr>
+        <w:spacing w:after="120"/>
         <w:jc w:val="center"/>
       </w:pPr>
       <w:r>
         <w:rPr>
+          <w:color w:val="8D6E63"/>
+        </w:rPr>
+        <w:t xml:space="preserve">❦ ❦ ❦</w:t>
+      </w:r>
+    </w:p>
+    <w:p>
+      <w:pPr>
+        <w:spacing w:after="60"/>
+        <w:jc w:val="center"/>
+      </w:pPr>
+      <w:r>
+        <w:rPr>
+          <w:i/>
+          <w:iCs/>
+          <w:color w:val="6D4C41"/>
+        </w:rPr>
+        <w:t xml:space="preserve">FICHE PERSONNAGE</w:t>
+      </w:r>
+    </w:p>
+    <w:p>
+      <w:pPr>
+        <w:spacing w:before="60" w:after="60"/>
+        <w:jc w:val="center"/>
+      </w:pPr>
+      <w:r>
+        <w:rPr>
+          <w:b/>
+          <w:bCs/>
+          <w:color w:val="5D4037"/>
+          <w:sz w:val="36"/>
+          <w:szCs w:val="36"/>
+        </w:rPr>
+        <w:t xml:space="preserve">COMTE LORENZO PARISET</w:t>
+      </w:r>
+    </w:p>
+    <w:p>
+      <w:pPr>
+        <w:spacing w:after="200"/>
+        <w:jc w:val="center"/>
+      </w:pPr>
+      <w:r>
+        <w:rPr>
+          <w:i/>
+          <w:iCs/>
+          <w:color w:val="6D4C41"/>
+        </w:rPr>
+        <w:t xml:space="preserve">amateur d’art italien · époux de Comtesse Lola</w:t>
+      </w:r>
+    </w:p>
+    <w:p>
+      <w:pPr>
+        <w:spacing w:before="60" w:after="60" w:line="300" w:lineRule="auto"/>
+        <w:jc w:val="both"/>
+      </w:pPr>
+      <w:r>
+        <w:t xml:space="preserve">Le contexte. Samedi 6 juin 1925, anniversaire des 30 ans de Lady Chloé. Vous êtes invité au Domaine des Beuhaies. Lady Chloé est rentrée seule à 18h00 et trouve Lady Léa de Pavy morte dans la dépendance — empoisonnée à la digitaline vers 17h25. Le jeu. Lady Chloé enquête seule pendant 1 heure. Sir Amaury est MJ. Vos observations se livrent en conversation, librement. Vos secrets se gardent — il faut un levier pour qu’ils sortent.</w:t>
+      </w:r>
+    </w:p>
+    <w:p>
+      <w:pPr>
+        <w:spacing w:before="240" w:after="100"/>
+      </w:pPr>
+      <w:r>
+        <w:rPr>
+          <w:b/>
+          <w:bCs/>
+          <w:color w:val="5D4037"/>
           <w:sz w:val="24"/>
-          <w:color w:val="B8860B"/>
+          <w:szCs w:val="24"/>
+        </w:rPr>
+        <w:t xml:space="preserve">❧  🎭 VOTRE CARACTÈRE  ❧</w:t>
+      </w:r>
+    </w:p>
+    <w:p>
+      <w:pPr>
+        <w:spacing w:before="60" w:after="60" w:line="300" w:lineRule="auto"/>
+        <w:jc w:val="both"/>
+      </w:pPr>
+      <w:r>
+        <w:t xml:space="preserve">Charmeur, ténébreux, dilettante. Italien jusqu’au bout des bottines : accent chantant, manière polie, anecdotes vénitiennes prêtes à servir. Connoisseur de peinture moderne, mécène discret de jeunes artistes. Vous parlez volontiers, mais sans empressement — la fortune de Lola vous épargne d’avoir à briller.</w:t>
+      </w:r>
+    </w:p>
+    <w:p>
+      <w:pPr>
+        <w:spacing w:before="240" w:after="100"/>
+      </w:pPr>
+      <w:r>
+        <w:rPr>
+          <w:b/>
+          <w:bCs/>
+          <w:color w:val="5D4037"/>
+          <w:sz w:val="24"/>
+          <w:szCs w:val="24"/>
+        </w:rPr>
+        <w:t xml:space="preserve">❧  📜 VOTRE PHRASE DE PRÉSENTATION  ❧</w:t>
+      </w:r>
+    </w:p>
+    <w:p>
+      <w:pPr>
+        <w:spacing w:before="120" w:after="120" w:line="300" w:lineRule="auto"/>
+        <w:ind w:left="360" w:right="360"/>
+        <w:jc w:val="both"/>
+      </w:pPr>
+      <w:r>
+        <w:rPr>
+          <w:i/>
+          <w:iCs/>
+          <w:color w:val="6D4C41"/>
+        </w:rPr>
+        <w:t xml:space="preserve">« Comte Lorenzo Pariset, sans particule à la française. Mécène à mes heures. Mon épouse Lola est près de moi. »</w:t>
+      </w:r>
+    </w:p>
+    <w:p>
+      <w:pPr>
+        <w:spacing w:before="240" w:after="100"/>
+      </w:pPr>
+      <w:r>
+        <w:rPr>
+          <w:b/>
+          <w:bCs/>
+          <w:color w:val="5D4037"/>
+          <w:sz w:val="24"/>
+          <w:szCs w:val="24"/>
+        </w:rPr>
+        <w:t xml:space="preserve">👗 Votre allure. Pantalon noir bien coupé, chemise blanche immaculée, chapeau noir à large bord, bottines de cuir cirées et fine canne d’ébène à pommeau d’argent — un dandy d’opéra italien.</w:t>
+      </w:r>
+    </w:p>
+    <w:p>
+      <w:pPr>
+        <w:spacing w:before="60" w:after="60" w:line="300" w:lineRule="auto"/>
+        <w:jc w:val="both"/>
+      </w:pPr>
+      <w:r>
+        <w:t xml:space="preserve">❧  🔗 VOS LIENS  ❧</w:t>
+      </w:r>
+      <w:r>
+        <w:rPr>
+          <w:b/>
+          <w:bCs/>
+        </w:rPr>
+        <w:t/>
+      </w:r>
+      <w:r>
+        <w:t xml:space="preserve"/>
+      </w:r>
+    </w:p>
+    <w:p>
+      <w:pPr>
+        <w:spacing w:before="60" w:after="60" w:line="300" w:lineRule="auto"/>
+        <w:jc w:val="both"/>
+      </w:pPr>
+      <w:r>
+        <w:t xml:space="preserve">💞 Comtesse Lola Pariset, née Bastien — votre épouse, votre boussole, votre fortune.</w:t>
+      </w:r>
+      <w:r>
+        <w:rPr>
+          <w:b/>
+          <w:bCs/>
+        </w:rPr>
+        <w:t/>
+      </w:r>
+      <w:r>
+        <w:t xml:space="preserve"/>
+      </w:r>
+    </w:p>
+    <w:p>
+      <w:pPr>
+        <w:spacing w:before="60" w:after="60" w:line="300" w:lineRule="auto"/>
+        <w:jc w:val="both"/>
+      </w:pPr>
+      <w:r>
+        <w:t xml:space="preserve">🤝 Duc Théodorette de Parisette — connaissance diplomatique : vos deux familles partagent une lointaine racine commune, sans plus.</w:t>
+      </w:r>
+      <w:r>
+        <w:rPr>
+          <w:b/>
+          <w:bCs/>
+        </w:rPr>
+        <w:t/>
+      </w:r>
+      <w:r>
+        <w:t xml:space="preserve"/>
+      </w:r>
+    </w:p>
+    <w:p>
+      <w:pPr>
+        <w:spacing w:before="240" w:after="100"/>
+      </w:pPr>
+      <w:r>
+        <w:rPr>
+          <w:b/>
+          <w:bCs/>
+          <w:color w:val="5D4037"/>
+          <w:sz w:val="24"/>
+          <w:szCs w:val="24"/>
+        </w:rPr>
+        <w:t xml:space="preserve">🎨 Monsieur Baptiste André — vous l’avez exposé dans votre galerie de Milan l’an dernier. Vous connaissez ses doubles signatures.</w:t>
+      </w:r>
+    </w:p>
+    <w:p>
+      <w:pPr>
+        <w:spacing w:before="60" w:after="60" w:line="300" w:lineRule="auto"/>
+        <w:jc w:val="both"/>
+      </w:pPr>
+      <w:r>
+        <w:rPr>
+          <w:b/>
+          <w:bCs/>
+        </w:rPr>
+        <w:t xml:space="preserve">🕯️ Lady Léa de Pavy — quelques soirées à Londres l’an dernier, sans dette ni reproche. Sa mort vous attriste sincèrement.</w:t>
+      </w:r>
+      <w:r>
+        <w:t xml:space="preserve"/>
+      </w:r>
+      <w:r>
+        <w:rPr>
+          <w:b/>
+          <w:bCs/>
+        </w:rPr>
+        <w:t/>
+      </w:r>
+      <w:r>
+        <w:t xml:space="preserve"/>
+      </w:r>
+    </w:p>
+    <w:p>
+      <w:pPr>
+        <w:spacing w:before="240" w:after="100"/>
+      </w:pPr>
+      <w:r>
+        <w:rPr>
+          <w:b/>
+          <w:bCs/>
+          <w:color w:val="5D4037"/>
+          <w:sz w:val="24"/>
+          <w:szCs w:val="24"/>
+        </w:rPr>
+        <w:t xml:space="preserve">❧  💬 COMMENT JOUER  ❧</w:t>
+      </w:r>
+    </w:p>
+    <w:p>
+      <w:pPr>
+        <w:spacing w:before="60" w:after="60" w:line="300" w:lineRule="auto"/>
+        <w:jc w:val="both"/>
+      </w:pPr>
+      <w:r>
+        <w:t xml:space="preserve">Vous parlez volontiers, avec mesure. Aucun secret lourd — vous êtes là pour la beauté du salon. Vous corroborez ce que vous avez vu, sans chercher à briller. Si Chloé évoque Plumeau, vous confirmez sans drame.</w:t>
+      </w:r>
+    </w:p>
+    <w:p>
+      <w:pPr>
+        <w:spacing w:before="240" w:after="100"/>
+      </w:pPr>
+      <w:r>
+        <w:rPr>
+          <w:b/>
+          <w:bCs/>
+          <w:color w:val="5D4037"/>
+          <w:sz w:val="24"/>
+          <w:szCs w:val="24"/>
+        </w:rPr>
+        <w:t xml:space="preserve">❧  VOTRE IDENTITÉ  ❧</w:t>
+      </w:r>
+    </w:p>
+    <w:p>
+      <w:pPr>
+        <w:spacing w:before="60" w:after="60" w:line="300" w:lineRule="auto"/>
+        <w:jc w:val="both"/>
+      </w:pPr>
+      <w:r>
+        <w:t xml:space="preserve">Italien d’une vieille famille vénète appauvrie. Le mariage avec Lola — fille de Pierre Bastien, l’industriel de l’acier — vous a permis de tenir votre rang sans humiliation. Lola vous aime, vous le lui rendez. Vous n’avez aucun secret compromettant ; aucun chantage de Léa.</w:t>
+      </w:r>
+    </w:p>
+    <w:p>
+      <w:pPr>
+        <w:spacing w:before="60" w:after="60" w:line="300" w:lineRule="auto"/>
+        <w:ind w:left="360"/>
+        <w:jc w:val="both"/>
+      </w:pPr>
+      <w:r>
+        <w:rPr>
+          <w:b/>
+          <w:bCs/>
+        </w:rPr>
+        <w:t xml:space="preserve">❧  CE QUE VOUS DITES — DISTRIBUÉ PAR ACTES  ❧</w:t>
+      </w:r>
+      <w:r>
+        <w:t xml:space="preserve"/>
+      </w:r>
+    </w:p>
+    <w:p>
+      <w:pPr>
+        <w:spacing w:before="60" w:after="60" w:line="300" w:lineRule="auto"/>
+        <w:ind w:left="360"/>
+        <w:jc w:val="both"/>
+      </w:pPr>
+      <w:r>
+        <w:rPr>
+          <w:b/>
+          <w:bCs/>
+        </w:rPr>
+        <w:t xml:space="preserve">ACTE I — Sur le toast : « Le toast s’est tenu sans incident notable, du moins pour qui ne savait pas qu’on y versait du poison. »</w:t>
+      </w:r>
+      <w:r>
+        <w:t xml:space="preserve"/>
+      </w:r>
+    </w:p>
+    <w:p>
+      <w:pPr>
+        <w:spacing w:before="60" w:after="60" w:line="300" w:lineRule="auto"/>
+        <w:ind w:left="360"/>
+        <w:jc w:val="both"/>
+      </w:pPr>
+      <w:r>
+        <w:rPr>
+          <w:b/>
+          <w:bCs/>
+        </w:rPr>
+        <w:t xml:space="preserve">ACTE II — Sur Monsieur Baptiste André (si Chloé évoque Plumeau) : « M. Plumeau ? Évidemment que c’est lui — j’expose ses caricatures à Milan depuis deux ans. Mais le démasquer n’a jamais été dans mes intentions : son trait vaut plus que sa réputation. »</w:t>
+      </w:r>
+      <w:r>
+        <w:t xml:space="preserve"/>
+      </w:r>
+    </w:p>
+    <w:p>
+      <w:pPr>
+        <w:spacing w:before="240" w:after="100"/>
+      </w:pPr>
+      <w:r>
+        <w:rPr>
+          <w:b/>
+          <w:bCs/>
+          <w:color w:val="5D4037"/>
+          <w:sz w:val="24"/>
+          <w:szCs w:val="24"/>
+        </w:rPr>
+        <w:t xml:space="preserve">ACTE II — Vu de la fenêtre : « De ma place près de la baie, j’ai vu le Duc Théodorette sortir précipitamment dans le couloir vers 17h13, l’air inquiet. » (Corrobore Maëlys, sans révéler d’indice neuf.)</w:t>
+      </w:r>
+    </w:p>
+    <w:p>
+      <w:pPr>
+        <w:spacing w:before="60" w:after="60" w:line="300" w:lineRule="auto"/>
+        <w:jc w:val="both"/>
+      </w:pPr>
+      <w:r>
+        <w:rPr>
+          <w:b/>
+          <w:bCs/>
+        </w:rPr>
+        <w:t xml:space="preserve">ACTE III — Sur Lord Gautier : « Lord Gautier a passé l’après-midi à se ronger les ongles. Sa veste brune et son pantalon beige étaient froissés comme s’il avait couru — un rendez-vous, je crois. »</w:t>
+      </w:r>
+      <w:r>
+        <w:t xml:space="preserve"/>
+      </w:r>
+    </w:p>
+    <w:p>
+      <w:pPr>
+        <w:spacing w:before="60" w:after="60" w:line="300" w:lineRule="auto"/>
+        <w:jc w:val="both"/>
+      </w:pPr>
+      <w:r>
+        <w:rPr>
+          <w:b/>
+          <w:bCs/>
+        </w:rPr>
+        <w:t xml:space="preserve">❧  CE QUI VOUS FAIT CRAQUER  ❧</w:t>
+      </w:r>
+      <w:r>
+        <w:t xml:space="preserve"/>
+      </w:r>
+    </w:p>
+    <w:p>
+      <w:pPr>
+        <w:spacing w:before="60" w:after="60" w:line="300" w:lineRule="auto"/>
+        <w:jc w:val="both"/>
+      </w:pPr>
+      <w:r>
+        <w:rPr>
+          <w:b/>
+          <w:bCs/>
+        </w:rPr>
+        <w:t xml:space="preserve">Rien ne vous fait craquer. Vous n’avez aucun secret à protéger. Si Chloé insiste, riez : « Mais ma chère, je suis ici pour la peinture et le vin — non pour les drames. »</w:t>
+      </w:r>
+      <w:r>
+        <w:t xml:space="preserve"/>
+      </w:r>
+    </w:p>
+    <w:p>
+      <w:pPr>
+        <w:spacing w:before="60" w:after="60" w:line="300" w:lineRule="auto"/>
+        <w:jc w:val="both"/>
+      </w:pPr>
+      <w:r>
+        <w:rPr>
+          <w:b/>
+          <w:bCs/>
+        </w:rPr>
+        <w:t xml:space="preserve">❧  VOTRE CHRONOLOGIE  ❧</w:t>
+      </w:r>
+      <w:r>
+        <w:t xml:space="preserve"/>
+      </w:r>
+    </w:p>
+    <w:p>
+      <w:pPr>
+        <w:spacing w:before="240" w:after="100"/>
+      </w:pPr>
+      <w:r>
+        <w:rPr>
+          <w:b/>
+          <w:bCs/>
+          <w:color w:val="5D4037"/>
+          <w:sz w:val="24"/>
+          <w:szCs w:val="24"/>
+        </w:rPr>
+        <w:t xml:space="preserve">Heure</w:t>
+      </w:r>
+    </w:p>
+    <w:p>
+      <w:pPr>
+        <w:spacing w:before="60" w:after="60" w:line="300" w:lineRule="auto"/>
+        <w:jc w:val="both"/>
+      </w:pPr>
+      <w:r>
+        <w:t xml:space="preserve">Lieu</w:t>
+      </w:r>
+    </w:p>
+    <w:p>
+      <w:pPr>
+        <w:spacing w:before="60" w:after="60" w:line="300" w:lineRule="auto"/>
+        <w:ind w:left="360"/>
+        <w:jc w:val="both"/>
+      </w:pPr>
+      <w:r>
+        <w:rPr>
+          <w:b/>
+          <w:bCs/>
+        </w:rPr>
+        <w:t xml:space="preserve">Événement</w:t>
+      </w:r>
+      <w:r>
+        <w:t xml:space="preserve"/>
+      </w:r>
+    </w:p>
+    <w:p>
+      <w:pPr>
+        <w:spacing w:before="60" w:after="60" w:line="300" w:lineRule="auto"/>
+        <w:ind w:left="360"/>
+        <w:jc w:val="both"/>
+      </w:pPr>
+      <w:r>
+        <w:rPr>
+          <w:b/>
+          <w:bCs/>
+        </w:rPr>
+        <w:t xml:space="preserve">16h00 – 16h45</w:t>
+      </w:r>
+      <w:r>
+        <w:t xml:space="preserve"/>
+      </w:r>
+    </w:p>
+    <w:p>
+      <w:pPr>
+        <w:spacing w:before="60" w:after="60" w:line="300" w:lineRule="auto"/>
+        <w:ind w:left="360"/>
+        <w:jc w:val="both"/>
+      </w:pPr>
+      <w:r>
+        <w:rPr>
+          <w:b/>
+          <w:bCs/>
+        </w:rPr>
+        <w:t xml:space="preserve">Salon du bar</w:t>
+      </w:r>
+      <w:r>
+        <w:t xml:space="preserve"/>
+      </w:r>
+    </w:p>
+    <w:p>
+      <w:pPr>
+        <w:spacing w:before="60" w:after="60" w:line="300" w:lineRule="auto"/>
+        <w:ind w:left="360"/>
+        <w:jc w:val="both"/>
+      </w:pPr>
+      <w:r>
+        <w:rPr>
+          <w:b/>
+          <w:bCs/>
+        </w:rPr>
+        <w:t xml:space="preserve">Mondanités avec Lola et le Duc Théodorette.</w:t>
+      </w:r>
+      <w:r>
+        <w:t xml:space="preserve"/>
+      </w:r>
+    </w:p>
+    <w:p>
+      <w:pPr>
+        <w:spacing w:before="60" w:after="60" w:line="300" w:lineRule="auto"/>
+        <w:ind w:left="360"/>
+        <w:jc w:val="both"/>
+      </w:pPr>
+      <w:r>
+        <w:rPr>
+          <w:b/>
+          <w:bCs/>
+        </w:rPr>
+        <w:t xml:space="preserve">16h45</w:t>
+      </w:r>
+      <w:r>
+        <w:t xml:space="preserve"/>
+      </w:r>
+    </w:p>
+    <w:p>
+      <w:pPr>
+        <w:spacing w:before="60" w:after="60" w:line="300" w:lineRule="auto"/>
+        <w:ind w:left="360"/>
+        <w:jc w:val="both"/>
+      </w:pPr>
+      <w:r>
+        <w:rPr>
+          <w:b/>
+          <w:bCs/>
+        </w:rPr>
+        <w:t xml:space="preserve">Salon du bar</w:t>
+      </w:r>
+      <w:r>
+        <w:t xml:space="preserve"/>
+      </w:r>
+    </w:p>
+    <w:p>
+      <w:pPr>
+        <w:spacing w:before="60" w:after="60" w:line="300" w:lineRule="auto"/>
+        <w:ind w:left="360"/>
+        <w:jc w:val="both"/>
+      </w:pPr>
+      <w:r>
+        <w:rPr>
+          <w:b/>
+          <w:bCs/>
+        </w:rPr>
+        <w:t xml:space="preserve">Toast.</w:t>
+      </w:r>
+      <w:r>
+        <w:t xml:space="preserve"/>
+      </w:r>
+    </w:p>
+    <w:p>
+      <w:pPr>
+        <w:spacing w:before="60" w:after="60" w:line="300" w:lineRule="auto"/>
+        <w:ind w:left="360"/>
+        <w:jc w:val="both"/>
+      </w:pPr>
+      <w:r>
+        <w:rPr>
+          <w:b/>
+          <w:bCs/>
+        </w:rPr>
+        <w:t xml:space="preserve">17h00 – 17h45</w:t>
+      </w:r>
+      <w:r>
+        <w:t xml:space="preserve"/>
+      </w:r>
+    </w:p>
+    <w:p>
+      <w:pPr>
+        <w:spacing w:before="60" w:after="60" w:line="300" w:lineRule="auto"/>
+        <w:ind w:left="360"/>
+        <w:jc w:val="both"/>
+      </w:pPr>
+      <w:r>
+        <w:rPr>
+          <w:b/>
+          <w:bCs/>
+        </w:rPr>
+        <w:t xml:space="preserve">Salon du bar</w:t>
+      </w:r>
+      <w:r>
+        <w:t xml:space="preserve"/>
+      </w:r>
+    </w:p>
+    <w:p>
+      <w:pPr>
+        <w:spacing w:before="60" w:after="60" w:line="300" w:lineRule="auto"/>
+        <w:ind w:left="360"/>
+        <w:jc w:val="both"/>
+      </w:pPr>
+      <w:r>
+        <w:rPr>
+          <w:b/>
+          <w:bCs/>
+        </w:rPr>
+        <w:t xml:space="preserve">Cigare à la fenêtre. Lola à votre bras. Vous voyez Théodorette sortir à 17h13.</w:t>
+      </w:r>
+      <w:r>
+        <w:t xml:space="preserve"/>
+      </w:r>
+    </w:p>
+    <w:p>
+      <w:pPr>
+        <w:spacing w:before="60" w:after="60" w:line="300" w:lineRule="auto"/>
+        <w:ind w:left="360"/>
+        <w:jc w:val="both"/>
+      </w:pPr>
+      <w:r>
+        <w:rPr>
+          <w:b/>
+          <w:bCs/>
+        </w:rPr>
+        <w:t xml:space="preserve">17h45 – 18h00</w:t>
+      </w:r>
+      <w:r>
+        <w:t xml:space="preserve"/>
+      </w:r>
+    </w:p>
+    <w:p>
+      <w:pPr>
+        <w:spacing w:before="60" w:after="60" w:line="300" w:lineRule="auto"/>
+        <w:ind w:left="360"/>
+        <w:jc w:val="both"/>
+      </w:pPr>
+      <w:r>
+        <w:rPr>
+          <w:b/>
+          <w:bCs/>
+        </w:rPr>
+        <w:t xml:space="preserve">Salon du bar</w:t>
+      </w:r>
+      <w:r>
+        <w:t xml:space="preserve"/>
+      </w:r>
+    </w:p>
+    <w:p>
+      <w:pPr>
+        <w:spacing w:before="240" w:after="100"/>
+      </w:pPr>
+      <w:r>
+        <w:rPr>
+          <w:b/>
+          <w:bCs/>
+          <w:color w:val="5D4037"/>
+          <w:sz w:val="24"/>
+          <w:szCs w:val="24"/>
+        </w:rPr>
+        <w:t xml:space="preserve">Mondanités. Cris de Lady Victoria à 17h58.</w:t>
+      </w:r>
+    </w:p>
+    <w:tbl>
+      <w:tblPr>
+        <w:tblW w:w="9360" w:type="dxa"/>
+        <w:tblBorders>
+          <w:top w:val="single" w:sz="4" w:space="0" w:color="D7CCC8"/>
+          <w:left w:val="single" w:sz="4" w:space="0" w:color="D7CCC8"/>
+          <w:bottom w:val="single" w:sz="4" w:space="0" w:color="D7CCC8"/>
+          <w:right w:val="single" w:sz="4" w:space="0" w:color="D7CCC8"/>
+          <w:insideH w:val="single" w:sz="4" w:space="0" w:color="D7CCC8"/>
+          <w:insideV w:val="single" w:sz="4" w:space="0" w:color="D7CCC8"/>
+        </w:tblBorders>
+        <w:tblLook w:val="04A0"/>
+      </w:tblPr>
+      <w:tblGrid>
+        <w:gridCol w:w="2200"/>
+        <w:gridCol w:w="3500"/>
+        <w:gridCol w:w="3660"/>
+      </w:tblGrid>
+      <w:tr>
+        <w:trPr>
+          <w:tblHeader/>
+        </w:trPr>
+        <w:tc>
+          <w:tcPr>
+            <w:tcW w:w="2200" w:type="dxa"/>
+            <w:shd w:val="clear" w:color="auto" w:fill="EFEBE9"/>
+            <w:tcMar>
+              <w:top w:w="80" w:type="dxa"/>
+              <w:bottom w:w="80" w:type="dxa"/>
+              <w:left w:w="120" w:type="dxa"/>
+              <w:right w:w="120" w:type="dxa"/>
+            </w:tcMar>
+          </w:tcPr>
+          <w:p>
+            <w:pPr>
+              <w:spacing w:before="20" w:after="20" w:line="260" w:lineRule="auto"/>
+            </w:pPr>
+            <w:r>
+              <w:rPr>
+                <w:b/>
+                <w:bCs/>
+                <w:color w:val="5D4037"/>
+              </w:rPr>
+              <w:t>Heure</w:t>
+            </w:r>
+          </w:p>
+        </w:tc>
+        <w:tc>
+          <w:tcPr>
+            <w:tcW w:w="3500" w:type="dxa"/>
+            <w:shd w:val="clear" w:color="auto" w:fill="EFEBE9"/>
+            <w:tcMar>
+              <w:top w:w="80" w:type="dxa"/>
+              <w:bottom w:w="80" w:type="dxa"/>
+              <w:left w:w="120" w:type="dxa"/>
+              <w:right w:w="120" w:type="dxa"/>
+            </w:tcMar>
+          </w:tcPr>
+          <w:p>
+            <w:pPr>
+              <w:spacing w:before="20" w:after="20" w:line="260" w:lineRule="auto"/>
+            </w:pPr>
+            <w:r>
+              <w:rPr>
+                <w:b/>
+                <w:bCs/>
+                <w:color w:val="5D4037"/>
+              </w:rPr>
+              <w:t>Lieu</w:t>
+            </w:r>
+          </w:p>
+        </w:tc>
+        <w:tc>
+          <w:tcPr>
+            <w:tcW w:w="3660" w:type="dxa"/>
+            <w:shd w:val="clear" w:color="auto" w:fill="EFEBE9"/>
+            <w:tcMar>
+              <w:top w:w="80" w:type="dxa"/>
+              <w:bottom w:w="80" w:type="dxa"/>
+              <w:left w:w="120" w:type="dxa"/>
+              <w:right w:w="120" w:type="dxa"/>
+            </w:tcMar>
+          </w:tcPr>
+          <w:p>
+            <w:pPr>
+              <w:spacing w:before="20" w:after="20" w:line="260" w:lineRule="auto"/>
+            </w:pPr>
+            <w:r>
+              <w:rPr>
+                <w:b/>
+                <w:bCs/>
+                <w:color w:val="5D4037"/>
+              </w:rPr>
+              <w:t>Événement</w:t>
+            </w:r>
+          </w:p>
+        </w:tc>
+      </w:tr>
+      <w:tr>
+        <w:tc>
+          <w:tcPr>
+            <w:tcW w:w="2200" w:type="dxa"/>
+            <w:tcMar>
+              <w:top w:w="80" w:type="dxa"/>
+              <w:bottom w:w="80" w:type="dxa"/>
+              <w:left w:w="120" w:type="dxa"/>
+              <w:right w:w="120" w:type="dxa"/>
+            </w:tcMar>
+          </w:tcPr>
+          <w:p>
+            <w:pPr>
+              <w:spacing w:before="20" w:after="20" w:line="260" w:lineRule="auto"/>
+            </w:pPr>
+            <w:r>
+              <w:rPr>
+                <w:sz w:val="22"/>
+                <w:szCs w:val="22"/>
+              </w:rPr>
+              <w:t>15h45 – 16h05</w:t>
+            </w:r>
+          </w:p>
+        </w:tc>
+        <w:tc>
+          <w:tcPr>
+            <w:tcW w:w="3500" w:type="dxa"/>
+            <w:tcMar>
+              <w:top w:w="80" w:type="dxa"/>
+              <w:bottom w:w="80" w:type="dxa"/>
+              <w:left w:w="120" w:type="dxa"/>
+              <w:right w:w="120" w:type="dxa"/>
+            </w:tcMar>
+          </w:tcPr>
+          <w:p>
+            <w:pPr>
+              <w:spacing w:before="20" w:after="20" w:line="260" w:lineRule="auto"/>
+            </w:pPr>
+            <w:r>
+              <w:rPr>
+                <w:sz w:val="22"/>
+                <w:szCs w:val="22"/>
+              </w:rPr>
+              <w:t>Hall/bar</w:t>
+            </w:r>
+          </w:p>
+        </w:tc>
+        <w:tc>
+          <w:tcPr>
+            <w:tcW w:w="3660" w:type="dxa"/>
+            <w:tcMar>
+              <w:top w:w="80" w:type="dxa"/>
+              <w:bottom w:w="80" w:type="dxa"/>
+              <w:left w:w="120" w:type="dxa"/>
+              <w:right w:w="120" w:type="dxa"/>
+            </w:tcMar>
+          </w:tcPr>
+          <w:p>
+            <w:pPr>
+              <w:spacing w:before="20" w:after="20" w:line="260" w:lineRule="auto"/>
+            </w:pPr>
+            <w:r>
+              <w:rPr>
+                <w:sz w:val="22"/>
+                <w:szCs w:val="22"/>
+              </w:rPr>
+              <w:t>Mondanités. Vous voyez Léa glisser un billet à Amandinette à 16h05.</w:t>
+            </w:r>
+          </w:p>
+        </w:tc>
+      </w:tr>
+      <w:tr>
+        <w:tc>
+          <w:tcPr>
+            <w:tcW w:w="2200" w:type="dxa"/>
+            <w:tcMar>
+              <w:top w:w="80" w:type="dxa"/>
+              <w:bottom w:w="80" w:type="dxa"/>
+              <w:left w:w="120" w:type="dxa"/>
+              <w:right w:w="120" w:type="dxa"/>
+            </w:tcMar>
+          </w:tcPr>
+          <w:p>
+            <w:pPr>
+              <w:spacing w:before="20" w:after="20" w:line="260" w:lineRule="auto"/>
+            </w:pPr>
+            <w:r>
+              <w:rPr>
+                <w:sz w:val="22"/>
+                <w:szCs w:val="22"/>
+              </w:rPr>
+              <w:t>16h05 – 16h45</w:t>
+            </w:r>
+          </w:p>
+        </w:tc>
+        <w:tc>
+          <w:tcPr>
+            <w:tcW w:w="3500" w:type="dxa"/>
+            <w:tcMar>
+              <w:top w:w="80" w:type="dxa"/>
+              <w:bottom w:w="80" w:type="dxa"/>
+              <w:left w:w="120" w:type="dxa"/>
+              <w:right w:w="120" w:type="dxa"/>
+            </w:tcMar>
+          </w:tcPr>
+          <w:p>
+            <w:pPr>
+              <w:spacing w:before="20" w:after="20" w:line="260" w:lineRule="auto"/>
+            </w:pPr>
+            <w:r>
+              <w:rPr>
+                <w:sz w:val="22"/>
+                <w:szCs w:val="22"/>
+              </w:rPr>
+              <w:t>Bar/salon du bar</w:t>
+            </w:r>
+          </w:p>
+        </w:tc>
+        <w:tc>
+          <w:tcPr>
+            <w:tcW w:w="3660" w:type="dxa"/>
+            <w:tcMar>
+              <w:top w:w="80" w:type="dxa"/>
+              <w:bottom w:w="80" w:type="dxa"/>
+              <w:left w:w="120" w:type="dxa"/>
+              <w:right w:w="120" w:type="dxa"/>
+            </w:tcMar>
+          </w:tcPr>
+          <w:p>
+            <w:pPr>
+              <w:spacing w:before="20" w:after="20" w:line="260" w:lineRule="auto"/>
+            </w:pPr>
+            <w:r>
+              <w:rPr>
+                <w:sz w:val="22"/>
+                <w:szCs w:val="22"/>
+              </w:rPr>
+              <w:t>Mondanités.</w:t>
+            </w:r>
+          </w:p>
+        </w:tc>
+      </w:tr>
+      <w:tr>
+        <w:tc>
+          <w:tcPr>
+            <w:tcW w:w="2200" w:type="dxa"/>
+            <w:tcMar>
+              <w:top w:w="80" w:type="dxa"/>
+              <w:bottom w:w="80" w:type="dxa"/>
+              <w:left w:w="120" w:type="dxa"/>
+              <w:right w:w="120" w:type="dxa"/>
+            </w:tcMar>
+          </w:tcPr>
+          <w:p>
+            <w:pPr>
+              <w:spacing w:before="20" w:after="20" w:line="260" w:lineRule="auto"/>
+            </w:pPr>
+            <w:r>
+              <w:rPr>
+                <w:sz w:val="22"/>
+                <w:szCs w:val="22"/>
+              </w:rPr>
+              <w:t>16h45</w:t>
+            </w:r>
+          </w:p>
+        </w:tc>
+        <w:tc>
+          <w:tcPr>
+            <w:tcW w:w="3500" w:type="dxa"/>
+            <w:tcMar>
+              <w:top w:w="80" w:type="dxa"/>
+              <w:bottom w:w="80" w:type="dxa"/>
+              <w:left w:w="120" w:type="dxa"/>
+              <w:right w:w="120" w:type="dxa"/>
+            </w:tcMar>
+          </w:tcPr>
+          <w:p>
+            <w:pPr>
+              <w:spacing w:before="20" w:after="20" w:line="260" w:lineRule="auto"/>
+            </w:pPr>
+            <w:r>
+              <w:rPr>
+                <w:sz w:val="22"/>
+                <w:szCs w:val="22"/>
+              </w:rPr>
+              <w:t>Salon du bar</w:t>
+            </w:r>
+          </w:p>
+        </w:tc>
+        <w:tc>
+          <w:tcPr>
+            <w:tcW w:w="3660" w:type="dxa"/>
+            <w:tcMar>
+              <w:top w:w="80" w:type="dxa"/>
+              <w:bottom w:w="80" w:type="dxa"/>
+              <w:left w:w="120" w:type="dxa"/>
+              <w:right w:w="120" w:type="dxa"/>
+            </w:tcMar>
+          </w:tcPr>
+          <w:p>
+            <w:pPr>
+              <w:spacing w:before="20" w:after="20" w:line="260" w:lineRule="auto"/>
+            </w:pPr>
+            <w:r>
+              <w:rPr>
+                <w:sz w:val="22"/>
+                <w:szCs w:val="22"/>
+              </w:rPr>
+              <w:t>Toast.</w:t>
+            </w:r>
+          </w:p>
+        </w:tc>
+      </w:tr>
+      <w:tr>
+        <w:tc>
+          <w:tcPr>
+            <w:tcW w:w="2200" w:type="dxa"/>
+            <w:tcMar>
+              <w:top w:w="80" w:type="dxa"/>
+              <w:bottom w:w="80" w:type="dxa"/>
+              <w:left w:w="120" w:type="dxa"/>
+              <w:right w:w="120" w:type="dxa"/>
+            </w:tcMar>
+          </w:tcPr>
+          <w:p>
+            <w:pPr>
+              <w:spacing w:before="20" w:after="20" w:line="260" w:lineRule="auto"/>
+            </w:pPr>
+            <w:r>
+              <w:rPr>
+                <w:sz w:val="22"/>
+                <w:szCs w:val="22"/>
+              </w:rPr>
+              <w:t>16h50</w:t>
+            </w:r>
+          </w:p>
+        </w:tc>
+        <w:tc>
+          <w:tcPr>
+            <w:tcW w:w="3500" w:type="dxa"/>
+            <w:tcMar>
+              <w:top w:w="80" w:type="dxa"/>
+              <w:bottom w:w="80" w:type="dxa"/>
+              <w:left w:w="120" w:type="dxa"/>
+              <w:right w:w="120" w:type="dxa"/>
+            </w:tcMar>
+          </w:tcPr>
+          <w:p>
+            <w:pPr>
+              <w:spacing w:before="20" w:after="20" w:line="260" w:lineRule="auto"/>
+            </w:pPr>
+            <w:r>
+              <w:rPr>
+                <w:sz w:val="22"/>
+                <w:szCs w:val="22"/>
+              </w:rPr>
+              <w:t>Côté nord du jardin</w:t>
+            </w:r>
+          </w:p>
+        </w:tc>
+        <w:tc>
+          <w:tcPr>
+            <w:tcW w:w="3660" w:type="dxa"/>
+            <w:tcMar>
+              <w:top w:w="80" w:type="dxa"/>
+              <w:bottom w:w="80" w:type="dxa"/>
+              <w:left w:w="120" w:type="dxa"/>
+              <w:right w:w="120" w:type="dxa"/>
+            </w:tcMar>
+          </w:tcPr>
+          <w:p>
+            <w:pPr>
+              <w:spacing w:before="20" w:after="20" w:line="260" w:lineRule="auto"/>
+            </w:pPr>
+            <w:r>
+              <w:rPr>
+                <w:sz w:val="22"/>
+                <w:szCs w:val="22"/>
+              </w:rPr>
+              <w:t>Vous voyez Marie et Léa s’embrasser au potager.</w:t>
+            </w:r>
+          </w:p>
+        </w:tc>
+      </w:tr>
+      <w:tr>
+        <w:tc>
+          <w:tcPr>
+            <w:tcW w:w="2200" w:type="dxa"/>
+            <w:tcMar>
+              <w:top w:w="80" w:type="dxa"/>
+              <w:bottom w:w="80" w:type="dxa"/>
+              <w:left w:w="120" w:type="dxa"/>
+              <w:right w:w="120" w:type="dxa"/>
+            </w:tcMar>
+          </w:tcPr>
+          <w:p>
+            <w:pPr>
+              <w:spacing w:before="20" w:after="20" w:line="260" w:lineRule="auto"/>
+            </w:pPr>
+            <w:r>
+              <w:rPr>
+                <w:sz w:val="22"/>
+                <w:szCs w:val="22"/>
+              </w:rPr>
+              <w:t>17h00 – 17h45</w:t>
+            </w:r>
+          </w:p>
+        </w:tc>
+        <w:tc>
+          <w:tcPr>
+            <w:tcW w:w="3500" w:type="dxa"/>
+            <w:tcMar>
+              <w:top w:w="80" w:type="dxa"/>
+              <w:bottom w:w="80" w:type="dxa"/>
+              <w:left w:w="120" w:type="dxa"/>
+              <w:right w:w="120" w:type="dxa"/>
+            </w:tcMar>
+          </w:tcPr>
+          <w:p>
+            <w:pPr>
+              <w:spacing w:before="20" w:after="20" w:line="260" w:lineRule="auto"/>
+            </w:pPr>
+            <w:r>
+              <w:rPr>
+                <w:sz w:val="22"/>
+                <w:szCs w:val="22"/>
+              </w:rPr>
+              <w:t>Salon du bar principalement</w:t>
+            </w:r>
+          </w:p>
+        </w:tc>
+        <w:tc>
+          <w:tcPr>
+            <w:tcW w:w="3660" w:type="dxa"/>
+            <w:tcMar>
+              <w:top w:w="80" w:type="dxa"/>
+              <w:bottom w:w="80" w:type="dxa"/>
+              <w:left w:w="120" w:type="dxa"/>
+              <w:right w:w="120" w:type="dxa"/>
+            </w:tcMar>
+          </w:tcPr>
+          <w:p>
+            <w:pPr>
+              <w:spacing w:before="20" w:after="20" w:line="260" w:lineRule="auto"/>
+            </w:pPr>
+            <w:r>
+              <w:rPr>
+                <w:sz w:val="22"/>
+                <w:szCs w:val="22"/>
+              </w:rPr>
+              <w:t>Mondanités.</w:t>
+            </w:r>
+          </w:p>
+        </w:tc>
+      </w:tr>
+      <w:tr>
+        <w:tc>
+          <w:tcPr>
+            <w:tcW w:w="2200" w:type="dxa"/>
+            <w:tcMar>
+              <w:top w:w="80" w:type="dxa"/>
+              <w:bottom w:w="80" w:type="dxa"/>
+              <w:left w:w="120" w:type="dxa"/>
+              <w:right w:w="120" w:type="dxa"/>
+            </w:tcMar>
+          </w:tcPr>
+          <w:p>
+            <w:pPr>
+              <w:spacing w:before="20" w:after="20" w:line="260" w:lineRule="auto"/>
+            </w:pPr>
+            <w:r>
+              <w:rPr>
+                <w:sz w:val="22"/>
+                <w:szCs w:val="22"/>
+              </w:rPr>
+              <w:t>17h55 – 17h57</w:t>
+            </w:r>
+          </w:p>
+        </w:tc>
+        <w:tc>
+          <w:tcPr>
+            <w:tcW w:w="3500" w:type="dxa"/>
+            <w:tcMar>
+              <w:top w:w="80" w:type="dxa"/>
+              <w:bottom w:w="80" w:type="dxa"/>
+              <w:left w:w="120" w:type="dxa"/>
+              <w:right w:w="120" w:type="dxa"/>
+            </w:tcMar>
+          </w:tcPr>
+          <w:p>
+            <w:pPr>
+              <w:spacing w:before="20" w:after="20" w:line="260" w:lineRule="auto"/>
+            </w:pPr>
+            <w:r>
+              <w:rPr>
+                <w:sz w:val="22"/>
+                <w:szCs w:val="22"/>
+              </w:rPr>
+              <w:t>Sentier → dépendance</w:t>
+            </w:r>
+          </w:p>
+        </w:tc>
+        <w:tc>
+          <w:tcPr>
+            <w:tcW w:w="3660" w:type="dxa"/>
+            <w:tcMar>
+              <w:top w:w="80" w:type="dxa"/>
+              <w:bottom w:w="80" w:type="dxa"/>
+              <w:left w:w="120" w:type="dxa"/>
+              <w:right w:w="120" w:type="dxa"/>
+            </w:tcMar>
+          </w:tcPr>
+          <w:p>
+            <w:pPr>
+              <w:spacing w:before="20" w:after="20" w:line="260" w:lineRule="auto"/>
+            </w:pPr>
+            <w:r>
+              <w:rPr>
+                <w:sz w:val="22"/>
+                <w:szCs w:val="22"/>
+              </w:rPr>
+              <w:t>Vous partez chercher Léa.</w:t>
+            </w:r>
+          </w:p>
+        </w:tc>
+      </w:tr>
+      <w:tr>
+        <w:tc>
+          <w:tcPr>
+            <w:tcW w:w="2200" w:type="dxa"/>
+            <w:tcMar>
+              <w:top w:w="80" w:type="dxa"/>
+              <w:bottom w:w="80" w:type="dxa"/>
+              <w:left w:w="120" w:type="dxa"/>
+              <w:right w:w="120" w:type="dxa"/>
+            </w:tcMar>
+          </w:tcPr>
+          <w:p>
+            <w:pPr>
+              <w:spacing w:before="20" w:after="20" w:line="260" w:lineRule="auto"/>
+            </w:pPr>
+            <w:r>
+              <w:rPr>
+                <w:sz w:val="22"/>
+                <w:szCs w:val="22"/>
+              </w:rPr>
+              <w:t>17h57</w:t>
+            </w:r>
+          </w:p>
+        </w:tc>
+        <w:tc>
+          <w:tcPr>
+            <w:tcW w:w="3500" w:type="dxa"/>
+            <w:tcMar>
+              <w:top w:w="80" w:type="dxa"/>
+              <w:bottom w:w="80" w:type="dxa"/>
+              <w:left w:w="120" w:type="dxa"/>
+              <w:right w:w="120" w:type="dxa"/>
+            </w:tcMar>
+          </w:tcPr>
+          <w:p>
+            <w:pPr>
+              <w:spacing w:before="20" w:after="20" w:line="260" w:lineRule="auto"/>
+            </w:pPr>
+            <w:r>
+              <w:rPr>
+                <w:sz w:val="22"/>
+                <w:szCs w:val="22"/>
+              </w:rPr>
+              <w:t>Dépendance</w:t>
+            </w:r>
+          </w:p>
+        </w:tc>
+        <w:tc>
+          <w:tcPr>
+            <w:tcW w:w="3660" w:type="dxa"/>
+            <w:tcMar>
+              <w:top w:w="80" w:type="dxa"/>
+              <w:bottom w:w="80" w:type="dxa"/>
+              <w:left w:w="120" w:type="dxa"/>
+              <w:right w:w="120" w:type="dxa"/>
+            </w:tcMar>
+          </w:tcPr>
+          <w:p>
+            <w:pPr>
+              <w:spacing w:before="20" w:after="20" w:line="260" w:lineRule="auto"/>
+            </w:pPr>
+            <w:r>
+              <w:rPr>
+                <w:sz w:val="22"/>
+                <w:szCs w:val="22"/>
+              </w:rPr>
+              <w:t>Vous voyez le corps par la fenêtre.</w:t>
+            </w:r>
+          </w:p>
+        </w:tc>
+      </w:tr>
+      <w:tr>
+        <w:tc>
+          <w:tcPr>
+            <w:tcW w:w="2200" w:type="dxa"/>
+            <w:tcMar>
+              <w:top w:w="80" w:type="dxa"/>
+              <w:bottom w:w="80" w:type="dxa"/>
+              <w:left w:w="120" w:type="dxa"/>
+              <w:right w:w="120" w:type="dxa"/>
+            </w:tcMar>
+          </w:tcPr>
+          <w:p>
+            <w:pPr>
+              <w:spacing w:before="20" w:after="20" w:line="260" w:lineRule="auto"/>
+            </w:pPr>
+            <w:r>
+              <w:rPr>
+                <w:sz w:val="22"/>
+                <w:szCs w:val="22"/>
+              </w:rPr>
+              <w:t>17h58</w:t>
+            </w:r>
+          </w:p>
+        </w:tc>
+        <w:tc>
+          <w:tcPr>
+            <w:tcW w:w="3500" w:type="dxa"/>
+            <w:tcMar>
+              <w:top w:w="80" w:type="dxa"/>
+              <w:bottom w:w="80" w:type="dxa"/>
+              <w:left w:w="120" w:type="dxa"/>
+              <w:right w:w="120" w:type="dxa"/>
+            </w:tcMar>
+          </w:tcPr>
+          <w:p>
+            <w:pPr>
+              <w:spacing w:before="20" w:after="20" w:line="260" w:lineRule="auto"/>
+            </w:pPr>
+            <w:r>
+              <w:rPr>
+                <w:sz w:val="22"/>
+                <w:szCs w:val="22"/>
+              </w:rPr>
+              <w:t>Hall</w:t>
+            </w:r>
+          </w:p>
+        </w:tc>
+        <w:tc>
+          <w:tcPr>
+            <w:tcW w:w="3660" w:type="dxa"/>
+            <w:tcMar>
+              <w:top w:w="80" w:type="dxa"/>
+              <w:bottom w:w="80" w:type="dxa"/>
+              <w:left w:w="120" w:type="dxa"/>
+              <w:right w:w="120" w:type="dxa"/>
+            </w:tcMar>
+          </w:tcPr>
+          <w:p>
+            <w:pPr>
+              <w:spacing w:before="20" w:after="20" w:line="260" w:lineRule="auto"/>
+            </w:pPr>
+            <w:r>
+              <w:rPr>
+                <w:sz w:val="22"/>
+                <w:szCs w:val="22"/>
+              </w:rPr>
+              <w:t>Vous revenez en hurlant. Vous voyez Alicia filer au bar.</w:t>
+            </w:r>
+          </w:p>
+        </w:tc>
+      </w:tr>
+      <w:tr>
+        <w:tc>
+          <w:tcPr>
+            <w:tcW w:w="2200" w:type="dxa"/>
+            <w:tcMar>
+              <w:top w:w="80" w:type="dxa"/>
+              <w:bottom w:w="80" w:type="dxa"/>
+              <w:left w:w="120" w:type="dxa"/>
+              <w:right w:w="120" w:type="dxa"/>
+            </w:tcMar>
+          </w:tcPr>
+          <w:p>
+            <w:pPr>
+              <w:spacing w:before="20" w:after="20" w:line="260" w:lineRule="auto"/>
+            </w:pPr>
+            <w:r>
+              <w:rPr>
+                <w:sz w:val="22"/>
+                <w:szCs w:val="22"/>
+              </w:rPr>
+              <w:t>18h00</w:t>
+            </w:r>
+          </w:p>
+        </w:tc>
+        <w:tc>
+          <w:tcPr>
+            <w:tcW w:w="3500" w:type="dxa"/>
+            <w:tcMar>
+              <w:top w:w="80" w:type="dxa"/>
+              <w:bottom w:w="80" w:type="dxa"/>
+              <w:left w:w="120" w:type="dxa"/>
+              <w:right w:w="120" w:type="dxa"/>
+            </w:tcMar>
+          </w:tcPr>
+          <w:p>
+            <w:pPr>
+              <w:spacing w:before="20" w:after="20" w:line="260" w:lineRule="auto"/>
+            </w:pPr>
+            <w:r>
+              <w:rPr>
+                <w:sz w:val="22"/>
+                <w:szCs w:val="22"/>
+              </w:rPr>
+              <w:t>Hall</w:t>
+            </w:r>
+          </w:p>
+        </w:tc>
+        <w:tc>
+          <w:tcPr>
+            <w:tcW w:w="3660" w:type="dxa"/>
+            <w:tcMar>
+              <w:top w:w="80" w:type="dxa"/>
+              <w:bottom w:w="80" w:type="dxa"/>
+              <w:left w:w="120" w:type="dxa"/>
+              <w:right w:w="120" w:type="dxa"/>
+            </w:tcMar>
+          </w:tcPr>
+          <w:p>
+            <w:pPr>
+              <w:spacing w:before="20" w:after="20" w:line="260" w:lineRule="auto"/>
+            </w:pPr>
+            <w:r>
+              <w:rPr>
+                <w:sz w:val="22"/>
+                <w:szCs w:val="22"/>
+              </w:rPr>
+              <w:t>Vous accueillez Chloé en larmes.</w:t>
+            </w:r>
+          </w:p>
+        </w:tc>
+      </w:tr>
+    </w:tbl>
+    <w:p>
+      <w:pPr>
+        <w:spacing w:after="120"/>
+        <w:jc w:val="center"/>
+      </w:pPr>
+      <w:r>
+        <w:rPr>
+          <w:color w:val="8D6E63"/>
         </w:rPr>
         <w:t xml:space="preserve">❦ ❦ ❦</w:t>
       </w:r>
     </w:p>
     <w:p>
-      <w:pPr>
-        <w:jc w:val="both"/>
-        <w:spacing w:after="100"/>
-      </w:pPr>
-      <w:r>
-        <w:rPr>
-          <w:b/>
-          <w:sz w:val="22"/>
+      <w:r>
+        <w:br w:type="page"/>
+      </w:r>
+    </w:p>
+    <w:p>
+      <w:pPr>
+        <w:spacing w:after="120"/>
+        <w:jc w:val="center"/>
+      </w:pPr>
+      <w:r>
+        <w:rPr>
+          <w:color w:val="8D6E63"/>
+        </w:rPr>
+        <w:t xml:space="preserve">❦ ❦ ❦</w:t>
+      </w:r>
+    </w:p>
+    <w:p>
+      <w:pPr>
+        <w:spacing w:after="60"/>
+        <w:jc w:val="center"/>
+      </w:pPr>
+      <w:r>
+        <w:rPr>
+          <w:i/>
+          <w:iCs/>
+          <w:color w:val="6D4C41"/>
         </w:rPr>
         <w:t xml:space="preserve">FICHE PERSONNAGE</w:t>
       </w:r>
     </w:p>
     <w:p>
       <w:pPr>
+        <w:spacing w:before="60" w:after="60"/>
         <w:jc w:val="center"/>
-        <w:spacing w:before="120" w:after="40"/>
-      </w:pPr>
-      <w:r>
-        <w:rPr>
-          <w:b/>
-          <w:sz w:val="34"/>
+      </w:pPr>
+      <w:r>
+        <w:rPr>
+          <w:b/>
+          <w:bCs/>
+          <w:color w:val="5D4037"/>
+          <w:sz w:val="36"/>
+          <w:szCs w:val="36"/>
+        </w:rPr>
+        <w:t xml:space="preserve">COMTESSE LOLA PARISET, née BASTIEN</w:t>
+      </w:r>
+    </w:p>
+    <w:p>
+      <w:pPr>
+        <w:spacing w:after="200"/>
+        <w:jc w:val="center"/>
+      </w:pPr>
+      <w:r>
+        <w:rPr>
+          <w:i/>
+          <w:iCs/>
           <w:color w:val="6D4C41"/>
         </w:rPr>
-        <w:t xml:space="preserve">MAÎTRE EMILIEN COLLIN-STANISLAS</w:t>
-      </w:r>
-    </w:p>
-    <w:p>
-      <w:pPr>
-        <w:jc w:val="center"/>
-        <w:spacing w:after="160"/>
+        <w:t xml:space="preserve">jeune héritière française · épouse du Comte Lorenzo</w:t>
+      </w:r>
+    </w:p>
+    <w:p>
+      <w:pPr>
+        <w:spacing w:before="60" w:after="60" w:line="300" w:lineRule="auto"/>
+        <w:jc w:val="both"/>
+      </w:pPr>
+      <w:r>
+        <w:t xml:space="preserve">Le contexte. Samedi 6 juin 1925, anniversaire des 30 ans de Lady Chloé. Vous êtes invité au Domaine des Beuhaies. Lady Chloé est rentrée seule à 18h00 et trouve Lady Léa de Pavy morte dans la dépendance — empoisonnée à la digitaline vers 17h25. Le jeu. Lady Chloé enquête seule pendant 1 heure. Sir Amaury est MJ. Vos observations se livrent en conversation, librement. Vos secrets se gardent — il faut un levier pour qu’ils sortent.</w:t>
+      </w:r>
+    </w:p>
+    <w:p>
+      <w:pPr>
+        <w:spacing w:before="240" w:after="100"/>
+      </w:pPr>
+      <w:r>
+        <w:rPr>
+          <w:b/>
+          <w:bCs/>
+          <w:color w:val="5D4037"/>
+          <w:sz w:val="24"/>
+          <w:szCs w:val="24"/>
+        </w:rPr>
+        <w:t xml:space="preserve">❧  🎭 VOTRE CARACTÈRE  ❧</w:t>
+      </w:r>
+    </w:p>
+    <w:p>
+      <w:pPr>
+        <w:spacing w:before="60" w:after="60" w:line="300" w:lineRule="auto"/>
+        <w:jc w:val="both"/>
+      </w:pPr>
+      <w:r>
+        <w:t xml:space="preserve">Élégante, observatrice, douce. Vous parlez peu spontanément, mais avec justesse. Vous savez écouter — c’est ainsi qu’on retient bien des choses. Sincère amitié pour Lady Chloé qu’elle voit à chacun de ses bals.</w:t>
+      </w:r>
+    </w:p>
+    <w:p>
+      <w:pPr>
+        <w:spacing w:before="240" w:after="100"/>
+      </w:pPr>
+      <w:r>
+        <w:rPr>
+          <w:b/>
+          <w:bCs/>
+          <w:color w:val="5D4037"/>
+          <w:sz w:val="24"/>
+          <w:szCs w:val="24"/>
+        </w:rPr>
+        <w:t xml:space="preserve">❧  📜 VOTRE PHRASE DE PRÉSENTATION  ❧</w:t>
+      </w:r>
+    </w:p>
+    <w:p>
+      <w:pPr>
+        <w:spacing w:before="120" w:after="120" w:line="300" w:lineRule="auto"/>
+        <w:ind w:left="360" w:right="360"/>
+        <w:jc w:val="both"/>
       </w:pPr>
       <w:r>
         <w:rPr>
           <w:i/>
+          <w:iCs/>
+          <w:color w:val="6D4C41"/>
+        </w:rPr>
+        <w:t xml:space="preserve">« Lola Pariset, née Bastien. Mon père vend de l’acier, mon mari aime la peinture. Je tiens, je crois, des deux. »</w:t>
+      </w:r>
+    </w:p>
+    <w:p>
+      <w:pPr>
+        <w:spacing w:before="240" w:after="100"/>
+      </w:pPr>
+      <w:r>
+        <w:rPr>
+          <w:b/>
+          <w:bCs/>
+          <w:color w:val="5D4037"/>
           <w:sz w:val="24"/>
-        </w:rPr>
-        <w:t xml:space="preserve">notaire de la famille</w:t>
-      </w:r>
-    </w:p>
-    <w:p>
-      <w:pPr>
-        <w:jc w:val="both"/>
-        <w:spacing w:after="100"/>
-      </w:pPr>
-      <w:r>
-        <w:rPr>
-          <w:sz w:val="22"/>
-        </w:rPr>
-        <w:t xml:space="preserve">Le contexte. Samedi 6 juin 1925, anniversaire des 30 ans de Lady Chloé. Vous êtes invité·e au Domaine des Beuhaies. Lady Chloé est rentrée seule à 18h00 et trouve Lady Léa de Pavy morte dans la dépendance — empoisonnée à la digitaline vers 17h25. Le jeu. Lady Chloé enquête seule pendant 1 heure. Sir Amaury est MJ. Vos observations se livrent en conversation, librement. Vos secrets se gardent — il faut un levier pour qu’ils sortent.</w:t>
-      </w:r>
-    </w:p>
-    <w:p>
-      <w:pPr>
-        <w:jc w:val="center"/>
-        <w:spacing w:before="220" w:after="80"/>
-        <w:pBdr>
-          <w:top w:val="single" w:sz="4" w:color="B8860B"/>
-          <w:bottom w:val="single" w:sz="4" w:color="B8860B"/>
-        </w:pBdr>
-      </w:pPr>
-      <w:r>
-        <w:rPr>
-          <w:b/>
+          <w:szCs w:val="24"/>
+        </w:rPr>
+        <w:t xml:space="preserve">👗 Votre allure. Une longue robe bleu marine soyeuse, gants blancs montant jusqu’au coude, collier de perles à plusieurs rangs, serre-tête perlé qui retient sa chevelure brune — l’élégance précise d’une héritière de 1925.</w:t>
+      </w:r>
+    </w:p>
+    <w:p>
+      <w:pPr>
+        <w:spacing w:before="60" w:after="60" w:line="300" w:lineRule="auto"/>
+        <w:jc w:val="both"/>
+      </w:pPr>
+      <w:r>
+        <w:t xml:space="preserve">❧  🔗 VOS LIENS  ❧</w:t>
+      </w:r>
+      <w:r>
+        <w:rPr>
+          <w:b/>
+          <w:bCs/>
+        </w:rPr>
+        <w:t/>
+      </w:r>
+      <w:r>
+        <w:t xml:space="preserve"/>
+      </w:r>
+    </w:p>
+    <w:p>
+      <w:pPr>
+        <w:spacing w:before="60" w:after="60" w:line="300" w:lineRule="auto"/>
+        <w:jc w:val="both"/>
+      </w:pPr>
+      <w:r>
+        <w:t xml:space="preserve">💞 Comte Lorenzo Pariset — votre époux, votre choix, votre tendresse.</w:t>
+      </w:r>
+      <w:r>
+        <w:rPr>
+          <w:b/>
+          <w:bCs/>
+        </w:rPr>
+        <w:t/>
+      </w:r>
+      <w:r>
+        <w:t xml:space="preserve"/>
+      </w:r>
+    </w:p>
+    <w:p>
+      <w:pPr>
+        <w:spacing w:before="60" w:after="60" w:line="300" w:lineRule="auto"/>
+        <w:jc w:val="both"/>
+      </w:pPr>
+      <w:r>
+        <w:t xml:space="preserve">🤝 Lady Chloé — vous l’admirez ; vous prenez le thé chez elle deux fois l’an.</w:t>
+      </w:r>
+      <w:r>
+        <w:rPr>
+          <w:b/>
+          <w:bCs/>
+        </w:rPr>
+        <w:t/>
+      </w:r>
+      <w:r>
+        <w:t xml:space="preserve"/>
+      </w:r>
+    </w:p>
+    <w:p>
+      <w:pPr>
+        <w:spacing w:before="240" w:after="100"/>
+      </w:pPr>
+      <w:r>
+        <w:rPr>
+          <w:b/>
+          <w:bCs/>
+          <w:color w:val="5D4037"/>
           <w:sz w:val="24"/>
-          <w:color w:val="6D4C41"/>
-        </w:rPr>
-        <w:t xml:space="preserve">❯  🎭 VOTRE CARACTÈRE  ❮</w:t>
-      </w:r>
-    </w:p>
-    <w:p>
-      <w:pPr>
-        <w:jc w:val="both"/>
-        <w:spacing w:after="100"/>
-      </w:pPr>
-      <w:r>
-        <w:rPr>
-          <w:sz w:val="22"/>
-        </w:rPr>
-        <w:t xml:space="preserve">Froid, précis, condescendant. Vous pesez chaque mot comme une clause. Vous traitez l’enquête de Chloé comme une procédure pénible. Sous la maîtrise, la peur glacée d’un homme qui a beaucoup à perdre — et qui le sait depuis quinze ans.</w:t>
-      </w:r>
-    </w:p>
-    <w:p>
-      <w:pPr>
-        <w:jc w:val="center"/>
-        <w:spacing w:before="220" w:after="80"/>
-        <w:pBdr>
-          <w:top w:val="single" w:sz="4" w:color="B8860B"/>
-          <w:bottom w:val="single" w:sz="4" w:color="B8860B"/>
-        </w:pBdr>
-      </w:pPr>
-      <w:r>
-        <w:rPr>
-          <w:b/>
+          <w:szCs w:val="24"/>
+        </w:rPr>
+        <w:t xml:space="preserve">🕯️ Lady Léa de Pavy — vous l’avez connue dans un salon littéraire de Londres ; aucune dette, juste l’affection d’une jeune lectrice pour une plume aînée.</w:t>
+      </w:r>
+    </w:p>
+    <w:p>
+      <w:pPr>
+        <w:spacing w:before="60" w:after="60" w:line="300" w:lineRule="auto"/>
+        <w:jc w:val="both"/>
+      </w:pPr>
+      <w:r>
+        <w:rPr>
+          <w:b/>
+          <w:bCs/>
+        </w:rPr>
+        <w:t xml:space="preserve">❧  💬 COMMENT JOUER  ❧</w:t>
+      </w:r>
+      <w:r>
+        <w:t xml:space="preserve"/>
+      </w:r>
+      <w:r>
+        <w:rPr>
+          <w:b/>
+          <w:bCs/>
+        </w:rPr>
+        <w:t/>
+      </w:r>
+      <w:r>
+        <w:t xml:space="preserve"/>
+      </w:r>
+    </w:p>
+    <w:p>
+      <w:pPr>
+        <w:spacing w:before="240" w:after="100"/>
+      </w:pPr>
+      <w:r>
+        <w:rPr>
+          <w:b/>
+          <w:bCs/>
+          <w:color w:val="5D4037"/>
           <w:sz w:val="24"/>
-          <w:color w:val="6D4C41"/>
-        </w:rPr>
-        <w:t xml:space="preserve">❯  📜 VOTRE PHRASE DE PRÉSENTATION  ❮</w:t>
-      </w:r>
-    </w:p>
-    <w:p>
-      <w:pPr>
-        <w:jc w:val="both"/>
-        <w:spacing w:after="100"/>
-      </w:pPr>
-      <w:r>
-        <w:rPr>
-          <w:sz w:val="22"/>
-        </w:rPr>
-        <w:t xml:space="preserve">« Maître Collin-Stanislas. Notaire. Je connais les affaires de cette maison — et de bien d’autres ici présentes — mieux que quiconque. »</w:t>
-      </w:r>
-    </w:p>
-    <w:p>
-      <w:pPr>
-        <w:jc w:val="center"/>
-        <w:spacing w:before="220" w:after="80"/>
-        <w:pBdr>
-          <w:top w:val="single" w:sz="4" w:color="B8860B"/>
-          <w:bottom w:val="single" w:sz="4" w:color="B8860B"/>
-        </w:pBdr>
-      </w:pPr>
-      <w:r>
-        <w:rPr>
-          <w:b/>
+          <w:szCs w:val="24"/>
+        </w:rPr>
+        <w:t xml:space="preserve">Vous parlez peu, mais juste. Vous répondez précisément aux questions, sans chercher à plaire. Vous n’avez aucun secret compromettant ; un seul détail intime, que vous gardez pour vous : vous attendez un enfant (trois mois — seul Lorenzo le sait). Cela ne sort que si Chloé vous interroge avec tendresse sur votre santé.</w:t>
+      </w:r>
+    </w:p>
+    <w:p>
+      <w:pPr>
+        <w:spacing w:before="60" w:after="60" w:line="300" w:lineRule="auto"/>
+        <w:jc w:val="both"/>
+      </w:pPr>
+      <w:r>
+        <w:t xml:space="preserve">❧  VOTRE IDENTITÉ  ❧</w:t>
+      </w:r>
+    </w:p>
+    <w:p>
+      <w:pPr>
+        <w:spacing w:before="240" w:after="100"/>
+      </w:pPr>
+      <w:r>
+        <w:rPr>
+          <w:b/>
+          <w:bCs/>
+          <w:color w:val="5D4037"/>
           <w:sz w:val="24"/>
-          <w:color w:val="6D4C41"/>
-        </w:rPr>
-        <w:t xml:space="preserve">❯  🔗 VOS LIENS  ❮</w:t>
-      </w:r>
-    </w:p>
-    <w:p>
-      <w:pPr>
-        <w:spacing w:after="60"/>
-        <w:ind w:left="360" w:hanging="200"/>
-      </w:pPr>
-      <w:r>
-        <w:rPr>
-          <w:sz w:val="22"/>
-        </w:rPr>
-        <w:t xml:space="preserve">•  🤝 Sir Amaury — vous êtes le notaire des Beuhaies de longue date.</w:t>
-      </w:r>
-    </w:p>
-    <w:p>
-      <w:pPr>
-        <w:spacing w:after="60"/>
-        <w:ind w:left="360" w:hanging="200"/>
-      </w:pPr>
-      <w:r>
-        <w:rPr>
-          <w:sz w:val="22"/>
-        </w:rPr>
-        <w:t xml:space="preserve">•  ⚔️ Lady Léa de Pavy — elle vous faisait chanter sur une vieille affaire.</w:t>
-      </w:r>
-    </w:p>
-    <w:p>
-      <w:pPr>
-        <w:spacing w:after="60"/>
-        <w:ind w:left="360" w:hanging="200"/>
-      </w:pPr>
-      <w:r>
-        <w:rPr>
-          <w:sz w:val="22"/>
-        </w:rPr>
-        <w:t xml:space="preserve">•  🧊 Lady Amandinette — vous la connaissez « depuis le début ». Vous ne le direz jamais.</w:t>
-      </w:r>
-    </w:p>
-    <w:p>
-      <w:pPr>
-        <w:spacing w:after="60"/>
-        <w:ind w:left="360" w:hanging="200"/>
-      </w:pPr>
-      <w:r>
-        <w:rPr>
-          <w:sz w:val="22"/>
-        </w:rPr>
-        <w:t xml:space="preserve">•  👀 Mademoiselle Maëlys Bouchard — son visage vous trouble. Vous savez pourquoi.</w:t>
-      </w:r>
-    </w:p>
-    <w:p>
-      <w:pPr>
-        <w:jc w:val="center"/>
-        <w:spacing w:before="220" w:after="80"/>
-        <w:pBdr>
-          <w:top w:val="single" w:sz="4" w:color="B8860B"/>
-          <w:bottom w:val="single" w:sz="4" w:color="B8860B"/>
-        </w:pBdr>
-      </w:pPr>
-      <w:r>
-        <w:rPr>
-          <w:b/>
+          <w:szCs w:val="24"/>
+        </w:rPr>
+        <w:t xml:space="preserve">Fille de Pierre Bastien (Bastien Acier), anoblie par contrat industriel sous la République. Mariée à Lorenzo l’an dernier, par amour véritable. Vous n’avez ni rancune ni rivalité avec personne au Domaine — vous êtes ici parce que Chloé et Amaury aiment les jeunes ménages cultivés.</w:t>
+      </w:r>
+    </w:p>
+    <w:p>
+      <w:pPr>
+        <w:spacing w:before="60" w:after="60" w:line="300" w:lineRule="auto"/>
+        <w:jc w:val="both"/>
+      </w:pPr>
+      <w:r>
+        <w:t xml:space="preserve">❧  CE QUE VOUS DITES — DISTRIBUÉ PAR ACTES  ❧</w:t>
+      </w:r>
+    </w:p>
+    <w:p>
+      <w:pPr>
+        <w:spacing w:before="60" w:after="60" w:line="300" w:lineRule="auto"/>
+        <w:ind w:left="360"/>
+        <w:jc w:val="both"/>
+      </w:pPr>
+      <w:r>
+        <w:rPr>
+          <w:b/>
+          <w:bCs/>
+        </w:rPr>
+        <w:t xml:space="preserve">ACTE I — Sur le toast : « Amandinette a glissé quelques mots à l’oreille de Léa juste après le toast. Je l’ai vu. Je n’ai pas entendu. » (Corrobore Maëlys.)</w:t>
+      </w:r>
+      <w:r>
+        <w:t xml:space="preserve"/>
+      </w:r>
+    </w:p>
+    <w:p>
+      <w:pPr>
+        <w:spacing w:before="60" w:after="60" w:line="300" w:lineRule="auto"/>
+        <w:ind w:left="360"/>
+        <w:jc w:val="both"/>
+      </w:pPr>
+      <w:r>
+        <w:rPr>
+          <w:b/>
+          <w:bCs/>
+        </w:rPr>
+        <w:t xml:space="preserve">ACTE II — Sur Lisa au salon : « La cantatrice n’a pas quitté son fauteuil de tout l’après-midi. Elle ruminait, mais elle était là, en pleine vue. » (Corrobore Maëlys et Boulet : alibi solide pour Lisa.)</w:t>
+      </w:r>
+      <w:r>
+        <w:t xml:space="preserve"/>
+      </w:r>
+    </w:p>
+    <w:p>
+      <w:pPr>
+        <w:spacing w:before="60" w:after="60" w:line="300" w:lineRule="auto"/>
+        <w:ind w:left="360"/>
+        <w:jc w:val="both"/>
+      </w:pPr>
+      <w:r>
+        <w:rPr>
+          <w:b/>
+          <w:bCs/>
+        </w:rPr>
+        <w:t xml:space="preserve">ACTE III — Sur le couloir : « J’ai vu le Duc Théodorette rentrer du couloir vers 17h20, troublé. Cela n’a duré qu’un instant. » (Corrobore Maëlys.)</w:t>
+      </w:r>
+      <w:r>
+        <w:t xml:space="preserve"/>
+      </w:r>
+    </w:p>
+    <w:p>
+      <w:pPr>
+        <w:spacing w:before="240" w:after="100"/>
+      </w:pPr>
+      <w:r>
+        <w:rPr>
+          <w:b/>
+          <w:bCs/>
+          <w:color w:val="5D4037"/>
           <w:sz w:val="24"/>
-          <w:color w:val="6D4C41"/>
-        </w:rPr>
-        <w:t xml:space="preserve">❯  💬 COMMENT JOUER  ❮</w:t>
-      </w:r>
-    </w:p>
-    <w:p>
-      <w:pPr>
-        <w:jc w:val="both"/>
-        <w:spacing w:after="100"/>
-      </w:pPr>
-      <w:r>
-        <w:rPr>
-          <w:sz w:val="22"/>
-        </w:rPr>
-        <w:t xml:space="preserve">Vous êtes le suspect rationnel idéal : un mobile énorme, un alibi creux. Vous niez froidement, palier par palier. Vous n’avouez la complicité de 1910 qu’au tout dernier instant, quand l’acte de naissance vous force à parler.</w:t>
-      </w:r>
-    </w:p>
-    <w:p>
-      <w:pPr>
-        <w:jc w:val="center"/>
-        <w:spacing w:before="220" w:after="80"/>
-        <w:pBdr>
-          <w:top w:val="single" w:sz="4" w:color="B8860B"/>
-          <w:bottom w:val="single" w:sz="4" w:color="B8860B"/>
-        </w:pBdr>
-      </w:pPr>
-      <w:r>
-        <w:rPr>
-          <w:b/>
+          <w:szCs w:val="24"/>
+        </w:rPr>
+        <w:t xml:space="preserve">ACTE IV — Sur Léa : « Elle m’avait écrit en mai pour me recommander un poète. Sa dernière lettre. Elle parlait d’un voyage. » (Anecdote douce — souligne le projet de fuite de Léa.)</w:t>
+      </w:r>
+    </w:p>
+    <w:p>
+      <w:pPr>
+        <w:spacing w:before="60" w:after="60" w:line="300" w:lineRule="auto"/>
+        <w:jc w:val="both"/>
+      </w:pPr>
+      <w:r>
+        <w:rPr>
+          <w:b/>
+          <w:bCs/>
+        </w:rPr>
+        <w:t xml:space="preserve">❧  CE QUI VOUS FAIT CRAQUER  ❧</w:t>
+      </w:r>
+      <w:r>
+        <w:t xml:space="preserve"/>
+      </w:r>
+    </w:p>
+    <w:p>
+      <w:pPr>
+        <w:spacing w:before="60" w:after="60" w:line="300" w:lineRule="auto"/>
+        <w:jc w:val="both"/>
+      </w:pPr>
+      <w:r>
+        <w:rPr>
+          <w:b/>
+          <w:bCs/>
+        </w:rPr>
+        <w:t xml:space="preserve">Rien ne vous fait craquer. Si Chloé vous interroge sur votre santé : un sourire pudique. « Une joie privée, Mademoiselle. À sa saison, on en dira plus. »</w:t>
+      </w:r>
+      <w:r>
+        <w:t xml:space="preserve"/>
+      </w:r>
+    </w:p>
+    <w:p>
+      <w:pPr>
+        <w:spacing w:before="60" w:after="60" w:line="300" w:lineRule="auto"/>
+        <w:jc w:val="both"/>
+      </w:pPr>
+      <w:r>
+        <w:rPr>
+          <w:b/>
+          <w:bCs/>
+        </w:rPr>
+        <w:t xml:space="preserve">❧  VOTRE CHRONOLOGIE  ❧</w:t>
+      </w:r>
+      <w:r>
+        <w:t xml:space="preserve"/>
+      </w:r>
+    </w:p>
+    <w:p>
+      <w:pPr>
+        <w:spacing w:before="60" w:after="60" w:line="300" w:lineRule="auto"/>
+        <w:jc w:val="both"/>
+      </w:pPr>
+      <w:r>
+        <w:rPr>
+          <w:b/>
+          <w:bCs/>
+        </w:rPr>
+        <w:t xml:space="preserve">Heure</w:t>
+      </w:r>
+      <w:r>
+        <w:t xml:space="preserve"/>
+      </w:r>
+    </w:p>
+    <w:p>
+      <w:pPr>
+        <w:spacing w:before="240" w:after="100"/>
+      </w:pPr>
+      <w:r>
+        <w:rPr>
+          <w:b/>
+          <w:bCs/>
+          <w:color w:val="5D4037"/>
           <w:sz w:val="24"/>
-          <w:color w:val="6D4C41"/>
-        </w:rPr>
-        <w:t xml:space="preserve">❯  VOTRE IDENTITÉ  ❮</w:t>
-      </w:r>
-    </w:p>
-    <w:p>
-      <w:pPr>
-        <w:jc w:val="both"/>
-        <w:spacing w:after="100"/>
-      </w:pPr>
-      <w:r>
-        <w:rPr>
-          <w:sz w:val="22"/>
-        </w:rPr>
-        <w:t xml:space="preserve">Notaire respecté, fortuné. Vous gérez les patrimoines de la moitié des convives. Personne ne sait que votre fortune a une tache à l’origine.</w:t>
-      </w:r>
-    </w:p>
-    <w:p>
-      <w:pPr>
-        <w:jc w:val="center"/>
-        <w:spacing w:before="220" w:after="80"/>
-        <w:pBdr>
-          <w:top w:val="single" w:sz="4" w:color="B8860B"/>
-          <w:bottom w:val="single" w:sz="4" w:color="B8860B"/>
-        </w:pBdr>
-      </w:pPr>
-      <w:r>
-        <w:rPr>
-          <w:b/>
+          <w:szCs w:val="24"/>
+        </w:rPr>
+        <w:t xml:space="preserve">Lieu</w:t>
+      </w:r>
+    </w:p>
+    <w:p>
+      <w:pPr>
+        <w:spacing w:before="60" w:after="60" w:line="300" w:lineRule="auto"/>
+        <w:jc w:val="both"/>
+      </w:pPr>
+      <w:r>
+        <w:t xml:space="preserve">Événement</w:t>
+      </w:r>
+    </w:p>
+    <w:p>
+      <w:pPr>
+        <w:spacing w:before="60" w:after="60" w:line="300" w:lineRule="auto"/>
+        <w:ind w:left="360"/>
+        <w:jc w:val="both"/>
+      </w:pPr>
+      <w:r>
+        <w:rPr>
+          <w:b/>
+          <w:bCs/>
+        </w:rPr>
+        <w:t xml:space="preserve">16h00 – 16h45</w:t>
+      </w:r>
+      <w:r>
+        <w:t xml:space="preserve"/>
+      </w:r>
+    </w:p>
+    <w:p>
+      <w:pPr>
+        <w:spacing w:before="60" w:after="60" w:line="300" w:lineRule="auto"/>
+        <w:ind w:left="360"/>
+        <w:jc w:val="both"/>
+      </w:pPr>
+      <w:r>
+        <w:rPr>
+          <w:b/>
+          <w:bCs/>
+        </w:rPr>
+        <w:t xml:space="preserve">Salon du bar</w:t>
+      </w:r>
+      <w:r>
+        <w:t xml:space="preserve"/>
+      </w:r>
+    </w:p>
+    <w:p>
+      <w:pPr>
+        <w:spacing w:before="60" w:after="60" w:line="300" w:lineRule="auto"/>
+        <w:ind w:left="360"/>
+        <w:jc w:val="both"/>
+      </w:pPr>
+      <w:r>
+        <w:rPr>
+          <w:b/>
+          <w:bCs/>
+        </w:rPr>
+        <w:t xml:space="preserve">Mondanités avec Lorenzo. Vous parlez avec Lady Chloé.</w:t>
+      </w:r>
+      <w:r>
+        <w:t xml:space="preserve"/>
+      </w:r>
+    </w:p>
+    <w:p>
+      <w:pPr>
+        <w:spacing w:before="60" w:after="60" w:line="300" w:lineRule="auto"/>
+        <w:ind w:left="360"/>
+        <w:jc w:val="both"/>
+      </w:pPr>
+      <w:r>
+        <w:rPr>
+          <w:b/>
+          <w:bCs/>
+        </w:rPr>
+        <w:t xml:space="preserve">16h45</w:t>
+      </w:r>
+      <w:r>
+        <w:t xml:space="preserve"/>
+      </w:r>
+    </w:p>
+    <w:p>
+      <w:pPr>
+        <w:spacing w:before="60" w:after="60" w:line="300" w:lineRule="auto"/>
+        <w:ind w:left="360"/>
+        <w:jc w:val="both"/>
+      </w:pPr>
+      <w:r>
+        <w:rPr>
+          <w:b/>
+          <w:bCs/>
+        </w:rPr>
+        <w:t xml:space="preserve">Salon du bar</w:t>
+      </w:r>
+      <w:r>
+        <w:t xml:space="preserve"/>
+      </w:r>
+    </w:p>
+    <w:p>
+      <w:pPr>
+        <w:spacing w:before="60" w:after="60" w:line="300" w:lineRule="auto"/>
+        <w:ind w:left="360"/>
+        <w:jc w:val="both"/>
+      </w:pPr>
+      <w:r>
+        <w:rPr>
+          <w:b/>
+          <w:bCs/>
+        </w:rPr>
+        <w:t xml:space="preserve">Toast. Vous voyez Amandinette glisser un mot à Léa.</w:t>
+      </w:r>
+      <w:r>
+        <w:t xml:space="preserve"/>
+      </w:r>
+    </w:p>
+    <w:p>
+      <w:pPr>
+        <w:spacing w:before="60" w:after="60" w:line="300" w:lineRule="auto"/>
+        <w:ind w:left="360"/>
+        <w:jc w:val="both"/>
+      </w:pPr>
+      <w:r>
+        <w:rPr>
+          <w:b/>
+          <w:bCs/>
+        </w:rPr>
+        <w:t xml:space="preserve">17h00 – 17h45</w:t>
+      </w:r>
+      <w:r>
+        <w:t xml:space="preserve"/>
+      </w:r>
+    </w:p>
+    <w:p>
+      <w:pPr>
+        <w:spacing w:before="60" w:after="60" w:line="300" w:lineRule="auto"/>
+        <w:ind w:left="360"/>
+        <w:jc w:val="both"/>
+      </w:pPr>
+      <w:r>
+        <w:rPr>
+          <w:b/>
+          <w:bCs/>
+        </w:rPr>
+        <w:t xml:space="preserve">Salon du bar</w:t>
+      </w:r>
+      <w:r>
+        <w:t xml:space="preserve"/>
+      </w:r>
+    </w:p>
+    <w:p>
+      <w:pPr>
+        <w:spacing w:before="60" w:after="60" w:line="300" w:lineRule="auto"/>
+        <w:ind w:left="360"/>
+        <w:jc w:val="both"/>
+      </w:pPr>
+      <w:r>
+        <w:rPr>
+          <w:b/>
+          <w:bCs/>
+        </w:rPr>
+        <w:t xml:space="preserve">Conversation près du piano. Vous voyez Lisa rester en vue ; vous voyez Théodorette rentrer du couloir à 17h20.</w:t>
+      </w:r>
+      <w:r>
+        <w:t xml:space="preserve"/>
+      </w:r>
+    </w:p>
+    <w:p>
+      <w:pPr>
+        <w:spacing w:before="60" w:after="60" w:line="300" w:lineRule="auto"/>
+        <w:ind w:left="360"/>
+        <w:jc w:val="both"/>
+      </w:pPr>
+      <w:r>
+        <w:rPr>
+          <w:b/>
+          <w:bCs/>
+        </w:rPr>
+        <w:t xml:space="preserve">17h45 – 18h00</w:t>
+      </w:r>
+      <w:r>
+        <w:t xml:space="preserve"/>
+      </w:r>
+    </w:p>
+    <w:p>
+      <w:pPr>
+        <w:spacing w:before="60" w:after="60" w:line="300" w:lineRule="auto"/>
+        <w:ind w:left="360"/>
+        <w:jc w:val="both"/>
+      </w:pPr>
+      <w:r>
+        <w:rPr>
+          <w:b/>
+          <w:bCs/>
+        </w:rPr>
+        <w:t xml:space="preserve">Salon du bar</w:t>
+      </w:r>
+      <w:r>
+        <w:t xml:space="preserve"/>
+      </w:r>
+    </w:p>
+    <w:p>
+      <w:pPr>
+        <w:spacing w:before="60" w:after="60" w:line="300" w:lineRule="auto"/>
+        <w:ind w:left="360"/>
+        <w:jc w:val="both"/>
+      </w:pPr>
+      <w:r>
+        <w:rPr>
+          <w:b/>
+          <w:bCs/>
+        </w:rPr>
+        <w:t xml:space="preserve">Mondanités. Cris de Lady Victoria à 17h58.</w:t>
+      </w:r>
+      <w:r>
+        <w:t xml:space="preserve"/>
+      </w:r>
+    </w:p>
+    <w:p>
+      <w:pPr>
+        <w:spacing w:before="240" w:after="100"/>
+      </w:pPr>
+      <w:r>
+        <w:rPr>
+          <w:b/>
+          <w:bCs/>
+          <w:color w:val="5D4037"/>
           <w:sz w:val="24"/>
-          <w:color w:val="6D4C41"/>
-        </w:rPr>
-        <w:t xml:space="preserve">❯  VOS SECRETS  ❮</w:t>
-      </w:r>
-    </w:p>
-    <w:p>
-      <w:pPr>
-        <w:spacing w:after="60"/>
-        <w:ind w:left="360" w:hanging="200"/>
-      </w:pPr>
-      <w:r>
-        <w:rPr>
-          <w:sz w:val="22"/>
-        </w:rPr>
-        <w:t xml:space="preserve">•  En 1910, jeune clerc du notaire des Beauchamp, vous avez VALIDÉ les faux papiers qui ont permis à une inconnue de prendre l’identité de Mademoiselle Amandinette de Beauchamp, héritière morte d’une fièvre. Vous saviez. Vous vous êtes tu — et vous avez fait passer la succession à l’imposteuse, réputée héritière « vivante », plutôt qu’à la nièce légitime (l’enfant Camille Beauchamp), avant de racheter les terres à vil prix. Votre fortune est née de ce silence.</w:t>
-      </w:r>
-    </w:p>
-    <w:p>
-      <w:pPr>
-        <w:spacing w:after="60"/>
-        <w:ind w:left="360" w:hanging="200"/>
-      </w:pPr>
-      <w:r>
-        <w:rPr>
-          <w:sz w:val="22"/>
-        </w:rPr>
-        <w:t xml:space="preserve">•  Léa l’avait découvert. Elle vous faisait chanter — 5 000 livres. Si elle parlait : radiation, procès, prison. Ce matin, elle vous a remis un dernier rappel d’échéance, que vous avez glissé dans votre portefeuille.</w:t>
-      </w:r>
-    </w:p>
-    <w:p>
-      <w:pPr>
-        <w:spacing w:after="60"/>
-        <w:ind w:left="360" w:hanging="200"/>
-      </w:pPr>
-      <w:r>
-        <w:rPr>
-          <w:sz w:val="22"/>
-        </w:rPr>
-        <w:t xml:space="preserve">•  Le visage de Maëlys Bouchard vous a glacé à son arrivée : c’est le portrait des Beauchamp. Vous redoutez qu’on fasse le lien.</w:t>
-      </w:r>
-    </w:p>
-    <w:p>
-      <w:pPr>
-        <w:jc w:val="center"/>
-        <w:spacing w:before="220" w:after="80"/>
-        <w:pBdr>
-          <w:top w:val="single" w:sz="4" w:color="B8860B"/>
-          <w:bottom w:val="single" w:sz="4" w:color="B8860B"/>
-        </w:pBdr>
-      </w:pPr>
-      <w:r>
-        <w:rPr>
-          <w:b/>
-          <w:sz w:val="24"/>
-          <w:color w:val="6D4C41"/>
-        </w:rPr>
-        <w:t xml:space="preserve">❯  CE QUE VOUS DITES  ❮</w:t>
-      </w:r>
-    </w:p>
-    <w:p>
-      <w:pPr>
-        <w:jc w:val="both"/>
-        <w:spacing w:after="100"/>
-      </w:pPr>
-      <w:r>
-        <w:rPr>
-          <w:sz w:val="22"/>
-        </w:rPr>
-        <w:t xml:space="preserve">Alibi : « Je me suis retiré au petit cabinet de lecture vers 17h00 pour étudier un dossier. Seul, oui. Un homme de loi a besoin de calme. »</w:t>
-      </w:r>
-    </w:p>
-    <w:p>
-      <w:pPr>
-        <w:jc w:val="both"/>
-        <w:spacing w:after="100"/>
-      </w:pPr>
-      <w:r>
-        <w:rPr>
-          <w:sz w:val="22"/>
-        </w:rPr>
-        <w:t xml:space="preserve">Sur Léa : « Une personne… encombrante. Je ne pleurerai pas, je ne mentirai pas là-dessus. »</w:t>
-      </w:r>
-    </w:p>
-    <w:p>
-      <w:pPr>
-        <w:jc w:val="both"/>
-        <w:spacing w:after="100"/>
-      </w:pPr>
-      <w:r>
-        <w:rPr>
-          <w:sz w:val="22"/>
-        </w:rPr>
-        <w:t xml:space="preserve">Sur Amandinette (si pressé) : « La Duchesse ? Une cliente. Rien de plus. » (mensonge glacé)</w:t>
-      </w:r>
-    </w:p>
-    <w:p>
-      <w:pPr>
-        <w:jc w:val="center"/>
-        <w:spacing w:before="220" w:after="80"/>
-        <w:pBdr>
-          <w:top w:val="single" w:sz="4" w:color="B8860B"/>
-          <w:bottom w:val="single" w:sz="4" w:color="B8860B"/>
-        </w:pBdr>
-      </w:pPr>
-      <w:r>
-        <w:rPr>
-          <w:b/>
-          <w:sz w:val="24"/>
-          <w:color w:val="6D4C41"/>
-        </w:rPr>
-        <w:t xml:space="preserve">❯  CE QUI VOUS FAIT CRAQUER — 3 PALIERS  ❮</w:t>
-      </w:r>
-    </w:p>
-    <w:p>
-      <w:pPr>
-        <w:jc w:val="both"/>
-        <w:spacing w:after="100"/>
-      </w:pPr>
-      <w:r>
-        <w:rPr>
-          <w:sz w:val="22"/>
-        </w:rPr>
-        <w:t xml:space="preserve">Palier 1 — Vous niez tout : « Du chantage ? Quelle imagination. Je suis notaire, pas gibier. »</w:t>
-      </w:r>
-    </w:p>
-    <w:p>
-      <w:pPr>
-        <w:jc w:val="both"/>
-        <w:spacing w:after="100"/>
-      </w:pPr>
-      <w:r>
-        <w:rPr>
-          <w:sz w:val="22"/>
-        </w:rPr>
-        <w:t xml:space="preserve">Palier 2 — Si Chloé a la preuve du chantage (carnet de Léa, mention E.C.S., 5 000 £) : « Soit. Elle me pressurait. Une vieille affaire de succession, des irrégularités anciennes. J’ai payé pour la paix. Je ne l’ai pas tuée — j’avais bien trop à perdre à un scandale, justement. »</w:t>
-      </w:r>
-    </w:p>
-    <w:p>
-      <w:pPr>
-        <w:jc w:val="both"/>
-        <w:spacing w:after="100"/>
-      </w:pPr>
-      <w:r>
-        <w:rPr>
-          <w:sz w:val="22"/>
-        </w:rPr>
-        <w:t xml:space="preserve">Palier 3 — À l’Acte IV, quand Chloé brandit l’acte de naissance d’Amandinette de la Grande Leuleu et vous somme, en homme de loi, de l’authentifier : « …(long silence)… Cet acte est authentique. Le sceau de la Grande Leuleu, la main du maire — je les reconnais. Oui. J’ai monté le dossier en 1910. J’ai fait d’une servante une duchesse. Et j’en ai vécu quinze ans. »</w:t>
-      </w:r>
-    </w:p>
-    <w:p>
-      <w:pPr>
-        <w:jc w:val="center"/>
-        <w:spacing w:before="220" w:after="80"/>
-        <w:pBdr>
-          <w:top w:val="single" w:sz="4" w:color="B8860B"/>
-          <w:bottom w:val="single" w:sz="4" w:color="B8860B"/>
-        </w:pBdr>
-      </w:pPr>
-      <w:r>
-        <w:rPr>
-          <w:b/>
-          <w:sz w:val="24"/>
-          <w:color w:val="6D4C41"/>
-        </w:rPr>
-        <w:t xml:space="preserve">❯  VOTRE CHRONOLOGIE  ❮</w:t>
-      </w:r>
-    </w:p>
-    <w:p>
-      <w:pPr>
-        <w:spacing w:after="60"/>
-      </w:pPr>
-      <w:r>
-        <w:rPr>
-          <w:b/>
-          <w:sz w:val="22"/>
-        </w:rPr>
-        <w:t xml:space="preserve">16h00 – 16h45</w:t>
-      </w:r>
-      <w:r>
-        <w:rPr>
-          <w:sz w:val="22"/>
-        </w:rPr>
-        <w:t xml:space="preserve">  —  Bar/salon — Mondanités mesurées. Vous évitez Léa.</w:t>
-      </w:r>
-    </w:p>
-    <w:p>
-      <w:pPr>
-        <w:spacing w:after="60"/>
-      </w:pPr>
-      <w:r>
-        <w:rPr>
-          <w:b/>
-          <w:sz w:val="22"/>
-        </w:rPr>
-        <w:t xml:space="preserve">16h45</w:t>
-      </w:r>
-      <w:r>
-        <w:rPr>
-          <w:sz w:val="22"/>
-        </w:rPr>
-        <w:t xml:space="preserve">  —  Salon du bar — Toast.</w:t>
-      </w:r>
-    </w:p>
-    <w:p>
-      <w:pPr>
-        <w:spacing w:after="60"/>
-      </w:pPr>
-      <w:r>
-        <w:rPr>
-          <w:b/>
-          <w:sz w:val="22"/>
-        </w:rPr>
-        <w:t xml:space="preserve">17h00 – 17h45</w:t>
-      </w:r>
-      <w:r>
-        <w:rPr>
-          <w:sz w:val="22"/>
-        </w:rPr>
-        <w:t xml:space="preserve">  —  Cabinet de lecture — SEUL. Aucun témoin. (votre alibi creux)</w:t>
-      </w:r>
-    </w:p>
-    <w:p>
-      <w:pPr>
-        <w:spacing w:after="60"/>
-      </w:pPr>
-      <w:r>
-        <w:rPr>
-          <w:b/>
-          <w:sz w:val="22"/>
-        </w:rPr>
-        <w:t xml:space="preserve">17h45 – 17h58</w:t>
-      </w:r>
-      <w:r>
-        <w:rPr>
-          <w:sz w:val="22"/>
-        </w:rPr>
-        <w:t xml:space="preserve">  —  Salon du bar — Vous reparaissez, impassible.</w:t>
-      </w:r>
-    </w:p>
-    <w:p>
-      <w:pPr>
-        <w:spacing w:after="60"/>
-      </w:pPr>
-      <w:r>
-        <w:rPr>
-          <w:b/>
-          <w:sz w:val="22"/>
-        </w:rPr>
-        <w:t xml:space="preserve">17h58 – 18h00</w:t>
-      </w:r>
-      <w:r>
-        <w:rPr>
-          <w:sz w:val="22"/>
-        </w:rPr>
-        <w:t xml:space="preserve">  —  Salon → hall — Cris de Lady Victoria à 17h58. Arrivée de Chloé.</w:t>
-      </w:r>
-    </w:p>
-    <w:p>
-      <w:pPr>
-        <w:jc w:val="center"/>
-      </w:pPr>
-      <w:r>
-        <w:rPr>
-          <w:sz w:val="24"/>
-          <w:color w:val="B8860B"/>
+          <w:szCs w:val="24"/>
         </w:rPr>
         <w:t xml:space="preserve">❦ ❦ ❦</w:t>
       </w:r>
     </w:p>
+    <w:tbl>
+      <w:tblPr>
+        <w:tblW w:w="9360" w:type="dxa"/>
+        <w:tblBorders>
+          <w:top w:val="single" w:sz="4" w:space="0" w:color="D7CCC8"/>
+          <w:left w:val="single" w:sz="4" w:space="0" w:color="D7CCC8"/>
+          <w:bottom w:val="single" w:sz="4" w:space="0" w:color="D7CCC8"/>
+          <w:right w:val="single" w:sz="4" w:space="0" w:color="D7CCC8"/>
+          <w:insideH w:val="single" w:sz="4" w:space="0" w:color="D7CCC8"/>
+          <w:insideV w:val="single" w:sz="4" w:space="0" w:color="D7CCC8"/>
+        </w:tblBorders>
+        <w:tblLook w:val="04A0"/>
+      </w:tblPr>
+      <w:tblGrid>
+        <w:gridCol w:w="2200"/>
+        <w:gridCol w:w="3500"/>
+        <w:gridCol w:w="3660"/>
+      </w:tblGrid>
+      <w:tr>
+        <w:trPr>
+          <w:tblHeader/>
+        </w:trPr>
+        <w:tc>
+          <w:tcPr>
+            <w:tcW w:w="2200" w:type="dxa"/>
+            <w:shd w:val="clear" w:color="auto" w:fill="EFEBE9"/>
+            <w:tcMar>
+              <w:top w:w="80" w:type="dxa"/>
+              <w:bottom w:w="80" w:type="dxa"/>
+              <w:left w:w="120" w:type="dxa"/>
+              <w:right w:w="120" w:type="dxa"/>
+            </w:tcMar>
+          </w:tcPr>
+          <w:p>
+            <w:pPr>
+              <w:spacing w:before="20" w:after="20" w:line="260" w:lineRule="auto"/>
+            </w:pPr>
+            <w:r>
+              <w:rPr>
+                <w:b/>
+                <w:bCs/>
+                <w:color w:val="5D4037"/>
+              </w:rPr>
+              <w:t>Heure</w:t>
+            </w:r>
+          </w:p>
+        </w:tc>
+        <w:tc>
+          <w:tcPr>
+            <w:tcW w:w="3500" w:type="dxa"/>
+            <w:shd w:val="clear" w:color="auto" w:fill="EFEBE9"/>
+            <w:tcMar>
+              <w:top w:w="80" w:type="dxa"/>
+              <w:bottom w:w="80" w:type="dxa"/>
+              <w:left w:w="120" w:type="dxa"/>
+              <w:right w:w="120" w:type="dxa"/>
+            </w:tcMar>
+          </w:tcPr>
+          <w:p>
+            <w:pPr>
+              <w:spacing w:before="20" w:after="20" w:line="260" w:lineRule="auto"/>
+            </w:pPr>
+            <w:r>
+              <w:rPr>
+                <w:b/>
+                <w:bCs/>
+                <w:color w:val="5D4037"/>
+              </w:rPr>
+              <w:t>Lieu</w:t>
+            </w:r>
+          </w:p>
+        </w:tc>
+        <w:tc>
+          <w:tcPr>
+            <w:tcW w:w="3660" w:type="dxa"/>
+            <w:shd w:val="clear" w:color="auto" w:fill="EFEBE9"/>
+            <w:tcMar>
+              <w:top w:w="80" w:type="dxa"/>
+              <w:bottom w:w="80" w:type="dxa"/>
+              <w:left w:w="120" w:type="dxa"/>
+              <w:right w:w="120" w:type="dxa"/>
+            </w:tcMar>
+          </w:tcPr>
+          <w:p>
+            <w:pPr>
+              <w:spacing w:before="20" w:after="20" w:line="260" w:lineRule="auto"/>
+            </w:pPr>
+            <w:r>
+              <w:rPr>
+                <w:b/>
+                <w:bCs/>
+                <w:color w:val="5D4037"/>
+              </w:rPr>
+              <w:t>Événement</w:t>
+            </w:r>
+          </w:p>
+        </w:tc>
+      </w:tr>
+      <w:tr>
+        <w:tc>
+          <w:tcPr>
+            <w:tcW w:w="2200" w:type="dxa"/>
+            <w:tcMar>
+              <w:top w:w="80" w:type="dxa"/>
+              <w:bottom w:w="80" w:type="dxa"/>
+              <w:left w:w="120" w:type="dxa"/>
+              <w:right w:w="120" w:type="dxa"/>
+            </w:tcMar>
+          </w:tcPr>
+          <w:p>
+            <w:pPr>
+              <w:spacing w:before="20" w:after="20" w:line="260" w:lineRule="auto"/>
+            </w:pPr>
+            <w:r>
+              <w:rPr>
+                <w:sz w:val="22"/>
+                <w:szCs w:val="22"/>
+              </w:rPr>
+              <w:t>15h45 – 16h05</w:t>
+            </w:r>
+          </w:p>
+        </w:tc>
+        <w:tc>
+          <w:tcPr>
+            <w:tcW w:w="3500" w:type="dxa"/>
+            <w:tcMar>
+              <w:top w:w="80" w:type="dxa"/>
+              <w:bottom w:w="80" w:type="dxa"/>
+              <w:left w:w="120" w:type="dxa"/>
+              <w:right w:w="120" w:type="dxa"/>
+            </w:tcMar>
+          </w:tcPr>
+          <w:p>
+            <w:pPr>
+              <w:spacing w:before="20" w:after="20" w:line="260" w:lineRule="auto"/>
+            </w:pPr>
+            <w:r>
+              <w:rPr>
+                <w:sz w:val="22"/>
+                <w:szCs w:val="22"/>
+              </w:rPr>
+              <w:t>Hall/bar</w:t>
+            </w:r>
+          </w:p>
+        </w:tc>
+        <w:tc>
+          <w:tcPr>
+            <w:tcW w:w="3660" w:type="dxa"/>
+            <w:tcMar>
+              <w:top w:w="80" w:type="dxa"/>
+              <w:bottom w:w="80" w:type="dxa"/>
+              <w:left w:w="120" w:type="dxa"/>
+              <w:right w:w="120" w:type="dxa"/>
+            </w:tcMar>
+          </w:tcPr>
+          <w:p>
+            <w:pPr>
+              <w:spacing w:before="20" w:after="20" w:line="260" w:lineRule="auto"/>
+            </w:pPr>
+            <w:r>
+              <w:rPr>
+                <w:sz w:val="22"/>
+                <w:szCs w:val="22"/>
+              </w:rPr>
+              <w:t>Mondanités. Vous voyez Léa glisser un billet à Amandinette à 16h05.</w:t>
+            </w:r>
+          </w:p>
+        </w:tc>
+      </w:tr>
+      <w:tr>
+        <w:tc>
+          <w:tcPr>
+            <w:tcW w:w="2200" w:type="dxa"/>
+            <w:tcMar>
+              <w:top w:w="80" w:type="dxa"/>
+              <w:bottom w:w="80" w:type="dxa"/>
+              <w:left w:w="120" w:type="dxa"/>
+              <w:right w:w="120" w:type="dxa"/>
+            </w:tcMar>
+          </w:tcPr>
+          <w:p>
+            <w:pPr>
+              <w:spacing w:before="20" w:after="20" w:line="260" w:lineRule="auto"/>
+            </w:pPr>
+            <w:r>
+              <w:rPr>
+                <w:sz w:val="22"/>
+                <w:szCs w:val="22"/>
+              </w:rPr>
+              <w:t>16h05 – 16h45</w:t>
+            </w:r>
+          </w:p>
+        </w:tc>
+        <w:tc>
+          <w:tcPr>
+            <w:tcW w:w="3500" w:type="dxa"/>
+            <w:tcMar>
+              <w:top w:w="80" w:type="dxa"/>
+              <w:bottom w:w="80" w:type="dxa"/>
+              <w:left w:w="120" w:type="dxa"/>
+              <w:right w:w="120" w:type="dxa"/>
+            </w:tcMar>
+          </w:tcPr>
+          <w:p>
+            <w:pPr>
+              <w:spacing w:before="20" w:after="20" w:line="260" w:lineRule="auto"/>
+            </w:pPr>
+            <w:r>
+              <w:rPr>
+                <w:sz w:val="22"/>
+                <w:szCs w:val="22"/>
+              </w:rPr>
+              <w:t>Bar/salon du bar</w:t>
+            </w:r>
+          </w:p>
+        </w:tc>
+        <w:tc>
+          <w:tcPr>
+            <w:tcW w:w="3660" w:type="dxa"/>
+            <w:tcMar>
+              <w:top w:w="80" w:type="dxa"/>
+              <w:bottom w:w="80" w:type="dxa"/>
+              <w:left w:w="120" w:type="dxa"/>
+              <w:right w:w="120" w:type="dxa"/>
+            </w:tcMar>
+          </w:tcPr>
+          <w:p>
+            <w:pPr>
+              <w:spacing w:before="20" w:after="20" w:line="260" w:lineRule="auto"/>
+            </w:pPr>
+            <w:r>
+              <w:rPr>
+                <w:sz w:val="22"/>
+                <w:szCs w:val="22"/>
+              </w:rPr>
+              <w:t>Mondanités.</w:t>
+            </w:r>
+          </w:p>
+        </w:tc>
+      </w:tr>
+      <w:tr>
+        <w:tc>
+          <w:tcPr>
+            <w:tcW w:w="2200" w:type="dxa"/>
+            <w:tcMar>
+              <w:top w:w="80" w:type="dxa"/>
+              <w:bottom w:w="80" w:type="dxa"/>
+              <w:left w:w="120" w:type="dxa"/>
+              <w:right w:w="120" w:type="dxa"/>
+            </w:tcMar>
+          </w:tcPr>
+          <w:p>
+            <w:pPr>
+              <w:spacing w:before="20" w:after="20" w:line="260" w:lineRule="auto"/>
+            </w:pPr>
+            <w:r>
+              <w:rPr>
+                <w:sz w:val="22"/>
+                <w:szCs w:val="22"/>
+              </w:rPr>
+              <w:t>16h45</w:t>
+            </w:r>
+          </w:p>
+        </w:tc>
+        <w:tc>
+          <w:tcPr>
+            <w:tcW w:w="3500" w:type="dxa"/>
+            <w:tcMar>
+              <w:top w:w="80" w:type="dxa"/>
+              <w:bottom w:w="80" w:type="dxa"/>
+              <w:left w:w="120" w:type="dxa"/>
+              <w:right w:w="120" w:type="dxa"/>
+            </w:tcMar>
+          </w:tcPr>
+          <w:p>
+            <w:pPr>
+              <w:spacing w:before="20" w:after="20" w:line="260" w:lineRule="auto"/>
+            </w:pPr>
+            <w:r>
+              <w:rPr>
+                <w:sz w:val="22"/>
+                <w:szCs w:val="22"/>
+              </w:rPr>
+              <w:t>Salon du bar</w:t>
+            </w:r>
+          </w:p>
+        </w:tc>
+        <w:tc>
+          <w:tcPr>
+            <w:tcW w:w="3660" w:type="dxa"/>
+            <w:tcMar>
+              <w:top w:w="80" w:type="dxa"/>
+              <w:bottom w:w="80" w:type="dxa"/>
+              <w:left w:w="120" w:type="dxa"/>
+              <w:right w:w="120" w:type="dxa"/>
+            </w:tcMar>
+          </w:tcPr>
+          <w:p>
+            <w:pPr>
+              <w:spacing w:before="20" w:after="20" w:line="260" w:lineRule="auto"/>
+            </w:pPr>
+            <w:r>
+              <w:rPr>
+                <w:sz w:val="22"/>
+                <w:szCs w:val="22"/>
+              </w:rPr>
+              <w:t>Toast.</w:t>
+            </w:r>
+          </w:p>
+        </w:tc>
+      </w:tr>
+      <w:tr>
+        <w:tc>
+          <w:tcPr>
+            <w:tcW w:w="2200" w:type="dxa"/>
+            <w:tcMar>
+              <w:top w:w="80" w:type="dxa"/>
+              <w:bottom w:w="80" w:type="dxa"/>
+              <w:left w:w="120" w:type="dxa"/>
+              <w:right w:w="120" w:type="dxa"/>
+            </w:tcMar>
+          </w:tcPr>
+          <w:p>
+            <w:pPr>
+              <w:spacing w:before="20" w:after="20" w:line="260" w:lineRule="auto"/>
+            </w:pPr>
+            <w:r>
+              <w:rPr>
+                <w:sz w:val="22"/>
+                <w:szCs w:val="22"/>
+              </w:rPr>
+              <w:t>16h50</w:t>
+            </w:r>
+          </w:p>
+        </w:tc>
+        <w:tc>
+          <w:tcPr>
+            <w:tcW w:w="3500" w:type="dxa"/>
+            <w:tcMar>
+              <w:top w:w="80" w:type="dxa"/>
+              <w:bottom w:w="80" w:type="dxa"/>
+              <w:left w:w="120" w:type="dxa"/>
+              <w:right w:w="120" w:type="dxa"/>
+            </w:tcMar>
+          </w:tcPr>
+          <w:p>
+            <w:pPr>
+              <w:spacing w:before="20" w:after="20" w:line="260" w:lineRule="auto"/>
+            </w:pPr>
+            <w:r>
+              <w:rPr>
+                <w:sz w:val="22"/>
+                <w:szCs w:val="22"/>
+              </w:rPr>
+              <w:t>Côté nord du jardin</w:t>
+            </w:r>
+          </w:p>
+        </w:tc>
+        <w:tc>
+          <w:tcPr>
+            <w:tcW w:w="3660" w:type="dxa"/>
+            <w:tcMar>
+              <w:top w:w="80" w:type="dxa"/>
+              <w:bottom w:w="80" w:type="dxa"/>
+              <w:left w:w="120" w:type="dxa"/>
+              <w:right w:w="120" w:type="dxa"/>
+            </w:tcMar>
+          </w:tcPr>
+          <w:p>
+            <w:pPr>
+              <w:spacing w:before="20" w:after="20" w:line="260" w:lineRule="auto"/>
+            </w:pPr>
+            <w:r>
+              <w:rPr>
+                <w:sz w:val="22"/>
+                <w:szCs w:val="22"/>
+              </w:rPr>
+              <w:t>Vous voyez Marie et Léa s’embrasser au potager.</w:t>
+            </w:r>
+          </w:p>
+        </w:tc>
+      </w:tr>
+      <w:tr>
+        <w:tc>
+          <w:tcPr>
+            <w:tcW w:w="2200" w:type="dxa"/>
+            <w:tcMar>
+              <w:top w:w="80" w:type="dxa"/>
+              <w:bottom w:w="80" w:type="dxa"/>
+              <w:left w:w="120" w:type="dxa"/>
+              <w:right w:w="120" w:type="dxa"/>
+            </w:tcMar>
+          </w:tcPr>
+          <w:p>
+            <w:pPr>
+              <w:spacing w:before="20" w:after="20" w:line="260" w:lineRule="auto"/>
+            </w:pPr>
+            <w:r>
+              <w:rPr>
+                <w:sz w:val="22"/>
+                <w:szCs w:val="22"/>
+              </w:rPr>
+              <w:t>17h00 – 17h45</w:t>
+            </w:r>
+          </w:p>
+        </w:tc>
+        <w:tc>
+          <w:tcPr>
+            <w:tcW w:w="3500" w:type="dxa"/>
+            <w:tcMar>
+              <w:top w:w="80" w:type="dxa"/>
+              <w:bottom w:w="80" w:type="dxa"/>
+              <w:left w:w="120" w:type="dxa"/>
+              <w:right w:w="120" w:type="dxa"/>
+            </w:tcMar>
+          </w:tcPr>
+          <w:p>
+            <w:pPr>
+              <w:spacing w:before="20" w:after="20" w:line="260" w:lineRule="auto"/>
+            </w:pPr>
+            <w:r>
+              <w:rPr>
+                <w:sz w:val="22"/>
+                <w:szCs w:val="22"/>
+              </w:rPr>
+              <w:t>Salon du bar principalement</w:t>
+            </w:r>
+          </w:p>
+        </w:tc>
+        <w:tc>
+          <w:tcPr>
+            <w:tcW w:w="3660" w:type="dxa"/>
+            <w:tcMar>
+              <w:top w:w="80" w:type="dxa"/>
+              <w:bottom w:w="80" w:type="dxa"/>
+              <w:left w:w="120" w:type="dxa"/>
+              <w:right w:w="120" w:type="dxa"/>
+            </w:tcMar>
+          </w:tcPr>
+          <w:p>
+            <w:pPr>
+              <w:spacing w:before="20" w:after="20" w:line="260" w:lineRule="auto"/>
+            </w:pPr>
+            <w:r>
+              <w:rPr>
+                <w:sz w:val="22"/>
+                <w:szCs w:val="22"/>
+              </w:rPr>
+              <w:t>Mondanités.</w:t>
+            </w:r>
+          </w:p>
+        </w:tc>
+      </w:tr>
+      <w:tr>
+        <w:tc>
+          <w:tcPr>
+            <w:tcW w:w="2200" w:type="dxa"/>
+            <w:tcMar>
+              <w:top w:w="80" w:type="dxa"/>
+              <w:bottom w:w="80" w:type="dxa"/>
+              <w:left w:w="120" w:type="dxa"/>
+              <w:right w:w="120" w:type="dxa"/>
+            </w:tcMar>
+          </w:tcPr>
+          <w:p>
+            <w:pPr>
+              <w:spacing w:before="20" w:after="20" w:line="260" w:lineRule="auto"/>
+            </w:pPr>
+            <w:r>
+              <w:rPr>
+                <w:sz w:val="22"/>
+                <w:szCs w:val="22"/>
+              </w:rPr>
+              <w:t>17h55 – 17h57</w:t>
+            </w:r>
+          </w:p>
+        </w:tc>
+        <w:tc>
+          <w:tcPr>
+            <w:tcW w:w="3500" w:type="dxa"/>
+            <w:tcMar>
+              <w:top w:w="80" w:type="dxa"/>
+              <w:bottom w:w="80" w:type="dxa"/>
+              <w:left w:w="120" w:type="dxa"/>
+              <w:right w:w="120" w:type="dxa"/>
+            </w:tcMar>
+          </w:tcPr>
+          <w:p>
+            <w:pPr>
+              <w:spacing w:before="20" w:after="20" w:line="260" w:lineRule="auto"/>
+            </w:pPr>
+            <w:r>
+              <w:rPr>
+                <w:sz w:val="22"/>
+                <w:szCs w:val="22"/>
+              </w:rPr>
+              <w:t>Sentier → dépendance</w:t>
+            </w:r>
+          </w:p>
+        </w:tc>
+        <w:tc>
+          <w:tcPr>
+            <w:tcW w:w="3660" w:type="dxa"/>
+            <w:tcMar>
+              <w:top w:w="80" w:type="dxa"/>
+              <w:bottom w:w="80" w:type="dxa"/>
+              <w:left w:w="120" w:type="dxa"/>
+              <w:right w:w="120" w:type="dxa"/>
+            </w:tcMar>
+          </w:tcPr>
+          <w:p>
+            <w:pPr>
+              <w:spacing w:before="20" w:after="20" w:line="260" w:lineRule="auto"/>
+            </w:pPr>
+            <w:r>
+              <w:rPr>
+                <w:sz w:val="22"/>
+                <w:szCs w:val="22"/>
+              </w:rPr>
+              <w:t>Vous partez chercher Léa.</w:t>
+            </w:r>
+          </w:p>
+        </w:tc>
+      </w:tr>
+      <w:tr>
+        <w:tc>
+          <w:tcPr>
+            <w:tcW w:w="2200" w:type="dxa"/>
+            <w:tcMar>
+              <w:top w:w="80" w:type="dxa"/>
+              <w:bottom w:w="80" w:type="dxa"/>
+              <w:left w:w="120" w:type="dxa"/>
+              <w:right w:w="120" w:type="dxa"/>
+            </w:tcMar>
+          </w:tcPr>
+          <w:p>
+            <w:pPr>
+              <w:spacing w:before="20" w:after="20" w:line="260" w:lineRule="auto"/>
+            </w:pPr>
+            <w:r>
+              <w:rPr>
+                <w:sz w:val="22"/>
+                <w:szCs w:val="22"/>
+              </w:rPr>
+              <w:t>17h57</w:t>
+            </w:r>
+          </w:p>
+        </w:tc>
+        <w:tc>
+          <w:tcPr>
+            <w:tcW w:w="3500" w:type="dxa"/>
+            <w:tcMar>
+              <w:top w:w="80" w:type="dxa"/>
+              <w:bottom w:w="80" w:type="dxa"/>
+              <w:left w:w="120" w:type="dxa"/>
+              <w:right w:w="120" w:type="dxa"/>
+            </w:tcMar>
+          </w:tcPr>
+          <w:p>
+            <w:pPr>
+              <w:spacing w:before="20" w:after="20" w:line="260" w:lineRule="auto"/>
+            </w:pPr>
+            <w:r>
+              <w:rPr>
+                <w:sz w:val="22"/>
+                <w:szCs w:val="22"/>
+              </w:rPr>
+              <w:t>Dépendance</w:t>
+            </w:r>
+          </w:p>
+        </w:tc>
+        <w:tc>
+          <w:tcPr>
+            <w:tcW w:w="3660" w:type="dxa"/>
+            <w:tcMar>
+              <w:top w:w="80" w:type="dxa"/>
+              <w:bottom w:w="80" w:type="dxa"/>
+              <w:left w:w="120" w:type="dxa"/>
+              <w:right w:w="120" w:type="dxa"/>
+            </w:tcMar>
+          </w:tcPr>
+          <w:p>
+            <w:pPr>
+              <w:spacing w:before="20" w:after="20" w:line="260" w:lineRule="auto"/>
+            </w:pPr>
+            <w:r>
+              <w:rPr>
+                <w:sz w:val="22"/>
+                <w:szCs w:val="22"/>
+              </w:rPr>
+              <w:t>Vous voyez le corps par la fenêtre.</w:t>
+            </w:r>
+          </w:p>
+        </w:tc>
+      </w:tr>
+      <w:tr>
+        <w:tc>
+          <w:tcPr>
+            <w:tcW w:w="2200" w:type="dxa"/>
+            <w:tcMar>
+              <w:top w:w="80" w:type="dxa"/>
+              <w:bottom w:w="80" w:type="dxa"/>
+              <w:left w:w="120" w:type="dxa"/>
+              <w:right w:w="120" w:type="dxa"/>
+            </w:tcMar>
+          </w:tcPr>
+          <w:p>
+            <w:pPr>
+              <w:spacing w:before="20" w:after="20" w:line="260" w:lineRule="auto"/>
+            </w:pPr>
+            <w:r>
+              <w:rPr>
+                <w:sz w:val="22"/>
+                <w:szCs w:val="22"/>
+              </w:rPr>
+              <w:t>17h58</w:t>
+            </w:r>
+          </w:p>
+        </w:tc>
+        <w:tc>
+          <w:tcPr>
+            <w:tcW w:w="3500" w:type="dxa"/>
+            <w:tcMar>
+              <w:top w:w="80" w:type="dxa"/>
+              <w:bottom w:w="80" w:type="dxa"/>
+              <w:left w:w="120" w:type="dxa"/>
+              <w:right w:w="120" w:type="dxa"/>
+            </w:tcMar>
+          </w:tcPr>
+          <w:p>
+            <w:pPr>
+              <w:spacing w:before="20" w:after="20" w:line="260" w:lineRule="auto"/>
+            </w:pPr>
+            <w:r>
+              <w:rPr>
+                <w:sz w:val="22"/>
+                <w:szCs w:val="22"/>
+              </w:rPr>
+              <w:t>Hall</w:t>
+            </w:r>
+          </w:p>
+        </w:tc>
+        <w:tc>
+          <w:tcPr>
+            <w:tcW w:w="3660" w:type="dxa"/>
+            <w:tcMar>
+              <w:top w:w="80" w:type="dxa"/>
+              <w:bottom w:w="80" w:type="dxa"/>
+              <w:left w:w="120" w:type="dxa"/>
+              <w:right w:w="120" w:type="dxa"/>
+            </w:tcMar>
+          </w:tcPr>
+          <w:p>
+            <w:pPr>
+              <w:spacing w:before="20" w:after="20" w:line="260" w:lineRule="auto"/>
+            </w:pPr>
+            <w:r>
+              <w:rPr>
+                <w:sz w:val="22"/>
+                <w:szCs w:val="22"/>
+              </w:rPr>
+              <w:t>Vous revenez en hurlant. Vous voyez Alicia filer au bar.</w:t>
+            </w:r>
+          </w:p>
+        </w:tc>
+      </w:tr>
+      <w:tr>
+        <w:tc>
+          <w:tcPr>
+            <w:tcW w:w="2200" w:type="dxa"/>
+            <w:tcMar>
+              <w:top w:w="80" w:type="dxa"/>
+              <w:bottom w:w="80" w:type="dxa"/>
+              <w:left w:w="120" w:type="dxa"/>
+              <w:right w:w="120" w:type="dxa"/>
+            </w:tcMar>
+          </w:tcPr>
+          <w:p>
+            <w:pPr>
+              <w:spacing w:before="20" w:after="20" w:line="260" w:lineRule="auto"/>
+            </w:pPr>
+            <w:r>
+              <w:rPr>
+                <w:sz w:val="22"/>
+                <w:szCs w:val="22"/>
+              </w:rPr>
+              <w:t>18h00</w:t>
+            </w:r>
+          </w:p>
+        </w:tc>
+        <w:tc>
+          <w:tcPr>
+            <w:tcW w:w="3500" w:type="dxa"/>
+            <w:tcMar>
+              <w:top w:w="80" w:type="dxa"/>
+              <w:bottom w:w="80" w:type="dxa"/>
+              <w:left w:w="120" w:type="dxa"/>
+              <w:right w:w="120" w:type="dxa"/>
+            </w:tcMar>
+          </w:tcPr>
+          <w:p>
+            <w:pPr>
+              <w:spacing w:before="20" w:after="20" w:line="260" w:lineRule="auto"/>
+            </w:pPr>
+            <w:r>
+              <w:rPr>
+                <w:sz w:val="22"/>
+                <w:szCs w:val="22"/>
+              </w:rPr>
+              <w:t>Hall</w:t>
+            </w:r>
+          </w:p>
+        </w:tc>
+        <w:tc>
+          <w:tcPr>
+            <w:tcW w:w="3660" w:type="dxa"/>
+            <w:tcMar>
+              <w:top w:w="80" w:type="dxa"/>
+              <w:bottom w:w="80" w:type="dxa"/>
+              <w:left w:w="120" w:type="dxa"/>
+              <w:right w:w="120" w:type="dxa"/>
+            </w:tcMar>
+          </w:tcPr>
+          <w:p>
+            <w:pPr>
+              <w:spacing w:before="20" w:after="20" w:line="260" w:lineRule="auto"/>
+            </w:pPr>
+            <w:r>
+              <w:rPr>
+                <w:sz w:val="22"/>
+                <w:szCs w:val="22"/>
+              </w:rPr>
+              <w:t>Vous accueillez Chloé en larmes.</w:t>
+            </w:r>
+          </w:p>
+        </w:tc>
+      </w:tr>
+    </w:tbl>
     <w:sectPr>
       <w:headerReference w:type="default" ns2:id="rIdHeader"/>
       <w:footerReference w:type="default" ns2:id="rIdFooter"/>

--- a/Livres_finaux/Livre_III_Convives.docx
+++ b/Livres_finaux/Livre_III_Convives.docx
@@ -499,6 +499,126 @@
           <w:szCs w:val="24"/>
         </w:rPr>
         <w:t>❧  VOTRE IDENTITÉ  ❧</w:t>
+      </w:r>
+    </w:p>
+    <w:p>
+      <w:pPr>
+        <w:spacing w:before="240" w:after="100"/>
+      </w:pPr>
+      <w:r>
+        <w:rPr>
+          <w:b/>
+          <w:bCs/>
+          <w:color w:val="5D4037"/>
+          <w:sz w:val="24"/>
+          <w:szCs w:val="24"/>
+        </w:rPr>
+        <w:t xml:space="preserve">❧  DEUX QUESTIONS RÉCURRENTES (Chloé peut les poser à tout convive)  ❧</w:t>
+      </w:r>
+    </w:p>
+    <w:p>
+      <w:pPr>
+        <w:spacing w:before="240" w:after="100"/>
+      </w:pPr>
+      <w:r>
+        <w:rPr>
+          <w:b/>
+          <w:bCs/>
+          <w:color w:val="5D4037"/>
+          <w:sz w:val="24"/>
+          <w:szCs w:val="24"/>
+        </w:rPr>
+        <w:t xml:space="preserve">Sur Léa : « Amie d’enfance. Nous avons fait notre éducation au même couvent. Sa mort me bouleverse — mais une duchesse ne s’effondre pas en public. »</w:t>
+      </w:r>
+    </w:p>
+    <w:p>
+      <w:pPr>
+        <w:spacing w:before="240" w:after="100"/>
+      </w:pPr>
+      <w:r>
+        <w:rPr>
+          <w:b/>
+          <w:bCs/>
+          <w:color w:val="5D4037"/>
+          <w:sz w:val="24"/>
+          <w:szCs w:val="24"/>
+        </w:rPr>
+        <w:t xml:space="preserve">Sur quelque chose d’étrange peu avant sa mort : « Rien. J’étais à la salle de bain avec une migraine atroce. Je n’ai croisé personne. »</w:t>
+      </w:r>
+    </w:p>
+    <w:p>
+      <w:pPr>
+        <w:spacing w:before="240" w:after="100"/>
+      </w:pPr>
+      <w:r>
+        <w:rPr>
+          <w:b/>
+          <w:bCs/>
+          <w:color w:val="5D4037"/>
+          <w:sz w:val="24"/>
+          <w:szCs w:val="24"/>
+        </w:rPr>
+        <w:t xml:space="preserve">❧  VOTRE RESSENTI SUR LA JOURNÉE  ❧</w:t>
+      </w:r>
+    </w:p>
+    <w:p>
+      <w:pPr>
+        <w:spacing w:before="240" w:after="100"/>
+      </w:pPr>
+      <w:r>
+        <w:rPr>
+          <w:b/>
+          <w:bCs/>
+          <w:color w:val="5D4037"/>
+          <w:sz w:val="24"/>
+          <w:szCs w:val="24"/>
+        </w:rPr>
+        <w:t xml:space="preserve">« Choquée, oui — mais maîtresse de moi. Léa avait ses ennemis ; elle savait à quoi s’en tenir. »</w:t>
+      </w:r>
+    </w:p>
+    <w:p>
+      <w:pPr>
+        <w:spacing w:before="240" w:after="100"/>
+      </w:pPr>
+      <w:r>
+        <w:rPr>
+          <w:b/>
+          <w:bCs/>
+          <w:color w:val="5D4037"/>
+          <w:sz w:val="24"/>
+          <w:szCs w:val="24"/>
+        </w:rPr>
+        <w:t xml:space="preserve">❧  SI VOUS NE SAVEZ PAS QUOI RÉPONDRE  ❧</w:t>
+      </w:r>
+    </w:p>
+    <w:p>
+      <w:pPr>
+        <w:spacing w:before="240" w:after="100"/>
+      </w:pPr>
+      <w:r>
+        <w:rPr>
+          <w:b/>
+          <w:bCs/>
+          <w:color w:val="5D4037"/>
+          <w:sz w:val="24"/>
+          <w:szCs w:val="24"/>
+        </w:rPr>
+        <w:t xml:space="preserve">Esquive type : « Je ne saurais vous renseigner sur ce point — ma migraine m’a tenue à l’écart de tout l’après-midi. »</w:t>
+      </w:r>
+    </w:p>
+    <w:p>
+      <w:pPr>
+        <w:spacing w:before="240" w:after="100"/>
+      </w:pPr>
+      <w:r>
+        <w:rPr>
+          <w:b/>
+          <w:bCs/>
+          <w:color w:val="5D4037"/>
+          <w:sz w:val="24"/>
+          <w:szCs w:val="24"/>
+        </w:rPr>
+        <w:t xml:space="preserve">Sur votre chantage par Léa : NIEZ TOUT. La menace identité ne sort qu’au coffret final.</w:t>
       </w:r>
     </w:p>
     <w:p>
@@ -2202,6 +2322,126 @@
     </w:p>
     <w:p>
       <w:pPr>
+        <w:spacing w:before="240" w:after="100"/>
+      </w:pPr>
+      <w:r>
+        <w:rPr>
+          <w:b/>
+          <w:bCs/>
+          <w:color w:val="5D4037"/>
+          <w:sz w:val="24"/>
+          <w:szCs w:val="24"/>
+        </w:rPr>
+        <w:t xml:space="preserve">❧  DEUX QUESTIONS RÉCURRENTES (Chloé peut les poser à tout convive)  ❧</w:t>
+      </w:r>
+    </w:p>
+    <w:p>
+      <w:pPr>
+        <w:spacing w:before="240" w:after="100"/>
+      </w:pPr>
+      <w:r>
+        <w:rPr>
+          <w:b/>
+          <w:bCs/>
+          <w:color w:val="5D4037"/>
+          <w:sz w:val="24"/>
+          <w:szCs w:val="24"/>
+        </w:rPr>
+        <w:t xml:space="preserve">Sur Léa : « Connaissance mondaine. Femme brillante, plume redoutée. Je la croisais aux soirées. »</w:t>
+      </w:r>
+    </w:p>
+    <w:p>
+      <w:pPr>
+        <w:spacing w:before="240" w:after="100"/>
+      </w:pPr>
+      <w:r>
+        <w:rPr>
+          <w:b/>
+          <w:bCs/>
+          <w:color w:val="5D4037"/>
+          <w:sz w:val="24"/>
+          <w:szCs w:val="24"/>
+        </w:rPr>
+        <w:t xml:space="preserve">Sur quelque chose d’étrange peu avant sa mort : « Mon épouse Amandinette m’a paru tendue depuis ce matin. Et Léa, plus silencieuse que de coutume. »</w:t>
+      </w:r>
+    </w:p>
+    <w:p>
+      <w:pPr>
+        <w:spacing w:before="240" w:after="100"/>
+      </w:pPr>
+      <w:r>
+        <w:rPr>
+          <w:b/>
+          <w:bCs/>
+          <w:color w:val="5D4037"/>
+          <w:sz w:val="24"/>
+          <w:szCs w:val="24"/>
+        </w:rPr>
+        <w:t xml:space="preserve">❧  VOTRE RESSENTI SUR LA JOURNÉE  ❧</w:t>
+      </w:r>
+    </w:p>
+    <w:p>
+      <w:pPr>
+        <w:spacing w:before="240" w:after="100"/>
+      </w:pPr>
+      <w:r>
+        <w:rPr>
+          <w:b/>
+          <w:bCs/>
+          <w:color w:val="5D4037"/>
+          <w:sz w:val="24"/>
+          <w:szCs w:val="24"/>
+        </w:rPr>
+        <w:t xml:space="preserve">« Inquiet — pour Amandinette, surtout. C’est une nature délicate. »</w:t>
+      </w:r>
+    </w:p>
+    <w:p>
+      <w:pPr>
+        <w:spacing w:before="240" w:after="100"/>
+      </w:pPr>
+      <w:r>
+        <w:rPr>
+          <w:b/>
+          <w:bCs/>
+          <w:color w:val="5D4037"/>
+          <w:sz w:val="24"/>
+          <w:szCs w:val="24"/>
+        </w:rPr>
+        <w:t xml:space="preserve">❧  SI VOUS NE SAVEZ PAS QUOI RÉPONDRE  ❧</w:t>
+      </w:r>
+    </w:p>
+    <w:p>
+      <w:pPr>
+        <w:spacing w:before="240" w:after="100"/>
+      </w:pPr>
+      <w:r>
+        <w:rPr>
+          <w:b/>
+          <w:bCs/>
+          <w:color w:val="5D4037"/>
+          <w:sz w:val="24"/>
+          <w:szCs w:val="24"/>
+        </w:rPr>
+        <w:t xml:space="preserve">Esquive type : « Je n’ai pas suivi tous les détails — j’étais avec mon épouse. »</w:t>
+      </w:r>
+    </w:p>
+    <w:p>
+      <w:pPr>
+        <w:spacing w:before="240" w:after="100"/>
+      </w:pPr>
+      <w:r>
+        <w:rPr>
+          <w:b/>
+          <w:bCs/>
+          <w:color w:val="5D4037"/>
+          <w:sz w:val="24"/>
+          <w:szCs w:val="24"/>
+        </w:rPr>
+        <w:t xml:space="preserve">Sur le chantage Vienne : NIEZ jusqu’à ce que Chloé brandisse la lettre trouvée dans votre manteau.</w:t>
+      </w:r>
+    </w:p>
+    <w:p>
+      <w:pPr>
         <w:spacing w:before="60" w:after="60" w:line="300" w:lineRule="auto"/>
         <w:jc w:val="both"/>
       </w:pPr>
@@ -3304,6 +3544,126 @@
     </w:p>
     <w:p>
       <w:pPr>
+        <w:spacing w:before="240" w:after="100"/>
+      </w:pPr>
+      <w:r>
+        <w:rPr>
+          <w:b/>
+          <w:bCs/>
+          <w:color w:val="5D4037"/>
+          <w:sz w:val="24"/>
+          <w:szCs w:val="24"/>
+        </w:rPr>
+        <w:t xml:space="preserve">❧  DEUX QUESTIONS RÉCURRENTES (Chloé peut les poser à tout convive)  ❧</w:t>
+      </w:r>
+    </w:p>
+    <w:p>
+      <w:pPr>
+        <w:spacing w:before="240" w:after="100"/>
+      </w:pPr>
+      <w:r>
+        <w:rPr>
+          <w:b/>
+          <w:bCs/>
+          <w:color w:val="5D4037"/>
+          <w:sz w:val="24"/>
+          <w:szCs w:val="24"/>
+        </w:rPr>
+        <w:t xml:space="preserve">Sur Léa : « Une amie de salon. Brillante, mordante. Elle aimait piquer les hommes qui croyaient l’impressionner. »</w:t>
+      </w:r>
+    </w:p>
+    <w:p>
+      <w:pPr>
+        <w:spacing w:before="240" w:after="100"/>
+      </w:pPr>
+      <w:r>
+        <w:rPr>
+          <w:b/>
+          <w:bCs/>
+          <w:color w:val="5D4037"/>
+          <w:sz w:val="24"/>
+          <w:szCs w:val="24"/>
+        </w:rPr>
+        <w:t xml:space="preserve">Sur quelque chose d’étrange peu avant sa mort : « Elle m’a paru pressée ce matin — j’ai noté qu’elle s’entretenait à voix basse avec plusieurs personnes successivement. »</w:t>
+      </w:r>
+    </w:p>
+    <w:p>
+      <w:pPr>
+        <w:spacing w:before="240" w:after="100"/>
+      </w:pPr>
+      <w:r>
+        <w:rPr>
+          <w:b/>
+          <w:bCs/>
+          <w:color w:val="5D4037"/>
+          <w:sz w:val="24"/>
+          <w:szCs w:val="24"/>
+        </w:rPr>
+        <w:t xml:space="preserve">❧  VOTRE RESSENTI SUR LA JOURNÉE  ❧</w:t>
+      </w:r>
+    </w:p>
+    <w:p>
+      <w:pPr>
+        <w:spacing w:before="240" w:after="100"/>
+      </w:pPr>
+      <w:r>
+        <w:rPr>
+          <w:b/>
+          <w:bCs/>
+          <w:color w:val="5D4037"/>
+          <w:sz w:val="24"/>
+          <w:szCs w:val="24"/>
+        </w:rPr>
+        <w:t xml:space="preserve">« Médecin avant tout : la digitaline, c’est une mort lente et bête. Personnellement, peu d’affect — nous n’étions pas proches. »</w:t>
+      </w:r>
+    </w:p>
+    <w:p>
+      <w:pPr>
+        <w:spacing w:before="240" w:after="100"/>
+      </w:pPr>
+      <w:r>
+        <w:rPr>
+          <w:b/>
+          <w:bCs/>
+          <w:color w:val="5D4037"/>
+          <w:sz w:val="24"/>
+          <w:szCs w:val="24"/>
+        </w:rPr>
+        <w:t xml:space="preserve">❧  SI VOUS NE SAVEZ PAS QUOI RÉPONDRE  ❧</w:t>
+      </w:r>
+    </w:p>
+    <w:p>
+      <w:pPr>
+        <w:spacing w:before="240" w:after="100"/>
+      </w:pPr>
+      <w:r>
+        <w:rPr>
+          <w:b/>
+          <w:bCs/>
+          <w:color w:val="5D4037"/>
+          <w:sz w:val="24"/>
+          <w:szCs w:val="24"/>
+        </w:rPr>
+        <w:t xml:space="preserve">Esquive type : « J’étais au jardin la majeure partie de l’après-midi — je n’ai pas tout vu. »</w:t>
+      </w:r>
+    </w:p>
+    <w:p>
+      <w:pPr>
+        <w:spacing w:before="240" w:after="100"/>
+      </w:pPr>
+      <w:r>
+        <w:rPr>
+          <w:b/>
+          <w:bCs/>
+          <w:color w:val="5D4037"/>
+          <w:sz w:val="24"/>
+          <w:szCs w:val="24"/>
+        </w:rPr>
+        <w:t xml:space="preserve">Sur le chantage liaison-Gautier : NIEZ jusqu’à ce que Chloé brandisse le mot trouvé au banc.</w:t>
+      </w:r>
+    </w:p>
+    <w:p>
+      <w:pPr>
         <w:spacing w:before="60" w:after="60" w:line="300" w:lineRule="auto"/>
         <w:jc w:val="both"/>
       </w:pPr>
@@ -3406,74 +3766,74 @@
           <w:b/>
           <w:bCs/>
         </w:rPr>
-        <w:t>ACTE I — Cause médicale, avec délai.</w:t>
-      </w:r>
-      <w:r>
-        <w:t xml:space="preserve"> Si Chloé vous demande la cause de la mort : « Empoisonnement à la digitaline. Mort vers 17h25. C’est un cardiotonique puissant. Une dose létale agit en 20 à 40 minutes selon le poids de la victime et l’état de son estomac : nausées d’abord, palpitations, puis syncope cardiaque. Sans goût marqué dans un alcool sucré. » → Chloé pourra remonter à une ingestion vers 16h45-17h05 = le toast.</w:t>
-      </w:r>
-    </w:p>
-    <w:p>
-      <w:pPr>
-        <w:spacing w:before="60" w:after="60" w:line="300" w:lineRule="auto"/>
-        <w:jc w:val="both"/>
-      </w:pPr>
-      <w:r>
-        <w:rPr>
-          <w:b/>
-          <w:bCs/>
-        </w:rPr>
-        <w:t>ACTE I — Sur la dispute au jardin à 16h20</w:t>
-      </w:r>
-      <w:r>
-        <w:t xml:space="preserve"> (vue par Sir Tatoine et Lady Marie) : « Un échange tendu, des affaires personnelles. »</w:t>
-      </w:r>
-    </w:p>
-    <w:p>
-      <w:pPr>
-        <w:spacing w:before="60" w:after="60" w:line="300" w:lineRule="auto"/>
-        <w:jc w:val="both"/>
-      </w:pPr>
-      <w:r>
-        <w:rPr>
-          <w:b/>
-          <w:bCs/>
-        </w:rPr>
-        <w:t>ACTE II — Vous évoquez le vol, sans nommer.</w:t>
-      </w:r>
-      <w:r>
-        <w:t xml:space="preserve"> Si Chloé recoupe avec la fiole et insiste : « Cette digitaline est probablement de mon stock. Une fiole m’a été volée chez moi récemment. Je ne sais pas qui. »</w:t>
-      </w:r>
-    </w:p>
-    <w:p>
-      <w:pPr>
-        <w:spacing w:before="60" w:after="60" w:line="300" w:lineRule="auto"/>
-        <w:jc w:val="both"/>
-      </w:pPr>
-      <w:r>
-        <w:rPr>
-          <w:b/>
-          <w:bCs/>
-        </w:rPr>
-        <w:t>ACTE III — Précisez les circonstances, sans nommer.</w:t>
-      </w:r>
-      <w:r>
-        <w:t xml:space="preserve"> « Bal organisé chez moi il y a une semaine — une quarantaine d’invités, allées et venues dans toute la maison. La fiole se trouvait dans ma sacoche, restée dans mon cabinet. Je ne saurais désigner personne en particulier. »</w:t>
-      </w:r>
-    </w:p>
-    <w:p>
-      <w:pPr>
-        <w:spacing w:before="60" w:after="60" w:line="300" w:lineRule="auto"/>
-        <w:jc w:val="both"/>
-      </w:pPr>
-      <w:r>
-        <w:rPr>
-          <w:b/>
-          <w:bCs/>
-        </w:rPr>
-        <w:t>ACTE IV — Reconnaissance prudente.</w:t>
-      </w:r>
-      <w:r>
-        <w:t xml:space="preserve"> Si Chloé arrive avec un faisceau d’indices contre Lady Amandinette : « ... la Duchesse Amandinette était bien parmi les invités. Cela me paraissait absurde. »</w:t>
+        <w:t xml:space="preserve">Cause médicale, avec délai. Si Chloé vous demande la cause de la mort : « Empoisonnement à la digitaline. Mort vers 17h25. C’est un cardiotonique puissant. Une dose létale agit en 20 à 40 minutes selon le poids de la victime et l’état de son estomac : nausées d’abord, palpitations, puis syncope cardiaque. Sans goût marqué dans un alcool sucré. » → Chloé pourra remonter à une ingestion vers 16h45-17h05 = le toast.</w:t>
+      </w:r>
+      <w:r>
+        <w:t xml:space="preserve"/>
+      </w:r>
+    </w:p>
+    <w:p>
+      <w:pPr>
+        <w:spacing w:before="60" w:after="60" w:line="300" w:lineRule="auto"/>
+        <w:jc w:val="both"/>
+      </w:pPr>
+      <w:r>
+        <w:rPr>
+          <w:b/>
+          <w:bCs/>
+        </w:rPr>
+        <w:t xml:space="preserve">Sur la dispute au jardin à 16h20 (vue par Sir Tatoine et Lady Marie) : « Un échange tendu, des affaires personnelles. »</w:t>
+      </w:r>
+      <w:r>
+        <w:t xml:space="preserve"/>
+      </w:r>
+    </w:p>
+    <w:p>
+      <w:pPr>
+        <w:spacing w:before="60" w:after="60" w:line="300" w:lineRule="auto"/>
+        <w:jc w:val="both"/>
+      </w:pPr>
+      <w:r>
+        <w:rPr>
+          <w:b/>
+          <w:bCs/>
+        </w:rPr>
+        <w:t xml:space="preserve">Vous évoquez le vol, sans nommer. Si Chloé recoupe avec la fiole et insiste : « Cette digitaline est probablement de mon stock. Une fiole m’a été volée chez moi récemment. Je ne sais pas qui. »</w:t>
+      </w:r>
+      <w:r>
+        <w:t xml:space="preserve"/>
+      </w:r>
+    </w:p>
+    <w:p>
+      <w:pPr>
+        <w:spacing w:before="60" w:after="60" w:line="300" w:lineRule="auto"/>
+        <w:jc w:val="both"/>
+      </w:pPr>
+      <w:r>
+        <w:rPr>
+          <w:b/>
+          <w:bCs/>
+        </w:rPr>
+        <w:t xml:space="preserve">Précisez les circonstances, sans nommer. « Bal organisé chez moi il y a une semaine — une quarantaine d’invités, allées et venues dans toute la maison. La fiole se trouvait dans ma sacoche, restée dans mon cabinet. Je ne saurais désigner personne en particulier. »</w:t>
+      </w:r>
+      <w:r>
+        <w:t xml:space="preserve"/>
+      </w:r>
+    </w:p>
+    <w:p>
+      <w:pPr>
+        <w:spacing w:before="60" w:after="60" w:line="300" w:lineRule="auto"/>
+        <w:jc w:val="both"/>
+      </w:pPr>
+      <w:r>
+        <w:rPr>
+          <w:b/>
+          <w:bCs/>
+        </w:rPr>
+        <w:t xml:space="preserve">Reconnaissance prudente. Si Chloé arrive avec un faisceau d’indices contre Lady Amandinette : « ... la Duchesse Amandinette était bien parmi les invités. Cela me paraissait absurde. »</w:t>
+      </w:r>
+      <w:r>
+        <w:t xml:space="preserve"/>
       </w:r>
     </w:p>
     <w:p>
@@ -4368,6 +4728,126 @@
     </w:p>
     <w:p>
       <w:pPr>
+        <w:spacing w:before="240" w:after="100"/>
+      </w:pPr>
+      <w:r>
+        <w:rPr>
+          <w:b/>
+          <w:bCs/>
+          <w:color w:val="5D4037"/>
+          <w:sz w:val="24"/>
+          <w:szCs w:val="24"/>
+        </w:rPr>
+        <w:t xml:space="preserve">❧  DEUX QUESTIONS RÉCURRENTES (Chloé peut les poser à tout convive)  ❧</w:t>
+      </w:r>
+    </w:p>
+    <w:p>
+      <w:pPr>
+        <w:spacing w:before="240" w:after="100"/>
+      </w:pPr>
+      <w:r>
+        <w:rPr>
+          <w:b/>
+          <w:bCs/>
+          <w:color w:val="5D4037"/>
+          <w:sz w:val="24"/>
+          <w:szCs w:val="24"/>
+        </w:rPr>
+        <w:t xml:space="preserve">Sur Léa : « Une amie chère. Une lectrice exceptionnelle de ce que j’écris au piano. »</w:t>
+      </w:r>
+    </w:p>
+    <w:p>
+      <w:pPr>
+        <w:spacing w:before="240" w:after="100"/>
+      </w:pPr>
+      <w:r>
+        <w:rPr>
+          <w:b/>
+          <w:bCs/>
+          <w:color w:val="5D4037"/>
+          <w:sz w:val="24"/>
+          <w:szCs w:val="24"/>
+        </w:rPr>
+        <w:t xml:space="preserve">Sur quelque chose d’étrange peu avant sa mort : « Elle m’a regardée plus tendrement que d’habitude après le toast. Comme si elle voulait me dire quelque chose et n’osait pas. »</w:t>
+      </w:r>
+    </w:p>
+    <w:p>
+      <w:pPr>
+        <w:spacing w:before="240" w:after="100"/>
+      </w:pPr>
+      <w:r>
+        <w:rPr>
+          <w:b/>
+          <w:bCs/>
+          <w:color w:val="5D4037"/>
+          <w:sz w:val="24"/>
+          <w:szCs w:val="24"/>
+        </w:rPr>
+        <w:t xml:space="preserve">❧  VOTRE RESSENTI SUR LA JOURNÉE  ❧</w:t>
+      </w:r>
+    </w:p>
+    <w:p>
+      <w:pPr>
+        <w:spacing w:before="240" w:after="100"/>
+      </w:pPr>
+      <w:r>
+        <w:rPr>
+          <w:b/>
+          <w:bCs/>
+          <w:color w:val="5D4037"/>
+          <w:sz w:val="24"/>
+          <w:szCs w:val="24"/>
+        </w:rPr>
+        <w:t xml:space="preserve">« Brisée. Je joue pour ne pas m’effondrer. Si je m’arrête, je tombe. »</w:t>
+      </w:r>
+    </w:p>
+    <w:p>
+      <w:pPr>
+        <w:spacing w:before="240" w:after="100"/>
+      </w:pPr>
+      <w:r>
+        <w:rPr>
+          <w:b/>
+          <w:bCs/>
+          <w:color w:val="5D4037"/>
+          <w:sz w:val="24"/>
+          <w:szCs w:val="24"/>
+        </w:rPr>
+        <w:t xml:space="preserve">❧  SI VOUS NE SAVEZ PAS QUOI RÉPONDRE  ❧</w:t>
+      </w:r>
+    </w:p>
+    <w:p>
+      <w:pPr>
+        <w:spacing w:before="240" w:after="100"/>
+      </w:pPr>
+      <w:r>
+        <w:rPr>
+          <w:b/>
+          <w:bCs/>
+          <w:color w:val="5D4037"/>
+          <w:sz w:val="24"/>
+          <w:szCs w:val="24"/>
+        </w:rPr>
+        <w:t xml:space="preserve">Esquive type : « Pardonnez-moi — je suis trop bouleversée pour brosser un tableau. »</w:t>
+      </w:r>
+    </w:p>
+    <w:p>
+      <w:pPr>
+        <w:spacing w:before="240" w:after="100"/>
+      </w:pPr>
+      <w:r>
+        <w:rPr>
+          <w:b/>
+          <w:bCs/>
+          <w:color w:val="5D4037"/>
+          <w:sz w:val="24"/>
+          <w:szCs w:val="24"/>
+        </w:rPr>
+        <w:t xml:space="preserve">Aucun chantage de Léa (elle vous aimait). Mais sur la liaison avec Léa : NIEZ tant que Chloé n’a pas vu votre paquet de lettres.</w:t>
+      </w:r>
+    </w:p>
+    <w:p>
+      <w:pPr>
         <w:spacing w:before="60" w:after="60" w:line="300" w:lineRule="auto"/>
         <w:jc w:val="both"/>
       </w:pPr>
@@ -5575,6 +6055,126 @@
     </w:p>
     <w:p>
       <w:pPr>
+        <w:spacing w:before="240" w:after="100"/>
+      </w:pPr>
+      <w:r>
+        <w:rPr>
+          <w:b/>
+          <w:bCs/>
+          <w:color w:val="5D4037"/>
+          <w:sz w:val="24"/>
+          <w:szCs w:val="24"/>
+        </w:rPr>
+        <w:t xml:space="preserve">❧  DEUX QUESTIONS RÉCURRENTES (Chloé peut les poser à tout convive)  ❧</w:t>
+      </w:r>
+    </w:p>
+    <w:p>
+      <w:pPr>
+        <w:spacing w:before="240" w:after="100"/>
+      </w:pPr>
+      <w:r>
+        <w:rPr>
+          <w:b/>
+          <w:bCs/>
+          <w:color w:val="5D4037"/>
+          <w:sz w:val="24"/>
+          <w:szCs w:val="24"/>
+        </w:rPr>
+        <w:t xml:space="preserve">Sur Léa : « Une connaissance des cercles financiers. Elle me prêtait quelques avis — elle savait écouter. »</w:t>
+      </w:r>
+    </w:p>
+    <w:p>
+      <w:pPr>
+        <w:spacing w:before="240" w:after="100"/>
+      </w:pPr>
+      <w:r>
+        <w:rPr>
+          <w:b/>
+          <w:bCs/>
+          <w:color w:val="5D4037"/>
+          <w:sz w:val="24"/>
+          <w:szCs w:val="24"/>
+        </w:rPr>
+        <w:t xml:space="preserve">Sur quelque chose d’étrange peu avant sa mort : « Elle m’a paru sur le départ — plus pressée que d’habitude. Elle m’a même paru… plus libre. »</w:t>
+      </w:r>
+    </w:p>
+    <w:p>
+      <w:pPr>
+        <w:spacing w:before="240" w:after="100"/>
+      </w:pPr>
+      <w:r>
+        <w:rPr>
+          <w:b/>
+          <w:bCs/>
+          <w:color w:val="5D4037"/>
+          <w:sz w:val="24"/>
+          <w:szCs w:val="24"/>
+        </w:rPr>
+        <w:t xml:space="preserve">❧  VOTRE RESSENTI SUR LA JOURNÉE  ❧</w:t>
+      </w:r>
+    </w:p>
+    <w:p>
+      <w:pPr>
+        <w:spacing w:before="240" w:after="100"/>
+      </w:pPr>
+      <w:r>
+        <w:rPr>
+          <w:b/>
+          <w:bCs/>
+          <w:color w:val="5D4037"/>
+          <w:sz w:val="24"/>
+          <w:szCs w:val="24"/>
+        </w:rPr>
+        <w:t xml:space="preserve">« Le choc. Et je l’avoue à demi-mot — un soulagement aussi. Elle ne harcellera plus personne. »</w:t>
+      </w:r>
+    </w:p>
+    <w:p>
+      <w:pPr>
+        <w:spacing w:before="240" w:after="100"/>
+      </w:pPr>
+      <w:r>
+        <w:rPr>
+          <w:b/>
+          <w:bCs/>
+          <w:color w:val="5D4037"/>
+          <w:sz w:val="24"/>
+          <w:szCs w:val="24"/>
+        </w:rPr>
+        <w:t xml:space="preserve">❧  SI VOUS NE SAVEZ PAS QUOI RÉPONDRE  ❧</w:t>
+      </w:r>
+    </w:p>
+    <w:p>
+      <w:pPr>
+        <w:spacing w:before="240" w:after="100"/>
+      </w:pPr>
+      <w:r>
+        <w:rPr>
+          <w:b/>
+          <w:bCs/>
+          <w:color w:val="5D4037"/>
+          <w:sz w:val="24"/>
+          <w:szCs w:val="24"/>
+        </w:rPr>
+        <w:t xml:space="preserve">Esquive type : « J’étais au potager, je n’ai pas tout vu — un homme qui rumine son argent voit mal le monde. »</w:t>
+      </w:r>
+    </w:p>
+    <w:p>
+      <w:pPr>
+        <w:spacing w:before="240" w:after="100"/>
+      </w:pPr>
+      <w:r>
+        <w:rPr>
+          <w:b/>
+          <w:bCs/>
+          <w:color w:val="5D4037"/>
+          <w:sz w:val="24"/>
+          <w:szCs w:val="24"/>
+        </w:rPr>
+        <w:t xml:space="preserve">Sur le chantage liaison-Louis : NIEZ jusqu’à ce que Chloé brandisse le mot du banc ou la mallette des 5 000 livres.</w:t>
+      </w:r>
+    </w:p>
+    <w:p>
+      <w:pPr>
         <w:spacing w:before="60" w:after="60" w:line="300" w:lineRule="auto"/>
         <w:jc w:val="both"/>
       </w:pPr>
@@ -6835,6 +7435,126 @@
     </w:p>
     <w:p>
       <w:pPr>
+        <w:spacing w:before="240" w:after="100"/>
+      </w:pPr>
+      <w:r>
+        <w:rPr>
+          <w:b/>
+          <w:bCs/>
+          <w:color w:val="5D4037"/>
+          <w:sz w:val="24"/>
+          <w:szCs w:val="24"/>
+        </w:rPr>
+        <w:t xml:space="preserve">❧  DEUX QUESTIONS RÉCURRENTES (Chloé peut les poser à tout convive)  ❧</w:t>
+      </w:r>
+    </w:p>
+    <w:p>
+      <w:pPr>
+        <w:spacing w:before="240" w:after="100"/>
+      </w:pPr>
+      <w:r>
+        <w:rPr>
+          <w:b/>
+          <w:bCs/>
+          <w:color w:val="5D4037"/>
+          <w:sz w:val="24"/>
+          <w:szCs w:val="24"/>
+        </w:rPr>
+        <w:t xml:space="preserve">Sur Léa : « Une connaissance, rien de plus. Je la voyais aux salons sans particulièrement la rechercher. »</w:t>
+      </w:r>
+    </w:p>
+    <w:p>
+      <w:pPr>
+        <w:spacing w:before="240" w:after="100"/>
+      </w:pPr>
+      <w:r>
+        <w:rPr>
+          <w:b/>
+          <w:bCs/>
+          <w:color w:val="5D4037"/>
+          <w:sz w:val="24"/>
+          <w:szCs w:val="24"/>
+        </w:rPr>
+        <w:t xml:space="preserve">Sur quelque chose d’étrange peu avant sa mort : « Rien que j’aurais pu noter — je tournais les pages au piano, j’étais concentrée sur la partition. »</w:t>
+      </w:r>
+    </w:p>
+    <w:p>
+      <w:pPr>
+        <w:spacing w:before="240" w:after="100"/>
+      </w:pPr>
+      <w:r>
+        <w:rPr>
+          <w:b/>
+          <w:bCs/>
+          <w:color w:val="5D4037"/>
+          <w:sz w:val="24"/>
+          <w:szCs w:val="24"/>
+        </w:rPr>
+        <w:t xml:space="preserve">❧  VOTRE RESSENTI SUR LA JOURNÉE  ❧</w:t>
+      </w:r>
+    </w:p>
+    <w:p>
+      <w:pPr>
+        <w:spacing w:before="240" w:after="100"/>
+      </w:pPr>
+      <w:r>
+        <w:rPr>
+          <w:b/>
+          <w:bCs/>
+          <w:color w:val="5D4037"/>
+          <w:sz w:val="24"/>
+          <w:szCs w:val="24"/>
+        </w:rPr>
+        <w:t xml:space="preserve">« Sonnée. Léa avait gardé pour elle des choses qui m’appartiennent — c’est cela qui me pèse, plus que sa mort. »</w:t>
+      </w:r>
+    </w:p>
+    <w:p>
+      <w:pPr>
+        <w:spacing w:before="240" w:after="100"/>
+      </w:pPr>
+      <w:r>
+        <w:rPr>
+          <w:b/>
+          <w:bCs/>
+          <w:color w:val="5D4037"/>
+          <w:sz w:val="24"/>
+          <w:szCs w:val="24"/>
+        </w:rPr>
+        <w:t xml:space="preserve">❧  SI VOUS NE SAVEZ PAS QUOI RÉPONDRE  ❧</w:t>
+      </w:r>
+    </w:p>
+    <w:p>
+      <w:pPr>
+        <w:spacing w:before="240" w:after="100"/>
+      </w:pPr>
+      <w:r>
+        <w:rPr>
+          <w:b/>
+          <w:bCs/>
+          <w:color w:val="5D4037"/>
+          <w:sz w:val="24"/>
+          <w:szCs w:val="24"/>
+        </w:rPr>
+        <w:t xml:space="preserve">Esquive type : « Je n’ai pas été attentive — la musique demande tout, vous savez. »</w:t>
+      </w:r>
+    </w:p>
+    <w:p>
+      <w:pPr>
+        <w:spacing w:before="240" w:after="100"/>
+      </w:pPr>
+      <w:r>
+        <w:rPr>
+          <w:b/>
+          <w:bCs/>
+          <w:color w:val="5D4037"/>
+          <w:sz w:val="24"/>
+          <w:szCs w:val="24"/>
+        </w:rPr>
+        <w:t xml:space="preserve">Sur les lettres « B. » dans l’atelier : NIEZ jusqu’à ce que Chloé brandisse le paquet.</w:t>
+      </w:r>
+    </w:p>
+    <w:p>
+      <w:pPr>
         <w:spacing w:before="60" w:after="60" w:line="300" w:lineRule="auto"/>
         <w:jc w:val="both"/>
       </w:pPr>
@@ -7812,6 +8532,102 @@
     </w:p>
     <w:p>
       <w:pPr>
+        <w:jc w:val="both"/>
+        <w:spacing w:after="100"/>
+      </w:pPr>
+      <w:r>
+        <w:rPr>
+          <w:sz w:val="22"/>
+        </w:rPr>
+        <w:t xml:space="preserve">❧  DEUX QUESTIONS RÉCURRENTES (Chloé peut les poser à tout convive)  ❧</w:t>
+      </w:r>
+    </w:p>
+    <w:p>
+      <w:pPr>
+        <w:jc w:val="both"/>
+        <w:spacing w:after="100"/>
+      </w:pPr>
+      <w:r>
+        <w:rPr>
+          <w:sz w:val="22"/>
+        </w:rPr>
+        <w:t xml:space="preserve">Sur Léa : « Une mécène redoutable. Elle aimait mes caricatures et savait monnayer cet amour. »</w:t>
+      </w:r>
+    </w:p>
+    <w:p>
+      <w:pPr>
+        <w:jc w:val="both"/>
+        <w:spacing w:after="100"/>
+      </w:pPr>
+      <w:r>
+        <w:rPr>
+          <w:sz w:val="22"/>
+        </w:rPr>
+        <w:t xml:space="preserve">Sur quelque chose d’étrange peu avant sa mort : « Elle m’a paru sur le départ. Plus loquace, plus libre — comme si elle se vidait avant un grand voyage. »</w:t>
+      </w:r>
+    </w:p>
+    <w:p>
+      <w:pPr>
+        <w:jc w:val="both"/>
+        <w:spacing w:after="100"/>
+      </w:pPr>
+      <w:r>
+        <w:rPr>
+          <w:sz w:val="22"/>
+        </w:rPr>
+        <w:t xml:space="preserve">❧  VOTRE RESSENTI SUR LA JOURNÉE  ❧</w:t>
+      </w:r>
+    </w:p>
+    <w:p>
+      <w:pPr>
+        <w:jc w:val="both"/>
+        <w:spacing w:after="100"/>
+      </w:pPr>
+      <w:r>
+        <w:rPr>
+          <w:sz w:val="22"/>
+        </w:rPr>
+        <w:t xml:space="preserve">« Un mélange étrange. Je ne dirai pas que je la pleure. Je ne dirai pas que je m’en réjouis. Quelque part entre les deux. »</w:t>
+      </w:r>
+    </w:p>
+    <w:p>
+      <w:pPr>
+        <w:jc w:val="both"/>
+        <w:spacing w:after="100"/>
+      </w:pPr>
+      <w:r>
+        <w:rPr>
+          <w:sz w:val="22"/>
+        </w:rPr>
+        <w:t xml:space="preserve">❧  SI VOUS NE SAVEZ PAS QUOI RÉPONDRE  ❧</w:t>
+      </w:r>
+    </w:p>
+    <w:p>
+      <w:pPr>
+        <w:jc w:val="both"/>
+        <w:spacing w:after="100"/>
+      </w:pPr>
+      <w:r>
+        <w:rPr>
+          <w:sz w:val="22"/>
+        </w:rPr>
+        <w:t xml:space="preserve">Esquive type : « Je dessine, je ne surveille pas les autres. Demandez à ceux qui voient. »</w:t>
+      </w:r>
+    </w:p>
+    <w:p>
+      <w:pPr>
+        <w:jc w:val="both"/>
+        <w:spacing w:after="100"/>
+      </w:pPr>
+      <w:r>
+        <w:rPr>
+          <w:sz w:val="22"/>
+        </w:rPr>
+        <w:t xml:space="preserve">Sur Plumeau : NIEZ jusqu’à ce que Chloé brandisse une preuve (mot de Léa, témoignage Boulet/Lorenzo).</w:t>
+      </w:r>
+    </w:p>
+    <w:p>
+      <w:pPr>
         <w:jc w:val="center"/>
         <w:spacing w:before="220" w:after="80"/>
         <w:pBdr>
@@ -8604,6 +9420,126 @@
     </w:p>
     <w:p>
       <w:pPr>
+        <w:spacing w:before="240" w:after="100"/>
+      </w:pPr>
+      <w:r>
+        <w:rPr>
+          <w:b/>
+          <w:bCs/>
+          <w:color w:val="5D4037"/>
+          <w:sz w:val="24"/>
+          <w:szCs w:val="24"/>
+        </w:rPr>
+        <w:t xml:space="preserve">❧  DEUX QUESTIONS RÉCURRENTES (Chloé peut les poser à tout convive)  ❧</w:t>
+      </w:r>
+    </w:p>
+    <w:p>
+      <w:pPr>
+        <w:spacing w:before="240" w:after="100"/>
+      </w:pPr>
+      <w:r>
+        <w:rPr>
+          <w:b/>
+          <w:bCs/>
+          <w:color w:val="5D4037"/>
+          <w:sz w:val="24"/>
+          <w:szCs w:val="24"/>
+        </w:rPr>
+        <w:t xml:space="preserve">Sur Léa : « Une connaissance qui aimait les annuaires autant que moi. Sa mort m’attriste. »</w:t>
+      </w:r>
+    </w:p>
+    <w:p>
+      <w:pPr>
+        <w:spacing w:before="240" w:after="100"/>
+      </w:pPr>
+      <w:r>
+        <w:rPr>
+          <w:b/>
+          <w:bCs/>
+          <w:color w:val="5D4037"/>
+          <w:sz w:val="24"/>
+          <w:szCs w:val="24"/>
+        </w:rPr>
+        <w:t xml:space="preserve">Sur quelque chose d’étrange peu avant sa mort : « Elle m’a remis un papier ce matin, sans un mot. Je l’ai rangé sans le lire — par pudeur. »</w:t>
+      </w:r>
+    </w:p>
+    <w:p>
+      <w:pPr>
+        <w:spacing w:before="240" w:after="100"/>
+      </w:pPr>
+      <w:r>
+        <w:rPr>
+          <w:b/>
+          <w:bCs/>
+          <w:color w:val="5D4037"/>
+          <w:sz w:val="24"/>
+          <w:szCs w:val="24"/>
+        </w:rPr>
+        <w:t xml:space="preserve">❧  VOTRE RESSENTI SUR LA JOURNÉE  ❧</w:t>
+      </w:r>
+    </w:p>
+    <w:p>
+      <w:pPr>
+        <w:spacing w:before="240" w:after="100"/>
+      </w:pPr>
+      <w:r>
+        <w:rPr>
+          <w:b/>
+          <w:bCs/>
+          <w:color w:val="5D4037"/>
+          <w:sz w:val="24"/>
+          <w:szCs w:val="24"/>
+        </w:rPr>
+        <w:t xml:space="preserve">« Triste. Elle avait l’élégance des grandes dames — et la cruauté qui va avec. »</w:t>
+      </w:r>
+    </w:p>
+    <w:p>
+      <w:pPr>
+        <w:spacing w:before="240" w:after="100"/>
+      </w:pPr>
+      <w:r>
+        <w:rPr>
+          <w:b/>
+          <w:bCs/>
+          <w:color w:val="5D4037"/>
+          <w:sz w:val="24"/>
+          <w:szCs w:val="24"/>
+        </w:rPr>
+        <w:t xml:space="preserve">❧  SI VOUS NE SAVEZ PAS QUOI RÉPONDRE  ❧</w:t>
+      </w:r>
+    </w:p>
+    <w:p>
+      <w:pPr>
+        <w:spacing w:before="240" w:after="100"/>
+      </w:pPr>
+      <w:r>
+        <w:rPr>
+          <w:b/>
+          <w:bCs/>
+          <w:color w:val="5D4037"/>
+          <w:sz w:val="24"/>
+          <w:szCs w:val="24"/>
+        </w:rPr>
+        <w:t xml:space="preserve">Esquive type : « Je lis, je ne suis pas vos drames. Mais j’ai bonne mémoire pour ce qui m’a frappée. »</w:t>
+      </w:r>
+    </w:p>
+    <w:p>
+      <w:pPr>
+        <w:spacing w:before="240" w:after="100"/>
+      </w:pPr>
+      <w:r>
+        <w:rPr>
+          <w:b/>
+          <w:bCs/>
+          <w:color w:val="5D4037"/>
+          <w:sz w:val="24"/>
+          <w:szCs w:val="24"/>
+        </w:rPr>
+        <w:t xml:space="preserve">Sur Tatoine et les lettres anciennes : NIEZ jusqu’à ce que Chloé évoque Tatoine ou brandisse le mot.</w:t>
+      </w:r>
+    </w:p>
+    <w:p>
+      <w:pPr>
         <w:spacing w:before="60" w:after="60" w:line="300" w:lineRule="auto"/>
         <w:jc w:val="both"/>
       </w:pPr>
@@ -8623,7 +9559,7 @@
           <w:sz w:val="24"/>
           <w:szCs w:val="24"/>
         </w:rPr>
-        <w:t>❧  MES TÉMOIGNAGES PRIORITAIRES — à livrer si Chloé pose la bonne question  ❧</w:t>
+        <w:t xml:space="preserve">❧  MES OBSERVATIONS — à livrer si Chloé pose la bonne question  ❧</w:t>
       </w:r>
     </w:p>
     <w:p>
@@ -8767,23 +9703,23 @@
           <w:sz w:val="24"/>
           <w:szCs w:val="24"/>
         </w:rPr>
-        <w:t>❧  CE QUE VOUS DITES — DISTRIBUÉ PAR ACTES  ❧</w:t>
-      </w:r>
-    </w:p>
-    <w:p>
-      <w:pPr>
-        <w:spacing w:before="60" w:after="60" w:line="300" w:lineRule="auto"/>
-        <w:jc w:val="both"/>
-      </w:pPr>
-      <w:r>
-        <w:rPr>
-          <w:b/>
-          <w:bCs/>
-        </w:rPr>
-        <w:t>ACTE I — Dispute Gautier-Léa au jardin (16h15)</w:t>
-      </w:r>
-      <w:r>
-        <w:t xml:space="preserve"> : « Depuis la fenêtre du salon du bar, j’ai vu Gautier et Léa se disputer dans le jardin vers 16h15. Léa lui a tendu un papier, il l’a fourré dans sa poche. »</w:t>
+        <w:t xml:space="preserve">❧  CE QUE VOUS DITES — SELON CE QUE CHLOÉ DEMANDE  ❧</w:t>
+      </w:r>
+    </w:p>
+    <w:p>
+      <w:pPr>
+        <w:spacing w:before="60" w:after="60" w:line="300" w:lineRule="auto"/>
+        <w:jc w:val="both"/>
+      </w:pPr>
+      <w:r>
+        <w:rPr>
+          <w:b/>
+          <w:bCs/>
+        </w:rPr>
+        <w:t xml:space="preserve">Dispute Gautier-Léa au jardin (16h15) : « Depuis la fenêtre du salon du bar, j’ai vu Gautier et Léa se disputer dans le jardin vers 16h15. Léa lui a tendu un papier, il l’a fourré dans sa poche. »</w:t>
+      </w:r>
+      <w:r>
+        <w:t xml:space="preserve"/>
       </w:r>
     </w:p>
     <w:p>
@@ -8795,28 +9731,12 @@
           <w:b/>
           <w:sz w:val="22"/>
         </w:rPr>
-        <w:t xml:space="preserve">ACTE I — Alicia revenant juste avant le toast (16h45) : </w:t>
+        <w:t xml:space="preserve">Alicia revenant juste avant le toast (16h45) : « Juste avant le toast, vers 16h45, j’ai vu Lady Alicia revenir d’une brève absence. Elle a souri en passant et s’est replacée près du buffet. »</w:t>
       </w:r>
       <w:r>
         <w:rPr>
           <w:sz w:val="22"/>
         </w:rPr>
-        <w:t xml:space="preserve">« Juste avant le toast, vers 16h45, j’ai vu Lady Alicia revenir d’une brève absence. Elle a souri en passant et s’est replacée près du buffet. »</w:t>
-      </w:r>
-    </w:p>
-    <w:p>
-      <w:pPr>
-        <w:spacing w:before="60" w:after="60" w:line="300" w:lineRule="auto"/>
-        <w:jc w:val="both"/>
-      </w:pPr>
-      <w:r>
-        <w:rPr>
-          <w:b/>
-          <w:bCs/>
-        </w:rPr>
-        <w:t xml:space="preserve">ACTE I — Sur Lisa et Baptiste : « La cantatrice ne quittait pas le caricaturiste des yeux — superbe dans son velours vert. Pas comme une amie — comme une amante. Je crois qu’il y a quelque chose entre eux. »</w:t>
-      </w:r>
-      <w:r>
         <w:t xml:space="preserve"/>
       </w:r>
     </w:p>
@@ -8830,23 +9750,7 @@
           <w:b/>
           <w:bCs/>
         </w:rPr>
-        <w:t>ACTE II — Silhouette aux tabourets</w:t>
-      </w:r>
-      <w:r>
-        <w:t xml:space="preserve"> : « Je revenais de la salle de bain par le couloir vers 17h36. La porte du bar était entrouverte. J’ai aperçu QUELQU’UN penché sur les manteaux, glissant quelque chose dans une veste. Le rayon de soleil m’a empêchée de voir le visage. »</w:t>
-      </w:r>
-    </w:p>
-    <w:p>
-      <w:pPr>
-        <w:spacing w:before="60" w:after="60" w:line="300" w:lineRule="auto"/>
-        <w:jc w:val="both"/>
-      </w:pPr>
-      <w:r>
-        <w:rPr>
-          <w:b/>
-          <w:bCs/>
-        </w:rPr>
-        <w:t xml:space="preserve">ACTE II — Si Chloé interroge sur Baptiste : « Cette fiole dans son manteau le désigne, certes — mais c’est un artiste doux, je le verrais mal verser du poison. » Et sur Lisa : « Après son éclat de 16h40, je l’ai entendue jurer que Léa paierait pour ce qu’elle lui avait fait. »</w:t>
+        <w:t xml:space="preserve">Sur Lisa et Baptiste : « La cantatrice ne quittait pas le caricaturiste des yeux — superbe dans son velours vert. Pas comme une amie — comme une amante. Je crois qu’il y a quelque chose entre eux. »</w:t>
       </w:r>
       <w:r>
         <w:t xml:space="preserve"/>
@@ -8862,7 +9766,7 @@
           <w:b/>
           <w:bCs/>
         </w:rPr>
-        <w:t xml:space="preserve">ACTE II — Sur la cantatrice Lisa (votre œil de généalogiste) : « La Lepra ? Mon annuaire ne ment pas — née Lepretre, fille d’une blanchisseuse de Belleville. Le nom de scène cache une enfant du lavoir ; Léa, j’imagine, le savait aussi. »</w:t>
+        <w:t xml:space="preserve">Silhouette aux tabourets : « Je revenais de la salle de bain par le couloir vers 17h36. La porte du bar était entrouverte. J’ai aperçu QUELQU’UN penché sur les manteaux, glissant quelque chose dans une veste. Le rayon de soleil m’a empêchée de voir le visage. »</w:t>
       </w:r>
       <w:r>
         <w:t xml:space="preserve"/>
@@ -8878,42 +9782,74 @@
           <w:b/>
           <w:bCs/>
         </w:rPr>
-        <w:t>ACTE II/III — Anomalies sur Amandinette</w:t>
-      </w:r>
-      <w:r>
-        <w:t xml:space="preserve"> : « Mes annuaires de noblesse couvrent les Parisette sur quatre générations. Or je ne retrouve pas la branche dont parle la Duchesse Amandinette. Et certaines anecdotes d’enfance qu’elle évoque ne collent pas avec les chroniques de cette maison. »</w:t>
-      </w:r>
-    </w:p>
-    <w:p>
-      <w:pPr>
-        <w:spacing w:before="60" w:after="60" w:line="300" w:lineRule="auto"/>
-        <w:jc w:val="both"/>
-      </w:pPr>
-      <w:r>
-        <w:rPr>
-          <w:b/>
-          <w:bCs/>
-        </w:rPr>
-        <w:t>ACTE III — Mallette de Gautier (17h33)</w:t>
-      </w:r>
-      <w:r>
-        <w:t xml:space="preserve"> : « Je passais dans le couloir intérieur vers 17h33. J’ai vu Gautier glisser quelque chose de lourd dans le placard, vivement. » N’évoquez pas avant l’Acte III.</w:t>
-      </w:r>
-    </w:p>
-    <w:p>
-      <w:pPr>
-        <w:spacing w:before="60" w:after="60" w:line="300" w:lineRule="auto"/>
-        <w:jc w:val="both"/>
-      </w:pPr>
-      <w:r>
-        <w:rPr>
-          <w:b/>
-          <w:bCs/>
-        </w:rPr>
-        <w:t>ACTE III — Alicia près du bar pendant la cohue</w:t>
-      </w:r>
-      <w:r>
-        <w:t xml:space="preserve"> : « À 17h58, pendant que tout le monde s’agitait, j’ai vu Alicia s’attarder près du bar. Elle paraissait perdue. »</w:t>
+        <w:t xml:space="preserve">Si Chloé interroge sur Baptiste : « Cette fiole dans son manteau le désigne, certes — mais c’est un artiste doux, je le verrais mal verser du poison. » Et sur Lisa : « Après son éclat de 16h40, je l’ai entendue jurer que Léa paierait pour ce qu’elle lui avait fait. »</w:t>
+      </w:r>
+      <w:r>
+        <w:t xml:space="preserve"/>
+      </w:r>
+    </w:p>
+    <w:p>
+      <w:pPr>
+        <w:spacing w:before="60" w:after="60" w:line="300" w:lineRule="auto"/>
+        <w:jc w:val="both"/>
+      </w:pPr>
+      <w:r>
+        <w:rPr>
+          <w:b/>
+          <w:bCs/>
+        </w:rPr>
+        <w:t xml:space="preserve">Sur la cantatrice Lisa (votre œil de généalogiste) : « La Lepra ? Mon annuaire ne ment pas — née Lepretre, fille d’une blanchisseuse de Belleville. Le nom de scène cache une enfant du lavoir ; Léa, j’imagine, le savait aussi. »</w:t>
+      </w:r>
+      <w:r>
+        <w:t xml:space="preserve"/>
+      </w:r>
+    </w:p>
+    <w:p>
+      <w:pPr>
+        <w:spacing w:before="60" w:after="60" w:line="300" w:lineRule="auto"/>
+        <w:jc w:val="both"/>
+      </w:pPr>
+      <w:r>
+        <w:rPr>
+          <w:b/>
+          <w:bCs/>
+        </w:rPr>
+        <w:t xml:space="preserve">Anomalies sur Amandinette : « Mes annuaires de noblesse couvrent les Parisette sur quatre générations. Or je ne retrouve pas la branche dont parle la Duchesse Amandinette. Et certaines anecdotes d’enfance qu’elle évoque ne collent pas avec les chroniques de cette maison. »</w:t>
+      </w:r>
+      <w:r>
+        <w:t xml:space="preserve"/>
+      </w:r>
+    </w:p>
+    <w:p>
+      <w:pPr>
+        <w:spacing w:before="60" w:after="60" w:line="300" w:lineRule="auto"/>
+        <w:jc w:val="both"/>
+      </w:pPr>
+      <w:r>
+        <w:rPr>
+          <w:b/>
+          <w:bCs/>
+        </w:rPr>
+        <w:t xml:space="preserve">Mallette de Gautier (17h33) : « Je passais dans le couloir intérieur vers 17h33. J’ai vu Gautier glisser quelque chose de lourd dans le placard, vivement. » N’évoquez pas avant l’Acte III.</w:t>
+      </w:r>
+      <w:r>
+        <w:t xml:space="preserve"/>
+      </w:r>
+    </w:p>
+    <w:p>
+      <w:pPr>
+        <w:spacing w:before="60" w:after="60" w:line="300" w:lineRule="auto"/>
+        <w:jc w:val="both"/>
+      </w:pPr>
+      <w:r>
+        <w:rPr>
+          <w:b/>
+          <w:bCs/>
+        </w:rPr>
+        <w:t xml:space="preserve">Alicia près du bar pendant la cohue : « À 17h58, pendant que tout le monde s’agitait, j’ai vu Alicia s’attarder près du bar. Elle paraissait perdue. »</w:t>
+      </w:r>
+      <w:r>
+        <w:t xml:space="preserve"/>
       </w:r>
     </w:p>
     <w:p>
@@ -8925,13 +9861,13 @@
           <w:b/>
           <w:sz w:val="22"/>
         </w:rPr>
-        <w:t xml:space="preserve">ACTE III — La salle de bain vide (si Chloé interroge sur la salle de bain) : </w:t>
+        <w:t xml:space="preserve">La salle de bain vide (si Chloé interroge sur la salle de bain) : « Quand je m’y suis rendue vers 17h30, la salle de bain était vide — personne. La Duchesse Amandinette prétend pourtant s’y être reposée jusqu’à 17h45. À 17h30, il n’y avait là âme qui vive. »</w:t>
       </w:r>
       <w:r>
         <w:rPr>
           <w:sz w:val="22"/>
         </w:rPr>
-        <w:t xml:space="preserve">« Quand je m’y suis rendue vers 17h30, la salle de bain était vide — personne. La Duchesse Amandinette prétend pourtant s’y être reposée jusqu’à 17h45. À 17h30, il n’y avait là âme qui vive. »</w:t>
+        <w:t xml:space="preserve"/>
       </w:r>
     </w:p>
     <w:p>
@@ -8943,7 +9879,7 @@
           <w:b/>
           <w:sz w:val="22"/>
         </w:rPr>
-        <w:t xml:space="preserve">ACTE IV — La robe de la silhouette (À NE LIVRER QU’AU DERNIER ACTE — si Chloé revient sur la silhouette des manteaux, ou cherche QUI a glissé la fiole) : « Une chose me revient… La personne penchée sur les manteaux portait une robe — une robe de femme, j’en jurerais — toute semée de fleurs, de grandes fleurs sur toute l’étoffe. La couleur ? Ne me la demandez pas : je ne vois pas les couleurs, je ne les ai jamais vues. Mais ces fleurs-là, je les revois. » — MJ : indice de CONFIRMATION, pas de révélation. Cette robe à fleurs est celle de la Duchesse Amandinette ; ne le dites pas — laissez Chloé recouper avec ce qu’elle a sous les yeux.</w:t>
+        <w:t xml:space="preserve">La robe de la silhouette (À NE LIVRER QU’AU DERNIER ACTE — si Chloé revient sur la silhouette des manteaux, ou cherche QUI a glissé la fiole) : « Une chose me revient… La personne penchée sur les manteaux portait une robe — une robe de femme, j’en jurerais — toute semée de fleurs, de grandes fleurs sur toute l’étoffe. La couleur ? Ne me la demandez pas : je ne vois pas les couleurs, je ne les ai jamais vues. Mais ces fleurs-là, je les revois. » — MJ : indice de CONFIRMATION, pas de révélation. Cette robe à fleurs est celle de la Duchesse Amandinette ; ne le dites pas — laissez Chloé recouper avec ce qu’elle a sous les yeux.</w:t>
       </w:r>
       <w:r>
         <w:rPr>
@@ -9750,6 +10686,102 @@
     </w:p>
     <w:p>
       <w:pPr>
+        <w:jc w:val="both"/>
+        <w:spacing w:after="100"/>
+      </w:pPr>
+      <w:r>
+        <w:rPr>
+          <w:sz w:val="22"/>
+        </w:rPr>
+        <w:t xml:space="preserve">❧  DEUX QUESTIONS RÉCURRENTES (Chloé peut les poser à tout convive)  ❧</w:t>
+      </w:r>
+    </w:p>
+    <w:p>
+      <w:pPr>
+        <w:jc w:val="both"/>
+        <w:spacing w:after="100"/>
+      </w:pPr>
+      <w:r>
+        <w:rPr>
+          <w:sz w:val="22"/>
+        </w:rPr>
+        <w:t xml:space="preserve">Sur Léa : « Je l’ai à peine connue. Lady Chloé m’a invitée. Léa, ce matin, m’a regardée d’une manière que je n’ai pas comprise. »</w:t>
+      </w:r>
+    </w:p>
+    <w:p>
+      <w:pPr>
+        <w:jc w:val="both"/>
+        <w:spacing w:after="100"/>
+      </w:pPr>
+      <w:r>
+        <w:rPr>
+          <w:sz w:val="22"/>
+        </w:rPr>
+        <w:t xml:space="preserve">Sur quelque chose d’étrange peu avant sa mort : « Plusieurs choses, oui. Je vois bien des choses, vous savez — quand on parle peu, on observe beaucoup. »</w:t>
+      </w:r>
+    </w:p>
+    <w:p>
+      <w:pPr>
+        <w:jc w:val="both"/>
+        <w:spacing w:after="100"/>
+      </w:pPr>
+      <w:r>
+        <w:rPr>
+          <w:sz w:val="22"/>
+        </w:rPr>
+        <w:t xml:space="preserve">❧  VOTRE RESSENTI SUR LA JOURNÉE  ❧</w:t>
+      </w:r>
+    </w:p>
+    <w:p>
+      <w:pPr>
+        <w:jc w:val="both"/>
+        <w:spacing w:after="100"/>
+      </w:pPr>
+      <w:r>
+        <w:rPr>
+          <w:sz w:val="22"/>
+        </w:rPr>
+        <w:t xml:space="preserve">« Étrangement émue. Je sens que cette journée me concerne, sans savoir pourquoi. »</w:t>
+      </w:r>
+    </w:p>
+    <w:p>
+      <w:pPr>
+        <w:jc w:val="both"/>
+        <w:spacing w:after="100"/>
+      </w:pPr>
+      <w:r>
+        <w:rPr>
+          <w:sz w:val="22"/>
+        </w:rPr>
+        <w:t xml:space="preserve">❧  SI VOUS NE SAVEZ PAS QUOI RÉPONDRE  ❧</w:t>
+      </w:r>
+    </w:p>
+    <w:p>
+      <w:pPr>
+        <w:jc w:val="both"/>
+        <w:spacing w:after="100"/>
+      </w:pPr>
+      <w:r>
+        <w:rPr>
+          <w:sz w:val="22"/>
+        </w:rPr>
+        <w:t xml:space="preserve">Esquive type : « Je ne sais pas. Je ne dis que ce que j’ai vu. »</w:t>
+      </w:r>
+    </w:p>
+    <w:p>
+      <w:pPr>
+        <w:jc w:val="both"/>
+        <w:spacing w:after="100"/>
+      </w:pPr>
+      <w:r>
+        <w:rPr>
+          <w:sz w:val="22"/>
+        </w:rPr>
+        <w:t xml:space="preserve">Aucun chantage. Aucun secret compromettant — vous IGNOREZ tout de votre vraie identité.</w:t>
+      </w:r>
+    </w:p>
+    <w:p>
+      <w:pPr>
         <w:jc w:val="center"/>
         <w:spacing w:before="220" w:after="80"/>
         <w:pBdr>
@@ -10545,6 +11577,126 @@
           <w:szCs w:val="24"/>
         </w:rPr>
         <w:t>❧  VOTRE IDENTITÉ  ❧</w:t>
+      </w:r>
+    </w:p>
+    <w:p>
+      <w:pPr>
+        <w:spacing w:before="240" w:after="100"/>
+      </w:pPr>
+      <w:r>
+        <w:rPr>
+          <w:b/>
+          <w:bCs/>
+          <w:color w:val="5D4037"/>
+          <w:sz w:val="24"/>
+          <w:szCs w:val="24"/>
+        </w:rPr>
+        <w:t xml:space="preserve">❧  DEUX QUESTIONS RÉCURRENTES (Chloé peut les poser à tout convive)  ❧</w:t>
+      </w:r>
+    </w:p>
+    <w:p>
+      <w:pPr>
+        <w:spacing w:before="240" w:after="100"/>
+      </w:pPr>
+      <w:r>
+        <w:rPr>
+          <w:b/>
+          <w:bCs/>
+          <w:color w:val="5D4037"/>
+          <w:sz w:val="24"/>
+          <w:szCs w:val="24"/>
+        </w:rPr>
+        <w:t xml:space="preserve">Sur Léa : « Une vieille connaissance. Brillante, redoutée. Au comité on murmurait qu’elle savait toujours tout. »</w:t>
+      </w:r>
+    </w:p>
+    <w:p>
+      <w:pPr>
+        <w:spacing w:before="240" w:after="100"/>
+      </w:pPr>
+      <w:r>
+        <w:rPr>
+          <w:b/>
+          <w:bCs/>
+          <w:color w:val="5D4037"/>
+          <w:sz w:val="24"/>
+          <w:szCs w:val="24"/>
+        </w:rPr>
+        <w:t xml:space="preserve">Sur quelque chose d’étrange peu avant sa mort : « Plusieurs convives bougeaient nerveusement — Amandinette, Gautier, Théodorette. La journée était lourde. »</w:t>
+      </w:r>
+    </w:p>
+    <w:p>
+      <w:pPr>
+        <w:spacing w:before="240" w:after="100"/>
+      </w:pPr>
+      <w:r>
+        <w:rPr>
+          <w:b/>
+          <w:bCs/>
+          <w:color w:val="5D4037"/>
+          <w:sz w:val="24"/>
+          <w:szCs w:val="24"/>
+        </w:rPr>
+        <w:t xml:space="preserve">❧  VOTRE RESSENTI SUR LA JOURNÉE  ❧</w:t>
+      </w:r>
+    </w:p>
+    <w:p>
+      <w:pPr>
+        <w:spacing w:before="240" w:after="100"/>
+      </w:pPr>
+      <w:r>
+        <w:rPr>
+          <w:b/>
+          <w:bCs/>
+          <w:color w:val="5D4037"/>
+          <w:sz w:val="24"/>
+          <w:szCs w:val="24"/>
+        </w:rPr>
+        <w:t xml:space="preserve">« Choqué, mais lucide. Léa savait trop pour vivre vieille. Cela ne devait pas finir autrement. »</w:t>
+      </w:r>
+    </w:p>
+    <w:p>
+      <w:pPr>
+        <w:spacing w:before="240" w:after="100"/>
+      </w:pPr>
+      <w:r>
+        <w:rPr>
+          <w:b/>
+          <w:bCs/>
+          <w:color w:val="5D4037"/>
+          <w:sz w:val="24"/>
+          <w:szCs w:val="24"/>
+        </w:rPr>
+        <w:t xml:space="preserve">❧  SI VOUS NE SAVEZ PAS QUOI RÉPONDRE  ❧</w:t>
+      </w:r>
+    </w:p>
+    <w:p>
+      <w:pPr>
+        <w:spacing w:before="240" w:after="100"/>
+      </w:pPr>
+      <w:r>
+        <w:rPr>
+          <w:b/>
+          <w:bCs/>
+          <w:color w:val="5D4037"/>
+          <w:sz w:val="24"/>
+          <w:szCs w:val="24"/>
+        </w:rPr>
+        <w:t xml:space="preserve">Esquive type : « J’étais au jardin à fumer. Je vous dirai ce que j’ai vu — pas ce que je devine. »</w:t>
+      </w:r>
+    </w:p>
+    <w:p>
+      <w:pPr>
+        <w:spacing w:before="240" w:after="100"/>
+      </w:pPr>
+      <w:r>
+        <w:rPr>
+          <w:b/>
+          <w:bCs/>
+          <w:color w:val="5D4037"/>
+          <w:sz w:val="24"/>
+          <w:szCs w:val="24"/>
+        </w:rPr>
+        <w:t xml:space="preserve">Sur Boulet et les lettres anciennes : NIEZ jusqu’à ce que Chloé évoque Boulet ou brandisse le mot.</w:t>
       </w:r>
     </w:p>
     <w:p>
@@ -11723,6 +12875,126 @@
     </w:p>
     <w:p>
       <w:pPr>
+        <w:spacing w:before="240" w:after="100"/>
+      </w:pPr>
+      <w:r>
+        <w:rPr>
+          <w:b/>
+          <w:bCs/>
+          <w:color w:val="5D4037"/>
+          <w:sz w:val="24"/>
+          <w:szCs w:val="24"/>
+        </w:rPr>
+        <w:t xml:space="preserve">❧  DEUX QUESTIONS RÉCURRENTES (Chloé peut les poser à tout convive)  ❧</w:t>
+      </w:r>
+    </w:p>
+    <w:p>
+      <w:pPr>
+        <w:spacing w:before="240" w:after="100"/>
+      </w:pPr>
+      <w:r>
+        <w:rPr>
+          <w:b/>
+          <w:bCs/>
+          <w:color w:val="5D4037"/>
+          <w:sz w:val="24"/>
+          <w:szCs w:val="24"/>
+        </w:rPr>
+        <w:t xml:space="preserve">Sur Léa : « Une amie de cartes. Une plume redoutable au journal des mondains. »</w:t>
+      </w:r>
+    </w:p>
+    <w:p>
+      <w:pPr>
+        <w:spacing w:before="240" w:after="100"/>
+      </w:pPr>
+      <w:r>
+        <w:rPr>
+          <w:b/>
+          <w:bCs/>
+          <w:color w:val="5D4037"/>
+          <w:sz w:val="24"/>
+          <w:szCs w:val="24"/>
+        </w:rPr>
+        <w:t xml:space="preserve">Sur quelque chose d’étrange peu avant sa mort : « Rien — j’étais au bar, vue de tous. Je tenais mes cartes plus serrées que d’habitude, c’est tout. »</w:t>
+      </w:r>
+    </w:p>
+    <w:p>
+      <w:pPr>
+        <w:spacing w:before="240" w:after="100"/>
+      </w:pPr>
+      <w:r>
+        <w:rPr>
+          <w:b/>
+          <w:bCs/>
+          <w:color w:val="5D4037"/>
+          <w:sz w:val="24"/>
+          <w:szCs w:val="24"/>
+        </w:rPr>
+        <w:t xml:space="preserve">❧  VOTRE RESSENTI SUR LA JOURNÉE  ❧</w:t>
+      </w:r>
+    </w:p>
+    <w:p>
+      <w:pPr>
+        <w:spacing w:before="240" w:after="100"/>
+      </w:pPr>
+      <w:r>
+        <w:rPr>
+          <w:b/>
+          <w:bCs/>
+          <w:color w:val="5D4037"/>
+          <w:sz w:val="24"/>
+          <w:szCs w:val="24"/>
+        </w:rPr>
+        <w:t xml:space="preserve">« Profondément peinée. Je veux qu’on parle d’elle avec décence après tout cela. »</w:t>
+      </w:r>
+    </w:p>
+    <w:p>
+      <w:pPr>
+        <w:spacing w:before="240" w:after="100"/>
+      </w:pPr>
+      <w:r>
+        <w:rPr>
+          <w:b/>
+          <w:bCs/>
+          <w:color w:val="5D4037"/>
+          <w:sz w:val="24"/>
+          <w:szCs w:val="24"/>
+        </w:rPr>
+        <w:t xml:space="preserve">❧  SI VOUS NE SAVEZ PAS QUOI RÉPONDRE  ❧</w:t>
+      </w:r>
+    </w:p>
+    <w:p>
+      <w:pPr>
+        <w:spacing w:before="240" w:after="100"/>
+      </w:pPr>
+      <w:r>
+        <w:rPr>
+          <w:b/>
+          <w:bCs/>
+          <w:color w:val="5D4037"/>
+          <w:sz w:val="24"/>
+          <w:szCs w:val="24"/>
+        </w:rPr>
+        <w:t xml:space="preserve">Esquive type : « Demandez-moi sur les déplacements depuis le bar — je vois bien la baie. »</w:t>
+      </w:r>
+    </w:p>
+    <w:p>
+      <w:pPr>
+        <w:spacing w:before="240" w:after="100"/>
+      </w:pPr>
+      <w:r>
+        <w:rPr>
+          <w:b/>
+          <w:bCs/>
+          <w:color w:val="5D4037"/>
+          <w:sz w:val="24"/>
+          <w:szCs w:val="24"/>
+        </w:rPr>
+        <w:t xml:space="preserve">Sur vos dettes de jeu : NIEZ jusqu’à ce que Chloé brandisse le mot froissé.</w:t>
+      </w:r>
+    </w:p>
+    <w:p>
+      <w:pPr>
         <w:spacing w:before="60" w:after="60" w:line="300" w:lineRule="auto"/>
         <w:jc w:val="both"/>
       </w:pPr>
@@ -11882,62 +13154,62 @@
           <w:sz w:val="24"/>
           <w:szCs w:val="24"/>
         </w:rPr>
-        <w:t>❧  CE QUE VOUS DITES — DISTRIBUÉ PAR ACTES  ❧</w:t>
-      </w:r>
-    </w:p>
-    <w:p>
-      <w:pPr>
-        <w:spacing w:before="60" w:after="60" w:line="300" w:lineRule="auto"/>
-        <w:jc w:val="both"/>
-      </w:pPr>
-      <w:r>
-        <w:rPr>
-          <w:b/>
-          <w:bCs/>
-        </w:rPr>
-        <w:t>ACTE I — Tatoine et Louis dans le jardin</w:t>
-      </w:r>
-      <w:r>
-        <w:t xml:space="preserve"> : « J’ai vu mon mari fumer au jardin vers 17h05. Plus tard, vers 17h20, j’ai aperçu Louis qui rentrait du jardin l’air sec. »</w:t>
-      </w:r>
-    </w:p>
-    <w:p>
-      <w:pPr>
-        <w:spacing w:before="60" w:after="60" w:line="300" w:lineRule="auto"/>
-        <w:jc w:val="both"/>
-      </w:pPr>
-      <w:r>
-        <w:rPr>
-          <w:b/>
-          <w:bCs/>
-        </w:rPr>
-        <w:t>ACTE II — Gautier passe avec sa mallette</w:t>
-      </w:r>
-      <w:r>
-        <w:t xml:space="preserve"> : « J’ai aperçu Gautier traverser le jardin vers 17h10, mallette sous le bras. Il avait l’air contrarié. »</w:t>
-      </w:r>
-    </w:p>
-    <w:p>
-      <w:pPr>
-        <w:spacing w:before="60" w:after="60" w:line="300" w:lineRule="auto"/>
-        <w:jc w:val="both"/>
-      </w:pPr>
-      <w:r>
-        <w:rPr>
-          <w:b/>
-          <w:bCs/>
-        </w:rPr>
-        <w:t>ACTE III — Amandinette traversant le jardin à 17h32 (PIVOT — gardez jusqu’en Acte III).</w:t>
-      </w:r>
-      <w:r>
-        <w:t xml:space="preserve"> Si Chloé vous interroge spécifiquement sur Amandinette en Acte III, ou demande qui d’autre est passé : « Maintenant que vous insistez… oui. À 17h32, j’ai vu la Duchesse Amandinette traverser le jardin, pressée. Cela m’a frappée parce qu’elle était censée se reposer. Mais je me suis dit que je m’étais trompée. » </w:t>
-      </w:r>
-      <w:r>
-        <w:rPr>
-          <w:b/>
-          <w:bCs/>
-        </w:rPr>
-        <w:t>Ne livrez PAS cette info en Acte II.</w:t>
+        <w:t xml:space="preserve">❧  CE QUE VOUS DITES — SELON CE QUE CHLOÉ DEMANDE  ❧</w:t>
+      </w:r>
+    </w:p>
+    <w:p>
+      <w:pPr>
+        <w:spacing w:before="60" w:after="60" w:line="300" w:lineRule="auto"/>
+        <w:jc w:val="both"/>
+      </w:pPr>
+      <w:r>
+        <w:rPr>
+          <w:b/>
+          <w:bCs/>
+        </w:rPr>
+        <w:t xml:space="preserve">Tatoine et Louis dans le jardin : « J’ai vu mon mari fumer au jardin vers 17h05. Plus tard, vers 17h20, j’ai aperçu Louis qui rentrait du jardin l’air sec. »</w:t>
+      </w:r>
+      <w:r>
+        <w:t xml:space="preserve"/>
+      </w:r>
+    </w:p>
+    <w:p>
+      <w:pPr>
+        <w:spacing w:before="60" w:after="60" w:line="300" w:lineRule="auto"/>
+        <w:jc w:val="both"/>
+      </w:pPr>
+      <w:r>
+        <w:rPr>
+          <w:b/>
+          <w:bCs/>
+        </w:rPr>
+        <w:t xml:space="preserve">Gautier passe avec sa mallette : « J’ai aperçu Gautier traverser le jardin vers 17h10, mallette sous le bras. Il avait l’air contrarié. »</w:t>
+      </w:r>
+      <w:r>
+        <w:t xml:space="preserve"/>
+      </w:r>
+    </w:p>
+    <w:p>
+      <w:pPr>
+        <w:spacing w:before="60" w:after="60" w:line="300" w:lineRule="auto"/>
+        <w:jc w:val="both"/>
+      </w:pPr>
+      <w:r>
+        <w:rPr>
+          <w:b/>
+          <w:bCs/>
+        </w:rPr>
+        <w:t xml:space="preserve">Amandinette traversant le jardin à 17h32 (PIVOT — gardez jusqu’en Acte III). Si Chloé vous interroge spécifiquement sur Amandinette en Acte III, ou demande qui d’autre est passé : « Maintenant que vous insistez… oui. À 17h32, j’ai vu la Duchesse Amandinette traverser le jardin, pressée. Cela m’a frappée parce qu’elle était censée se reposer. Mais je me suis dit que je m’étais trompée. » Ne livrez PAS cette info en Acte II.</w:t>
+      </w:r>
+      <w:r>
+        <w:t xml:space="preserve"/>
+      </w:r>
+      <w:r>
+        <w:rPr>
+          <w:b/>
+          <w:bCs/>
+        </w:rPr>
+        <w:t/>
       </w:r>
     </w:p>
     <w:p>
@@ -13088,6 +14360,126 @@
     </w:p>
     <w:p>
       <w:pPr>
+        <w:spacing w:before="240" w:after="100"/>
+      </w:pPr>
+      <w:r>
+        <w:rPr>
+          <w:b/>
+          <w:bCs/>
+          <w:color w:val="5D4037"/>
+          <w:sz w:val="24"/>
+          <w:szCs w:val="24"/>
+        </w:rPr>
+        <w:t xml:space="preserve">❧  DEUX QUESTIONS RÉCURRENTES (Chloé peut les poser à tout convive)  ❧</w:t>
+      </w:r>
+    </w:p>
+    <w:p>
+      <w:pPr>
+        <w:spacing w:before="240" w:after="100"/>
+      </w:pPr>
+      <w:r>
+        <w:rPr>
+          <w:b/>
+          <w:bCs/>
+          <w:color w:val="5D4037"/>
+          <w:sz w:val="24"/>
+          <w:szCs w:val="24"/>
+        </w:rPr>
+        <w:t xml:space="preserve">Sur Léa : « Connaissance mondaine. Je l’aimais bien malgré sa langue affûtée. »</w:t>
+      </w:r>
+    </w:p>
+    <w:p>
+      <w:pPr>
+        <w:spacing w:before="240" w:after="100"/>
+      </w:pPr>
+      <w:r>
+        <w:rPr>
+          <w:b/>
+          <w:bCs/>
+          <w:color w:val="5D4037"/>
+          <w:sz w:val="24"/>
+          <w:szCs w:val="24"/>
+        </w:rPr>
+        <w:t xml:space="preserve">Sur quelque chose d’étrange peu avant sa mort : « Oui ! Mille choses ! Marie au potager, Amandinette qui pâlit au toast, Gautier qui se ronge les ongles... Demandez, je vous raconte. »</w:t>
+      </w:r>
+    </w:p>
+    <w:p>
+      <w:pPr>
+        <w:spacing w:before="240" w:after="100"/>
+      </w:pPr>
+      <w:r>
+        <w:rPr>
+          <w:b/>
+          <w:bCs/>
+          <w:color w:val="5D4037"/>
+          <w:sz w:val="24"/>
+          <w:szCs w:val="24"/>
+        </w:rPr>
+        <w:t xml:space="preserve">❧  VOTRE RESSENTI SUR LA JOURNÉE  ❧</w:t>
+      </w:r>
+    </w:p>
+    <w:p>
+      <w:pPr>
+        <w:spacing w:before="240" w:after="100"/>
+      </w:pPr>
+      <w:r>
+        <w:rPr>
+          <w:b/>
+          <w:bCs/>
+          <w:color w:val="5D4037"/>
+          <w:sz w:val="24"/>
+          <w:szCs w:val="24"/>
+        </w:rPr>
+        <w:t xml:space="preserve">« Bouleversée — c’est moi qui ai trouvé le corps. Mais bavarde quand même : c’est ma manière de tenir debout. »</w:t>
+      </w:r>
+    </w:p>
+    <w:p>
+      <w:pPr>
+        <w:spacing w:before="240" w:after="100"/>
+      </w:pPr>
+      <w:r>
+        <w:rPr>
+          <w:b/>
+          <w:bCs/>
+          <w:color w:val="5D4037"/>
+          <w:sz w:val="24"/>
+          <w:szCs w:val="24"/>
+        </w:rPr>
+        <w:t xml:space="preserve">❧  SI VOUS NE SAVEZ PAS QUOI RÉPONDRE  ❧</w:t>
+      </w:r>
+    </w:p>
+    <w:p>
+      <w:pPr>
+        <w:spacing w:before="240" w:after="100"/>
+      </w:pPr>
+      <w:r>
+        <w:rPr>
+          <w:b/>
+          <w:bCs/>
+          <w:color w:val="5D4037"/>
+          <w:sz w:val="24"/>
+          <w:szCs w:val="24"/>
+        </w:rPr>
+        <w:t xml:space="preserve">Esquive type : « Si je l’ai vu, je vous le dirai. Sinon, je ne brode pas — pour une fois. »</w:t>
+      </w:r>
+    </w:p>
+    <w:p>
+      <w:pPr>
+        <w:spacing w:before="240" w:after="100"/>
+      </w:pPr>
+      <w:r>
+        <w:rPr>
+          <w:b/>
+          <w:bCs/>
+          <w:color w:val="5D4037"/>
+          <w:sz w:val="24"/>
+          <w:szCs w:val="24"/>
+        </w:rPr>
+        <w:t xml:space="preserve">Aucun chantage. Aucun secret. Vous parlez librement.</w:t>
+      </w:r>
+    </w:p>
+    <w:p>
+      <w:pPr>
         <w:spacing w:before="60" w:after="60" w:line="300" w:lineRule="auto"/>
         <w:jc w:val="both"/>
       </w:pPr>
@@ -13182,71 +14574,71 @@
           <w:sz w:val="24"/>
           <w:szCs w:val="24"/>
         </w:rPr>
-        <w:t>❧  CE QUE VOUS DITES — DISTRIBUÉ PAR ACTES  ❧</w:t>
-      </w:r>
-    </w:p>
-    <w:p>
-      <w:pPr>
-        <w:spacing w:before="60" w:after="60" w:line="300" w:lineRule="auto"/>
-        <w:jc w:val="both"/>
-      </w:pPr>
-      <w:r>
-        <w:rPr>
-          <w:b/>
-          <w:bCs/>
-        </w:rPr>
-        <w:t>ACTE I — La découverte du corps</w:t>
-      </w:r>
-      <w:r>
-        <w:t xml:space="preserve"> : « Je suis allée chercher Léa vers 17h55. La porte de la dépendance était fermée à clef. J’ai regardé par la fenêtre du nord. Elle était à terre, immobile. Je suis revenue en hurlant. »</w:t>
-      </w:r>
-    </w:p>
-    <w:p>
-      <w:pPr>
-        <w:spacing w:before="60" w:after="60" w:line="300" w:lineRule="auto"/>
-        <w:jc w:val="both"/>
-      </w:pPr>
-      <w:r>
-        <w:rPr>
-          <w:b/>
-          <w:bCs/>
-        </w:rPr>
-        <w:t>ACTE I — Marie et Léa au potager (16h50)</w:t>
-      </w:r>
-      <w:r>
-        <w:t xml:space="preserve"> : « Vers 16h50, je me promenais. J’ai vu Marie et Léa s’embrasser dans le potager. Je suis restée pétrifiée derrière les arbres. Je n’en avais parlé à personne. »</w:t>
-      </w:r>
-    </w:p>
-    <w:p>
-      <w:pPr>
-        <w:spacing w:before="60" w:after="60" w:line="300" w:lineRule="auto"/>
-        <w:jc w:val="both"/>
-      </w:pPr>
-      <w:r>
-        <w:rPr>
-          <w:b/>
-          <w:bCs/>
-        </w:rPr>
-        <w:t>ACTE II ou III — Le billet à Amandinette à 16h05.</w:t>
-      </w:r>
-      <w:r>
-        <w:t xml:space="preserve"> Si Chloé interroge sur les déplacements de Léa : « Dans le hall vers 16h05, j’ai vu Léa glisser un petit billet à la Duchesse Amandinette. Geste furtif. Amandinette l’a fourré dans son réticule. »</w:t>
-      </w:r>
-    </w:p>
-    <w:p>
-      <w:pPr>
-        <w:spacing w:before="60" w:after="60" w:line="300" w:lineRule="auto"/>
-        <w:jc w:val="both"/>
-      </w:pPr>
-      <w:r>
-        <w:rPr>
-          <w:b/>
-          <w:bCs/>
-        </w:rPr>
-        <w:t>ACTE IV — Alicia file au bar à 17h58 (CRITIQUE).</w:t>
-      </w:r>
-      <w:r>
-        <w:t xml:space="preserve"> Quand Chloé veut entrer dans la dépendance et trouve le tiroir vide : « Maintenant que vous me posez la question, ma chère… j’ai vu Lady Alicia entrer au bar juste après mes cris. J’avais pensé qu’elle cherchait des sels. »</w:t>
+        <w:t xml:space="preserve">❧  CE QUE VOUS DITES — SELON CE QUE CHLOÉ DEMANDE  ❧</w:t>
+      </w:r>
+    </w:p>
+    <w:p>
+      <w:pPr>
+        <w:spacing w:before="60" w:after="60" w:line="300" w:lineRule="auto"/>
+        <w:jc w:val="both"/>
+      </w:pPr>
+      <w:r>
+        <w:rPr>
+          <w:b/>
+          <w:bCs/>
+        </w:rPr>
+        <w:t xml:space="preserve">La découverte du corps : « Je suis allée chercher Léa vers 17h55. La porte de la dépendance était fermée à clef. J’ai regardé par la fenêtre du nord. Elle était à terre, immobile. Je suis revenue en hurlant. »</w:t>
+      </w:r>
+      <w:r>
+        <w:t xml:space="preserve"/>
+      </w:r>
+    </w:p>
+    <w:p>
+      <w:pPr>
+        <w:spacing w:before="60" w:after="60" w:line="300" w:lineRule="auto"/>
+        <w:jc w:val="both"/>
+      </w:pPr>
+      <w:r>
+        <w:rPr>
+          <w:b/>
+          <w:bCs/>
+        </w:rPr>
+        <w:t xml:space="preserve">Marie et Léa au potager (16h50) : « Vers 16h50, je me promenais. J’ai vu Marie et Léa s’embrasser dans le potager. Je suis restée pétrifiée derrière les arbres. Je n’en avais parlé à personne. »</w:t>
+      </w:r>
+      <w:r>
+        <w:t xml:space="preserve"/>
+      </w:r>
+    </w:p>
+    <w:p>
+      <w:pPr>
+        <w:spacing w:before="60" w:after="60" w:line="300" w:lineRule="auto"/>
+        <w:jc w:val="both"/>
+      </w:pPr>
+      <w:r>
+        <w:rPr>
+          <w:b/>
+          <w:bCs/>
+        </w:rPr>
+        <w:t xml:space="preserve">Le billet à Amandinette à 16h05. Si Chloé interroge sur les déplacements de Léa : « Dans le hall vers 16h05, j’ai vu Léa glisser un petit billet à la Duchesse Amandinette. Geste furtif. Amandinette l’a fourré dans son réticule. »</w:t>
+      </w:r>
+      <w:r>
+        <w:t xml:space="preserve"/>
+      </w:r>
+    </w:p>
+    <w:p>
+      <w:pPr>
+        <w:spacing w:before="60" w:after="60" w:line="300" w:lineRule="auto"/>
+        <w:jc w:val="both"/>
+      </w:pPr>
+      <w:r>
+        <w:rPr>
+          <w:b/>
+          <w:bCs/>
+        </w:rPr>
+        <w:t xml:space="preserve">Alicia file au bar à 17h58 (CRITIQUE). Quand Chloé veut entrer dans la dépendance et trouve le tiroir vide : « Maintenant que vous me posez la question, ma chère… j’ai vu Lady Alicia entrer au bar juste après mes cris. J’avais pensé qu’elle cherchait des sels. »</w:t>
+      </w:r>
+      <w:r>
+        <w:t xml:space="preserve"/>
       </w:r>
     </w:p>
     <w:p>
@@ -14313,6 +15705,102 @@
     </w:p>
     <w:p>
       <w:pPr>
+        <w:jc w:val="both"/>
+        <w:spacing w:after="100"/>
+      </w:pPr>
+      <w:r>
+        <w:rPr>
+          <w:sz w:val="22"/>
+        </w:rPr>
+        <w:t xml:space="preserve">❧  DEUX QUESTIONS RÉCURRENTES (Chloé peut les poser à tout convive)  ❧</w:t>
+      </w:r>
+    </w:p>
+    <w:p>
+      <w:pPr>
+        <w:jc w:val="both"/>
+        <w:spacing w:after="100"/>
+      </w:pPr>
+      <w:r>
+        <w:rPr>
+          <w:sz w:val="22"/>
+        </w:rPr>
+        <w:t xml:space="preserve">Sur Léa : « Mon ancienne amante. Ma rivale. La femme qui m’a faite — et qui m’a défaite. »</w:t>
+      </w:r>
+    </w:p>
+    <w:p>
+      <w:pPr>
+        <w:jc w:val="both"/>
+        <w:spacing w:after="100"/>
+      </w:pPr>
+      <w:r>
+        <w:rPr>
+          <w:sz w:val="22"/>
+        </w:rPr>
+        <w:t xml:space="preserve">Sur quelque chose d’étrange peu avant sa mort : « Elle me regardait d’un air que je n’oublierai pas. Comme si elle me pardonnait à l’avance. »</w:t>
+      </w:r>
+    </w:p>
+    <w:p>
+      <w:pPr>
+        <w:jc w:val="both"/>
+        <w:spacing w:after="100"/>
+      </w:pPr>
+      <w:r>
+        <w:rPr>
+          <w:sz w:val="22"/>
+        </w:rPr>
+        <w:t xml:space="preserve">❧  VOTRE RESSENTI SUR LA JOURNÉE  ❧</w:t>
+      </w:r>
+    </w:p>
+    <w:p>
+      <w:pPr>
+        <w:jc w:val="both"/>
+        <w:spacing w:after="100"/>
+      </w:pPr>
+      <w:r>
+        <w:rPr>
+          <w:sz w:val="22"/>
+        </w:rPr>
+        <w:t xml:space="preserve">« Furieuse et brisée à la fois. Je lui ai crié dessus ce matin — j’en porterai la honte longtemps. »</w:t>
+      </w:r>
+    </w:p>
+    <w:p>
+      <w:pPr>
+        <w:jc w:val="both"/>
+        <w:spacing w:after="100"/>
+      </w:pPr>
+      <w:r>
+        <w:rPr>
+          <w:sz w:val="22"/>
+        </w:rPr>
+        <w:t xml:space="preserve">❧  SI VOUS NE SAVEZ PAS QUOI RÉPONDRE  ❧</w:t>
+      </w:r>
+    </w:p>
+    <w:p>
+      <w:pPr>
+        <w:jc w:val="both"/>
+        <w:spacing w:after="100"/>
+      </w:pPr>
+      <w:r>
+        <w:rPr>
+          <w:sz w:val="22"/>
+        </w:rPr>
+        <w:t xml:space="preserve">Esquive type : « Je ruminais au salon. Je ne suivais pas — j’étais ailleurs. »</w:t>
+      </w:r>
+    </w:p>
+    <w:p>
+      <w:pPr>
+        <w:jc w:val="both"/>
+        <w:spacing w:after="100"/>
+      </w:pPr>
+      <w:r>
+        <w:rPr>
+          <w:sz w:val="22"/>
+        </w:rPr>
+        <w:t xml:space="preserve">Sur vos origines modestes et la liaison Baptiste : NIEZ jusqu’à ce que Chloé brandisse une preuve.</w:t>
+      </w:r>
+    </w:p>
+    <w:p>
+      <w:pPr>
         <w:jc w:val="center"/>
         <w:spacing w:before="220" w:after="80"/>
         <w:pBdr>
@@ -15075,6 +16563,126 @@
     </w:p>
     <w:p>
       <w:pPr>
+        <w:spacing w:before="240" w:after="100"/>
+      </w:pPr>
+      <w:r>
+        <w:rPr>
+          <w:b/>
+          <w:bCs/>
+          <w:color w:val="5D4037"/>
+          <w:sz w:val="24"/>
+          <w:szCs w:val="24"/>
+        </w:rPr>
+        <w:t xml:space="preserve">❧  DEUX QUESTIONS RÉCURRENTES (Chloé peut les poser à tout convive)  ❧</w:t>
+      </w:r>
+    </w:p>
+    <w:p>
+      <w:pPr>
+        <w:spacing w:before="240" w:after="100"/>
+      </w:pPr>
+      <w:r>
+        <w:rPr>
+          <w:b/>
+          <w:bCs/>
+          <w:color w:val="5D4037"/>
+          <w:sz w:val="24"/>
+          <w:szCs w:val="24"/>
+        </w:rPr>
+        <w:t xml:space="preserve">Sur Léa : « Quelques soirées à Londres l’an dernier. Une connaissance, sans dette ni reproche. Sa mort me peine sincèrement. »</w:t>
+      </w:r>
+    </w:p>
+    <w:p>
+      <w:pPr>
+        <w:spacing w:before="240" w:after="100"/>
+      </w:pPr>
+      <w:r>
+        <w:rPr>
+          <w:b/>
+          <w:bCs/>
+          <w:color w:val="5D4037"/>
+          <w:sz w:val="24"/>
+          <w:szCs w:val="24"/>
+        </w:rPr>
+        <w:t xml:space="preserve">Sur quelque chose d’étrange peu avant sa mort : « Le Duc Théodorette est sorti précipitamment du salon vers 17h13, l’air inquiet. C’est ce qui m’a frappé. »</w:t>
+      </w:r>
+    </w:p>
+    <w:p>
+      <w:pPr>
+        <w:spacing w:before="240" w:after="100"/>
+      </w:pPr>
+      <w:r>
+        <w:rPr>
+          <w:b/>
+          <w:bCs/>
+          <w:color w:val="5D4037"/>
+          <w:sz w:val="24"/>
+          <w:szCs w:val="24"/>
+        </w:rPr>
+        <w:t xml:space="preserve">❧  VOTRE RESSENTI SUR LA JOURNÉE  ❧</w:t>
+      </w:r>
+    </w:p>
+    <w:p>
+      <w:pPr>
+        <w:spacing w:before="240" w:after="100"/>
+      </w:pPr>
+      <w:r>
+        <w:rPr>
+          <w:b/>
+          <w:bCs/>
+          <w:color w:val="5D4037"/>
+          <w:sz w:val="24"/>
+          <w:szCs w:val="24"/>
+        </w:rPr>
+        <w:t xml:space="preserve">« Triste. En italien, on dirait una perdita di lume — une perte de lumière. »</w:t>
+      </w:r>
+    </w:p>
+    <w:p>
+      <w:pPr>
+        <w:spacing w:before="240" w:after="100"/>
+      </w:pPr>
+      <w:r>
+        <w:rPr>
+          <w:b/>
+          <w:bCs/>
+          <w:color w:val="5D4037"/>
+          <w:sz w:val="24"/>
+          <w:szCs w:val="24"/>
+        </w:rPr>
+        <w:t xml:space="preserve">❧  SI VOUS NE SAVEZ PAS QUOI RÉPONDRE  ❧</w:t>
+      </w:r>
+    </w:p>
+    <w:p>
+      <w:pPr>
+        <w:spacing w:before="240" w:after="100"/>
+      </w:pPr>
+      <w:r>
+        <w:rPr>
+          <w:b/>
+          <w:bCs/>
+          <w:color w:val="5D4037"/>
+          <w:sz w:val="24"/>
+          <w:szCs w:val="24"/>
+        </w:rPr>
+        <w:t xml:space="preserve">Esquive type : « Si je ne sais pas, je ne suppose pas. Le bon dilettante connaît ses limites. »</w:t>
+      </w:r>
+    </w:p>
+    <w:p>
+      <w:pPr>
+        <w:spacing w:before="240" w:after="100"/>
+      </w:pPr>
+      <w:r>
+        <w:rPr>
+          <w:b/>
+          <w:bCs/>
+          <w:color w:val="5D4037"/>
+          <w:sz w:val="24"/>
+          <w:szCs w:val="24"/>
+        </w:rPr>
+        <w:t xml:space="preserve">Aucun chantage. Aucun secret. Vous parlez avec mesure.</w:t>
+      </w:r>
+    </w:p>
+    <w:p>
+      <w:pPr>
         <w:spacing w:before="60" w:after="60" w:line="300" w:lineRule="auto"/>
         <w:jc w:val="both"/>
       </w:pPr>
@@ -15093,7 +16701,7 @@
           <w:b/>
           <w:bCs/>
         </w:rPr>
-        <w:t xml:space="preserve">❧  CE QUE VOUS DITES — DISTRIBUÉ PAR ACTES  ❧</w:t>
+        <w:t xml:space="preserve">❧  CE QUE VOUS DITES — SELON CE QUE CHLOÉ DEMANDE  ❧</w:t>
       </w:r>
       <w:r>
         <w:t xml:space="preserve"/>
@@ -15110,7 +16718,7 @@
           <w:b/>
           <w:bCs/>
         </w:rPr>
-        <w:t xml:space="preserve">ACTE I — Sur le toast : « Le toast s’est tenu sans incident notable, du moins pour qui ne savait pas qu’on y versait du poison. »</w:t>
+        <w:t xml:space="preserve">Sur le toast : « Le toast s’est tenu sans incident notable, du moins pour qui ne savait pas qu’on y versait du poison. »</w:t>
       </w:r>
       <w:r>
         <w:t xml:space="preserve"/>
@@ -15127,7 +16735,7 @@
           <w:b/>
           <w:bCs/>
         </w:rPr>
-        <w:t xml:space="preserve">ACTE II — Sur Monsieur Baptiste André (si Chloé évoque Plumeau) : « M. Plumeau ? Évidemment que c’est lui — j’expose ses caricatures à Milan depuis deux ans. Mais le démasquer n’a jamais été dans mes intentions : son trait vaut plus que sa réputation. »</w:t>
+        <w:t xml:space="preserve">Sur Monsieur Baptiste André (si Chloé évoque Plumeau) : « M. Plumeau ? Évidemment que c’est lui — j’expose ses caricatures à Milan depuis deux ans. Mais le démasquer n’a jamais été dans mes intentions : son trait vaut plus que sa réputation. »</w:t>
       </w:r>
       <w:r>
         <w:t xml:space="preserve"/>
@@ -15145,20 +16753,20 @@
           <w:sz w:val="24"/>
           <w:szCs w:val="24"/>
         </w:rPr>
-        <w:t xml:space="preserve">ACTE II — Vu de la fenêtre : « De ma place près de la baie, j’ai vu le Duc Théodorette sortir précipitamment dans le couloir vers 17h13, l’air inquiet. » (Corrobore Maëlys, sans révéler d’indice neuf.)</w:t>
-      </w:r>
-    </w:p>
-    <w:p>
-      <w:pPr>
-        <w:spacing w:before="60" w:after="60" w:line="300" w:lineRule="auto"/>
-        <w:jc w:val="both"/>
-      </w:pPr>
-      <w:r>
-        <w:rPr>
-          <w:b/>
-          <w:bCs/>
-        </w:rPr>
-        <w:t xml:space="preserve">ACTE III — Sur Lord Gautier : « Lord Gautier a passé l’après-midi à se ronger les ongles. Sa veste brune et son pantalon beige étaient froissés comme s’il avait couru — un rendez-vous, je crois. »</w:t>
+        <w:t xml:space="preserve">Vu de la fenêtre : « De ma place près de la baie, j’ai vu le Duc Théodorette sortir précipitamment dans le couloir vers 17h13, l’air inquiet. » (Corrobore Maëlys, sans révéler d’indice neuf.)</w:t>
+      </w:r>
+    </w:p>
+    <w:p>
+      <w:pPr>
+        <w:spacing w:before="60" w:after="60" w:line="300" w:lineRule="auto"/>
+        <w:jc w:val="both"/>
+      </w:pPr>
+      <w:r>
+        <w:rPr>
+          <w:b/>
+          <w:bCs/>
+        </w:rPr>
+        <w:t xml:space="preserve">Sur Lord Gautier : « Lord Gautier a passé l’après-midi à se ronger les ongles. Sa veste brune et son pantalon beige étaient froissés comme s’il avait couru — un rendez-vous, je crois. »</w:t>
       </w:r>
       <w:r>
         <w:t xml:space="preserve"/>
@@ -16468,6 +18076,78 @@
     </w:p>
     <w:p>
       <w:pPr>
+        <w:spacing w:before="60" w:after="60" w:line="300" w:lineRule="auto"/>
+        <w:jc w:val="both"/>
+      </w:pPr>
+      <w:r>
+        <w:t xml:space="preserve">❧  DEUX QUESTIONS RÉCURRENTES (Chloé peut les poser à tout convive)  ❧</w:t>
+      </w:r>
+    </w:p>
+    <w:p>
+      <w:pPr>
+        <w:spacing w:before="60" w:after="60" w:line="300" w:lineRule="auto"/>
+        <w:jc w:val="both"/>
+      </w:pPr>
+      <w:r>
+        <w:t xml:space="preserve">Sur Léa : « Elle m’avait écrit en mai — pour me recommander un poète. Aucune dette, aucune rivalité — juste l’affection d’une jeune lectrice. »</w:t>
+      </w:r>
+    </w:p>
+    <w:p>
+      <w:pPr>
+        <w:spacing w:before="60" w:after="60" w:line="300" w:lineRule="auto"/>
+        <w:jc w:val="both"/>
+      </w:pPr>
+      <w:r>
+        <w:t xml:space="preserve">Sur quelque chose d’étrange peu avant sa mort : « Amandinette a glissé quelques mots à Léa au toast. Et Théodorette est rentré du couloir, troublé, vers 17h20. »</w:t>
+      </w:r>
+    </w:p>
+    <w:p>
+      <w:pPr>
+        <w:spacing w:before="60" w:after="60" w:line="300" w:lineRule="auto"/>
+        <w:jc w:val="both"/>
+      </w:pPr>
+      <w:r>
+        <w:t xml:space="preserve">❧  VOTRE RESSENTI SUR LA JOURNÉE  ❧</w:t>
+      </w:r>
+    </w:p>
+    <w:p>
+      <w:pPr>
+        <w:spacing w:before="60" w:after="60" w:line="300" w:lineRule="auto"/>
+        <w:jc w:val="both"/>
+      </w:pPr>
+      <w:r>
+        <w:t xml:space="preserve">« Triste, et plus encore : reconnaissante. Elle parlait souvent de moi avec bonté. »</w:t>
+      </w:r>
+    </w:p>
+    <w:p>
+      <w:pPr>
+        <w:spacing w:before="60" w:after="60" w:line="300" w:lineRule="auto"/>
+        <w:jc w:val="both"/>
+      </w:pPr>
+      <w:r>
+        <w:t xml:space="preserve">❧  SI VOUS NE SAVEZ PAS QUOI RÉPONDRE  ❧</w:t>
+      </w:r>
+    </w:p>
+    <w:p>
+      <w:pPr>
+        <w:spacing w:before="60" w:after="60" w:line="300" w:lineRule="auto"/>
+        <w:jc w:val="both"/>
+      </w:pPr>
+      <w:r>
+        <w:t xml:space="preserve">Esquive type : « Je vous dirai : je n’ai pas remarqué. C’est plus honnête. »</w:t>
+      </w:r>
+    </w:p>
+    <w:p>
+      <w:pPr>
+        <w:spacing w:before="60" w:after="60" w:line="300" w:lineRule="auto"/>
+        <w:jc w:val="both"/>
+      </w:pPr>
+      <w:r>
+        <w:t xml:space="preserve">Aucun chantage. Aucun secret de jeu. (Détail intime : enceinte de 3 mois, seul Lorenzo le sait — n’en parlez QUE si Chloé interroge sur votre santé.)</w:t>
+      </w:r>
+    </w:p>
+    <w:p>
+      <w:pPr>
         <w:spacing w:before="240" w:after="100"/>
       </w:pPr>
       <w:r>
@@ -16487,7 +18167,7 @@
         <w:jc w:val="both"/>
       </w:pPr>
       <w:r>
-        <w:t xml:space="preserve">❧  CE QUE VOUS DITES — DISTRIBUÉ PAR ACTES  ❧</w:t>
+        <w:t xml:space="preserve">❧  CE QUE VOUS DITES — SELON CE QUE CHLOÉ DEMANDE  ❧</w:t>
       </w:r>
     </w:p>
     <w:p>
@@ -16501,7 +18181,7 @@
           <w:b/>
           <w:bCs/>
         </w:rPr>
-        <w:t xml:space="preserve">ACTE I — Sur le toast : « Amandinette a glissé quelques mots à l’oreille de Léa juste après le toast. Je l’ai vu. Je n’ai pas entendu. » (Corrobore Maëlys.)</w:t>
+        <w:t xml:space="preserve">Sur le toast : « Amandinette a glissé quelques mots à l’oreille de Léa juste après le toast. Je l’ai vu. Je n’ai pas entendu. » (Corrobore Maëlys.)</w:t>
       </w:r>
       <w:r>
         <w:t xml:space="preserve"/>
@@ -16518,7 +18198,7 @@
           <w:b/>
           <w:bCs/>
         </w:rPr>
-        <w:t xml:space="preserve">ACTE II — Sur Lisa au salon : « La cantatrice n’a pas quitté son fauteuil de tout l’après-midi. Elle ruminait, mais elle était là, en pleine vue. » (Corrobore Maëlys et Boulet : alibi solide pour Lisa.)</w:t>
+        <w:t xml:space="preserve">Sur Lisa au salon : « La cantatrice n’a pas quitté son fauteuil de tout l’après-midi. Elle ruminait, mais elle était là, en pleine vue. » (Corrobore Maëlys et Boulet : alibi solide pour Lisa.)</w:t>
       </w:r>
       <w:r>
         <w:t xml:space="preserve"/>
@@ -16535,7 +18215,7 @@
           <w:b/>
           <w:bCs/>
         </w:rPr>
-        <w:t xml:space="preserve">ACTE III — Sur le couloir : « J’ai vu le Duc Théodorette rentrer du couloir vers 17h20, troublé. Cela n’a duré qu’un instant. » (Corrobore Maëlys.)</w:t>
+        <w:t xml:space="preserve">Sur le couloir : « J’ai vu le Duc Théodorette rentrer du couloir vers 17h20, troublé. Cela n’a duré qu’un instant. » (Corrobore Maëlys.)</w:t>
       </w:r>
       <w:r>
         <w:t xml:space="preserve"/>
@@ -16553,7 +18233,7 @@
           <w:sz w:val="24"/>
           <w:szCs w:val="24"/>
         </w:rPr>
-        <w:t xml:space="preserve">ACTE IV — Sur Léa : « Elle m’avait écrit en mai pour me recommander un poète. Sa dernière lettre. Elle parlait d’un voyage. » (Anecdote douce — souligne le projet de fuite de Léa.)</w:t>
+        <w:t xml:space="preserve">Sur Léa : « Elle m’avait écrit en mai pour me recommander un poète. Sa dernière lettre. Elle parlait d’un voyage. » (Anecdote douce — souligne le projet de fuite de Léa.)</w:t>
       </w:r>
     </w:p>
     <w:p>

--- a/Livres_finaux/Livre_III_Convives.docx
+++ b/Livres_finaux/Livre_III_Convives.docx
@@ -2204,6 +2204,21 @@
     </w:p>
     <w:p>
       <w:pPr>
+        <w:spacing w:before="120" w:after="120" w:line="300" w:lineRule="auto"/>
+        <w:ind w:left="360" w:right="360"/>
+        <w:jc w:val="both"/>
+      </w:pPr>
+      <w:r>
+        <w:rPr>
+          <w:i/>
+          <w:iCs/>
+          <w:color w:val="6D4C41"/>
+        </w:rPr>
+        <w:t xml:space="preserve">👗 Votre allure. Frac noir de diplomate, gilet gris perle à boutons d'argent, plastron blanc amidonné, fine chaîne de montre en or, gants beurre frais. L'élégance figée d'un homme du protocole — aujourd'hui un peu défaite : le nœud de cravate trahit l'agitation.</w:t>
+      </w:r>
+    </w:p>
+    <w:p>
+      <w:pPr>
         <w:spacing w:before="240" w:after="100"/>
       </w:pPr>
       <w:r>
@@ -3426,6 +3441,21 @@
     </w:p>
     <w:p>
       <w:pPr>
+        <w:spacing w:before="120" w:after="120" w:line="300" w:lineRule="auto"/>
+        <w:ind w:left="360" w:right="360"/>
+        <w:jc w:val="both"/>
+      </w:pPr>
+      <w:r>
+        <w:rPr>
+          <w:i/>
+          <w:iCs/>
+          <w:color w:val="6D4C41"/>
+        </w:rPr>
+        <w:t xml:space="preserve">👗 Votre allure. Costume trois-pièces gris anthracite, lavallière sombre, fine montre de gousset, mallette médicale en cuir fauve posée près de vous. Sobre, soigné — la rigueur d'un médecin.</w:t>
+      </w:r>
+    </w:p>
+    <w:p>
+      <w:pPr>
         <w:spacing w:before="240" w:after="100"/>
       </w:pPr>
       <w:r>
@@ -4561,6 +4591,21 @@
     </w:p>
     <w:p>
       <w:pPr>
+        <w:spacing w:before="120" w:after="120" w:line="300" w:lineRule="auto"/>
+        <w:ind w:left="360" w:right="360"/>
+        <w:jc w:val="both"/>
+      </w:pPr>
+      <w:r>
+        <w:rPr>
+          <w:i/>
+          <w:iCs/>
+          <w:color w:val="6D4C41"/>
+        </w:rPr>
+        <w:t xml:space="preserve">👗 Votre allure. Longue robe de mousseline rose poudré, taille basse années folles, châle de soie ivoire sur les épaules, broche-camée au col, mains gantées de dentelle blanche — la grâce d'une pianiste qui se cache derrière son piano.</w:t>
+      </w:r>
+    </w:p>
+    <w:p>
+      <w:pPr>
         <w:spacing w:before="240" w:after="100"/>
       </w:pPr>
       <w:r>
@@ -7298,6 +7343,21 @@
     </w:p>
     <w:p>
       <w:pPr>
+        <w:spacing w:before="120" w:after="120" w:line="300" w:lineRule="auto"/>
+        <w:ind w:left="360" w:right="360"/>
+        <w:jc w:val="both"/>
+      </w:pPr>
+      <w:r>
+        <w:rPr>
+          <w:i/>
+          <w:iCs/>
+          <w:color w:val="6D4C41"/>
+        </w:rPr>
+        <w:t xml:space="preserve">👗 Votre allure. Robe garçonne en jersey vert d’eau, cheveux à la garçonne, long sautoir de jais qui descend bas, cigarette tenue d’une main nerveuse — l’élégance moderne, un peu froide.</w:t>
+      </w:r>
+    </w:p>
+    <w:p>
+      <w:pPr>
         <w:spacing w:before="240" w:after="100"/>
       </w:pPr>
       <w:r>
@@ -8641,7 +8701,7 @@
           <w:sz w:val="24"/>
           <w:color w:val="6D4C41"/>
         </w:rPr>
-        <w:t xml:space="preserve">❯  🎭 VOTRE CARACTÈRE  ❮</w:t>
+        <w:t xml:space="preserve">❧  🎭 VOTRE CARACTÈRE  ❧</w:t>
       </w:r>
     </w:p>
     <w:p>
@@ -8671,7 +8731,7 @@
           <w:sz w:val="24"/>
           <w:color w:val="6D4C41"/>
         </w:rPr>
-        <w:t xml:space="preserve">❯  📜 VOTRE PHRASE DE PRÉSENTATION  ❮</w:t>
+        <w:t xml:space="preserve">❧  📜 VOTRE PHRASE DE PRÉSENTATION  ❧</w:t>
       </w:r>
     </w:p>
     <w:p>
@@ -8713,7 +8773,7 @@
           <w:sz w:val="24"/>
           <w:color w:val="6D4C41"/>
         </w:rPr>
-        <w:t xml:space="preserve">❯  🔗 VOS LIENS  ❮</w:t>
+        <w:t xml:space="preserve">❧  🔗 VOS LIENS  ❧</w:t>
       </w:r>
     </w:p>
     <w:p>
@@ -8779,7 +8839,7 @@
           <w:sz w:val="24"/>
           <w:color w:val="6D4C41"/>
         </w:rPr>
-        <w:t xml:space="preserve">❯  💬 COMMENT JOUER  ❮</w:t>
+        <w:t xml:space="preserve">❧  💬 COMMENT JOUER  ❧</w:t>
       </w:r>
     </w:p>
     <w:p>
@@ -8809,7 +8869,7 @@
           <w:sz w:val="24"/>
           <w:color w:val="6D4C41"/>
         </w:rPr>
-        <w:t xml:space="preserve">❯  VOTRE IDENTITÉ  ❮</w:t>
+        <w:t xml:space="preserve">❧  VOTRE IDENTITÉ  ❧</w:t>
       </w:r>
     </w:p>
     <w:p>
@@ -8839,7 +8899,7 @@
           <w:sz w:val="24"/>
           <w:color w:val="6D4C41"/>
         </w:rPr>
-        <w:t xml:space="preserve">❯  VOS SECRETS  ❮</w:t>
+        <w:t xml:space="preserve">❧  VOS SECRETS  ❧</w:t>
       </w:r>
     </w:p>
     <w:p>
@@ -8905,7 +8965,7 @@
           <w:sz w:val="24"/>
           <w:color w:val="6D4C41"/>
         </w:rPr>
-        <w:t xml:space="preserve">❯  CE QUE VOUS DITES  ❮</w:t>
+        <w:t xml:space="preserve">❧  CE QUE VOUS DITES  ❧</w:t>
       </w:r>
     </w:p>
     <w:p>
@@ -8959,7 +9019,7 @@
           <w:sz w:val="24"/>
           <w:color w:val="6D4C41"/>
         </w:rPr>
-        <w:t xml:space="preserve">❯  QUAND LA FIOLE EST TROUVÉE DANS VOTRE MANTEAU  ❮</w:t>
+        <w:t xml:space="preserve">❧  QUAND LA FIOLE EST TROUVÉE DANS VOTRE MANTEAU  ❧</w:t>
       </w:r>
     </w:p>
     <w:p>
@@ -9001,7 +9061,7 @@
           <w:sz w:val="24"/>
           <w:color w:val="6D4C41"/>
         </w:rPr>
-        <w:t xml:space="preserve">❯  CE QUI VOUS FAIT CRAQUER  ❮</w:t>
+        <w:t xml:space="preserve">❧  CE QUI VOUS FAIT CRAQUER  ❧</w:t>
       </w:r>
     </w:p>
     <w:p>
@@ -9043,7 +9103,7 @@
           <w:sz w:val="24"/>
           <w:color w:val="6D4C41"/>
         </w:rPr>
-        <w:t xml:space="preserve">❯  VOTRE CHRONOLOGIE  ❮</w:t>
+        <w:t xml:space="preserve">❧  VOTRE CHRONOLOGIE  ❧</w:t>
       </w:r>
     </w:p>
     <w:p>
@@ -9288,6 +9348,21 @@
           <w:color w:val="6D4C41"/>
         </w:rPr>
         <w:t>« Lady Boulet de Myrtilles, généalogiste amateur. Je passe le plus clair de mes après-midi avec mes annuaires. »</w:t>
+      </w:r>
+    </w:p>
+    <w:p>
+      <w:pPr>
+        <w:spacing w:before="120" w:after="120" w:line="300" w:lineRule="auto"/>
+        <w:ind w:left="360" w:right="360"/>
+        <w:jc w:val="both"/>
+      </w:pPr>
+      <w:r>
+        <w:rPr>
+          <w:i/>
+          <w:iCs/>
+          <w:color w:val="6D4C41"/>
+        </w:rPr>
+        <w:t xml:space="preserve">👗 Votre allure. Tailleur de tweed prune sobre, chignon serré, lorgnon doré pendu au cou par une fine chaîne, gants de coton beige posés sur les genoux, gros livre relié en cuir sur l'accoudoir — l'allure d'une lectrice qui ne se déplace qu'avec ses annuaires.</w:t>
       </w:r>
     </w:p>
     <w:p>
@@ -10795,7 +10870,7 @@
           <w:sz w:val="24"/>
           <w:color w:val="6D4C41"/>
         </w:rPr>
-        <w:t xml:space="preserve">❯  🎭 VOTRE CARACTÈRE  ❮</w:t>
+        <w:t xml:space="preserve">❧  🎭 VOTRE CARACTÈRE  ❧</w:t>
       </w:r>
     </w:p>
     <w:p>
@@ -10825,7 +10900,7 @@
           <w:sz w:val="24"/>
           <w:color w:val="6D4C41"/>
         </w:rPr>
-        <w:t xml:space="preserve">❯  📜 VOTRE PHRASE DE PRÉSENTATION  ❮</w:t>
+        <w:t xml:space="preserve">❧  📜 VOTRE PHRASE DE PRÉSENTATION  ❧</w:t>
       </w:r>
     </w:p>
     <w:p>
@@ -10867,7 +10942,7 @@
           <w:sz w:val="24"/>
           <w:color w:val="6D4C41"/>
         </w:rPr>
-        <w:t xml:space="preserve">❯  🔗 VOS LIENS  ❮</w:t>
+        <w:t xml:space="preserve">❧  🔗 VOS LIENS  ❧</w:t>
       </w:r>
     </w:p>
     <w:p>
@@ -10921,7 +10996,7 @@
           <w:sz w:val="24"/>
           <w:color w:val="6D4C41"/>
         </w:rPr>
-        <w:t xml:space="preserve">❯  💬 COMMENT JOUER  ❮</w:t>
+        <w:t xml:space="preserve">❧  💬 COMMENT JOUER  ❧</w:t>
       </w:r>
     </w:p>
     <w:p>
@@ -10951,7 +11026,7 @@
           <w:sz w:val="24"/>
           <w:color w:val="6D4C41"/>
         </w:rPr>
-        <w:t xml:space="preserve">❯  VOTRE IDENTITÉ (ce que vous savez)  ❮</w:t>
+        <w:t xml:space="preserve">❧  VOTRE IDENTITÉ (ce que vous savez)  ❧</w:t>
       </w:r>
     </w:p>
     <w:p>
@@ -10981,7 +11056,7 @@
           <w:sz w:val="24"/>
           <w:color w:val="6D4C41"/>
         </w:rPr>
-        <w:t xml:space="preserve">❯  CE QUE VOUS NE SAVEZ PAS (réservé au MJ)  ❮</w:t>
+        <w:t xml:space="preserve">❧  CE QUE VOUS NE SAVEZ PAS (réservé au MJ)  ❧</w:t>
       </w:r>
     </w:p>
     <w:p>
@@ -11012,7 +11087,7 @@
           <w:sz w:val="24"/>
           <w:color w:val="6D4C41"/>
         </w:rPr>
-        <w:t xml:space="preserve">❯  MES TÉMOIGNAGES PRIORITAIRES  ❮</w:t>
+        <w:t xml:space="preserve">❧  MES TÉMOIGNAGES PRIORITAIRES  ❧</w:t>
       </w:r>
     </w:p>
     <w:p>
@@ -11102,7 +11177,7 @@
           <w:sz w:val="24"/>
           <w:color w:val="6D4C41"/>
         </w:rPr>
-        <w:t xml:space="preserve">❯  CE QUE VOUS DITES (autres)  ❮</w:t>
+        <w:t xml:space="preserve">❧  CE QUE VOUS DITES (autres)  ❧</w:t>
       </w:r>
     </w:p>
     <w:p>
@@ -11168,7 +11243,7 @@
           <w:sz w:val="24"/>
           <w:color w:val="6D4C41"/>
         </w:rPr>
-        <w:t xml:space="preserve">❯  CE QUI VOUS FAIT CRAQUER  ❮</w:t>
+        <w:t xml:space="preserve">❧  CE QUI VOUS FAIT CRAQUER  ❧</w:t>
       </w:r>
     </w:p>
     <w:p>
@@ -11198,7 +11273,7 @@
           <w:sz w:val="24"/>
           <w:color w:val="6D4C41"/>
         </w:rPr>
-        <w:t xml:space="preserve">❯  VOTRE CHRONOLOGIE  ❮</w:t>
+        <w:t xml:space="preserve">❧  VOTRE CHRONOLOGIE  ❧</w:t>
       </w:r>
     </w:p>
     <w:p>
@@ -12757,6 +12832,21 @@
     </w:p>
     <w:p>
       <w:pPr>
+        <w:spacing w:before="120" w:after="120" w:line="300" w:lineRule="auto"/>
+        <w:ind w:left="360" w:right="360"/>
+        <w:jc w:val="both"/>
+      </w:pPr>
+      <w:r>
+        <w:rPr>
+          <w:i/>
+          <w:iCs/>
+          <w:color w:val="6D4C41"/>
+        </w:rPr>
+        <w:t xml:space="preserve">👗 Votre allure. Robe de cocktail rose champagne à franges, longue ferronnière à plume sur le front, gants courts crème, cigarette dans un fume-cigarette d’écaille, perles aux poignets — la mondaine éclatante.</w:t>
+      </w:r>
+    </w:p>
+    <w:p>
+      <w:pPr>
         <w:spacing w:before="240" w:after="100"/>
       </w:pPr>
       <w:r>
@@ -14232,6 +14322,21 @@
     </w:p>
     <w:p>
       <w:pPr>
+        <w:spacing w:before="120" w:after="120" w:line="300" w:lineRule="auto"/>
+        <w:ind w:left="360" w:right="360"/>
+        <w:jc w:val="both"/>
+      </w:pPr>
+      <w:r>
+        <w:rPr>
+          <w:i/>
+          <w:iCs/>
+          <w:color w:val="6D4C41"/>
+        </w:rPr>
+        <w:t xml:space="preserve">👗 Votre allure. Robe longue rouge sang à bretelles fines, capeline noire à plume d’autruche, rouge à lèvres carmin, longs colliers d’ambre superposés — flamboyante, faite pour être vue.</w:t>
+      </w:r>
+    </w:p>
+    <w:p>
+      <w:pPr>
         <w:spacing w:before="240" w:after="100"/>
       </w:pPr>
       <w:r>
@@ -15814,7 +15919,7 @@
           <w:sz w:val="24"/>
           <w:color w:val="6D4C41"/>
         </w:rPr>
-        <w:t xml:space="preserve">❯  🎭 VOTRE CARACTÈRE  ❮</w:t>
+        <w:t xml:space="preserve">❧  🎭 VOTRE CARACTÈRE  ❧</w:t>
       </w:r>
     </w:p>
     <w:p>
@@ -15844,7 +15949,7 @@
           <w:sz w:val="24"/>
           <w:color w:val="6D4C41"/>
         </w:rPr>
-        <w:t xml:space="preserve">❯  📜 VOTRE PHRASE DE PRÉSENTATION  ❮</w:t>
+        <w:t xml:space="preserve">❧  📜 VOTRE PHRASE DE PRÉSENTATION  ❧</w:t>
       </w:r>
     </w:p>
     <w:p>
@@ -15857,6 +15962,18 @@
           <w:sz w:val="22"/>
         </w:rPr>
         <w:t xml:space="preserve">« Lisa Lepra. On m’a applaudie à Vienne, à Milan, à l’Opéra. Ce soir, je ne chante pas — je pleure une amie. »</w:t>
+      </w:r>
+    </w:p>
+    <w:p>
+      <w:pPr>
+        <w:jc w:val="both"/>
+        <w:spacing w:after="100"/>
+      </w:pPr>
+      <w:r>
+        <w:rPr>
+          <w:sz w:val="22"/>
+        </w:rPr>
+        <w:t xml:space="preserve">👗 Votre allure. Robe de scène en velours noir profond, long fourreau qui balaie le sol, cape de soie pourpre sur les épaules, broche-émeraude au corsage, rouge à lèvres rouge sombre — diva d’opéra, dramatique en repos comme en scène.</w:t>
       </w:r>
     </w:p>
     <w:p>
@@ -15874,7 +15991,7 @@
           <w:sz w:val="24"/>
           <w:color w:val="6D4C41"/>
         </w:rPr>
-        <w:t xml:space="preserve">❯  🔗 VOS LIENS  ❮</w:t>
+        <w:t xml:space="preserve">❧  🔗 VOS LIENS  ❧</w:t>
       </w:r>
     </w:p>
     <w:p>
@@ -15940,7 +16057,7 @@
           <w:sz w:val="24"/>
           <w:color w:val="6D4C41"/>
         </w:rPr>
-        <w:t xml:space="preserve">❯  💬 COMMENT JOUER  ❮</w:t>
+        <w:t xml:space="preserve">❧  💬 COMMENT JOUER  ❧</w:t>
       </w:r>
     </w:p>
     <w:p>
@@ -15970,7 +16087,7 @@
           <w:sz w:val="24"/>
           <w:color w:val="6D4C41"/>
         </w:rPr>
-        <w:t xml:space="preserve">❯  VOTRE IDENTITÉ  ❮</w:t>
+        <w:t xml:space="preserve">❧  VOTRE IDENTITÉ  ❧</w:t>
       </w:r>
     </w:p>
     <w:p>
@@ -16000,7 +16117,7 @@
           <w:sz w:val="24"/>
           <w:color w:val="6D4C41"/>
         </w:rPr>
-        <w:t xml:space="preserve">❯  VOS SECRETS  ❮</w:t>
+        <w:t xml:space="preserve">❧  VOS SECRETS  ❧</w:t>
       </w:r>
     </w:p>
     <w:p>
@@ -16054,7 +16171,7 @@
           <w:sz w:val="24"/>
           <w:color w:val="6D4C41"/>
         </w:rPr>
-        <w:t xml:space="preserve">❯  CE QUE VOUS DITES  ❮</w:t>
+        <w:t xml:space="preserve">❧  CE QUE VOUS DITES  ❧</w:t>
       </w:r>
     </w:p>
     <w:p>
@@ -16108,7 +16225,7 @@
           <w:sz w:val="24"/>
           <w:color w:val="6D4C41"/>
         </w:rPr>
-        <w:t xml:space="preserve">❯  CE QUI VOUS FAIT CRAQUER  ❮</w:t>
+        <w:t xml:space="preserve">❧  CE QUI VOUS FAIT CRAQUER  ❧</w:t>
       </w:r>
     </w:p>
     <w:p>
@@ -16162,7 +16279,7 @@
           <w:sz w:val="24"/>
           <w:color w:val="6D4C41"/>
         </w:rPr>
-        <w:t xml:space="preserve">❯  VOTRE CHRONOLOGIE  ❮</w:t>
+        <w:t xml:space="preserve">❧  VOTRE CHRONOLOGIE  ❧</w:t>
       </w:r>
     </w:p>
     <w:p>

--- a/Livres_finaux/Livre_III_Convives.docx
+++ b/Livres_finaux/Livre_III_Convives.docx
@@ -1015,92 +1015,475 @@
           <w:b/>
           <w:bCs/>
         </w:rPr>
-        <w:t>RIEN</w:t>
-      </w:r>
-      <w:r>
-        <w:t xml:space="preserve"> ne vous fait craquer avant l’ouverture du coffret final. Niez tout, calmement, fermement, comme une grande dame.</w:t>
-      </w:r>
-    </w:p>
-    <w:p>
-      <w:pPr>
-        <w:spacing w:before="60" w:after="60" w:line="300" w:lineRule="auto"/>
-        <w:jc w:val="both"/>
-      </w:pPr>
-      <w:r>
-        <w:rPr>
-          <w:b/>
-          <w:bCs/>
-        </w:rPr>
-        <w:t>QUAND</w:t>
-      </w:r>
-      <w:r>
-        <w:t xml:space="preserve"> le coffret de la malle s’ouvre et que Chloé brandit votre vrai acte de naissance au nom d’Amandinette de la Grande Leuleu accompagné de la lettre de Léa du 5 juin : vous craquez. AU CHOIX du joueur, trois sorties possibles :</w:t>
-      </w:r>
-    </w:p>
-    <w:p>
-      <w:pPr>
-        <w:spacing w:before="60" w:after="60" w:line="300" w:lineRule="auto"/>
-        <w:ind w:left="360"/>
-        <w:jc w:val="both"/>
-      </w:pPr>
-      <w:r>
-        <w:rPr>
-          <w:b/>
-          <w:bCs/>
-        </w:rPr>
-        <w:t>(a) Larmes</w:t>
-      </w:r>
-      <w:r>
-        <w:t xml:space="preserve"> : « Oui. Je suis Amandinette de la Grande Leuleu. Et oui, j’ai tué Léa. Elle m’aurait tout pris. »</w:t>
-      </w:r>
-    </w:p>
-    <w:p>
-      <w:pPr>
-        <w:spacing w:before="60" w:after="60" w:line="300" w:lineRule="auto"/>
-        <w:ind w:left="360"/>
-        <w:jc w:val="both"/>
-      </w:pPr>
-      <w:r>
-        <w:rPr>
-          <w:b/>
-          <w:bCs/>
-        </w:rPr>
-        <w:t>(b) Défi calme</w:t>
-      </w:r>
-      <w:r>
-        <w:t xml:space="preserve"> : « Et alors ? J’ai été plus duchesse que toutes les vraies. »</w:t>
-      </w:r>
-    </w:p>
-    <w:p>
-      <w:pPr>
-        <w:spacing w:before="60" w:after="60" w:line="300" w:lineRule="auto"/>
-        <w:ind w:left="360"/>
-        <w:jc w:val="both"/>
-      </w:pPr>
-      <w:r>
-        <w:rPr>
-          <w:b/>
-          <w:bCs/>
-        </w:rPr>
-        <w:t>(c) Effondrement digne</w:t>
-      </w:r>
-      <w:r>
-        <w:t xml:space="preserve"> : « Sir Amaury, je vous prierai de me fournir une chambre fermée à clef jusqu’au matin. »</w:t>
-      </w:r>
-    </w:p>
-    <w:p>
-      <w:pPr>
-        <w:spacing w:before="240" w:after="100"/>
-      </w:pPr>
-      <w:r>
-        <w:rPr>
-          <w:b/>
-          <w:bCs/>
-          <w:color w:val="5D4037"/>
-          <w:sz w:val="24"/>
-          <w:szCs w:val="24"/>
-        </w:rPr>
-        <w:t>❧  VOTRE CHRONOLOGIE  ❧</w:t>
+        <w:t xml:space="preserve">RIEN ne vous fait craquer avant l’ouverture du coffret final. Niez tout, calmement, fermement, comme une grande dame. Quand le coffret s’ouvre et que Chloé brandit, côte à côte, votre vrai acte de naissance au nom d’Amandine Marguerite de la Grande Leuleu et la lettre de Léa du 5 juin — alors vous craquez. Ce n’est pas un cri ; c’est un long monologue, retenu, parfois cassé, parfois sec. Vous parlez votre vrai nom à voix haute pour la première fois depuis quinze ans. Le ton doit rester celui d’une duchesse qui s’en va dignement — pas d’une criminelle qui se débat.</w:t>
+      </w:r>
+      <w:r>
+        <w:t xml:space="preserve"/>
+      </w:r>
+    </w:p>
+    <w:p>
+      <w:pPr>
+        <w:spacing w:before="240" w:after="100"/>
+      </w:pPr>
+      <w:r>
+        <w:rPr>
+          <w:b/>
+          <w:bCs/>
+          <w:color w:val="5D4037"/>
+          <w:sz w:val="24"/>
+          <w:szCs w:val="24"/>
+        </w:rPr>
+        <w:t xml:space="preserve">❧  LE GRAND MONOLOGUE — votre chute finale  ❧</w:t>
+      </w:r>
+    </w:p>
+    <w:p>
+      <w:pPr>
+        <w:spacing w:before="240" w:after="100"/>
+      </w:pPr>
+      <w:r>
+        <w:rPr>
+          <w:b/>
+          <w:bCs/>
+          <w:color w:val="5D4037"/>
+          <w:sz w:val="24"/>
+          <w:szCs w:val="24"/>
+        </w:rPr>
+        <w:t xml:space="preserve">(Indications de jeu — MJ et joueuse. La duchesse parle lentement, en plusieurs paliers. Faites des silences. La voix est basse et lasse au début ; elle se durcit pour évoquer Léa ; elle se brise pour Maëlys ; elle se redresse pour la sortie. Aucune larme avant Maëlys.)</w:t>
+      </w:r>
+    </w:p>
+    <w:p>
+      <w:pPr>
+        <w:spacing w:before="240" w:after="100"/>
+      </w:pPr>
+      <w:r>
+        <w:rPr>
+          <w:b/>
+          <w:bCs/>
+          <w:color w:val="5D4037"/>
+          <w:sz w:val="24"/>
+          <w:szCs w:val="24"/>
+        </w:rPr>
+        <w:t xml:space="preserve">(Long silence. Vous regardez l’acte de naissance posé sur la table. Vous portez la main au médaillon que vous touchez machinalement quand vous mentez — pour la première fois depuis quinze ans, vous le laissez retomber. Puis, d’une voix basse et lasse :)</w:t>
+      </w:r>
+    </w:p>
+    <w:p>
+      <w:pPr>
+        <w:spacing w:before="240" w:after="100"/>
+      </w:pPr>
+      <w:r>
+        <w:rPr>
+          <w:b/>
+          <w:bCs/>
+          <w:color w:val="5D4037"/>
+          <w:sz w:val="24"/>
+          <w:szCs w:val="24"/>
+        </w:rPr>
+        <w:t xml:space="preserve">« Oui. C’est mon nom. Amandine — Marguerite — de la Grande Leuleu. Fille d’un sabotier. Sortie d’un village où l’on ne savait ni lire ni signer. Voilà. C’est dit. Pour la première fois depuis quinze ans, je porte mon vrai nom à voix haute. C’est étrange — j’avais presque oublié comment il sonnait. »</w:t>
+      </w:r>
+    </w:p>
+    <w:p>
+      <w:pPr>
+        <w:spacing w:before="240" w:after="100"/>
+      </w:pPr>
+      <w:r>
+        <w:rPr>
+          <w:b/>
+          <w:bCs/>
+          <w:color w:val="5D4037"/>
+          <w:sz w:val="24"/>
+          <w:szCs w:val="24"/>
+        </w:rPr>
+        <w:t xml:space="preserve">(Vous reprenez, sans regarder personne, comme si vous récitiez à vous-même.)</w:t>
+      </w:r>
+    </w:p>
+    <w:p>
+      <w:pPr>
+        <w:spacing w:before="240" w:after="100"/>
+      </w:pPr>
+      <w:r>
+        <w:rPr>
+          <w:b/>
+          <w:bCs/>
+          <w:color w:val="5D4037"/>
+          <w:sz w:val="24"/>
+          <w:szCs w:val="24"/>
+        </w:rPr>
+        <w:t xml:space="preserve">« On m’a placée à quatorze ans chez les Beauchamp. Aux cuisines, d’abord. Puis, parce que je savais lire — je m’étais appris seule, sur les missels du dimanche —, on m’a montée à l’étage, auprès de Mademoiselle Amandinette. La vraie. Celle dont je porte le prénom volé. Trois ans, je l’ai servie. Trois ans à coiffer ses cheveux, à plier ses robes, à entendre par la porte les leçons de piano qu’elle prenait sans goût et les éclats d’une vie facile qu’elle ne savait pas voir. Et moi — je l’aimais, savez-vous. Comme on aime celle qu’on rêve d’être. »</w:t>
+      </w:r>
+    </w:p>
+    <w:p>
+      <w:pPr>
+        <w:spacing w:before="240" w:after="100"/>
+      </w:pPr>
+      <w:r>
+        <w:rPr>
+          <w:b/>
+          <w:bCs/>
+          <w:color w:val="5D4037"/>
+          <w:sz w:val="24"/>
+          <w:szCs w:val="24"/>
+        </w:rPr>
+        <w:t xml:space="preserve">« Le seize mai 1910, elle a pris la fièvre. La maison s’était vidée pour Cannes ; il n’y avait que moi à son chevet. J’ai veillé trois nuits. Le quatrième matin, elle a tourné la tête vers la fenêtre, elle a dit « Maman » très bas, et elle s’est éteinte — sans souffrir, je le jure devant Dieu. Je n’y suis pour rien. Je l’ai veillée comme on veille une sœur. »</w:t>
+      </w:r>
+    </w:p>
+    <w:p>
+      <w:pPr>
+        <w:spacing w:before="240" w:after="100"/>
+      </w:pPr>
+      <w:r>
+        <w:rPr>
+          <w:b/>
+          <w:bCs/>
+          <w:color w:val="5D4037"/>
+          <w:sz w:val="24"/>
+          <w:szCs w:val="24"/>
+        </w:rPr>
+        <w:t xml:space="preserve">(Un temps. Votre voix se durcit imperceptiblement.)</w:t>
+      </w:r>
+    </w:p>
+    <w:p>
+      <w:pPr>
+        <w:spacing w:before="240" w:after="100"/>
+      </w:pPr>
+      <w:r>
+        <w:rPr>
+          <w:b/>
+          <w:bCs/>
+          <w:color w:val="5D4037"/>
+          <w:sz w:val="24"/>
+          <w:szCs w:val="24"/>
+        </w:rPr>
+        <w:t xml:space="preserve">« Et puis — et puis j’ai vu, sur sa coiffeuse, le carton d’invitation au bal des Parisette. La semaine suivante. Et dans son armoire, la robe — bleu de minuit, perlée d’argent. Tout d’un coup, comme un éclair, j’ai compris : on me ferait croire. On me croirait. Personne, à Paris, ne connaissait la vraie Amandinette. Elle vivait dans un coin d’Aveyron. Quatre mots — Amandinette de Beauchamp — me changeraient de vie. »</w:t>
+      </w:r>
+    </w:p>
+    <w:p>
+      <w:pPr>
+        <w:spacing w:before="240" w:after="100"/>
+      </w:pPr>
+      <w:r>
+        <w:rPr>
+          <w:b/>
+          <w:bCs/>
+          <w:color w:val="5D4037"/>
+          <w:sz w:val="24"/>
+          <w:szCs w:val="24"/>
+        </w:rPr>
+        <w:t xml:space="preserve">« J’ai pris la robe. J’ai pris la carte. J’ai dit aux gens du village que j’allais voir une cousine. Je n’ai dit à personne qu’elle était morte — j’ai dit qu’elle dormait. Personne n’est revenu vérifier. La famille était dispersée, sans enfant proche, croyait-on. C’était scandaleusement facile. »</w:t>
+      </w:r>
+    </w:p>
+    <w:p>
+      <w:pPr>
+        <w:spacing w:before="240" w:after="100"/>
+      </w:pPr>
+      <w:r>
+        <w:rPr>
+          <w:b/>
+          <w:bCs/>
+          <w:color w:val="5D4037"/>
+          <w:sz w:val="24"/>
+          <w:szCs w:val="24"/>
+        </w:rPr>
+        <w:t xml:space="preserve">« Au bal, on m’a accueillie. On m’a complimentée sur ma réserve provinciale. J’ai dansé deux fois avec Théodorette. Il m’a écrit le surlendemain. Quatre mois plus tard, à Notre-Dame des Lilas, devant un curé qui m’a appelée par un prénom qui n’était pas tout à fait le mien — j’ai dit oui. »</w:t>
+      </w:r>
+    </w:p>
+    <w:p>
+      <w:pPr>
+        <w:spacing w:before="240" w:after="100"/>
+      </w:pPr>
+      <w:r>
+        <w:rPr>
+          <w:b/>
+          <w:bCs/>
+          <w:color w:val="5D4037"/>
+          <w:sz w:val="24"/>
+          <w:szCs w:val="24"/>
+        </w:rPr>
+        <w:t xml:space="preserve">(Votre voix tremble pour la première fois.)</w:t>
+      </w:r>
+    </w:p>
+    <w:p>
+      <w:pPr>
+        <w:spacing w:before="240" w:after="100"/>
+      </w:pPr>
+      <w:r>
+        <w:rPr>
+          <w:b/>
+          <w:bCs/>
+          <w:color w:val="5D4037"/>
+          <w:sz w:val="24"/>
+          <w:szCs w:val="24"/>
+        </w:rPr>
+        <w:t xml:space="preserve">« Vous croyez peut-être que je ne l’aime pas. Que tout est faux jusqu’au bout. Vous vous trompez. Théodorette est la seule chose, en quinze ans, que je n’aie pas volée. Je l’ai épousé sous un faux nom, mais je l’ai aimé sous le mien. Tout — tout ce que j’ai dit dans cette maison, dans son lit, à sa table — était de moi. La Duchesse qu’on a vue à ses côtés depuis quinze ans, ce n’était pas Amandinette de Beauchamp. C’était Amandine de la Grande Leuleu, qui faisait, et qui faisait bien. »</w:t>
+      </w:r>
+    </w:p>
+    <w:p>
+      <w:pPr>
+        <w:spacing w:before="240" w:after="100"/>
+      </w:pPr>
+      <w:r>
+        <w:rPr>
+          <w:b/>
+          <w:bCs/>
+          <w:color w:val="5D4037"/>
+          <w:sz w:val="24"/>
+          <w:szCs w:val="24"/>
+        </w:rPr>
+        <w:t xml:space="preserve">(Le ton change — plus dur, plus net. Vous évoquez Léa.)</w:t>
+      </w:r>
+    </w:p>
+    <w:p>
+      <w:pPr>
+        <w:spacing w:before="240" w:after="100"/>
+      </w:pPr>
+      <w:r>
+        <w:rPr>
+          <w:b/>
+          <w:bCs/>
+          <w:color w:val="5D4037"/>
+          <w:sz w:val="24"/>
+          <w:szCs w:val="24"/>
+        </w:rPr>
+        <w:t xml:space="preserve">« Léa, il y a six mois, m’a écrit. Sa plume, reconnaissable. Chère Madame de la Grande Leuleu — voilà comment commençait sa lettre. Elle avait tout retrouvé : le village, le registre, la servante envolée. Dix mille livres, m’a-t-elle demandé. Puis dix mille encore. J’ai payé. J’aurais payé encore. »</w:t>
+      </w:r>
+    </w:p>
+    <w:p>
+      <w:pPr>
+        <w:spacing w:before="240" w:after="100"/>
+      </w:pPr>
+      <w:r>
+        <w:rPr>
+          <w:b/>
+          <w:bCs/>
+          <w:color w:val="5D4037"/>
+          <w:sz w:val="24"/>
+          <w:szCs w:val="24"/>
+        </w:rPr>
+        <w:t xml:space="preserve">« Avant-hier, sa dernière lettre est venue. Vous l’avez sous les yeux, ma chère Lady Chloé. Elle ne voulait plus de mon argent. Elle voulait — me défaire. Tout dire au Duc avant son départ. Et je lis ses propres mots : Théodorette est un homme d’honneur ; il mérite de connaître la femme qu’il aime — et non l’autre, celle qui en porte le nom comme un châle qui ne lui appartient pas. Cette ligne m’a fait pâlir. J’ai compris qu’aucune somme ne suffirait. Que si Léa parlait, je perdais Théodorette — et qu’à le perdre, je perdais le seul réel que j’eusse jamais possédé. »</w:t>
+      </w:r>
+    </w:p>
+    <w:p>
+      <w:pPr>
+        <w:spacing w:before="240" w:after="100"/>
+      </w:pPr>
+      <w:r>
+        <w:rPr>
+          <w:b/>
+          <w:bCs/>
+          <w:color w:val="5D4037"/>
+          <w:sz w:val="24"/>
+          <w:szCs w:val="24"/>
+        </w:rPr>
+        <w:t xml:space="preserve">« Alors — oui. Le bal de Lord Louis-Marc, la semaine d’avant, m’avait offert la digitaline ; je l’ai prise sans préméditation, par instinct, comme on glisse un bijou dans sa poche en sortant d’un dîner. Et au toast, ce matin — un faux pas, la coupe de Léa, la digitaline qui glisse. Je l’ai regardée rire à mon mot d’excuse. Et j’ai pensé : tu n’as plus que quarante minutes. »</w:t>
+      </w:r>
+    </w:p>
+    <w:p>
+      <w:pPr>
+        <w:spacing w:before="240" w:after="100"/>
+      </w:pPr>
+      <w:r>
+        <w:rPr>
+          <w:b/>
+          <w:bCs/>
+          <w:color w:val="5D4037"/>
+          <w:sz w:val="24"/>
+          <w:szCs w:val="24"/>
+        </w:rPr>
+        <w:t xml:space="preserve">(Long silence.)</w:t>
+      </w:r>
+    </w:p>
+    <w:p>
+      <w:pPr>
+        <w:spacing w:before="240" w:after="100"/>
+      </w:pPr>
+      <w:r>
+        <w:rPr>
+          <w:b/>
+          <w:bCs/>
+          <w:color w:val="5D4037"/>
+          <w:sz w:val="24"/>
+          <w:szCs w:val="24"/>
+        </w:rPr>
+        <w:t xml:space="preserve">« Vous savez le reste, vous l’avez démêlé : la migraine, la clef du tiroir, la dépendance, la lettre brûlée. La fiole glissée dans le manteau d’un caricaturiste pour brouiller. J’ai tout calculé. Mal — puisque vous êtes là. »</w:t>
+      </w:r>
+    </w:p>
+    <w:p>
+      <w:pPr>
+        <w:spacing w:before="240" w:after="100"/>
+      </w:pPr>
+      <w:r>
+        <w:rPr>
+          <w:b/>
+          <w:bCs/>
+          <w:color w:val="5D4037"/>
+          <w:sz w:val="24"/>
+          <w:szCs w:val="24"/>
+        </w:rPr>
+        <w:t xml:space="preserve">(Vous vous tournez lentement vers Mademoiselle Maëlys. Votre voix se brise — c’est le seul moment où elle se brise vraiment.)</w:t>
+      </w:r>
+    </w:p>
+    <w:p>
+      <w:pPr>
+        <w:spacing w:before="240" w:after="100"/>
+      </w:pPr>
+      <w:r>
+        <w:rPr>
+          <w:b/>
+          <w:bCs/>
+          <w:color w:val="5D4037"/>
+          <w:sz w:val="24"/>
+          <w:szCs w:val="24"/>
+        </w:rPr>
+        <w:t xml:space="preserve">« Mais s’il est quelque chose, dans tout ce que j’ai fait — et je n’en regrette pas grand-chose, voyez-vous, parce que regretter, c’est aimer ce qu’on a perdu —, s’il est quelque chose qui me brûle vraiment ce soir, c’est vous. »</w:t>
+      </w:r>
+    </w:p>
+    <w:p>
+      <w:pPr>
+        <w:spacing w:before="240" w:after="100"/>
+      </w:pPr>
+      <w:r>
+        <w:rPr>
+          <w:b/>
+          <w:bCs/>
+          <w:color w:val="5D4037"/>
+          <w:sz w:val="24"/>
+          <w:szCs w:val="24"/>
+        </w:rPr>
+        <w:t xml:space="preserve">« Vous, Mademoiselle. Camille Beauchamp. C’est votre vrai nom, je l’ignorais. J’ignorais qu’il y avait une nièce. J’ignorais qu’en prenant le prénom de votre tante, je vous prenais le vôtre — et avec lui la maison, les terres, le souvenir. Je ne savais pas qu’on avait écarté une enfant, là-bas, qu’on avait laissé porter le nom Bouchard à une petite héritière dépouillée. Léa — Léa savait. C’est pour cela qu’elle vous a fait inviter ce soir. C’était son dernier acte, et le plus juste. »</w:t>
+      </w:r>
+    </w:p>
+    <w:p>
+      <w:pPr>
+        <w:spacing w:before="240" w:after="100"/>
+      </w:pPr>
+      <w:r>
+        <w:rPr>
+          <w:b/>
+          <w:bCs/>
+          <w:color w:val="5D4037"/>
+          <w:sz w:val="24"/>
+          <w:szCs w:val="24"/>
+        </w:rPr>
+        <w:t xml:space="preserve">« Vous me regardez et vous voyez la femme qui a tué celle qui voulait vous rendre votre vie. Je le sais. Je l’accepte. Mais regardez-moi aussi, une seconde, comme ce que j’ai été : une enfant de quatorze ans dans une maison qui n’était pas la sienne, qui un matin a vu une porte ouverte sur une autre vie — et qui est entrée. Le pardon n’est pas à demander. Mais ce nom-là — Beauchamp — il est à vous. Reprenez-le. »</w:t>
+      </w:r>
+    </w:p>
+    <w:p>
+      <w:pPr>
+        <w:spacing w:before="240" w:after="100"/>
+      </w:pPr>
+      <w:r>
+        <w:rPr>
+          <w:b/>
+          <w:bCs/>
+          <w:color w:val="5D4037"/>
+          <w:sz w:val="24"/>
+          <w:szCs w:val="24"/>
+        </w:rPr>
+        <w:t xml:space="preserve">(Vous vous redressez. Le ton se reprend — la duchesse refait surface une dernière fois. La voix est calme.)</w:t>
+      </w:r>
+    </w:p>
+    <w:p>
+      <w:pPr>
+        <w:spacing w:before="240" w:after="100"/>
+      </w:pPr>
+      <w:r>
+        <w:rPr>
+          <w:b/>
+          <w:bCs/>
+          <w:color w:val="5D4037"/>
+          <w:sz w:val="24"/>
+          <w:szCs w:val="24"/>
+        </w:rPr>
+        <w:t xml:space="preserve">« Sir Amaury. Je vous demanderai une chambre fermée à clef jusqu’au matin. Théodorette — je voudrais le voir, seul, une heure. Lui parler, sous mon vrai nom, comme je n’ai jamais pu. Demain, les gendarmes feront ce qu’ils ont à faire ; je ne ferai aucune difficulté. »</w:t>
+      </w:r>
+    </w:p>
+    <w:p>
+      <w:pPr>
+        <w:spacing w:before="240" w:after="100"/>
+      </w:pPr>
+      <w:r>
+        <w:rPr>
+          <w:b/>
+          <w:bCs/>
+          <w:color w:val="5D4037"/>
+          <w:sz w:val="24"/>
+          <w:szCs w:val="24"/>
+        </w:rPr>
+        <w:t xml:space="preserve">« Pour Léa — qu’on l’enterre avec ce qu’elle a été : non pas une maître-chanteuse, ce qu’elle fut aussi, mais une romancière qui, à la dernière page de sa vie, écrivait pour réparer. C’est elle qui a gagné ce soir. »</w:t>
+      </w:r>
+    </w:p>
+    <w:p>
+      <w:pPr>
+        <w:spacing w:before="240" w:after="100"/>
+      </w:pPr>
+      <w:r>
+        <w:rPr>
+          <w:b/>
+          <w:bCs/>
+          <w:color w:val="5D4037"/>
+          <w:sz w:val="24"/>
+          <w:szCs w:val="24"/>
+        </w:rPr>
+        <w:t xml:space="preserve">(Vous reposez, sans hâte, l’acte de naissance sur la table — au-dessus de la lettre du 5 juin, comme on pose une couronne qu’on rend. Vous vous rasseyez, parfaitement droite. Le silence est total.)</w:t>
+      </w:r>
+    </w:p>
+    <w:p>
+      <w:pPr>
+        <w:spacing w:before="240" w:after="100"/>
+      </w:pPr>
+      <w:r>
+        <w:rPr>
+          <w:b/>
+          <w:bCs/>
+          <w:color w:val="5D4037"/>
+          <w:sz w:val="24"/>
+          <w:szCs w:val="24"/>
+        </w:rPr>
+        <w:t xml:space="preserve">« Lady Chloé — vous avez la plus belle plume du soir. Servez-vous-en juste. »</w:t>
+      </w:r>
+    </w:p>
+    <w:p>
+      <w:pPr>
+        <w:spacing w:before="240" w:after="100"/>
+      </w:pPr>
+      <w:r>
+        <w:rPr>
+          <w:b/>
+          <w:bCs/>
+          <w:color w:val="5D4037"/>
+          <w:sz w:val="24"/>
+          <w:szCs w:val="24"/>
+        </w:rPr>
+        <w:t xml:space="preserve">❧  VARIANTES BRÈVES (si la table préfère raccourcir)  ❧</w:t>
+      </w:r>
+    </w:p>
+    <w:p>
+      <w:pPr>
+        <w:spacing w:before="240" w:after="100"/>
+      </w:pPr>
+      <w:r>
+        <w:rPr>
+          <w:b/>
+          <w:bCs/>
+          <w:color w:val="5D4037"/>
+          <w:sz w:val="24"/>
+          <w:szCs w:val="24"/>
+        </w:rPr>
+        <w:t xml:space="preserve">Si le monologue intégral paraît trop long pour votre table, gardez au minimum quatre paliers : l’aveu (« Oui. C’est mon nom. Amandine Marguerite de la Grande Leuleu… »), l’amour (« Théodorette est la seule chose que je n’aie pas volée… »), le remords (« Camille Beauchamp. C’est votre vrai nom, je l’ignorais… »), la dignité (« Sir Amaury, je vous demanderai une chambre fermée à clef jusqu’au matin… »).</w:t>
+      </w:r>
+    </w:p>
+    <w:p>
+      <w:pPr>
+        <w:spacing w:before="240" w:after="100"/>
+      </w:pPr>
+      <w:r>
+        <w:rPr>
+          <w:b/>
+          <w:bCs/>
+          <w:color w:val="5D4037"/>
+          <w:sz w:val="24"/>
+          <w:szCs w:val="24"/>
+        </w:rPr>
+        <w:t xml:space="preserve">❧  VOTRE CHRONOLOGIE  ❧</w:t>
       </w:r>
     </w:p>
     <w:tbl>
@@ -2204,21 +2587,6 @@
     </w:p>
     <w:p>
       <w:pPr>
-        <w:spacing w:before="120" w:after="120" w:line="300" w:lineRule="auto"/>
-        <w:ind w:left="360" w:right="360"/>
-        <w:jc w:val="both"/>
-      </w:pPr>
-      <w:r>
-        <w:rPr>
-          <w:i/>
-          <w:iCs/>
-          <w:color w:val="6D4C41"/>
-        </w:rPr>
-        <w:t xml:space="preserve">👗 Votre allure. Frac noir de diplomate, gilet gris perle à boutons d'argent, plastron blanc amidonné, fine chaîne de montre en or, gants beurre frais. L'élégance figée d'un homme du protocole — aujourd'hui un peu défaite : le nœud de cravate trahit l'agitation.</w:t>
-      </w:r>
-    </w:p>
-    <w:p>
-      <w:pPr>
         <w:spacing w:before="240" w:after="100"/>
       </w:pPr>
       <w:r>
@@ -3441,21 +3809,6 @@
     </w:p>
     <w:p>
       <w:pPr>
-        <w:spacing w:before="120" w:after="120" w:line="300" w:lineRule="auto"/>
-        <w:ind w:left="360" w:right="360"/>
-        <w:jc w:val="both"/>
-      </w:pPr>
-      <w:r>
-        <w:rPr>
-          <w:i/>
-          <w:iCs/>
-          <w:color w:val="6D4C41"/>
-        </w:rPr>
-        <w:t xml:space="preserve">👗 Votre allure. Costume trois-pièces gris anthracite, lavallière sombre, fine montre de gousset, mallette médicale en cuir fauve posée près de vous. Sobre, soigné — la rigueur d'un médecin.</w:t>
-      </w:r>
-    </w:p>
-    <w:p>
-      <w:pPr>
         <w:spacing w:before="240" w:after="100"/>
       </w:pPr>
       <w:r>
@@ -4591,21 +4944,6 @@
     </w:p>
     <w:p>
       <w:pPr>
-        <w:spacing w:before="120" w:after="120" w:line="300" w:lineRule="auto"/>
-        <w:ind w:left="360" w:right="360"/>
-        <w:jc w:val="both"/>
-      </w:pPr>
-      <w:r>
-        <w:rPr>
-          <w:i/>
-          <w:iCs/>
-          <w:color w:val="6D4C41"/>
-        </w:rPr>
-        <w:t xml:space="preserve">👗 Votre allure. Longue robe de mousseline rose poudré, taille basse années folles, châle de soie ivoire sur les épaules, broche-camée au col, mains gantées de dentelle blanche — la grâce d'une pianiste qui se cache derrière son piano.</w:t>
-      </w:r>
-    </w:p>
-    <w:p>
-      <w:pPr>
         <w:spacing w:before="240" w:after="100"/>
       </w:pPr>
       <w:r>
@@ -7343,21 +7681,6 @@
     </w:p>
     <w:p>
       <w:pPr>
-        <w:spacing w:before="120" w:after="120" w:line="300" w:lineRule="auto"/>
-        <w:ind w:left="360" w:right="360"/>
-        <w:jc w:val="both"/>
-      </w:pPr>
-      <w:r>
-        <w:rPr>
-          <w:i/>
-          <w:iCs/>
-          <w:color w:val="6D4C41"/>
-        </w:rPr>
-        <w:t xml:space="preserve">👗 Votre allure. Robe garçonne en jersey vert d’eau, cheveux à la garçonne, long sautoir de jais qui descend bas, cigarette tenue d’une main nerveuse — l’élégance moderne, un peu froide.</w:t>
-      </w:r>
-    </w:p>
-    <w:p>
-      <w:pPr>
         <w:spacing w:before="240" w:after="100"/>
       </w:pPr>
       <w:r>
@@ -9352,21 +9675,6 @@
     </w:p>
     <w:p>
       <w:pPr>
-        <w:spacing w:before="120" w:after="120" w:line="300" w:lineRule="auto"/>
-        <w:ind w:left="360" w:right="360"/>
-        <w:jc w:val="both"/>
-      </w:pPr>
-      <w:r>
-        <w:rPr>
-          <w:i/>
-          <w:iCs/>
-          <w:color w:val="6D4C41"/>
-        </w:rPr>
-        <w:t xml:space="preserve">👗 Votre allure. Tailleur de tweed prune sobre, chignon serré, lorgnon doré pendu au cou par une fine chaîne, gants de coton beige posés sur les genoux, gros livre relié en cuir sur l'accoudoir — l'allure d'une lectrice qui ne se déplace qu'avec ses annuaires.</w:t>
-      </w:r>
-    </w:p>
-    <w:p>
-      <w:pPr>
         <w:spacing w:before="240" w:after="100"/>
       </w:pPr>
       <w:r>
@@ -12832,21 +13140,6 @@
     </w:p>
     <w:p>
       <w:pPr>
-        <w:spacing w:before="120" w:after="120" w:line="300" w:lineRule="auto"/>
-        <w:ind w:left="360" w:right="360"/>
-        <w:jc w:val="both"/>
-      </w:pPr>
-      <w:r>
-        <w:rPr>
-          <w:i/>
-          <w:iCs/>
-          <w:color w:val="6D4C41"/>
-        </w:rPr>
-        <w:t xml:space="preserve">👗 Votre allure. Robe de cocktail rose champagne à franges, longue ferronnière à plume sur le front, gants courts crème, cigarette dans un fume-cigarette d’écaille, perles aux poignets — la mondaine éclatante.</w:t>
-      </w:r>
-    </w:p>
-    <w:p>
-      <w:pPr>
         <w:spacing w:before="240" w:after="100"/>
       </w:pPr>
       <w:r>
@@ -14322,21 +14615,6 @@
     </w:p>
     <w:p>
       <w:pPr>
-        <w:spacing w:before="120" w:after="120" w:line="300" w:lineRule="auto"/>
-        <w:ind w:left="360" w:right="360"/>
-        <w:jc w:val="both"/>
-      </w:pPr>
-      <w:r>
-        <w:rPr>
-          <w:i/>
-          <w:iCs/>
-          <w:color w:val="6D4C41"/>
-        </w:rPr>
-        <w:t xml:space="preserve">👗 Votre allure. Robe longue rouge sang à bretelles fines, capeline noire à plume d’autruche, rouge à lèvres carmin, longs colliers d’ambre superposés — flamboyante, faite pour être vue.</w:t>
-      </w:r>
-    </w:p>
-    <w:p>
-      <w:pPr>
         <w:spacing w:before="240" w:after="100"/>
       </w:pPr>
       <w:r>
@@ -15962,18 +16240,6 @@
           <w:sz w:val="22"/>
         </w:rPr>
         <w:t xml:space="preserve">« Lisa Lepra. On m’a applaudie à Vienne, à Milan, à l’Opéra. Ce soir, je ne chante pas — je pleure une amie. »</w:t>
-      </w:r>
-    </w:p>
-    <w:p>
-      <w:pPr>
-        <w:jc w:val="both"/>
-        <w:spacing w:after="100"/>
-      </w:pPr>
-      <w:r>
-        <w:rPr>
-          <w:sz w:val="22"/>
-        </w:rPr>
-        <w:t xml:space="preserve">👗 Votre allure. Robe de scène en velours noir profond, long fourreau qui balaie le sol, cape de soie pourpre sur les épaules, broche-émeraude au corsage, rouge à lèvres rouge sombre — diva d’opéra, dramatique en repos comme en scène.</w:t>
       </w:r>
     </w:p>
     <w:p>

--- a/Livres_finaux/Livre_III_Convives.docx
+++ b/Livres_finaux/Livre_III_Convives.docx
@@ -900,6 +900,246 @@
       </w:r>
       <w:r>
         <w:t xml:space="preserve"> : vous reparaissez au salon. « Ma migraine est passée. »</w:t>
+      </w:r>
+    </w:p>
+    <w:p>
+      <w:pPr>
+        <w:spacing w:before="60" w:after="60" w:line="300" w:lineRule="auto"/>
+        <w:jc w:val="both"/>
+      </w:pPr>
+      <w:r>
+        <w:rPr>
+          <w:b/>
+          <w:bCs/>
+        </w:rPr>
+        <w:t xml:space="preserve">❧  POUR ENRICHIR VOS RÉPONSES — petit monde, opinions, voix intérieure  ❧</w:t>
+      </w:r>
+      <w:r>
+        <w:t xml:space="preserve"/>
+      </w:r>
+    </w:p>
+    <w:p>
+      <w:pPr>
+        <w:spacing w:before="60" w:after="60" w:line="300" w:lineRule="auto"/>
+        <w:jc w:val="both"/>
+      </w:pPr>
+      <w:r>
+        <w:rPr>
+          <w:b/>
+          <w:bCs/>
+        </w:rPr>
+        <w:t xml:space="preserve">(Guidelines pour les questions banales — ce sont des points de départ, adaptez à votre style.)</w:t>
+      </w:r>
+      <w:r>
+        <w:t xml:space="preserve"/>
+      </w:r>
+    </w:p>
+    <w:p>
+      <w:pPr>
+        <w:spacing w:before="60" w:after="60" w:line="300" w:lineRule="auto"/>
+        <w:jc w:val="both"/>
+      </w:pPr>
+      <w:r>
+        <w:rPr>
+          <w:b/>
+          <w:bCs/>
+        </w:rPr>
+        <w:t xml:space="preserve">Votre vie quotidienne : Pas de profession — duchesse. Lever tardif, correspondance abondante, promenade au bois, réceptions le soir. Hôtel particulier rue de Varenne, étés au château de Parisette.</w:t>
+      </w:r>
+      <w:r>
+        <w:t xml:space="preserve"/>
+      </w:r>
+    </w:p>
+    <w:p>
+      <w:pPr>
+        <w:spacing w:before="60" w:after="60" w:line="300" w:lineRule="auto"/>
+        <w:jc w:val="both"/>
+      </w:pPr>
+      <w:r>
+        <w:rPr>
+          <w:b/>
+          <w:bCs/>
+        </w:rPr>
+        <w:t xml:space="preserve">Vos goûts (à servir si la conversation est culture/loisirs) : Poésie symboliste (Verlaine, Heredia), opéra italien, dentelle ancienne.</w:t>
+      </w:r>
+      <w:r>
+        <w:t xml:space="preserve"/>
+      </w:r>
+    </w:p>
+    <w:p>
+      <w:pPr>
+        <w:spacing w:before="60" w:after="60" w:line="300" w:lineRule="auto"/>
+        <w:jc w:val="both"/>
+      </w:pPr>
+      <w:r>
+        <w:rPr>
+          <w:b/>
+          <w:bCs/>
+        </w:rPr>
+        <w:t xml:space="preserve">❧  OPINIONS COURTES sur d'autres convives (à servir si on en parle)  ❧</w:t>
+      </w:r>
+      <w:r>
+        <w:t xml:space="preserve"/>
+      </w:r>
+    </w:p>
+    <w:p>
+      <w:pPr>
+        <w:spacing w:before="60" w:after="60" w:line="300" w:lineRule="auto"/>
+        <w:jc w:val="both"/>
+      </w:pPr>
+      <w:r>
+        <w:rPr>
+          <w:b/>
+          <w:bCs/>
+        </w:rPr>
+        <w:t xml:space="preserve">• Sur le Duc Théodorette (votre époux) : « Le meilleur des hommes. Je ne supporte pas qu'on en doute. »</w:t>
+      </w:r>
+      <w:r>
+        <w:t xml:space="preserve"/>
+      </w:r>
+    </w:p>
+    <w:p>
+      <w:pPr>
+        <w:spacing w:before="60" w:after="60" w:line="300" w:lineRule="auto"/>
+        <w:jc w:val="both"/>
+      </w:pPr>
+      <w:r>
+        <w:rPr>
+          <w:b/>
+          <w:bCs/>
+        </w:rPr>
+        <w:t xml:space="preserve">• Sur Lady Léa : « Une amie d'enfance. C'est dit, et c'est tout. »</w:t>
+      </w:r>
+      <w:r>
+        <w:t xml:space="preserve"/>
+      </w:r>
+    </w:p>
+    <w:p>
+      <w:pPr>
+        <w:spacing w:before="60" w:after="60" w:line="300" w:lineRule="auto"/>
+        <w:jc w:val="both"/>
+      </w:pPr>
+      <w:r>
+        <w:rPr>
+          <w:b/>
+          <w:bCs/>
+        </w:rPr>
+        <w:t xml:space="preserve">• Sur Mademoiselle Maëlys : « Une jeune chose silencieuse. Chloé l'a invitée par charité. »</w:t>
+      </w:r>
+      <w:r>
+        <w:t xml:space="preserve"/>
+      </w:r>
+    </w:p>
+    <w:p>
+      <w:pPr>
+        <w:spacing w:before="60" w:after="60" w:line="300" w:lineRule="auto"/>
+        <w:jc w:val="both"/>
+      </w:pPr>
+      <w:r>
+        <w:rPr>
+          <w:b/>
+          <w:bCs/>
+        </w:rPr>
+        <w:t xml:space="preserve">• Sur Lord Gautier : « Un financier au bord de quelque chose, on le sent. »</w:t>
+      </w:r>
+      <w:r>
+        <w:t xml:space="preserve"/>
+      </w:r>
+    </w:p>
+    <w:p>
+      <w:pPr>
+        <w:spacing w:before="60" w:after="60" w:line="300" w:lineRule="auto"/>
+        <w:jc w:val="both"/>
+      </w:pPr>
+      <w:r>
+        <w:rPr>
+          <w:b/>
+          <w:bCs/>
+        </w:rPr>
+        <w:t xml:space="preserve">❧  PHRASES TOUTES-PRÊTES (pour ne jamais être à court)  ❧</w:t>
+      </w:r>
+      <w:r>
+        <w:t xml:space="preserve"/>
+      </w:r>
+    </w:p>
+    <w:p>
+      <w:pPr>
+        <w:spacing w:before="60" w:after="60" w:line="300" w:lineRule="auto"/>
+        <w:jc w:val="both"/>
+      </w:pPr>
+      <w:r>
+        <w:rPr>
+          <w:b/>
+          <w:bCs/>
+        </w:rPr>
+        <w:t xml:space="preserve">— « Le Domaine est l'un des derniers endroits où l'on tient encore une vraie table. »</w:t>
+      </w:r>
+      <w:r>
+        <w:t xml:space="preserve"/>
+      </w:r>
+    </w:p>
+    <w:p>
+      <w:pPr>
+        <w:spacing w:before="60" w:after="60" w:line="300" w:lineRule="auto"/>
+        <w:jc w:val="both"/>
+      </w:pPr>
+      <w:r>
+        <w:rPr>
+          <w:b/>
+          <w:bCs/>
+        </w:rPr>
+        <w:t xml:space="preserve">— « Excusez-moi — ma migraine revient. Auriez-vous l'amabilité d'aller chercher un verre d'eau ? »</w:t>
+      </w:r>
+      <w:r>
+        <w:t xml:space="preserve"/>
+      </w:r>
+    </w:p>
+    <w:p>
+      <w:pPr>
+        <w:spacing w:before="60" w:after="60" w:line="300" w:lineRule="auto"/>
+        <w:jc w:val="both"/>
+      </w:pPr>
+      <w:r>
+        <w:rPr>
+          <w:b/>
+          <w:bCs/>
+        </w:rPr>
+        <w:t xml:space="preserve">❧  VOTRE VOIX INTÉRIEURE (à ne PAS dire — mais à laisser influencer votre ton)  ❧</w:t>
+      </w:r>
+      <w:r>
+        <w:t xml:space="preserve"/>
+      </w:r>
+    </w:p>
+    <w:p>
+      <w:pPr>
+        <w:spacing w:before="60" w:after="60" w:line="300" w:lineRule="auto"/>
+        <w:jc w:val="both"/>
+      </w:pPr>
+      <w:r>
+        <w:rPr>
+          <w:b/>
+          <w:bCs/>
+        </w:rPr>
+        <w:t xml:space="preserve">• Panique sourde, calcul froid : « Tenir le visage. Tenir, tenir, tenir. Personne ne doit voir mes mains. »</w:t>
+      </w:r>
+      <w:r>
+        <w:t xml:space="preserve"/>
+      </w:r>
+    </w:p>
+    <w:p>
+      <w:pPr>
+        <w:spacing w:before="60" w:after="60" w:line="300" w:lineRule="auto"/>
+        <w:jc w:val="both"/>
+      </w:pPr>
+      <w:r>
+        <w:rPr>
+          <w:b/>
+          <w:bCs/>
+        </w:rPr>
+        <w:t xml:space="preserve">• Vous dévisagez Maëlys malgré vous : « Pourquoi me regarde-t-elle comme cela ? Elle ne peut pas savoir. »</w:t>
+      </w:r>
+      <w:r>
+        <w:t xml:space="preserve"/>
       </w:r>
     </w:p>
     <w:p>
@@ -2891,6 +3131,246 @@
     </w:p>
     <w:p>
       <w:pPr>
+        <w:spacing w:before="60" w:after="60" w:line="300" w:lineRule="auto"/>
+        <w:jc w:val="both"/>
+      </w:pPr>
+      <w:r>
+        <w:rPr>
+          <w:b/>
+          <w:bCs/>
+        </w:rPr>
+        <w:t xml:space="preserve">❧  POUR ENRICHIR VOS RÉPONSES — petit monde, opinions, voix intérieure  ❧</w:t>
+      </w:r>
+      <w:r>
+        <w:t xml:space="preserve"/>
+      </w:r>
+    </w:p>
+    <w:p>
+      <w:pPr>
+        <w:spacing w:before="60" w:after="60" w:line="300" w:lineRule="auto"/>
+        <w:jc w:val="both"/>
+      </w:pPr>
+      <w:r>
+        <w:rPr>
+          <w:b/>
+          <w:bCs/>
+        </w:rPr>
+        <w:t xml:space="preserve">(Guidelines pour les questions banales — ce sont des points de départ, adaptez à votre style.)</w:t>
+      </w:r>
+      <w:r>
+        <w:t xml:space="preserve"/>
+      </w:r>
+    </w:p>
+    <w:p>
+      <w:pPr>
+        <w:spacing w:before="60" w:after="60" w:line="300" w:lineRule="auto"/>
+        <w:jc w:val="both"/>
+      </w:pPr>
+      <w:r>
+        <w:rPr>
+          <w:b/>
+          <w:bCs/>
+        </w:rPr>
+        <w:t xml:space="preserve">Votre vie quotidienne : Diplomate de carrière — Quai d'Orsay, comité Europe centrale. Hôtel rue Saint-Dominique. Journée : ministère, club, dîner en ville.</w:t>
+      </w:r>
+      <w:r>
+        <w:t xml:space="preserve"/>
+      </w:r>
+    </w:p>
+    <w:p>
+      <w:pPr>
+        <w:spacing w:before="60" w:after="60" w:line="300" w:lineRule="auto"/>
+        <w:jc w:val="both"/>
+      </w:pPr>
+      <w:r>
+        <w:rPr>
+          <w:b/>
+          <w:bCs/>
+        </w:rPr>
+        <w:t xml:space="preserve">Vos goûts (à servir si la conversation est culture/loisirs) : Histoire (Tocqueville, Renan), chasse à courre, vins du Médoc.</w:t>
+      </w:r>
+      <w:r>
+        <w:t xml:space="preserve"/>
+      </w:r>
+    </w:p>
+    <w:p>
+      <w:pPr>
+        <w:spacing w:before="60" w:after="60" w:line="300" w:lineRule="auto"/>
+        <w:jc w:val="both"/>
+      </w:pPr>
+      <w:r>
+        <w:rPr>
+          <w:b/>
+          <w:bCs/>
+        </w:rPr>
+        <w:t xml:space="preserve">❧  OPINIONS COURTES sur d'autres convives (à servir si on en parle)  ❧</w:t>
+      </w:r>
+      <w:r>
+        <w:t xml:space="preserve"/>
+      </w:r>
+    </w:p>
+    <w:p>
+      <w:pPr>
+        <w:spacing w:before="60" w:after="60" w:line="300" w:lineRule="auto"/>
+        <w:jc w:val="both"/>
+      </w:pPr>
+      <w:r>
+        <w:rPr>
+          <w:b/>
+          <w:bCs/>
+        </w:rPr>
+        <w:t xml:space="preserve">• Sur Lady Amandinette (votre épouse) : « Mon épouse. N'osez pas insinuer. »</w:t>
+      </w:r>
+      <w:r>
+        <w:t xml:space="preserve"/>
+      </w:r>
+    </w:p>
+    <w:p>
+      <w:pPr>
+        <w:spacing w:before="60" w:after="60" w:line="300" w:lineRule="auto"/>
+        <w:jc w:val="both"/>
+      </w:pPr>
+      <w:r>
+        <w:rPr>
+          <w:b/>
+          <w:bCs/>
+        </w:rPr>
+        <w:t xml:space="preserve">• Sur Sir Tatoine : « Ami de comité. Distrait, mais fidèle. »</w:t>
+      </w:r>
+      <w:r>
+        <w:t xml:space="preserve"/>
+      </w:r>
+    </w:p>
+    <w:p>
+      <w:pPr>
+        <w:spacing w:before="60" w:after="60" w:line="300" w:lineRule="auto"/>
+        <w:jc w:val="both"/>
+      </w:pPr>
+      <w:r>
+        <w:rPr>
+          <w:b/>
+          <w:bCs/>
+        </w:rPr>
+        <w:t xml:space="preserve">• Sur Lady Léa : « Brillante, redoutable. On n'aimait pas la croiser sans préparation. »</w:t>
+      </w:r>
+      <w:r>
+        <w:t xml:space="preserve"/>
+      </w:r>
+    </w:p>
+    <w:p>
+      <w:pPr>
+        <w:spacing w:before="60" w:after="60" w:line="300" w:lineRule="auto"/>
+        <w:jc w:val="both"/>
+      </w:pPr>
+      <w:r>
+        <w:rPr>
+          <w:b/>
+          <w:bCs/>
+        </w:rPr>
+        <w:t xml:space="preserve">• Sur Lord Louis-Marc : « Médecin sobre. Nous jouons parfois au bridge. »</w:t>
+      </w:r>
+      <w:r>
+        <w:t xml:space="preserve"/>
+      </w:r>
+    </w:p>
+    <w:p>
+      <w:pPr>
+        <w:spacing w:before="60" w:after="60" w:line="300" w:lineRule="auto"/>
+        <w:jc w:val="both"/>
+      </w:pPr>
+      <w:r>
+        <w:rPr>
+          <w:b/>
+          <w:bCs/>
+        </w:rPr>
+        <w:t xml:space="preserve">❧  PHRASES TOUTES-PRÊTES (pour ne jamais être à court)  ❧</w:t>
+      </w:r>
+      <w:r>
+        <w:t xml:space="preserve"/>
+      </w:r>
+    </w:p>
+    <w:p>
+      <w:pPr>
+        <w:spacing w:before="60" w:after="60" w:line="300" w:lineRule="auto"/>
+        <w:jc w:val="both"/>
+      </w:pPr>
+      <w:r>
+        <w:rPr>
+          <w:b/>
+          <w:bCs/>
+        </w:rPr>
+        <w:t xml:space="preserve">— « La diplomatie, c'est l'art de faire attendre les colères. »</w:t>
+      </w:r>
+      <w:r>
+        <w:t xml:space="preserve"/>
+      </w:r>
+    </w:p>
+    <w:p>
+      <w:pPr>
+        <w:spacing w:before="60" w:after="60" w:line="300" w:lineRule="auto"/>
+        <w:jc w:val="both"/>
+      </w:pPr>
+      <w:r>
+        <w:rPr>
+          <w:b/>
+          <w:bCs/>
+        </w:rPr>
+        <w:t xml:space="preserve">— « Vienne, vous savez, est une ville étrange — n'insistons pas. »</w:t>
+      </w:r>
+      <w:r>
+        <w:t xml:space="preserve"/>
+      </w:r>
+    </w:p>
+    <w:p>
+      <w:pPr>
+        <w:spacing w:before="60" w:after="60" w:line="300" w:lineRule="auto"/>
+        <w:jc w:val="both"/>
+      </w:pPr>
+      <w:r>
+        <w:rPr>
+          <w:b/>
+          <w:bCs/>
+        </w:rPr>
+        <w:t xml:space="preserve">❧  VOTRE VOIX INTÉRIEURE (à ne PAS dire — mais à laisser influencer votre ton)  ❧</w:t>
+      </w:r>
+      <w:r>
+        <w:t xml:space="preserve"/>
+      </w:r>
+    </w:p>
+    <w:p>
+      <w:pPr>
+        <w:spacing w:before="60" w:after="60" w:line="300" w:lineRule="auto"/>
+        <w:jc w:val="both"/>
+      </w:pPr>
+      <w:r>
+        <w:rPr>
+          <w:b/>
+          <w:bCs/>
+        </w:rPr>
+        <w:t xml:space="preserve">• « Amandinette est tendue depuis ce matin. Je le vois bien. Que cache-t-elle ? »</w:t>
+      </w:r>
+      <w:r>
+        <w:t xml:space="preserve"/>
+      </w:r>
+    </w:p>
+    <w:p>
+      <w:pPr>
+        <w:spacing w:before="60" w:after="60" w:line="300" w:lineRule="auto"/>
+        <w:jc w:val="both"/>
+      </w:pPr>
+      <w:r>
+        <w:rPr>
+          <w:b/>
+          <w:bCs/>
+        </w:rPr>
+        <w:t xml:space="preserve">• « Léa savait pour Vienne. Dieu me pardonne d'y penser — sa mort me soulage à demi. »</w:t>
+      </w:r>
+      <w:r>
+        <w:t xml:space="preserve"/>
+      </w:r>
+    </w:p>
+    <w:p>
+      <w:pPr>
         <w:spacing w:before="240" w:after="100"/>
       </w:pPr>
       <w:r>
@@ -4126,6 +4606,351 @@
     </w:p>
     <w:p>
       <w:pPr>
+        <w:spacing w:before="60" w:after="60" w:line="300" w:lineRule="auto"/>
+        <w:jc w:val="both"/>
+      </w:pPr>
+      <w:r>
+        <w:rPr>
+          <w:b/>
+          <w:bCs/>
+        </w:rPr>
+        <w:t xml:space="preserve">❧  POUR ENRICHIR VOS RÉPONSES — petit monde, opinions, voix intérieure  ❧</w:t>
+      </w:r>
+      <w:r>
+        <w:t xml:space="preserve"/>
+      </w:r>
+      <w:r>
+        <w:rPr>
+          <w:b/>
+          <w:bCs/>
+        </w:rPr>
+        <w:t/>
+      </w:r>
+    </w:p>
+    <w:p>
+      <w:pPr>
+        <w:spacing w:before="60" w:after="60" w:line="300" w:lineRule="auto"/>
+        <w:jc w:val="both"/>
+      </w:pPr>
+      <w:r>
+        <w:rPr>
+          <w:b/>
+          <w:bCs/>
+        </w:rPr>
+        <w:t xml:space="preserve">(Guidelines pour les questions banales — ce sont des points de départ, adaptez à votre style.)</w:t>
+      </w:r>
+      <w:r>
+        <w:t xml:space="preserve"/>
+      </w:r>
+      <w:r>
+        <w:rPr>
+          <w:b/>
+          <w:bCs/>
+        </w:rPr>
+        <w:t/>
+      </w:r>
+    </w:p>
+    <w:p>
+      <w:pPr>
+        <w:spacing w:before="60" w:after="60" w:line="300" w:lineRule="auto"/>
+        <w:jc w:val="both"/>
+      </w:pPr>
+      <w:r>
+        <w:rPr>
+          <w:b/>
+          <w:bCs/>
+        </w:rPr>
+        <w:t xml:space="preserve">Votre vie quotidienne : Médecin, cabinet 38 rue de Provence. Patients de la haute et quelques pauvres du quartier. Sacoche médicale toujours à portée.</w:t>
+      </w:r>
+      <w:r>
+        <w:t xml:space="preserve"/>
+      </w:r>
+      <w:r>
+        <w:rPr>
+          <w:b/>
+          <w:bCs/>
+        </w:rPr>
+        <w:t/>
+      </w:r>
+    </w:p>
+    <w:p>
+      <w:pPr>
+        <w:spacing w:before="60" w:after="60" w:line="300" w:lineRule="auto"/>
+        <w:jc w:val="both"/>
+      </w:pPr>
+      <w:r>
+        <w:rPr>
+          <w:b/>
+          <w:bCs/>
+        </w:rPr>
+        <w:t xml:space="preserve">Vos goûts (à servir si la conversation est culture/loisirs) : Tabac à pipe (Latakia), botanique — vous herborisez —, Verdi à l'Opéra.</w:t>
+      </w:r>
+      <w:r>
+        <w:t xml:space="preserve"/>
+      </w:r>
+      <w:r>
+        <w:rPr>
+          <w:b/>
+          <w:bCs/>
+        </w:rPr>
+        <w:t/>
+      </w:r>
+    </w:p>
+    <w:p>
+      <w:pPr>
+        <w:spacing w:before="60" w:after="60" w:line="300" w:lineRule="auto"/>
+        <w:jc w:val="both"/>
+      </w:pPr>
+      <w:r>
+        <w:rPr>
+          <w:b/>
+          <w:bCs/>
+        </w:rPr>
+        <w:t xml:space="preserve">❧  OPINIONS COURTES sur d'autres convives (à servir si on en parle)  ❧</w:t>
+      </w:r>
+      <w:r>
+        <w:t xml:space="preserve"/>
+      </w:r>
+      <w:r>
+        <w:rPr>
+          <w:b/>
+          <w:bCs/>
+        </w:rPr>
+        <w:t/>
+      </w:r>
+    </w:p>
+    <w:p>
+      <w:pPr>
+        <w:spacing w:before="60" w:after="60" w:line="300" w:lineRule="auto"/>
+        <w:jc w:val="both"/>
+      </w:pPr>
+      <w:r>
+        <w:rPr>
+          <w:b/>
+          <w:bCs/>
+        </w:rPr>
+        <w:t xml:space="preserve">• Sur Lady Marie (votre épouse) : « Marie est plus loin que je ne le voudrais. »</w:t>
+      </w:r>
+      <w:r>
+        <w:t xml:space="preserve"/>
+      </w:r>
+      <w:r>
+        <w:rPr>
+          <w:b/>
+          <w:bCs/>
+        </w:rPr>
+        <w:t/>
+      </w:r>
+    </w:p>
+    <w:p>
+      <w:pPr>
+        <w:spacing w:before="60" w:after="60" w:line="300" w:lineRule="auto"/>
+        <w:jc w:val="both"/>
+      </w:pPr>
+      <w:r>
+        <w:rPr>
+          <w:b/>
+          <w:bCs/>
+        </w:rPr>
+        <w:t xml:space="preserve">• Sur Lord Gautier : (un silence). « Connaissance d'affaires. C'est tout. »</w:t>
+      </w:r>
+      <w:r>
+        <w:t xml:space="preserve"/>
+      </w:r>
+      <w:r>
+        <w:rPr>
+          <w:b/>
+          <w:bCs/>
+        </w:rPr>
+        <w:t/>
+      </w:r>
+    </w:p>
+    <w:p>
+      <w:pPr>
+        <w:spacing w:before="60" w:after="60" w:line="300" w:lineRule="auto"/>
+        <w:jc w:val="both"/>
+      </w:pPr>
+      <w:r>
+        <w:rPr>
+          <w:b/>
+          <w:bCs/>
+        </w:rPr>
+        <w:t xml:space="preserve">• Sur Lady Léa : « Connaissance de salon. Elle savait poser des questions trop précises. »</w:t>
+      </w:r>
+      <w:r>
+        <w:t xml:space="preserve"/>
+      </w:r>
+      <w:r>
+        <w:rPr>
+          <w:b/>
+          <w:bCs/>
+        </w:rPr>
+        <w:t/>
+      </w:r>
+    </w:p>
+    <w:p>
+      <w:pPr>
+        <w:spacing w:before="60" w:after="60" w:line="300" w:lineRule="auto"/>
+        <w:jc w:val="both"/>
+      </w:pPr>
+      <w:r>
+        <w:rPr>
+          <w:b/>
+          <w:bCs/>
+        </w:rPr>
+        <w:t xml:space="preserve">• Sur Sir Tatoine : « Un brave homme — un peu distrait. »</w:t>
+      </w:r>
+      <w:r>
+        <w:t xml:space="preserve"/>
+      </w:r>
+      <w:r>
+        <w:rPr>
+          <w:b/>
+          <w:bCs/>
+        </w:rPr>
+        <w:t/>
+      </w:r>
+    </w:p>
+    <w:p>
+      <w:pPr>
+        <w:spacing w:before="60" w:after="60" w:line="300" w:lineRule="auto"/>
+        <w:jc w:val="both"/>
+      </w:pPr>
+      <w:r>
+        <w:rPr>
+          <w:b/>
+          <w:bCs/>
+        </w:rPr>
+        <w:t xml:space="preserve">❧  PHRASES TOUTES-PRÊTES (pour ne jamais être à court)  ❧</w:t>
+      </w:r>
+      <w:r>
+        <w:t xml:space="preserve"/>
+      </w:r>
+      <w:r>
+        <w:rPr>
+          <w:b/>
+          <w:bCs/>
+        </w:rPr>
+        <w:t/>
+      </w:r>
+    </w:p>
+    <w:p>
+      <w:pPr>
+        <w:spacing w:before="60" w:after="60" w:line="300" w:lineRule="auto"/>
+        <w:jc w:val="both"/>
+      </w:pPr>
+      <w:r>
+        <w:rPr>
+          <w:b/>
+          <w:bCs/>
+        </w:rPr>
+        <w:t xml:space="preserve">— « La digitaline ? Plante classique, médicament classique. Tout est question de dose. »</w:t>
+      </w:r>
+      <w:r>
+        <w:t xml:space="preserve"/>
+      </w:r>
+      <w:r>
+        <w:rPr>
+          <w:b/>
+          <w:bCs/>
+        </w:rPr>
+        <w:t/>
+      </w:r>
+    </w:p>
+    <w:p>
+      <w:pPr>
+        <w:spacing w:before="60" w:after="60" w:line="300" w:lineRule="auto"/>
+        <w:jc w:val="both"/>
+      </w:pPr>
+      <w:r>
+        <w:rPr>
+          <w:b/>
+          <w:bCs/>
+        </w:rPr>
+        <w:t xml:space="preserve">— « L'air du Domaine est meilleur qu'à Paris — Marie y respire mieux. »</w:t>
+      </w:r>
+      <w:r>
+        <w:t xml:space="preserve"/>
+      </w:r>
+      <w:r>
+        <w:rPr>
+          <w:b/>
+          <w:bCs/>
+        </w:rPr>
+        <w:t/>
+      </w:r>
+    </w:p>
+    <w:p>
+      <w:pPr>
+        <w:spacing w:before="60" w:after="60" w:line="300" w:lineRule="auto"/>
+        <w:jc w:val="both"/>
+      </w:pPr>
+      <w:r>
+        <w:rPr>
+          <w:b/>
+          <w:bCs/>
+        </w:rPr>
+        <w:t xml:space="preserve">❧  VOTRE VOIX INTÉRIEURE (à ne PAS dire — mais à laisser influencer votre ton)  ❧</w:t>
+      </w:r>
+      <w:r>
+        <w:t xml:space="preserve"/>
+      </w:r>
+      <w:r>
+        <w:rPr>
+          <w:b/>
+          <w:bCs/>
+        </w:rPr>
+        <w:t/>
+      </w:r>
+    </w:p>
+    <w:p>
+      <w:pPr>
+        <w:spacing w:before="60" w:after="60" w:line="300" w:lineRule="auto"/>
+        <w:jc w:val="both"/>
+      </w:pPr>
+      <w:r>
+        <w:rPr>
+          <w:b/>
+          <w:bCs/>
+        </w:rPr>
+        <w:t xml:space="preserve">• « Le mot du banc, où est-il ? Si Chloé le trouve — »</w:t>
+      </w:r>
+      <w:r>
+        <w:t xml:space="preserve"/>
+      </w:r>
+      <w:r>
+        <w:rPr>
+          <w:b/>
+          <w:bCs/>
+        </w:rPr>
+        <w:t/>
+      </w:r>
+    </w:p>
+    <w:p>
+      <w:pPr>
+        <w:spacing w:before="60" w:after="60" w:line="300" w:lineRule="auto"/>
+        <w:jc w:val="both"/>
+      </w:pPr>
+      <w:r>
+        <w:rPr>
+          <w:b/>
+          <w:bCs/>
+        </w:rPr>
+        <w:t xml:space="preserve">• « Gautier. Il faut que je le voie cinq minutes, seul. »</w:t>
+      </w:r>
+      <w:r>
+        <w:t xml:space="preserve"/>
+      </w:r>
+      <w:r>
+        <w:rPr>
+          <w:b/>
+          <w:bCs/>
+        </w:rPr>
+        <w:t/>
+      </w:r>
+    </w:p>
+    <w:p>
+      <w:pPr>
         <w:spacing w:before="240" w:after="100"/>
       </w:pPr>
       <w:r>
@@ -5307,6 +6132,396 @@
     </w:p>
     <w:p>
       <w:pPr>
+        <w:spacing w:before="60" w:after="60" w:line="300" w:lineRule="auto"/>
+        <w:jc w:val="both"/>
+      </w:pPr>
+      <w:r>
+        <w:rPr>
+          <w:b/>
+          <w:bCs/>
+        </w:rPr>
+        <w:t xml:space="preserve">❧  POUR ENRICHIR VOS RÉPONSES — petit monde, opinions, voix intérieure  ❧</w:t>
+      </w:r>
+      <w:r>
+        <w:t xml:space="preserve"/>
+      </w:r>
+      <w:r>
+        <w:rPr>
+          <w:b/>
+          <w:bCs/>
+        </w:rPr>
+        <w:t/>
+      </w:r>
+      <w:r>
+        <w:t xml:space="preserve"/>
+      </w:r>
+    </w:p>
+    <w:p>
+      <w:pPr>
+        <w:spacing w:before="60" w:after="60" w:line="300" w:lineRule="auto"/>
+        <w:jc w:val="both"/>
+      </w:pPr>
+      <w:r>
+        <w:rPr>
+          <w:b/>
+          <w:bCs/>
+        </w:rPr>
+        <w:t xml:space="preserve">(Guidelines pour les questions banales — ce sont des points de départ, adaptez à votre style.)</w:t>
+      </w:r>
+      <w:r>
+        <w:t xml:space="preserve"/>
+      </w:r>
+      <w:r>
+        <w:rPr>
+          <w:b/>
+          <w:bCs/>
+        </w:rPr>
+        <w:t/>
+      </w:r>
+      <w:r>
+        <w:t xml:space="preserve"/>
+      </w:r>
+    </w:p>
+    <w:p>
+      <w:pPr>
+        <w:spacing w:before="60" w:after="60" w:line="300" w:lineRule="auto"/>
+        <w:jc w:val="both"/>
+      </w:pPr>
+      <w:r>
+        <w:rPr>
+          <w:b/>
+          <w:bCs/>
+        </w:rPr>
+        <w:t xml:space="preserve">Votre vie quotidienne : Pianiste, compose et joue chez les Bechstein, donne quelques concerts privés. Hôtel partagé avec Louis rue de Provence ; Bechstein toujours accordé.</w:t>
+      </w:r>
+      <w:r>
+        <w:t xml:space="preserve"/>
+      </w:r>
+      <w:r>
+        <w:rPr>
+          <w:b/>
+          <w:bCs/>
+        </w:rPr>
+        <w:t/>
+      </w:r>
+      <w:r>
+        <w:t xml:space="preserve"/>
+      </w:r>
+    </w:p>
+    <w:p>
+      <w:pPr>
+        <w:spacing w:before="60" w:after="60" w:line="300" w:lineRule="auto"/>
+        <w:jc w:val="both"/>
+      </w:pPr>
+      <w:r>
+        <w:rPr>
+          <w:b/>
+          <w:bCs/>
+        </w:rPr>
+        <w:t xml:space="preserve">Vos goûts (à servir si la conversation est culture/loisirs) : Chopin et Fauré, voyages au Conservatoire de Vienne, jardinage discret.</w:t>
+      </w:r>
+      <w:r>
+        <w:t xml:space="preserve"/>
+      </w:r>
+      <w:r>
+        <w:rPr>
+          <w:b/>
+          <w:bCs/>
+        </w:rPr>
+        <w:t/>
+      </w:r>
+      <w:r>
+        <w:t xml:space="preserve"/>
+      </w:r>
+    </w:p>
+    <w:p>
+      <w:pPr>
+        <w:spacing w:before="60" w:after="60" w:line="300" w:lineRule="auto"/>
+        <w:jc w:val="both"/>
+      </w:pPr>
+      <w:r>
+        <w:rPr>
+          <w:b/>
+          <w:bCs/>
+        </w:rPr>
+        <w:t xml:space="preserve">❧  OPINIONS COURTES sur d'autres convives (à servir si on en parle)  ❧</w:t>
+      </w:r>
+      <w:r>
+        <w:t xml:space="preserve"/>
+      </w:r>
+      <w:r>
+        <w:rPr>
+          <w:b/>
+          <w:bCs/>
+        </w:rPr>
+        <w:t/>
+      </w:r>
+      <w:r>
+        <w:t xml:space="preserve"/>
+      </w:r>
+    </w:p>
+    <w:p>
+      <w:pPr>
+        <w:spacing w:before="60" w:after="60" w:line="300" w:lineRule="auto"/>
+        <w:jc w:val="both"/>
+      </w:pPr>
+      <w:r>
+        <w:rPr>
+          <w:b/>
+          <w:bCs/>
+        </w:rPr>
+        <w:t xml:space="preserve">• Sur Lord Louis-Marc (votre époux) : « Mon mari. Il est ailleurs depuis des mois — je n'insiste pas. »</w:t>
+      </w:r>
+      <w:r>
+        <w:t xml:space="preserve"/>
+      </w:r>
+      <w:r>
+        <w:rPr>
+          <w:b/>
+          <w:bCs/>
+        </w:rPr>
+        <w:t/>
+      </w:r>
+      <w:r>
+        <w:t xml:space="preserve"/>
+      </w:r>
+    </w:p>
+    <w:p>
+      <w:pPr>
+        <w:spacing w:before="60" w:after="60" w:line="300" w:lineRule="auto"/>
+        <w:jc w:val="both"/>
+      </w:pPr>
+      <w:r>
+        <w:rPr>
+          <w:b/>
+          <w:bCs/>
+        </w:rPr>
+        <w:t xml:space="preserve">• Sur Lady Léa : « Mon amie la plus chère. C'est tout ce que je peux dire sans pleurer. »</w:t>
+      </w:r>
+      <w:r>
+        <w:t xml:space="preserve"/>
+      </w:r>
+      <w:r>
+        <w:rPr>
+          <w:b/>
+          <w:bCs/>
+        </w:rPr>
+        <w:t/>
+      </w:r>
+      <w:r>
+        <w:t xml:space="preserve"/>
+      </w:r>
+    </w:p>
+    <w:p>
+      <w:pPr>
+        <w:spacing w:before="60" w:after="60" w:line="300" w:lineRule="auto"/>
+        <w:jc w:val="both"/>
+      </w:pPr>
+      <w:r>
+        <w:rPr>
+          <w:b/>
+          <w:bCs/>
+        </w:rPr>
+        <w:t xml:space="preserve">• Sur Lady Amandinette : « Elle me regardait Léa d'une drôle de façon. Je n'ai jamais su pourquoi. »</w:t>
+      </w:r>
+      <w:r>
+        <w:t xml:space="preserve"/>
+      </w:r>
+      <w:r>
+        <w:rPr>
+          <w:b/>
+          <w:bCs/>
+        </w:rPr>
+        <w:t/>
+      </w:r>
+      <w:r>
+        <w:t xml:space="preserve"/>
+      </w:r>
+    </w:p>
+    <w:p>
+      <w:pPr>
+        <w:spacing w:before="60" w:after="60" w:line="300" w:lineRule="auto"/>
+        <w:jc w:val="both"/>
+      </w:pPr>
+      <w:r>
+        <w:rPr>
+          <w:b/>
+          <w:bCs/>
+        </w:rPr>
+        <w:t xml:space="preserve">• Sur Mademoiselle Alicia : « Une oreille fidèle au piano. Loyale — je crois. »</w:t>
+      </w:r>
+      <w:r>
+        <w:t xml:space="preserve"/>
+      </w:r>
+      <w:r>
+        <w:rPr>
+          <w:b/>
+          <w:bCs/>
+        </w:rPr>
+        <w:t/>
+      </w:r>
+      <w:r>
+        <w:t xml:space="preserve"/>
+      </w:r>
+    </w:p>
+    <w:p>
+      <w:pPr>
+        <w:spacing w:before="60" w:after="60" w:line="300" w:lineRule="auto"/>
+        <w:jc w:val="both"/>
+      </w:pPr>
+      <w:r>
+        <w:rPr>
+          <w:b/>
+          <w:bCs/>
+        </w:rPr>
+        <w:t xml:space="preserve">❧  PHRASES TOUTES-PRÊTES (pour ne jamais être à court)  ❧</w:t>
+      </w:r>
+      <w:r>
+        <w:t xml:space="preserve"/>
+      </w:r>
+      <w:r>
+        <w:rPr>
+          <w:b/>
+          <w:bCs/>
+        </w:rPr>
+        <w:t/>
+      </w:r>
+      <w:r>
+        <w:t xml:space="preserve"/>
+      </w:r>
+    </w:p>
+    <w:p>
+      <w:pPr>
+        <w:spacing w:before="60" w:after="60" w:line="300" w:lineRule="auto"/>
+        <w:jc w:val="both"/>
+      </w:pPr>
+      <w:r>
+        <w:rPr>
+          <w:b/>
+          <w:bCs/>
+        </w:rPr>
+        <w:t xml:space="preserve">— « Excusez-moi — la musique est un refuge, je vais y retourner un instant. »</w:t>
+      </w:r>
+      <w:r>
+        <w:t xml:space="preserve"/>
+      </w:r>
+      <w:r>
+        <w:rPr>
+          <w:b/>
+          <w:bCs/>
+        </w:rPr>
+        <w:t/>
+      </w:r>
+      <w:r>
+        <w:t xml:space="preserve"/>
+      </w:r>
+    </w:p>
+    <w:p>
+      <w:pPr>
+        <w:spacing w:before="60" w:after="60" w:line="300" w:lineRule="auto"/>
+        <w:jc w:val="both"/>
+      </w:pPr>
+      <w:r>
+        <w:rPr>
+          <w:b/>
+          <w:bCs/>
+        </w:rPr>
+        <w:t xml:space="preserve">— « Cette pièce a une acoustique exquise pour le piano. »</w:t>
+      </w:r>
+      <w:r>
+        <w:t xml:space="preserve"/>
+      </w:r>
+      <w:r>
+        <w:rPr>
+          <w:b/>
+          <w:bCs/>
+        </w:rPr>
+        <w:t/>
+      </w:r>
+      <w:r>
+        <w:t xml:space="preserve"/>
+      </w:r>
+    </w:p>
+    <w:p>
+      <w:pPr>
+        <w:spacing w:before="60" w:after="60" w:line="300" w:lineRule="auto"/>
+        <w:jc w:val="both"/>
+      </w:pPr>
+      <w:r>
+        <w:rPr>
+          <w:b/>
+          <w:bCs/>
+        </w:rPr>
+        <w:t xml:space="preserve">❧  VOTRE VOIX INTÉRIEURE (à ne PAS dire — mais à laisser influencer votre ton)  ❧</w:t>
+      </w:r>
+      <w:r>
+        <w:t xml:space="preserve"/>
+      </w:r>
+      <w:r>
+        <w:rPr>
+          <w:b/>
+          <w:bCs/>
+        </w:rPr>
+        <w:t/>
+      </w:r>
+      <w:r>
+        <w:t xml:space="preserve"/>
+      </w:r>
+    </w:p>
+    <w:p>
+      <w:pPr>
+        <w:spacing w:before="60" w:after="60" w:line="300" w:lineRule="auto"/>
+        <w:jc w:val="both"/>
+      </w:pPr>
+      <w:r>
+        <w:rPr>
+          <w:b/>
+          <w:bCs/>
+        </w:rPr>
+        <w:t xml:space="preserve">• Une douleur sourde : « Léa est morte. Léa est morte. Léa est morte. »</w:t>
+      </w:r>
+      <w:r>
+        <w:t xml:space="preserve"/>
+      </w:r>
+      <w:r>
+        <w:rPr>
+          <w:b/>
+          <w:bCs/>
+        </w:rPr>
+        <w:t/>
+      </w:r>
+      <w:r>
+        <w:t xml:space="preserve"/>
+      </w:r>
+    </w:p>
+    <w:p>
+      <w:pPr>
+        <w:spacing w:before="60" w:after="60" w:line="300" w:lineRule="auto"/>
+        <w:jc w:val="both"/>
+      </w:pPr>
+      <w:r>
+        <w:rPr>
+          <w:b/>
+          <w:bCs/>
+        </w:rPr>
+        <w:t xml:space="preserve">• Peur muette : « Si Louis trouve mes lettres dans l'atelier — »</w:t>
+      </w:r>
+      <w:r>
+        <w:t xml:space="preserve"/>
+      </w:r>
+      <w:r>
+        <w:rPr>
+          <w:b/>
+          <w:bCs/>
+        </w:rPr>
+        <w:t/>
+      </w:r>
+      <w:r>
+        <w:t xml:space="preserve"/>
+      </w:r>
+    </w:p>
+    <w:p>
+      <w:pPr>
         <w:spacing w:before="240" w:after="100"/>
       </w:pPr>
       <w:r>
@@ -6666,6 +7881,546 @@
     </w:p>
     <w:p>
       <w:pPr>
+        <w:spacing w:before="60" w:after="60" w:line="300" w:lineRule="auto"/>
+        <w:jc w:val="both"/>
+      </w:pPr>
+      <w:r>
+        <w:rPr>
+          <w:b/>
+          <w:bCs/>
+        </w:rPr>
+        <w:t xml:space="preserve">❧  POUR ENRICHIR VOS RÉPONSES — petit monde, opinions, voix intérieure  ❧</w:t>
+      </w:r>
+      <w:r>
+        <w:t xml:space="preserve"/>
+      </w:r>
+      <w:r>
+        <w:rPr>
+          <w:b/>
+          <w:bCs/>
+        </w:rPr>
+        <w:t/>
+      </w:r>
+      <w:r>
+        <w:t xml:space="preserve"/>
+      </w:r>
+      <w:r>
+        <w:rPr>
+          <w:b/>
+          <w:bCs/>
+        </w:rPr>
+        <w:t/>
+      </w:r>
+      <w:r>
+        <w:t xml:space="preserve"/>
+      </w:r>
+    </w:p>
+    <w:p>
+      <w:pPr>
+        <w:spacing w:before="60" w:after="60" w:line="300" w:lineRule="auto"/>
+        <w:jc w:val="both"/>
+      </w:pPr>
+      <w:r>
+        <w:rPr>
+          <w:b/>
+          <w:bCs/>
+        </w:rPr>
+        <w:t xml:space="preserve">(Guidelines pour les questions banales — ce sont des points de départ, adaptez à votre style.)</w:t>
+      </w:r>
+      <w:r>
+        <w:t xml:space="preserve"/>
+      </w:r>
+      <w:r>
+        <w:rPr>
+          <w:b/>
+          <w:bCs/>
+        </w:rPr>
+        <w:t/>
+      </w:r>
+      <w:r>
+        <w:t xml:space="preserve"/>
+      </w:r>
+      <w:r>
+        <w:rPr>
+          <w:b/>
+          <w:bCs/>
+        </w:rPr>
+        <w:t/>
+      </w:r>
+      <w:r>
+        <w:t xml:space="preserve"/>
+      </w:r>
+    </w:p>
+    <w:p>
+      <w:pPr>
+        <w:spacing w:before="60" w:after="60" w:line="300" w:lineRule="auto"/>
+        <w:jc w:val="both"/>
+      </w:pPr>
+      <w:r>
+        <w:rPr>
+          <w:b/>
+          <w:bCs/>
+        </w:rPr>
+        <w:t xml:space="preserve">Votre vie quotidienne : Financier (rentes, placements, agent au Crédit Foncier). Bureau rue de Provence — proche, par hasard, du cabinet de Louis. Mallette de cuir sous le bras.</w:t>
+      </w:r>
+      <w:r>
+        <w:t xml:space="preserve"/>
+      </w:r>
+      <w:r>
+        <w:rPr>
+          <w:b/>
+          <w:bCs/>
+        </w:rPr>
+        <w:t/>
+      </w:r>
+      <w:r>
+        <w:t xml:space="preserve"/>
+      </w:r>
+      <w:r>
+        <w:rPr>
+          <w:b/>
+          <w:bCs/>
+        </w:rPr>
+        <w:t/>
+      </w:r>
+      <w:r>
+        <w:t xml:space="preserve"/>
+      </w:r>
+    </w:p>
+    <w:p>
+      <w:pPr>
+        <w:spacing w:before="60" w:after="60" w:line="300" w:lineRule="auto"/>
+        <w:jc w:val="both"/>
+      </w:pPr>
+      <w:r>
+        <w:rPr>
+          <w:b/>
+          <w:bCs/>
+        </w:rPr>
+        <w:t xml:space="preserve">Vos goûts (à servir si la conversation est culture/loisirs) : Bordeaux rouge, courses à Longchamp, cigares La Habana — quand vous pouvez encore vous les offrir.</w:t>
+      </w:r>
+      <w:r>
+        <w:t xml:space="preserve"/>
+      </w:r>
+      <w:r>
+        <w:rPr>
+          <w:b/>
+          <w:bCs/>
+        </w:rPr>
+        <w:t/>
+      </w:r>
+      <w:r>
+        <w:t xml:space="preserve"/>
+      </w:r>
+      <w:r>
+        <w:rPr>
+          <w:b/>
+          <w:bCs/>
+        </w:rPr>
+        <w:t/>
+      </w:r>
+      <w:r>
+        <w:t xml:space="preserve"/>
+      </w:r>
+    </w:p>
+    <w:p>
+      <w:pPr>
+        <w:spacing w:before="60" w:after="60" w:line="300" w:lineRule="auto"/>
+        <w:jc w:val="both"/>
+      </w:pPr>
+      <w:r>
+        <w:rPr>
+          <w:b/>
+          <w:bCs/>
+        </w:rPr>
+        <w:t xml:space="preserve">❧  OPINIONS COURTES sur d'autres convives (à servir si on en parle)  ❧</w:t>
+      </w:r>
+      <w:r>
+        <w:t xml:space="preserve"/>
+      </w:r>
+      <w:r>
+        <w:rPr>
+          <w:b/>
+          <w:bCs/>
+        </w:rPr>
+        <w:t/>
+      </w:r>
+      <w:r>
+        <w:t xml:space="preserve"/>
+      </w:r>
+      <w:r>
+        <w:rPr>
+          <w:b/>
+          <w:bCs/>
+        </w:rPr>
+        <w:t/>
+      </w:r>
+      <w:r>
+        <w:t xml:space="preserve"/>
+      </w:r>
+    </w:p>
+    <w:p>
+      <w:pPr>
+        <w:spacing w:before="60" w:after="60" w:line="300" w:lineRule="auto"/>
+        <w:jc w:val="both"/>
+      </w:pPr>
+      <w:r>
+        <w:rPr>
+          <w:b/>
+          <w:bCs/>
+        </w:rPr>
+        <w:t xml:space="preserve">• Sur Lady Alicia (votre épouse) : « Alicia. Je crois qu'elle ne sait rien. J'espère qu'elle ne saura jamais. »</w:t>
+      </w:r>
+      <w:r>
+        <w:t xml:space="preserve"/>
+      </w:r>
+      <w:r>
+        <w:rPr>
+          <w:b/>
+          <w:bCs/>
+        </w:rPr>
+        <w:t/>
+      </w:r>
+      <w:r>
+        <w:t xml:space="preserve"/>
+      </w:r>
+      <w:r>
+        <w:rPr>
+          <w:b/>
+          <w:bCs/>
+        </w:rPr>
+        <w:t/>
+      </w:r>
+      <w:r>
+        <w:t xml:space="preserve"/>
+      </w:r>
+    </w:p>
+    <w:p>
+      <w:pPr>
+        <w:spacing w:before="60" w:after="60" w:line="300" w:lineRule="auto"/>
+        <w:jc w:val="both"/>
+      </w:pPr>
+      <w:r>
+        <w:rPr>
+          <w:b/>
+          <w:bCs/>
+        </w:rPr>
+        <w:t xml:space="preserve">• Sur Lord Louis-Marc : (un silence). « Un médecin. Un voisin. C'est tout. »</w:t>
+      </w:r>
+      <w:r>
+        <w:t xml:space="preserve"/>
+      </w:r>
+      <w:r>
+        <w:rPr>
+          <w:b/>
+          <w:bCs/>
+        </w:rPr>
+        <w:t/>
+      </w:r>
+      <w:r>
+        <w:t xml:space="preserve"/>
+      </w:r>
+      <w:r>
+        <w:rPr>
+          <w:b/>
+          <w:bCs/>
+        </w:rPr>
+        <w:t/>
+      </w:r>
+      <w:r>
+        <w:t xml:space="preserve"/>
+      </w:r>
+    </w:p>
+    <w:p>
+      <w:pPr>
+        <w:spacing w:before="60" w:after="60" w:line="300" w:lineRule="auto"/>
+        <w:jc w:val="both"/>
+      </w:pPr>
+      <w:r>
+        <w:rPr>
+          <w:b/>
+          <w:bCs/>
+        </w:rPr>
+        <w:t xml:space="preserve">• Sur Lady Léa : « Une connaissance financière. Elle me prêtait des avis — très chers. »</w:t>
+      </w:r>
+      <w:r>
+        <w:t xml:space="preserve"/>
+      </w:r>
+      <w:r>
+        <w:rPr>
+          <w:b/>
+          <w:bCs/>
+        </w:rPr>
+        <w:t/>
+      </w:r>
+      <w:r>
+        <w:t xml:space="preserve"/>
+      </w:r>
+      <w:r>
+        <w:rPr>
+          <w:b/>
+          <w:bCs/>
+        </w:rPr>
+        <w:t/>
+      </w:r>
+      <w:r>
+        <w:t xml:space="preserve"/>
+      </w:r>
+    </w:p>
+    <w:p>
+      <w:pPr>
+        <w:spacing w:before="60" w:after="60" w:line="300" w:lineRule="auto"/>
+        <w:jc w:val="both"/>
+      </w:pPr>
+      <w:r>
+        <w:rPr>
+          <w:b/>
+          <w:bCs/>
+        </w:rPr>
+        <w:t xml:space="preserve">• Sur Sir Tatoine : « Diplomate sympathique. On lui dit tout sans rien lui dire. »</w:t>
+      </w:r>
+      <w:r>
+        <w:t xml:space="preserve"/>
+      </w:r>
+      <w:r>
+        <w:rPr>
+          <w:b/>
+          <w:bCs/>
+        </w:rPr>
+        <w:t/>
+      </w:r>
+      <w:r>
+        <w:t xml:space="preserve"/>
+      </w:r>
+      <w:r>
+        <w:rPr>
+          <w:b/>
+          <w:bCs/>
+        </w:rPr>
+        <w:t/>
+      </w:r>
+      <w:r>
+        <w:t xml:space="preserve"/>
+      </w:r>
+    </w:p>
+    <w:p>
+      <w:pPr>
+        <w:spacing w:before="60" w:after="60" w:line="300" w:lineRule="auto"/>
+        <w:jc w:val="both"/>
+      </w:pPr>
+      <w:r>
+        <w:rPr>
+          <w:b/>
+          <w:bCs/>
+        </w:rPr>
+        <w:t xml:space="preserve">❧  PHRASES TOUTES-PRÊTES (pour ne jamais être à court)  ❧</w:t>
+      </w:r>
+      <w:r>
+        <w:t xml:space="preserve"/>
+      </w:r>
+      <w:r>
+        <w:rPr>
+          <w:b/>
+          <w:bCs/>
+        </w:rPr>
+        <w:t/>
+      </w:r>
+      <w:r>
+        <w:t xml:space="preserve"/>
+      </w:r>
+      <w:r>
+        <w:rPr>
+          <w:b/>
+          <w:bCs/>
+        </w:rPr>
+        <w:t/>
+      </w:r>
+      <w:r>
+        <w:t xml:space="preserve"/>
+      </w:r>
+    </w:p>
+    <w:p>
+      <w:pPr>
+        <w:spacing w:before="60" w:after="60" w:line="300" w:lineRule="auto"/>
+        <w:jc w:val="both"/>
+      </w:pPr>
+      <w:r>
+        <w:rPr>
+          <w:b/>
+          <w:bCs/>
+        </w:rPr>
+        <w:t xml:space="preserve">— « Le marché bouge — j'ai dû passer trois coups de fil ce matin. »</w:t>
+      </w:r>
+      <w:r>
+        <w:t xml:space="preserve"/>
+      </w:r>
+      <w:r>
+        <w:rPr>
+          <w:b/>
+          <w:bCs/>
+        </w:rPr>
+        <w:t/>
+      </w:r>
+      <w:r>
+        <w:t xml:space="preserve"/>
+      </w:r>
+      <w:r>
+        <w:rPr>
+          <w:b/>
+          <w:bCs/>
+        </w:rPr>
+        <w:t/>
+      </w:r>
+      <w:r>
+        <w:t xml:space="preserve"/>
+      </w:r>
+    </w:p>
+    <w:p>
+      <w:pPr>
+        <w:spacing w:before="60" w:after="60" w:line="300" w:lineRule="auto"/>
+        <w:jc w:val="both"/>
+      </w:pPr>
+      <w:r>
+        <w:rPr>
+          <w:b/>
+          <w:bCs/>
+        </w:rPr>
+        <w:t xml:space="preserve">— « Excusez-moi, j'ai trop chaud — cette veste brune n'était pas un bon choix pour le mois de juin. »</w:t>
+      </w:r>
+      <w:r>
+        <w:t xml:space="preserve"/>
+      </w:r>
+      <w:r>
+        <w:rPr>
+          <w:b/>
+          <w:bCs/>
+        </w:rPr>
+        <w:t/>
+      </w:r>
+      <w:r>
+        <w:t xml:space="preserve"/>
+      </w:r>
+      <w:r>
+        <w:rPr>
+          <w:b/>
+          <w:bCs/>
+        </w:rPr>
+        <w:t/>
+      </w:r>
+      <w:r>
+        <w:t xml:space="preserve"/>
+      </w:r>
+    </w:p>
+    <w:p>
+      <w:pPr>
+        <w:spacing w:before="60" w:after="60" w:line="300" w:lineRule="auto"/>
+        <w:jc w:val="both"/>
+      </w:pPr>
+      <w:r>
+        <w:rPr>
+          <w:b/>
+          <w:bCs/>
+        </w:rPr>
+        <w:t xml:space="preserve">❧  VOTRE VOIX INTÉRIEURE (à ne PAS dire — mais à laisser influencer votre ton)  ❧</w:t>
+      </w:r>
+      <w:r>
+        <w:t xml:space="preserve"/>
+      </w:r>
+      <w:r>
+        <w:rPr>
+          <w:b/>
+          <w:bCs/>
+        </w:rPr>
+        <w:t/>
+      </w:r>
+      <w:r>
+        <w:t xml:space="preserve"/>
+      </w:r>
+      <w:r>
+        <w:rPr>
+          <w:b/>
+          <w:bCs/>
+        </w:rPr>
+        <w:t/>
+      </w:r>
+      <w:r>
+        <w:t xml:space="preserve"/>
+      </w:r>
+    </w:p>
+    <w:p>
+      <w:pPr>
+        <w:spacing w:before="60" w:after="60" w:line="300" w:lineRule="auto"/>
+        <w:jc w:val="both"/>
+      </w:pPr>
+      <w:r>
+        <w:rPr>
+          <w:b/>
+          <w:bCs/>
+        </w:rPr>
+        <w:t xml:space="preserve">• Un soulagement coupable : « Cinq mille livres que je ne devrai plus jamais à personne. »</w:t>
+      </w:r>
+      <w:r>
+        <w:t xml:space="preserve"/>
+      </w:r>
+      <w:r>
+        <w:rPr>
+          <w:b/>
+          <w:bCs/>
+        </w:rPr>
+        <w:t/>
+      </w:r>
+      <w:r>
+        <w:t xml:space="preserve"/>
+      </w:r>
+      <w:r>
+        <w:rPr>
+          <w:b/>
+          <w:bCs/>
+        </w:rPr>
+        <w:t/>
+      </w:r>
+      <w:r>
+        <w:t xml:space="preserve"/>
+      </w:r>
+    </w:p>
+    <w:p>
+      <w:pPr>
+        <w:spacing w:before="60" w:after="60" w:line="300" w:lineRule="auto"/>
+        <w:jc w:val="both"/>
+      </w:pPr>
+      <w:r>
+        <w:rPr>
+          <w:b/>
+          <w:bCs/>
+        </w:rPr>
+        <w:t xml:space="preserve">• L'angoisse Louis : « Si le mot du banc sort, c'est fini. Pour lui. Pour moi. Pour Marie. »</w:t>
+      </w:r>
+      <w:r>
+        <w:t xml:space="preserve"/>
+      </w:r>
+      <w:r>
+        <w:rPr>
+          <w:b/>
+          <w:bCs/>
+        </w:rPr>
+        <w:t/>
+      </w:r>
+      <w:r>
+        <w:t xml:space="preserve"/>
+      </w:r>
+      <w:r>
+        <w:rPr>
+          <w:b/>
+          <w:bCs/>
+        </w:rPr>
+        <w:t/>
+      </w:r>
+      <w:r>
+        <w:t xml:space="preserve"/>
+      </w:r>
+    </w:p>
+    <w:p>
+      <w:pPr>
         <w:spacing w:before="240" w:after="100"/>
       </w:pPr>
       <w:r>
@@ -8010,6 +9765,246 @@
     </w:p>
     <w:p>
       <w:pPr>
+        <w:spacing w:before="60" w:after="60" w:line="300" w:lineRule="auto"/>
+        <w:jc w:val="both"/>
+      </w:pPr>
+      <w:r>
+        <w:rPr>
+          <w:b/>
+          <w:bCs/>
+        </w:rPr>
+        <w:t xml:space="preserve">❧  POUR ENRICHIR VOS RÉPONSES — petit monde, opinions, voix intérieure  ❧</w:t>
+      </w:r>
+      <w:r>
+        <w:t xml:space="preserve"/>
+      </w:r>
+    </w:p>
+    <w:p>
+      <w:pPr>
+        <w:spacing w:before="60" w:after="60" w:line="300" w:lineRule="auto"/>
+        <w:jc w:val="both"/>
+      </w:pPr>
+      <w:r>
+        <w:rPr>
+          <w:b/>
+          <w:bCs/>
+        </w:rPr>
+        <w:t xml:space="preserve">(Guidelines pour les questions banales — ce sont des points de départ, adaptez à votre style.)</w:t>
+      </w:r>
+      <w:r>
+        <w:t xml:space="preserve"/>
+      </w:r>
+    </w:p>
+    <w:p>
+      <w:pPr>
+        <w:spacing w:before="60" w:after="60" w:line="300" w:lineRule="auto"/>
+        <w:jc w:val="both"/>
+      </w:pPr>
+      <w:r>
+        <w:rPr>
+          <w:b/>
+          <w:bCs/>
+        </w:rPr>
+        <w:t xml:space="preserve">Votre vie quotidienne : Pas de profession — épouse de Gautier. Mécène discrète, lectrice, tournante de pages au piano. Hôtel rue de Provence, étés à Deauville.</w:t>
+      </w:r>
+      <w:r>
+        <w:t xml:space="preserve"/>
+      </w:r>
+    </w:p>
+    <w:p>
+      <w:pPr>
+        <w:spacing w:before="60" w:after="60" w:line="300" w:lineRule="auto"/>
+        <w:jc w:val="both"/>
+      </w:pPr>
+      <w:r>
+        <w:rPr>
+          <w:b/>
+          <w:bCs/>
+        </w:rPr>
+        <w:t xml:space="preserve">Vos goûts (à servir si la conversation est culture/loisirs) : Mousseline et perles fines, peinture (vous collectionnez), Debussy.</w:t>
+      </w:r>
+      <w:r>
+        <w:t xml:space="preserve"/>
+      </w:r>
+    </w:p>
+    <w:p>
+      <w:pPr>
+        <w:spacing w:before="60" w:after="60" w:line="300" w:lineRule="auto"/>
+        <w:jc w:val="both"/>
+      </w:pPr>
+      <w:r>
+        <w:rPr>
+          <w:b/>
+          <w:bCs/>
+        </w:rPr>
+        <w:t xml:space="preserve">❧  OPINIONS COURTES sur d'autres convives (à servir si on en parle)  ❧</w:t>
+      </w:r>
+      <w:r>
+        <w:t xml:space="preserve"/>
+      </w:r>
+    </w:p>
+    <w:p>
+      <w:pPr>
+        <w:spacing w:before="60" w:after="60" w:line="300" w:lineRule="auto"/>
+        <w:jc w:val="both"/>
+      </w:pPr>
+      <w:r>
+        <w:rPr>
+          <w:b/>
+          <w:bCs/>
+        </w:rPr>
+        <w:t xml:space="preserve">• Sur Lord Gautier (votre époux) : « Gautier. Nous nous tenons droit l'un à côté de l'autre — c'est déjà beaucoup. »</w:t>
+      </w:r>
+      <w:r>
+        <w:t xml:space="preserve"/>
+      </w:r>
+    </w:p>
+    <w:p>
+      <w:pPr>
+        <w:spacing w:before="60" w:after="60" w:line="300" w:lineRule="auto"/>
+        <w:jc w:val="both"/>
+      </w:pPr>
+      <w:r>
+        <w:rPr>
+          <w:b/>
+          <w:bCs/>
+        </w:rPr>
+        <w:t xml:space="preserve">• Sur Lady Marie : « Une amie au piano — nous nous comprenons sans parler. »</w:t>
+      </w:r>
+      <w:r>
+        <w:t xml:space="preserve"/>
+      </w:r>
+    </w:p>
+    <w:p>
+      <w:pPr>
+        <w:spacing w:before="60" w:after="60" w:line="300" w:lineRule="auto"/>
+        <w:jc w:val="both"/>
+      </w:pPr>
+      <w:r>
+        <w:rPr>
+          <w:b/>
+          <w:bCs/>
+        </w:rPr>
+        <w:t xml:space="preserve">• Sur Lady Léa : « Une connaissance. Et — quelque chose de plus, que je préfère ne pas évoquer. »</w:t>
+      </w:r>
+      <w:r>
+        <w:t xml:space="preserve"/>
+      </w:r>
+    </w:p>
+    <w:p>
+      <w:pPr>
+        <w:spacing w:before="60" w:after="60" w:line="300" w:lineRule="auto"/>
+        <w:jc w:val="both"/>
+      </w:pPr>
+      <w:r>
+        <w:rPr>
+          <w:b/>
+          <w:bCs/>
+        </w:rPr>
+        <w:t xml:space="preserve">• Sur Monsieur Baptiste André : « Un caricaturiste de talent. Je le connais peu. » (mensonge — vous le connaissez très bien.)</w:t>
+      </w:r>
+      <w:r>
+        <w:t xml:space="preserve"/>
+      </w:r>
+    </w:p>
+    <w:p>
+      <w:pPr>
+        <w:spacing w:before="60" w:after="60" w:line="300" w:lineRule="auto"/>
+        <w:jc w:val="both"/>
+      </w:pPr>
+      <w:r>
+        <w:rPr>
+          <w:b/>
+          <w:bCs/>
+        </w:rPr>
+        <w:t xml:space="preserve">❧  PHRASES TOUTES-PRÊTES (pour ne jamais être à court)  ❧</w:t>
+      </w:r>
+      <w:r>
+        <w:t xml:space="preserve"/>
+      </w:r>
+    </w:p>
+    <w:p>
+      <w:pPr>
+        <w:spacing w:before="60" w:after="60" w:line="300" w:lineRule="auto"/>
+        <w:jc w:val="both"/>
+      </w:pPr>
+      <w:r>
+        <w:rPr>
+          <w:b/>
+          <w:bCs/>
+        </w:rPr>
+        <w:t xml:space="preserve">— « Marie joue ? Je vais aller tourner les pages, elle aime que je sois là. »</w:t>
+      </w:r>
+      <w:r>
+        <w:t xml:space="preserve"/>
+      </w:r>
+    </w:p>
+    <w:p>
+      <w:pPr>
+        <w:spacing w:before="60" w:after="60" w:line="300" w:lineRule="auto"/>
+        <w:jc w:val="both"/>
+      </w:pPr>
+      <w:r>
+        <w:rPr>
+          <w:b/>
+          <w:bCs/>
+        </w:rPr>
+        <w:t xml:space="preserve">— « Un peu de thé, je vous prie — vous nous obligerez. »</w:t>
+      </w:r>
+      <w:r>
+        <w:t xml:space="preserve"/>
+      </w:r>
+    </w:p>
+    <w:p>
+      <w:pPr>
+        <w:spacing w:before="60" w:after="60" w:line="300" w:lineRule="auto"/>
+        <w:jc w:val="both"/>
+      </w:pPr>
+      <w:r>
+        <w:rPr>
+          <w:b/>
+          <w:bCs/>
+        </w:rPr>
+        <w:t xml:space="preserve">❧  VOTRE VOIX INTÉRIEURE (à ne PAS dire — mais à laisser influencer votre ton)  ❧</w:t>
+      </w:r>
+      <w:r>
+        <w:t xml:space="preserve"/>
+      </w:r>
+    </w:p>
+    <w:p>
+      <w:pPr>
+        <w:spacing w:before="60" w:after="60" w:line="300" w:lineRule="auto"/>
+        <w:jc w:val="both"/>
+      </w:pPr>
+      <w:r>
+        <w:rPr>
+          <w:b/>
+          <w:bCs/>
+        </w:rPr>
+        <w:t xml:space="preserve">• Le paquet rose dans l'atelier : « Brûlez-le, Léa, brûlez-le — pourquoi l'avez-vous gardé ? »</w:t>
+      </w:r>
+      <w:r>
+        <w:t xml:space="preserve"/>
+      </w:r>
+    </w:p>
+    <w:p>
+      <w:pPr>
+        <w:spacing w:before="60" w:after="60" w:line="300" w:lineRule="auto"/>
+        <w:jc w:val="both"/>
+      </w:pPr>
+      <w:r>
+        <w:rPr>
+          <w:b/>
+          <w:bCs/>
+        </w:rPr>
+        <w:t xml:space="preserve">• Une jalousie ancienne : « Baptiste m'a écrit ces lettres. Personne ne doit les lire. »</w:t>
+      </w:r>
+      <w:r>
+        <w:t xml:space="preserve"/>
+      </w:r>
+    </w:p>
+    <w:p>
+      <w:pPr>
         <w:spacing w:before="240" w:after="100"/>
       </w:pPr>
       <w:r>
@@ -9275,6 +11270,186 @@
     </w:p>
     <w:p>
       <w:pPr>
+        <w:spacing w:after="60"/>
+        <w:ind w:left="360" w:hanging="200"/>
+      </w:pPr>
+      <w:r>
+        <w:rPr>
+          <w:sz w:val="22"/>
+        </w:rPr>
+        <w:t xml:space="preserve">❧  POUR ENRICHIR VOS RÉPONSES — petit monde, opinions, voix intérieure  ❧</w:t>
+      </w:r>
+    </w:p>
+    <w:p>
+      <w:pPr>
+        <w:spacing w:after="60"/>
+        <w:ind w:left="360" w:hanging="200"/>
+      </w:pPr>
+      <w:r>
+        <w:rPr>
+          <w:sz w:val="22"/>
+        </w:rPr>
+        <w:t xml:space="preserve">(Guidelines pour les questions banales — ce sont des points de départ, adaptez à votre style.)</w:t>
+      </w:r>
+    </w:p>
+    <w:p>
+      <w:pPr>
+        <w:spacing w:after="60"/>
+        <w:ind w:left="360" w:hanging="200"/>
+      </w:pPr>
+      <w:r>
+        <w:rPr>
+          <w:sz w:val="22"/>
+        </w:rPr>
+        <w:t xml:space="preserve">Votre vie quotidienne : Caricaturiste à la pige. Atelier rue de Tournon (sous-toit). Cartons à dessin sous le bras. Sous le nom de M. Plumeau — que vous niez —, vous signez les caricatures politiques d'un grand quotidien.</w:t>
+      </w:r>
+    </w:p>
+    <w:p>
+      <w:pPr>
+        <w:spacing w:after="60"/>
+        <w:ind w:left="360" w:hanging="200"/>
+      </w:pPr>
+      <w:r>
+        <w:rPr>
+          <w:sz w:val="22"/>
+        </w:rPr>
+        <w:t xml:space="preserve">Vos goûts (à servir si la conversation est culture/loisirs) : Le café noir, la lithographie d'Honoré Daumier, les soirées chez Lisa.</w:t>
+      </w:r>
+    </w:p>
+    <w:p>
+      <w:pPr>
+        <w:spacing w:after="60"/>
+        <w:ind w:left="360" w:hanging="200"/>
+      </w:pPr>
+      <w:r>
+        <w:rPr>
+          <w:sz w:val="22"/>
+        </w:rPr>
+        <w:t xml:space="preserve">❧  OPINIONS COURTES sur d'autres convives (à servir si on en parle)  ❧</w:t>
+      </w:r>
+    </w:p>
+    <w:p>
+      <w:pPr>
+        <w:spacing w:after="60"/>
+        <w:ind w:left="360" w:hanging="200"/>
+      </w:pPr>
+      <w:r>
+        <w:rPr>
+          <w:sz w:val="22"/>
+        </w:rPr>
+        <w:t xml:space="preserve">• Sur Mademoiselle Lisa Lepra (votre amante) : « Lisa. Ne touchez pas à elle. »</w:t>
+      </w:r>
+    </w:p>
+    <w:p>
+      <w:pPr>
+        <w:spacing w:after="60"/>
+        <w:ind w:left="360" w:hanging="200"/>
+      </w:pPr>
+      <w:r>
+        <w:rPr>
+          <w:sz w:val="22"/>
+        </w:rPr>
+        <w:t xml:space="preserve">• Sur Lady Léa : « Une mécène redoutable. Elle aimait mon trait — et savait monnayer cet amour. »</w:t>
+      </w:r>
+    </w:p>
+    <w:p>
+      <w:pPr>
+        <w:spacing w:after="60"/>
+        <w:ind w:left="360" w:hanging="200"/>
+      </w:pPr>
+      <w:r>
+        <w:rPr>
+          <w:sz w:val="22"/>
+        </w:rPr>
+        <w:t xml:space="preserve">• Sur Lady Alicia : « Une connaissance. Lointaine. Très lointaine. » (mensonge.)</w:t>
+      </w:r>
+    </w:p>
+    <w:p>
+      <w:pPr>
+        <w:spacing w:after="60"/>
+        <w:ind w:left="360" w:hanging="200"/>
+      </w:pPr>
+      <w:r>
+        <w:rPr>
+          <w:sz w:val="22"/>
+        </w:rPr>
+        <w:t xml:space="preserve">• Sur Lord Gautier : « Le mari d'Alicia. Qui se ronge les ongles toute la journée. »</w:t>
+      </w:r>
+    </w:p>
+    <w:p>
+      <w:pPr>
+        <w:spacing w:after="60"/>
+        <w:ind w:left="360" w:hanging="200"/>
+      </w:pPr>
+      <w:r>
+        <w:rPr>
+          <w:sz w:val="22"/>
+        </w:rPr>
+        <w:t xml:space="preserve">❧  PHRASES TOUTES-PRÊTES (pour ne jamais être à court)  ❧</w:t>
+      </w:r>
+    </w:p>
+    <w:p>
+      <w:pPr>
+        <w:spacing w:after="60"/>
+        <w:ind w:left="360" w:hanging="200"/>
+      </w:pPr>
+      <w:r>
+        <w:rPr>
+          <w:sz w:val="22"/>
+        </w:rPr>
+        <w:t xml:space="preserve">— « Une feuille de papier, un crayon — je vous dessine en deux minutes si vous voulez. »</w:t>
+      </w:r>
+    </w:p>
+    <w:p>
+      <w:pPr>
+        <w:spacing w:after="60"/>
+        <w:ind w:left="360" w:hanging="200"/>
+      </w:pPr>
+      <w:r>
+        <w:rPr>
+          <w:sz w:val="22"/>
+        </w:rPr>
+        <w:t xml:space="preserve">— « Je vais fumer dehors un instant. La lumière est meilleure. »</w:t>
+      </w:r>
+    </w:p>
+    <w:p>
+      <w:pPr>
+        <w:spacing w:after="60"/>
+        <w:ind w:left="360" w:hanging="200"/>
+      </w:pPr>
+      <w:r>
+        <w:rPr>
+          <w:sz w:val="22"/>
+        </w:rPr>
+        <w:t xml:space="preserve">❧  VOTRE VOIX INTÉRIEURE (à ne PAS dire — mais à laisser influencer votre ton)  ❧</w:t>
+      </w:r>
+    </w:p>
+    <w:p>
+      <w:pPr>
+        <w:spacing w:after="60"/>
+        <w:ind w:left="360" w:hanging="200"/>
+      </w:pPr>
+      <w:r>
+        <w:rPr>
+          <w:sz w:val="22"/>
+        </w:rPr>
+        <w:t xml:space="preserve">• « Plumeau. Si Chloé démasque Plumeau, je perds mon journal et ma table. »</w:t>
+      </w:r>
+    </w:p>
+    <w:p>
+      <w:pPr>
+        <w:spacing w:after="60"/>
+        <w:ind w:left="360" w:hanging="200"/>
+      </w:pPr>
+      <w:r>
+        <w:rPr>
+          <w:sz w:val="22"/>
+        </w:rPr>
+        <w:t xml:space="preserve">• « La fiole dans mon manteau — qui l'a glissée là ? Quelqu'un veut ma peau ce soir. »</w:t>
+      </w:r>
+    </w:p>
+    <w:p>
+      <w:pPr>
         <w:jc w:val="center"/>
         <w:spacing w:before="220" w:after="80"/>
         <w:pBdr>
@@ -10072,6 +12247,141 @@
       </w:pPr>
       <w:r>
         <w:t>Il y a 6 ans, avant le mariage Sir Tatoine — Lady Cloé Fischer, vous avez échangé quelques lettres tendres avec Tatoine. Une rencontre dans un jardin, jamais consommée. Léa savait et vous faisait chanter (200 livres par trimestre). Vous payiez surtout pour que Clochette ne sache jamais. Ce matin, à votre arrivée, Léa vous a remis un dernier « rappel d’échéance » — un mot bref vous réclamant un trimestre d’avance. Vous l’avez caché dans votre livre, sous la couverture en cuir.</w:t>
+      </w:r>
+    </w:p>
+    <w:p>
+      <w:pPr>
+        <w:spacing w:before="60" w:after="60" w:line="300" w:lineRule="auto"/>
+        <w:jc w:val="both"/>
+      </w:pPr>
+      <w:r>
+        <w:t xml:space="preserve">❧  POUR ENRICHIR VOS RÉPONSES — petit monde, opinions, voix intérieure  ❧</w:t>
+      </w:r>
+    </w:p>
+    <w:p>
+      <w:pPr>
+        <w:spacing w:before="60" w:after="60" w:line="300" w:lineRule="auto"/>
+        <w:jc w:val="both"/>
+      </w:pPr>
+      <w:r>
+        <w:t xml:space="preserve">(Guidelines pour les questions banales — ce sont des points de départ, adaptez à votre style.)</w:t>
+      </w:r>
+    </w:p>
+    <w:p>
+      <w:pPr>
+        <w:spacing w:before="60" w:after="60" w:line="300" w:lineRule="auto"/>
+        <w:jc w:val="both"/>
+      </w:pPr>
+      <w:r>
+        <w:t xml:space="preserve">Votre vie quotidienne : Pas de profession — vous lisez. Bibliothèque privée d'annuaires de noblesse française (4 générations). Vous tenez la chronique des familles dans un carnet. Petit hôtel rue Cassette.</w:t>
+      </w:r>
+    </w:p>
+    <w:p>
+      <w:pPr>
+        <w:spacing w:before="60" w:after="60" w:line="300" w:lineRule="auto"/>
+        <w:jc w:val="both"/>
+      </w:pPr>
+      <w:r>
+        <w:t xml:space="preserve">Vos goûts (à servir si la conversation est culture/loisirs) : Les annuaires (forcément), le thé fort, Loti et les voyages immobiles.</w:t>
+      </w:r>
+    </w:p>
+    <w:p>
+      <w:pPr>
+        <w:spacing w:before="60" w:after="60" w:line="300" w:lineRule="auto"/>
+        <w:jc w:val="both"/>
+      </w:pPr>
+      <w:r>
+        <w:t xml:space="preserve">❧  OPINIONS COURTES sur d'autres convives (à servir si on en parle)  ❧</w:t>
+      </w:r>
+    </w:p>
+    <w:p>
+      <w:pPr>
+        <w:spacing w:before="60" w:after="60" w:line="300" w:lineRule="auto"/>
+        <w:jc w:val="both"/>
+      </w:pPr>
+      <w:r>
+        <w:t xml:space="preserve">• Sur Lady Cloé Fischer (Clochette) : « Une amie de longue date. Je l'aime sincèrement. »</w:t>
+      </w:r>
+    </w:p>
+    <w:p>
+      <w:pPr>
+        <w:spacing w:before="60" w:after="60" w:line="300" w:lineRule="auto"/>
+        <w:jc w:val="both"/>
+      </w:pPr>
+      <w:r>
+        <w:t xml:space="preserve">• Sur Sir Tatoine : (un silence). « Un homme bien. Je ne dirai rien de plus. »</w:t>
+      </w:r>
+    </w:p>
+    <w:p>
+      <w:pPr>
+        <w:spacing w:before="60" w:after="60" w:line="300" w:lineRule="auto"/>
+        <w:jc w:val="both"/>
+      </w:pPr>
+      <w:r>
+        <w:t xml:space="preserve">• Sur Lady Amandinette : « Sa branche m'a toujours échappé dans mes annuaires. C'est étrange — j'ai pourtant des annuaires complets. »</w:t>
+      </w:r>
+    </w:p>
+    <w:p>
+      <w:pPr>
+        <w:spacing w:before="60" w:after="60" w:line="300" w:lineRule="auto"/>
+        <w:jc w:val="both"/>
+      </w:pPr>
+      <w:r>
+        <w:t xml:space="preserve">• Sur Lady Léa : « Une connaissance qui aimait les annuaires autant que moi. »</w:t>
+      </w:r>
+    </w:p>
+    <w:p>
+      <w:pPr>
+        <w:spacing w:before="60" w:after="60" w:line="300" w:lineRule="auto"/>
+        <w:jc w:val="both"/>
+      </w:pPr>
+      <w:r>
+        <w:t xml:space="preserve">❧  PHRASES TOUTES-PRÊTES (pour ne jamais être à court)  ❧</w:t>
+      </w:r>
+    </w:p>
+    <w:p>
+      <w:pPr>
+        <w:spacing w:before="60" w:after="60" w:line="300" w:lineRule="auto"/>
+        <w:jc w:val="both"/>
+      </w:pPr>
+      <w:r>
+        <w:t xml:space="preserve">— « Tenez, demandez-moi une famille — je vous en retrouve les branches. »</w:t>
+      </w:r>
+    </w:p>
+    <w:p>
+      <w:pPr>
+        <w:spacing w:before="60" w:after="60" w:line="300" w:lineRule="auto"/>
+        <w:jc w:val="both"/>
+      </w:pPr>
+      <w:r>
+        <w:t xml:space="preserve">— « Excusez-moi, je dois aller m'asseoir un instant — le bruit me fatigue. »</w:t>
+      </w:r>
+    </w:p>
+    <w:p>
+      <w:pPr>
+        <w:spacing w:before="60" w:after="60" w:line="300" w:lineRule="auto"/>
+        <w:jc w:val="both"/>
+      </w:pPr>
+      <w:r>
+        <w:t xml:space="preserve">❧  VOTRE VOIX INTÉRIEURE (à ne PAS dire — mais à laisser influencer votre ton)  ❧</w:t>
+      </w:r>
+    </w:p>
+    <w:p>
+      <w:pPr>
+        <w:spacing w:before="60" w:after="60" w:line="300" w:lineRule="auto"/>
+        <w:jc w:val="both"/>
+      </w:pPr>
+      <w:r>
+        <w:t xml:space="preserve">• « Tatoine. Six ans. Je l'ai aimé en silence. Personne ne doit savoir. »</w:t>
+      </w:r>
+    </w:p>
+    <w:p>
+      <w:pPr>
+        <w:spacing w:before="60" w:after="60" w:line="300" w:lineRule="auto"/>
+        <w:jc w:val="both"/>
+      </w:pPr>
+      <w:r>
+        <w:t xml:space="preserve">• « Cette silhouette aux manteaux à 17h36 — une robe à fleurs… il me revient quelque chose. »</w:t>
       </w:r>
     </w:p>
     <w:p>
@@ -11472,6 +13782,186 @@
     </w:p>
     <w:p>
       <w:pPr>
+        <w:spacing w:after="60"/>
+        <w:ind w:left="360" w:hanging="200"/>
+      </w:pPr>
+      <w:r>
+        <w:rPr>
+          <w:sz w:val="22"/>
+        </w:rPr>
+        <w:t xml:space="preserve">❧  POUR ENRICHIR VOS RÉPONSES — petit monde, opinions, voix intérieure  ❧</w:t>
+      </w:r>
+    </w:p>
+    <w:p>
+      <w:pPr>
+        <w:spacing w:after="60"/>
+        <w:ind w:left="360" w:hanging="200"/>
+      </w:pPr>
+      <w:r>
+        <w:rPr>
+          <w:sz w:val="22"/>
+        </w:rPr>
+        <w:t xml:space="preserve">(Guidelines pour les questions banales — ce sont des points de départ, adaptez à votre style.)</w:t>
+      </w:r>
+    </w:p>
+    <w:p>
+      <w:pPr>
+        <w:spacing w:after="60"/>
+        <w:ind w:left="360" w:hanging="200"/>
+      </w:pPr>
+      <w:r>
+        <w:rPr>
+          <w:sz w:val="22"/>
+        </w:rPr>
+        <w:t xml:space="preserve">Votre vie quotidienne : Sans famille connue. Lady Chloé vous loge depuis trois mois, dans une chambre du Domaine de Paris. Vous lisez beaucoup. Pas de profession à proprement parler — Chloé évoque parfois que vous deveniez préceptrice.</w:t>
+      </w:r>
+    </w:p>
+    <w:p>
+      <w:pPr>
+        <w:spacing w:after="60"/>
+        <w:ind w:left="360" w:hanging="200"/>
+      </w:pPr>
+      <w:r>
+        <w:rPr>
+          <w:sz w:val="22"/>
+        </w:rPr>
+        <w:t xml:space="preserve">Vos goûts (à servir si la conversation est culture/loisirs) : La poésie de Marceline Desbordes-Valmore, les longues promenades, les framboises.</w:t>
+      </w:r>
+    </w:p>
+    <w:p>
+      <w:pPr>
+        <w:spacing w:after="60"/>
+        <w:ind w:left="360" w:hanging="200"/>
+      </w:pPr>
+      <w:r>
+        <w:rPr>
+          <w:sz w:val="22"/>
+        </w:rPr>
+        <w:t xml:space="preserve">❧  OPINIONS COURTES sur d'autres convives (à servir si on en parle)  ❧</w:t>
+      </w:r>
+    </w:p>
+    <w:p>
+      <w:pPr>
+        <w:spacing w:after="60"/>
+        <w:ind w:left="360" w:hanging="200"/>
+      </w:pPr>
+      <w:r>
+        <w:rPr>
+          <w:sz w:val="22"/>
+        </w:rPr>
+        <w:t xml:space="preserve">• Sur Lady Chloé (votre bienfaitrice) : « Elle a été d'une bonté que je ne mérite pas. Je veux la mériter. »</w:t>
+      </w:r>
+    </w:p>
+    <w:p>
+      <w:pPr>
+        <w:spacing w:after="60"/>
+        <w:ind w:left="360" w:hanging="200"/>
+      </w:pPr>
+      <w:r>
+        <w:rPr>
+          <w:sz w:val="22"/>
+        </w:rPr>
+        <w:t xml:space="preserve">• Sur Lady Marie : « Elle joue magnifiquement. Je l'écoute en pensant à des choses lointaines. »</w:t>
+      </w:r>
+    </w:p>
+    <w:p>
+      <w:pPr>
+        <w:spacing w:after="60"/>
+        <w:ind w:left="360" w:hanging="200"/>
+      </w:pPr>
+      <w:r>
+        <w:rPr>
+          <w:sz w:val="22"/>
+        </w:rPr>
+        <w:t xml:space="preserve">• Sur Lady Léa : « Elle m'a regardée d'une drôle de façon ce matin. Comme si elle me reconnaissait. »</w:t>
+      </w:r>
+    </w:p>
+    <w:p>
+      <w:pPr>
+        <w:spacing w:after="60"/>
+        <w:ind w:left="360" w:hanging="200"/>
+      </w:pPr>
+      <w:r>
+        <w:rPr>
+          <w:sz w:val="22"/>
+        </w:rPr>
+        <w:t xml:space="preserve">• Sur Lady Amandinette : « Très belle. Très lointaine. Elle me dévisage parfois — je ne comprends pas pourquoi. »</w:t>
+      </w:r>
+    </w:p>
+    <w:p>
+      <w:pPr>
+        <w:spacing w:after="60"/>
+        <w:ind w:left="360" w:hanging="200"/>
+      </w:pPr>
+      <w:r>
+        <w:rPr>
+          <w:sz w:val="22"/>
+        </w:rPr>
+        <w:t xml:space="preserve">❧  PHRASES TOUTES-PRÊTES (pour ne jamais être à court)  ❧</w:t>
+      </w:r>
+    </w:p>
+    <w:p>
+      <w:pPr>
+        <w:spacing w:after="60"/>
+        <w:ind w:left="360" w:hanging="200"/>
+      </w:pPr>
+      <w:r>
+        <w:rPr>
+          <w:sz w:val="22"/>
+        </w:rPr>
+        <w:t xml:space="preserve">— « Je préfère écouter, vous savez — j'apprends mieux ainsi. »</w:t>
+      </w:r>
+    </w:p>
+    <w:p>
+      <w:pPr>
+        <w:spacing w:after="60"/>
+        <w:ind w:left="360" w:hanging="200"/>
+      </w:pPr>
+      <w:r>
+        <w:rPr>
+          <w:sz w:val="22"/>
+        </w:rPr>
+        <w:t xml:space="preserve">— « Voulez-vous que je tourne les pages de Lady Marie ? »</w:t>
+      </w:r>
+    </w:p>
+    <w:p>
+      <w:pPr>
+        <w:spacing w:after="60"/>
+        <w:ind w:left="360" w:hanging="200"/>
+      </w:pPr>
+      <w:r>
+        <w:rPr>
+          <w:sz w:val="22"/>
+        </w:rPr>
+        <w:t xml:space="preserve">❧  VOTRE VOIX INTÉRIEURE (à ne PAS dire — mais à laisser influencer votre ton)  ❧</w:t>
+      </w:r>
+    </w:p>
+    <w:p>
+      <w:pPr>
+        <w:spacing w:after="60"/>
+        <w:ind w:left="360" w:hanging="200"/>
+      </w:pPr>
+      <w:r>
+        <w:rPr>
+          <w:sz w:val="22"/>
+        </w:rPr>
+        <w:t xml:space="preserve">• Une émotion sourde, sans nom : « Pourquoi suis-je ici, ce soir ? Cette journée me concerne — je le sens. »</w:t>
+      </w:r>
+    </w:p>
+    <w:p>
+      <w:pPr>
+        <w:spacing w:after="60"/>
+        <w:ind w:left="360" w:hanging="200"/>
+      </w:pPr>
+      <w:r>
+        <w:rPr>
+          <w:sz w:val="22"/>
+        </w:rPr>
+        <w:t xml:space="preserve">• « La duchesse Amandinette me regarde trop. Elle m'effraie un peu, sans raison. »</w:t>
+      </w:r>
+    </w:p>
+    <w:p>
+      <w:pPr>
         <w:jc w:val="center"/>
         <w:spacing w:before="220" w:after="80"/>
         <w:pBdr>
@@ -12244,6 +14734,186 @@
           <w:sz w:val="22"/>
         </w:rPr>
         <w:t xml:space="preserve">Ce matin, à votre arrivée, Léa vous a glissé un mot dans la main : un dernier rappel d’échéance. Vous l’avez brûlé dans un cendrier du jardin avant la tournée des présentations.</w:t>
+      </w:r>
+    </w:p>
+    <w:p>
+      <w:pPr>
+        <w:spacing w:before="60" w:after="60" w:line="300" w:lineRule="auto"/>
+        <w:jc w:val="both"/>
+      </w:pPr>
+      <w:r>
+        <w:rPr>
+          <w:sz w:val="22"/>
+        </w:rPr>
+        <w:t xml:space="preserve">❧  POUR ENRICHIR VOS RÉPONSES — petit monde, opinions, voix intérieure  ❧</w:t>
+      </w:r>
+    </w:p>
+    <w:p>
+      <w:pPr>
+        <w:spacing w:before="60" w:after="60" w:line="300" w:lineRule="auto"/>
+        <w:jc w:val="both"/>
+      </w:pPr>
+      <w:r>
+        <w:rPr>
+          <w:sz w:val="22"/>
+        </w:rPr>
+        <w:t xml:space="preserve">(Guidelines pour les questions banales — ce sont des points de départ, adaptez à votre style.)</w:t>
+      </w:r>
+    </w:p>
+    <w:p>
+      <w:pPr>
+        <w:spacing w:before="60" w:after="60" w:line="300" w:lineRule="auto"/>
+        <w:jc w:val="both"/>
+      </w:pPr>
+      <w:r>
+        <w:rPr>
+          <w:sz w:val="22"/>
+        </w:rPr>
+        <w:t xml:space="preserve">Votre vie quotidienne : Diplomate — comité Europe centrale au Quai d'Orsay, avec Théodorette. Hôtel rue de Bourgogne. Journée : ministère, club, longues conversations à fumer.</w:t>
+      </w:r>
+    </w:p>
+    <w:p>
+      <w:pPr>
+        <w:spacing w:before="60" w:after="60" w:line="300" w:lineRule="auto"/>
+        <w:jc w:val="both"/>
+      </w:pPr>
+      <w:r>
+        <w:rPr>
+          <w:sz w:val="22"/>
+        </w:rPr>
+        <w:t xml:space="preserve">Vos goûts (à servir si la conversation est culture/loisirs) : La pipe, les conversations vagues, les romans russes qui ne se terminent jamais.</w:t>
+      </w:r>
+    </w:p>
+    <w:p>
+      <w:pPr>
+        <w:spacing w:before="60" w:after="60" w:line="300" w:lineRule="auto"/>
+        <w:jc w:val="both"/>
+      </w:pPr>
+      <w:r>
+        <w:rPr>
+          <w:sz w:val="22"/>
+        </w:rPr>
+        <w:t xml:space="preserve">❧  OPINIONS COURTES sur d'autres convives (à servir si on en parle)  ❧</w:t>
+      </w:r>
+    </w:p>
+    <w:p>
+      <w:pPr>
+        <w:spacing w:before="60" w:after="60" w:line="300" w:lineRule="auto"/>
+        <w:jc w:val="both"/>
+      </w:pPr>
+      <w:r>
+        <w:rPr>
+          <w:sz w:val="22"/>
+        </w:rPr>
+        <w:t xml:space="preserve">• Sur Lady Cloé Fischer (votre épouse) : « Clochette. Je la croyais transparente — je crois aujourd'hui qu'elle l'est moins. »</w:t>
+      </w:r>
+    </w:p>
+    <w:p>
+      <w:pPr>
+        <w:spacing w:before="60" w:after="60" w:line="300" w:lineRule="auto"/>
+        <w:jc w:val="both"/>
+      </w:pPr>
+      <w:r>
+        <w:rPr>
+          <w:sz w:val="22"/>
+        </w:rPr>
+        <w:t xml:space="preserve">• Sur le Duc Théodorette : « Un ami. Un vrai. Je m'inquiète pour lui en ce moment. »</w:t>
+      </w:r>
+    </w:p>
+    <w:p>
+      <w:pPr>
+        <w:spacing w:before="60" w:after="60" w:line="300" w:lineRule="auto"/>
+        <w:jc w:val="both"/>
+      </w:pPr>
+      <w:r>
+        <w:rPr>
+          <w:sz w:val="22"/>
+        </w:rPr>
+        <w:t xml:space="preserve">• Sur Lady Léa : « Elle savait trop. C'était son don et son malheur. »</w:t>
+      </w:r>
+    </w:p>
+    <w:p>
+      <w:pPr>
+        <w:spacing w:before="60" w:after="60" w:line="300" w:lineRule="auto"/>
+        <w:jc w:val="both"/>
+      </w:pPr>
+      <w:r>
+        <w:rPr>
+          <w:sz w:val="22"/>
+        </w:rPr>
+        <w:t xml:space="preserve">• Sur Lady Boulet de Myrtilles : (un silence). « Une lectrice discrète. Je l'aime bien. »</w:t>
+      </w:r>
+    </w:p>
+    <w:p>
+      <w:pPr>
+        <w:spacing w:before="60" w:after="60" w:line="300" w:lineRule="auto"/>
+        <w:jc w:val="both"/>
+      </w:pPr>
+      <w:r>
+        <w:rPr>
+          <w:sz w:val="22"/>
+        </w:rPr>
+        <w:t xml:space="preserve">❧  PHRASES TOUTES-PRÊTES (pour ne jamais être à court)  ❧</w:t>
+      </w:r>
+    </w:p>
+    <w:p>
+      <w:pPr>
+        <w:spacing w:before="60" w:after="60" w:line="300" w:lineRule="auto"/>
+        <w:jc w:val="both"/>
+      </w:pPr>
+      <w:r>
+        <w:rPr>
+          <w:sz w:val="22"/>
+        </w:rPr>
+        <w:t xml:space="preserve">— « Ah oui, tiens — c'est vrai, ça. J'avais oublié. »</w:t>
+      </w:r>
+    </w:p>
+    <w:p>
+      <w:pPr>
+        <w:spacing w:before="60" w:after="60" w:line="300" w:lineRule="auto"/>
+        <w:jc w:val="both"/>
+      </w:pPr>
+      <w:r>
+        <w:rPr>
+          <w:sz w:val="22"/>
+        </w:rPr>
+        <w:t xml:space="preserve">— « Voulez-vous fumer ? Le jardin est à deux pas. »</w:t>
+      </w:r>
+    </w:p>
+    <w:p>
+      <w:pPr>
+        <w:spacing w:before="60" w:after="60" w:line="300" w:lineRule="auto"/>
+        <w:jc w:val="both"/>
+      </w:pPr>
+      <w:r>
+        <w:rPr>
+          <w:sz w:val="22"/>
+        </w:rPr>
+        <w:t xml:space="preserve">❧  VOTRE VOIX INTÉRIEURE (à ne PAS dire — mais à laisser influencer votre ton)  ❧</w:t>
+      </w:r>
+    </w:p>
+    <w:p>
+      <w:pPr>
+        <w:spacing w:before="60" w:after="60" w:line="300" w:lineRule="auto"/>
+        <w:jc w:val="both"/>
+      </w:pPr>
+      <w:r>
+        <w:rPr>
+          <w:sz w:val="22"/>
+        </w:rPr>
+        <w:t xml:space="preserve">• « Léa savait pour Boulet. Sa mort m'épargne — c'est mal, je sais. »</w:t>
+      </w:r>
+    </w:p>
+    <w:p>
+      <w:pPr>
+        <w:spacing w:before="60" w:after="60" w:line="300" w:lineRule="auto"/>
+        <w:jc w:val="both"/>
+      </w:pPr>
+      <w:r>
+        <w:rPr>
+          <w:sz w:val="22"/>
+        </w:rPr>
+        <w:t xml:space="preserve">• « Clochette joue plus gros qu'elle ne dit. Je devrais y regarder. »</w:t>
       </w:r>
     </w:p>
     <w:p>
@@ -13527,6 +16197,141 @@
     </w:p>
     <w:p>
       <w:pPr>
+        <w:spacing w:before="60" w:after="60" w:line="300" w:lineRule="auto"/>
+        <w:jc w:val="both"/>
+      </w:pPr>
+      <w:r>
+        <w:t xml:space="preserve">❧  POUR ENRICHIR VOS RÉPONSES — petit monde, opinions, voix intérieure  ❧</w:t>
+      </w:r>
+    </w:p>
+    <w:p>
+      <w:pPr>
+        <w:spacing w:before="60" w:after="60" w:line="300" w:lineRule="auto"/>
+        <w:jc w:val="both"/>
+      </w:pPr>
+      <w:r>
+        <w:t xml:space="preserve">(Guidelines pour les questions banales — ce sont des points de départ, adaptez à votre style.)</w:t>
+      </w:r>
+    </w:p>
+    <w:p>
+      <w:pPr>
+        <w:spacing w:before="60" w:after="60" w:line="300" w:lineRule="auto"/>
+        <w:jc w:val="both"/>
+      </w:pPr>
+      <w:r>
+        <w:t xml:space="preserve">Votre vie quotidienne : Mondaine. Salons, dîners, soirées de cartes (rue Pierre Charron). Pas de profession. Saison à Deauville, hivers à Paris.</w:t>
+      </w:r>
+    </w:p>
+    <w:p>
+      <w:pPr>
+        <w:spacing w:before="60" w:after="60" w:line="300" w:lineRule="auto"/>
+        <w:jc w:val="both"/>
+      </w:pPr>
+      <w:r>
+        <w:t xml:space="preserve">Vos goûts (à servir si la conversation est culture/loisirs) : Le whist et le baccara, les robes Lanvin, la rumeur.</w:t>
+      </w:r>
+    </w:p>
+    <w:p>
+      <w:pPr>
+        <w:spacing w:before="60" w:after="60" w:line="300" w:lineRule="auto"/>
+        <w:jc w:val="both"/>
+      </w:pPr>
+      <w:r>
+        <w:t xml:space="preserve">❧  OPINIONS COURTES sur d'autres convives (à servir si on en parle)  ❧</w:t>
+      </w:r>
+    </w:p>
+    <w:p>
+      <w:pPr>
+        <w:spacing w:before="60" w:after="60" w:line="300" w:lineRule="auto"/>
+        <w:jc w:val="both"/>
+      </w:pPr>
+      <w:r>
+        <w:t xml:space="preserve">• Sur Sir Tatoine (votre époux) : « Tatoine. Il croit tout savoir de moi. C'est ce qui me rassure. »</w:t>
+      </w:r>
+    </w:p>
+    <w:p>
+      <w:pPr>
+        <w:spacing w:before="60" w:after="60" w:line="300" w:lineRule="auto"/>
+        <w:jc w:val="both"/>
+      </w:pPr>
+      <w:r>
+        <w:t xml:space="preserve">• Sur Lady Chloé : « Une amie chère. Nous nous comprenons. »</w:t>
+      </w:r>
+    </w:p>
+    <w:p>
+      <w:pPr>
+        <w:spacing w:before="60" w:after="60" w:line="300" w:lineRule="auto"/>
+        <w:jc w:val="both"/>
+      </w:pPr>
+      <w:r>
+        <w:t xml:space="preserve">• Sur Lady Léa : « Une plume redoutable au journal des mondains. »</w:t>
+      </w:r>
+    </w:p>
+    <w:p>
+      <w:pPr>
+        <w:spacing w:before="60" w:after="60" w:line="300" w:lineRule="auto"/>
+        <w:jc w:val="both"/>
+      </w:pPr>
+      <w:r>
+        <w:t xml:space="preserve">• Sur Lady Victoria : « Elle voit tout. Et raconte tout. Je l'évite quand je peux. »</w:t>
+      </w:r>
+    </w:p>
+    <w:p>
+      <w:pPr>
+        <w:spacing w:before="60" w:after="60" w:line="300" w:lineRule="auto"/>
+        <w:jc w:val="both"/>
+      </w:pPr>
+      <w:r>
+        <w:t xml:space="preserve">❧  PHRASES TOUTES-PRÊTES (pour ne jamais être à court)  ❧</w:t>
+      </w:r>
+    </w:p>
+    <w:p>
+      <w:pPr>
+        <w:spacing w:before="60" w:after="60" w:line="300" w:lineRule="auto"/>
+        <w:jc w:val="both"/>
+      </w:pPr>
+      <w:r>
+        <w:t xml:space="preserve">— « On joue ce soir, ma chère ? Je tiendrai votre revanche. »</w:t>
+      </w:r>
+    </w:p>
+    <w:p>
+      <w:pPr>
+        <w:spacing w:before="60" w:after="60" w:line="300" w:lineRule="auto"/>
+        <w:jc w:val="both"/>
+      </w:pPr>
+      <w:r>
+        <w:t xml:space="preserve">— « Excellent millésime — qui s'en occupe ? Amaury, n'est-ce pas ? »</w:t>
+      </w:r>
+    </w:p>
+    <w:p>
+      <w:pPr>
+        <w:spacing w:before="60" w:after="60" w:line="300" w:lineRule="auto"/>
+        <w:jc w:val="both"/>
+      </w:pPr>
+      <w:r>
+        <w:t xml:space="preserve">❧  VOTRE VOIX INTÉRIEURE (à ne PAS dire — mais à laisser influencer votre ton)  ❧</w:t>
+      </w:r>
+    </w:p>
+    <w:p>
+      <w:pPr>
+        <w:spacing w:before="60" w:after="60" w:line="300" w:lineRule="auto"/>
+        <w:jc w:val="both"/>
+      </w:pPr>
+      <w:r>
+        <w:t xml:space="preserve">• « Mille livres. Mille livres ce soir, m'avait-elle écrit. Et maintenant elle est morte — Dieu soit loué. »</w:t>
+      </w:r>
+    </w:p>
+    <w:p>
+      <w:pPr>
+        <w:spacing w:before="60" w:after="60" w:line="300" w:lineRule="auto"/>
+        <w:jc w:val="both"/>
+      </w:pPr>
+      <w:r>
+        <w:t xml:space="preserve">• « Tatoine sait-il quelque chose ? Je n'ose pas le regarder dans les yeux. »</w:t>
+      </w:r>
+    </w:p>
+    <w:p>
+      <w:pPr>
         <w:spacing w:before="240" w:after="100"/>
       </w:pPr>
       <w:r>
@@ -14947,6 +17752,261 @@
     </w:p>
     <w:p>
       <w:pPr>
+        <w:spacing w:before="60" w:after="60" w:line="300" w:lineRule="auto"/>
+        <w:ind w:left="360"/>
+        <w:jc w:val="both"/>
+      </w:pPr>
+      <w:r>
+        <w:rPr>
+          <w:b/>
+          <w:bCs/>
+        </w:rPr>
+        <w:t xml:space="preserve">❧  POUR ENRICHIR VOS RÉPONSES — petit monde, opinions, voix intérieure  ❧</w:t>
+      </w:r>
+      <w:r>
+        <w:t xml:space="preserve"/>
+      </w:r>
+    </w:p>
+    <w:p>
+      <w:pPr>
+        <w:spacing w:before="60" w:after="60" w:line="300" w:lineRule="auto"/>
+        <w:ind w:left="360"/>
+        <w:jc w:val="both"/>
+      </w:pPr>
+      <w:r>
+        <w:rPr>
+          <w:b/>
+          <w:bCs/>
+        </w:rPr>
+        <w:t xml:space="preserve">(Guidelines pour les questions banales — ce sont des points de départ, adaptez à votre style.)</w:t>
+      </w:r>
+      <w:r>
+        <w:t xml:space="preserve"/>
+      </w:r>
+    </w:p>
+    <w:p>
+      <w:pPr>
+        <w:spacing w:before="60" w:after="60" w:line="300" w:lineRule="auto"/>
+        <w:ind w:left="360"/>
+        <w:jc w:val="both"/>
+      </w:pPr>
+      <w:r>
+        <w:rPr>
+          <w:b/>
+          <w:bCs/>
+        </w:rPr>
+        <w:t xml:space="preserve">Votre vie quotidienne : Chroniqueuse mondaine (la Gazette du Tout-Paris, sous un pseudonyme). Amie de Chloé depuis l'école. Toujours en train de noter dans un petit carnet.</w:t>
+      </w:r>
+      <w:r>
+        <w:t xml:space="preserve"/>
+      </w:r>
+    </w:p>
+    <w:p>
+      <w:pPr>
+        <w:spacing w:before="60" w:after="60" w:line="300" w:lineRule="auto"/>
+        <w:ind w:left="360"/>
+        <w:jc w:val="both"/>
+      </w:pPr>
+      <w:r>
+        <w:rPr>
+          <w:b/>
+          <w:bCs/>
+        </w:rPr>
+        <w:t xml:space="preserve">Vos goûts (à servir si la conversation est culture/loisirs) : Le scandale, le rouge à lèvres carmin, les longues lettres aux amies de province.</w:t>
+      </w:r>
+      <w:r>
+        <w:t xml:space="preserve"/>
+      </w:r>
+    </w:p>
+    <w:p>
+      <w:pPr>
+        <w:spacing w:before="60" w:after="60" w:line="300" w:lineRule="auto"/>
+        <w:ind w:left="360"/>
+        <w:jc w:val="both"/>
+      </w:pPr>
+      <w:r>
+        <w:rPr>
+          <w:b/>
+          <w:bCs/>
+        </w:rPr>
+        <w:t xml:space="preserve">❧  OPINIONS COURTES sur d'autres convives (à servir si on en parle)  ❧</w:t>
+      </w:r>
+      <w:r>
+        <w:t xml:space="preserve"/>
+      </w:r>
+    </w:p>
+    <w:p>
+      <w:pPr>
+        <w:spacing w:before="60" w:after="60" w:line="300" w:lineRule="auto"/>
+        <w:ind w:left="360"/>
+        <w:jc w:val="both"/>
+      </w:pPr>
+      <w:r>
+        <w:rPr>
+          <w:b/>
+          <w:bCs/>
+        </w:rPr>
+        <w:t xml:space="preserve">• Sur Lady Chloé (votre amie) : « Mon amie depuis l'école. Je dirais tout pour la défendre — sauf la vérité, parfois. »</w:t>
+      </w:r>
+      <w:r>
+        <w:t xml:space="preserve"/>
+      </w:r>
+    </w:p>
+    <w:p>
+      <w:pPr>
+        <w:spacing w:before="60" w:after="60" w:line="300" w:lineRule="auto"/>
+        <w:ind w:left="360"/>
+        <w:jc w:val="both"/>
+      </w:pPr>
+      <w:r>
+        <w:rPr>
+          <w:b/>
+          <w:bCs/>
+        </w:rPr>
+        <w:t xml:space="preserve">• Sur Lady Léa : « Connaissance mondaine. Je l'aimais bien malgré sa langue. »</w:t>
+      </w:r>
+      <w:r>
+        <w:t xml:space="preserve"/>
+      </w:r>
+    </w:p>
+    <w:p>
+      <w:pPr>
+        <w:spacing w:before="60" w:after="60" w:line="300" w:lineRule="auto"/>
+        <w:ind w:left="360"/>
+        <w:jc w:val="both"/>
+      </w:pPr>
+      <w:r>
+        <w:rPr>
+          <w:b/>
+          <w:bCs/>
+        </w:rPr>
+        <w:t xml:space="preserve">• Sur Lady Amandinette : « Étrange que ses ancêtres me restent invisibles. Demandez à Boulet. »</w:t>
+      </w:r>
+      <w:r>
+        <w:t xml:space="preserve"/>
+      </w:r>
+    </w:p>
+    <w:p>
+      <w:pPr>
+        <w:spacing w:before="60" w:after="60" w:line="300" w:lineRule="auto"/>
+        <w:ind w:left="360"/>
+        <w:jc w:val="both"/>
+      </w:pPr>
+      <w:r>
+        <w:rPr>
+          <w:b/>
+          <w:bCs/>
+        </w:rPr>
+        <w:t xml:space="preserve">• Sur Lord Gautier : « Au bord de la ruine — c'est le bruit qui court. »</w:t>
+      </w:r>
+      <w:r>
+        <w:t xml:space="preserve"/>
+      </w:r>
+    </w:p>
+    <w:p>
+      <w:pPr>
+        <w:spacing w:before="60" w:after="60" w:line="300" w:lineRule="auto"/>
+        <w:ind w:left="360"/>
+        <w:jc w:val="both"/>
+      </w:pPr>
+      <w:r>
+        <w:rPr>
+          <w:b/>
+          <w:bCs/>
+        </w:rPr>
+        <w:t xml:space="preserve">❧  PHRASES TOUTES-PRÊTES (pour ne jamais être à court)  ❧</w:t>
+      </w:r>
+      <w:r>
+        <w:t xml:space="preserve"/>
+      </w:r>
+    </w:p>
+    <w:p>
+      <w:pPr>
+        <w:spacing w:before="60" w:after="60" w:line="300" w:lineRule="auto"/>
+        <w:ind w:left="360"/>
+        <w:jc w:val="both"/>
+      </w:pPr>
+      <w:r>
+        <w:rPr>
+          <w:b/>
+          <w:bCs/>
+        </w:rPr>
+        <w:t xml:space="preserve">— « Tenez, je dois noter cela — pour ma chronique de demain. »</w:t>
+      </w:r>
+      <w:r>
+        <w:t xml:space="preserve"/>
+      </w:r>
+    </w:p>
+    <w:p>
+      <w:pPr>
+        <w:spacing w:before="60" w:after="60" w:line="300" w:lineRule="auto"/>
+        <w:ind w:left="360"/>
+        <w:jc w:val="both"/>
+      </w:pPr>
+      <w:r>
+        <w:rPr>
+          <w:b/>
+          <w:bCs/>
+        </w:rPr>
+        <w:t xml:space="preserve">— « Vous avez vu ? Vous n'avez pas vu ? Permettez-moi de vous raconter. »</w:t>
+      </w:r>
+      <w:r>
+        <w:t xml:space="preserve"/>
+      </w:r>
+    </w:p>
+    <w:p>
+      <w:pPr>
+        <w:spacing w:before="60" w:after="60" w:line="300" w:lineRule="auto"/>
+        <w:ind w:left="360"/>
+        <w:jc w:val="both"/>
+      </w:pPr>
+      <w:r>
+        <w:rPr>
+          <w:b/>
+          <w:bCs/>
+        </w:rPr>
+        <w:t xml:space="preserve">❧  VOTRE VOIX INTÉRIEURE (à ne PAS dire — mais à laisser influencer votre ton)  ❧</w:t>
+      </w:r>
+      <w:r>
+        <w:t xml:space="preserve"/>
+      </w:r>
+    </w:p>
+    <w:p>
+      <w:pPr>
+        <w:spacing w:before="60" w:after="60" w:line="300" w:lineRule="auto"/>
+        <w:ind w:left="360"/>
+        <w:jc w:val="both"/>
+      </w:pPr>
+      <w:r>
+        <w:rPr>
+          <w:b/>
+          <w:bCs/>
+        </w:rPr>
+        <w:t xml:space="preserve">• « J'ai trouvé le corps. Je le revois — je ne dormirai pas cette nuit. »</w:t>
+      </w:r>
+      <w:r>
+        <w:t xml:space="preserve"/>
+      </w:r>
+    </w:p>
+    <w:p>
+      <w:pPr>
+        <w:spacing w:before="60" w:after="60" w:line="300" w:lineRule="auto"/>
+        <w:ind w:left="360"/>
+        <w:jc w:val="both"/>
+      </w:pPr>
+      <w:r>
+        <w:rPr>
+          <w:b/>
+          <w:bCs/>
+        </w:rPr>
+        <w:t xml:space="preserve">• « Si Chloé résout, ce sera la plus belle chronique de ma vie. »</w:t>
+      </w:r>
+      <w:r>
+        <w:t xml:space="preserve"/>
+      </w:r>
+    </w:p>
+    <w:p>
+      <w:pPr>
         <w:spacing w:before="240" w:after="100"/>
       </w:pPr>
       <w:r>
@@ -16424,6 +19484,186 @@
     </w:p>
     <w:p>
       <w:pPr>
+        <w:spacing w:after="60"/>
+        <w:ind w:left="360" w:hanging="200"/>
+      </w:pPr>
+      <w:r>
+        <w:rPr>
+          <w:sz w:val="22"/>
+        </w:rPr>
+        <w:t xml:space="preserve">❧  POUR ENRICHIR VOS RÉPONSES — petit monde, opinions, voix intérieure  ❧</w:t>
+      </w:r>
+    </w:p>
+    <w:p>
+      <w:pPr>
+        <w:spacing w:after="60"/>
+        <w:ind w:left="360" w:hanging="200"/>
+      </w:pPr>
+      <w:r>
+        <w:rPr>
+          <w:sz w:val="22"/>
+        </w:rPr>
+        <w:t xml:space="preserve">(Guidelines pour les questions banales — ce sont des points de départ, adaptez à votre style.)</w:t>
+      </w:r>
+    </w:p>
+    <w:p>
+      <w:pPr>
+        <w:spacing w:after="60"/>
+        <w:ind w:left="360" w:hanging="200"/>
+      </w:pPr>
+      <w:r>
+        <w:rPr>
+          <w:sz w:val="22"/>
+        </w:rPr>
+        <w:t xml:space="preserve">Votre vie quotidienne : Cantatrice — Opéra de Paris, scènes de Milan et Vienne. Hôtel particulier loué à l'année, Avenue Marceau. Répétitions le matin, ovations le soir.</w:t>
+      </w:r>
+    </w:p>
+    <w:p>
+      <w:pPr>
+        <w:spacing w:after="60"/>
+        <w:ind w:left="360" w:hanging="200"/>
+      </w:pPr>
+      <w:r>
+        <w:rPr>
+          <w:sz w:val="22"/>
+        </w:rPr>
+        <w:t xml:space="preserve">Vos goûts (à servir si la conversation est culture/loisirs) : Verdi (Aïda surtout), thé noir avec citron, gardénias.</w:t>
+      </w:r>
+    </w:p>
+    <w:p>
+      <w:pPr>
+        <w:spacing w:after="60"/>
+        <w:ind w:left="360" w:hanging="200"/>
+      </w:pPr>
+      <w:r>
+        <w:rPr>
+          <w:sz w:val="22"/>
+        </w:rPr>
+        <w:t xml:space="preserve">❧  OPINIONS COURTES sur d'autres convives (à servir si on en parle)  ❧</w:t>
+      </w:r>
+    </w:p>
+    <w:p>
+      <w:pPr>
+        <w:spacing w:after="60"/>
+        <w:ind w:left="360" w:hanging="200"/>
+      </w:pPr>
+      <w:r>
+        <w:rPr>
+          <w:sz w:val="22"/>
+        </w:rPr>
+        <w:t xml:space="preserve">• Sur Monsieur Baptiste André (votre amant) : « Baptiste. Ne le touchez pas — il est à moi. »</w:t>
+      </w:r>
+    </w:p>
+    <w:p>
+      <w:pPr>
+        <w:spacing w:after="60"/>
+        <w:ind w:left="360" w:hanging="200"/>
+      </w:pPr>
+      <w:r>
+        <w:rPr>
+          <w:sz w:val="22"/>
+        </w:rPr>
+        <w:t xml:space="preserve">• Sur Lady Léa : « Mon ancienne amante. Ma rivale. Et la femme qui m'a faite. »</w:t>
+      </w:r>
+    </w:p>
+    <w:p>
+      <w:pPr>
+        <w:spacing w:after="60"/>
+        <w:ind w:left="360" w:hanging="200"/>
+      </w:pPr>
+      <w:r>
+        <w:rPr>
+          <w:sz w:val="22"/>
+        </w:rPr>
+        <w:t xml:space="preserve">• Sur Lady Marie : « Pianiste de salon. Mon rival d'autrefois — pour Léa. »</w:t>
+      </w:r>
+    </w:p>
+    <w:p>
+      <w:pPr>
+        <w:spacing w:after="60"/>
+        <w:ind w:left="360" w:hanging="200"/>
+      </w:pPr>
+      <w:r>
+        <w:rPr>
+          <w:sz w:val="22"/>
+        </w:rPr>
+        <w:t xml:space="preserve">• Sur Lady Alicia : (un silence). « Une dame discrète. Très discrète. » (Baptiste l'a aimée — vous le savez.)</w:t>
+      </w:r>
+    </w:p>
+    <w:p>
+      <w:pPr>
+        <w:spacing w:after="60"/>
+        <w:ind w:left="360" w:hanging="200"/>
+      </w:pPr>
+      <w:r>
+        <w:rPr>
+          <w:sz w:val="22"/>
+        </w:rPr>
+        <w:t xml:space="preserve">❧  PHRASES TOUTES-PRÊTES (pour ne jamais être à court)  ❧</w:t>
+      </w:r>
+    </w:p>
+    <w:p>
+      <w:pPr>
+        <w:spacing w:after="60"/>
+        <w:ind w:left="360" w:hanging="200"/>
+      </w:pPr>
+      <w:r>
+        <w:rPr>
+          <w:sz w:val="22"/>
+        </w:rPr>
+        <w:t xml:space="preserve">— « Vous voulez que je chante un peu ? Pas ce soir, ma chère — je pleure une amie. »</w:t>
+      </w:r>
+    </w:p>
+    <w:p>
+      <w:pPr>
+        <w:spacing w:after="60"/>
+        <w:ind w:left="360" w:hanging="200"/>
+      </w:pPr>
+      <w:r>
+        <w:rPr>
+          <w:sz w:val="22"/>
+        </w:rPr>
+        <w:t xml:space="preserve">— « Voilà la chose des artistes : on n'arrive jamais comme les autres. »</w:t>
+      </w:r>
+    </w:p>
+    <w:p>
+      <w:pPr>
+        <w:spacing w:after="60"/>
+        <w:ind w:left="360" w:hanging="200"/>
+      </w:pPr>
+      <w:r>
+        <w:rPr>
+          <w:sz w:val="22"/>
+        </w:rPr>
+        <w:t xml:space="preserve">❧  VOTRE VOIX INTÉRIEURE (à ne PAS dire — mais à laisser influencer votre ton)  ❧</w:t>
+      </w:r>
+    </w:p>
+    <w:p>
+      <w:pPr>
+        <w:spacing w:after="60"/>
+        <w:ind w:left="360" w:hanging="200"/>
+      </w:pPr>
+      <w:r>
+        <w:rPr>
+          <w:sz w:val="22"/>
+        </w:rPr>
+        <w:t xml:space="preserve">• Honte de l'éclat : « J'ai crié sur Léa ce matin — devant tous. Je m'en voudrai longtemps. »</w:t>
+      </w:r>
+    </w:p>
+    <w:p>
+      <w:pPr>
+        <w:spacing w:after="60"/>
+        <w:ind w:left="360" w:hanging="200"/>
+      </w:pPr>
+      <w:r>
+        <w:rPr>
+          <w:sz w:val="22"/>
+        </w:rPr>
+        <w:t xml:space="preserve">• « Baptiste — où est Baptiste ? Si on l'accuse, je jure de mentir pour lui. »</w:t>
+      </w:r>
+    </w:p>
+    <w:p>
+      <w:pPr>
         <w:jc w:val="center"/>
         <w:spacing w:before="220" w:after="80"/>
         <w:pBdr>
@@ -17071,6 +20311,141 @@
       </w:pPr>
       <w:r>
         <w:t xml:space="preserve">Italien d’une vieille famille vénète appauvrie. Le mariage avec Lola — fille de Pierre Bastien, l’industriel de l’acier — vous a permis de tenir votre rang sans humiliation. Lola vous aime, vous le lui rendez. Vous n’avez aucun secret compromettant ; aucun chantage de Léa.</w:t>
+      </w:r>
+    </w:p>
+    <w:p>
+      <w:pPr>
+        <w:spacing w:before="60" w:after="60" w:line="300" w:lineRule="auto"/>
+        <w:jc w:val="both"/>
+      </w:pPr>
+      <w:r>
+        <w:t xml:space="preserve">❧  POUR ENRICHIR VOS RÉPONSES — petit monde, opinions, voix intérieure  ❧</w:t>
+      </w:r>
+    </w:p>
+    <w:p>
+      <w:pPr>
+        <w:spacing w:before="60" w:after="60" w:line="300" w:lineRule="auto"/>
+        <w:jc w:val="both"/>
+      </w:pPr>
+      <w:r>
+        <w:t xml:space="preserve">(Guidelines pour les questions banales — ce sont des points de départ, adaptez à votre style.)</w:t>
+      </w:r>
+    </w:p>
+    <w:p>
+      <w:pPr>
+        <w:spacing w:before="60" w:after="60" w:line="300" w:lineRule="auto"/>
+        <w:jc w:val="both"/>
+      </w:pPr>
+      <w:r>
+        <w:t xml:space="preserve">Votre vie quotidienne : Mécène italien. Galerie d'art moderne à Milan (via Brera) ; pied-à-terre à Paris, place des Vosges. Pas de profession au sens strict — vous vivez de la fortune Bastien et de votre nom.</w:t>
+      </w:r>
+    </w:p>
+    <w:p>
+      <w:pPr>
+        <w:spacing w:before="60" w:after="60" w:line="300" w:lineRule="auto"/>
+        <w:jc w:val="both"/>
+      </w:pPr>
+      <w:r>
+        <w:t xml:space="preserve">Vos goûts (à servir si la conversation est culture/loisirs) : La peinture moderne (vous exposez Baptiste, et beaucoup d'autres), les cigares toscans, les opéras de Puccini.</w:t>
+      </w:r>
+    </w:p>
+    <w:p>
+      <w:pPr>
+        <w:spacing w:before="60" w:after="60" w:line="300" w:lineRule="auto"/>
+        <w:jc w:val="both"/>
+      </w:pPr>
+      <w:r>
+        <w:t xml:space="preserve">❧  OPINIONS COURTES sur d'autres convives (à servir si on en parle)  ❧</w:t>
+      </w:r>
+    </w:p>
+    <w:p>
+      <w:pPr>
+        <w:spacing w:before="60" w:after="60" w:line="300" w:lineRule="auto"/>
+        <w:jc w:val="both"/>
+      </w:pPr>
+      <w:r>
+        <w:t xml:space="preserve">• Sur la Comtesse Lola (votre épouse) : « Lola. Ma boussole. Ne dites rien contre elle. »</w:t>
+      </w:r>
+    </w:p>
+    <w:p>
+      <w:pPr>
+        <w:spacing w:before="60" w:after="60" w:line="300" w:lineRule="auto"/>
+        <w:jc w:val="both"/>
+      </w:pPr>
+      <w:r>
+        <w:t xml:space="preserve">• Sur le Duc Théodorette : « Une connaissance diplomatique. Nos familles partagent une lointaine racine. »</w:t>
+      </w:r>
+    </w:p>
+    <w:p>
+      <w:pPr>
+        <w:spacing w:before="60" w:after="60" w:line="300" w:lineRule="auto"/>
+        <w:jc w:val="both"/>
+      </w:pPr>
+      <w:r>
+        <w:t xml:space="preserve">• Sur Monsieur Baptiste André : « Un grand caricaturiste. Je l'expose à Milan. »</w:t>
+      </w:r>
+    </w:p>
+    <w:p>
+      <w:pPr>
+        <w:spacing w:before="60" w:after="60" w:line="300" w:lineRule="auto"/>
+        <w:jc w:val="both"/>
+      </w:pPr>
+      <w:r>
+        <w:t xml:space="preserve">• Sur Lady Léa : « Quelques soirées à Londres l'an dernier. Sans dette ni reproche. »</w:t>
+      </w:r>
+    </w:p>
+    <w:p>
+      <w:pPr>
+        <w:spacing w:before="60" w:after="60" w:line="300" w:lineRule="auto"/>
+        <w:jc w:val="both"/>
+      </w:pPr>
+      <w:r>
+        <w:t xml:space="preserve">❧  PHRASES TOUTES-PRÊTES (pour ne jamais être à court)  ❧</w:t>
+      </w:r>
+    </w:p>
+    <w:p>
+      <w:pPr>
+        <w:spacing w:before="60" w:after="60" w:line="300" w:lineRule="auto"/>
+        <w:jc w:val="both"/>
+      </w:pPr>
+      <w:r>
+        <w:t xml:space="preserve">— « En italien, on dit : &lt;i&gt;chi va piano, va sano&lt;/i&gt;. La hâte n'arrange rien. »</w:t>
+      </w:r>
+    </w:p>
+    <w:p>
+      <w:pPr>
+        <w:spacing w:before="60" w:after="60" w:line="300" w:lineRule="auto"/>
+        <w:jc w:val="both"/>
+      </w:pPr>
+      <w:r>
+        <w:t xml:space="preserve">— « Vous fumez ? J'ai des toscans dans ma poche. »</w:t>
+      </w:r>
+    </w:p>
+    <w:p>
+      <w:pPr>
+        <w:spacing w:before="60" w:after="60" w:line="300" w:lineRule="auto"/>
+        <w:jc w:val="both"/>
+      </w:pPr>
+      <w:r>
+        <w:t xml:space="preserve">❧  VOTRE VOIX INTÉRIEURE (à ne PAS dire — mais à laisser influencer votre ton)  ❧</w:t>
+      </w:r>
+    </w:p>
+    <w:p>
+      <w:pPr>
+        <w:spacing w:before="60" w:after="60" w:line="300" w:lineRule="auto"/>
+        <w:jc w:val="both"/>
+      </w:pPr>
+      <w:r>
+        <w:t xml:space="preserve">• « Théodorette est sorti à 17h13 — il avait quelque chose dans le regard. Cela m'a frappé sans que je comprenne pourquoi. »</w:t>
+      </w:r>
+    </w:p>
+    <w:p>
+      <w:pPr>
+        <w:spacing w:before="60" w:after="60" w:line="300" w:lineRule="auto"/>
+        <w:jc w:val="both"/>
+      </w:pPr>
+      <w:r>
+        <w:t xml:space="preserve">• « Léa savait tant de choses sur tout le monde. Sa mort va dénouer plus de fils qu'elle n'en savait. »</w:t>
       </w:r>
     </w:p>
     <w:p>
@@ -18542,6 +21917,231 @@
           <w:szCs w:val="24"/>
         </w:rPr>
         <w:t xml:space="preserve">Fille de Pierre Bastien (Bastien Acier), anoblie par contrat industriel sous la République. Mariée à Lorenzo l’an dernier, par amour véritable. Vous n’avez ni rancune ni rivalité avec personne au Domaine — vous êtes ici parce que Chloé et Amaury aiment les jeunes ménages cultivés.</w:t>
+      </w:r>
+    </w:p>
+    <w:p>
+      <w:pPr>
+        <w:spacing w:before="240" w:after="100"/>
+      </w:pPr>
+      <w:r>
+        <w:rPr>
+          <w:b/>
+          <w:bCs/>
+          <w:color w:val="5D4037"/>
+          <w:sz w:val="24"/>
+          <w:szCs w:val="24"/>
+        </w:rPr>
+        <w:t xml:space="preserve">❧  POUR ENRICHIR VOS RÉPONSES — petit monde, opinions, voix intérieure  ❧</w:t>
+      </w:r>
+    </w:p>
+    <w:p>
+      <w:pPr>
+        <w:spacing w:before="240" w:after="100"/>
+      </w:pPr>
+      <w:r>
+        <w:rPr>
+          <w:b/>
+          <w:bCs/>
+          <w:color w:val="5D4037"/>
+          <w:sz w:val="24"/>
+          <w:szCs w:val="24"/>
+        </w:rPr>
+        <w:t xml:space="preserve">(Guidelines pour les questions banales — ce sont des points de départ, adaptez à votre style.)</w:t>
+      </w:r>
+    </w:p>
+    <w:p>
+      <w:pPr>
+        <w:spacing w:before="240" w:after="100"/>
+      </w:pPr>
+      <w:r>
+        <w:rPr>
+          <w:b/>
+          <w:bCs/>
+          <w:color w:val="5D4037"/>
+          <w:sz w:val="24"/>
+          <w:szCs w:val="24"/>
+        </w:rPr>
+        <w:t xml:space="preserve">Votre vie quotidienne : Pas de profession — épouse de Lorenzo, fille de Pierre Bastien. Mondaine, lectrice, voyageuse. Vous administrez avec votre père quelques pensions de jeunes auteurs.</w:t>
+      </w:r>
+    </w:p>
+    <w:p>
+      <w:pPr>
+        <w:spacing w:before="240" w:after="100"/>
+      </w:pPr>
+      <w:r>
+        <w:rPr>
+          <w:b/>
+          <w:bCs/>
+          <w:color w:val="5D4037"/>
+          <w:sz w:val="24"/>
+          <w:szCs w:val="24"/>
+        </w:rPr>
+        <w:t xml:space="preserve">Vos goûts (à servir si la conversation est culture/loisirs) : La poésie contemporaine (Apollinaire), les perles fines, les longs voyages en train.</w:t>
+      </w:r>
+    </w:p>
+    <w:p>
+      <w:pPr>
+        <w:spacing w:before="240" w:after="100"/>
+      </w:pPr>
+      <w:r>
+        <w:rPr>
+          <w:b/>
+          <w:bCs/>
+          <w:color w:val="5D4037"/>
+          <w:sz w:val="24"/>
+          <w:szCs w:val="24"/>
+        </w:rPr>
+        <w:t xml:space="preserve">❧  OPINIONS COURTES sur d'autres convives (à servir si on en parle)  ❧</w:t>
+      </w:r>
+    </w:p>
+    <w:p>
+      <w:pPr>
+        <w:spacing w:before="240" w:after="100"/>
+      </w:pPr>
+      <w:r>
+        <w:rPr>
+          <w:b/>
+          <w:bCs/>
+          <w:color w:val="5D4037"/>
+          <w:sz w:val="24"/>
+          <w:szCs w:val="24"/>
+        </w:rPr>
+        <w:t xml:space="preserve">• Sur le Comte Lorenzo (votre époux) : « Lorenzo. Mon choix, ma joie. »</w:t>
+      </w:r>
+    </w:p>
+    <w:p>
+      <w:pPr>
+        <w:spacing w:before="240" w:after="100"/>
+      </w:pPr>
+      <w:r>
+        <w:rPr>
+          <w:b/>
+          <w:bCs/>
+          <w:color w:val="5D4037"/>
+          <w:sz w:val="24"/>
+          <w:szCs w:val="24"/>
+        </w:rPr>
+        <w:t xml:space="preserve">• Sur Lady Chloé : « Vous l'admirez. Vous prenez le thé chez elle deux fois l'an. »</w:t>
+      </w:r>
+    </w:p>
+    <w:p>
+      <w:pPr>
+        <w:spacing w:before="240" w:after="100"/>
+      </w:pPr>
+      <w:r>
+        <w:rPr>
+          <w:b/>
+          <w:bCs/>
+          <w:color w:val="5D4037"/>
+          <w:sz w:val="24"/>
+          <w:szCs w:val="24"/>
+        </w:rPr>
+        <w:t xml:space="preserve">• Sur Lady Léa : « Elle m'avait écrit en mai — une lettre tendre. Sa dernière. »</w:t>
+      </w:r>
+    </w:p>
+    <w:p>
+      <w:pPr>
+        <w:spacing w:before="240" w:after="100"/>
+      </w:pPr>
+      <w:r>
+        <w:rPr>
+          <w:b/>
+          <w:bCs/>
+          <w:color w:val="5D4037"/>
+          <w:sz w:val="24"/>
+          <w:szCs w:val="24"/>
+        </w:rPr>
+        <w:t xml:space="preserve">• Sur Lady Amandinette : « Une duchesse de salon. Je ne la connais pas assez. »</w:t>
+      </w:r>
+    </w:p>
+    <w:p>
+      <w:pPr>
+        <w:spacing w:before="240" w:after="100"/>
+      </w:pPr>
+      <w:r>
+        <w:rPr>
+          <w:b/>
+          <w:bCs/>
+          <w:color w:val="5D4037"/>
+          <w:sz w:val="24"/>
+          <w:szCs w:val="24"/>
+        </w:rPr>
+        <w:t xml:space="preserve">❧  PHRASES TOUTES-PRÊTES (pour ne jamais être à court)  ❧</w:t>
+      </w:r>
+    </w:p>
+    <w:p>
+      <w:pPr>
+        <w:spacing w:before="240" w:after="100"/>
+      </w:pPr>
+      <w:r>
+        <w:rPr>
+          <w:b/>
+          <w:bCs/>
+          <w:color w:val="5D4037"/>
+          <w:sz w:val="24"/>
+          <w:szCs w:val="24"/>
+        </w:rPr>
+        <w:t xml:space="preserve">— « Je préfère écouter — j'apprends mieux ainsi. »</w:t>
+      </w:r>
+    </w:p>
+    <w:p>
+      <w:pPr>
+        <w:spacing w:before="240" w:after="100"/>
+      </w:pPr>
+      <w:r>
+        <w:rPr>
+          <w:b/>
+          <w:bCs/>
+          <w:color w:val="5D4037"/>
+          <w:sz w:val="24"/>
+          <w:szCs w:val="24"/>
+        </w:rPr>
+        <w:t xml:space="preserve">— « Avez-vous lu le dernier Apollinaire ? Lorenzo me l'a offert pour mon anniversaire. »</w:t>
+      </w:r>
+    </w:p>
+    <w:p>
+      <w:pPr>
+        <w:spacing w:before="240" w:after="100"/>
+      </w:pPr>
+      <w:r>
+        <w:rPr>
+          <w:b/>
+          <w:bCs/>
+          <w:color w:val="5D4037"/>
+          <w:sz w:val="24"/>
+          <w:szCs w:val="24"/>
+        </w:rPr>
+        <w:t xml:space="preserve">❧  VOTRE VOIX INTÉRIEURE (à ne PAS dire — mais à laisser influencer votre ton)  ❧</w:t>
+      </w:r>
+    </w:p>
+    <w:p>
+      <w:pPr>
+        <w:spacing w:before="240" w:after="100"/>
+      </w:pPr>
+      <w:r>
+        <w:rPr>
+          <w:b/>
+          <w:bCs/>
+          <w:color w:val="5D4037"/>
+          <w:sz w:val="24"/>
+          <w:szCs w:val="24"/>
+        </w:rPr>
+        <w:t xml:space="preserve">• « Léa parlait souvent de moi avec bonté. Je suis reconnaissante — et triste. »</w:t>
+      </w:r>
+    </w:p>
+    <w:p>
+      <w:pPr>
+        <w:spacing w:before="240" w:after="100"/>
+      </w:pPr>
+      <w:r>
+        <w:rPr>
+          <w:b/>
+          <w:bCs/>
+          <w:color w:val="5D4037"/>
+          <w:sz w:val="24"/>
+          <w:szCs w:val="24"/>
+        </w:rPr>
+        <w:t xml:space="preserve">• « Le secret que je porte — trois mois — me rend plus émue qu'à l'ordinaire. »</w:t>
       </w:r>
     </w:p>
     <w:p>

--- a/Livres_finaux/Livre_III_Convives.docx
+++ b/Livres_finaux/Livre_III_Convives.docx
@@ -1263,452 +1263,258 @@
     </w:p>
     <w:p>
       <w:pPr>
-        <w:spacing w:before="240" w:after="100"/>
-      </w:pPr>
-      <w:r>
-        <w:rPr>
-          <w:b/>
-          <w:bCs/>
-          <w:color w:val="5D4037"/>
-          <w:sz w:val="24"/>
-          <w:szCs w:val="24"/>
-        </w:rPr>
-        <w:t xml:space="preserve">❧  LE GRAND MONOLOGUE — votre chute finale  ❧</w:t>
-      </w:r>
-    </w:p>
-    <w:p>
-      <w:pPr>
-        <w:spacing w:before="240" w:after="100"/>
-      </w:pPr>
-      <w:r>
-        <w:rPr>
-          <w:b/>
-          <w:bCs/>
-          <w:color w:val="5D4037"/>
-          <w:sz w:val="24"/>
-          <w:szCs w:val="24"/>
-        </w:rPr>
-        <w:t xml:space="preserve">(Indications de jeu — MJ et joueuse. La duchesse parle lentement, en plusieurs paliers. Faites des silences. La voix est basse et lasse au début ; elle se durcit pour évoquer Léa ; elle se brise pour Maëlys ; elle se redresse pour la sortie. Aucune larme avant Maëlys.)</w:t>
-      </w:r>
-    </w:p>
-    <w:p>
-      <w:pPr>
-        <w:spacing w:before="240" w:after="100"/>
-      </w:pPr>
-      <w:r>
-        <w:rPr>
-          <w:b/>
-          <w:bCs/>
-          <w:color w:val="5D4037"/>
-          <w:sz w:val="24"/>
-          <w:szCs w:val="24"/>
-        </w:rPr>
-        <w:t xml:space="preserve">(Long silence. Vous regardez l’acte de naissance posé sur la table. Vous portez la main au médaillon que vous touchez machinalement quand vous mentez — pour la première fois depuis quinze ans, vous le laissez retomber. Puis, d’une voix basse et lasse :)</w:t>
-      </w:r>
-    </w:p>
-    <w:p>
-      <w:pPr>
-        <w:spacing w:before="240" w:after="100"/>
-      </w:pPr>
-      <w:r>
-        <w:rPr>
-          <w:b/>
-          <w:bCs/>
-          <w:color w:val="5D4037"/>
-          <w:sz w:val="24"/>
-          <w:szCs w:val="24"/>
-        </w:rPr>
-        <w:t xml:space="preserve">« Oui. C’est mon nom. Amandine — Marguerite — de la Grande Leuleu. Fille d’un sabotier. Sortie d’un village où l’on ne savait ni lire ni signer. Voilà. C’est dit. Pour la première fois depuis quinze ans, je porte mon vrai nom à voix haute. C’est étrange — j’avais presque oublié comment il sonnait. »</w:t>
-      </w:r>
-    </w:p>
-    <w:p>
-      <w:pPr>
-        <w:spacing w:before="240" w:after="100"/>
-      </w:pPr>
-      <w:r>
-        <w:rPr>
-          <w:b/>
-          <w:bCs/>
-          <w:color w:val="5D4037"/>
-          <w:sz w:val="24"/>
-          <w:szCs w:val="24"/>
-        </w:rPr>
-        <w:t xml:space="preserve">(Vous reprenez, sans regarder personne, comme si vous récitiez à vous-même.)</w:t>
-      </w:r>
-    </w:p>
-    <w:p>
-      <w:pPr>
-        <w:spacing w:before="240" w:after="100"/>
-      </w:pPr>
-      <w:r>
-        <w:rPr>
-          <w:b/>
-          <w:bCs/>
-          <w:color w:val="5D4037"/>
-          <w:sz w:val="24"/>
-          <w:szCs w:val="24"/>
-        </w:rPr>
-        <w:t xml:space="preserve">« On m’a placée à quatorze ans chez les Beauchamp. Aux cuisines, d’abord. Puis, parce que je savais lire — je m’étais appris seule, sur les missels du dimanche —, on m’a montée à l’étage, auprès de Mademoiselle Amandinette. La vraie. Celle dont je porte le prénom volé. Trois ans, je l’ai servie. Trois ans à coiffer ses cheveux, à plier ses robes, à entendre par la porte les leçons de piano qu’elle prenait sans goût et les éclats d’une vie facile qu’elle ne savait pas voir. Et moi — je l’aimais, savez-vous. Comme on aime celle qu’on rêve d’être. »</w:t>
-      </w:r>
-    </w:p>
-    <w:p>
-      <w:pPr>
-        <w:spacing w:before="240" w:after="100"/>
-      </w:pPr>
-      <w:r>
-        <w:rPr>
-          <w:b/>
-          <w:bCs/>
-          <w:color w:val="5D4037"/>
-          <w:sz w:val="24"/>
-          <w:szCs w:val="24"/>
-        </w:rPr>
-        <w:t xml:space="preserve">« Le seize mai 1910, elle a pris la fièvre. La maison s’était vidée pour Cannes ; il n’y avait que moi à son chevet. J’ai veillé trois nuits. Le quatrième matin, elle a tourné la tête vers la fenêtre, elle a dit « Maman » très bas, et elle s’est éteinte — sans souffrir, je le jure devant Dieu. Je n’y suis pour rien. Je l’ai veillée comme on veille une sœur. »</w:t>
-      </w:r>
-    </w:p>
-    <w:p>
-      <w:pPr>
-        <w:spacing w:before="240" w:after="100"/>
-      </w:pPr>
-      <w:r>
-        <w:rPr>
-          <w:b/>
-          <w:bCs/>
-          <w:color w:val="5D4037"/>
-          <w:sz w:val="24"/>
-          <w:szCs w:val="24"/>
-        </w:rPr>
-        <w:t xml:space="preserve">(Un temps. Votre voix se durcit imperceptiblement.)</w:t>
-      </w:r>
-    </w:p>
-    <w:p>
-      <w:pPr>
-        <w:spacing w:before="240" w:after="100"/>
-      </w:pPr>
-      <w:r>
-        <w:rPr>
-          <w:b/>
-          <w:bCs/>
-          <w:color w:val="5D4037"/>
-          <w:sz w:val="24"/>
-          <w:szCs w:val="24"/>
-        </w:rPr>
-        <w:t xml:space="preserve">« Et puis — et puis j’ai vu, sur sa coiffeuse, le carton d’invitation au bal des Parisette. La semaine suivante. Et dans son armoire, la robe — bleu de minuit, perlée d’argent. Tout d’un coup, comme un éclair, j’ai compris : on me ferait croire. On me croirait. Personne, à Paris, ne connaissait la vraie Amandinette. Elle vivait dans un coin d’Aveyron. Quatre mots — Amandinette de Beauchamp — me changeraient de vie. »</w:t>
-      </w:r>
-    </w:p>
-    <w:p>
-      <w:pPr>
-        <w:spacing w:before="240" w:after="100"/>
-      </w:pPr>
-      <w:r>
-        <w:rPr>
-          <w:b/>
-          <w:bCs/>
-          <w:color w:val="5D4037"/>
-          <w:sz w:val="24"/>
-          <w:szCs w:val="24"/>
-        </w:rPr>
-        <w:t xml:space="preserve">« J’ai pris la robe. J’ai pris la carte. J’ai dit aux gens du village que j’allais voir une cousine. Je n’ai dit à personne qu’elle était morte — j’ai dit qu’elle dormait. Personne n’est revenu vérifier. La famille était dispersée, sans enfant proche, croyait-on. C’était scandaleusement facile. »</w:t>
-      </w:r>
-    </w:p>
-    <w:p>
-      <w:pPr>
-        <w:spacing w:before="240" w:after="100"/>
-      </w:pPr>
-      <w:r>
-        <w:rPr>
-          <w:b/>
-          <w:bCs/>
-          <w:color w:val="5D4037"/>
-          <w:sz w:val="24"/>
-          <w:szCs w:val="24"/>
-        </w:rPr>
-        <w:t xml:space="preserve">« Au bal, on m’a accueillie. On m’a complimentée sur ma réserve provinciale. J’ai dansé deux fois avec Théodorette. Il m’a écrit le surlendemain. Quatre mois plus tard, à Notre-Dame des Lilas, devant un curé qui m’a appelée par un prénom qui n’était pas tout à fait le mien — j’ai dit oui. »</w:t>
-      </w:r>
-    </w:p>
-    <w:p>
-      <w:pPr>
-        <w:spacing w:before="240" w:after="100"/>
-      </w:pPr>
-      <w:r>
-        <w:rPr>
-          <w:b/>
-          <w:bCs/>
-          <w:color w:val="5D4037"/>
-          <w:sz w:val="24"/>
-          <w:szCs w:val="24"/>
-        </w:rPr>
-        <w:t xml:space="preserve">(Votre voix tremble pour la première fois.)</w:t>
-      </w:r>
-    </w:p>
-    <w:p>
-      <w:pPr>
-        <w:spacing w:before="240" w:after="100"/>
-      </w:pPr>
-      <w:r>
-        <w:rPr>
-          <w:b/>
-          <w:bCs/>
-          <w:color w:val="5D4037"/>
-          <w:sz w:val="24"/>
-          <w:szCs w:val="24"/>
-        </w:rPr>
-        <w:t xml:space="preserve">« Vous croyez peut-être que je ne l’aime pas. Que tout est faux jusqu’au bout. Vous vous trompez. Théodorette est la seule chose, en quinze ans, que je n’aie pas volée. Je l’ai épousé sous un faux nom, mais je l’ai aimé sous le mien. Tout — tout ce que j’ai dit dans cette maison, dans son lit, à sa table — était de moi. La Duchesse qu’on a vue à ses côtés depuis quinze ans, ce n’était pas Amandinette de Beauchamp. C’était Amandine de la Grande Leuleu, qui faisait, et qui faisait bien. »</w:t>
-      </w:r>
-    </w:p>
-    <w:p>
-      <w:pPr>
-        <w:spacing w:before="240" w:after="100"/>
-      </w:pPr>
-      <w:r>
-        <w:rPr>
-          <w:b/>
-          <w:bCs/>
-          <w:color w:val="5D4037"/>
-          <w:sz w:val="24"/>
-          <w:szCs w:val="24"/>
-        </w:rPr>
-        <w:t xml:space="preserve">(Le ton change — plus dur, plus net. Vous évoquez Léa.)</w:t>
-      </w:r>
-    </w:p>
-    <w:p>
-      <w:pPr>
-        <w:spacing w:before="240" w:after="100"/>
-      </w:pPr>
-      <w:r>
-        <w:rPr>
-          <w:b/>
-          <w:bCs/>
-          <w:color w:val="5D4037"/>
-          <w:sz w:val="24"/>
-          <w:szCs w:val="24"/>
-        </w:rPr>
-        <w:t xml:space="preserve">« Léa, il y a six mois, m’a écrit. Sa plume, reconnaissable. Chère Madame de la Grande Leuleu — voilà comment commençait sa lettre. Elle avait tout retrouvé : le village, le registre, la servante envolée. Dix mille livres, m’a-t-elle demandé. Puis dix mille encore. J’ai payé. J’aurais payé encore. »</w:t>
-      </w:r>
-    </w:p>
-    <w:p>
-      <w:pPr>
-        <w:spacing w:before="240" w:after="100"/>
-      </w:pPr>
-      <w:r>
-        <w:rPr>
-          <w:b/>
-          <w:bCs/>
-          <w:color w:val="5D4037"/>
-          <w:sz w:val="24"/>
-          <w:szCs w:val="24"/>
-        </w:rPr>
-        <w:t xml:space="preserve">« Avant-hier, sa dernière lettre est venue. Vous l’avez sous les yeux, ma chère Lady Chloé. Elle ne voulait plus de mon argent. Elle voulait — me défaire. Tout dire au Duc avant son départ. Et je lis ses propres mots : Théodorette est un homme d’honneur ; il mérite de connaître la femme qu’il aime — et non l’autre, celle qui en porte le nom comme un châle qui ne lui appartient pas. Cette ligne m’a fait pâlir. J’ai compris qu’aucune somme ne suffirait. Que si Léa parlait, je perdais Théodorette — et qu’à le perdre, je perdais le seul réel que j’eusse jamais possédé. »</w:t>
-      </w:r>
-    </w:p>
-    <w:p>
-      <w:pPr>
-        <w:spacing w:before="240" w:after="100"/>
-      </w:pPr>
-      <w:r>
-        <w:rPr>
-          <w:b/>
-          <w:bCs/>
-          <w:color w:val="5D4037"/>
-          <w:sz w:val="24"/>
-          <w:szCs w:val="24"/>
-        </w:rPr>
-        <w:t xml:space="preserve">« Alors — oui. Le bal de Lord Louis-Marc, la semaine d’avant, m’avait offert la digitaline ; je l’ai prise sans préméditation, par instinct, comme on glisse un bijou dans sa poche en sortant d’un dîner. Et au toast, ce matin — un faux pas, la coupe de Léa, la digitaline qui glisse. Je l’ai regardée rire à mon mot d’excuse. Et j’ai pensé : tu n’as plus que quarante minutes. »</w:t>
-      </w:r>
-    </w:p>
-    <w:p>
-      <w:pPr>
-        <w:spacing w:before="240" w:after="100"/>
-      </w:pPr>
-      <w:r>
-        <w:rPr>
-          <w:b/>
-          <w:bCs/>
-          <w:color w:val="5D4037"/>
-          <w:sz w:val="24"/>
-          <w:szCs w:val="24"/>
-        </w:rPr>
-        <w:t xml:space="preserve">(Long silence.)</w:t>
-      </w:r>
-    </w:p>
-    <w:p>
-      <w:pPr>
-        <w:spacing w:before="240" w:after="100"/>
-      </w:pPr>
-      <w:r>
-        <w:rPr>
-          <w:b/>
-          <w:bCs/>
-          <w:color w:val="5D4037"/>
-          <w:sz w:val="24"/>
-          <w:szCs w:val="24"/>
-        </w:rPr>
-        <w:t xml:space="preserve">« Vous savez le reste, vous l’avez démêlé : la migraine, la clef du tiroir, la dépendance, la lettre brûlée. La fiole glissée dans le manteau d’un caricaturiste pour brouiller. J’ai tout calculé. Mal — puisque vous êtes là. »</w:t>
-      </w:r>
-    </w:p>
-    <w:p>
-      <w:pPr>
-        <w:spacing w:before="240" w:after="100"/>
-      </w:pPr>
-      <w:r>
-        <w:rPr>
-          <w:b/>
-          <w:bCs/>
-          <w:color w:val="5D4037"/>
-          <w:sz w:val="24"/>
-          <w:szCs w:val="24"/>
-        </w:rPr>
-        <w:t xml:space="preserve">(Vous vous tournez lentement vers Mademoiselle Maëlys. Votre voix se brise — c’est le seul moment où elle se brise vraiment.)</w:t>
-      </w:r>
-    </w:p>
-    <w:p>
-      <w:pPr>
-        <w:spacing w:before="240" w:after="100"/>
-      </w:pPr>
-      <w:r>
-        <w:rPr>
-          <w:b/>
-          <w:bCs/>
-          <w:color w:val="5D4037"/>
-          <w:sz w:val="24"/>
-          <w:szCs w:val="24"/>
-        </w:rPr>
-        <w:t xml:space="preserve">« Mais s’il est quelque chose, dans tout ce que j’ai fait — et je n’en regrette pas grand-chose, voyez-vous, parce que regretter, c’est aimer ce qu’on a perdu —, s’il est quelque chose qui me brûle vraiment ce soir, c’est vous. »</w:t>
-      </w:r>
-    </w:p>
-    <w:p>
-      <w:pPr>
-        <w:spacing w:before="240" w:after="100"/>
-      </w:pPr>
-      <w:r>
-        <w:rPr>
-          <w:b/>
-          <w:bCs/>
-          <w:color w:val="5D4037"/>
-          <w:sz w:val="24"/>
-          <w:szCs w:val="24"/>
-        </w:rPr>
-        <w:t xml:space="preserve">« Vous, Mademoiselle. Camille Beauchamp. C’est votre vrai nom, je l’ignorais. J’ignorais qu’il y avait une nièce. J’ignorais qu’en prenant le prénom de votre tante, je vous prenais le vôtre — et avec lui la maison, les terres, le souvenir. Je ne savais pas qu’on avait écarté une enfant, là-bas, qu’on avait laissé porter le nom Bouchard à une petite héritière dépouillée. Léa — Léa savait. C’est pour cela qu’elle vous a fait inviter ce soir. C’était son dernier acte, et le plus juste. »</w:t>
-      </w:r>
-    </w:p>
-    <w:p>
-      <w:pPr>
-        <w:spacing w:before="240" w:after="100"/>
-      </w:pPr>
-      <w:r>
-        <w:rPr>
-          <w:b/>
-          <w:bCs/>
-          <w:color w:val="5D4037"/>
-          <w:sz w:val="24"/>
-          <w:szCs w:val="24"/>
-        </w:rPr>
-        <w:t xml:space="preserve">« Vous me regardez et vous voyez la femme qui a tué celle qui voulait vous rendre votre vie. Je le sais. Je l’accepte. Mais regardez-moi aussi, une seconde, comme ce que j’ai été : une enfant de quatorze ans dans une maison qui n’était pas la sienne, qui un matin a vu une porte ouverte sur une autre vie — et qui est entrée. Le pardon n’est pas à demander. Mais ce nom-là — Beauchamp — il est à vous. Reprenez-le. »</w:t>
-      </w:r>
-    </w:p>
-    <w:p>
-      <w:pPr>
-        <w:spacing w:before="240" w:after="100"/>
-      </w:pPr>
-      <w:r>
-        <w:rPr>
-          <w:b/>
-          <w:bCs/>
-          <w:color w:val="5D4037"/>
-          <w:sz w:val="24"/>
-          <w:szCs w:val="24"/>
-        </w:rPr>
-        <w:t xml:space="preserve">(Vous vous redressez. Le ton se reprend — la duchesse refait surface une dernière fois. La voix est calme.)</w:t>
-      </w:r>
-    </w:p>
-    <w:p>
-      <w:pPr>
-        <w:spacing w:before="240" w:after="100"/>
-      </w:pPr>
-      <w:r>
-        <w:rPr>
-          <w:b/>
-          <w:bCs/>
-          <w:color w:val="5D4037"/>
-          <w:sz w:val="24"/>
-          <w:szCs w:val="24"/>
-        </w:rPr>
-        <w:t xml:space="preserve">« Sir Amaury. Je vous demanderai une chambre fermée à clef jusqu’au matin. Théodorette — je voudrais le voir, seul, une heure. Lui parler, sous mon vrai nom, comme je n’ai jamais pu. Demain, les gendarmes feront ce qu’ils ont à faire ; je ne ferai aucune difficulté. »</w:t>
-      </w:r>
-    </w:p>
-    <w:p>
-      <w:pPr>
-        <w:spacing w:before="240" w:after="100"/>
-      </w:pPr>
-      <w:r>
-        <w:rPr>
-          <w:b/>
-          <w:bCs/>
-          <w:color w:val="5D4037"/>
-          <w:sz w:val="24"/>
-          <w:szCs w:val="24"/>
-        </w:rPr>
-        <w:t xml:space="preserve">« Pour Léa — qu’on l’enterre avec ce qu’elle a été : non pas une maître-chanteuse, ce qu’elle fut aussi, mais une romancière qui, à la dernière page de sa vie, écrivait pour réparer. C’est elle qui a gagné ce soir. »</w:t>
-      </w:r>
-    </w:p>
-    <w:p>
-      <w:pPr>
-        <w:spacing w:before="240" w:after="100"/>
-      </w:pPr>
-      <w:r>
-        <w:rPr>
-          <w:b/>
-          <w:bCs/>
-          <w:color w:val="5D4037"/>
-          <w:sz w:val="24"/>
-          <w:szCs w:val="24"/>
-        </w:rPr>
-        <w:t xml:space="preserve">(Vous reposez, sans hâte, l’acte de naissance sur la table — au-dessus de la lettre du 5 juin, comme on pose une couronne qu’on rend. Vous vous rasseyez, parfaitement droite. Le silence est total.)</w:t>
-      </w:r>
-    </w:p>
-    <w:p>
-      <w:pPr>
-        <w:spacing w:before="240" w:after="100"/>
-      </w:pPr>
-      <w:r>
-        <w:rPr>
-          <w:b/>
-          <w:bCs/>
-          <w:color w:val="5D4037"/>
-          <w:sz w:val="24"/>
-          <w:szCs w:val="24"/>
+        <w:spacing w:before="60" w:after="60" w:line="300" w:lineRule="auto"/>
+        <w:jc w:val="both"/>
+      </w:pPr>
+      <w:r>
+        <w:rPr>
+          <w:b/>
+          <w:bCs/>
+        </w:rPr>
+        <w:t xml:space="preserve">❧  LE MONOLOGUE FINAL — version brève, à jouer à l’oral  ❧</w:t>
+      </w:r>
+      <w:r>
+        <w:t xml:space="preserve"/>
+      </w:r>
+    </w:p>
+    <w:p>
+      <w:pPr>
+        <w:spacing w:before="60" w:after="60" w:line="300" w:lineRule="auto"/>
+        <w:jc w:val="both"/>
+      </w:pPr>
+      <w:r>
+        <w:rPr>
+          <w:b/>
+          <w:bCs/>
+        </w:rPr>
+        <w:t xml:space="preserve">(Indications de jeu — environ 2 minutes 30. Restez digne, voix basse. La voix tremble pour Théodorette ; elle se brise pour Maëlys ; elle se redresse pour la sortie. Pas d’éclat — c’est l’adieu d’une duchesse.)</w:t>
+      </w:r>
+      <w:r>
+        <w:t xml:space="preserve"/>
+      </w:r>
+    </w:p>
+    <w:p>
+      <w:pPr>
+        <w:spacing w:before="60" w:after="60" w:line="300" w:lineRule="auto"/>
+        <w:jc w:val="both"/>
+      </w:pPr>
+      <w:r>
+        <w:rPr>
+          <w:b/>
+          <w:bCs/>
+        </w:rPr>
+        <w:t xml:space="preserve">(Long silence. Vous regardez l’acte de naissance posé sur la table. Puis, d’une voix basse :)</w:t>
+      </w:r>
+      <w:r>
+        <w:t xml:space="preserve"/>
+      </w:r>
+    </w:p>
+    <w:p>
+      <w:pPr>
+        <w:spacing w:before="60" w:after="60" w:line="300" w:lineRule="auto"/>
+        <w:jc w:val="both"/>
+      </w:pPr>
+      <w:r>
+        <w:rPr>
+          <w:b/>
+          <w:bCs/>
+        </w:rPr>
+        <w:t xml:space="preserve">« Oui. C’est mon nom. Amandine Marguerite de la Grande Leuleu. Fille d’un sabotier. Pour la première fois depuis quinze ans, je le dis à voix haute. »</w:t>
+      </w:r>
+      <w:r>
+        <w:t xml:space="preserve"/>
+      </w:r>
+    </w:p>
+    <w:p>
+      <w:pPr>
+        <w:spacing w:before="60" w:after="60" w:line="300" w:lineRule="auto"/>
+        <w:jc w:val="both"/>
+      </w:pPr>
+      <w:r>
+        <w:rPr>
+          <w:b/>
+          <w:bCs/>
+        </w:rPr>
+        <w:t xml:space="preserve">« J’étais servante chez les Beauchamp à quatorze ans. En mai 1910, Mademoiselle Amandinette est morte d’une fièvre — j’étais seule à son chevet. Puis j’ai vu, sur sa coiffeuse, le carton d’invitation au bal des Parisette, et sa robe dans l’armoire. Personne, à Paris, ne connaissait son visage. Je suis entrée à sa place. »</w:t>
+      </w:r>
+      <w:r>
+        <w:t xml:space="preserve"/>
+      </w:r>
+    </w:p>
+    <w:p>
+      <w:pPr>
+        <w:spacing w:before="60" w:after="60" w:line="300" w:lineRule="auto"/>
+        <w:jc w:val="both"/>
+      </w:pPr>
+      <w:r>
+        <w:rPr>
+          <w:b/>
+          <w:bCs/>
+        </w:rPr>
+        <w:t xml:space="preserve">(La voix tremble.)</w:t>
+      </w:r>
+      <w:r>
+        <w:t xml:space="preserve"/>
+      </w:r>
+    </w:p>
+    <w:p>
+      <w:pPr>
+        <w:spacing w:before="60" w:after="60" w:line="300" w:lineRule="auto"/>
+        <w:jc w:val="both"/>
+      </w:pPr>
+      <w:r>
+        <w:rPr>
+          <w:b/>
+          <w:bCs/>
+        </w:rPr>
+        <w:t xml:space="preserve">« Théodorette est la seule chose, en quinze ans, que je n’aie pas volée. Je l’ai épousé sous un faux nom — mais je l’ai aimé sous le mien. »</w:t>
+      </w:r>
+      <w:r>
+        <w:t xml:space="preserve"/>
+      </w:r>
+    </w:p>
+    <w:p>
+      <w:pPr>
+        <w:spacing w:before="60" w:after="60" w:line="300" w:lineRule="auto"/>
+        <w:jc w:val="both"/>
+      </w:pPr>
+      <w:r>
+        <w:rPr>
+          <w:b/>
+          <w:bCs/>
+        </w:rPr>
+        <w:t xml:space="preserve">(Le ton se durcit.)</w:t>
+      </w:r>
+      <w:r>
+        <w:t xml:space="preserve"/>
+      </w:r>
+    </w:p>
+    <w:p>
+      <w:pPr>
+        <w:spacing w:before="60" w:after="60" w:line="300" w:lineRule="auto"/>
+        <w:jc w:val="both"/>
+      </w:pPr>
+      <w:r>
+        <w:rPr>
+          <w:b/>
+          <w:bCs/>
+        </w:rPr>
+        <w:t xml:space="preserve">« Léa savait tout, depuis six mois. J’ai payé deux fois. Hier soir, sa dernière lettre m’annonçait qu’elle parlerait à Théodorette ce week-end. Aucune somme ne suffirait plus. Au toast, ce matin — un faux pas, sa coupe, la digitaline. Je l’ai regardée rire. J’ai pensé : tu n’as plus que quarante minutes. »</w:t>
+      </w:r>
+      <w:r>
+        <w:t xml:space="preserve"/>
+      </w:r>
+    </w:p>
+    <w:p>
+      <w:pPr>
+        <w:spacing w:before="60" w:after="60" w:line="300" w:lineRule="auto"/>
+        <w:jc w:val="both"/>
+      </w:pPr>
+      <w:r>
+        <w:rPr>
+          <w:b/>
+          <w:bCs/>
+        </w:rPr>
+        <w:t xml:space="preserve">(Vous vous tournez vers Maëlys. Voix qui se brise.)</w:t>
+      </w:r>
+      <w:r>
+        <w:t xml:space="preserve"/>
+      </w:r>
+    </w:p>
+    <w:p>
+      <w:pPr>
+        <w:spacing w:before="60" w:after="60" w:line="300" w:lineRule="auto"/>
+        <w:jc w:val="both"/>
+      </w:pPr>
+      <w:r>
+        <w:rPr>
+          <w:b/>
+          <w:bCs/>
+        </w:rPr>
+        <w:t xml:space="preserve">« Camille Beauchamp. C’est votre vrai nom, Mademoiselle — je l’ignorais. En prenant le prénom de votre tante, je vous prenais le vôtre. Léa savait. C’est pour cela qu’elle vous a fait inviter ce soir. Ce nom-là — Beauchamp — il est à vous. Reprenez-le. »</w:t>
+      </w:r>
+      <w:r>
+        <w:t xml:space="preserve"/>
+      </w:r>
+    </w:p>
+    <w:p>
+      <w:pPr>
+        <w:spacing w:before="60" w:after="60" w:line="300" w:lineRule="auto"/>
+        <w:jc w:val="both"/>
+      </w:pPr>
+      <w:r>
+        <w:rPr>
+          <w:b/>
+          <w:bCs/>
+        </w:rPr>
+        <w:t xml:space="preserve">(Vous vous redressez. La duchesse refait surface une dernière fois.)</w:t>
+      </w:r>
+      <w:r>
+        <w:t xml:space="preserve"/>
+      </w:r>
+    </w:p>
+    <w:p>
+      <w:pPr>
+        <w:spacing w:before="60" w:after="60" w:line="300" w:lineRule="auto"/>
+        <w:jc w:val="both"/>
+      </w:pPr>
+      <w:r>
+        <w:rPr>
+          <w:b/>
+          <w:bCs/>
+        </w:rPr>
+        <w:t xml:space="preserve">« Sir Amaury. Une chambre fermée à clef jusqu’au matin. Théodorette — je voudrais le voir, seul, une heure. Lui parler sous mon vrai nom. Demain, les gendarmes feront ce qu’ils ont à faire. »</w:t>
+      </w:r>
+      <w:r>
+        <w:t xml:space="preserve"/>
+      </w:r>
+    </w:p>
+    <w:p>
+      <w:pPr>
+        <w:spacing w:before="60" w:after="60" w:line="300" w:lineRule="auto"/>
+        <w:jc w:val="both"/>
+      </w:pPr>
+      <w:r>
+        <w:rPr>
+          <w:b/>
+          <w:bCs/>
+        </w:rPr>
+        <w:t xml:space="preserve">« Pour Léa — qu’on l’enterre avec ce qu’elle a été : non pas une maître-chanteuse, mais une romancière qui, à la dernière page, écrivait pour réparer. C’est elle qui a gagné ce soir. »</w:t>
+      </w:r>
+      <w:r>
+        <w:t xml:space="preserve"/>
+      </w:r>
+    </w:p>
+    <w:p>
+      <w:pPr>
+        <w:spacing w:before="60" w:after="60" w:line="300" w:lineRule="auto"/>
+        <w:jc w:val="both"/>
+      </w:pPr>
+      <w:r>
+        <w:rPr>
+          <w:b/>
+          <w:bCs/>
+        </w:rPr>
+        <w:t xml:space="preserve">(Vous reposez l’acte de naissance sur la table — comme on pose une couronne qu’on rend. Silence total.)</w:t>
+      </w:r>
+      <w:r>
+        <w:t xml:space="preserve"/>
+      </w:r>
+    </w:p>
+    <w:p>
+      <w:pPr>
+        <w:spacing w:before="60" w:after="60" w:line="300" w:lineRule="auto"/>
+        <w:jc w:val="both"/>
+      </w:pPr>
+      <w:r>
+        <w:rPr>
+          <w:b/>
+          <w:bCs/>
         </w:rPr>
         <w:t xml:space="preserve">« Lady Chloé — vous avez la plus belle plume du soir. Servez-vous-en juste. »</w:t>
       </w:r>
-    </w:p>
-    <w:p>
-      <w:pPr>
-        <w:spacing w:before="240" w:after="100"/>
-      </w:pPr>
-      <w:r>
-        <w:rPr>
-          <w:b/>
-          <w:bCs/>
-          <w:color w:val="5D4037"/>
-          <w:sz w:val="24"/>
-          <w:szCs w:val="24"/>
-        </w:rPr>
-        <w:t xml:space="preserve">❧  VARIANTES BRÈVES (si la table préfère raccourcir)  ❧</w:t>
-      </w:r>
-    </w:p>
-    <w:p>
-      <w:pPr>
-        <w:spacing w:before="240" w:after="100"/>
-      </w:pPr>
-      <w:r>
-        <w:rPr>
-          <w:b/>
-          <w:bCs/>
-          <w:color w:val="5D4037"/>
-          <w:sz w:val="24"/>
-          <w:szCs w:val="24"/>
-        </w:rPr>
-        <w:t xml:space="preserve">Si le monologue intégral paraît trop long pour votre table, gardez au minimum quatre paliers : l’aveu (« Oui. C’est mon nom. Amandine Marguerite de la Grande Leuleu… »), l’amour (« Théodorette est la seule chose que je n’aie pas volée… »), le remords (« Camille Beauchamp. C’est votre vrai nom, je l’ignorais… »), la dignité (« Sir Amaury, je vous demanderai une chambre fermée à clef jusqu’au matin… »).</w:t>
+      <w:r>
+        <w:t xml:space="preserve"/>
       </w:r>
     </w:p>
     <w:p>
